--- a/06-学生侧材料/讲义/有机化学/有机化学基础.docx
+++ b/06-学生侧材料/讲义/有机化学/有机化学基础.docx
@@ -4418,123 +4418,123 @@
       <w:r>
         <w:rPr>
           <w:rStyle w:val="VerbatimChar"/>
-          <w:rFonts w:ascii="Times New Roman" w:hAnsi="Times New Roman" w:eastAsia="Times New Roman" w:cs="Times New Roman"/>
+          <w:rFonts w:ascii="SimSun" w:hAnsi="SimSun" w:eastAsia="SimSun" w:cs="SimSun"/>
         </w:rPr>
         <w:t xml:space="preserve">  </w:t>
       </w:r>
       <w:r>
         <w:rPr>
           <w:rStyle w:val="VerbatimChar"/>
-          <w:rFonts w:hint="eastAsia" w:ascii="Times New Roman" w:hAnsi="Times New Roman" w:eastAsia="FangSong" w:cs="Times New Roman"/>
+          <w:rFonts w:ascii="SimSun" w:hAnsi="SimSun" w:eastAsia="SimSun" w:cs="SimSun"/>
         </w:rPr>
         <w:t xml:space="preserve">分子式</w:t>
       </w:r>
       <w:r>
         <w:rPr>
           <w:rStyle w:val="VerbatimChar"/>
-          <w:rFonts w:ascii="Times New Roman" w:hAnsi="Times New Roman" w:eastAsia="Times New Roman" w:cs="Times New Roman"/>
+          <w:rFonts w:ascii="SimSun" w:hAnsi="SimSun" w:eastAsia="SimSun" w:cs="SimSun"/>
         </w:rPr>
         <w:t xml:space="preserve">    C3H8O</w:t>
       </w:r>
       <w:r>
         <w:rPr>
-          <w:rFonts w:ascii="Times New Roman" w:hAnsi="Times New Roman" w:eastAsia="Times New Roman" w:cs="Times New Roman"/>
+          <w:rFonts w:ascii="SimSun" w:hAnsi="SimSun" w:eastAsia="SimSun" w:cs="SimSun"/>
         </w:rPr>
         <w:br/>
       </w:r>
       <w:r>
         <w:rPr>
           <w:rStyle w:val="VerbatimChar"/>
-          <w:rFonts w:ascii="Times New Roman" w:hAnsi="Times New Roman" w:eastAsia="Times New Roman" w:cs="Times New Roman"/>
+          <w:rFonts w:ascii="SimSun" w:hAnsi="SimSun" w:eastAsia="SimSun" w:cs="SimSun"/>
         </w:rPr>
         <w:t xml:space="preserve">  </w:t>
       </w:r>
       <w:r>
         <w:rPr>
           <w:rStyle w:val="VerbatimChar"/>
-          <w:rFonts w:hint="eastAsia" w:ascii="Times New Roman" w:hAnsi="Times New Roman" w:eastAsia="FangSong" w:cs="Times New Roman"/>
+          <w:rFonts w:ascii="SimSun" w:hAnsi="SimSun" w:eastAsia="SimSun" w:cs="SimSun"/>
         </w:rPr>
         <w:t xml:space="preserve">结构式</w:t>
       </w:r>
       <w:r>
         <w:rPr>
           <w:rStyle w:val="VerbatimChar"/>
-          <w:rFonts w:ascii="Times New Roman" w:hAnsi="Times New Roman" w:eastAsia="Times New Roman" w:cs="Times New Roman"/>
+          <w:rFonts w:ascii="SimSun" w:hAnsi="SimSun" w:eastAsia="SimSun" w:cs="SimSun"/>
         </w:rPr>
         <w:t xml:space="preserve">    CH3-CH2-CH2-OH</w:t>
       </w:r>
       <w:r>
         <w:rPr>
-          <w:rFonts w:ascii="Times New Roman" w:hAnsi="Times New Roman" w:eastAsia="Times New Roman" w:cs="Times New Roman"/>
+          <w:rFonts w:ascii="SimSun" w:hAnsi="SimSun" w:eastAsia="SimSun" w:cs="SimSun"/>
         </w:rPr>
         <w:br/>
       </w:r>
       <w:r>
         <w:rPr>
           <w:rStyle w:val="VerbatimChar"/>
-          <w:rFonts w:ascii="Times New Roman" w:hAnsi="Times New Roman" w:eastAsia="Times New Roman" w:cs="Times New Roman"/>
+          <w:rFonts w:ascii="SimSun" w:hAnsi="SimSun" w:eastAsia="SimSun" w:cs="SimSun"/>
         </w:rPr>
         <w:t xml:space="preserve">  </w:t>
       </w:r>
       <w:r>
         <w:rPr>
           <w:rStyle w:val="VerbatimChar"/>
-          <w:rFonts w:hint="eastAsia" w:ascii="Times New Roman" w:hAnsi="Times New Roman" w:eastAsia="FangSong" w:cs="Times New Roman"/>
+          <w:rFonts w:ascii="SimSun" w:hAnsi="SimSun" w:eastAsia="SimSun" w:cs="SimSun"/>
         </w:rPr>
         <w:t xml:space="preserve">结构简式</w:t>
       </w:r>
       <w:r>
         <w:rPr>
           <w:rStyle w:val="VerbatimChar"/>
-          <w:rFonts w:ascii="Times New Roman" w:hAnsi="Times New Roman" w:eastAsia="Times New Roman" w:cs="Times New Roman"/>
+          <w:rFonts w:ascii="SimSun" w:hAnsi="SimSun" w:eastAsia="SimSun" w:cs="SimSun"/>
         </w:rPr>
         <w:t xml:space="preserve">  CH3CH2CH2OH</w:t>
       </w:r>
       <w:r>
         <w:rPr>
-          <w:rFonts w:ascii="Times New Roman" w:hAnsi="Times New Roman" w:eastAsia="Times New Roman" w:cs="Times New Roman"/>
+          <w:rFonts w:ascii="SimSun" w:hAnsi="SimSun" w:eastAsia="SimSun" w:cs="SimSun"/>
         </w:rPr>
         <w:br/>
       </w:r>
       <w:r>
         <w:rPr>
           <w:rStyle w:val="VerbatimChar"/>
-          <w:rFonts w:ascii="Times New Roman" w:hAnsi="Times New Roman" w:eastAsia="Times New Roman" w:cs="Times New Roman"/>
+          <w:rFonts w:ascii="SimSun" w:hAnsi="SimSun" w:eastAsia="SimSun" w:cs="SimSun"/>
         </w:rPr>
         <w:t xml:space="preserve">  </w:t>
       </w:r>
       <w:r>
         <w:rPr>
           <w:rStyle w:val="VerbatimChar"/>
-          <w:rFonts w:hint="eastAsia" w:ascii="Times New Roman" w:hAnsi="Times New Roman" w:eastAsia="FangSong" w:cs="Times New Roman"/>
+          <w:rFonts w:ascii="SimSun" w:hAnsi="SimSun" w:eastAsia="SimSun" w:cs="SimSun"/>
         </w:rPr>
         <w:t xml:space="preserve">键线式</w:t>
       </w:r>
       <w:r>
         <w:rPr>
           <w:rStyle w:val="VerbatimChar"/>
-          <w:rFonts w:ascii="Times New Roman" w:hAnsi="Times New Roman" w:eastAsia="Times New Roman" w:cs="Times New Roman"/>
+          <w:rFonts w:ascii="SimSun" w:hAnsi="SimSun" w:eastAsia="SimSun" w:cs="SimSun"/>
         </w:rPr>
         <w:t xml:space="preserve">    \/\/\/\-OH   </w:t>
       </w:r>
       <w:r>
         <w:rPr>
           <w:rStyle w:val="VerbatimChar"/>
-          <w:rFonts w:hint="eastAsia" w:ascii="Times New Roman" w:hAnsi="Times New Roman" w:eastAsia="Times New Roman" w:cs="Times New Roman"/>
+          <w:rFonts w:ascii="SimSun" w:hAnsi="SimSun" w:eastAsia="SimSun" w:cs="SimSun"/>
         </w:rPr>
         <w:t>(</w:t>
       </w:r>
       <w:r>
         <w:rPr>
           <w:rStyle w:val="VerbatimChar"/>
-          <w:rFonts w:hint="eastAsia" w:ascii="Times New Roman" w:hAnsi="Times New Roman" w:eastAsia="FangSong" w:cs="Times New Roman"/>
+          <w:rFonts w:ascii="SimSun" w:hAnsi="SimSun" w:eastAsia="SimSun" w:cs="SimSun"/>
         </w:rPr>
         <w:t>折线的每个端点与拐角都是一个碳</w:t>
       </w:r>
       <w:r>
         <w:rPr>
           <w:rStyle w:val="VerbatimChar"/>
-          <w:rFonts w:hint="eastAsia" w:ascii="Times New Roman" w:hAnsi="Times New Roman" w:eastAsia="Times New Roman" w:cs="Times New Roman"/>
+          <w:rFonts w:ascii="SimSun" w:hAnsi="SimSun" w:eastAsia="SimSun" w:cs="SimSun"/>
         </w:rPr>
         <w:t>)</w:t>
       </w:r>
@@ -4626,59 +4626,59 @@
       <w:r>
         <w:rPr>
           <w:rStyle w:val="VerbatimChar"/>
-          <w:rFonts w:ascii="Times New Roman" w:hAnsi="Times New Roman" w:eastAsia="Times New Roman" w:cs="Times New Roman"/>
+          <w:rFonts w:ascii="SimSun" w:hAnsi="SimSun" w:eastAsia="SimSun" w:cs="SimSun"/>
         </w:rPr>
         <w:t xml:space="preserve">     /\</w:t>
       </w:r>
       <w:r>
         <w:rPr>
-          <w:rFonts w:ascii="Times New Roman" w:hAnsi="Times New Roman" w:eastAsia="Times New Roman" w:cs="Times New Roman"/>
+          <w:rFonts w:ascii="SimSun" w:hAnsi="SimSun" w:eastAsia="SimSun" w:cs="SimSun"/>
         </w:rPr>
         <w:br/>
       </w:r>
       <w:r>
         <w:rPr>
           <w:rStyle w:val="VerbatimChar"/>
-          <w:rFonts w:ascii="Times New Roman" w:hAnsi="Times New Roman" w:eastAsia="Times New Roman" w:cs="Times New Roman"/>
+          <w:rFonts w:ascii="SimSun" w:hAnsi="SimSun" w:eastAsia="SimSun" w:cs="SimSun"/>
         </w:rPr>
         <w:t xml:space="preserve">    /  \</w:t>
       </w:r>
       <w:r>
         <w:rPr>
-          <w:rFonts w:ascii="Times New Roman" w:hAnsi="Times New Roman" w:eastAsia="Times New Roman" w:cs="Times New Roman"/>
+          <w:rFonts w:ascii="SimSun" w:hAnsi="SimSun" w:eastAsia="SimSun" w:cs="SimSun"/>
         </w:rPr>
         <w:br/>
       </w:r>
       <w:r>
         <w:rPr>
           <w:rStyle w:val="VerbatimChar"/>
-          <w:rFonts w:ascii="Times New Roman" w:hAnsi="Times New Roman" w:eastAsia="Times New Roman" w:cs="Times New Roman"/>
+          <w:rFonts w:ascii="SimSun" w:hAnsi="SimSun" w:eastAsia="SimSun" w:cs="SimSun"/>
         </w:rPr>
         <w:t xml:space="preserve">   |    |</w:t>
       </w:r>
       <w:r>
         <w:rPr>
-          <w:rFonts w:ascii="Times New Roman" w:hAnsi="Times New Roman" w:eastAsia="Times New Roman" w:cs="Times New Roman"/>
+          <w:rFonts w:ascii="SimSun" w:hAnsi="SimSun" w:eastAsia="SimSun" w:cs="SimSun"/>
         </w:rPr>
         <w:br/>
       </w:r>
       <w:r>
         <w:rPr>
           <w:rStyle w:val="VerbatimChar"/>
-          <w:rFonts w:ascii="Times New Roman" w:hAnsi="Times New Roman" w:eastAsia="Times New Roman" w:cs="Times New Roman"/>
+          <w:rFonts w:ascii="SimSun" w:hAnsi="SimSun" w:eastAsia="SimSun" w:cs="SimSun"/>
         </w:rPr>
         <w:t xml:space="preserve">    \  /</w:t>
       </w:r>
       <w:r>
         <w:rPr>
-          <w:rFonts w:ascii="Times New Roman" w:hAnsi="Times New Roman" w:eastAsia="Times New Roman" w:cs="Times New Roman"/>
+          <w:rFonts w:ascii="SimSun" w:hAnsi="SimSun" w:eastAsia="SimSun" w:cs="SimSun"/>
         </w:rPr>
         <w:br/>
       </w:r>
       <w:r>
         <w:rPr>
           <w:rStyle w:val="VerbatimChar"/>
-          <w:rFonts w:ascii="Times New Roman" w:hAnsi="Times New Roman" w:eastAsia="Times New Roman" w:cs="Times New Roman"/>
+          <w:rFonts w:ascii="SimSun" w:hAnsi="SimSun" w:eastAsia="SimSun" w:cs="SimSun"/>
         </w:rPr>
         <w:t xml:space="preserve">     \/</w:t>
       </w:r>
@@ -16151,14 +16151,14 @@
       <w:r>
         <w:rPr>
           <w:rStyle w:val="VerbatimChar"/>
-          <w:rFonts w:ascii="Times New Roman" w:hAnsi="Times New Roman" w:eastAsia="Times New Roman" w:cs="Times New Roman"/>
+          <w:rFonts w:ascii="SimSun" w:hAnsi="SimSun" w:eastAsia="SimSun" w:cs="SimSun"/>
         </w:rPr>
         <w:t xml:space="preserve">    O</w:t>
       </w:r>
       <w:r>
         <w:rPr>
           <w:rStyle w:val="VerbatimChar"/>
-          <w:rFonts w:ascii="Times New Roman" w:hAnsi="Times New Roman" w:eastAsia="Times New Roman" w:cs="Times New Roman"/>
+          <w:rFonts w:ascii="SimSun" w:hAnsi="SimSun" w:eastAsia="SimSun" w:cs="SimSun"/>
           <w:vertAlign w:val="superscript"/>
         </w:rPr>
         <w:t>-</w:t>
@@ -16166,66 +16166,66 @@
       <w:r>
         <w:rPr>
           <w:rStyle w:val="VerbatimChar"/>
-          <w:rFonts w:ascii="Times New Roman" w:hAnsi="Times New Roman" w:eastAsia="Times New Roman" w:cs="Times New Roman"/>
+          <w:rFonts w:ascii="SimSun" w:hAnsi="SimSun" w:eastAsia="SimSun" w:cs="SimSun"/>
         </w:rPr>
         <w:t xml:space="preserve">               O</w:t>
       </w:r>
       <w:r>
         <w:rPr>
-          <w:rFonts w:ascii="Times New Roman" w:hAnsi="Times New Roman" w:eastAsia="Times New Roman" w:cs="Times New Roman"/>
+          <w:rFonts w:ascii="SimSun" w:hAnsi="SimSun" w:eastAsia="SimSun" w:cs="SimSun"/>
         </w:rPr>
         <w:br/>
       </w:r>
       <w:r>
         <w:rPr>
           <w:rStyle w:val="VerbatimChar"/>
-          <w:rFonts w:ascii="Times New Roman" w:hAnsi="Times New Roman" w:eastAsia="Times New Roman" w:cs="Times New Roman"/>
+          <w:rFonts w:ascii="SimSun" w:hAnsi="SimSun" w:eastAsia="SimSun" w:cs="SimSun"/>
         </w:rPr>
         <w:t xml:space="preserve">    |                |</w:t>
       </w:r>
       <w:r>
         <w:rPr>
-          <w:rFonts w:ascii="Times New Roman" w:hAnsi="Times New Roman" w:eastAsia="Times New Roman" w:cs="Times New Roman"/>
+          <w:rFonts w:ascii="SimSun" w:hAnsi="SimSun" w:eastAsia="SimSun" w:cs="SimSun"/>
         </w:rPr>
         <w:br/>
       </w:r>
       <w:r>
         <w:rPr>
           <w:rStyle w:val="VerbatimChar"/>
-          <w:rFonts w:ascii="Times New Roman" w:hAnsi="Times New Roman" w:eastAsia="Times New Roman" w:cs="Times New Roman"/>
+          <w:rFonts w:ascii="SimSun" w:hAnsi="SimSun" w:eastAsia="SimSun" w:cs="SimSun"/>
         </w:rPr>
         <w:t xml:space="preserve">R—C        ⟷        R—C</w:t>
       </w:r>
       <w:r>
         <w:rPr>
-          <w:rFonts w:ascii="Times New Roman" w:hAnsi="Times New Roman" w:eastAsia="Times New Roman" w:cs="Times New Roman"/>
+          <w:rFonts w:ascii="SimSun" w:hAnsi="SimSun" w:eastAsia="SimSun" w:cs="SimSun"/>
         </w:rPr>
         <w:br/>
       </w:r>
       <w:r>
         <w:rPr>
           <w:rStyle w:val="VerbatimChar"/>
-          <w:rFonts w:ascii="Times New Roman" w:hAnsi="Times New Roman" w:eastAsia="Times New Roman" w:cs="Times New Roman"/>
+          <w:rFonts w:ascii="SimSun" w:hAnsi="SimSun" w:eastAsia="SimSun" w:cs="SimSun"/>
         </w:rPr>
         <w:t xml:space="preserve">    \\               \\</w:t>
       </w:r>
       <w:r>
         <w:rPr>
-          <w:rFonts w:ascii="Times New Roman" w:hAnsi="Times New Roman" w:eastAsia="Times New Roman" w:cs="Times New Roman"/>
+          <w:rFonts w:ascii="SimSun" w:hAnsi="SimSun" w:eastAsia="SimSun" w:cs="SimSun"/>
         </w:rPr>
         <w:br/>
       </w:r>
       <w:r>
         <w:rPr>
           <w:rStyle w:val="VerbatimChar"/>
-          <w:rFonts w:ascii="Times New Roman" w:hAnsi="Times New Roman" w:eastAsia="Times New Roman" w:cs="Times New Roman"/>
+          <w:rFonts w:ascii="SimSun" w:hAnsi="SimSun" w:eastAsia="SimSun" w:cs="SimSun"/>
         </w:rPr>
         <w:t xml:space="preserve">    O                O</w:t>
       </w:r>
       <w:r>
         <w:rPr>
           <w:rStyle w:val="VerbatimChar"/>
-          <w:rFonts w:ascii="Times New Roman" w:hAnsi="Times New Roman" w:eastAsia="Times New Roman" w:cs="Times New Roman"/>
+          <w:rFonts w:ascii="SimSun" w:hAnsi="SimSun" w:eastAsia="SimSun" w:cs="SimSun"/>
           <w:vertAlign w:val="superscript"/>
         </w:rPr>
         <w:t>-</w:t>
@@ -21652,158 +21652,158 @@
       <w:r>
         <w:rPr>
           <w:rStyle w:val="VerbatimChar"/>
-          <w:rFonts w:hint="eastAsia" w:ascii="Times New Roman" w:hAnsi="Times New Roman" w:eastAsia="FangSong" w:cs="Times New Roman"/>
+          <w:rFonts w:ascii="SimSun" w:hAnsi="SimSun" w:eastAsia="SimSun" w:cs="SimSun"/>
         </w:rPr>
         <w:t xml:space="preserve">比较两个酸的强度</w:t>
       </w:r>
       <w:r>
         <w:rPr>
-          <w:rFonts w:ascii="Times New Roman" w:hAnsi="Times New Roman" w:eastAsia="Times New Roman" w:cs="Times New Roman"/>
+          <w:rFonts w:ascii="SimSun" w:hAnsi="SimSun" w:eastAsia="SimSun" w:cs="SimSun"/>
         </w:rPr>
         <w:br/>
       </w:r>
       <w:r>
         <w:rPr>
           <w:rStyle w:val="VerbatimChar"/>
-          <w:rFonts w:ascii="Times New Roman" w:hAnsi="Times New Roman" w:eastAsia="Times New Roman" w:cs="Times New Roman"/>
+          <w:rFonts w:ascii="SimSun" w:hAnsi="SimSun" w:eastAsia="SimSun" w:cs="SimSun"/>
         </w:rPr>
         <w:t xml:space="preserve">├── </w:t>
       </w:r>
       <w:r>
         <w:rPr>
           <w:rStyle w:val="VerbatimChar"/>
-          <w:rFonts w:hint="eastAsia" w:ascii="Times New Roman" w:hAnsi="Times New Roman" w:eastAsia="FangSong" w:cs="Times New Roman"/>
+          <w:rFonts w:ascii="SimSun" w:hAnsi="SimSun" w:eastAsia="SimSun" w:cs="SimSun"/>
         </w:rPr>
         <w:t>第一步</w:t>
       </w:r>
       <w:r>
         <w:rPr>
           <w:rStyle w:val="VerbatimChar"/>
-          <w:rFonts w:hint="eastAsia" w:ascii="Times New Roman" w:hAnsi="Times New Roman" w:eastAsia="Times New Roman" w:cs="Times New Roman"/>
+          <w:rFonts w:ascii="SimSun" w:hAnsi="SimSun" w:eastAsia="SimSun" w:cs="SimSun"/>
         </w:rPr>
         <w:t>：</w:t>
       </w:r>
       <w:r>
         <w:rPr>
           <w:rStyle w:val="VerbatimChar"/>
-          <w:rFonts w:hint="eastAsia" w:ascii="Times New Roman" w:hAnsi="Times New Roman" w:eastAsia="FangSong" w:cs="Times New Roman"/>
+          <w:rFonts w:ascii="SimSun" w:hAnsi="SimSun" w:eastAsia="SimSun" w:cs="SimSun"/>
         </w:rPr>
         <w:t>看解离后负电荷的稳定性</w:t>
       </w:r>
       <w:r>
         <w:rPr>
-          <w:rFonts w:ascii="Times New Roman" w:hAnsi="Times New Roman" w:eastAsia="Times New Roman" w:cs="Times New Roman"/>
+          <w:rFonts w:ascii="SimSun" w:hAnsi="SimSun" w:eastAsia="SimSun" w:cs="SimSun"/>
         </w:rPr>
         <w:br/>
       </w:r>
       <w:r>
         <w:rPr>
           <w:rStyle w:val="VerbatimChar"/>
-          <w:rFonts w:ascii="Times New Roman" w:hAnsi="Times New Roman" w:eastAsia="Times New Roman" w:cs="Times New Roman"/>
+          <w:rFonts w:ascii="SimSun" w:hAnsi="SimSun" w:eastAsia="SimSun" w:cs="SimSun"/>
         </w:rPr>
         <w:t xml:space="preserve">│   ├── </w:t>
       </w:r>
       <w:r>
         <w:rPr>
           <w:rStyle w:val="VerbatimChar"/>
-          <w:rFonts w:hint="eastAsia" w:ascii="Times New Roman" w:hAnsi="Times New Roman" w:eastAsia="FangSong" w:cs="Times New Roman"/>
+          <w:rFonts w:ascii="SimSun" w:hAnsi="SimSun" w:eastAsia="SimSun" w:cs="SimSun"/>
         </w:rPr>
         <w:t xml:space="preserve">共轭能使负电荷分散</w:t>
       </w:r>
       <w:r>
         <w:rPr>
           <w:rStyle w:val="VerbatimChar"/>
-          <w:rFonts w:ascii="Times New Roman" w:hAnsi="Times New Roman" w:eastAsia="Times New Roman" w:cs="Times New Roman"/>
+          <w:rFonts w:ascii="SimSun" w:hAnsi="SimSun" w:eastAsia="SimSun" w:cs="SimSun"/>
         </w:rPr>
         <w:t xml:space="preserve"> → </w:t>
       </w:r>
       <w:r>
         <w:rPr>
           <w:rStyle w:val="VerbatimChar"/>
-          <w:rFonts w:hint="eastAsia" w:ascii="Times New Roman" w:hAnsi="Times New Roman" w:eastAsia="FangSong" w:cs="Times New Roman"/>
+          <w:rFonts w:ascii="SimSun" w:hAnsi="SimSun" w:eastAsia="SimSun" w:cs="SimSun"/>
         </w:rPr>
         <w:t>酸性更强</w:t>
       </w:r>
       <w:r>
         <w:rPr>
           <w:rStyle w:val="VerbatimChar"/>
-          <w:rFonts w:hint="eastAsia" w:ascii="Times New Roman" w:hAnsi="Times New Roman" w:eastAsia="Times New Roman" w:cs="Times New Roman"/>
+          <w:rFonts w:ascii="SimSun" w:hAnsi="SimSun" w:eastAsia="SimSun" w:cs="SimSun"/>
         </w:rPr>
         <w:t>（</w:t>
       </w:r>
       <w:r>
         <w:rPr>
           <w:rStyle w:val="VerbatimChar"/>
-          <w:rFonts w:hint="eastAsia" w:ascii="Times New Roman" w:hAnsi="Times New Roman" w:eastAsia="FangSong" w:cs="Times New Roman"/>
+          <w:rFonts w:ascii="SimSun" w:hAnsi="SimSun" w:eastAsia="SimSun" w:cs="SimSun"/>
         </w:rPr>
         <w:t>苯酚</w:t>
       </w:r>
       <w:r>
         <w:rPr>
           <w:rStyle w:val="VerbatimChar"/>
-          <w:rFonts w:hint="eastAsia" w:ascii="Times New Roman" w:hAnsi="Times New Roman" w:eastAsia="Times New Roman" w:cs="Times New Roman"/>
+          <w:rFonts w:ascii="SimSun" w:hAnsi="SimSun" w:eastAsia="SimSun" w:cs="SimSun"/>
         </w:rPr>
         <w:t>&gt;</w:t>
       </w:r>
       <w:r>
         <w:rPr>
           <w:rStyle w:val="VerbatimChar"/>
-          <w:rFonts w:hint="eastAsia" w:ascii="Times New Roman" w:hAnsi="Times New Roman" w:eastAsia="FangSong" w:cs="Times New Roman"/>
+          <w:rFonts w:ascii="SimSun" w:hAnsi="SimSun" w:eastAsia="SimSun" w:cs="SimSun"/>
         </w:rPr>
         <w:t>环己醇</w:t>
       </w:r>
       <w:r>
         <w:rPr>
           <w:rStyle w:val="VerbatimChar"/>
-          <w:rFonts w:hint="eastAsia" w:ascii="Times New Roman" w:hAnsi="Times New Roman" w:eastAsia="Times New Roman" w:cs="Times New Roman"/>
+          <w:rFonts w:ascii="SimSun" w:hAnsi="SimSun" w:eastAsia="SimSun" w:cs="SimSun"/>
         </w:rPr>
         <w:t>）</w:t>
       </w:r>
       <w:r>
         <w:rPr>
-          <w:rFonts w:ascii="Times New Roman" w:hAnsi="Times New Roman" w:eastAsia="Times New Roman" w:cs="Times New Roman"/>
+          <w:rFonts w:ascii="SimSun" w:hAnsi="SimSun" w:eastAsia="SimSun" w:cs="SimSun"/>
         </w:rPr>
         <w:br/>
       </w:r>
       <w:r>
         <w:rPr>
           <w:rStyle w:val="VerbatimChar"/>
-          <w:rFonts w:ascii="Times New Roman" w:hAnsi="Times New Roman" w:eastAsia="Times New Roman" w:cs="Times New Roman"/>
+          <w:rFonts w:ascii="SimSun" w:hAnsi="SimSun" w:eastAsia="SimSun" w:cs="SimSun"/>
         </w:rPr>
         <w:t xml:space="preserve">│   ├── </w:t>
       </w:r>
       <w:r>
         <w:rPr>
           <w:rStyle w:val="VerbatimChar"/>
-          <w:rFonts w:hint="eastAsia" w:ascii="Times New Roman" w:hAnsi="Times New Roman" w:eastAsia="FangSong" w:cs="Times New Roman"/>
+          <w:rFonts w:ascii="SimSun" w:hAnsi="SimSun" w:eastAsia="SimSun" w:cs="SimSun"/>
         </w:rPr>
         <w:t xml:space="preserve">吸电子诱导使负电荷分散</w:t>
       </w:r>
       <w:r>
         <w:rPr>
           <w:rStyle w:val="VerbatimChar"/>
-          <w:rFonts w:ascii="Times New Roman" w:hAnsi="Times New Roman" w:eastAsia="Times New Roman" w:cs="Times New Roman"/>
+          <w:rFonts w:ascii="SimSun" w:hAnsi="SimSun" w:eastAsia="SimSun" w:cs="SimSun"/>
         </w:rPr>
         <w:t xml:space="preserve"> → </w:t>
       </w:r>
       <w:r>
         <w:rPr>
           <w:rStyle w:val="VerbatimChar"/>
-          <w:rFonts w:hint="eastAsia" w:ascii="Times New Roman" w:hAnsi="Times New Roman" w:eastAsia="FangSong" w:cs="Times New Roman"/>
+          <w:rFonts w:ascii="SimSun" w:hAnsi="SimSun" w:eastAsia="SimSun" w:cs="SimSun"/>
         </w:rPr>
         <w:t>酸性更强</w:t>
       </w:r>
       <w:r>
         <w:rPr>
           <w:rStyle w:val="VerbatimChar"/>
-          <w:rFonts w:hint="eastAsia" w:ascii="Times New Roman" w:hAnsi="Times New Roman" w:eastAsia="Times New Roman" w:cs="Times New Roman"/>
+          <w:rFonts w:ascii="SimSun" w:hAnsi="SimSun" w:eastAsia="SimSun" w:cs="SimSun"/>
         </w:rPr>
         <w:t>（Cl</w:t>
       </w:r>
       <w:r>
         <w:rPr>
           <w:rStyle w:val="VerbatimChar"/>
-          <w:rFonts w:hint="eastAsia" w:ascii="Times New Roman" w:hAnsi="Times New Roman" w:eastAsia="Times New Roman" w:cs="Times New Roman"/>
+          <w:rFonts w:ascii="SimSun" w:hAnsi="SimSun" w:eastAsia="SimSun" w:cs="SimSun"/>
           <w:vertAlign w:val="subscript"/>
         </w:rPr>
         <w:t>3</w:t>
@@ -21811,28 +21811,28 @@
       <w:r>
         <w:rPr>
           <w:rStyle w:val="VerbatimChar"/>
-          <w:rFonts w:hint="eastAsia" w:ascii="Times New Roman" w:hAnsi="Times New Roman" w:eastAsia="Times New Roman" w:cs="Times New Roman"/>
+          <w:rFonts w:ascii="SimSun" w:hAnsi="SimSun" w:eastAsia="SimSun" w:cs="SimSun"/>
         </w:rPr>
         <w:t>CCOOH</w:t>
       </w:r>
       <w:r>
         <w:rPr>
           <w:rStyle w:val="VerbatimChar"/>
-          <w:rFonts w:ascii="Times New Roman" w:hAnsi="Times New Roman" w:eastAsia="Times New Roman" w:cs="Times New Roman"/>
+          <w:rFonts w:ascii="SimSun" w:hAnsi="SimSun" w:eastAsia="SimSun" w:cs="SimSun"/>
         </w:rPr>
         <w:t xml:space="preserve"> &gt; </w:t>
       </w:r>
       <w:r>
         <w:rPr>
           <w:rStyle w:val="VerbatimChar"/>
-          <w:rFonts w:hint="eastAsia" w:ascii="Times New Roman" w:hAnsi="Times New Roman" w:eastAsia="Times New Roman" w:cs="Times New Roman"/>
+          <w:rFonts w:ascii="SimSun" w:hAnsi="SimSun" w:eastAsia="SimSun" w:cs="SimSun"/>
         </w:rPr>
         <w:t>CH</w:t>
       </w:r>
       <w:r>
         <w:rPr>
           <w:rStyle w:val="VerbatimChar"/>
-          <w:rFonts w:hint="eastAsia" w:ascii="Times New Roman" w:hAnsi="Times New Roman" w:eastAsia="Times New Roman" w:cs="Times New Roman"/>
+          <w:rFonts w:ascii="SimSun" w:hAnsi="SimSun" w:eastAsia="SimSun" w:cs="SimSun"/>
           <w:vertAlign w:val="subscript"/>
         </w:rPr>
         <w:t>3</w:t>
@@ -21840,68 +21840,68 @@
       <w:r>
         <w:rPr>
           <w:rStyle w:val="VerbatimChar"/>
-          <w:rFonts w:hint="eastAsia" w:ascii="Times New Roman" w:hAnsi="Times New Roman" w:eastAsia="Times New Roman" w:cs="Times New Roman"/>
+          <w:rFonts w:ascii="SimSun" w:hAnsi="SimSun" w:eastAsia="SimSun" w:cs="SimSun"/>
         </w:rPr>
         <w:t>COOH）</w:t>
       </w:r>
       <w:r>
         <w:rPr>
-          <w:rFonts w:ascii="Times New Roman" w:hAnsi="Times New Roman" w:eastAsia="Times New Roman" w:cs="Times New Roman"/>
+          <w:rFonts w:ascii="SimSun" w:hAnsi="SimSun" w:eastAsia="SimSun" w:cs="SimSun"/>
         </w:rPr>
         <w:br/>
       </w:r>
       <w:r>
         <w:rPr>
           <w:rStyle w:val="VerbatimChar"/>
-          <w:rFonts w:ascii="Times New Roman" w:hAnsi="Times New Roman" w:eastAsia="Times New Roman" w:cs="Times New Roman"/>
+          <w:rFonts w:ascii="SimSun" w:hAnsi="SimSun" w:eastAsia="SimSun" w:cs="SimSun"/>
         </w:rPr>
         <w:t xml:space="preserve">│   └── </w:t>
       </w:r>
       <w:r>
         <w:rPr>
           <w:rStyle w:val="VerbatimChar"/>
-          <w:rFonts w:hint="eastAsia" w:ascii="Times New Roman" w:hAnsi="Times New Roman" w:eastAsia="FangSong" w:cs="Times New Roman"/>
+          <w:rFonts w:ascii="SimSun" w:hAnsi="SimSun" w:eastAsia="SimSun" w:cs="SimSun"/>
         </w:rPr>
         <w:t xml:space="preserve">更大的原子分散电荷更好</w:t>
       </w:r>
       <w:r>
         <w:rPr>
           <w:rStyle w:val="VerbatimChar"/>
-          <w:rFonts w:ascii="Times New Roman" w:hAnsi="Times New Roman" w:eastAsia="Times New Roman" w:cs="Times New Roman"/>
+          <w:rFonts w:ascii="SimSun" w:hAnsi="SimSun" w:eastAsia="SimSun" w:cs="SimSun"/>
         </w:rPr>
         <w:t xml:space="preserve"> → HI &gt; HBr &gt; HCl &gt; HF</w:t>
       </w:r>
       <w:r>
         <w:rPr>
-          <w:rFonts w:ascii="Times New Roman" w:hAnsi="Times New Roman" w:eastAsia="Times New Roman" w:cs="Times New Roman"/>
+          <w:rFonts w:ascii="SimSun" w:hAnsi="SimSun" w:eastAsia="SimSun" w:cs="SimSun"/>
         </w:rPr>
         <w:br/>
       </w:r>
       <w:r>
         <w:rPr>
           <w:rStyle w:val="VerbatimChar"/>
-          <w:rFonts w:ascii="Times New Roman" w:hAnsi="Times New Roman" w:eastAsia="Times New Roman" w:cs="Times New Roman"/>
+          <w:rFonts w:ascii="SimSun" w:hAnsi="SimSun" w:eastAsia="SimSun" w:cs="SimSun"/>
         </w:rPr>
         <w:t xml:space="preserve">└── </w:t>
       </w:r>
       <w:r>
         <w:rPr>
           <w:rStyle w:val="VerbatimChar"/>
-          <w:rFonts w:hint="eastAsia" w:ascii="Times New Roman" w:hAnsi="Times New Roman" w:eastAsia="FangSong" w:cs="Times New Roman"/>
+          <w:rFonts w:ascii="SimSun" w:hAnsi="SimSun" w:eastAsia="SimSun" w:cs="SimSun"/>
         </w:rPr>
         <w:t>第二步</w:t>
       </w:r>
       <w:r>
         <w:rPr>
           <w:rStyle w:val="VerbatimChar"/>
-          <w:rFonts w:hint="eastAsia" w:ascii="Times New Roman" w:hAnsi="Times New Roman" w:eastAsia="Times New Roman" w:cs="Times New Roman"/>
+          <w:rFonts w:ascii="SimSun" w:hAnsi="SimSun" w:eastAsia="SimSun" w:cs="SimSun"/>
         </w:rPr>
         <w:t>：</w:t>
       </w:r>
       <w:r>
         <w:rPr>
           <w:rStyle w:val="VerbatimChar"/>
-          <w:rFonts w:hint="eastAsia" w:ascii="Times New Roman" w:hAnsi="Times New Roman" w:eastAsia="FangSong" w:cs="Times New Roman"/>
+          <w:rFonts w:ascii="SimSun" w:hAnsi="SimSun" w:eastAsia="SimSun" w:cs="SimSun"/>
         </w:rPr>
         <w:t>看溶剂化和空间效应</w:t>
       </w:r>
@@ -24193,66 +24193,66 @@
       <w:r>
         <w:rPr>
           <w:rStyle w:val="VerbatimChar"/>
-          <w:rFonts w:ascii="Times New Roman" w:hAnsi="Times New Roman" w:eastAsia="Times New Roman" w:cs="Times New Roman"/>
+          <w:rFonts w:ascii="SimSun" w:hAnsi="SimSun" w:eastAsia="SimSun" w:cs="SimSun"/>
         </w:rPr>
         <w:t xml:space="preserve">    CHO</w:t>
       </w:r>
       <w:r>
         <w:rPr>
-          <w:rFonts w:ascii="Times New Roman" w:hAnsi="Times New Roman" w:eastAsia="Times New Roman" w:cs="Times New Roman"/>
+          <w:rFonts w:ascii="SimSun" w:hAnsi="SimSun" w:eastAsia="SimSun" w:cs="SimSun"/>
         </w:rPr>
         <w:br/>
       </w:r>
       <w:r>
         <w:rPr>
           <w:rStyle w:val="VerbatimChar"/>
-          <w:rFonts w:ascii="Times New Roman" w:hAnsi="Times New Roman" w:eastAsia="Times New Roman" w:cs="Times New Roman"/>
+          <w:rFonts w:ascii="SimSun" w:hAnsi="SimSun" w:eastAsia="SimSun" w:cs="SimSun"/>
         </w:rPr>
         <w:t xml:space="preserve">     |</w:t>
       </w:r>
       <w:r>
         <w:rPr>
-          <w:rFonts w:ascii="Times New Roman" w:hAnsi="Times New Roman" w:eastAsia="Times New Roman" w:cs="Times New Roman"/>
+          <w:rFonts w:ascii="SimSun" w:hAnsi="SimSun" w:eastAsia="SimSun" w:cs="SimSun"/>
         </w:rPr>
         <w:br/>
       </w:r>
       <w:r>
         <w:rPr>
           <w:rStyle w:val="VerbatimChar"/>
-          <w:rFonts w:ascii="Times New Roman" w:hAnsi="Times New Roman" w:eastAsia="Times New Roman" w:cs="Times New Roman"/>
+          <w:rFonts w:ascii="SimSun" w:hAnsi="SimSun" w:eastAsia="SimSun" w:cs="SimSun"/>
         </w:rPr>
         <w:t xml:space="preserve">  H—OH</w:t>
       </w:r>
       <w:r>
         <w:rPr>
-          <w:rFonts w:ascii="Times New Roman" w:hAnsi="Times New Roman" w:eastAsia="Times New Roman" w:cs="Times New Roman"/>
+          <w:rFonts w:ascii="SimSun" w:hAnsi="SimSun" w:eastAsia="SimSun" w:cs="SimSun"/>
         </w:rPr>
         <w:br/>
       </w:r>
       <w:r>
         <w:rPr>
           <w:rStyle w:val="VerbatimChar"/>
-          <w:rFonts w:ascii="Times New Roman" w:hAnsi="Times New Roman" w:eastAsia="Times New Roman" w:cs="Times New Roman"/>
+          <w:rFonts w:ascii="SimSun" w:hAnsi="SimSun" w:eastAsia="SimSun" w:cs="SimSun"/>
         </w:rPr>
         <w:t xml:space="preserve">     |</w:t>
       </w:r>
       <w:r>
         <w:rPr>
-          <w:rFonts w:ascii="Times New Roman" w:hAnsi="Times New Roman" w:eastAsia="Times New Roman" w:cs="Times New Roman"/>
+          <w:rFonts w:ascii="SimSun" w:hAnsi="SimSun" w:eastAsia="SimSun" w:cs="SimSun"/>
         </w:rPr>
         <w:br/>
       </w:r>
       <w:r>
         <w:rPr>
           <w:rStyle w:val="VerbatimChar"/>
-          <w:rFonts w:ascii="Times New Roman" w:hAnsi="Times New Roman" w:eastAsia="Times New Roman" w:cs="Times New Roman"/>
+          <w:rFonts w:ascii="SimSun" w:hAnsi="SimSun" w:eastAsia="SimSun" w:cs="SimSun"/>
         </w:rPr>
         <w:t xml:space="preserve">  CH</w:t>
       </w:r>
       <w:r>
         <w:rPr>
           <w:rStyle w:val="VerbatimChar"/>
-          <w:rFonts w:ascii="Times New Roman" w:hAnsi="Times New Roman" w:eastAsia="Times New Roman" w:cs="Times New Roman"/>
+          <w:rFonts w:ascii="SimSun" w:hAnsi="SimSun" w:eastAsia="SimSun" w:cs="SimSun"/>
           <w:vertAlign w:val="subscript"/>
         </w:rPr>
         <w:t>2</w:t>
@@ -24260,7 +24260,7 @@
       <w:r>
         <w:rPr>
           <w:rStyle w:val="VerbatimChar"/>
-          <w:rFonts w:ascii="Times New Roman" w:hAnsi="Times New Roman" w:eastAsia="Times New Roman" w:cs="Times New Roman"/>
+          <w:rFonts w:ascii="SimSun" w:hAnsi="SimSun" w:eastAsia="SimSun" w:cs="SimSun"/>
         </w:rPr>
         <w:t>OH</w:t>
       </w:r>
@@ -34164,7 +34164,7 @@
     <ns0:name ns0:val="Verbatim Char"/>
     <ns0:basedOn ns0:val="BodyTextChar"/>
     <ns0:rPr>
-      <ns0:rFonts ns0:ascii="Times New Roman" ns0:cs="Times New Roman" ns0:eastAsia="FangSong" ns0:hAnsi="Times New Roman"/>
+      <ns0:rFonts ns0:ascii="SimSun" ns0:hAnsi="SimSun" ns0:eastAsia="SimSun" ns0:cs="SimSun"/>
       <ns0:b ns0:val="0"/>
       <ns0:sz ns0:val="20"/>
     </ns0:rPr>
@@ -34226,7 +34226,7 @@
       <w:wordWrap w:val="off"/>
     </w:pPr>
     <ns0:rPr>
-      <w:rFonts ns0:ascii="Times New Roman" ns0:hAnsi="Times New Roman" ns0:eastAsia="FangSong" ns0:cs="Times New Roman"/>
+      <w:rFonts w:ascii="SimSun" w:hAnsi="SimSun" w:eastAsia="SimSun" w:cs="SimSun"/>
     </ns0:rPr>
   </w:style>
   <w:style w:type="character" w:customStyle="1" w:styleId="KeywordTok">

--- a/06-学生侧材料/讲义/有机化学/有机化学基础.docx
+++ b/06-学生侧材料/讲义/有机化学/有机化学基础.docx
@@ -4425,7 +4425,7 @@
       <w:r>
         <w:rPr>
           <w:rStyle w:val="VerbatimChar"/>
-          <w:rFonts w:ascii="SimSun" w:hAnsi="SimSun" w:eastAsia="SimSun" w:cs="SimSun"/>
+          <w:rFonts w:hint="eastAsia" w:ascii="SimSun" w:hAnsi="SimSun" w:eastAsia="SimSun" w:cs="SimSun"/>
         </w:rPr>
         <w:t xml:space="preserve">分子式</w:t>
       </w:r>
@@ -4452,7 +4452,7 @@
       <w:r>
         <w:rPr>
           <w:rStyle w:val="VerbatimChar"/>
-          <w:rFonts w:ascii="SimSun" w:hAnsi="SimSun" w:eastAsia="SimSun" w:cs="SimSun"/>
+          <w:rFonts w:hint="eastAsia" w:ascii="SimSun" w:hAnsi="SimSun" w:eastAsia="SimSun" w:cs="SimSun"/>
         </w:rPr>
         <w:t xml:space="preserve">结构式</w:t>
       </w:r>
@@ -4479,7 +4479,7 @@
       <w:r>
         <w:rPr>
           <w:rStyle w:val="VerbatimChar"/>
-          <w:rFonts w:ascii="SimSun" w:hAnsi="SimSun" w:eastAsia="SimSun" w:cs="SimSun"/>
+          <w:rFonts w:hint="eastAsia" w:ascii="SimSun" w:hAnsi="SimSun" w:eastAsia="SimSun" w:cs="SimSun"/>
         </w:rPr>
         <w:t xml:space="preserve">结构简式</w:t>
       </w:r>
@@ -4506,7 +4506,7 @@
       <w:r>
         <w:rPr>
           <w:rStyle w:val="VerbatimChar"/>
-          <w:rFonts w:ascii="SimSun" w:hAnsi="SimSun" w:eastAsia="SimSun" w:cs="SimSun"/>
+          <w:rFonts w:hint="eastAsia" w:ascii="SimSun" w:hAnsi="SimSun" w:eastAsia="SimSun" w:cs="SimSun"/>
         </w:rPr>
         <w:t xml:space="preserve">键线式</w:t>
       </w:r>
@@ -4520,21 +4520,21 @@
       <w:r>
         <w:rPr>
           <w:rStyle w:val="VerbatimChar"/>
-          <w:rFonts w:ascii="SimSun" w:hAnsi="SimSun" w:eastAsia="SimSun" w:cs="SimSun"/>
+          <w:rFonts w:hint="eastAsia" w:ascii="SimSun" w:hAnsi="SimSun" w:eastAsia="SimSun" w:cs="SimSun"/>
         </w:rPr>
         <w:t>(</w:t>
       </w:r>
       <w:r>
         <w:rPr>
           <w:rStyle w:val="VerbatimChar"/>
-          <w:rFonts w:ascii="SimSun" w:hAnsi="SimSun" w:eastAsia="SimSun" w:cs="SimSun"/>
+          <w:rFonts w:hint="eastAsia" w:ascii="SimSun" w:hAnsi="SimSun" w:eastAsia="SimSun" w:cs="SimSun"/>
         </w:rPr>
         <w:t>折线的每个端点与拐角都是一个碳</w:t>
       </w:r>
       <w:r>
         <w:rPr>
           <w:rStyle w:val="VerbatimChar"/>
-          <w:rFonts w:ascii="SimSun" w:hAnsi="SimSun" w:eastAsia="SimSun" w:cs="SimSun"/>
+          <w:rFonts w:hint="eastAsia" w:ascii="SimSun" w:hAnsi="SimSun" w:eastAsia="SimSun" w:cs="SimSun"/>
         </w:rPr>
         <w:t>)</w:t>
       </w:r>
@@ -21647,491 +21647,6 @@
     </w:p>
     <w:p>
       <w:pPr>
-        <w:pStyle w:val="SourceCode"/>
-      </w:pPr>
-      <w:r>
-        <w:rPr>
-          <w:rStyle w:val="VerbatimChar"/>
-          <w:rFonts w:ascii="SimSun" w:hAnsi="SimSun" w:eastAsia="SimSun" w:cs="SimSun"/>
-        </w:rPr>
-        <w:t xml:space="preserve">比较两个酸的强度</w:t>
-      </w:r>
-      <w:r>
-        <w:rPr>
-          <w:rFonts w:ascii="SimSun" w:hAnsi="SimSun" w:eastAsia="SimSun" w:cs="SimSun"/>
-        </w:rPr>
-        <w:br/>
-      </w:r>
-      <w:r>
-        <w:rPr>
-          <w:rStyle w:val="VerbatimChar"/>
-          <w:rFonts w:ascii="SimSun" w:hAnsi="SimSun" w:eastAsia="SimSun" w:cs="SimSun"/>
-        </w:rPr>
-        <w:t xml:space="preserve">├── </w:t>
-      </w:r>
-      <w:r>
-        <w:rPr>
-          <w:rStyle w:val="VerbatimChar"/>
-          <w:rFonts w:ascii="SimSun" w:hAnsi="SimSun" w:eastAsia="SimSun" w:cs="SimSun"/>
-        </w:rPr>
-        <w:t>第一步</w:t>
-      </w:r>
-      <w:r>
-        <w:rPr>
-          <w:rStyle w:val="VerbatimChar"/>
-          <w:rFonts w:ascii="SimSun" w:hAnsi="SimSun" w:eastAsia="SimSun" w:cs="SimSun"/>
-        </w:rPr>
-        <w:t>：</w:t>
-      </w:r>
-      <w:r>
-        <w:rPr>
-          <w:rStyle w:val="VerbatimChar"/>
-          <w:rFonts w:ascii="SimSun" w:hAnsi="SimSun" w:eastAsia="SimSun" w:cs="SimSun"/>
-        </w:rPr>
-        <w:t>看解离后负电荷的稳定性</w:t>
-      </w:r>
-      <w:r>
-        <w:rPr>
-          <w:rFonts w:ascii="SimSun" w:hAnsi="SimSun" w:eastAsia="SimSun" w:cs="SimSun"/>
-        </w:rPr>
-        <w:br/>
-      </w:r>
-      <w:r>
-        <w:rPr>
-          <w:rStyle w:val="VerbatimChar"/>
-          <w:rFonts w:ascii="SimSun" w:hAnsi="SimSun" w:eastAsia="SimSun" w:cs="SimSun"/>
-        </w:rPr>
-        <w:t xml:space="preserve">│   ├── </w:t>
-      </w:r>
-      <w:r>
-        <w:rPr>
-          <w:rStyle w:val="VerbatimChar"/>
-          <w:rFonts w:ascii="SimSun" w:hAnsi="SimSun" w:eastAsia="SimSun" w:cs="SimSun"/>
-        </w:rPr>
-        <w:t xml:space="preserve">共轭能使负电荷分散</w:t>
-      </w:r>
-      <w:r>
-        <w:rPr>
-          <w:rStyle w:val="VerbatimChar"/>
-          <w:rFonts w:ascii="SimSun" w:hAnsi="SimSun" w:eastAsia="SimSun" w:cs="SimSun"/>
-        </w:rPr>
-        <w:t xml:space="preserve"> → </w:t>
-      </w:r>
-      <w:r>
-        <w:rPr>
-          <w:rStyle w:val="VerbatimChar"/>
-          <w:rFonts w:ascii="SimSun" w:hAnsi="SimSun" w:eastAsia="SimSun" w:cs="SimSun"/>
-        </w:rPr>
-        <w:t>酸性更强</w:t>
-      </w:r>
-      <w:r>
-        <w:rPr>
-          <w:rStyle w:val="VerbatimChar"/>
-          <w:rFonts w:ascii="SimSun" w:hAnsi="SimSun" w:eastAsia="SimSun" w:cs="SimSun"/>
-        </w:rPr>
-        <w:t>（</w:t>
-      </w:r>
-      <w:r>
-        <w:rPr>
-          <w:rStyle w:val="VerbatimChar"/>
-          <w:rFonts w:ascii="SimSun" w:hAnsi="SimSun" w:eastAsia="SimSun" w:cs="SimSun"/>
-        </w:rPr>
-        <w:t>苯酚</w:t>
-      </w:r>
-      <w:r>
-        <w:rPr>
-          <w:rStyle w:val="VerbatimChar"/>
-          <w:rFonts w:ascii="SimSun" w:hAnsi="SimSun" w:eastAsia="SimSun" w:cs="SimSun"/>
-        </w:rPr>
-        <w:t>&gt;</w:t>
-      </w:r>
-      <w:r>
-        <w:rPr>
-          <w:rStyle w:val="VerbatimChar"/>
-          <w:rFonts w:ascii="SimSun" w:hAnsi="SimSun" w:eastAsia="SimSun" w:cs="SimSun"/>
-        </w:rPr>
-        <w:t>环己醇</w:t>
-      </w:r>
-      <w:r>
-        <w:rPr>
-          <w:rStyle w:val="VerbatimChar"/>
-          <w:rFonts w:ascii="SimSun" w:hAnsi="SimSun" w:eastAsia="SimSun" w:cs="SimSun"/>
-        </w:rPr>
-        <w:t>）</w:t>
-      </w:r>
-      <w:r>
-        <w:rPr>
-          <w:rFonts w:ascii="SimSun" w:hAnsi="SimSun" w:eastAsia="SimSun" w:cs="SimSun"/>
-        </w:rPr>
-        <w:br/>
-      </w:r>
-      <w:r>
-        <w:rPr>
-          <w:rStyle w:val="VerbatimChar"/>
-          <w:rFonts w:ascii="SimSun" w:hAnsi="SimSun" w:eastAsia="SimSun" w:cs="SimSun"/>
-        </w:rPr>
-        <w:t xml:space="preserve">│   ├── </w:t>
-      </w:r>
-      <w:r>
-        <w:rPr>
-          <w:rStyle w:val="VerbatimChar"/>
-          <w:rFonts w:ascii="SimSun" w:hAnsi="SimSun" w:eastAsia="SimSun" w:cs="SimSun"/>
-        </w:rPr>
-        <w:t xml:space="preserve">吸电子诱导使负电荷分散</w:t>
-      </w:r>
-      <w:r>
-        <w:rPr>
-          <w:rStyle w:val="VerbatimChar"/>
-          <w:rFonts w:ascii="SimSun" w:hAnsi="SimSun" w:eastAsia="SimSun" w:cs="SimSun"/>
-        </w:rPr>
-        <w:t xml:space="preserve"> → </w:t>
-      </w:r>
-      <w:r>
-        <w:rPr>
-          <w:rStyle w:val="VerbatimChar"/>
-          <w:rFonts w:ascii="SimSun" w:hAnsi="SimSun" w:eastAsia="SimSun" w:cs="SimSun"/>
-        </w:rPr>
-        <w:t>酸性更强</w:t>
-      </w:r>
-      <w:r>
-        <w:rPr>
-          <w:rStyle w:val="VerbatimChar"/>
-          <w:rFonts w:ascii="SimSun" w:hAnsi="SimSun" w:eastAsia="SimSun" w:cs="SimSun"/>
-        </w:rPr>
-        <w:t>（Cl</w:t>
-      </w:r>
-      <w:r>
-        <w:rPr>
-          <w:rStyle w:val="VerbatimChar"/>
-          <w:rFonts w:ascii="SimSun" w:hAnsi="SimSun" w:eastAsia="SimSun" w:cs="SimSun"/>
-          <w:vertAlign w:val="subscript"/>
-        </w:rPr>
-        <w:t>3</w:t>
-      </w:r>
-      <w:r>
-        <w:rPr>
-          <w:rStyle w:val="VerbatimChar"/>
-          <w:rFonts w:ascii="SimSun" w:hAnsi="SimSun" w:eastAsia="SimSun" w:cs="SimSun"/>
-        </w:rPr>
-        <w:t>CCOOH</w:t>
-      </w:r>
-      <w:r>
-        <w:rPr>
-          <w:rStyle w:val="VerbatimChar"/>
-          <w:rFonts w:ascii="SimSun" w:hAnsi="SimSun" w:eastAsia="SimSun" w:cs="SimSun"/>
-        </w:rPr>
-        <w:t xml:space="preserve"> &gt; </w:t>
-      </w:r>
-      <w:r>
-        <w:rPr>
-          <w:rStyle w:val="VerbatimChar"/>
-          <w:rFonts w:ascii="SimSun" w:hAnsi="SimSun" w:eastAsia="SimSun" w:cs="SimSun"/>
-        </w:rPr>
-        <w:t>CH</w:t>
-      </w:r>
-      <w:r>
-        <w:rPr>
-          <w:rStyle w:val="VerbatimChar"/>
-          <w:rFonts w:ascii="SimSun" w:hAnsi="SimSun" w:eastAsia="SimSun" w:cs="SimSun"/>
-          <w:vertAlign w:val="subscript"/>
-        </w:rPr>
-        <w:t>3</w:t>
-      </w:r>
-      <w:r>
-        <w:rPr>
-          <w:rStyle w:val="VerbatimChar"/>
-          <w:rFonts w:ascii="SimSun" w:hAnsi="SimSun" w:eastAsia="SimSun" w:cs="SimSun"/>
-        </w:rPr>
-        <w:t>COOH）</w:t>
-      </w:r>
-      <w:r>
-        <w:rPr>
-          <w:rFonts w:ascii="SimSun" w:hAnsi="SimSun" w:eastAsia="SimSun" w:cs="SimSun"/>
-        </w:rPr>
-        <w:br/>
-      </w:r>
-      <w:r>
-        <w:rPr>
-          <w:rStyle w:val="VerbatimChar"/>
-          <w:rFonts w:ascii="SimSun" w:hAnsi="SimSun" w:eastAsia="SimSun" w:cs="SimSun"/>
-        </w:rPr>
-        <w:t xml:space="preserve">│   └── </w:t>
-      </w:r>
-      <w:r>
-        <w:rPr>
-          <w:rStyle w:val="VerbatimChar"/>
-          <w:rFonts w:ascii="SimSun" w:hAnsi="SimSun" w:eastAsia="SimSun" w:cs="SimSun"/>
-        </w:rPr>
-        <w:t xml:space="preserve">更大的原子分散电荷更好</w:t>
-      </w:r>
-      <w:r>
-        <w:rPr>
-          <w:rStyle w:val="VerbatimChar"/>
-          <w:rFonts w:ascii="SimSun" w:hAnsi="SimSun" w:eastAsia="SimSun" w:cs="SimSun"/>
-        </w:rPr>
-        <w:t xml:space="preserve"> → HI &gt; HBr &gt; HCl &gt; HF</w:t>
-      </w:r>
-      <w:r>
-        <w:rPr>
-          <w:rFonts w:ascii="SimSun" w:hAnsi="SimSun" w:eastAsia="SimSun" w:cs="SimSun"/>
-        </w:rPr>
-        <w:br/>
-      </w:r>
-      <w:r>
-        <w:rPr>
-          <w:rStyle w:val="VerbatimChar"/>
-          <w:rFonts w:ascii="SimSun" w:hAnsi="SimSun" w:eastAsia="SimSun" w:cs="SimSun"/>
-        </w:rPr>
-        <w:t xml:space="preserve">└── </w:t>
-      </w:r>
-      <w:r>
-        <w:rPr>
-          <w:rStyle w:val="VerbatimChar"/>
-          <w:rFonts w:ascii="SimSun" w:hAnsi="SimSun" w:eastAsia="SimSun" w:cs="SimSun"/>
-        </w:rPr>
-        <w:t>第二步</w:t>
-      </w:r>
-      <w:r>
-        <w:rPr>
-          <w:rStyle w:val="VerbatimChar"/>
-          <w:rFonts w:ascii="SimSun" w:hAnsi="SimSun" w:eastAsia="SimSun" w:cs="SimSun"/>
-        </w:rPr>
-        <w:t>：</w:t>
-      </w:r>
-      <w:r>
-        <w:rPr>
-          <w:rStyle w:val="VerbatimChar"/>
-          <w:rFonts w:ascii="SimSun" w:hAnsi="SimSun" w:eastAsia="SimSun" w:cs="SimSun"/>
-        </w:rPr>
-        <w:t>看溶剂化和空间效应</w:t>
-      </w:r>
-    </w:p>
-    <w:p>
-      <w:pPr>
-        <w:spacing w:before="160" w:after="80"/>
-      </w:pPr>
-      <w:r>
-        <w:pict>
-          <v:rect style="width:0;height:1.5pt" o:hralign="center" o:hrstd="t" o:hr="t"/>
-        </w:pict>
-      </w:r>
-    </w:p>
-    <w:bookmarkEnd w:id="33"/>
-    <w:bookmarkStart w:id="34" w:name="竞赛深化"/>
-    <w:p>
-      <w:pPr>
-        <w:pStyle w:val="Heading3"/>
-        <w:spacing w:before="280" w:after="120"/>
-      </w:pPr>
-      <w:r>
-        <w:rPr>
-          <w:rFonts w:ascii="Times New Roman" w:hAnsi="Times New Roman" w:eastAsia="Times New Roman" w:cs="Times New Roman"/>
-        </w:rPr>
-        <w:t xml:space="preserve">2.4 </w:t>
-      </w:r>
-      <w:r>
-        <w:rPr>
-          <w:rFonts w:hint="eastAsia" w:ascii="Times New Roman" w:hAnsi="Times New Roman" w:eastAsia="Times New Roman" w:cs="Times New Roman"/>
-        </w:rPr>
-        <w:t>【</w:t>
-      </w:r>
-      <w:r>
-        <w:rPr>
-          <w:rFonts w:hint="eastAsia" w:ascii="Times New Roman" w:hAnsi="Times New Roman" w:eastAsia="SimHei" w:cs="Times New Roman"/>
-        </w:rPr>
-        <w:t>竞赛深化</w:t>
-      </w:r>
-      <w:r>
-        <w:rPr>
-          <w:rFonts w:hint="eastAsia" w:ascii="Times New Roman" w:hAnsi="Times New Roman" w:eastAsia="Times New Roman" w:cs="Times New Roman"/>
-        </w:rPr>
-        <w:t>】★</w:t>
-      </w:r>
-    </w:p>
-    <w:p>
-      <w:pPr>
-        <w:pStyle w:val="FirstParagraph"/>
-      </w:pPr>
-      <w:r>
-        <w:rPr>
-          <w:rFonts w:hint="eastAsia" w:ascii="Times New Roman" w:hAnsi="Times New Roman" w:eastAsia="FangSong" w:cs="Times New Roman"/>
-          <w:b/>
-          <w:bCs/>
-        </w:rPr>
-        <w:t>初赛讲义提供的独特视角</w:t>
-      </w:r>
-      <w:r>
-        <w:rPr>
-          <w:rFonts w:hint="eastAsia" w:ascii="Times New Roman" w:hAnsi="Times New Roman" w:eastAsia="Times New Roman" w:cs="Times New Roman"/>
-          <w:b/>
-          <w:bCs/>
-        </w:rPr>
-        <w:t>——</w:t>
-      </w:r>
-      <w:r>
-        <w:rPr>
-          <w:rFonts w:hint="eastAsia" w:ascii="Times New Roman" w:hAnsi="Times New Roman" w:eastAsia="Times New Roman" w:cs="Times New Roman"/>
-          <w:b/>
-          <w:bCs/>
-        </w:rPr>
-        <w:t>“</w:t>
-      </w:r>
-      <w:r>
-        <w:rPr>
-          <w:rFonts w:hint="eastAsia" w:ascii="Times New Roman" w:hAnsi="Times New Roman" w:eastAsia="FangSong" w:cs="Times New Roman"/>
-          <w:b/>
-          <w:bCs/>
-        </w:rPr>
-        <w:t>统一解释语言</w:t>
-      </w:r>
-      <w:r>
-        <w:rPr>
-          <w:rFonts w:hint="eastAsia" w:ascii="Times New Roman" w:hAnsi="Times New Roman" w:eastAsia="Times New Roman" w:cs="Times New Roman"/>
-          <w:b/>
-          <w:bCs/>
-        </w:rPr>
-        <w:t>”</w:t>
-      </w:r>
-      <w:r>
-        <w:rPr>
-          <w:rFonts w:hint="eastAsia" w:ascii="Times New Roman" w:hAnsi="Times New Roman" w:eastAsia="Times New Roman" w:cs="Times New Roman"/>
-        </w:rPr>
-        <w:t xml:space="preserve">：</w:t>
-      </w:r>
-    </w:p>
-    <w:p>
-      <w:pPr>
-        <w:pStyle w:val="BodyText"/>
-      </w:pPr>
-      <w:r>
-        <w:rPr>
-          <w:rFonts w:hint="eastAsia" w:ascii="Times New Roman" w:hAnsi="Times New Roman" w:eastAsia="FangSong" w:cs="Times New Roman"/>
-        </w:rPr>
-        <w:t>有机化学不是背反应的学科</w:t>
-      </w:r>
-      <w:r>
-        <w:rPr>
-          <w:rFonts w:hint="eastAsia" w:ascii="Times New Roman" w:hAnsi="Times New Roman" w:eastAsia="Times New Roman" w:cs="Times New Roman"/>
-        </w:rPr>
-        <w:t>，</w:t>
-      </w:r>
-      <w:r>
-        <w:rPr>
-          <w:rFonts w:hint="eastAsia" w:ascii="Times New Roman" w:hAnsi="Times New Roman" w:eastAsia="FangSong" w:cs="Times New Roman"/>
-        </w:rPr>
-        <w:t>而是用</w:t>
-      </w:r>
-      <w:r>
-        <w:rPr>
-          <w:rFonts w:hint="eastAsia" w:ascii="Times New Roman" w:hAnsi="Times New Roman" w:eastAsia="Times New Roman" w:cs="Times New Roman"/>
-        </w:rPr>
-        <w:t>”</w:t>
-      </w:r>
-      <w:r>
-        <w:rPr>
-          <w:rFonts w:hint="eastAsia" w:ascii="Times New Roman" w:hAnsi="Times New Roman" w:eastAsia="FangSong" w:cs="Times New Roman"/>
-        </w:rPr>
-        <w:t>结构</w:t>
-      </w:r>
-      <w:r>
-        <w:rPr>
-          <w:rFonts w:hint="eastAsia" w:ascii="Times New Roman" w:hAnsi="Times New Roman" w:eastAsia="Times New Roman" w:cs="Times New Roman"/>
-        </w:rPr>
-        <w:t>-</w:t>
-      </w:r>
-      <w:r>
-        <w:rPr>
-          <w:rFonts w:hint="eastAsia" w:ascii="Times New Roman" w:hAnsi="Times New Roman" w:eastAsia="FangSong" w:cs="Times New Roman"/>
-        </w:rPr>
-        <w:t>空间</w:t>
-      </w:r>
-      <w:r>
-        <w:rPr>
-          <w:rFonts w:hint="eastAsia" w:ascii="Times New Roman" w:hAnsi="Times New Roman" w:eastAsia="Times New Roman" w:cs="Times New Roman"/>
-        </w:rPr>
-        <w:t>-</w:t>
-      </w:r>
-      <w:r>
-        <w:rPr>
-          <w:rFonts w:hint="eastAsia" w:ascii="Times New Roman" w:hAnsi="Times New Roman" w:eastAsia="FangSong" w:cs="Times New Roman"/>
-        </w:rPr>
-        <w:t>能量</w:t>
-      </w:r>
-      <w:r>
-        <w:rPr>
-          <w:rFonts w:hint="eastAsia" w:ascii="Times New Roman" w:hAnsi="Times New Roman" w:eastAsia="Times New Roman" w:cs="Times New Roman"/>
-        </w:rPr>
-        <w:t>-</w:t>
-      </w:r>
-      <w:r>
-        <w:rPr>
-          <w:rFonts w:hint="eastAsia" w:ascii="Times New Roman" w:hAnsi="Times New Roman" w:eastAsia="FangSong" w:cs="Times New Roman"/>
-        </w:rPr>
-        <w:t>条件</w:t>
-      </w:r>
-      <w:r>
-        <w:rPr>
-          <w:rFonts w:hint="eastAsia" w:ascii="Times New Roman" w:hAnsi="Times New Roman" w:eastAsia="Times New Roman" w:cs="Times New Roman"/>
-        </w:rPr>
-        <w:t>”</w:t>
-      </w:r>
-      <w:r>
-        <w:rPr>
-          <w:rFonts w:hint="eastAsia" w:ascii="Times New Roman" w:hAnsi="Times New Roman" w:eastAsia="FangSong" w:cs="Times New Roman"/>
-        </w:rPr>
-        <w:t>四维语言解释所有反应的学科</w:t>
-      </w:r>
-      <w:r>
-        <w:rPr>
-          <w:rFonts w:hint="eastAsia" w:ascii="Times New Roman" w:hAnsi="Times New Roman" w:eastAsia="Times New Roman" w:cs="Times New Roman"/>
-        </w:rPr>
-        <w:t>。</w:t>
-      </w:r>
-      <w:r>
-        <w:rPr>
-          <w:rFonts w:hint="eastAsia" w:ascii="Times New Roman" w:hAnsi="Times New Roman" w:eastAsia="Times New Roman" w:cs="Times New Roman"/>
-        </w:rPr>
-        <w:t>“</w:t>
-      </w:r>
-      <w:r>
-        <w:rPr>
-          <w:rFonts w:hint="eastAsia" w:ascii="Times New Roman" w:hAnsi="Times New Roman" w:eastAsia="FangSong" w:cs="Times New Roman"/>
-        </w:rPr>
-        <w:t>五维解释语言</w:t>
-      </w:r>
-      <w:r>
-        <w:rPr>
-          <w:rFonts w:hint="eastAsia" w:ascii="Times New Roman" w:hAnsi="Times New Roman" w:eastAsia="Times New Roman" w:cs="Times New Roman"/>
-        </w:rPr>
-        <w:t>”</w:t>
-      </w:r>
-      <w:r>
-        <w:rPr>
-          <w:rFonts w:hint="eastAsia" w:ascii="Times New Roman" w:hAnsi="Times New Roman" w:eastAsia="FangSong" w:cs="Times New Roman"/>
-        </w:rPr>
-        <w:t>框架</w:t>
-      </w:r>
-      <w:r>
-        <w:rPr>
-          <w:rFonts w:hint="eastAsia" w:ascii="Times New Roman" w:hAnsi="Times New Roman" w:eastAsia="Times New Roman" w:cs="Times New Roman"/>
-        </w:rPr>
-        <w:t>，</w:t>
-      </w:r>
-      <w:r>
-        <w:rPr>
-          <w:rFonts w:hint="eastAsia" w:ascii="Times New Roman" w:hAnsi="Times New Roman" w:eastAsia="FangSong" w:cs="Times New Roman"/>
-        </w:rPr>
-        <w:t>可以从更高的视角统摄本讲所有内容</w:t>
-      </w:r>
-      <w:r>
-        <w:rPr>
-          <w:rFonts w:hint="eastAsia" w:ascii="Times New Roman" w:hAnsi="Times New Roman" w:eastAsia="Times New Roman" w:cs="Times New Roman"/>
-        </w:rPr>
-        <w:t>：</w:t>
-      </w:r>
-    </w:p>
-    <w:p>
-      <w:pPr>
         <w:pStyle w:val="Compact"/>
         <w:numPr>
           <w:ilvl w:val="0"/>
@@ -22141,76 +21656,435 @@
       <w:r>
         <w:rPr>
           <w:rFonts w:hint="eastAsia" w:ascii="Times New Roman" w:hAnsi="Times New Roman" w:eastAsia="FangSong" w:cs="Times New Roman"/>
+        </w:rPr>
+        <w:t xml:space="preserve">比较两个酸的强度</w:t>
+      </w:r>
+    </w:p>
+    <w:p>
+      <w:pPr>
+        <w:pStyle w:val="Compact"/>
+        <w:numPr>
+          <w:ilvl w:val="1"/>
+          <w:numId w:val="1017"/>
+        </w:numPr>
+      </w:pPr>
+      <w:r>
+        <w:rPr>
+          <w:rFonts w:hint="eastAsia" w:ascii="Times New Roman" w:hAnsi="Times New Roman" w:eastAsia="FangSong" w:cs="Times New Roman"/>
+        </w:rPr>
+        <w:t>第一步</w:t>
+      </w:r>
+      <w:r>
+        <w:rPr>
+          <w:rFonts w:hint="eastAsia" w:ascii="Times New Roman" w:hAnsi="Times New Roman" w:eastAsia="Times New Roman" w:cs="Times New Roman"/>
+        </w:rPr>
+        <w:t>：</w:t>
+      </w:r>
+      <w:r>
+        <w:rPr>
+          <w:rFonts w:hint="eastAsia" w:ascii="Times New Roman" w:hAnsi="Times New Roman" w:eastAsia="FangSong" w:cs="Times New Roman"/>
+        </w:rPr>
+        <w:t>看解离后负电荷的稳定性</w:t>
+      </w:r>
+    </w:p>
+    <w:p>
+      <w:pPr>
+        <w:pStyle w:val="Compact"/>
+        <w:numPr>
+          <w:ilvl w:val="2"/>
+          <w:numId w:val="1018"/>
+        </w:numPr>
+      </w:pPr>
+      <w:r>
+        <w:rPr>
+          <w:rFonts w:hint="eastAsia" w:ascii="Times New Roman" w:hAnsi="Times New Roman" w:eastAsia="FangSong" w:cs="Times New Roman"/>
+        </w:rPr>
+        <w:t xml:space="preserve">共轭能使负电荷分散</w:t>
+      </w:r>
+      <w:r>
+        <w:rPr>
+          <w:rFonts w:ascii="Times New Roman" w:hAnsi="Times New Roman" w:eastAsia="Times New Roman" w:cs="Times New Roman"/>
+        </w:rPr>
+        <w:t xml:space="preserve"> → </w:t>
+      </w:r>
+      <w:r>
+        <w:rPr>
+          <w:rFonts w:hint="eastAsia" w:ascii="Times New Roman" w:hAnsi="Times New Roman" w:eastAsia="FangSong" w:cs="Times New Roman"/>
+        </w:rPr>
+        <w:t>酸性更强</w:t>
+      </w:r>
+      <w:r>
+        <w:rPr>
+          <w:rFonts w:hint="eastAsia" w:ascii="Times New Roman" w:hAnsi="Times New Roman" w:eastAsia="Times New Roman" w:cs="Times New Roman"/>
+        </w:rPr>
+        <w:t>（</w:t>
+      </w:r>
+      <w:r>
+        <w:rPr>
+          <w:rFonts w:hint="eastAsia" w:ascii="Times New Roman" w:hAnsi="Times New Roman" w:eastAsia="FangSong" w:cs="Times New Roman"/>
+        </w:rPr>
+        <w:t>苯酚</w:t>
+      </w:r>
+      <w:r>
+        <w:rPr>
+          <w:rFonts w:ascii="Times New Roman" w:hAnsi="Times New Roman" w:eastAsia="Times New Roman" w:cs="Times New Roman"/>
+        </w:rPr>
+        <w:t xml:space="preserve"> &gt; </w:t>
+      </w:r>
+      <w:r>
+        <w:rPr>
+          <w:rFonts w:hint="eastAsia" w:ascii="Times New Roman" w:hAnsi="Times New Roman" w:eastAsia="FangSong" w:cs="Times New Roman"/>
+        </w:rPr>
+        <w:t>环己醇</w:t>
+      </w:r>
+      <w:r>
+        <w:rPr>
+          <w:rFonts w:hint="eastAsia" w:ascii="Times New Roman" w:hAnsi="Times New Roman" w:eastAsia="Times New Roman" w:cs="Times New Roman"/>
+        </w:rPr>
+        <w:t>）</w:t>
+      </w:r>
+    </w:p>
+    <w:p>
+      <w:pPr>
+        <w:pStyle w:val="Compact"/>
+        <w:numPr>
+          <w:ilvl w:val="2"/>
+          <w:numId w:val="1018"/>
+        </w:numPr>
+      </w:pPr>
+      <w:r>
+        <w:rPr>
+          <w:rFonts w:hint="eastAsia" w:ascii="Times New Roman" w:hAnsi="Times New Roman" w:eastAsia="FangSong" w:cs="Times New Roman"/>
+        </w:rPr>
+        <w:t xml:space="preserve">吸电子诱导使负电荷分散</w:t>
+      </w:r>
+      <w:r>
+        <w:rPr>
+          <w:rFonts w:ascii="Times New Roman" w:hAnsi="Times New Roman" w:eastAsia="Times New Roman" w:cs="Times New Roman"/>
+        </w:rPr>
+        <w:t xml:space="preserve"> → </w:t>
+      </w:r>
+      <w:r>
+        <w:rPr>
+          <w:rFonts w:hint="eastAsia" w:ascii="Times New Roman" w:hAnsi="Times New Roman" w:eastAsia="FangSong" w:cs="Times New Roman"/>
+        </w:rPr>
+        <w:t>酸性更强</w:t>
+      </w:r>
+      <w:r>
+        <w:rPr>
+          <w:rFonts w:hint="eastAsia" w:ascii="Times New Roman" w:hAnsi="Times New Roman" w:eastAsia="Times New Roman" w:cs="Times New Roman"/>
+        </w:rPr>
+        <w:t>（Cl</w:t>
+      </w:r>
+      <w:r>
+        <w:rPr>
+          <w:rFonts w:hint="eastAsia" w:ascii="Times New Roman" w:hAnsi="Times New Roman" w:eastAsia="Times New Roman" w:cs="Times New Roman"/>
+          <w:vertAlign w:val="subscript"/>
+        </w:rPr>
+        <w:t>3</w:t>
+      </w:r>
+      <w:r>
+        <w:rPr>
+          <w:rFonts w:hint="eastAsia" w:ascii="Times New Roman" w:hAnsi="Times New Roman" w:eastAsia="Times New Roman" w:cs="Times New Roman"/>
+        </w:rPr>
+        <w:t>CCOOH</w:t>
+      </w:r>
+      <w:r>
+        <w:rPr>
+          <w:rFonts w:ascii="Times New Roman" w:hAnsi="Times New Roman" w:eastAsia="Times New Roman" w:cs="Times New Roman"/>
+        </w:rPr>
+        <w:t xml:space="preserve"> &gt; </w:t>
+      </w:r>
+      <w:r>
+        <w:rPr>
+          <w:rFonts w:hint="eastAsia" w:ascii="Times New Roman" w:hAnsi="Times New Roman" w:eastAsia="Times New Roman" w:cs="Times New Roman"/>
+        </w:rPr>
+        <w:t>CH</w:t>
+      </w:r>
+      <w:r>
+        <w:rPr>
+          <w:rFonts w:hint="eastAsia" w:ascii="Times New Roman" w:hAnsi="Times New Roman" w:eastAsia="Times New Roman" w:cs="Times New Roman"/>
+          <w:vertAlign w:val="subscript"/>
+        </w:rPr>
+        <w:t>3</w:t>
+      </w:r>
+      <w:r>
+        <w:rPr>
+          <w:rFonts w:hint="eastAsia" w:ascii="Times New Roman" w:hAnsi="Times New Roman" w:eastAsia="Times New Roman" w:cs="Times New Roman"/>
+        </w:rPr>
+        <w:t>COOH）</w:t>
+      </w:r>
+    </w:p>
+    <w:p>
+      <w:pPr>
+        <w:pStyle w:val="Compact"/>
+        <w:numPr>
+          <w:ilvl w:val="2"/>
+          <w:numId w:val="1018"/>
+        </w:numPr>
+      </w:pPr>
+      <w:r>
+        <w:rPr>
+          <w:rFonts w:hint="eastAsia" w:ascii="Times New Roman" w:hAnsi="Times New Roman" w:eastAsia="FangSong" w:cs="Times New Roman"/>
+        </w:rPr>
+        <w:t xml:space="preserve">更大的原子分散电荷更好</w:t>
+      </w:r>
+      <w:r>
+        <w:rPr>
+          <w:rFonts w:ascii="Times New Roman" w:hAnsi="Times New Roman" w:eastAsia="Times New Roman" w:cs="Times New Roman"/>
+        </w:rPr>
+        <w:t xml:space="preserve"> → HI &gt; HBr &gt; HCl &gt; HF</w:t>
+      </w:r>
+    </w:p>
+    <w:p>
+      <w:pPr>
+        <w:pStyle w:val="Compact"/>
+        <w:numPr>
+          <w:ilvl w:val="1"/>
+          <w:numId w:val="1017"/>
+        </w:numPr>
+      </w:pPr>
+      <w:r>
+        <w:rPr>
+          <w:rFonts w:hint="eastAsia" w:ascii="Times New Roman" w:hAnsi="Times New Roman" w:eastAsia="FangSong" w:cs="Times New Roman"/>
+        </w:rPr>
+        <w:t>第二步</w:t>
+      </w:r>
+      <w:r>
+        <w:rPr>
+          <w:rFonts w:hint="eastAsia" w:ascii="Times New Roman" w:hAnsi="Times New Roman" w:eastAsia="Times New Roman" w:cs="Times New Roman"/>
+        </w:rPr>
+        <w:t>：</w:t>
+      </w:r>
+      <w:r>
+        <w:rPr>
+          <w:rFonts w:hint="eastAsia" w:ascii="Times New Roman" w:hAnsi="Times New Roman" w:eastAsia="FangSong" w:cs="Times New Roman"/>
+        </w:rPr>
+        <w:t>看溶剂化和空间效应</w:t>
+      </w:r>
+    </w:p>
+    <w:p>
+      <w:pPr>
+        <w:spacing w:before="160" w:after="80"/>
+      </w:pPr>
+      <w:r>
+        <w:pict>
+          <v:rect style="width:0;height:1.5pt" o:hralign="center" o:hrstd="t" o:hr="t"/>
+        </w:pict>
+      </w:r>
+    </w:p>
+    <w:bookmarkEnd w:id="33"/>
+    <w:bookmarkStart w:id="34" w:name="竞赛深化"/>
+    <w:p>
+      <w:pPr>
+        <w:pStyle w:val="Heading3"/>
+        <w:spacing w:before="280" w:after="120"/>
+      </w:pPr>
+      <w:r>
+        <w:rPr>
+          <w:rFonts w:ascii="Times New Roman" w:hAnsi="Times New Roman" w:eastAsia="Times New Roman" w:cs="Times New Roman"/>
+        </w:rPr>
+        <w:t xml:space="preserve">2.4 </w:t>
+      </w:r>
+      <w:r>
+        <w:rPr>
+          <w:rFonts w:hint="eastAsia" w:ascii="Times New Roman" w:hAnsi="Times New Roman" w:eastAsia="Times New Roman" w:cs="Times New Roman"/>
+        </w:rPr>
+        <w:t>【</w:t>
+      </w:r>
+      <w:r>
+        <w:rPr>
+          <w:rFonts w:hint="eastAsia" w:ascii="Times New Roman" w:hAnsi="Times New Roman" w:eastAsia="SimHei" w:cs="Times New Roman"/>
+        </w:rPr>
+        <w:t>竞赛深化</w:t>
+      </w:r>
+      <w:r>
+        <w:rPr>
+          <w:rFonts w:hint="eastAsia" w:ascii="Times New Roman" w:hAnsi="Times New Roman" w:eastAsia="Times New Roman" w:cs="Times New Roman"/>
+        </w:rPr>
+        <w:t>】★</w:t>
+      </w:r>
+    </w:p>
+    <w:p>
+      <w:pPr>
+        <w:pStyle w:val="FirstParagraph"/>
+      </w:pPr>
+      <w:r>
+        <w:rPr>
+          <w:rFonts w:hint="eastAsia" w:ascii="Times New Roman" w:hAnsi="Times New Roman" w:eastAsia="FangSong" w:cs="Times New Roman"/>
           <w:b/>
           <w:bCs/>
         </w:rPr>
-        <w:t xml:space="preserve">电子结构语言</w:t>
-      </w:r>
-      <w:r>
-        <w:rPr>
-          <w:rFonts w:hint="eastAsia" w:ascii="Times New Roman" w:hAnsi="Times New Roman" w:eastAsia="Times New Roman" w:cs="Times New Roman"/>
-        </w:rPr>
-        <w:t>（</w:t>
-      </w:r>
-      <w:r>
-        <w:rPr>
-          <w:rFonts w:hint="eastAsia" w:ascii="Times New Roman" w:hAnsi="Times New Roman" w:eastAsia="FangSong" w:cs="Times New Roman"/>
-        </w:rPr>
-        <w:t>本讲</w:t>
-      </w:r>
-      <w:r>
-        <w:rPr>
-          <w:rFonts w:ascii="Times New Roman" w:hAnsi="Times New Roman" w:eastAsia="Times New Roman" w:cs="Times New Roman"/>
-        </w:rPr>
-        <w:t xml:space="preserve"> §1.4 </w:t>
-      </w:r>
-      <w:r>
-        <w:rPr>
-          <w:rFonts w:hint="eastAsia" w:ascii="Times New Roman" w:hAnsi="Times New Roman" w:eastAsia="FangSong" w:cs="Times New Roman"/>
-        </w:rPr>
-        <w:t>电子效应</w:t>
-      </w:r>
-      <w:r>
-        <w:rPr>
-          <w:rFonts w:hint="eastAsia" w:ascii="Times New Roman" w:hAnsi="Times New Roman" w:eastAsia="Times New Roman" w:cs="Times New Roman"/>
-        </w:rPr>
-        <w:t>）：</w:t>
-      </w:r>
-      <w:r>
-        <w:rPr>
-          <w:rFonts w:hint="eastAsia" w:ascii="Times New Roman" w:hAnsi="Times New Roman" w:eastAsia="FangSong" w:cs="Times New Roman"/>
-        </w:rPr>
-        <w:t>解释</w:t>
-      </w:r>
-      <w:r>
-        <w:rPr>
-          <w:rFonts w:hint="eastAsia" w:ascii="Times New Roman" w:hAnsi="Times New Roman" w:eastAsia="Times New Roman" w:cs="Times New Roman"/>
+        <w:t>初赛讲义提供的独特视角</w:t>
+      </w:r>
+      <w:r>
+        <w:rPr>
+          <w:rFonts w:hint="eastAsia" w:ascii="Times New Roman" w:hAnsi="Times New Roman" w:eastAsia="Times New Roman" w:cs="Times New Roman"/>
+          <w:b/>
+          <w:bCs/>
+        </w:rPr>
+        <w:t>——</w:t>
+      </w:r>
+      <w:r>
+        <w:rPr>
+          <w:rFonts w:hint="eastAsia" w:ascii="Times New Roman" w:hAnsi="Times New Roman" w:eastAsia="Times New Roman" w:cs="Times New Roman"/>
+          <w:b/>
+          <w:bCs/>
+        </w:rPr>
+        <w:t>“</w:t>
+      </w:r>
+      <w:r>
+        <w:rPr>
+          <w:rFonts w:hint="eastAsia" w:ascii="Times New Roman" w:hAnsi="Times New Roman" w:eastAsia="FangSong" w:cs="Times New Roman"/>
+          <w:b/>
+          <w:bCs/>
+        </w:rPr>
+        <w:t>统一解释语言</w:t>
+      </w:r>
+      <w:r>
+        <w:rPr>
+          <w:rFonts w:hint="eastAsia" w:ascii="Times New Roman" w:hAnsi="Times New Roman" w:eastAsia="Times New Roman" w:cs="Times New Roman"/>
+          <w:b/>
+          <w:bCs/>
         </w:rPr>
         <w:t>”</w:t>
       </w:r>
       <w:r>
         <w:rPr>
-          <w:rFonts w:hint="eastAsia" w:ascii="Times New Roman" w:hAnsi="Times New Roman" w:eastAsia="FangSong" w:cs="Times New Roman"/>
-        </w:rPr>
-        <w:t>为什么这里更稳定</w:t>
-      </w:r>
-      <w:r>
-        <w:rPr>
-          <w:rFonts w:hint="eastAsia" w:ascii="Times New Roman" w:hAnsi="Times New Roman" w:eastAsia="Times New Roman" w:cs="Times New Roman"/>
-        </w:rPr>
-        <w:t>/</w:t>
-      </w:r>
-      <w:r>
-        <w:rPr>
-          <w:rFonts w:hint="eastAsia" w:ascii="Times New Roman" w:hAnsi="Times New Roman" w:eastAsia="FangSong" w:cs="Times New Roman"/>
-        </w:rPr>
-        <w:t>更活泼</w:t>
+          <w:rFonts w:hint="eastAsia" w:ascii="Times New Roman" w:hAnsi="Times New Roman" w:eastAsia="Times New Roman" w:cs="Times New Roman"/>
+        </w:rPr>
+        <w:t xml:space="preserve">：</w:t>
+      </w:r>
+    </w:p>
+    <w:p>
+      <w:pPr>
+        <w:pStyle w:val="BodyText"/>
+      </w:pPr>
+      <w:r>
+        <w:rPr>
+          <w:rFonts w:hint="eastAsia" w:ascii="Times New Roman" w:hAnsi="Times New Roman" w:eastAsia="FangSong" w:cs="Times New Roman"/>
+        </w:rPr>
+        <w:t>有机化学不是背反应的学科</w:t>
+      </w:r>
+      <w:r>
+        <w:rPr>
+          <w:rFonts w:hint="eastAsia" w:ascii="Times New Roman" w:hAnsi="Times New Roman" w:eastAsia="Times New Roman" w:cs="Times New Roman"/>
+        </w:rPr>
+        <w:t>，</w:t>
+      </w:r>
+      <w:r>
+        <w:rPr>
+          <w:rFonts w:hint="eastAsia" w:ascii="Times New Roman" w:hAnsi="Times New Roman" w:eastAsia="FangSong" w:cs="Times New Roman"/>
+        </w:rPr>
+        <w:t>而是用</w:t>
       </w:r>
       <w:r>
         <w:rPr>
           <w:rFonts w:hint="eastAsia" w:ascii="Times New Roman" w:hAnsi="Times New Roman" w:eastAsia="Times New Roman" w:cs="Times New Roman"/>
         </w:rPr>
         <w:t>”</w:t>
+      </w:r>
+      <w:r>
+        <w:rPr>
+          <w:rFonts w:hint="eastAsia" w:ascii="Times New Roman" w:hAnsi="Times New Roman" w:eastAsia="FangSong" w:cs="Times New Roman"/>
+        </w:rPr>
+        <w:t>结构</w:t>
+      </w:r>
+      <w:r>
+        <w:rPr>
+          <w:rFonts w:hint="eastAsia" w:ascii="Times New Roman" w:hAnsi="Times New Roman" w:eastAsia="Times New Roman" w:cs="Times New Roman"/>
+        </w:rPr>
+        <w:t>-</w:t>
+      </w:r>
+      <w:r>
+        <w:rPr>
+          <w:rFonts w:hint="eastAsia" w:ascii="Times New Roman" w:hAnsi="Times New Roman" w:eastAsia="FangSong" w:cs="Times New Roman"/>
+        </w:rPr>
+        <w:t>空间</w:t>
+      </w:r>
+      <w:r>
+        <w:rPr>
+          <w:rFonts w:hint="eastAsia" w:ascii="Times New Roman" w:hAnsi="Times New Roman" w:eastAsia="Times New Roman" w:cs="Times New Roman"/>
+        </w:rPr>
+        <w:t>-</w:t>
+      </w:r>
+      <w:r>
+        <w:rPr>
+          <w:rFonts w:hint="eastAsia" w:ascii="Times New Roman" w:hAnsi="Times New Roman" w:eastAsia="FangSong" w:cs="Times New Roman"/>
+        </w:rPr>
+        <w:t>能量</w:t>
+      </w:r>
+      <w:r>
+        <w:rPr>
+          <w:rFonts w:hint="eastAsia" w:ascii="Times New Roman" w:hAnsi="Times New Roman" w:eastAsia="Times New Roman" w:cs="Times New Roman"/>
+        </w:rPr>
+        <w:t>-</w:t>
+      </w:r>
+      <w:r>
+        <w:rPr>
+          <w:rFonts w:hint="eastAsia" w:ascii="Times New Roman" w:hAnsi="Times New Roman" w:eastAsia="FangSong" w:cs="Times New Roman"/>
+        </w:rPr>
+        <w:t>条件</w:t>
+      </w:r>
+      <w:r>
+        <w:rPr>
+          <w:rFonts w:hint="eastAsia" w:ascii="Times New Roman" w:hAnsi="Times New Roman" w:eastAsia="Times New Roman" w:cs="Times New Roman"/>
+        </w:rPr>
+        <w:t>”</w:t>
+      </w:r>
+      <w:r>
+        <w:rPr>
+          <w:rFonts w:hint="eastAsia" w:ascii="Times New Roman" w:hAnsi="Times New Roman" w:eastAsia="FangSong" w:cs="Times New Roman"/>
+        </w:rPr>
+        <w:t>四维语言解释所有反应的学科</w:t>
+      </w:r>
+      <w:r>
+        <w:rPr>
+          <w:rFonts w:hint="eastAsia" w:ascii="Times New Roman" w:hAnsi="Times New Roman" w:eastAsia="Times New Roman" w:cs="Times New Roman"/>
+        </w:rPr>
+        <w:t>。</w:t>
+      </w:r>
+      <w:r>
+        <w:rPr>
+          <w:rFonts w:hint="eastAsia" w:ascii="Times New Roman" w:hAnsi="Times New Roman" w:eastAsia="Times New Roman" w:cs="Times New Roman"/>
+        </w:rPr>
+        <w:t>“</w:t>
+      </w:r>
+      <w:r>
+        <w:rPr>
+          <w:rFonts w:hint="eastAsia" w:ascii="Times New Roman" w:hAnsi="Times New Roman" w:eastAsia="FangSong" w:cs="Times New Roman"/>
+        </w:rPr>
+        <w:t>五维解释语言</w:t>
+      </w:r>
+      <w:r>
+        <w:rPr>
+          <w:rFonts w:hint="eastAsia" w:ascii="Times New Roman" w:hAnsi="Times New Roman" w:eastAsia="Times New Roman" w:cs="Times New Roman"/>
+        </w:rPr>
+        <w:t>”</w:t>
+      </w:r>
+      <w:r>
+        <w:rPr>
+          <w:rFonts w:hint="eastAsia" w:ascii="Times New Roman" w:hAnsi="Times New Roman" w:eastAsia="FangSong" w:cs="Times New Roman"/>
+        </w:rPr>
+        <w:t>框架</w:t>
+      </w:r>
+      <w:r>
+        <w:rPr>
+          <w:rFonts w:hint="eastAsia" w:ascii="Times New Roman" w:hAnsi="Times New Roman" w:eastAsia="Times New Roman" w:cs="Times New Roman"/>
+        </w:rPr>
+        <w:t>，</w:t>
+      </w:r>
+      <w:r>
+        <w:rPr>
+          <w:rFonts w:hint="eastAsia" w:ascii="Times New Roman" w:hAnsi="Times New Roman" w:eastAsia="FangSong" w:cs="Times New Roman"/>
+        </w:rPr>
+        <w:t>可以从更高的视角统摄本讲所有内容</w:t>
+      </w:r>
+      <w:r>
+        <w:rPr>
+          <w:rFonts w:hint="eastAsia" w:ascii="Times New Roman" w:hAnsi="Times New Roman" w:eastAsia="Times New Roman" w:cs="Times New Roman"/>
+        </w:rPr>
+        <w:t>：</w:t>
       </w:r>
     </w:p>
     <w:p>
@@ -22218,7 +22092,7 @@
         <w:pStyle w:val="Compact"/>
         <w:numPr>
           <w:ilvl w:val="0"/>
-          <w:numId w:val="1016"/>
+          <w:numId w:val="1019"/>
         </w:numPr>
       </w:pPr>
       <w:r>
@@ -22227,83 +22101,67 @@
           <w:b/>
           <w:bCs/>
         </w:rPr>
-        <w:t>立体</w:t>
-      </w:r>
-      <w:r>
-        <w:rPr>
-          <w:rFonts w:hint="eastAsia" w:ascii="Times New Roman" w:hAnsi="Times New Roman" w:eastAsia="Times New Roman" w:cs="Times New Roman"/>
-          <w:b/>
-          <w:bCs/>
+        <w:t xml:space="preserve">电子结构语言</w:t>
+      </w:r>
+      <w:r>
+        <w:rPr>
+          <w:rFonts w:hint="eastAsia" w:ascii="Times New Roman" w:hAnsi="Times New Roman" w:eastAsia="Times New Roman" w:cs="Times New Roman"/>
+        </w:rPr>
+        <w:t>（</w:t>
+      </w:r>
+      <w:r>
+        <w:rPr>
+          <w:rFonts w:hint="eastAsia" w:ascii="Times New Roman" w:hAnsi="Times New Roman" w:eastAsia="FangSong" w:cs="Times New Roman"/>
+        </w:rPr>
+        <w:t>本讲</w:t>
+      </w:r>
+      <w:r>
+        <w:rPr>
+          <w:rFonts w:ascii="Times New Roman" w:hAnsi="Times New Roman" w:eastAsia="Times New Roman" w:cs="Times New Roman"/>
+        </w:rPr>
+        <w:t xml:space="preserve"> §1.4 </w:t>
+      </w:r>
+      <w:r>
+        <w:rPr>
+          <w:rFonts w:hint="eastAsia" w:ascii="Times New Roman" w:hAnsi="Times New Roman" w:eastAsia="FangSong" w:cs="Times New Roman"/>
+        </w:rPr>
+        <w:t>电子效应</w:t>
+      </w:r>
+      <w:r>
+        <w:rPr>
+          <w:rFonts w:hint="eastAsia" w:ascii="Times New Roman" w:hAnsi="Times New Roman" w:eastAsia="Times New Roman" w:cs="Times New Roman"/>
+        </w:rPr>
+        <w:t>）：</w:t>
+      </w:r>
+      <w:r>
+        <w:rPr>
+          <w:rFonts w:hint="eastAsia" w:ascii="Times New Roman" w:hAnsi="Times New Roman" w:eastAsia="FangSong" w:cs="Times New Roman"/>
+        </w:rPr>
+        <w:t>解释</w:t>
+      </w:r>
+      <w:r>
+        <w:rPr>
+          <w:rFonts w:hint="eastAsia" w:ascii="Times New Roman" w:hAnsi="Times New Roman" w:eastAsia="Times New Roman" w:cs="Times New Roman"/>
+        </w:rPr>
+        <w:t>”</w:t>
+      </w:r>
+      <w:r>
+        <w:rPr>
+          <w:rFonts w:hint="eastAsia" w:ascii="Times New Roman" w:hAnsi="Times New Roman" w:eastAsia="FangSong" w:cs="Times New Roman"/>
+        </w:rPr>
+        <w:t>为什么这里更稳定</w:t>
+      </w:r>
+      <w:r>
+        <w:rPr>
+          <w:rFonts w:hint="eastAsia" w:ascii="Times New Roman" w:hAnsi="Times New Roman" w:eastAsia="Times New Roman" w:cs="Times New Roman"/>
         </w:rPr>
         <w:t>/</w:t>
       </w:r>
       <w:r>
         <w:rPr>
           <w:rFonts w:hint="eastAsia" w:ascii="Times New Roman" w:hAnsi="Times New Roman" w:eastAsia="FangSong" w:cs="Times New Roman"/>
-          <w:b/>
-          <w:bCs/>
-        </w:rPr>
-        <w:t>构象语言</w:t>
-      </w:r>
-      <w:r>
-        <w:rPr>
-          <w:rFonts w:hint="eastAsia" w:ascii="Times New Roman" w:hAnsi="Times New Roman" w:eastAsia="Times New Roman" w:cs="Times New Roman"/>
-        </w:rPr>
-        <w:t>（</w:t>
-      </w:r>
-      <w:r>
-        <w:rPr>
-          <w:rFonts w:hint="eastAsia" w:ascii="Times New Roman" w:hAnsi="Times New Roman" w:eastAsia="FangSong" w:cs="Times New Roman"/>
-        </w:rPr>
-        <w:t>本讲</w:t>
-      </w:r>
-      <w:r>
-        <w:rPr>
-          <w:rFonts w:ascii="Times New Roman" w:hAnsi="Times New Roman" w:eastAsia="Times New Roman" w:cs="Times New Roman"/>
-        </w:rPr>
-        <w:t xml:space="preserve"> §1.3 </w:t>
-      </w:r>
-      <w:r>
-        <w:rPr>
-          <w:rFonts w:hint="eastAsia" w:ascii="Times New Roman" w:hAnsi="Times New Roman" w:eastAsia="FangSong" w:cs="Times New Roman"/>
-        </w:rPr>
-        <w:t>立体化学</w:t>
-      </w:r>
-      <w:r>
-        <w:rPr>
-          <w:rFonts w:hint="eastAsia" w:ascii="Times New Roman" w:hAnsi="Times New Roman" w:eastAsia="Times New Roman" w:cs="Times New Roman"/>
-        </w:rPr>
-        <w:t>）：</w:t>
-      </w:r>
-      <w:r>
-        <w:rPr>
-          <w:rFonts w:hint="eastAsia" w:ascii="Times New Roman" w:hAnsi="Times New Roman" w:eastAsia="FangSong" w:cs="Times New Roman"/>
-        </w:rPr>
-        <w:t>解释</w:t>
-      </w:r>
-      <w:r>
-        <w:rPr>
-          <w:rFonts w:hint="eastAsia" w:ascii="Times New Roman" w:hAnsi="Times New Roman" w:eastAsia="Times New Roman" w:cs="Times New Roman"/>
-        </w:rPr>
-        <w:t>”</w:t>
-      </w:r>
-      <w:r>
-        <w:rPr>
-          <w:rFonts w:hint="eastAsia" w:ascii="Times New Roman" w:hAnsi="Times New Roman" w:eastAsia="FangSong" w:cs="Times New Roman"/>
-        </w:rPr>
-        <w:t>为什么从这面进攻</w:t>
-      </w:r>
-      <w:r>
-        <w:rPr>
-          <w:rFonts w:hint="eastAsia" w:ascii="Times New Roman" w:hAnsi="Times New Roman" w:eastAsia="Times New Roman" w:cs="Times New Roman"/>
-        </w:rPr>
-        <w:t>/</w:t>
-      </w:r>
-      <w:r>
-        <w:rPr>
-          <w:rFonts w:hint="eastAsia" w:ascii="Times New Roman" w:hAnsi="Times New Roman" w:eastAsia="FangSong" w:cs="Times New Roman"/>
-        </w:rPr>
-        <w:t>为什么这个构型胜出</w:t>
+        </w:rPr>
+        <w:t>更活泼</w:t>
       </w:r>
       <w:r>
         <w:rPr>
@@ -22317,7 +22175,7 @@
         <w:pStyle w:val="Compact"/>
         <w:numPr>
           <w:ilvl w:val="0"/>
-          <w:numId w:val="1016"/>
+          <w:numId w:val="1019"/>
         </w:numPr>
       </w:pPr>
       <w:r>
@@ -22326,7 +22184,7 @@
           <w:b/>
           <w:bCs/>
         </w:rPr>
-        <w:t>动力学</w:t>
+        <w:t>立体</w:t>
       </w:r>
       <w:r>
         <w:rPr>
@@ -22342,13 +22200,37 @@
           <w:b/>
           <w:bCs/>
         </w:rPr>
-        <w:t>热力学语言</w:t>
-      </w:r>
-      <w:r>
-        <w:rPr>
-          <w:rFonts w:hint="eastAsia" w:ascii="Times New Roman" w:hAnsi="Times New Roman" w:eastAsia="Times New Roman" w:cs="Times New Roman"/>
-        </w:rPr>
-        <w:t>：</w:t>
+        <w:t>构象语言</w:t>
+      </w:r>
+      <w:r>
+        <w:rPr>
+          <w:rFonts w:hint="eastAsia" w:ascii="Times New Roman" w:hAnsi="Times New Roman" w:eastAsia="Times New Roman" w:cs="Times New Roman"/>
+        </w:rPr>
+        <w:t>（</w:t>
+      </w:r>
+      <w:r>
+        <w:rPr>
+          <w:rFonts w:hint="eastAsia" w:ascii="Times New Roman" w:hAnsi="Times New Roman" w:eastAsia="FangSong" w:cs="Times New Roman"/>
+        </w:rPr>
+        <w:t>本讲</w:t>
+      </w:r>
+      <w:r>
+        <w:rPr>
+          <w:rFonts w:ascii="Times New Roman" w:hAnsi="Times New Roman" w:eastAsia="Times New Roman" w:cs="Times New Roman"/>
+        </w:rPr>
+        <w:t xml:space="preserve"> §1.3 </w:t>
+      </w:r>
+      <w:r>
+        <w:rPr>
+          <w:rFonts w:hint="eastAsia" w:ascii="Times New Roman" w:hAnsi="Times New Roman" w:eastAsia="FangSong" w:cs="Times New Roman"/>
+        </w:rPr>
+        <w:t>立体化学</w:t>
+      </w:r>
+      <w:r>
+        <w:rPr>
+          <w:rFonts w:hint="eastAsia" w:ascii="Times New Roman" w:hAnsi="Times New Roman" w:eastAsia="Times New Roman" w:cs="Times New Roman"/>
+        </w:rPr>
+        <w:t>）：</w:t>
       </w:r>
       <w:r>
         <w:rPr>
@@ -22366,19 +22248,19 @@
         <w:rPr>
           <w:rFonts w:hint="eastAsia" w:ascii="Times New Roman" w:hAnsi="Times New Roman" w:eastAsia="FangSong" w:cs="Times New Roman"/>
         </w:rPr>
-        <w:t>为什么条件一变</w:t>
-      </w:r>
-      <w:r>
-        <w:rPr>
-          <w:rFonts w:hint="eastAsia" w:ascii="Times New Roman" w:hAnsi="Times New Roman" w:eastAsia="Times New Roman" w:cs="Times New Roman"/>
-        </w:rPr>
-        <w:t>，</w:t>
-      </w:r>
-      <w:r>
-        <w:rPr>
-          <w:rFonts w:hint="eastAsia" w:ascii="Times New Roman" w:hAnsi="Times New Roman" w:eastAsia="FangSong" w:cs="Times New Roman"/>
-        </w:rPr>
-        <w:t>产物就变</w:t>
+        <w:t>为什么从这面进攻</w:t>
+      </w:r>
+      <w:r>
+        <w:rPr>
+          <w:rFonts w:hint="eastAsia" w:ascii="Times New Roman" w:hAnsi="Times New Roman" w:eastAsia="Times New Roman" w:cs="Times New Roman"/>
+        </w:rPr>
+        <w:t>/</w:t>
+      </w:r>
+      <w:r>
+        <w:rPr>
+          <w:rFonts w:hint="eastAsia" w:ascii="Times New Roman" w:hAnsi="Times New Roman" w:eastAsia="FangSong" w:cs="Times New Roman"/>
+        </w:rPr>
+        <w:t>为什么这个构型胜出</w:t>
       </w:r>
       <w:r>
         <w:rPr>
@@ -22392,7 +22274,7 @@
         <w:pStyle w:val="Compact"/>
         <w:numPr>
           <w:ilvl w:val="0"/>
-          <w:numId w:val="1016"/>
+          <w:numId w:val="1019"/>
         </w:numPr>
       </w:pPr>
       <w:r>
@@ -22401,7 +22283,7 @@
           <w:b/>
           <w:bCs/>
         </w:rPr>
-        <w:t>条件</w:t>
+        <w:t>动力学</w:t>
       </w:r>
       <w:r>
         <w:rPr>
@@ -22417,7 +22299,7 @@
           <w:b/>
           <w:bCs/>
         </w:rPr>
-        <w:t>溶剂语言</w:t>
+        <w:t>热力学语言</w:t>
       </w:r>
       <w:r>
         <w:rPr>
@@ -22441,7 +22323,19 @@
         <w:rPr>
           <w:rFonts w:hint="eastAsia" w:ascii="Times New Roman" w:hAnsi="Times New Roman" w:eastAsia="FangSong" w:cs="Times New Roman"/>
         </w:rPr>
-        <w:t>为什么同一反应在不同溶剂中结果不同</w:t>
+        <w:t>为什么条件一变</w:t>
+      </w:r>
+      <w:r>
+        <w:rPr>
+          <w:rFonts w:hint="eastAsia" w:ascii="Times New Roman" w:hAnsi="Times New Roman" w:eastAsia="Times New Roman" w:cs="Times New Roman"/>
+        </w:rPr>
+        <w:t>，</w:t>
+      </w:r>
+      <w:r>
+        <w:rPr>
+          <w:rFonts w:hint="eastAsia" w:ascii="Times New Roman" w:hAnsi="Times New Roman" w:eastAsia="FangSong" w:cs="Times New Roman"/>
+        </w:rPr>
+        <w:t>产物就变</w:t>
       </w:r>
       <w:r>
         <w:rPr>
@@ -22455,7 +22349,70 @@
         <w:pStyle w:val="Compact"/>
         <w:numPr>
           <w:ilvl w:val="0"/>
-          <w:numId w:val="1016"/>
+          <w:numId w:val="1019"/>
+        </w:numPr>
+      </w:pPr>
+      <w:r>
+        <w:rPr>
+          <w:rFonts w:hint="eastAsia" w:ascii="Times New Roman" w:hAnsi="Times New Roman" w:eastAsia="FangSong" w:cs="Times New Roman"/>
+          <w:b/>
+          <w:bCs/>
+        </w:rPr>
+        <w:t>条件</w:t>
+      </w:r>
+      <w:r>
+        <w:rPr>
+          <w:rFonts w:hint="eastAsia" w:ascii="Times New Roman" w:hAnsi="Times New Roman" w:eastAsia="Times New Roman" w:cs="Times New Roman"/>
+          <w:b/>
+          <w:bCs/>
+        </w:rPr>
+        <w:t>/</w:t>
+      </w:r>
+      <w:r>
+        <w:rPr>
+          <w:rFonts w:hint="eastAsia" w:ascii="Times New Roman" w:hAnsi="Times New Roman" w:eastAsia="FangSong" w:cs="Times New Roman"/>
+          <w:b/>
+          <w:bCs/>
+        </w:rPr>
+        <w:t>溶剂语言</w:t>
+      </w:r>
+      <w:r>
+        <w:rPr>
+          <w:rFonts w:hint="eastAsia" w:ascii="Times New Roman" w:hAnsi="Times New Roman" w:eastAsia="Times New Roman" w:cs="Times New Roman"/>
+        </w:rPr>
+        <w:t>：</w:t>
+      </w:r>
+      <w:r>
+        <w:rPr>
+          <w:rFonts w:hint="eastAsia" w:ascii="Times New Roman" w:hAnsi="Times New Roman" w:eastAsia="FangSong" w:cs="Times New Roman"/>
+        </w:rPr>
+        <w:t>解释</w:t>
+      </w:r>
+      <w:r>
+        <w:rPr>
+          <w:rFonts w:hint="eastAsia" w:ascii="Times New Roman" w:hAnsi="Times New Roman" w:eastAsia="Times New Roman" w:cs="Times New Roman"/>
+        </w:rPr>
+        <w:t>”</w:t>
+      </w:r>
+      <w:r>
+        <w:rPr>
+          <w:rFonts w:hint="eastAsia" w:ascii="Times New Roman" w:hAnsi="Times New Roman" w:eastAsia="FangSong" w:cs="Times New Roman"/>
+        </w:rPr>
+        <w:t>为什么同一反应在不同溶剂中结果不同</w:t>
+      </w:r>
+      <w:r>
+        <w:rPr>
+          <w:rFonts w:hint="eastAsia" w:ascii="Times New Roman" w:hAnsi="Times New Roman" w:eastAsia="Times New Roman" w:cs="Times New Roman"/>
+        </w:rPr>
+        <w:t>”</w:t>
+      </w:r>
+    </w:p>
+    <w:p>
+      <w:pPr>
+        <w:pStyle w:val="Compact"/>
+        <w:numPr>
+          <w:ilvl w:val="0"/>
+          <w:numId w:val="1019"/>
         </w:numPr>
       </w:pPr>
       <w:r>
@@ -25277,7 +25234,7 @@
         <w:pStyle w:val="Compact"/>
         <w:numPr>
           <w:ilvl w:val="0"/>
-          <w:numId w:val="1017"/>
+          <w:numId w:val="1020"/>
         </w:numPr>
       </w:pPr>
       <w:r>
@@ -25316,7 +25273,7 @@
         <w:pStyle w:val="Compact"/>
         <w:numPr>
           <w:ilvl w:val="1"/>
-          <w:numId w:val="1018"/>
+          <w:numId w:val="1021"/>
         </w:numPr>
       </w:pPr>
       <w:r>
@@ -25401,7 +25358,7 @@
         <w:pStyle w:val="Compact"/>
         <w:numPr>
           <w:ilvl w:val="1"/>
-          <w:numId w:val="1018"/>
+          <w:numId w:val="1021"/>
         </w:numPr>
       </w:pPr>
       <w:r>
@@ -25536,7 +25493,7 @@
         <w:pStyle w:val="Compact"/>
         <w:numPr>
           <w:ilvl w:val="1"/>
-          <w:numId w:val="1018"/>
+          <w:numId w:val="1021"/>
         </w:numPr>
       </w:pPr>
       <w:r>
@@ -25563,7 +25520,7 @@
         <w:pStyle w:val="Compact"/>
         <w:numPr>
           <w:ilvl w:val="1"/>
-          <w:numId w:val="1018"/>
+          <w:numId w:val="1021"/>
         </w:numPr>
       </w:pPr>
       <w:r>
@@ -25624,1414 +25581,6 @@
           <w:bCs/>
         </w:rPr>
         <w:t>COOH</w:t>
-      </w:r>
-    </w:p>
-    <w:p>
-      <w:pPr>
-        <w:pStyle w:val="Compact"/>
-        <w:numPr>
-          <w:ilvl w:val="0"/>
-          <w:numId w:val="1017"/>
-        </w:numPr>
-      </w:pPr>
-      <w:r>
-        <w:rPr>
-          <w:rFonts w:hint="eastAsia" w:ascii="Times New Roman" w:hAnsi="Times New Roman" w:eastAsia="FangSong" w:cs="Times New Roman"/>
-        </w:rPr>
-        <w:t xml:space="preserve">比较</w:t>
-      </w:r>
-      <w:r>
-        <w:rPr>
-          <w:rFonts w:ascii="Times New Roman" w:hAnsi="Times New Roman" w:eastAsia="Times New Roman" w:cs="Times New Roman"/>
-        </w:rPr>
-        <w:t xml:space="preserve"> </w:t>
-      </w:r>
-      <w:r>
-        <w:rPr>
-          <w:rFonts w:hint="eastAsia" w:ascii="Times New Roman" w:hAnsi="Times New Roman" w:eastAsia="Times New Roman" w:cs="Times New Roman"/>
-        </w:rPr>
-        <w:t>(a)</w:t>
-      </w:r>
-      <w:r>
-        <w:rPr>
-          <w:rFonts w:hint="eastAsia" w:ascii="Times New Roman" w:hAnsi="Times New Roman" w:eastAsia="FangSong" w:cs="Times New Roman"/>
-        </w:rPr>
-        <w:t>和</w:t>
-      </w:r>
-      <w:r>
-        <w:rPr>
-          <w:rFonts w:hint="eastAsia" w:ascii="Times New Roman" w:hAnsi="Times New Roman" w:eastAsia="Times New Roman" w:cs="Times New Roman"/>
-        </w:rPr>
-        <w:t>(e)：</w:t>
-      </w:r>
-    </w:p>
-    <w:p>
-      <w:pPr>
-        <w:pStyle w:val="Compact"/>
-        <w:numPr>
-          <w:ilvl w:val="1"/>
-          <w:numId w:val="1019"/>
-        </w:numPr>
-      </w:pPr>
-      <w:r>
-        <w:rPr>
-          <w:rFonts w:hint="eastAsia" w:ascii="Times New Roman" w:hAnsi="Times New Roman" w:eastAsia="FangSong" w:cs="Times New Roman"/>
-        </w:rPr>
-        <w:t>苯酚的酸性</w:t>
-      </w:r>
-      <w:r>
-        <w:rPr>
-          <w:rFonts w:hint="eastAsia" w:ascii="Times New Roman" w:hAnsi="Times New Roman" w:eastAsia="Times New Roman" w:cs="Times New Roman"/>
-        </w:rPr>
-        <w:t>(pKa≈10)</w:t>
-      </w:r>
-      <w:r>
-        <w:rPr>
-          <w:rFonts w:hint="eastAsia" w:ascii="Times New Roman" w:hAnsi="Times New Roman" w:eastAsia="FangSong" w:cs="Times New Roman"/>
-        </w:rPr>
-        <w:t>远弱于乙酸</w:t>
-      </w:r>
-      <w:r>
-        <w:rPr>
-          <w:rFonts w:hint="eastAsia" w:ascii="Times New Roman" w:hAnsi="Times New Roman" w:eastAsia="Times New Roman" w:cs="Times New Roman"/>
-        </w:rPr>
-        <w:t>(pKa≈4.76)</w:t>
-      </w:r>
-    </w:p>
-    <w:p>
-      <w:pPr>
-        <w:pStyle w:val="Compact"/>
-        <w:numPr>
-          <w:ilvl w:val="1"/>
-          <w:numId w:val="1019"/>
-        </w:numPr>
-      </w:pPr>
-      <w:r>
-        <w:rPr>
-          <w:rFonts w:hint="eastAsia" w:ascii="Times New Roman" w:hAnsi="Times New Roman" w:eastAsia="FangSong" w:cs="Times New Roman"/>
-        </w:rPr>
-        <w:t>酚羟基解离后</w:t>
-      </w:r>
-      <w:r>
-        <w:rPr>
-          <w:rFonts w:hint="eastAsia" w:ascii="Times New Roman" w:hAnsi="Times New Roman" w:eastAsia="Times New Roman" w:cs="Times New Roman"/>
-        </w:rPr>
-        <w:t>，</w:t>
-      </w:r>
-      <w:r>
-        <w:rPr>
-          <w:rFonts w:hint="eastAsia" w:ascii="Times New Roman" w:hAnsi="Times New Roman" w:eastAsia="FangSong" w:cs="Times New Roman"/>
-        </w:rPr>
-        <w:t>负电荷虽可通过与苯环共轭分散</w:t>
-      </w:r>
-      <w:r>
-        <w:rPr>
-          <w:rFonts w:hint="eastAsia" w:ascii="Times New Roman" w:hAnsi="Times New Roman" w:eastAsia="Times New Roman" w:cs="Times New Roman"/>
-        </w:rPr>
-        <w:t>，</w:t>
-      </w:r>
-      <w:r>
-        <w:rPr>
-          <w:rFonts w:hint="eastAsia" w:ascii="Times New Roman" w:hAnsi="Times New Roman" w:eastAsia="FangSong" w:cs="Times New Roman"/>
-        </w:rPr>
-        <w:t>但羧酸根负离子可通过共振在两个</w:t>
-      </w:r>
-      <w:r>
-        <w:rPr>
-          <w:rFonts w:hint="eastAsia" w:ascii="Times New Roman" w:hAnsi="Times New Roman" w:eastAsia="Times New Roman" w:cs="Times New Roman"/>
-        </w:rPr>
-        <w:t>O</w:t>
-      </w:r>
-      <w:r>
-        <w:rPr>
-          <w:rFonts w:hint="eastAsia" w:ascii="Times New Roman" w:hAnsi="Times New Roman" w:eastAsia="FangSong" w:cs="Times New Roman"/>
-        </w:rPr>
-        <w:t>上完全等分</w:t>
-      </w:r>
-    </w:p>
-    <w:p>
-      <w:pPr>
-        <w:pStyle w:val="Compact"/>
-        <w:numPr>
-          <w:ilvl w:val="1"/>
-          <w:numId w:val="1019"/>
-        </w:numPr>
-      </w:pPr>
-      <w:r>
-        <w:rPr>
-          <w:rFonts w:ascii="Times New Roman" w:hAnsi="Times New Roman" w:eastAsia="Times New Roman" w:cs="Times New Roman"/>
-          <w:b/>
-          <w:bCs/>
-        </w:rPr>
-        <w:t>CH</w:t>
-      </w:r>
-      <w:r>
-        <w:rPr>
-          <w:rFonts w:ascii="Times New Roman" w:hAnsi="Times New Roman" w:eastAsia="Times New Roman" w:cs="Times New Roman"/>
-          <w:b/>
-          <w:bCs/>
-          <w:vertAlign w:val="subscript"/>
-        </w:rPr>
-        <w:t>3</w:t>
-      </w:r>
-      <w:r>
-        <w:rPr>
-          <w:rFonts w:ascii="Times New Roman" w:hAnsi="Times New Roman" w:eastAsia="Times New Roman" w:cs="Times New Roman"/>
-          <w:b/>
-          <w:bCs/>
-        </w:rPr>
-        <w:t>COOH &gt;&gt; C</w:t>
-      </w:r>
-      <w:r>
-        <w:rPr>
-          <w:rFonts w:ascii="Times New Roman" w:hAnsi="Times New Roman" w:eastAsia="Times New Roman" w:cs="Times New Roman"/>
-          <w:b/>
-          <w:bCs/>
-          <w:vertAlign w:val="subscript"/>
-        </w:rPr>
-        <w:t>6</w:t>
-      </w:r>
-      <w:r>
-        <w:rPr>
-          <w:rFonts w:ascii="Times New Roman" w:hAnsi="Times New Roman" w:eastAsia="Times New Roman" w:cs="Times New Roman"/>
-          <w:b/>
-          <w:bCs/>
-        </w:rPr>
-        <w:t>H</w:t>
-      </w:r>
-      <w:r>
-        <w:rPr>
-          <w:rFonts w:ascii="Times New Roman" w:hAnsi="Times New Roman" w:eastAsia="Times New Roman" w:cs="Times New Roman"/>
-          <w:b/>
-          <w:bCs/>
-          <w:vertAlign w:val="subscript"/>
-        </w:rPr>
-        <w:t>5</w:t>
-      </w:r>
-      <w:r>
-        <w:rPr>
-          <w:rFonts w:ascii="Times New Roman" w:hAnsi="Times New Roman" w:eastAsia="Times New Roman" w:cs="Times New Roman"/>
-          <w:b/>
-          <w:bCs/>
-        </w:rPr>
-        <w:t>OH</w:t>
-      </w:r>
-    </w:p>
-    <w:p>
-      <w:pPr>
-        <w:pStyle w:val="FirstParagraph"/>
-      </w:pPr>
-      <w:r>
-        <w:rPr>
-          <w:rFonts w:hint="eastAsia" w:ascii="Times New Roman" w:hAnsi="Times New Roman" w:eastAsia="FangSong" w:cs="Times New Roman"/>
-          <w:b/>
-          <w:bCs/>
-        </w:rPr>
-        <w:t xml:space="preserve">答案</w:t>
-      </w:r>
-      <w:r>
-        <w:rPr>
-          <w:rFonts w:hint="eastAsia" w:ascii="Times New Roman" w:hAnsi="Times New Roman" w:eastAsia="Times New Roman" w:cs="Times New Roman"/>
-        </w:rPr>
-        <w:t>：Cl</w:t>
-      </w:r>
-      <w:r>
-        <w:rPr>
-          <w:rFonts w:hint="eastAsia" w:ascii="Times New Roman" w:hAnsi="Times New Roman" w:eastAsia="Times New Roman" w:cs="Times New Roman"/>
-          <w:vertAlign w:val="subscript"/>
-        </w:rPr>
-        <w:t>3</w:t>
-      </w:r>
-      <w:r>
-        <w:rPr>
-          <w:rFonts w:hint="eastAsia" w:ascii="Times New Roman" w:hAnsi="Times New Roman" w:eastAsia="Times New Roman" w:cs="Times New Roman"/>
-        </w:rPr>
-        <w:t>CCOOH</w:t>
-      </w:r>
-      <w:r>
-        <w:rPr>
-          <w:rFonts w:ascii="Times New Roman" w:hAnsi="Times New Roman" w:eastAsia="Times New Roman" w:cs="Times New Roman"/>
-        </w:rPr>
-        <w:t xml:space="preserve"> &gt; ClCH</w:t>
-      </w:r>
-      <w:r>
-        <w:rPr>
-          <w:rFonts w:ascii="Times New Roman" w:hAnsi="Times New Roman" w:eastAsia="Times New Roman" w:cs="Times New Roman"/>
-          <w:vertAlign w:val="subscript"/>
-        </w:rPr>
-        <w:t>2</w:t>
-      </w:r>
-      <w:r>
-        <w:rPr>
-          <w:rFonts w:ascii="Times New Roman" w:hAnsi="Times New Roman" w:eastAsia="Times New Roman" w:cs="Times New Roman"/>
-        </w:rPr>
-        <w:t>COOH &gt; CH</w:t>
-      </w:r>
-      <w:r>
-        <w:rPr>
-          <w:rFonts w:ascii="Times New Roman" w:hAnsi="Times New Roman" w:eastAsia="Times New Roman" w:cs="Times New Roman"/>
-          <w:vertAlign w:val="subscript"/>
-        </w:rPr>
-        <w:t>3</w:t>
-      </w:r>
-      <w:r>
-        <w:rPr>
-          <w:rFonts w:ascii="Times New Roman" w:hAnsi="Times New Roman" w:eastAsia="Times New Roman" w:cs="Times New Roman"/>
-        </w:rPr>
-        <w:t>COOH &gt; CH</w:t>
-      </w:r>
-      <w:r>
-        <w:rPr>
-          <w:rFonts w:ascii="Times New Roman" w:hAnsi="Times New Roman" w:eastAsia="Times New Roman" w:cs="Times New Roman"/>
-          <w:vertAlign w:val="subscript"/>
-        </w:rPr>
-        <w:t>3</w:t>
-      </w:r>
-      <w:r>
-        <w:rPr>
-          <w:rFonts w:ascii="Times New Roman" w:hAnsi="Times New Roman" w:eastAsia="Times New Roman" w:cs="Times New Roman"/>
-        </w:rPr>
-        <w:t>CH</w:t>
-      </w:r>
-      <w:r>
-        <w:rPr>
-          <w:rFonts w:ascii="Times New Roman" w:hAnsi="Times New Roman" w:eastAsia="Times New Roman" w:cs="Times New Roman"/>
-          <w:vertAlign w:val="subscript"/>
-        </w:rPr>
-        <w:t>2</w:t>
-      </w:r>
-      <w:r>
-        <w:rPr>
-          <w:rFonts w:ascii="Times New Roman" w:hAnsi="Times New Roman" w:eastAsia="Times New Roman" w:cs="Times New Roman"/>
-        </w:rPr>
-        <w:t>COOH &gt; C</w:t>
-      </w:r>
-      <w:r>
-        <w:rPr>
-          <w:rFonts w:ascii="Times New Roman" w:hAnsi="Times New Roman" w:eastAsia="Times New Roman" w:cs="Times New Roman"/>
-          <w:vertAlign w:val="subscript"/>
-        </w:rPr>
-        <w:t>6</w:t>
-      </w:r>
-      <w:r>
-        <w:rPr>
-          <w:rFonts w:ascii="Times New Roman" w:hAnsi="Times New Roman" w:eastAsia="Times New Roman" w:cs="Times New Roman"/>
-        </w:rPr>
-        <w:t>H</w:t>
-      </w:r>
-      <w:r>
-        <w:rPr>
-          <w:rFonts w:ascii="Times New Roman" w:hAnsi="Times New Roman" w:eastAsia="Times New Roman" w:cs="Times New Roman"/>
-          <w:vertAlign w:val="subscript"/>
-        </w:rPr>
-        <w:t>5</w:t>
-      </w:r>
-      <w:r>
-        <w:rPr>
-          <w:rFonts w:ascii="Times New Roman" w:hAnsi="Times New Roman" w:eastAsia="Times New Roman" w:cs="Times New Roman"/>
-        </w:rPr>
-        <w:t>OH</w:t>
-      </w:r>
-    </w:p>
-    <w:p>
-      <w:pPr>
-        <w:pStyle w:val="BodyText"/>
-      </w:pPr>
-      <w:r>
-        <w:rPr>
-          <w:rFonts w:hint="eastAsia" w:ascii="Times New Roman" w:hAnsi="Times New Roman" w:eastAsia="FangSong" w:cs="Times New Roman"/>
-          <w:b/>
-          <w:bCs/>
-        </w:rPr>
-        <w:t xml:space="preserve">反思</w:t>
-      </w:r>
-      <w:r>
-        <w:rPr>
-          <w:rFonts w:hint="eastAsia" w:ascii="Times New Roman" w:hAnsi="Times New Roman" w:eastAsia="Times New Roman" w:cs="Times New Roman"/>
-        </w:rPr>
-        <w:t>：</w:t>
-      </w:r>
-      <w:r>
-        <w:rPr>
-          <w:rFonts w:hint="eastAsia" w:ascii="Times New Roman" w:hAnsi="Times New Roman" w:eastAsia="FangSong" w:cs="Times New Roman"/>
-        </w:rPr>
-        <w:t>此题综合体现了诱导效应在羧酸酸性中的定量作用</w:t>
-      </w:r>
-      <w:r>
-        <w:rPr>
-          <w:rFonts w:hint="eastAsia" w:ascii="Times New Roman" w:hAnsi="Times New Roman" w:eastAsia="Times New Roman" w:cs="Times New Roman"/>
-        </w:rPr>
-        <w:t>。</w:t>
-      </w:r>
-      <w:r>
-        <w:rPr>
-          <w:rFonts w:hint="eastAsia" w:ascii="Times New Roman" w:hAnsi="Times New Roman" w:eastAsia="FangSong" w:cs="Times New Roman"/>
-        </w:rPr>
-        <w:t>每增加一个</w:t>
-      </w:r>
-      <w:r>
-        <w:rPr>
-          <w:rFonts w:hint="eastAsia" w:ascii="Times New Roman" w:hAnsi="Times New Roman" w:eastAsia="Times New Roman" w:cs="Times New Roman"/>
-        </w:rPr>
-        <w:t>Cl</w:t>
-      </w:r>
-      <w:r>
-        <w:rPr>
-          <w:rFonts w:hint="eastAsia" w:ascii="Times New Roman" w:hAnsi="Times New Roman" w:eastAsia="FangSong" w:cs="Times New Roman"/>
-        </w:rPr>
-        <w:t>原子</w:t>
-      </w:r>
-      <w:r>
-        <w:rPr>
-          <w:rFonts w:hint="eastAsia" w:ascii="Times New Roman" w:hAnsi="Times New Roman" w:eastAsia="Times New Roman" w:cs="Times New Roman"/>
-        </w:rPr>
-        <w:t>，pKa</w:t>
-      </w:r>
-      <w:r>
-        <w:rPr>
-          <w:rFonts w:hint="eastAsia" w:ascii="Times New Roman" w:hAnsi="Times New Roman" w:eastAsia="FangSong" w:cs="Times New Roman"/>
-        </w:rPr>
-        <w:t>约降低</w:t>
-      </w:r>
-      <w:r>
-        <w:rPr>
-          <w:rFonts w:hint="eastAsia" w:ascii="Times New Roman" w:hAnsi="Times New Roman" w:eastAsia="Times New Roman" w:cs="Times New Roman"/>
-        </w:rPr>
-        <w:t>1.9</w:t>
-      </w:r>
-      <w:r>
-        <w:rPr>
-          <w:rFonts w:hint="eastAsia" w:ascii="Times New Roman" w:hAnsi="Times New Roman" w:eastAsia="FangSong" w:cs="Times New Roman"/>
-        </w:rPr>
-        <w:t>个单位</w:t>
-      </w:r>
-      <w:r>
-        <w:rPr>
-          <w:rFonts w:hint="eastAsia" w:ascii="Times New Roman" w:hAnsi="Times New Roman" w:eastAsia="Times New Roman" w:cs="Times New Roman"/>
-        </w:rPr>
-        <w:t>。</w:t>
-      </w:r>
-    </w:p>
-    <w:p>
-      <w:pPr>
-        <w:spacing w:before="160" w:after="80"/>
-      </w:pPr>
-      <w:r>
-        <w:pict>
-          <v:rect style="width:0;height:1.5pt" o:hralign="center" o:hrstd="t" o:hr="t"/>
-        </w:pict>
-      </w:r>
-    </w:p>
-    <w:bookmarkEnd w:id="38"/>
-    <w:bookmarkStart w:id="39" w:name="例4-手性与内消旋"/>
-    <w:p>
-      <w:pPr>
-        <w:pStyle w:val="Heading3"/>
-        <w:spacing w:before="280" w:after="120"/>
-      </w:pPr>
-      <w:r>
-        <w:rPr>
-          <w:rFonts w:hint="eastAsia" w:ascii="Times New Roman" w:hAnsi="Times New Roman" w:eastAsia="SimHei" w:cs="Times New Roman"/>
-        </w:rPr>
-        <w:t>例</w:t>
-      </w:r>
-      <w:r>
-        <w:rPr>
-          <w:rFonts w:hint="eastAsia" w:ascii="Times New Roman" w:hAnsi="Times New Roman" w:eastAsia="Times New Roman" w:cs="Times New Roman"/>
-        </w:rPr>
-        <w:t>4</w:t>
-      </w:r>
-      <w:r>
-        <w:rPr>
-          <w:rFonts w:ascii="Times New Roman" w:hAnsi="Times New Roman" w:eastAsia="Times New Roman" w:cs="Times New Roman"/>
-        </w:rPr>
-        <w:t xml:space="preserve"> </w:t>
-      </w:r>
-      <w:r>
-        <w:rPr>
-          <w:rFonts w:hint="eastAsia" w:ascii="Times New Roman" w:hAnsi="Times New Roman" w:eastAsia="SimHei" w:cs="Times New Roman"/>
-        </w:rPr>
-        <w:t xml:space="preserve">手性与内消旋</w:t>
-      </w:r>
-      <w:r>
-        <w:rPr>
-          <w:rFonts w:ascii="Times New Roman" w:hAnsi="Times New Roman" w:eastAsia="Times New Roman" w:cs="Times New Roman"/>
-        </w:rPr>
-        <w:t xml:space="preserve"> ⭐⭐⭐⭐</w:t>
-      </w:r>
-    </w:p>
-    <w:p>
-      <w:pPr>
-        <w:pStyle w:val="FirstParagraph"/>
-      </w:pPr>
-      <w:r>
-        <w:rPr>
-          <w:rFonts w:hint="eastAsia" w:ascii="Times New Roman" w:hAnsi="Times New Roman" w:eastAsia="FangSong" w:cs="Times New Roman"/>
-          <w:b/>
-          <w:bCs/>
-        </w:rPr>
-        <w:t xml:space="preserve">题干</w:t>
-      </w:r>
-      <w:r>
-        <w:rPr>
-          <w:rFonts w:hint="eastAsia" w:ascii="Times New Roman" w:hAnsi="Times New Roman" w:eastAsia="Times New Roman" w:cs="Times New Roman"/>
-        </w:rPr>
-        <w:t>：2,3-</w:t>
-      </w:r>
-      <w:r>
-        <w:rPr>
-          <w:rFonts w:hint="eastAsia" w:ascii="Times New Roman" w:hAnsi="Times New Roman" w:eastAsia="FangSong" w:cs="Times New Roman"/>
-        </w:rPr>
-        <w:t>二氯丁烷有几种立体异构体</w:t>
-      </w:r>
-      <w:r>
-        <w:rPr>
-          <w:rFonts w:hint="eastAsia" w:ascii="Times New Roman" w:hAnsi="Times New Roman" w:eastAsia="Times New Roman" w:cs="Times New Roman"/>
-        </w:rPr>
-        <w:t>？</w:t>
-      </w:r>
-      <w:r>
-        <w:rPr>
-          <w:rFonts w:hint="eastAsia" w:ascii="Times New Roman" w:hAnsi="Times New Roman" w:eastAsia="FangSong" w:cs="Times New Roman"/>
-        </w:rPr>
-        <w:t>画出并标记</w:t>
-      </w:r>
-      <w:r>
-        <w:rPr>
-          <w:rFonts w:hint="eastAsia" w:ascii="Times New Roman" w:hAnsi="Times New Roman" w:eastAsia="Times New Roman" w:cs="Times New Roman"/>
-        </w:rPr>
-        <w:t>。</w:t>
-      </w:r>
-    </w:p>
-    <w:p>
-      <w:pPr>
-        <w:pStyle w:val="BodyText"/>
-      </w:pPr>
-      <w:r>
-        <w:rPr>
-          <w:rFonts w:hint="eastAsia" w:ascii="Times New Roman" w:hAnsi="Times New Roman" w:eastAsia="FangSong" w:cs="Times New Roman"/>
-          <w:b/>
-          <w:bCs/>
-        </w:rPr>
-        <w:t xml:space="preserve">思路</w:t>
-      </w:r>
-      <w:r>
-        <w:rPr>
-          <w:rFonts w:hint="eastAsia" w:ascii="Times New Roman" w:hAnsi="Times New Roman" w:eastAsia="Times New Roman" w:cs="Times New Roman"/>
-        </w:rPr>
-        <w:t>：</w:t>
-      </w:r>
-      <w:r>
-        <w:rPr>
-          <w:rFonts w:hint="eastAsia" w:ascii="Times New Roman" w:hAnsi="Times New Roman" w:eastAsia="FangSong" w:cs="Times New Roman"/>
-        </w:rPr>
-        <w:t>有两个手性碳</w:t>
-      </w:r>
-      <w:r>
-        <w:rPr>
-          <w:rFonts w:hint="eastAsia" w:ascii="Times New Roman" w:hAnsi="Times New Roman" w:eastAsia="Times New Roman" w:cs="Times New Roman"/>
-        </w:rPr>
-        <w:t>，</w:t>
-      </w:r>
-      <w:r>
-        <w:rPr>
-          <w:rFonts w:hint="eastAsia" w:ascii="Times New Roman" w:hAnsi="Times New Roman" w:eastAsia="FangSong" w:cs="Times New Roman"/>
-        </w:rPr>
-        <w:t>最多</w:t>
-      </w:r>
-      <w:r>
-        <w:rPr>
-          <w:rFonts w:hint="eastAsia" w:ascii="Times New Roman" w:hAnsi="Times New Roman" w:eastAsia="Times New Roman" w:cs="Times New Roman"/>
-        </w:rPr>
-        <w:t>2</w:t>
-      </w:r>
-      <w:r>
-        <w:rPr>
-          <w:rFonts w:hint="eastAsia" w:ascii="Times New Roman" w:hAnsi="Times New Roman" w:eastAsia="Times New Roman" w:cs="Times New Roman"/>
-          <w:vertAlign w:val="superscript"/>
-        </w:rPr>
-        <w:t>2</w:t>
-      </w:r>
-      <w:r>
-        <w:rPr>
-          <w:rFonts w:hint="eastAsia" w:ascii="Times New Roman" w:hAnsi="Times New Roman" w:eastAsia="Times New Roman" w:cs="Times New Roman"/>
-        </w:rPr>
-        <w:t>=4</w:t>
-      </w:r>
-      <w:r>
-        <w:rPr>
-          <w:rFonts w:hint="eastAsia" w:ascii="Times New Roman" w:hAnsi="Times New Roman" w:eastAsia="FangSong" w:cs="Times New Roman"/>
-        </w:rPr>
-        <w:t>种立体异构体</w:t>
-      </w:r>
-      <w:r>
-        <w:rPr>
-          <w:rFonts w:hint="eastAsia" w:ascii="Times New Roman" w:hAnsi="Times New Roman" w:eastAsia="Times New Roman" w:cs="Times New Roman"/>
-        </w:rPr>
-        <w:t>。</w:t>
-      </w:r>
-      <w:r>
-        <w:rPr>
-          <w:rFonts w:hint="eastAsia" w:ascii="Times New Roman" w:hAnsi="Times New Roman" w:eastAsia="FangSong" w:cs="Times New Roman"/>
-        </w:rPr>
-        <w:t>但可能有内消旋体</w:t>
-      </w:r>
-      <w:r>
-        <w:rPr>
-          <w:rFonts w:hint="eastAsia" w:ascii="Times New Roman" w:hAnsi="Times New Roman" w:eastAsia="Times New Roman" w:cs="Times New Roman"/>
-        </w:rPr>
-        <w:t>。</w:t>
-      </w:r>
-    </w:p>
-    <w:p>
-      <w:pPr>
-        <w:pStyle w:val="BodyText"/>
-      </w:pPr>
-      <w:r>
-        <w:rPr>
-          <w:rFonts w:hint="eastAsia" w:ascii="Times New Roman" w:hAnsi="Times New Roman" w:eastAsia="FangSong" w:cs="Times New Roman"/>
-          <w:b/>
-          <w:bCs/>
-        </w:rPr>
-        <w:t xml:space="preserve">解析</w:t>
-      </w:r>
-      <w:r>
-        <w:rPr>
-          <w:rFonts w:hint="eastAsia" w:ascii="Times New Roman" w:hAnsi="Times New Roman" w:eastAsia="Times New Roman" w:cs="Times New Roman"/>
-        </w:rPr>
-        <w:t xml:space="preserve">：</w:t>
-      </w:r>
-      <w:r>
-        <w:rPr>
-          <w:rFonts w:ascii="Times New Roman" w:hAnsi="Times New Roman" w:eastAsia="Times New Roman" w:cs="Times New Roman"/>
-        </w:rPr>
-        <w:t xml:space="preserve"> </w:t>
-      </w:r>
-      <w:r>
-        <w:rPr>
-          <w:rFonts w:hint="eastAsia" w:ascii="Times New Roman" w:hAnsi="Times New Roman" w:eastAsia="Times New Roman" w:cs="Times New Roman"/>
-        </w:rPr>
-        <w:t>2,3-</w:t>
-      </w:r>
-      <w:r>
-        <w:rPr>
-          <w:rFonts w:hint="eastAsia" w:ascii="Times New Roman" w:hAnsi="Times New Roman" w:eastAsia="FangSong" w:cs="Times New Roman"/>
-        </w:rPr>
-        <w:t>二氯丁烷结构为</w:t>
-      </w:r>
-      <w:r>
-        <w:rPr>
-          <w:rFonts w:ascii="Times New Roman" w:hAnsi="Times New Roman" w:eastAsia="Times New Roman" w:cs="Times New Roman"/>
-        </w:rPr>
-        <w:t xml:space="preserve"> </w:t>
-      </w:r>
-      <w:r>
-        <w:rPr>
-          <w:rFonts w:hint="eastAsia" w:ascii="Times New Roman" w:hAnsi="Times New Roman" w:eastAsia="Times New Roman" w:cs="Times New Roman"/>
-        </w:rPr>
-        <w:t>CH</w:t>
-      </w:r>
-      <w:r>
-        <w:rPr>
-          <w:rFonts w:hint="eastAsia" w:ascii="Times New Roman" w:hAnsi="Times New Roman" w:eastAsia="Times New Roman" w:cs="Times New Roman"/>
-          <w:vertAlign w:val="subscript"/>
-        </w:rPr>
-        <w:t>3</w:t>
-      </w:r>
-      <w:r>
-        <w:rPr>
-          <w:rFonts w:hint="eastAsia" w:ascii="Times New Roman" w:hAnsi="Times New Roman" w:eastAsia="Times New Roman" w:cs="Times New Roman"/>
-        </w:rPr>
-        <w:t>-CHCl-CHCl-CH</w:t>
-      </w:r>
-      <w:r>
-        <w:rPr>
-          <w:rFonts w:hint="eastAsia" w:ascii="Times New Roman" w:hAnsi="Times New Roman" w:eastAsia="Times New Roman" w:cs="Times New Roman"/>
-          <w:vertAlign w:val="subscript"/>
-        </w:rPr>
-        <w:t>3</w:t>
-      </w:r>
-      <w:r>
-        <w:rPr>
-          <w:rFonts w:hint="eastAsia" w:ascii="Times New Roman" w:hAnsi="Times New Roman" w:eastAsia="Times New Roman" w:cs="Times New Roman"/>
-        </w:rPr>
-        <w:t>，</w:t>
-      </w:r>
-      <w:r>
-        <w:rPr>
-          <w:rFonts w:hint="eastAsia" w:ascii="Times New Roman" w:hAnsi="Times New Roman" w:eastAsia="FangSong" w:cs="Times New Roman"/>
-        </w:rPr>
-        <w:t>两个手性碳为</w:t>
-      </w:r>
-      <w:r>
-        <w:rPr>
-          <w:rFonts w:hint="eastAsia" w:ascii="Times New Roman" w:hAnsi="Times New Roman" w:eastAsia="Times New Roman" w:cs="Times New Roman"/>
-        </w:rPr>
-        <w:t>C2</w:t>
-      </w:r>
-      <w:r>
-        <w:rPr>
-          <w:rFonts w:hint="eastAsia" w:ascii="Times New Roman" w:hAnsi="Times New Roman" w:eastAsia="FangSong" w:cs="Times New Roman"/>
-        </w:rPr>
-        <w:t>和</w:t>
-      </w:r>
-      <w:r>
-        <w:rPr>
-          <w:rFonts w:hint="eastAsia" w:ascii="Times New Roman" w:hAnsi="Times New Roman" w:eastAsia="Times New Roman" w:cs="Times New Roman"/>
-        </w:rPr>
-        <w:t>C3。</w:t>
-      </w:r>
-    </w:p>
-    <w:p>
-      <w:pPr>
-        <w:pStyle w:val="BodyText"/>
-      </w:pPr>
-      <w:r>
-        <w:rPr>
-          <w:rFonts w:hint="eastAsia" w:ascii="Times New Roman" w:hAnsi="Times New Roman" w:eastAsia="FangSong" w:cs="Times New Roman"/>
-        </w:rPr>
-        <w:t>可能的组合</w:t>
-      </w:r>
-      <w:r>
-        <w:rPr>
-          <w:rFonts w:hint="eastAsia" w:ascii="Times New Roman" w:hAnsi="Times New Roman" w:eastAsia="Times New Roman" w:cs="Times New Roman"/>
-        </w:rPr>
-        <w:t>：</w:t>
-      </w:r>
-      <w:r>
-        <w:rPr>
-          <w:rFonts w:ascii="Times New Roman" w:hAnsi="Times New Roman" w:eastAsia="Times New Roman" w:cs="Times New Roman"/>
-        </w:rPr>
-        <w:t xml:space="preserve"> </w:t>
-      </w:r>
-      <w:r>
-        <w:rPr>
-          <w:rFonts w:ascii="Times New Roman" w:hAnsi="Times New Roman" w:eastAsia="Times New Roman" w:cs="Times New Roman"/>
-        </w:rPr>
-        <w:t xml:space="preserve">- </w:t>
-      </w:r>
-      <w:r>
-        <w:rPr>
-          <w:rFonts w:hint="eastAsia" w:ascii="Times New Roman" w:hAnsi="Times New Roman" w:eastAsia="Times New Roman" w:cs="Times New Roman"/>
-        </w:rPr>
-        <w:t>(2R,3R)-2,3-</w:t>
-      </w:r>
-      <w:r>
-        <w:rPr>
-          <w:rFonts w:hint="eastAsia" w:ascii="Times New Roman" w:hAnsi="Times New Roman" w:eastAsia="FangSong" w:cs="Times New Roman"/>
-        </w:rPr>
-        <w:t>二氯丁烷</w:t>
-      </w:r>
-      <w:r>
-        <w:rPr>
-          <w:rFonts w:ascii="Times New Roman" w:hAnsi="Times New Roman" w:eastAsia="Times New Roman" w:cs="Times New Roman"/>
-        </w:rPr>
-        <w:t xml:space="preserve"> — </w:t>
-      </w:r>
-      <w:r>
-        <w:rPr>
-          <w:rFonts w:hint="eastAsia" w:ascii="Times New Roman" w:hAnsi="Times New Roman" w:eastAsia="FangSong" w:cs="Times New Roman"/>
-        </w:rPr>
-        <w:t xml:space="preserve">一对对映体</w:t>
-      </w:r>
-      <w:r>
-        <w:rPr>
-          <w:rFonts w:ascii="Times New Roman" w:hAnsi="Times New Roman" w:eastAsia="Times New Roman" w:cs="Times New Roman"/>
-        </w:rPr>
-        <w:t xml:space="preserve"> </w:t>
-      </w:r>
-      <w:r>
-        <w:rPr>
-          <w:rFonts w:ascii="Times New Roman" w:hAnsi="Times New Roman" w:eastAsia="Times New Roman" w:cs="Times New Roman"/>
-        </w:rPr>
-        <w:t xml:space="preserve">- </w:t>
-      </w:r>
-      <w:r>
-        <w:rPr>
-          <w:rFonts w:hint="eastAsia" w:ascii="Times New Roman" w:hAnsi="Times New Roman" w:eastAsia="Times New Roman" w:cs="Times New Roman"/>
-        </w:rPr>
-        <w:t>(2S,3S)-2,3-</w:t>
-      </w:r>
-      <w:r>
-        <w:rPr>
-          <w:rFonts w:hint="eastAsia" w:ascii="Times New Roman" w:hAnsi="Times New Roman" w:eastAsia="FangSong" w:cs="Times New Roman"/>
-        </w:rPr>
-        <w:t>二氯丁烷</w:t>
-      </w:r>
-      <w:r>
-        <w:rPr>
-          <w:rFonts w:ascii="Times New Roman" w:hAnsi="Times New Roman" w:eastAsia="Times New Roman" w:cs="Times New Roman"/>
-        </w:rPr>
-        <w:t xml:space="preserve"> — </w:t>
-      </w:r>
-      <w:r>
-        <w:rPr>
-          <w:rFonts w:hint="eastAsia" w:ascii="Times New Roman" w:hAnsi="Times New Roman" w:eastAsia="FangSong" w:cs="Times New Roman"/>
-        </w:rPr>
-        <w:t>与</w:t>
-      </w:r>
-      <w:r>
-        <w:rPr>
-          <w:rFonts w:hint="eastAsia" w:ascii="Times New Roman" w:hAnsi="Times New Roman" w:eastAsia="Times New Roman" w:cs="Times New Roman"/>
-        </w:rPr>
-        <w:t>(2R,3R)</w:t>
-      </w:r>
-      <w:r>
-        <w:rPr>
-          <w:rFonts w:hint="eastAsia" w:ascii="Times New Roman" w:hAnsi="Times New Roman" w:eastAsia="FangSong" w:cs="Times New Roman"/>
-        </w:rPr>
-        <w:t>对映</w:t>
-      </w:r>
-      <w:r>
-        <w:rPr>
-          <w:rFonts w:ascii="Times New Roman" w:hAnsi="Times New Roman" w:eastAsia="Times New Roman" w:cs="Times New Roman"/>
-        </w:rPr>
-        <w:t xml:space="preserve"> </w:t>
-      </w:r>
-      <w:r>
-        <w:rPr>
-          <w:rFonts w:ascii="Times New Roman" w:hAnsi="Times New Roman" w:eastAsia="Times New Roman" w:cs="Times New Roman"/>
-        </w:rPr>
-        <w:t xml:space="preserve">- </w:t>
-      </w:r>
-      <w:r>
-        <w:rPr>
-          <w:rFonts w:hint="eastAsia" w:ascii="Times New Roman" w:hAnsi="Times New Roman" w:eastAsia="Times New Roman" w:cs="Times New Roman"/>
-        </w:rPr>
-        <w:t>(2R,3S)-2,3-</w:t>
-      </w:r>
-      <w:r>
-        <w:rPr>
-          <w:rFonts w:hint="eastAsia" w:ascii="Times New Roman" w:hAnsi="Times New Roman" w:eastAsia="FangSong" w:cs="Times New Roman"/>
-        </w:rPr>
-        <w:t>二氯丁烷</w:t>
-      </w:r>
-      <w:r>
-        <w:rPr>
-          <w:rFonts w:ascii="Times New Roman" w:hAnsi="Times New Roman" w:eastAsia="Times New Roman" w:cs="Times New Roman"/>
-        </w:rPr>
-        <w:t xml:space="preserve"> — </w:t>
-      </w:r>
-      <w:r>
-        <w:rPr>
-          <w:rFonts w:hint="eastAsia" w:ascii="Times New Roman" w:hAnsi="Times New Roman" w:eastAsia="FangSong" w:cs="Times New Roman"/>
-        </w:rPr>
-        <w:t>分子中存在对称面</w:t>
-      </w:r>
-      <w:r>
-        <w:rPr>
-          <w:rFonts w:hint="eastAsia" w:ascii="Times New Roman" w:hAnsi="Times New Roman" w:eastAsia="Times New Roman" w:cs="Times New Roman"/>
-        </w:rPr>
-        <w:t>（C2-C3</w:t>
-      </w:r>
-      <w:r>
-        <w:rPr>
-          <w:rFonts w:hint="eastAsia" w:ascii="Times New Roman" w:hAnsi="Times New Roman" w:eastAsia="FangSong" w:cs="Times New Roman"/>
-        </w:rPr>
-        <w:t>键中点垂直于键的平面</w:t>
-      </w:r>
-      <w:r>
-        <w:rPr>
-          <w:rFonts w:hint="eastAsia" w:ascii="Times New Roman" w:hAnsi="Times New Roman" w:eastAsia="Times New Roman" w:cs="Times New Roman"/>
-        </w:rPr>
-        <w:t>），</w:t>
-      </w:r>
-      <w:r>
-        <w:rPr>
-          <w:rFonts w:hint="eastAsia" w:ascii="Times New Roman" w:hAnsi="Times New Roman" w:eastAsia="FangSong" w:cs="Times New Roman"/>
-        </w:rPr>
-        <w:t>为内消旋体</w:t>
-      </w:r>
-      <w:r>
-        <w:rPr>
-          <w:rFonts w:hint="eastAsia" w:ascii="Times New Roman" w:hAnsi="Times New Roman" w:eastAsia="Times New Roman" w:cs="Times New Roman"/>
-        </w:rPr>
-        <w:t>，</w:t>
-      </w:r>
-      <w:r>
-        <w:rPr>
-          <w:rFonts w:hint="eastAsia" w:ascii="Times New Roman" w:hAnsi="Times New Roman" w:eastAsia="FangSong" w:cs="Times New Roman"/>
-        </w:rPr>
-        <w:t>无手性</w:t>
-      </w:r>
-      <w:r>
-        <w:rPr>
-          <w:rFonts w:ascii="Times New Roman" w:hAnsi="Times New Roman" w:eastAsia="Times New Roman" w:cs="Times New Roman"/>
-        </w:rPr>
-        <w:t xml:space="preserve"> </w:t>
-      </w:r>
-      <w:r>
-        <w:rPr>
-          <w:rFonts w:ascii="Times New Roman" w:hAnsi="Times New Roman" w:eastAsia="Times New Roman" w:cs="Times New Roman"/>
-        </w:rPr>
-        <w:t xml:space="preserve">- </w:t>
-      </w:r>
-      <w:r>
-        <w:rPr>
-          <w:rFonts w:hint="eastAsia" w:ascii="Times New Roman" w:hAnsi="Times New Roman" w:eastAsia="Times New Roman" w:cs="Times New Roman"/>
-        </w:rPr>
-        <w:t>(2S,3R)-2,3-</w:t>
-      </w:r>
-      <w:r>
-        <w:rPr>
-          <w:rFonts w:hint="eastAsia" w:ascii="Times New Roman" w:hAnsi="Times New Roman" w:eastAsia="FangSong" w:cs="Times New Roman"/>
-        </w:rPr>
-        <w:t>二氯丁烷</w:t>
-      </w:r>
-      <w:r>
-        <w:rPr>
-          <w:rFonts w:ascii="Times New Roman" w:hAnsi="Times New Roman" w:eastAsia="Times New Roman" w:cs="Times New Roman"/>
-        </w:rPr>
-        <w:t xml:space="preserve"> — </w:t>
-      </w:r>
-      <w:r>
-        <w:rPr>
-          <w:rFonts w:hint="eastAsia" w:ascii="Times New Roman" w:hAnsi="Times New Roman" w:eastAsia="FangSong" w:cs="Times New Roman"/>
-        </w:rPr>
-        <w:t>就是</w:t>
-      </w:r>
-      <w:r>
-        <w:rPr>
-          <w:rFonts w:hint="eastAsia" w:ascii="Times New Roman" w:hAnsi="Times New Roman" w:eastAsia="Times New Roman" w:cs="Times New Roman"/>
-        </w:rPr>
-        <w:t>(2R,3S)（</w:t>
-      </w:r>
-      <w:r>
-        <w:rPr>
-          <w:rFonts w:hint="eastAsia" w:ascii="Times New Roman" w:hAnsi="Times New Roman" w:eastAsia="FangSong" w:cs="Times New Roman"/>
-        </w:rPr>
-        <w:t>旋转</w:t>
-      </w:r>
-      <w:r>
-        <w:rPr>
-          <w:rFonts w:hint="eastAsia" w:ascii="Times New Roman" w:hAnsi="Times New Roman" w:eastAsia="Times New Roman" w:cs="Times New Roman"/>
-        </w:rPr>
-        <w:t>180°</w:t>
-      </w:r>
-      <w:r>
-        <w:rPr>
-          <w:rFonts w:hint="eastAsia" w:ascii="Times New Roman" w:hAnsi="Times New Roman" w:eastAsia="FangSong" w:cs="Times New Roman"/>
-        </w:rPr>
-        <w:t>相同</w:t>
-      </w:r>
-      <w:r>
-        <w:rPr>
-          <w:rFonts w:hint="eastAsia" w:ascii="Times New Roman" w:hAnsi="Times New Roman" w:eastAsia="Times New Roman" w:cs="Times New Roman"/>
-        </w:rPr>
-        <w:t>）</w:t>
-      </w:r>
-    </w:p>
-    <w:p>
-      <w:pPr>
-        <w:pStyle w:val="BodyText"/>
-      </w:pPr>
-      <w:r>
-        <w:rPr>
-          <w:rFonts w:hint="eastAsia" w:ascii="Times New Roman" w:hAnsi="Times New Roman" w:eastAsia="FangSong" w:cs="Times New Roman"/>
-        </w:rPr>
-        <w:t>因此共</w:t>
-      </w:r>
-      <w:r>
-        <w:rPr>
-          <w:rFonts w:hint="eastAsia" w:ascii="Times New Roman" w:hAnsi="Times New Roman" w:eastAsia="Times New Roman" w:cs="Times New Roman"/>
-        </w:rPr>
-        <w:t>3</w:t>
-      </w:r>
-      <w:r>
-        <w:rPr>
-          <w:rFonts w:hint="eastAsia" w:ascii="Times New Roman" w:hAnsi="Times New Roman" w:eastAsia="FangSong" w:cs="Times New Roman"/>
-        </w:rPr>
-        <w:t>种立体异构体</w:t>
-      </w:r>
-      <w:r>
-        <w:rPr>
-          <w:rFonts w:hint="eastAsia" w:ascii="Times New Roman" w:hAnsi="Times New Roman" w:eastAsia="Times New Roman" w:cs="Times New Roman"/>
-        </w:rPr>
-        <w:t>：</w:t>
-      </w:r>
-      <w:r>
-        <w:rPr>
-          <w:rFonts w:hint="eastAsia" w:ascii="Times New Roman" w:hAnsi="Times New Roman" w:eastAsia="FangSong" w:cs="Times New Roman"/>
-        </w:rPr>
-        <w:t>一对对映体</w:t>
-      </w:r>
-      <w:r>
-        <w:rPr>
-          <w:rFonts w:ascii="Times New Roman" w:hAnsi="Times New Roman" w:eastAsia="Times New Roman" w:cs="Times New Roman"/>
-        </w:rPr>
-        <w:t xml:space="preserve"> + </w:t>
-      </w:r>
-      <w:r>
-        <w:rPr>
-          <w:rFonts w:hint="eastAsia" w:ascii="Times New Roman" w:hAnsi="Times New Roman" w:eastAsia="FangSong" w:cs="Times New Roman"/>
-        </w:rPr>
-        <w:t>一个内消旋体</w:t>
-      </w:r>
-      <w:r>
-        <w:rPr>
-          <w:rFonts w:hint="eastAsia" w:ascii="Times New Roman" w:hAnsi="Times New Roman" w:eastAsia="Times New Roman" w:cs="Times New Roman"/>
-        </w:rPr>
-        <w:t>。</w:t>
-      </w:r>
-    </w:p>
-    <w:p>
-      <w:pPr>
-        <w:pStyle w:val="BodyText"/>
-      </w:pPr>
-      <w:r>
-        <w:rPr>
-          <w:rFonts w:hint="eastAsia" w:ascii="Times New Roman" w:hAnsi="Times New Roman" w:eastAsia="FangSong" w:cs="Times New Roman"/>
-          <w:b/>
-          <w:bCs/>
-        </w:rPr>
-        <w:t xml:space="preserve">答案</w:t>
-      </w:r>
-      <w:r>
-        <w:rPr>
-          <w:rFonts w:hint="eastAsia" w:ascii="Times New Roman" w:hAnsi="Times New Roman" w:eastAsia="Times New Roman" w:cs="Times New Roman"/>
-        </w:rPr>
-        <w:t>：3</w:t>
-      </w:r>
-      <w:r>
-        <w:rPr>
-          <w:rFonts w:hint="eastAsia" w:ascii="Times New Roman" w:hAnsi="Times New Roman" w:eastAsia="FangSong" w:cs="Times New Roman"/>
-        </w:rPr>
-        <w:t>种立体异构体</w:t>
-      </w:r>
-      <w:r>
-        <w:rPr>
-          <w:rFonts w:hint="eastAsia" w:ascii="Times New Roman" w:hAnsi="Times New Roman" w:eastAsia="Times New Roman" w:cs="Times New Roman"/>
-        </w:rPr>
-        <w:t>。(2R,3R)/(2S,3S)</w:t>
-      </w:r>
-      <w:r>
-        <w:rPr>
-          <w:rFonts w:hint="eastAsia" w:ascii="Times New Roman" w:hAnsi="Times New Roman" w:eastAsia="FangSong" w:cs="Times New Roman"/>
-        </w:rPr>
-        <w:t>为一对对映体</w:t>
-      </w:r>
-      <w:r>
-        <w:rPr>
-          <w:rFonts w:hint="eastAsia" w:ascii="Times New Roman" w:hAnsi="Times New Roman" w:eastAsia="Times New Roman" w:cs="Times New Roman"/>
-        </w:rPr>
-        <w:t>，(2R,3S)</w:t>
-      </w:r>
-      <w:r>
-        <w:rPr>
-          <w:rFonts w:hint="eastAsia" w:ascii="Times New Roman" w:hAnsi="Times New Roman" w:eastAsia="FangSong" w:cs="Times New Roman"/>
-        </w:rPr>
-        <w:t>为内消旋体</w:t>
-      </w:r>
-      <w:r>
-        <w:rPr>
-          <w:rFonts w:hint="eastAsia" w:ascii="Times New Roman" w:hAnsi="Times New Roman" w:eastAsia="Times New Roman" w:cs="Times New Roman"/>
-        </w:rPr>
-        <w:t>。</w:t>
-      </w:r>
-    </w:p>
-    <w:p>
-      <w:pPr>
-        <w:pStyle w:val="BodyText"/>
-      </w:pPr>
-      <w:r>
-        <w:rPr>
-          <w:rFonts w:hint="eastAsia" w:ascii="Times New Roman" w:hAnsi="Times New Roman" w:eastAsia="FangSong" w:cs="Times New Roman"/>
-          <w:b/>
-          <w:bCs/>
-        </w:rPr>
-        <w:t xml:space="preserve">反思</w:t>
-      </w:r>
-      <w:r>
-        <w:rPr>
-          <w:rFonts w:hint="eastAsia" w:ascii="Times New Roman" w:hAnsi="Times New Roman" w:eastAsia="Times New Roman" w:cs="Times New Roman"/>
-        </w:rPr>
-        <w:t>：</w:t>
-      </w:r>
-      <w:r>
-        <w:rPr>
-          <w:rFonts w:hint="eastAsia" w:ascii="Times New Roman" w:hAnsi="Times New Roman" w:eastAsia="FangSong" w:cs="Times New Roman"/>
-        </w:rPr>
-        <w:t>两个手性碳相同取代基时</w:t>
-      </w:r>
-      <w:r>
-        <w:rPr>
-          <w:rFonts w:hint="eastAsia" w:ascii="Times New Roman" w:hAnsi="Times New Roman" w:eastAsia="Times New Roman" w:cs="Times New Roman"/>
-        </w:rPr>
-        <w:t>，</w:t>
-      </w:r>
-      <w:r>
-        <w:rPr>
-          <w:rFonts w:hint="eastAsia" w:ascii="Times New Roman" w:hAnsi="Times New Roman" w:eastAsia="FangSong" w:cs="Times New Roman"/>
-        </w:rPr>
-        <w:t>数量可能小于</w:t>
-      </w:r>
-      <w:r>
-        <w:rPr>
-          <w:rFonts w:hint="eastAsia" w:ascii="Times New Roman" w:hAnsi="Times New Roman" w:eastAsia="Times New Roman" w:cs="Times New Roman"/>
-        </w:rPr>
-        <w:t>2</w:t>
-      </w:r>
-      <w:r>
-        <w:rPr>
-          <w:rFonts w:hint="eastAsia" w:ascii="Times New Roman" w:hAnsi="Times New Roman" w:eastAsia="Times New Roman" w:cs="Times New Roman"/>
-          <w:vertAlign w:val="superscript"/>
-        </w:rPr>
-        <w:t>n</w:t>
-      </w:r>
-      <w:r>
-        <w:rPr>
-          <w:rFonts w:hint="eastAsia" w:ascii="Times New Roman" w:hAnsi="Times New Roman" w:eastAsia="Times New Roman" w:cs="Times New Roman"/>
-        </w:rPr>
-        <w:t>，</w:t>
-      </w:r>
-      <w:r>
-        <w:rPr>
-          <w:rFonts w:hint="eastAsia" w:ascii="Times New Roman" w:hAnsi="Times New Roman" w:eastAsia="FangSong" w:cs="Times New Roman"/>
-        </w:rPr>
-        <w:t>因为有内消旋体的可能</w:t>
-      </w:r>
-      <w:r>
-        <w:rPr>
-          <w:rFonts w:hint="eastAsia" w:ascii="Times New Roman" w:hAnsi="Times New Roman" w:eastAsia="Times New Roman" w:cs="Times New Roman"/>
-        </w:rPr>
-        <w:t>。</w:t>
-      </w:r>
-    </w:p>
-    <w:p>
-      <w:pPr>
-        <w:spacing w:before="160" w:after="80"/>
-      </w:pPr>
-      <w:r>
-        <w:pict>
-          <v:rect style="width:0;height:1.5pt" o:hralign="center" o:hrstd="t" o:hr="t"/>
-        </w:pict>
-      </w:r>
-    </w:p>
-    <w:bookmarkEnd w:id="39"/>
-    <w:bookmarkStart w:id="40" w:name="例5-诱导与共轭的竞争"/>
-    <w:p>
-      <w:pPr>
-        <w:pStyle w:val="Heading3"/>
-        <w:spacing w:before="280" w:after="120"/>
-      </w:pPr>
-      <w:r>
-        <w:rPr>
-          <w:rFonts w:hint="eastAsia" w:ascii="Times New Roman" w:hAnsi="Times New Roman" w:eastAsia="SimHei" w:cs="Times New Roman"/>
-        </w:rPr>
-        <w:t>例</w:t>
-      </w:r>
-      <w:r>
-        <w:rPr>
-          <w:rFonts w:hint="eastAsia" w:ascii="Times New Roman" w:hAnsi="Times New Roman" w:eastAsia="Times New Roman" w:cs="Times New Roman"/>
-        </w:rPr>
-        <w:t>5</w:t>
-      </w:r>
-      <w:r>
-        <w:rPr>
-          <w:rFonts w:ascii="Times New Roman" w:hAnsi="Times New Roman" w:eastAsia="Times New Roman" w:cs="Times New Roman"/>
-        </w:rPr>
-        <w:t xml:space="preserve"> </w:t>
-      </w:r>
-      <w:r>
-        <w:rPr>
-          <w:rFonts w:hint="eastAsia" w:ascii="Times New Roman" w:hAnsi="Times New Roman" w:eastAsia="SimHei" w:cs="Times New Roman"/>
-        </w:rPr>
-        <w:t xml:space="preserve">诱导与共轭的竞争</w:t>
-      </w:r>
-      <w:r>
-        <w:rPr>
-          <w:rFonts w:ascii="Times New Roman" w:hAnsi="Times New Roman" w:eastAsia="Times New Roman" w:cs="Times New Roman"/>
-        </w:rPr>
-        <w:t xml:space="preserve"> ⭐⭐⭐</w:t>
-      </w:r>
-    </w:p>
-    <w:p>
-      <w:pPr>
-        <w:pStyle w:val="FirstParagraph"/>
-      </w:pPr>
-      <w:r>
-        <w:rPr>
-          <w:rFonts w:hint="eastAsia" w:ascii="Times New Roman" w:hAnsi="Times New Roman" w:eastAsia="FangSong" w:cs="Times New Roman"/>
-          <w:b/>
-          <w:bCs/>
-        </w:rPr>
-        <w:t xml:space="preserve">题干</w:t>
-      </w:r>
-      <w:r>
-        <w:rPr>
-          <w:rFonts w:hint="eastAsia" w:ascii="Times New Roman" w:hAnsi="Times New Roman" w:eastAsia="Times New Roman" w:cs="Times New Roman"/>
-        </w:rPr>
-        <w:t>：</w:t>
-      </w:r>
-      <w:r>
-        <w:rPr>
-          <w:rFonts w:hint="eastAsia" w:ascii="Times New Roman" w:hAnsi="Times New Roman" w:eastAsia="FangSong" w:cs="Times New Roman"/>
-        </w:rPr>
-        <w:t>解释为什么氯乙烯</w:t>
-      </w:r>
-      <w:r>
-        <w:rPr>
-          <w:rFonts w:hint="eastAsia" w:ascii="Times New Roman" w:hAnsi="Times New Roman" w:eastAsia="Times New Roman" w:cs="Times New Roman"/>
-        </w:rPr>
-        <w:t>(CH</w:t>
-      </w:r>
-      <w:r>
-        <w:rPr>
-          <w:rFonts w:hint="eastAsia" w:ascii="Times New Roman" w:hAnsi="Times New Roman" w:eastAsia="Times New Roman" w:cs="Times New Roman"/>
-          <w:vertAlign w:val="subscript"/>
-        </w:rPr>
-        <w:t>2</w:t>
-      </w:r>
-      <w:r>
-        <w:rPr>
-          <w:rFonts w:hint="eastAsia" w:ascii="Times New Roman" w:hAnsi="Times New Roman" w:eastAsia="Times New Roman" w:cs="Times New Roman"/>
-        </w:rPr>
-        <w:t>=CH-Cl)</w:t>
-      </w:r>
-      <w:r>
-        <w:rPr>
-          <w:rFonts w:hint="eastAsia" w:ascii="Times New Roman" w:hAnsi="Times New Roman" w:eastAsia="FangSong" w:cs="Times New Roman"/>
-        </w:rPr>
-        <w:t>的亲电加成反应活性低于乙烯</w:t>
-      </w:r>
-      <w:r>
-        <w:rPr>
-          <w:rFonts w:hint="eastAsia" w:ascii="Times New Roman" w:hAnsi="Times New Roman" w:eastAsia="Times New Roman" w:cs="Times New Roman"/>
-        </w:rPr>
-        <w:t>(CH</w:t>
-      </w:r>
-      <w:r>
-        <w:rPr>
-          <w:rFonts w:hint="eastAsia" w:ascii="Times New Roman" w:hAnsi="Times New Roman" w:eastAsia="Times New Roman" w:cs="Times New Roman"/>
-          <w:vertAlign w:val="subscript"/>
-        </w:rPr>
-        <w:t>2</w:t>
-      </w:r>
-      <w:r>
-        <w:rPr>
-          <w:rFonts w:hint="eastAsia" w:ascii="Times New Roman" w:hAnsi="Times New Roman" w:eastAsia="Times New Roman" w:cs="Times New Roman"/>
-        </w:rPr>
-        <w:t>=CH</w:t>
-      </w:r>
-      <w:r>
-        <w:rPr>
-          <w:rFonts w:hint="eastAsia" w:ascii="Times New Roman" w:hAnsi="Times New Roman" w:eastAsia="Times New Roman" w:cs="Times New Roman"/>
-          <w:vertAlign w:val="subscript"/>
-        </w:rPr>
-        <w:t>2</w:t>
-      </w:r>
-      <w:r>
-        <w:rPr>
-          <w:rFonts w:hint="eastAsia" w:ascii="Times New Roman" w:hAnsi="Times New Roman" w:eastAsia="Times New Roman" w:cs="Times New Roman"/>
-        </w:rPr>
-        <w:t>)，</w:t>
-      </w:r>
-      <w:r>
-        <w:rPr>
-          <w:rFonts w:hint="eastAsia" w:ascii="Times New Roman" w:hAnsi="Times New Roman" w:eastAsia="FangSong" w:cs="Times New Roman"/>
-        </w:rPr>
-        <w:t>但产物中</w:t>
-      </w:r>
-      <w:r>
-        <w:rPr>
-          <w:rFonts w:hint="eastAsia" w:ascii="Times New Roman" w:hAnsi="Times New Roman" w:eastAsia="Times New Roman" w:cs="Times New Roman"/>
-        </w:rPr>
-        <w:t>Cl</w:t>
-      </w:r>
-      <w:r>
-        <w:rPr>
-          <w:rFonts w:hint="eastAsia" w:ascii="Times New Roman" w:hAnsi="Times New Roman" w:eastAsia="FangSong" w:cs="Times New Roman"/>
-        </w:rPr>
-        <w:t>加成在</w:t>
-      </w:r>
-      <w:r>
-        <w:rPr>
-          <w:rFonts w:hint="eastAsia" w:ascii="Times New Roman" w:hAnsi="Times New Roman" w:eastAsia="Times New Roman" w:cs="Times New Roman"/>
-        </w:rPr>
-        <w:t>CH</w:t>
-      </w:r>
-      <w:r>
-        <w:rPr>
-          <w:rFonts w:hint="eastAsia" w:ascii="Times New Roman" w:hAnsi="Times New Roman" w:eastAsia="Times New Roman" w:cs="Times New Roman"/>
-          <w:vertAlign w:val="subscript"/>
-        </w:rPr>
-        <w:t>2</w:t>
-      </w:r>
-      <w:r>
-        <w:rPr>
-          <w:rFonts w:hint="eastAsia" w:ascii="Times New Roman" w:hAnsi="Times New Roman" w:eastAsia="FangSong" w:cs="Times New Roman"/>
-        </w:rPr>
-        <w:t>上</w:t>
-      </w:r>
-      <w:r>
-        <w:rPr>
-          <w:rFonts w:hint="eastAsia" w:ascii="Times New Roman" w:hAnsi="Times New Roman" w:eastAsia="Times New Roman" w:cs="Times New Roman"/>
-        </w:rPr>
-        <w:t>（</w:t>
-      </w:r>
-      <w:r>
-        <w:rPr>
-          <w:rFonts w:hint="eastAsia" w:ascii="Times New Roman" w:hAnsi="Times New Roman" w:eastAsia="FangSong" w:cs="Times New Roman"/>
-        </w:rPr>
-        <w:t>反马氏规则</w:t>
-      </w:r>
-      <w:r>
-        <w:rPr>
-          <w:rFonts w:hint="eastAsia" w:ascii="Times New Roman" w:hAnsi="Times New Roman" w:eastAsia="Times New Roman" w:cs="Times New Roman"/>
-        </w:rPr>
-        <w:t>）？</w:t>
-      </w:r>
-    </w:p>
-    <w:p>
-      <w:pPr>
-        <w:pStyle w:val="BodyText"/>
-      </w:pPr>
-      <w:r>
-        <w:rPr>
-          <w:rFonts w:hint="eastAsia" w:ascii="Times New Roman" w:hAnsi="Times New Roman" w:eastAsia="FangSong" w:cs="Times New Roman"/>
-          <w:b/>
-          <w:bCs/>
-        </w:rPr>
-        <w:t xml:space="preserve">思路</w:t>
-      </w:r>
-      <w:r>
-        <w:rPr>
-          <w:rFonts w:hint="eastAsia" w:ascii="Times New Roman" w:hAnsi="Times New Roman" w:eastAsia="Times New Roman" w:cs="Times New Roman"/>
-        </w:rPr>
-        <w:t>：</w:t>
-      </w:r>
-      <w:r>
-        <w:rPr>
-          <w:rFonts w:hint="eastAsia" w:ascii="Times New Roman" w:hAnsi="Times New Roman" w:eastAsia="FangSong" w:cs="Times New Roman"/>
-        </w:rPr>
-        <w:t>需同时分析</w:t>
-      </w:r>
-      <w:r>
-        <w:rPr>
-          <w:rFonts w:hint="eastAsia" w:ascii="Times New Roman" w:hAnsi="Times New Roman" w:eastAsia="Times New Roman" w:cs="Times New Roman"/>
-        </w:rPr>
-        <w:t>Cl</w:t>
-      </w:r>
-      <w:r>
-        <w:rPr>
-          <w:rFonts w:hint="eastAsia" w:ascii="Times New Roman" w:hAnsi="Times New Roman" w:eastAsia="FangSong" w:cs="Times New Roman"/>
-        </w:rPr>
-        <w:t>的诱导</w:t>
-      </w:r>
-      <w:r>
-        <w:rPr>
-          <w:rFonts w:hint="eastAsia" w:ascii="Times New Roman" w:hAnsi="Times New Roman" w:eastAsia="Times New Roman" w:cs="Times New Roman"/>
-        </w:rPr>
-        <w:t>(-I)</w:t>
-      </w:r>
-      <w:r>
-        <w:rPr>
-          <w:rFonts w:hint="eastAsia" w:ascii="Times New Roman" w:hAnsi="Times New Roman" w:eastAsia="FangSong" w:cs="Times New Roman"/>
-        </w:rPr>
-        <w:t>和共轭</w:t>
-      </w:r>
-      <w:r>
-        <w:rPr>
-          <w:rFonts w:hint="eastAsia" w:ascii="Times New Roman" w:hAnsi="Times New Roman" w:eastAsia="Times New Roman" w:cs="Times New Roman"/>
-        </w:rPr>
-        <w:t>(+C)</w:t>
-      </w:r>
-      <w:r>
-        <w:rPr>
-          <w:rFonts w:hint="eastAsia" w:ascii="Times New Roman" w:hAnsi="Times New Roman" w:eastAsia="FangSong" w:cs="Times New Roman"/>
-        </w:rPr>
-        <w:t>效应</w:t>
-      </w:r>
-      <w:r>
-        <w:rPr>
-          <w:rFonts w:hint="eastAsia" w:ascii="Times New Roman" w:hAnsi="Times New Roman" w:eastAsia="Times New Roman" w:cs="Times New Roman"/>
-        </w:rPr>
-        <w:t>。</w:t>
-      </w:r>
-    </w:p>
-    <w:p>
-      <w:pPr>
-        <w:pStyle w:val="BodyText"/>
-      </w:pPr>
-      <w:r>
-        <w:rPr>
-          <w:rFonts w:hint="eastAsia" w:ascii="Times New Roman" w:hAnsi="Times New Roman" w:eastAsia="FangSong" w:cs="Times New Roman"/>
-          <w:b/>
-          <w:bCs/>
-        </w:rPr>
-        <w:t xml:space="preserve">解析</w:t>
-      </w:r>
-      <w:r>
-        <w:rPr>
-          <w:rFonts w:hint="eastAsia" w:ascii="Times New Roman" w:hAnsi="Times New Roman" w:eastAsia="Times New Roman" w:cs="Times New Roman"/>
-        </w:rPr>
-        <w:t xml:space="preserve">：</w:t>
-      </w:r>
-      <w:r>
-        <w:rPr>
-          <w:rFonts w:ascii="Times New Roman" w:hAnsi="Times New Roman" w:eastAsia="Times New Roman" w:cs="Times New Roman"/>
-        </w:rPr>
-        <w:t xml:space="preserve"> </w:t>
-      </w:r>
-      <w:r>
-        <w:rPr>
-          <w:rFonts w:ascii="Times New Roman" w:hAnsi="Times New Roman" w:eastAsia="Times New Roman" w:cs="Times New Roman"/>
-        </w:rPr>
-        <w:t xml:space="preserve">1. </w:t>
-      </w:r>
-      <w:r>
-        <w:rPr>
-          <w:rFonts w:hint="eastAsia" w:ascii="Times New Roman" w:hAnsi="Times New Roman" w:eastAsia="FangSong" w:cs="Times New Roman"/>
-        </w:rPr>
-        <w:t>反应活性</w:t>
-      </w:r>
-      <w:r>
-        <w:rPr>
-          <w:rFonts w:hint="eastAsia" w:ascii="Times New Roman" w:hAnsi="Times New Roman" w:eastAsia="Times New Roman" w:cs="Times New Roman"/>
-        </w:rPr>
-        <w:t>：Cl</w:t>
-      </w:r>
-      <w:r>
-        <w:rPr>
-          <w:rFonts w:hint="eastAsia" w:ascii="Times New Roman" w:hAnsi="Times New Roman" w:eastAsia="FangSong" w:cs="Times New Roman"/>
-        </w:rPr>
-        <w:t>的强吸电子诱导</w:t>
-      </w:r>
-      <w:r>
-        <w:rPr>
-          <w:rFonts w:hint="eastAsia" w:ascii="Times New Roman" w:hAnsi="Times New Roman" w:eastAsia="Times New Roman" w:cs="Times New Roman"/>
-        </w:rPr>
-        <w:t>(-I)</w:t>
-      </w:r>
-      <w:r>
-        <w:rPr>
-          <w:rFonts w:hint="eastAsia" w:ascii="Times New Roman" w:hAnsi="Times New Roman" w:eastAsia="FangSong" w:cs="Times New Roman"/>
-        </w:rPr>
-        <w:t>使双键电子云密度降低</w:t>
-      </w:r>
-      <w:r>
-        <w:rPr>
-          <w:rFonts w:ascii="Times New Roman" w:hAnsi="Times New Roman" w:eastAsia="Times New Roman" w:cs="Times New Roman"/>
-        </w:rPr>
-        <w:t xml:space="preserve"> → </w:t>
-      </w:r>
-      <w:r>
-        <w:rPr>
-          <w:rFonts w:hint="eastAsia" w:ascii="Times New Roman" w:hAnsi="Times New Roman" w:eastAsia="FangSong" w:cs="Times New Roman"/>
-        </w:rPr>
-        <w:t xml:space="preserve">亲电试剂进攻困难</w:t>
-      </w:r>
-      <w:r>
-        <w:rPr>
-          <w:rFonts w:ascii="Times New Roman" w:hAnsi="Times New Roman" w:eastAsia="Times New Roman" w:cs="Times New Roman"/>
-        </w:rPr>
-        <w:t xml:space="preserve"> → </w:t>
-      </w:r>
-      <w:r>
-        <w:rPr>
-          <w:rFonts w:hint="eastAsia" w:ascii="Times New Roman" w:hAnsi="Times New Roman" w:eastAsia="FangSong" w:cs="Times New Roman"/>
-        </w:rPr>
-        <w:t xml:space="preserve">活性低于乙烯</w:t>
       </w:r>
     </w:p>
     <w:p>
@@ -27046,25 +25595,31 @@
         <w:rPr>
           <w:rFonts w:hint="eastAsia" w:ascii="Times New Roman" w:hAnsi="Times New Roman" w:eastAsia="FangSong" w:cs="Times New Roman"/>
         </w:rPr>
-        <w:t>区域选择性</w:t>
-      </w:r>
-      <w:r>
-        <w:rPr>
-          <w:rFonts w:hint="eastAsia" w:ascii="Times New Roman" w:hAnsi="Times New Roman" w:eastAsia="Times New Roman" w:cs="Times New Roman"/>
-        </w:rPr>
-        <w:t>（</w:t>
-      </w:r>
-      <w:r>
-        <w:rPr>
-          <w:rFonts w:hint="eastAsia" w:ascii="Times New Roman" w:hAnsi="Times New Roman" w:eastAsia="FangSong" w:cs="Times New Roman"/>
-        </w:rPr>
-        <w:t>反马氏规则</w:t>
-      </w:r>
-      <w:r>
-        <w:rPr>
-          <w:rFonts w:hint="eastAsia" w:ascii="Times New Roman" w:hAnsi="Times New Roman" w:eastAsia="Times New Roman" w:cs="Times New Roman"/>
-        </w:rPr>
-        <w:t>）：</w:t>
+        <w:t xml:space="preserve">比较</w:t>
+      </w:r>
+      <w:r>
+        <w:rPr>
+          <w:rFonts w:ascii="Times New Roman" w:hAnsi="Times New Roman" w:eastAsia="Times New Roman" w:cs="Times New Roman"/>
+        </w:rPr>
+        <w:t xml:space="preserve"> </w:t>
+      </w:r>
+      <w:r>
+        <w:rPr>
+          <w:rFonts w:hint="eastAsia" w:ascii="Times New Roman" w:hAnsi="Times New Roman" w:eastAsia="Times New Roman" w:cs="Times New Roman"/>
+        </w:rPr>
+        <w:t>(a)</w:t>
+      </w:r>
+      <w:r>
+        <w:rPr>
+          <w:rFonts w:hint="eastAsia" w:ascii="Times New Roman" w:hAnsi="Times New Roman" w:eastAsia="FangSong" w:cs="Times New Roman"/>
+        </w:rPr>
+        <w:t>和</w:t>
+      </w:r>
+      <w:r>
+        <w:rPr>
+          <w:rFonts w:hint="eastAsia" w:ascii="Times New Roman" w:hAnsi="Times New Roman" w:eastAsia="Times New Roman" w:cs="Times New Roman"/>
+        </w:rPr>
+        <w:t>(e)：</w:t>
       </w:r>
     </w:p>
     <w:p>
@@ -27072,63 +25627,32 @@
         <w:pStyle w:val="Compact"/>
         <w:numPr>
           <w:ilvl w:val="1"/>
-          <w:numId w:val="1021"/>
+          <w:numId w:val="1022"/>
         </w:numPr>
       </w:pPr>
       <w:r>
         <w:rPr>
           <w:rFonts w:hint="eastAsia" w:ascii="Times New Roman" w:hAnsi="Times New Roman" w:eastAsia="FangSong" w:cs="Times New Roman"/>
         </w:rPr>
-        <w:t>亲电加成时</w:t>
-      </w:r>
-      <w:r>
-        <w:rPr>
-          <w:rFonts w:hint="eastAsia" w:ascii="Times New Roman" w:hAnsi="Times New Roman" w:eastAsia="Times New Roman" w:cs="Times New Roman"/>
-        </w:rPr>
-        <w:t>，</w:t>
-      </w:r>
-      <w:r>
-        <w:rPr>
-          <w:rFonts w:hint="eastAsia" w:ascii="Times New Roman" w:hAnsi="Times New Roman" w:eastAsia="FangSong" w:cs="Times New Roman"/>
-        </w:rPr>
-        <w:t>亲电试剂</w:t>
-      </w:r>
-      <w:r>
-        <w:rPr>
-          <w:rFonts w:hint="eastAsia" w:ascii="Times New Roman" w:hAnsi="Times New Roman" w:eastAsia="Times New Roman" w:cs="Times New Roman"/>
-        </w:rPr>
-        <w:t>(E</w:t>
-      </w:r>
-      <w:r>
-        <w:rPr>
-          <w:rFonts w:hint="eastAsia" w:ascii="Times New Roman" w:hAnsi="Times New Roman" w:eastAsia="Times New Roman" w:cs="Times New Roman"/>
-          <w:vertAlign w:val="superscript"/>
-        </w:rPr>
-        <w:t>+</w:t>
-      </w:r>
-      <w:r>
-        <w:rPr>
-          <w:rFonts w:hint="eastAsia" w:ascii="Times New Roman" w:hAnsi="Times New Roman" w:eastAsia="Times New Roman" w:cs="Times New Roman"/>
-        </w:rPr>
-        <w:t>)</w:t>
-      </w:r>
-      <w:r>
-        <w:rPr>
-          <w:rFonts w:hint="eastAsia" w:ascii="Times New Roman" w:hAnsi="Times New Roman" w:eastAsia="FangSong" w:cs="Times New Roman"/>
-        </w:rPr>
-        <w:t>先进攻</w:t>
-      </w:r>
-      <w:r>
-        <w:rPr>
-          <w:rFonts w:hint="eastAsia" w:ascii="Times New Roman" w:hAnsi="Times New Roman" w:eastAsia="Times New Roman" w:cs="Times New Roman"/>
-        </w:rPr>
-        <w:t>，</w:t>
-      </w:r>
-      <w:r>
-        <w:rPr>
-          <w:rFonts w:hint="eastAsia" w:ascii="Times New Roman" w:hAnsi="Times New Roman" w:eastAsia="FangSong" w:cs="Times New Roman"/>
-        </w:rPr>
-        <w:t>形成碳正离子中间体</w:t>
+        <w:t>苯酚的酸性</w:t>
+      </w:r>
+      <w:r>
+        <w:rPr>
+          <w:rFonts w:hint="eastAsia" w:ascii="Times New Roman" w:hAnsi="Times New Roman" w:eastAsia="Times New Roman" w:cs="Times New Roman"/>
+        </w:rPr>
+        <w:t>(pKa≈10)</w:t>
+      </w:r>
+      <w:r>
+        <w:rPr>
+          <w:rFonts w:hint="eastAsia" w:ascii="Times New Roman" w:hAnsi="Times New Roman" w:eastAsia="FangSong" w:cs="Times New Roman"/>
+        </w:rPr>
+        <w:t>远弱于乙酸</w:t>
+      </w:r>
+      <w:r>
+        <w:rPr>
+          <w:rFonts w:hint="eastAsia" w:ascii="Times New Roman" w:hAnsi="Times New Roman" w:eastAsia="Times New Roman" w:cs="Times New Roman"/>
+        </w:rPr>
+        <w:t>(pKa≈4.76)</w:t>
       </w:r>
     </w:p>
     <w:p>
@@ -27136,7 +25660,1440 @@
         <w:pStyle w:val="Compact"/>
         <w:numPr>
           <w:ilvl w:val="1"/>
-          <w:numId w:val="1021"/>
+          <w:numId w:val="1022"/>
+        </w:numPr>
+      </w:pPr>
+      <w:r>
+        <w:rPr>
+          <w:rFonts w:hint="eastAsia" w:ascii="Times New Roman" w:hAnsi="Times New Roman" w:eastAsia="FangSong" w:cs="Times New Roman"/>
+        </w:rPr>
+        <w:t>酚羟基解离后</w:t>
+      </w:r>
+      <w:r>
+        <w:rPr>
+          <w:rFonts w:hint="eastAsia" w:ascii="Times New Roman" w:hAnsi="Times New Roman" w:eastAsia="Times New Roman" w:cs="Times New Roman"/>
+        </w:rPr>
+        <w:t>，</w:t>
+      </w:r>
+      <w:r>
+        <w:rPr>
+          <w:rFonts w:hint="eastAsia" w:ascii="Times New Roman" w:hAnsi="Times New Roman" w:eastAsia="FangSong" w:cs="Times New Roman"/>
+        </w:rPr>
+        <w:t>负电荷虽可通过与苯环共轭分散</w:t>
+      </w:r>
+      <w:r>
+        <w:rPr>
+          <w:rFonts w:hint="eastAsia" w:ascii="Times New Roman" w:hAnsi="Times New Roman" w:eastAsia="Times New Roman" w:cs="Times New Roman"/>
+        </w:rPr>
+        <w:t>，</w:t>
+      </w:r>
+      <w:r>
+        <w:rPr>
+          <w:rFonts w:hint="eastAsia" w:ascii="Times New Roman" w:hAnsi="Times New Roman" w:eastAsia="FangSong" w:cs="Times New Roman"/>
+        </w:rPr>
+        <w:t>但羧酸根负离子可通过共振在两个</w:t>
+      </w:r>
+      <w:r>
+        <w:rPr>
+          <w:rFonts w:hint="eastAsia" w:ascii="Times New Roman" w:hAnsi="Times New Roman" w:eastAsia="Times New Roman" w:cs="Times New Roman"/>
+        </w:rPr>
+        <w:t>O</w:t>
+      </w:r>
+      <w:r>
+        <w:rPr>
+          <w:rFonts w:hint="eastAsia" w:ascii="Times New Roman" w:hAnsi="Times New Roman" w:eastAsia="FangSong" w:cs="Times New Roman"/>
+        </w:rPr>
+        <w:t>上完全等分</w:t>
+      </w:r>
+    </w:p>
+    <w:p>
+      <w:pPr>
+        <w:pStyle w:val="Compact"/>
+        <w:numPr>
+          <w:ilvl w:val="1"/>
+          <w:numId w:val="1022"/>
+        </w:numPr>
+      </w:pPr>
+      <w:r>
+        <w:rPr>
+          <w:rFonts w:ascii="Times New Roman" w:hAnsi="Times New Roman" w:eastAsia="Times New Roman" w:cs="Times New Roman"/>
+          <w:b/>
+          <w:bCs/>
+        </w:rPr>
+        <w:t>CH</w:t>
+      </w:r>
+      <w:r>
+        <w:rPr>
+          <w:rFonts w:ascii="Times New Roman" w:hAnsi="Times New Roman" w:eastAsia="Times New Roman" w:cs="Times New Roman"/>
+          <w:b/>
+          <w:bCs/>
+          <w:vertAlign w:val="subscript"/>
+        </w:rPr>
+        <w:t>3</w:t>
+      </w:r>
+      <w:r>
+        <w:rPr>
+          <w:rFonts w:ascii="Times New Roman" w:hAnsi="Times New Roman" w:eastAsia="Times New Roman" w:cs="Times New Roman"/>
+          <w:b/>
+          <w:bCs/>
+        </w:rPr>
+        <w:t>COOH &gt;&gt; C</w:t>
+      </w:r>
+      <w:r>
+        <w:rPr>
+          <w:rFonts w:ascii="Times New Roman" w:hAnsi="Times New Roman" w:eastAsia="Times New Roman" w:cs="Times New Roman"/>
+          <w:b/>
+          <w:bCs/>
+          <w:vertAlign w:val="subscript"/>
+        </w:rPr>
+        <w:t>6</w:t>
+      </w:r>
+      <w:r>
+        <w:rPr>
+          <w:rFonts w:ascii="Times New Roman" w:hAnsi="Times New Roman" w:eastAsia="Times New Roman" w:cs="Times New Roman"/>
+          <w:b/>
+          <w:bCs/>
+        </w:rPr>
+        <w:t>H</w:t>
+      </w:r>
+      <w:r>
+        <w:rPr>
+          <w:rFonts w:ascii="Times New Roman" w:hAnsi="Times New Roman" w:eastAsia="Times New Roman" w:cs="Times New Roman"/>
+          <w:b/>
+          <w:bCs/>
+          <w:vertAlign w:val="subscript"/>
+        </w:rPr>
+        <w:t>5</w:t>
+      </w:r>
+      <w:r>
+        <w:rPr>
+          <w:rFonts w:ascii="Times New Roman" w:hAnsi="Times New Roman" w:eastAsia="Times New Roman" w:cs="Times New Roman"/>
+          <w:b/>
+          <w:bCs/>
+        </w:rPr>
+        <w:t>OH</w:t>
+      </w:r>
+    </w:p>
+    <w:p>
+      <w:pPr>
+        <w:pStyle w:val="FirstParagraph"/>
+      </w:pPr>
+      <w:r>
+        <w:rPr>
+          <w:rFonts w:hint="eastAsia" w:ascii="Times New Roman" w:hAnsi="Times New Roman" w:eastAsia="FangSong" w:cs="Times New Roman"/>
+          <w:b/>
+          <w:bCs/>
+        </w:rPr>
+        <w:t xml:space="preserve">答案</w:t>
+      </w:r>
+      <w:r>
+        <w:rPr>
+          <w:rFonts w:hint="eastAsia" w:ascii="Times New Roman" w:hAnsi="Times New Roman" w:eastAsia="Times New Roman" w:cs="Times New Roman"/>
+        </w:rPr>
+        <w:t>：Cl</w:t>
+      </w:r>
+      <w:r>
+        <w:rPr>
+          <w:rFonts w:hint="eastAsia" w:ascii="Times New Roman" w:hAnsi="Times New Roman" w:eastAsia="Times New Roman" w:cs="Times New Roman"/>
+          <w:vertAlign w:val="subscript"/>
+        </w:rPr>
+        <w:t>3</w:t>
+      </w:r>
+      <w:r>
+        <w:rPr>
+          <w:rFonts w:hint="eastAsia" w:ascii="Times New Roman" w:hAnsi="Times New Roman" w:eastAsia="Times New Roman" w:cs="Times New Roman"/>
+        </w:rPr>
+        <w:t>CCOOH</w:t>
+      </w:r>
+      <w:r>
+        <w:rPr>
+          <w:rFonts w:ascii="Times New Roman" w:hAnsi="Times New Roman" w:eastAsia="Times New Roman" w:cs="Times New Roman"/>
+        </w:rPr>
+        <w:t xml:space="preserve"> &gt; ClCH</w:t>
+      </w:r>
+      <w:r>
+        <w:rPr>
+          <w:rFonts w:ascii="Times New Roman" w:hAnsi="Times New Roman" w:eastAsia="Times New Roman" w:cs="Times New Roman"/>
+          <w:vertAlign w:val="subscript"/>
+        </w:rPr>
+        <w:t>2</w:t>
+      </w:r>
+      <w:r>
+        <w:rPr>
+          <w:rFonts w:ascii="Times New Roman" w:hAnsi="Times New Roman" w:eastAsia="Times New Roman" w:cs="Times New Roman"/>
+        </w:rPr>
+        <w:t>COOH &gt; CH</w:t>
+      </w:r>
+      <w:r>
+        <w:rPr>
+          <w:rFonts w:ascii="Times New Roman" w:hAnsi="Times New Roman" w:eastAsia="Times New Roman" w:cs="Times New Roman"/>
+          <w:vertAlign w:val="subscript"/>
+        </w:rPr>
+        <w:t>3</w:t>
+      </w:r>
+      <w:r>
+        <w:rPr>
+          <w:rFonts w:ascii="Times New Roman" w:hAnsi="Times New Roman" w:eastAsia="Times New Roman" w:cs="Times New Roman"/>
+        </w:rPr>
+        <w:t>COOH &gt; CH</w:t>
+      </w:r>
+      <w:r>
+        <w:rPr>
+          <w:rFonts w:ascii="Times New Roman" w:hAnsi="Times New Roman" w:eastAsia="Times New Roman" w:cs="Times New Roman"/>
+          <w:vertAlign w:val="subscript"/>
+        </w:rPr>
+        <w:t>3</w:t>
+      </w:r>
+      <w:r>
+        <w:rPr>
+          <w:rFonts w:ascii="Times New Roman" w:hAnsi="Times New Roman" w:eastAsia="Times New Roman" w:cs="Times New Roman"/>
+        </w:rPr>
+        <w:t>CH</w:t>
+      </w:r>
+      <w:r>
+        <w:rPr>
+          <w:rFonts w:ascii="Times New Roman" w:hAnsi="Times New Roman" w:eastAsia="Times New Roman" w:cs="Times New Roman"/>
+          <w:vertAlign w:val="subscript"/>
+        </w:rPr>
+        <w:t>2</w:t>
+      </w:r>
+      <w:r>
+        <w:rPr>
+          <w:rFonts w:ascii="Times New Roman" w:hAnsi="Times New Roman" w:eastAsia="Times New Roman" w:cs="Times New Roman"/>
+        </w:rPr>
+        <w:t>COOH &gt; C</w:t>
+      </w:r>
+      <w:r>
+        <w:rPr>
+          <w:rFonts w:ascii="Times New Roman" w:hAnsi="Times New Roman" w:eastAsia="Times New Roman" w:cs="Times New Roman"/>
+          <w:vertAlign w:val="subscript"/>
+        </w:rPr>
+        <w:t>6</w:t>
+      </w:r>
+      <w:r>
+        <w:rPr>
+          <w:rFonts w:ascii="Times New Roman" w:hAnsi="Times New Roman" w:eastAsia="Times New Roman" w:cs="Times New Roman"/>
+        </w:rPr>
+        <w:t>H</w:t>
+      </w:r>
+      <w:r>
+        <w:rPr>
+          <w:rFonts w:ascii="Times New Roman" w:hAnsi="Times New Roman" w:eastAsia="Times New Roman" w:cs="Times New Roman"/>
+          <w:vertAlign w:val="subscript"/>
+        </w:rPr>
+        <w:t>5</w:t>
+      </w:r>
+      <w:r>
+        <w:rPr>
+          <w:rFonts w:ascii="Times New Roman" w:hAnsi="Times New Roman" w:eastAsia="Times New Roman" w:cs="Times New Roman"/>
+        </w:rPr>
+        <w:t>OH</w:t>
+      </w:r>
+    </w:p>
+    <w:p>
+      <w:pPr>
+        <w:pStyle w:val="BodyText"/>
+      </w:pPr>
+      <w:r>
+        <w:rPr>
+          <w:rFonts w:hint="eastAsia" w:ascii="Times New Roman" w:hAnsi="Times New Roman" w:eastAsia="FangSong" w:cs="Times New Roman"/>
+          <w:b/>
+          <w:bCs/>
+        </w:rPr>
+        <w:t xml:space="preserve">反思</w:t>
+      </w:r>
+      <w:r>
+        <w:rPr>
+          <w:rFonts w:hint="eastAsia" w:ascii="Times New Roman" w:hAnsi="Times New Roman" w:eastAsia="Times New Roman" w:cs="Times New Roman"/>
+        </w:rPr>
+        <w:t>：</w:t>
+      </w:r>
+      <w:r>
+        <w:rPr>
+          <w:rFonts w:hint="eastAsia" w:ascii="Times New Roman" w:hAnsi="Times New Roman" w:eastAsia="FangSong" w:cs="Times New Roman"/>
+        </w:rPr>
+        <w:t>此题综合体现了诱导效应在羧酸酸性中的定量作用</w:t>
+      </w:r>
+      <w:r>
+        <w:rPr>
+          <w:rFonts w:hint="eastAsia" w:ascii="Times New Roman" w:hAnsi="Times New Roman" w:eastAsia="Times New Roman" w:cs="Times New Roman"/>
+        </w:rPr>
+        <w:t>。</w:t>
+      </w:r>
+      <w:r>
+        <w:rPr>
+          <w:rFonts w:hint="eastAsia" w:ascii="Times New Roman" w:hAnsi="Times New Roman" w:eastAsia="FangSong" w:cs="Times New Roman"/>
+        </w:rPr>
+        <w:t>每增加一个</w:t>
+      </w:r>
+      <w:r>
+        <w:rPr>
+          <w:rFonts w:hint="eastAsia" w:ascii="Times New Roman" w:hAnsi="Times New Roman" w:eastAsia="Times New Roman" w:cs="Times New Roman"/>
+        </w:rPr>
+        <w:t>Cl</w:t>
+      </w:r>
+      <w:r>
+        <w:rPr>
+          <w:rFonts w:hint="eastAsia" w:ascii="Times New Roman" w:hAnsi="Times New Roman" w:eastAsia="FangSong" w:cs="Times New Roman"/>
+        </w:rPr>
+        <w:t>原子</w:t>
+      </w:r>
+      <w:r>
+        <w:rPr>
+          <w:rFonts w:hint="eastAsia" w:ascii="Times New Roman" w:hAnsi="Times New Roman" w:eastAsia="Times New Roman" w:cs="Times New Roman"/>
+        </w:rPr>
+        <w:t>，pKa</w:t>
+      </w:r>
+      <w:r>
+        <w:rPr>
+          <w:rFonts w:hint="eastAsia" w:ascii="Times New Roman" w:hAnsi="Times New Roman" w:eastAsia="FangSong" w:cs="Times New Roman"/>
+        </w:rPr>
+        <w:t>约降低</w:t>
+      </w:r>
+      <w:r>
+        <w:rPr>
+          <w:rFonts w:hint="eastAsia" w:ascii="Times New Roman" w:hAnsi="Times New Roman" w:eastAsia="Times New Roman" w:cs="Times New Roman"/>
+        </w:rPr>
+        <w:t>1.9</w:t>
+      </w:r>
+      <w:r>
+        <w:rPr>
+          <w:rFonts w:hint="eastAsia" w:ascii="Times New Roman" w:hAnsi="Times New Roman" w:eastAsia="FangSong" w:cs="Times New Roman"/>
+        </w:rPr>
+        <w:t>个单位</w:t>
+      </w:r>
+      <w:r>
+        <w:rPr>
+          <w:rFonts w:hint="eastAsia" w:ascii="Times New Roman" w:hAnsi="Times New Roman" w:eastAsia="Times New Roman" w:cs="Times New Roman"/>
+        </w:rPr>
+        <w:t>。</w:t>
+      </w:r>
+    </w:p>
+    <w:p>
+      <w:pPr>
+        <w:spacing w:before="160" w:after="80"/>
+      </w:pPr>
+      <w:r>
+        <w:pict>
+          <v:rect style="width:0;height:1.5pt" o:hralign="center" o:hrstd="t" o:hr="t"/>
+        </w:pict>
+      </w:r>
+    </w:p>
+    <w:bookmarkEnd w:id="38"/>
+    <w:bookmarkStart w:id="39" w:name="例4-手性与内消旋"/>
+    <w:p>
+      <w:pPr>
+        <w:pStyle w:val="Heading3"/>
+        <w:spacing w:before="280" w:after="120"/>
+      </w:pPr>
+      <w:r>
+        <w:rPr>
+          <w:rFonts w:hint="eastAsia" w:ascii="Times New Roman" w:hAnsi="Times New Roman" w:eastAsia="SimHei" w:cs="Times New Roman"/>
+        </w:rPr>
+        <w:t>例</w:t>
+      </w:r>
+      <w:r>
+        <w:rPr>
+          <w:rFonts w:hint="eastAsia" w:ascii="Times New Roman" w:hAnsi="Times New Roman" w:eastAsia="Times New Roman" w:cs="Times New Roman"/>
+        </w:rPr>
+        <w:t>4</w:t>
+      </w:r>
+      <w:r>
+        <w:rPr>
+          <w:rFonts w:ascii="Times New Roman" w:hAnsi="Times New Roman" w:eastAsia="Times New Roman" w:cs="Times New Roman"/>
+        </w:rPr>
+        <w:t xml:space="preserve"> </w:t>
+      </w:r>
+      <w:r>
+        <w:rPr>
+          <w:rFonts w:hint="eastAsia" w:ascii="Times New Roman" w:hAnsi="Times New Roman" w:eastAsia="SimHei" w:cs="Times New Roman"/>
+        </w:rPr>
+        <w:t xml:space="preserve">手性与内消旋</w:t>
+      </w:r>
+      <w:r>
+        <w:rPr>
+          <w:rFonts w:ascii="Times New Roman" w:hAnsi="Times New Roman" w:eastAsia="Times New Roman" w:cs="Times New Roman"/>
+        </w:rPr>
+        <w:t xml:space="preserve"> ⭐⭐⭐⭐</w:t>
+      </w:r>
+    </w:p>
+    <w:p>
+      <w:pPr>
+        <w:pStyle w:val="FirstParagraph"/>
+      </w:pPr>
+      <w:r>
+        <w:rPr>
+          <w:rFonts w:hint="eastAsia" w:ascii="Times New Roman" w:hAnsi="Times New Roman" w:eastAsia="FangSong" w:cs="Times New Roman"/>
+          <w:b/>
+          <w:bCs/>
+        </w:rPr>
+        <w:t xml:space="preserve">题干</w:t>
+      </w:r>
+      <w:r>
+        <w:rPr>
+          <w:rFonts w:hint="eastAsia" w:ascii="Times New Roman" w:hAnsi="Times New Roman" w:eastAsia="Times New Roman" w:cs="Times New Roman"/>
+        </w:rPr>
+        <w:t>：2,3-</w:t>
+      </w:r>
+      <w:r>
+        <w:rPr>
+          <w:rFonts w:hint="eastAsia" w:ascii="Times New Roman" w:hAnsi="Times New Roman" w:eastAsia="FangSong" w:cs="Times New Roman"/>
+        </w:rPr>
+        <w:t>二氯丁烷有几种立体异构体</w:t>
+      </w:r>
+      <w:r>
+        <w:rPr>
+          <w:rFonts w:hint="eastAsia" w:ascii="Times New Roman" w:hAnsi="Times New Roman" w:eastAsia="Times New Roman" w:cs="Times New Roman"/>
+        </w:rPr>
+        <w:t>？</w:t>
+      </w:r>
+      <w:r>
+        <w:rPr>
+          <w:rFonts w:hint="eastAsia" w:ascii="Times New Roman" w:hAnsi="Times New Roman" w:eastAsia="FangSong" w:cs="Times New Roman"/>
+        </w:rPr>
+        <w:t>画出并标记</w:t>
+      </w:r>
+      <w:r>
+        <w:rPr>
+          <w:rFonts w:hint="eastAsia" w:ascii="Times New Roman" w:hAnsi="Times New Roman" w:eastAsia="Times New Roman" w:cs="Times New Roman"/>
+        </w:rPr>
+        <w:t>。</w:t>
+      </w:r>
+    </w:p>
+    <w:p>
+      <w:pPr>
+        <w:pStyle w:val="BodyText"/>
+      </w:pPr>
+      <w:r>
+        <w:rPr>
+          <w:rFonts w:hint="eastAsia" w:ascii="Times New Roman" w:hAnsi="Times New Roman" w:eastAsia="FangSong" w:cs="Times New Roman"/>
+          <w:b/>
+          <w:bCs/>
+        </w:rPr>
+        <w:t xml:space="preserve">思路</w:t>
+      </w:r>
+      <w:r>
+        <w:rPr>
+          <w:rFonts w:hint="eastAsia" w:ascii="Times New Roman" w:hAnsi="Times New Roman" w:eastAsia="Times New Roman" w:cs="Times New Roman"/>
+        </w:rPr>
+        <w:t>：</w:t>
+      </w:r>
+      <w:r>
+        <w:rPr>
+          <w:rFonts w:hint="eastAsia" w:ascii="Times New Roman" w:hAnsi="Times New Roman" w:eastAsia="FangSong" w:cs="Times New Roman"/>
+        </w:rPr>
+        <w:t>有两个手性碳</w:t>
+      </w:r>
+      <w:r>
+        <w:rPr>
+          <w:rFonts w:hint="eastAsia" w:ascii="Times New Roman" w:hAnsi="Times New Roman" w:eastAsia="Times New Roman" w:cs="Times New Roman"/>
+        </w:rPr>
+        <w:t>，</w:t>
+      </w:r>
+      <w:r>
+        <w:rPr>
+          <w:rFonts w:hint="eastAsia" w:ascii="Times New Roman" w:hAnsi="Times New Roman" w:eastAsia="FangSong" w:cs="Times New Roman"/>
+        </w:rPr>
+        <w:t>最多</w:t>
+      </w:r>
+      <w:r>
+        <w:rPr>
+          <w:rFonts w:hint="eastAsia" w:ascii="Times New Roman" w:hAnsi="Times New Roman" w:eastAsia="Times New Roman" w:cs="Times New Roman"/>
+        </w:rPr>
+        <w:t>2</w:t>
+      </w:r>
+      <w:r>
+        <w:rPr>
+          <w:rFonts w:hint="eastAsia" w:ascii="Times New Roman" w:hAnsi="Times New Roman" w:eastAsia="Times New Roman" w:cs="Times New Roman"/>
+          <w:vertAlign w:val="superscript"/>
+        </w:rPr>
+        <w:t>2</w:t>
+      </w:r>
+      <w:r>
+        <w:rPr>
+          <w:rFonts w:hint="eastAsia" w:ascii="Times New Roman" w:hAnsi="Times New Roman" w:eastAsia="Times New Roman" w:cs="Times New Roman"/>
+        </w:rPr>
+        <w:t>=4</w:t>
+      </w:r>
+      <w:r>
+        <w:rPr>
+          <w:rFonts w:hint="eastAsia" w:ascii="Times New Roman" w:hAnsi="Times New Roman" w:eastAsia="FangSong" w:cs="Times New Roman"/>
+        </w:rPr>
+        <w:t>种立体异构体</w:t>
+      </w:r>
+      <w:r>
+        <w:rPr>
+          <w:rFonts w:hint="eastAsia" w:ascii="Times New Roman" w:hAnsi="Times New Roman" w:eastAsia="Times New Roman" w:cs="Times New Roman"/>
+        </w:rPr>
+        <w:t>。</w:t>
+      </w:r>
+      <w:r>
+        <w:rPr>
+          <w:rFonts w:hint="eastAsia" w:ascii="Times New Roman" w:hAnsi="Times New Roman" w:eastAsia="FangSong" w:cs="Times New Roman"/>
+        </w:rPr>
+        <w:t>但可能有内消旋体</w:t>
+      </w:r>
+      <w:r>
+        <w:rPr>
+          <w:rFonts w:hint="eastAsia" w:ascii="Times New Roman" w:hAnsi="Times New Roman" w:eastAsia="Times New Roman" w:cs="Times New Roman"/>
+        </w:rPr>
+        <w:t>。</w:t>
+      </w:r>
+    </w:p>
+    <w:p>
+      <w:pPr>
+        <w:pStyle w:val="BodyText"/>
+      </w:pPr>
+      <w:r>
+        <w:rPr>
+          <w:rFonts w:hint="eastAsia" w:ascii="Times New Roman" w:hAnsi="Times New Roman" w:eastAsia="FangSong" w:cs="Times New Roman"/>
+          <w:b/>
+          <w:bCs/>
+        </w:rPr>
+        <w:t xml:space="preserve">解析</w:t>
+      </w:r>
+      <w:r>
+        <w:rPr>
+          <w:rFonts w:hint="eastAsia" w:ascii="Times New Roman" w:hAnsi="Times New Roman" w:eastAsia="Times New Roman" w:cs="Times New Roman"/>
+        </w:rPr>
+        <w:t xml:space="preserve">：</w:t>
+      </w:r>
+      <w:r>
+        <w:rPr>
+          <w:rFonts w:ascii="Times New Roman" w:hAnsi="Times New Roman" w:eastAsia="Times New Roman" w:cs="Times New Roman"/>
+        </w:rPr>
+        <w:t xml:space="preserve"> </w:t>
+      </w:r>
+      <w:r>
+        <w:rPr>
+          <w:rFonts w:hint="eastAsia" w:ascii="Times New Roman" w:hAnsi="Times New Roman" w:eastAsia="Times New Roman" w:cs="Times New Roman"/>
+        </w:rPr>
+        <w:t>2,3-</w:t>
+      </w:r>
+      <w:r>
+        <w:rPr>
+          <w:rFonts w:hint="eastAsia" w:ascii="Times New Roman" w:hAnsi="Times New Roman" w:eastAsia="FangSong" w:cs="Times New Roman"/>
+        </w:rPr>
+        <w:t>二氯丁烷结构为</w:t>
+      </w:r>
+      <w:r>
+        <w:rPr>
+          <w:rFonts w:ascii="Times New Roman" w:hAnsi="Times New Roman" w:eastAsia="Times New Roman" w:cs="Times New Roman"/>
+        </w:rPr>
+        <w:t xml:space="preserve"> </w:t>
+      </w:r>
+      <w:r>
+        <w:rPr>
+          <w:rFonts w:hint="eastAsia" w:ascii="Times New Roman" w:hAnsi="Times New Roman" w:eastAsia="Times New Roman" w:cs="Times New Roman"/>
+        </w:rPr>
+        <w:t>CH</w:t>
+      </w:r>
+      <w:r>
+        <w:rPr>
+          <w:rFonts w:hint="eastAsia" w:ascii="Times New Roman" w:hAnsi="Times New Roman" w:eastAsia="Times New Roman" w:cs="Times New Roman"/>
+          <w:vertAlign w:val="subscript"/>
+        </w:rPr>
+        <w:t>3</w:t>
+      </w:r>
+      <w:r>
+        <w:rPr>
+          <w:rFonts w:hint="eastAsia" w:ascii="Times New Roman" w:hAnsi="Times New Roman" w:eastAsia="Times New Roman" w:cs="Times New Roman"/>
+        </w:rPr>
+        <w:t>-CHCl-CHCl-CH</w:t>
+      </w:r>
+      <w:r>
+        <w:rPr>
+          <w:rFonts w:hint="eastAsia" w:ascii="Times New Roman" w:hAnsi="Times New Roman" w:eastAsia="Times New Roman" w:cs="Times New Roman"/>
+          <w:vertAlign w:val="subscript"/>
+        </w:rPr>
+        <w:t>3</w:t>
+      </w:r>
+      <w:r>
+        <w:rPr>
+          <w:rFonts w:hint="eastAsia" w:ascii="Times New Roman" w:hAnsi="Times New Roman" w:eastAsia="Times New Roman" w:cs="Times New Roman"/>
+        </w:rPr>
+        <w:t>，</w:t>
+      </w:r>
+      <w:r>
+        <w:rPr>
+          <w:rFonts w:hint="eastAsia" w:ascii="Times New Roman" w:hAnsi="Times New Roman" w:eastAsia="FangSong" w:cs="Times New Roman"/>
+        </w:rPr>
+        <w:t>两个手性碳为</w:t>
+      </w:r>
+      <w:r>
+        <w:rPr>
+          <w:rFonts w:hint="eastAsia" w:ascii="Times New Roman" w:hAnsi="Times New Roman" w:eastAsia="Times New Roman" w:cs="Times New Roman"/>
+        </w:rPr>
+        <w:t>C2</w:t>
+      </w:r>
+      <w:r>
+        <w:rPr>
+          <w:rFonts w:hint="eastAsia" w:ascii="Times New Roman" w:hAnsi="Times New Roman" w:eastAsia="FangSong" w:cs="Times New Roman"/>
+        </w:rPr>
+        <w:t>和</w:t>
+      </w:r>
+      <w:r>
+        <w:rPr>
+          <w:rFonts w:hint="eastAsia" w:ascii="Times New Roman" w:hAnsi="Times New Roman" w:eastAsia="Times New Roman" w:cs="Times New Roman"/>
+        </w:rPr>
+        <w:t>C3。</w:t>
+      </w:r>
+    </w:p>
+    <w:p>
+      <w:pPr>
+        <w:pStyle w:val="BodyText"/>
+      </w:pPr>
+      <w:r>
+        <w:rPr>
+          <w:rFonts w:hint="eastAsia" w:ascii="Times New Roman" w:hAnsi="Times New Roman" w:eastAsia="FangSong" w:cs="Times New Roman"/>
+        </w:rPr>
+        <w:t>可能的组合</w:t>
+      </w:r>
+      <w:r>
+        <w:rPr>
+          <w:rFonts w:hint="eastAsia" w:ascii="Times New Roman" w:hAnsi="Times New Roman" w:eastAsia="Times New Roman" w:cs="Times New Roman"/>
+        </w:rPr>
+        <w:t>：</w:t>
+      </w:r>
+      <w:r>
+        <w:rPr>
+          <w:rFonts w:ascii="Times New Roman" w:hAnsi="Times New Roman" w:eastAsia="Times New Roman" w:cs="Times New Roman"/>
+        </w:rPr>
+        <w:t xml:space="preserve"> </w:t>
+      </w:r>
+      <w:r>
+        <w:rPr>
+          <w:rFonts w:ascii="Times New Roman" w:hAnsi="Times New Roman" w:eastAsia="Times New Roman" w:cs="Times New Roman"/>
+        </w:rPr>
+        <w:t xml:space="preserve">- </w:t>
+      </w:r>
+      <w:r>
+        <w:rPr>
+          <w:rFonts w:hint="eastAsia" w:ascii="Times New Roman" w:hAnsi="Times New Roman" w:eastAsia="Times New Roman" w:cs="Times New Roman"/>
+        </w:rPr>
+        <w:t>(2R,3R)-2,3-</w:t>
+      </w:r>
+      <w:r>
+        <w:rPr>
+          <w:rFonts w:hint="eastAsia" w:ascii="Times New Roman" w:hAnsi="Times New Roman" w:eastAsia="FangSong" w:cs="Times New Roman"/>
+        </w:rPr>
+        <w:t>二氯丁烷</w:t>
+      </w:r>
+      <w:r>
+        <w:rPr>
+          <w:rFonts w:ascii="Times New Roman" w:hAnsi="Times New Roman" w:eastAsia="Times New Roman" w:cs="Times New Roman"/>
+        </w:rPr>
+        <w:t xml:space="preserve"> — </w:t>
+      </w:r>
+      <w:r>
+        <w:rPr>
+          <w:rFonts w:hint="eastAsia" w:ascii="Times New Roman" w:hAnsi="Times New Roman" w:eastAsia="FangSong" w:cs="Times New Roman"/>
+        </w:rPr>
+        <w:t xml:space="preserve">一对对映体</w:t>
+      </w:r>
+      <w:r>
+        <w:rPr>
+          <w:rFonts w:ascii="Times New Roman" w:hAnsi="Times New Roman" w:eastAsia="Times New Roman" w:cs="Times New Roman"/>
+        </w:rPr>
+        <w:t xml:space="preserve"> </w:t>
+      </w:r>
+      <w:r>
+        <w:rPr>
+          <w:rFonts w:ascii="Times New Roman" w:hAnsi="Times New Roman" w:eastAsia="Times New Roman" w:cs="Times New Roman"/>
+        </w:rPr>
+        <w:t xml:space="preserve">- </w:t>
+      </w:r>
+      <w:r>
+        <w:rPr>
+          <w:rFonts w:hint="eastAsia" w:ascii="Times New Roman" w:hAnsi="Times New Roman" w:eastAsia="Times New Roman" w:cs="Times New Roman"/>
+        </w:rPr>
+        <w:t>(2S,3S)-2,3-</w:t>
+      </w:r>
+      <w:r>
+        <w:rPr>
+          <w:rFonts w:hint="eastAsia" w:ascii="Times New Roman" w:hAnsi="Times New Roman" w:eastAsia="FangSong" w:cs="Times New Roman"/>
+        </w:rPr>
+        <w:t>二氯丁烷</w:t>
+      </w:r>
+      <w:r>
+        <w:rPr>
+          <w:rFonts w:ascii="Times New Roman" w:hAnsi="Times New Roman" w:eastAsia="Times New Roman" w:cs="Times New Roman"/>
+        </w:rPr>
+        <w:t xml:space="preserve"> — </w:t>
+      </w:r>
+      <w:r>
+        <w:rPr>
+          <w:rFonts w:hint="eastAsia" w:ascii="Times New Roman" w:hAnsi="Times New Roman" w:eastAsia="FangSong" w:cs="Times New Roman"/>
+        </w:rPr>
+        <w:t>与</w:t>
+      </w:r>
+      <w:r>
+        <w:rPr>
+          <w:rFonts w:hint="eastAsia" w:ascii="Times New Roman" w:hAnsi="Times New Roman" w:eastAsia="Times New Roman" w:cs="Times New Roman"/>
+        </w:rPr>
+        <w:t>(2R,3R)</w:t>
+      </w:r>
+      <w:r>
+        <w:rPr>
+          <w:rFonts w:hint="eastAsia" w:ascii="Times New Roman" w:hAnsi="Times New Roman" w:eastAsia="FangSong" w:cs="Times New Roman"/>
+        </w:rPr>
+        <w:t>对映</w:t>
+      </w:r>
+      <w:r>
+        <w:rPr>
+          <w:rFonts w:ascii="Times New Roman" w:hAnsi="Times New Roman" w:eastAsia="Times New Roman" w:cs="Times New Roman"/>
+        </w:rPr>
+        <w:t xml:space="preserve"> </w:t>
+      </w:r>
+      <w:r>
+        <w:rPr>
+          <w:rFonts w:ascii="Times New Roman" w:hAnsi="Times New Roman" w:eastAsia="Times New Roman" w:cs="Times New Roman"/>
+        </w:rPr>
+        <w:t xml:space="preserve">- </w:t>
+      </w:r>
+      <w:r>
+        <w:rPr>
+          <w:rFonts w:hint="eastAsia" w:ascii="Times New Roman" w:hAnsi="Times New Roman" w:eastAsia="Times New Roman" w:cs="Times New Roman"/>
+        </w:rPr>
+        <w:t>(2R,3S)-2,3-</w:t>
+      </w:r>
+      <w:r>
+        <w:rPr>
+          <w:rFonts w:hint="eastAsia" w:ascii="Times New Roman" w:hAnsi="Times New Roman" w:eastAsia="FangSong" w:cs="Times New Roman"/>
+        </w:rPr>
+        <w:t>二氯丁烷</w:t>
+      </w:r>
+      <w:r>
+        <w:rPr>
+          <w:rFonts w:ascii="Times New Roman" w:hAnsi="Times New Roman" w:eastAsia="Times New Roman" w:cs="Times New Roman"/>
+        </w:rPr>
+        <w:t xml:space="preserve"> — </w:t>
+      </w:r>
+      <w:r>
+        <w:rPr>
+          <w:rFonts w:hint="eastAsia" w:ascii="Times New Roman" w:hAnsi="Times New Roman" w:eastAsia="FangSong" w:cs="Times New Roman"/>
+        </w:rPr>
+        <w:t>分子中存在对称面</w:t>
+      </w:r>
+      <w:r>
+        <w:rPr>
+          <w:rFonts w:hint="eastAsia" w:ascii="Times New Roman" w:hAnsi="Times New Roman" w:eastAsia="Times New Roman" w:cs="Times New Roman"/>
+        </w:rPr>
+        <w:t>（C2-C3</w:t>
+      </w:r>
+      <w:r>
+        <w:rPr>
+          <w:rFonts w:hint="eastAsia" w:ascii="Times New Roman" w:hAnsi="Times New Roman" w:eastAsia="FangSong" w:cs="Times New Roman"/>
+        </w:rPr>
+        <w:t>键中点垂直于键的平面</w:t>
+      </w:r>
+      <w:r>
+        <w:rPr>
+          <w:rFonts w:hint="eastAsia" w:ascii="Times New Roman" w:hAnsi="Times New Roman" w:eastAsia="Times New Roman" w:cs="Times New Roman"/>
+        </w:rPr>
+        <w:t>），</w:t>
+      </w:r>
+      <w:r>
+        <w:rPr>
+          <w:rFonts w:hint="eastAsia" w:ascii="Times New Roman" w:hAnsi="Times New Roman" w:eastAsia="FangSong" w:cs="Times New Roman"/>
+        </w:rPr>
+        <w:t>为内消旋体</w:t>
+      </w:r>
+      <w:r>
+        <w:rPr>
+          <w:rFonts w:hint="eastAsia" w:ascii="Times New Roman" w:hAnsi="Times New Roman" w:eastAsia="Times New Roman" w:cs="Times New Roman"/>
+        </w:rPr>
+        <w:t>，</w:t>
+      </w:r>
+      <w:r>
+        <w:rPr>
+          <w:rFonts w:hint="eastAsia" w:ascii="Times New Roman" w:hAnsi="Times New Roman" w:eastAsia="FangSong" w:cs="Times New Roman"/>
+        </w:rPr>
+        <w:t>无手性</w:t>
+      </w:r>
+      <w:r>
+        <w:rPr>
+          <w:rFonts w:ascii="Times New Roman" w:hAnsi="Times New Roman" w:eastAsia="Times New Roman" w:cs="Times New Roman"/>
+        </w:rPr>
+        <w:t xml:space="preserve"> </w:t>
+      </w:r>
+      <w:r>
+        <w:rPr>
+          <w:rFonts w:ascii="Times New Roman" w:hAnsi="Times New Roman" w:eastAsia="Times New Roman" w:cs="Times New Roman"/>
+        </w:rPr>
+        <w:t xml:space="preserve">- </w:t>
+      </w:r>
+      <w:r>
+        <w:rPr>
+          <w:rFonts w:hint="eastAsia" w:ascii="Times New Roman" w:hAnsi="Times New Roman" w:eastAsia="Times New Roman" w:cs="Times New Roman"/>
+        </w:rPr>
+        <w:t>(2S,3R)-2,3-</w:t>
+      </w:r>
+      <w:r>
+        <w:rPr>
+          <w:rFonts w:hint="eastAsia" w:ascii="Times New Roman" w:hAnsi="Times New Roman" w:eastAsia="FangSong" w:cs="Times New Roman"/>
+        </w:rPr>
+        <w:t>二氯丁烷</w:t>
+      </w:r>
+      <w:r>
+        <w:rPr>
+          <w:rFonts w:ascii="Times New Roman" w:hAnsi="Times New Roman" w:eastAsia="Times New Roman" w:cs="Times New Roman"/>
+        </w:rPr>
+        <w:t xml:space="preserve"> — </w:t>
+      </w:r>
+      <w:r>
+        <w:rPr>
+          <w:rFonts w:hint="eastAsia" w:ascii="Times New Roman" w:hAnsi="Times New Roman" w:eastAsia="FangSong" w:cs="Times New Roman"/>
+        </w:rPr>
+        <w:t>就是</w:t>
+      </w:r>
+      <w:r>
+        <w:rPr>
+          <w:rFonts w:hint="eastAsia" w:ascii="Times New Roman" w:hAnsi="Times New Roman" w:eastAsia="Times New Roman" w:cs="Times New Roman"/>
+        </w:rPr>
+        <w:t>(2R,3S)（</w:t>
+      </w:r>
+      <w:r>
+        <w:rPr>
+          <w:rFonts w:hint="eastAsia" w:ascii="Times New Roman" w:hAnsi="Times New Roman" w:eastAsia="FangSong" w:cs="Times New Roman"/>
+        </w:rPr>
+        <w:t>旋转</w:t>
+      </w:r>
+      <w:r>
+        <w:rPr>
+          <w:rFonts w:hint="eastAsia" w:ascii="Times New Roman" w:hAnsi="Times New Roman" w:eastAsia="Times New Roman" w:cs="Times New Roman"/>
+        </w:rPr>
+        <w:t>180°</w:t>
+      </w:r>
+      <w:r>
+        <w:rPr>
+          <w:rFonts w:hint="eastAsia" w:ascii="Times New Roman" w:hAnsi="Times New Roman" w:eastAsia="FangSong" w:cs="Times New Roman"/>
+        </w:rPr>
+        <w:t>相同</w:t>
+      </w:r>
+      <w:r>
+        <w:rPr>
+          <w:rFonts w:hint="eastAsia" w:ascii="Times New Roman" w:hAnsi="Times New Roman" w:eastAsia="Times New Roman" w:cs="Times New Roman"/>
+        </w:rPr>
+        <w:t>）</w:t>
+      </w:r>
+    </w:p>
+    <w:p>
+      <w:pPr>
+        <w:pStyle w:val="BodyText"/>
+      </w:pPr>
+      <w:r>
+        <w:rPr>
+          <w:rFonts w:hint="eastAsia" w:ascii="Times New Roman" w:hAnsi="Times New Roman" w:eastAsia="FangSong" w:cs="Times New Roman"/>
+        </w:rPr>
+        <w:t>因此共</w:t>
+      </w:r>
+      <w:r>
+        <w:rPr>
+          <w:rFonts w:hint="eastAsia" w:ascii="Times New Roman" w:hAnsi="Times New Roman" w:eastAsia="Times New Roman" w:cs="Times New Roman"/>
+        </w:rPr>
+        <w:t>3</w:t>
+      </w:r>
+      <w:r>
+        <w:rPr>
+          <w:rFonts w:hint="eastAsia" w:ascii="Times New Roman" w:hAnsi="Times New Roman" w:eastAsia="FangSong" w:cs="Times New Roman"/>
+        </w:rPr>
+        <w:t>种立体异构体</w:t>
+      </w:r>
+      <w:r>
+        <w:rPr>
+          <w:rFonts w:hint="eastAsia" w:ascii="Times New Roman" w:hAnsi="Times New Roman" w:eastAsia="Times New Roman" w:cs="Times New Roman"/>
+        </w:rPr>
+        <w:t>：</w:t>
+      </w:r>
+      <w:r>
+        <w:rPr>
+          <w:rFonts w:hint="eastAsia" w:ascii="Times New Roman" w:hAnsi="Times New Roman" w:eastAsia="FangSong" w:cs="Times New Roman"/>
+        </w:rPr>
+        <w:t>一对对映体</w:t>
+      </w:r>
+      <w:r>
+        <w:rPr>
+          <w:rFonts w:ascii="Times New Roman" w:hAnsi="Times New Roman" w:eastAsia="Times New Roman" w:cs="Times New Roman"/>
+        </w:rPr>
+        <w:t xml:space="preserve"> + </w:t>
+      </w:r>
+      <w:r>
+        <w:rPr>
+          <w:rFonts w:hint="eastAsia" w:ascii="Times New Roman" w:hAnsi="Times New Roman" w:eastAsia="FangSong" w:cs="Times New Roman"/>
+        </w:rPr>
+        <w:t>一个内消旋体</w:t>
+      </w:r>
+      <w:r>
+        <w:rPr>
+          <w:rFonts w:hint="eastAsia" w:ascii="Times New Roman" w:hAnsi="Times New Roman" w:eastAsia="Times New Roman" w:cs="Times New Roman"/>
+        </w:rPr>
+        <w:t>。</w:t>
+      </w:r>
+    </w:p>
+    <w:p>
+      <w:pPr>
+        <w:pStyle w:val="BodyText"/>
+      </w:pPr>
+      <w:r>
+        <w:rPr>
+          <w:rFonts w:hint="eastAsia" w:ascii="Times New Roman" w:hAnsi="Times New Roman" w:eastAsia="FangSong" w:cs="Times New Roman"/>
+          <w:b/>
+          <w:bCs/>
+        </w:rPr>
+        <w:t xml:space="preserve">答案</w:t>
+      </w:r>
+      <w:r>
+        <w:rPr>
+          <w:rFonts w:hint="eastAsia" w:ascii="Times New Roman" w:hAnsi="Times New Roman" w:eastAsia="Times New Roman" w:cs="Times New Roman"/>
+        </w:rPr>
+        <w:t>：3</w:t>
+      </w:r>
+      <w:r>
+        <w:rPr>
+          <w:rFonts w:hint="eastAsia" w:ascii="Times New Roman" w:hAnsi="Times New Roman" w:eastAsia="FangSong" w:cs="Times New Roman"/>
+        </w:rPr>
+        <w:t>种立体异构体</w:t>
+      </w:r>
+      <w:r>
+        <w:rPr>
+          <w:rFonts w:hint="eastAsia" w:ascii="Times New Roman" w:hAnsi="Times New Roman" w:eastAsia="Times New Roman" w:cs="Times New Roman"/>
+        </w:rPr>
+        <w:t>。(2R,3R)/(2S,3S)</w:t>
+      </w:r>
+      <w:r>
+        <w:rPr>
+          <w:rFonts w:hint="eastAsia" w:ascii="Times New Roman" w:hAnsi="Times New Roman" w:eastAsia="FangSong" w:cs="Times New Roman"/>
+        </w:rPr>
+        <w:t>为一对对映体</w:t>
+      </w:r>
+      <w:r>
+        <w:rPr>
+          <w:rFonts w:hint="eastAsia" w:ascii="Times New Roman" w:hAnsi="Times New Roman" w:eastAsia="Times New Roman" w:cs="Times New Roman"/>
+        </w:rPr>
+        <w:t>，(2R,3S)</w:t>
+      </w:r>
+      <w:r>
+        <w:rPr>
+          <w:rFonts w:hint="eastAsia" w:ascii="Times New Roman" w:hAnsi="Times New Roman" w:eastAsia="FangSong" w:cs="Times New Roman"/>
+        </w:rPr>
+        <w:t>为内消旋体</w:t>
+      </w:r>
+      <w:r>
+        <w:rPr>
+          <w:rFonts w:hint="eastAsia" w:ascii="Times New Roman" w:hAnsi="Times New Roman" w:eastAsia="Times New Roman" w:cs="Times New Roman"/>
+        </w:rPr>
+        <w:t>。</w:t>
+      </w:r>
+    </w:p>
+    <w:p>
+      <w:pPr>
+        <w:pStyle w:val="BodyText"/>
+      </w:pPr>
+      <w:r>
+        <w:rPr>
+          <w:rFonts w:hint="eastAsia" w:ascii="Times New Roman" w:hAnsi="Times New Roman" w:eastAsia="FangSong" w:cs="Times New Roman"/>
+          <w:b/>
+          <w:bCs/>
+        </w:rPr>
+        <w:t xml:space="preserve">反思</w:t>
+      </w:r>
+      <w:r>
+        <w:rPr>
+          <w:rFonts w:hint="eastAsia" w:ascii="Times New Roman" w:hAnsi="Times New Roman" w:eastAsia="Times New Roman" w:cs="Times New Roman"/>
+        </w:rPr>
+        <w:t>：</w:t>
+      </w:r>
+      <w:r>
+        <w:rPr>
+          <w:rFonts w:hint="eastAsia" w:ascii="Times New Roman" w:hAnsi="Times New Roman" w:eastAsia="FangSong" w:cs="Times New Roman"/>
+        </w:rPr>
+        <w:t>两个手性碳相同取代基时</w:t>
+      </w:r>
+      <w:r>
+        <w:rPr>
+          <w:rFonts w:hint="eastAsia" w:ascii="Times New Roman" w:hAnsi="Times New Roman" w:eastAsia="Times New Roman" w:cs="Times New Roman"/>
+        </w:rPr>
+        <w:t>，</w:t>
+      </w:r>
+      <w:r>
+        <w:rPr>
+          <w:rFonts w:hint="eastAsia" w:ascii="Times New Roman" w:hAnsi="Times New Roman" w:eastAsia="FangSong" w:cs="Times New Roman"/>
+        </w:rPr>
+        <w:t>数量可能小于</w:t>
+      </w:r>
+      <w:r>
+        <w:rPr>
+          <w:rFonts w:hint="eastAsia" w:ascii="Times New Roman" w:hAnsi="Times New Roman" w:eastAsia="Times New Roman" w:cs="Times New Roman"/>
+        </w:rPr>
+        <w:t>2</w:t>
+      </w:r>
+      <w:r>
+        <w:rPr>
+          <w:rFonts w:hint="eastAsia" w:ascii="Times New Roman" w:hAnsi="Times New Roman" w:eastAsia="Times New Roman" w:cs="Times New Roman"/>
+          <w:vertAlign w:val="superscript"/>
+        </w:rPr>
+        <w:t>n</w:t>
+      </w:r>
+      <w:r>
+        <w:rPr>
+          <w:rFonts w:hint="eastAsia" w:ascii="Times New Roman" w:hAnsi="Times New Roman" w:eastAsia="Times New Roman" w:cs="Times New Roman"/>
+        </w:rPr>
+        <w:t>，</w:t>
+      </w:r>
+      <w:r>
+        <w:rPr>
+          <w:rFonts w:hint="eastAsia" w:ascii="Times New Roman" w:hAnsi="Times New Roman" w:eastAsia="FangSong" w:cs="Times New Roman"/>
+        </w:rPr>
+        <w:t>因为有内消旋体的可能</w:t>
+      </w:r>
+      <w:r>
+        <w:rPr>
+          <w:rFonts w:hint="eastAsia" w:ascii="Times New Roman" w:hAnsi="Times New Roman" w:eastAsia="Times New Roman" w:cs="Times New Roman"/>
+        </w:rPr>
+        <w:t>。</w:t>
+      </w:r>
+    </w:p>
+    <w:p>
+      <w:pPr>
+        <w:spacing w:before="160" w:after="80"/>
+      </w:pPr>
+      <w:r>
+        <w:pict>
+          <v:rect style="width:0;height:1.5pt" o:hralign="center" o:hrstd="t" o:hr="t"/>
+        </w:pict>
+      </w:r>
+    </w:p>
+    <w:bookmarkEnd w:id="39"/>
+    <w:bookmarkStart w:id="40" w:name="例5-诱导与共轭的竞争"/>
+    <w:p>
+      <w:pPr>
+        <w:pStyle w:val="Heading3"/>
+        <w:spacing w:before="280" w:after="120"/>
+      </w:pPr>
+      <w:r>
+        <w:rPr>
+          <w:rFonts w:hint="eastAsia" w:ascii="Times New Roman" w:hAnsi="Times New Roman" w:eastAsia="SimHei" w:cs="Times New Roman"/>
+        </w:rPr>
+        <w:t>例</w:t>
+      </w:r>
+      <w:r>
+        <w:rPr>
+          <w:rFonts w:hint="eastAsia" w:ascii="Times New Roman" w:hAnsi="Times New Roman" w:eastAsia="Times New Roman" w:cs="Times New Roman"/>
+        </w:rPr>
+        <w:t>5</w:t>
+      </w:r>
+      <w:r>
+        <w:rPr>
+          <w:rFonts w:ascii="Times New Roman" w:hAnsi="Times New Roman" w:eastAsia="Times New Roman" w:cs="Times New Roman"/>
+        </w:rPr>
+        <w:t xml:space="preserve"> </w:t>
+      </w:r>
+      <w:r>
+        <w:rPr>
+          <w:rFonts w:hint="eastAsia" w:ascii="Times New Roman" w:hAnsi="Times New Roman" w:eastAsia="SimHei" w:cs="Times New Roman"/>
+        </w:rPr>
+        <w:t xml:space="preserve">诱导与共轭的竞争</w:t>
+      </w:r>
+      <w:r>
+        <w:rPr>
+          <w:rFonts w:ascii="Times New Roman" w:hAnsi="Times New Roman" w:eastAsia="Times New Roman" w:cs="Times New Roman"/>
+        </w:rPr>
+        <w:t xml:space="preserve"> ⭐⭐⭐</w:t>
+      </w:r>
+    </w:p>
+    <w:p>
+      <w:pPr>
+        <w:pStyle w:val="FirstParagraph"/>
+      </w:pPr>
+      <w:r>
+        <w:rPr>
+          <w:rFonts w:hint="eastAsia" w:ascii="Times New Roman" w:hAnsi="Times New Roman" w:eastAsia="FangSong" w:cs="Times New Roman"/>
+          <w:b/>
+          <w:bCs/>
+        </w:rPr>
+        <w:t xml:space="preserve">题干</w:t>
+      </w:r>
+      <w:r>
+        <w:rPr>
+          <w:rFonts w:hint="eastAsia" w:ascii="Times New Roman" w:hAnsi="Times New Roman" w:eastAsia="Times New Roman" w:cs="Times New Roman"/>
+        </w:rPr>
+        <w:t>：</w:t>
+      </w:r>
+      <w:r>
+        <w:rPr>
+          <w:rFonts w:hint="eastAsia" w:ascii="Times New Roman" w:hAnsi="Times New Roman" w:eastAsia="FangSong" w:cs="Times New Roman"/>
+        </w:rPr>
+        <w:t>解释为什么氯乙烯</w:t>
+      </w:r>
+      <w:r>
+        <w:rPr>
+          <w:rFonts w:hint="eastAsia" w:ascii="Times New Roman" w:hAnsi="Times New Roman" w:eastAsia="Times New Roman" w:cs="Times New Roman"/>
+        </w:rPr>
+        <w:t>(CH</w:t>
+      </w:r>
+      <w:r>
+        <w:rPr>
+          <w:rFonts w:hint="eastAsia" w:ascii="Times New Roman" w:hAnsi="Times New Roman" w:eastAsia="Times New Roman" w:cs="Times New Roman"/>
+          <w:vertAlign w:val="subscript"/>
+        </w:rPr>
+        <w:t>2</w:t>
+      </w:r>
+      <w:r>
+        <w:rPr>
+          <w:rFonts w:hint="eastAsia" w:ascii="Times New Roman" w:hAnsi="Times New Roman" w:eastAsia="Times New Roman" w:cs="Times New Roman"/>
+        </w:rPr>
+        <w:t>=CH-Cl)</w:t>
+      </w:r>
+      <w:r>
+        <w:rPr>
+          <w:rFonts w:hint="eastAsia" w:ascii="Times New Roman" w:hAnsi="Times New Roman" w:eastAsia="FangSong" w:cs="Times New Roman"/>
+        </w:rPr>
+        <w:t>的亲电加成反应活性低于乙烯</w:t>
+      </w:r>
+      <w:r>
+        <w:rPr>
+          <w:rFonts w:hint="eastAsia" w:ascii="Times New Roman" w:hAnsi="Times New Roman" w:eastAsia="Times New Roman" w:cs="Times New Roman"/>
+        </w:rPr>
+        <w:t>(CH</w:t>
+      </w:r>
+      <w:r>
+        <w:rPr>
+          <w:rFonts w:hint="eastAsia" w:ascii="Times New Roman" w:hAnsi="Times New Roman" w:eastAsia="Times New Roman" w:cs="Times New Roman"/>
+          <w:vertAlign w:val="subscript"/>
+        </w:rPr>
+        <w:t>2</w:t>
+      </w:r>
+      <w:r>
+        <w:rPr>
+          <w:rFonts w:hint="eastAsia" w:ascii="Times New Roman" w:hAnsi="Times New Roman" w:eastAsia="Times New Roman" w:cs="Times New Roman"/>
+        </w:rPr>
+        <w:t>=CH</w:t>
+      </w:r>
+      <w:r>
+        <w:rPr>
+          <w:rFonts w:hint="eastAsia" w:ascii="Times New Roman" w:hAnsi="Times New Roman" w:eastAsia="Times New Roman" w:cs="Times New Roman"/>
+          <w:vertAlign w:val="subscript"/>
+        </w:rPr>
+        <w:t>2</w:t>
+      </w:r>
+      <w:r>
+        <w:rPr>
+          <w:rFonts w:hint="eastAsia" w:ascii="Times New Roman" w:hAnsi="Times New Roman" w:eastAsia="Times New Roman" w:cs="Times New Roman"/>
+        </w:rPr>
+        <w:t>)，</w:t>
+      </w:r>
+      <w:r>
+        <w:rPr>
+          <w:rFonts w:hint="eastAsia" w:ascii="Times New Roman" w:hAnsi="Times New Roman" w:eastAsia="FangSong" w:cs="Times New Roman"/>
+        </w:rPr>
+        <w:t>但产物中</w:t>
+      </w:r>
+      <w:r>
+        <w:rPr>
+          <w:rFonts w:hint="eastAsia" w:ascii="Times New Roman" w:hAnsi="Times New Roman" w:eastAsia="Times New Roman" w:cs="Times New Roman"/>
+        </w:rPr>
+        <w:t>Cl</w:t>
+      </w:r>
+      <w:r>
+        <w:rPr>
+          <w:rFonts w:hint="eastAsia" w:ascii="Times New Roman" w:hAnsi="Times New Roman" w:eastAsia="FangSong" w:cs="Times New Roman"/>
+        </w:rPr>
+        <w:t>加成在</w:t>
+      </w:r>
+      <w:r>
+        <w:rPr>
+          <w:rFonts w:hint="eastAsia" w:ascii="Times New Roman" w:hAnsi="Times New Roman" w:eastAsia="Times New Roman" w:cs="Times New Roman"/>
+        </w:rPr>
+        <w:t>CH</w:t>
+      </w:r>
+      <w:r>
+        <w:rPr>
+          <w:rFonts w:hint="eastAsia" w:ascii="Times New Roman" w:hAnsi="Times New Roman" w:eastAsia="Times New Roman" w:cs="Times New Roman"/>
+          <w:vertAlign w:val="subscript"/>
+        </w:rPr>
+        <w:t>2</w:t>
+      </w:r>
+      <w:r>
+        <w:rPr>
+          <w:rFonts w:hint="eastAsia" w:ascii="Times New Roman" w:hAnsi="Times New Roman" w:eastAsia="FangSong" w:cs="Times New Roman"/>
+        </w:rPr>
+        <w:t>上</w:t>
+      </w:r>
+      <w:r>
+        <w:rPr>
+          <w:rFonts w:hint="eastAsia" w:ascii="Times New Roman" w:hAnsi="Times New Roman" w:eastAsia="Times New Roman" w:cs="Times New Roman"/>
+        </w:rPr>
+        <w:t>（</w:t>
+      </w:r>
+      <w:r>
+        <w:rPr>
+          <w:rFonts w:hint="eastAsia" w:ascii="Times New Roman" w:hAnsi="Times New Roman" w:eastAsia="FangSong" w:cs="Times New Roman"/>
+        </w:rPr>
+        <w:t>反马氏规则</w:t>
+      </w:r>
+      <w:r>
+        <w:rPr>
+          <w:rFonts w:hint="eastAsia" w:ascii="Times New Roman" w:hAnsi="Times New Roman" w:eastAsia="Times New Roman" w:cs="Times New Roman"/>
+        </w:rPr>
+        <w:t>）？</w:t>
+      </w:r>
+    </w:p>
+    <w:p>
+      <w:pPr>
+        <w:pStyle w:val="BodyText"/>
+      </w:pPr>
+      <w:r>
+        <w:rPr>
+          <w:rFonts w:hint="eastAsia" w:ascii="Times New Roman" w:hAnsi="Times New Roman" w:eastAsia="FangSong" w:cs="Times New Roman"/>
+          <w:b/>
+          <w:bCs/>
+        </w:rPr>
+        <w:t xml:space="preserve">思路</w:t>
+      </w:r>
+      <w:r>
+        <w:rPr>
+          <w:rFonts w:hint="eastAsia" w:ascii="Times New Roman" w:hAnsi="Times New Roman" w:eastAsia="Times New Roman" w:cs="Times New Roman"/>
+        </w:rPr>
+        <w:t>：</w:t>
+      </w:r>
+      <w:r>
+        <w:rPr>
+          <w:rFonts w:hint="eastAsia" w:ascii="Times New Roman" w:hAnsi="Times New Roman" w:eastAsia="FangSong" w:cs="Times New Roman"/>
+        </w:rPr>
+        <w:t>需同时分析</w:t>
+      </w:r>
+      <w:r>
+        <w:rPr>
+          <w:rFonts w:hint="eastAsia" w:ascii="Times New Roman" w:hAnsi="Times New Roman" w:eastAsia="Times New Roman" w:cs="Times New Roman"/>
+        </w:rPr>
+        <w:t>Cl</w:t>
+      </w:r>
+      <w:r>
+        <w:rPr>
+          <w:rFonts w:hint="eastAsia" w:ascii="Times New Roman" w:hAnsi="Times New Roman" w:eastAsia="FangSong" w:cs="Times New Roman"/>
+        </w:rPr>
+        <w:t>的诱导</w:t>
+      </w:r>
+      <w:r>
+        <w:rPr>
+          <w:rFonts w:hint="eastAsia" w:ascii="Times New Roman" w:hAnsi="Times New Roman" w:eastAsia="Times New Roman" w:cs="Times New Roman"/>
+        </w:rPr>
+        <w:t>(-I)</w:t>
+      </w:r>
+      <w:r>
+        <w:rPr>
+          <w:rFonts w:hint="eastAsia" w:ascii="Times New Roman" w:hAnsi="Times New Roman" w:eastAsia="FangSong" w:cs="Times New Roman"/>
+        </w:rPr>
+        <w:t>和共轭</w:t>
+      </w:r>
+      <w:r>
+        <w:rPr>
+          <w:rFonts w:hint="eastAsia" w:ascii="Times New Roman" w:hAnsi="Times New Roman" w:eastAsia="Times New Roman" w:cs="Times New Roman"/>
+        </w:rPr>
+        <w:t>(+C)</w:t>
+      </w:r>
+      <w:r>
+        <w:rPr>
+          <w:rFonts w:hint="eastAsia" w:ascii="Times New Roman" w:hAnsi="Times New Roman" w:eastAsia="FangSong" w:cs="Times New Roman"/>
+        </w:rPr>
+        <w:t>效应</w:t>
+      </w:r>
+      <w:r>
+        <w:rPr>
+          <w:rFonts w:hint="eastAsia" w:ascii="Times New Roman" w:hAnsi="Times New Roman" w:eastAsia="Times New Roman" w:cs="Times New Roman"/>
+        </w:rPr>
+        <w:t>。</w:t>
+      </w:r>
+    </w:p>
+    <w:p>
+      <w:pPr>
+        <w:pStyle w:val="BodyText"/>
+      </w:pPr>
+      <w:r>
+        <w:rPr>
+          <w:rFonts w:hint="eastAsia" w:ascii="Times New Roman" w:hAnsi="Times New Roman" w:eastAsia="FangSong" w:cs="Times New Roman"/>
+          <w:b/>
+          <w:bCs/>
+        </w:rPr>
+        <w:t xml:space="preserve">解析</w:t>
+      </w:r>
+      <w:r>
+        <w:rPr>
+          <w:rFonts w:hint="eastAsia" w:ascii="Times New Roman" w:hAnsi="Times New Roman" w:eastAsia="Times New Roman" w:cs="Times New Roman"/>
+        </w:rPr>
+        <w:t xml:space="preserve">：</w:t>
+      </w:r>
+      <w:r>
+        <w:rPr>
+          <w:rFonts w:ascii="Times New Roman" w:hAnsi="Times New Roman" w:eastAsia="Times New Roman" w:cs="Times New Roman"/>
+        </w:rPr>
+        <w:t xml:space="preserve"> </w:t>
+      </w:r>
+      <w:r>
+        <w:rPr>
+          <w:rFonts w:ascii="Times New Roman" w:hAnsi="Times New Roman" w:eastAsia="Times New Roman" w:cs="Times New Roman"/>
+        </w:rPr>
+        <w:t xml:space="preserve">1. </w:t>
+      </w:r>
+      <w:r>
+        <w:rPr>
+          <w:rFonts w:hint="eastAsia" w:ascii="Times New Roman" w:hAnsi="Times New Roman" w:eastAsia="FangSong" w:cs="Times New Roman"/>
+        </w:rPr>
+        <w:t>反应活性</w:t>
+      </w:r>
+      <w:r>
+        <w:rPr>
+          <w:rFonts w:hint="eastAsia" w:ascii="Times New Roman" w:hAnsi="Times New Roman" w:eastAsia="Times New Roman" w:cs="Times New Roman"/>
+        </w:rPr>
+        <w:t>：Cl</w:t>
+      </w:r>
+      <w:r>
+        <w:rPr>
+          <w:rFonts w:hint="eastAsia" w:ascii="Times New Roman" w:hAnsi="Times New Roman" w:eastAsia="FangSong" w:cs="Times New Roman"/>
+        </w:rPr>
+        <w:t>的强吸电子诱导</w:t>
+      </w:r>
+      <w:r>
+        <w:rPr>
+          <w:rFonts w:hint="eastAsia" w:ascii="Times New Roman" w:hAnsi="Times New Roman" w:eastAsia="Times New Roman" w:cs="Times New Roman"/>
+        </w:rPr>
+        <w:t>(-I)</w:t>
+      </w:r>
+      <w:r>
+        <w:rPr>
+          <w:rFonts w:hint="eastAsia" w:ascii="Times New Roman" w:hAnsi="Times New Roman" w:eastAsia="FangSong" w:cs="Times New Roman"/>
+        </w:rPr>
+        <w:t>使双键电子云密度降低</w:t>
+      </w:r>
+      <w:r>
+        <w:rPr>
+          <w:rFonts w:ascii="Times New Roman" w:hAnsi="Times New Roman" w:eastAsia="Times New Roman" w:cs="Times New Roman"/>
+        </w:rPr>
+        <w:t xml:space="preserve"> → </w:t>
+      </w:r>
+      <w:r>
+        <w:rPr>
+          <w:rFonts w:hint="eastAsia" w:ascii="Times New Roman" w:hAnsi="Times New Roman" w:eastAsia="FangSong" w:cs="Times New Roman"/>
+        </w:rPr>
+        <w:t xml:space="preserve">亲电试剂进攻困难</w:t>
+      </w:r>
+      <w:r>
+        <w:rPr>
+          <w:rFonts w:ascii="Times New Roman" w:hAnsi="Times New Roman" w:eastAsia="Times New Roman" w:cs="Times New Roman"/>
+        </w:rPr>
+        <w:t xml:space="preserve"> → </w:t>
+      </w:r>
+      <w:r>
+        <w:rPr>
+          <w:rFonts w:hint="eastAsia" w:ascii="Times New Roman" w:hAnsi="Times New Roman" w:eastAsia="FangSong" w:cs="Times New Roman"/>
+        </w:rPr>
+        <w:t xml:space="preserve">活性低于乙烯</w:t>
+      </w:r>
+    </w:p>
+    <w:p>
+      <w:pPr>
+        <w:pStyle w:val="Compact"/>
+        <w:numPr>
+          <w:ilvl w:val="0"/>
+          <w:numId w:val="1023"/>
+        </w:numPr>
+      </w:pPr>
+      <w:r>
+        <w:rPr>
+          <w:rFonts w:hint="eastAsia" w:ascii="Times New Roman" w:hAnsi="Times New Roman" w:eastAsia="FangSong" w:cs="Times New Roman"/>
+        </w:rPr>
+        <w:t>区域选择性</w:t>
+      </w:r>
+      <w:r>
+        <w:rPr>
+          <w:rFonts w:hint="eastAsia" w:ascii="Times New Roman" w:hAnsi="Times New Roman" w:eastAsia="Times New Roman" w:cs="Times New Roman"/>
+        </w:rPr>
+        <w:t>（</w:t>
+      </w:r>
+      <w:r>
+        <w:rPr>
+          <w:rFonts w:hint="eastAsia" w:ascii="Times New Roman" w:hAnsi="Times New Roman" w:eastAsia="FangSong" w:cs="Times New Roman"/>
+        </w:rPr>
+        <w:t>反马氏规则</w:t>
+      </w:r>
+      <w:r>
+        <w:rPr>
+          <w:rFonts w:hint="eastAsia" w:ascii="Times New Roman" w:hAnsi="Times New Roman" w:eastAsia="Times New Roman" w:cs="Times New Roman"/>
+        </w:rPr>
+        <w:t>）：</w:t>
+      </w:r>
+    </w:p>
+    <w:p>
+      <w:pPr>
+        <w:pStyle w:val="Compact"/>
+        <w:numPr>
+          <w:ilvl w:val="1"/>
+          <w:numId w:val="1024"/>
+        </w:numPr>
+      </w:pPr>
+      <w:r>
+        <w:rPr>
+          <w:rFonts w:hint="eastAsia" w:ascii="Times New Roman" w:hAnsi="Times New Roman" w:eastAsia="FangSong" w:cs="Times New Roman"/>
+        </w:rPr>
+        <w:t>亲电加成时</w:t>
+      </w:r>
+      <w:r>
+        <w:rPr>
+          <w:rFonts w:hint="eastAsia" w:ascii="Times New Roman" w:hAnsi="Times New Roman" w:eastAsia="Times New Roman" w:cs="Times New Roman"/>
+        </w:rPr>
+        <w:t>，</w:t>
+      </w:r>
+      <w:r>
+        <w:rPr>
+          <w:rFonts w:hint="eastAsia" w:ascii="Times New Roman" w:hAnsi="Times New Roman" w:eastAsia="FangSong" w:cs="Times New Roman"/>
+        </w:rPr>
+        <w:t>亲电试剂</w:t>
+      </w:r>
+      <w:r>
+        <w:rPr>
+          <w:rFonts w:hint="eastAsia" w:ascii="Times New Roman" w:hAnsi="Times New Roman" w:eastAsia="Times New Roman" w:cs="Times New Roman"/>
+        </w:rPr>
+        <w:t>(E</w:t>
+      </w:r>
+      <w:r>
+        <w:rPr>
+          <w:rFonts w:hint="eastAsia" w:ascii="Times New Roman" w:hAnsi="Times New Roman" w:eastAsia="Times New Roman" w:cs="Times New Roman"/>
+          <w:vertAlign w:val="superscript"/>
+        </w:rPr>
+        <w:t>+</w:t>
+      </w:r>
+      <w:r>
+        <w:rPr>
+          <w:rFonts w:hint="eastAsia" w:ascii="Times New Roman" w:hAnsi="Times New Roman" w:eastAsia="Times New Roman" w:cs="Times New Roman"/>
+        </w:rPr>
+        <w:t>)</w:t>
+      </w:r>
+      <w:r>
+        <w:rPr>
+          <w:rFonts w:hint="eastAsia" w:ascii="Times New Roman" w:hAnsi="Times New Roman" w:eastAsia="FangSong" w:cs="Times New Roman"/>
+        </w:rPr>
+        <w:t>先进攻</w:t>
+      </w:r>
+      <w:r>
+        <w:rPr>
+          <w:rFonts w:hint="eastAsia" w:ascii="Times New Roman" w:hAnsi="Times New Roman" w:eastAsia="Times New Roman" w:cs="Times New Roman"/>
+        </w:rPr>
+        <w:t>，</w:t>
+      </w:r>
+      <w:r>
+        <w:rPr>
+          <w:rFonts w:hint="eastAsia" w:ascii="Times New Roman" w:hAnsi="Times New Roman" w:eastAsia="FangSong" w:cs="Times New Roman"/>
+        </w:rPr>
+        <w:t>形成碳正离子中间体</w:t>
+      </w:r>
+    </w:p>
+    <w:p>
+      <w:pPr>
+        <w:pStyle w:val="Compact"/>
+        <w:numPr>
+          <w:ilvl w:val="1"/>
+          <w:numId w:val="1024"/>
         </w:numPr>
       </w:pPr>
       <w:r>
@@ -27233,7 +27190,7 @@
         <w:pStyle w:val="Compact"/>
         <w:numPr>
           <w:ilvl w:val="2"/>
-          <w:numId w:val="1022"/>
+          <w:numId w:val="1025"/>
         </w:numPr>
       </w:pPr>
       <w:r>
@@ -27434,7 +27391,7 @@
         <w:pStyle w:val="Compact"/>
         <w:numPr>
           <w:ilvl w:val="1"/>
-          <w:numId w:val="1021"/>
+          <w:numId w:val="1024"/>
         </w:numPr>
       </w:pPr>
       <w:r>
@@ -27524,7 +27481,7 @@
         <w:pStyle w:val="Compact"/>
         <w:numPr>
           <w:ilvl w:val="2"/>
-          <w:numId w:val="1023"/>
+          <w:numId w:val="1026"/>
         </w:numPr>
       </w:pPr>
       <w:r>
@@ -29147,7 +29104,7 @@
         <w:pStyle w:val="Compact"/>
         <w:numPr>
           <w:ilvl w:val="0"/>
-          <w:numId w:val="1024"/>
+          <w:numId w:val="1027"/>
         </w:numPr>
       </w:pPr>
       <w:r>
@@ -29186,7 +29143,7 @@
         <w:pStyle w:val="Compact"/>
         <w:numPr>
           <w:ilvl w:val="0"/>
-          <w:numId w:val="1024"/>
+          <w:numId w:val="1027"/>
         </w:numPr>
       </w:pPr>
       <w:r>
@@ -29225,7 +29182,7 @@
         <w:pStyle w:val="Compact"/>
         <w:numPr>
           <w:ilvl w:val="0"/>
-          <w:numId w:val="1024"/>
+          <w:numId w:val="1027"/>
         </w:numPr>
       </w:pPr>
       <w:r>
@@ -30454,7 +30411,7 @@
         <w:pStyle w:val="Compact"/>
         <w:numPr>
           <w:ilvl w:val="0"/>
-          <w:numId w:val="1025"/>
+          <w:numId w:val="1028"/>
         </w:numPr>
       </w:pPr>
       <w:r>
@@ -30506,767 +30463,6 @@
           <w:rFonts w:hint="eastAsia" w:ascii="Times New Roman" w:hAnsi="Times New Roman" w:eastAsia="Times New Roman" w:cs="Times New Roman"/>
         </w:rPr>
         <w:t>。</w:t>
-      </w:r>
-    </w:p>
-    <w:p>
-      <w:pPr>
-        <w:pStyle w:val="Compact"/>
-        <w:numPr>
-          <w:ilvl w:val="0"/>
-          <w:numId w:val="1025"/>
-        </w:numPr>
-      </w:pPr>
-      <w:r>
-        <w:rPr>
-          <w:rFonts w:hint="eastAsia" w:ascii="Times New Roman" w:hAnsi="Times New Roman" w:eastAsia="FangSong" w:cs="Times New Roman"/>
-        </w:rPr>
-        <w:t>判断下列分子是否有手性</w:t>
-      </w:r>
-      <w:r>
-        <w:rPr>
-          <w:rFonts w:hint="eastAsia" w:ascii="Times New Roman" w:hAnsi="Times New Roman" w:eastAsia="Times New Roman" w:cs="Times New Roman"/>
-        </w:rPr>
-        <w:t>：(a)</w:t>
-      </w:r>
-      <w:r>
-        <w:rPr>
-          <w:rFonts w:ascii="Times New Roman" w:hAnsi="Times New Roman" w:eastAsia="Times New Roman" w:cs="Times New Roman"/>
-        </w:rPr>
-        <w:t xml:space="preserve"> </w:t>
-      </w:r>
-      <w:r>
-        <w:rPr>
-          <w:rFonts w:hint="eastAsia" w:ascii="Times New Roman" w:hAnsi="Times New Roman" w:eastAsia="Times New Roman" w:cs="Times New Roman"/>
-        </w:rPr>
-        <w:t>2-</w:t>
-      </w:r>
-      <w:r>
-        <w:rPr>
-          <w:rFonts w:hint="eastAsia" w:ascii="Times New Roman" w:hAnsi="Times New Roman" w:eastAsia="FangSong" w:cs="Times New Roman"/>
-        </w:rPr>
-        <w:t>丁醇</w:t>
-      </w:r>
-      <w:r>
-        <w:rPr>
-          <w:rFonts w:ascii="Times New Roman" w:hAnsi="Times New Roman" w:eastAsia="Times New Roman" w:cs="Times New Roman"/>
-        </w:rPr>
-        <w:t xml:space="preserve"> (b) </w:t>
-      </w:r>
-      <w:r>
-        <w:rPr>
-          <w:rFonts w:hint="eastAsia" w:ascii="Times New Roman" w:hAnsi="Times New Roman" w:eastAsia="Times New Roman" w:cs="Times New Roman"/>
-        </w:rPr>
-        <w:t>2,3-</w:t>
-      </w:r>
-      <w:r>
-        <w:rPr>
-          <w:rFonts w:hint="eastAsia" w:ascii="Times New Roman" w:hAnsi="Times New Roman" w:eastAsia="FangSong" w:cs="Times New Roman"/>
-        </w:rPr>
-        <w:t>丁二醇</w:t>
-      </w:r>
-      <w:r>
-        <w:rPr>
-          <w:rFonts w:ascii="Times New Roman" w:hAnsi="Times New Roman" w:eastAsia="Times New Roman" w:cs="Times New Roman"/>
-        </w:rPr>
-        <w:t xml:space="preserve"> (с) </w:t>
-      </w:r>
-      <w:r>
-        <w:rPr>
-          <w:rFonts w:hint="eastAsia" w:ascii="Times New Roman" w:hAnsi="Times New Roman" w:eastAsia="Times New Roman" w:cs="Times New Roman"/>
-        </w:rPr>
-        <w:t>1,3-</w:t>
-      </w:r>
-      <w:r>
-        <w:rPr>
-          <w:rFonts w:hint="eastAsia" w:ascii="Times New Roman" w:hAnsi="Times New Roman" w:eastAsia="FangSong" w:cs="Times New Roman"/>
-        </w:rPr>
-        <w:t>二氯丙二烯</w:t>
-      </w:r>
-    </w:p>
-    <w:p>
-      <w:pPr>
-        <w:pStyle w:val="Compact"/>
-        <w:numPr>
-          <w:ilvl w:val="0"/>
-          <w:numId w:val="1025"/>
-        </w:numPr>
-      </w:pPr>
-      <w:r>
-        <w:rPr>
-          <w:rFonts w:hint="eastAsia" w:ascii="Times New Roman" w:hAnsi="Times New Roman" w:eastAsia="FangSong" w:cs="Times New Roman"/>
-        </w:rPr>
-        <w:t>用键线式表示以下化合物</w:t>
-      </w:r>
-      <w:r>
-        <w:rPr>
-          <w:rFonts w:hint="eastAsia" w:ascii="Times New Roman" w:hAnsi="Times New Roman" w:eastAsia="Times New Roman" w:cs="Times New Roman"/>
-        </w:rPr>
-        <w:t>：3-</w:t>
-      </w:r>
-      <w:r>
-        <w:rPr>
-          <w:rFonts w:hint="eastAsia" w:ascii="Times New Roman" w:hAnsi="Times New Roman" w:eastAsia="FangSong" w:cs="Times New Roman"/>
-        </w:rPr>
-        <w:t>甲基</w:t>
-      </w:r>
-      <w:r>
-        <w:rPr>
-          <w:rFonts w:hint="eastAsia" w:ascii="Times New Roman" w:hAnsi="Times New Roman" w:eastAsia="Times New Roman" w:cs="Times New Roman"/>
-        </w:rPr>
-        <w:t>-1-</w:t>
-      </w:r>
-      <w:r>
-        <w:rPr>
-          <w:rFonts w:hint="eastAsia" w:ascii="Times New Roman" w:hAnsi="Times New Roman" w:eastAsia="FangSong" w:cs="Times New Roman"/>
-        </w:rPr>
-        <w:t>丁烯</w:t>
-      </w:r>
-      <w:r>
-        <w:rPr>
-          <w:rFonts w:hint="eastAsia" w:ascii="Times New Roman" w:hAnsi="Times New Roman" w:eastAsia="Times New Roman" w:cs="Times New Roman"/>
-        </w:rPr>
-        <w:t>、2-</w:t>
-      </w:r>
-      <w:r>
-        <w:rPr>
-          <w:rFonts w:hint="eastAsia" w:ascii="Times New Roman" w:hAnsi="Times New Roman" w:eastAsia="FangSong" w:cs="Times New Roman"/>
-        </w:rPr>
-        <w:t>戊醇</w:t>
-      </w:r>
-      <w:r>
-        <w:rPr>
-          <w:rFonts w:hint="eastAsia" w:ascii="Times New Roman" w:hAnsi="Times New Roman" w:eastAsia="Times New Roman" w:cs="Times New Roman"/>
-        </w:rPr>
-        <w:t>、</w:t>
-      </w:r>
-      <w:r>
-        <w:rPr>
-          <w:rFonts w:hint="eastAsia" w:ascii="Times New Roman" w:hAnsi="Times New Roman" w:eastAsia="FangSong" w:cs="Times New Roman"/>
-        </w:rPr>
-        <w:t>苯甲酸</w:t>
-      </w:r>
-      <w:r>
-        <w:rPr>
-          <w:rFonts w:hint="eastAsia" w:ascii="Times New Roman" w:hAnsi="Times New Roman" w:eastAsia="Times New Roman" w:cs="Times New Roman"/>
-        </w:rPr>
-        <w:t>。</w:t>
-      </w:r>
-    </w:p>
-    <w:p>
-      <w:pPr>
-        <w:pStyle w:val="Compact"/>
-        <w:numPr>
-          <w:ilvl w:val="0"/>
-          <w:numId w:val="1025"/>
-        </w:numPr>
-      </w:pPr>
-      <w:r>
-        <w:rPr>
-          <w:rFonts w:hint="eastAsia" w:ascii="Times New Roman" w:hAnsi="Times New Roman" w:eastAsia="FangSong" w:cs="Times New Roman"/>
-        </w:rPr>
-        <w:t>比较下列各组化合物的酸性强弱</w:t>
-      </w:r>
-      <w:r>
-        <w:rPr>
-          <w:rFonts w:hint="eastAsia" w:ascii="Times New Roman" w:hAnsi="Times New Roman" w:eastAsia="Times New Roman" w:cs="Times New Roman"/>
-        </w:rPr>
-        <w:t>：</w:t>
-      </w:r>
-    </w:p>
-    <w:p>
-      <w:pPr>
-        <w:pStyle w:val="Compact"/>
-        <w:numPr>
-          <w:ilvl w:val="1"/>
-          <w:numId w:val="1026"/>
-        </w:numPr>
-      </w:pPr>
-      <w:r>
-        <w:rPr>
-          <w:rFonts w:ascii="Times New Roman" w:hAnsi="Times New Roman" w:eastAsia="Times New Roman" w:cs="Times New Roman"/>
-        </w:rPr>
-        <w:t>CH</w:t>
-      </w:r>
-      <w:r>
-        <w:rPr>
-          <w:rFonts w:ascii="Times New Roman" w:hAnsi="Times New Roman" w:eastAsia="Times New Roman" w:cs="Times New Roman"/>
-          <w:vertAlign w:val="subscript"/>
-        </w:rPr>
-        <w:t>3</w:t>
-      </w:r>
-      <w:r>
-        <w:rPr>
-          <w:rFonts w:ascii="Times New Roman" w:hAnsi="Times New Roman" w:eastAsia="Times New Roman" w:cs="Times New Roman"/>
-        </w:rPr>
-        <w:t>COOH、CH</w:t>
-      </w:r>
-      <w:r>
-        <w:rPr>
-          <w:rFonts w:ascii="Times New Roman" w:hAnsi="Times New Roman" w:eastAsia="Times New Roman" w:cs="Times New Roman"/>
-          <w:vertAlign w:val="subscript"/>
-        </w:rPr>
-        <w:t>2</w:t>
-      </w:r>
-      <w:r>
-        <w:rPr>
-          <w:rFonts w:ascii="Times New Roman" w:hAnsi="Times New Roman" w:eastAsia="Times New Roman" w:cs="Times New Roman"/>
-        </w:rPr>
-        <w:t>FCOOH、CH</w:t>
-      </w:r>
-      <w:r>
-        <w:rPr>
-          <w:rFonts w:ascii="Times New Roman" w:hAnsi="Times New Roman" w:eastAsia="Times New Roman" w:cs="Times New Roman"/>
-          <w:vertAlign w:val="subscript"/>
-        </w:rPr>
-        <w:t>2</w:t>
-      </w:r>
-      <w:r>
-        <w:rPr>
-          <w:rFonts w:ascii="Times New Roman" w:hAnsi="Times New Roman" w:eastAsia="Times New Roman" w:cs="Times New Roman"/>
-        </w:rPr>
-        <w:t>ClCOOH、CH</w:t>
-      </w:r>
-      <w:r>
-        <w:rPr>
-          <w:rFonts w:ascii="Times New Roman" w:hAnsi="Times New Roman" w:eastAsia="Times New Roman" w:cs="Times New Roman"/>
-          <w:vertAlign w:val="subscript"/>
-        </w:rPr>
-        <w:t>2</w:t>
-      </w:r>
-      <w:r>
-        <w:rPr>
-          <w:rFonts w:ascii="Times New Roman" w:hAnsi="Times New Roman" w:eastAsia="Times New Roman" w:cs="Times New Roman"/>
-        </w:rPr>
-        <w:t>BrCOOH</w:t>
-      </w:r>
-    </w:p>
-    <w:p>
-      <w:pPr>
-        <w:pStyle w:val="Compact"/>
-        <w:numPr>
-          <w:ilvl w:val="1"/>
-          <w:numId w:val="1026"/>
-        </w:numPr>
-      </w:pPr>
-      <w:r>
-        <w:rPr>
-          <w:rFonts w:hint="eastAsia" w:ascii="Times New Roman" w:hAnsi="Times New Roman" w:eastAsia="FangSong" w:cs="Times New Roman"/>
-        </w:rPr>
-        <w:t>苯酚</w:t>
-      </w:r>
-      <w:r>
-        <w:rPr>
-          <w:rFonts w:hint="eastAsia" w:ascii="Times New Roman" w:hAnsi="Times New Roman" w:eastAsia="Times New Roman" w:cs="Times New Roman"/>
-        </w:rPr>
-        <w:t>、</w:t>
-      </w:r>
-      <w:r>
-        <w:rPr>
-          <w:rFonts w:hint="eastAsia" w:ascii="Times New Roman" w:hAnsi="Times New Roman" w:eastAsia="FangSong" w:cs="Times New Roman"/>
-        </w:rPr>
-        <w:t>对硝基苯酚</w:t>
-      </w:r>
-      <w:r>
-        <w:rPr>
-          <w:rFonts w:hint="eastAsia" w:ascii="Times New Roman" w:hAnsi="Times New Roman" w:eastAsia="Times New Roman" w:cs="Times New Roman"/>
-        </w:rPr>
-        <w:t>、</w:t>
-      </w:r>
-      <w:r>
-        <w:rPr>
-          <w:rFonts w:hint="eastAsia" w:ascii="Times New Roman" w:hAnsi="Times New Roman" w:eastAsia="FangSong" w:cs="Times New Roman"/>
-        </w:rPr>
-        <w:t>对甲苯酚</w:t>
-      </w:r>
-    </w:p>
-    <w:bookmarkEnd w:id="47"/>
-    <w:bookmarkStart w:id="48" w:name="提高训练"/>
-    <w:p>
-      <w:pPr>
-        <w:pStyle w:val="Heading3"/>
-        <w:spacing w:before="280" w:after="120"/>
-      </w:pPr>
-      <w:r>
-        <w:rPr>
-          <w:rFonts w:ascii="Times New Roman" w:hAnsi="Times New Roman" w:eastAsia="Times New Roman" w:cs="Times New Roman"/>
-        </w:rPr>
-        <w:t xml:space="preserve">6.2 </w:t>
-      </w:r>
-      <w:r>
-        <w:rPr>
-          <w:rFonts w:hint="eastAsia" w:ascii="Times New Roman" w:hAnsi="Times New Roman" w:eastAsia="SimHei" w:cs="Times New Roman"/>
-        </w:rPr>
-        <w:t>提高训练</w:t>
-      </w:r>
-      <w:r>
-        <w:rPr>
-          <w:rFonts w:hint="eastAsia" w:ascii="Times New Roman" w:hAnsi="Times New Roman" w:eastAsia="Times New Roman" w:cs="Times New Roman"/>
-        </w:rPr>
-        <w:t>（⭐⭐⭐）</w:t>
-      </w:r>
-    </w:p>
-    <w:p>
-      <w:pPr>
-        <w:pStyle w:val="Compact"/>
-        <w:numPr>
-          <w:ilvl w:val="0"/>
-          <w:numId w:val="1027"/>
-        </w:numPr>
-      </w:pPr>
-      <w:r>
-        <w:rPr>
-          <w:rFonts w:hint="eastAsia" w:ascii="Times New Roman" w:hAnsi="Times New Roman" w:eastAsia="FangSong" w:cs="Times New Roman"/>
-        </w:rPr>
-        <w:t xml:space="preserve">化合物</w:t>
-      </w:r>
-      <w:r>
-        <w:rPr>
-          <w:rFonts w:ascii="Times New Roman" w:hAnsi="Times New Roman" w:eastAsia="Times New Roman" w:cs="Times New Roman"/>
-        </w:rPr>
-        <w:t xml:space="preserve"> C</w:t>
-      </w:r>
-      <w:r>
-        <w:rPr>
-          <w:rFonts w:ascii="Times New Roman" w:hAnsi="Times New Roman" w:eastAsia="Times New Roman" w:cs="Times New Roman"/>
-          <w:vertAlign w:val="subscript"/>
-        </w:rPr>
-        <w:t>6</w:t>
-      </w:r>
-      <w:r>
-        <w:rPr>
-          <w:rFonts w:ascii="Times New Roman" w:hAnsi="Times New Roman" w:eastAsia="Times New Roman" w:cs="Times New Roman"/>
-        </w:rPr>
-        <w:t>H</w:t>
-      </w:r>
-      <w:r>
-        <w:rPr>
-          <w:rFonts w:ascii="Times New Roman" w:hAnsi="Times New Roman" w:eastAsia="Times New Roman" w:cs="Times New Roman"/>
-          <w:vertAlign w:val="subscript"/>
-        </w:rPr>
-        <w:t>12</w:t>
-      </w:r>
-      <w:r>
-        <w:rPr>
-          <w:rFonts w:ascii="Times New Roman" w:hAnsi="Times New Roman" w:eastAsia="Times New Roman" w:cs="Times New Roman"/>
-        </w:rPr>
-        <w:t xml:space="preserve"> </w:t>
-      </w:r>
-      <w:r>
-        <w:rPr>
-          <w:rFonts w:hint="eastAsia" w:ascii="Times New Roman" w:hAnsi="Times New Roman" w:eastAsia="FangSong" w:cs="Times New Roman"/>
-        </w:rPr>
-        <w:t>的烯烃中</w:t>
-      </w:r>
-      <w:r>
-        <w:rPr>
-          <w:rFonts w:hint="eastAsia" w:ascii="Times New Roman" w:hAnsi="Times New Roman" w:eastAsia="Times New Roman" w:cs="Times New Roman"/>
-        </w:rPr>
-        <w:t>，</w:t>
-      </w:r>
-      <w:r>
-        <w:rPr>
-          <w:rFonts w:hint="eastAsia" w:ascii="Times New Roman" w:hAnsi="Times New Roman" w:eastAsia="FangSong" w:cs="Times New Roman"/>
-        </w:rPr>
-        <w:t>哪些有顺反异构</w:t>
-      </w:r>
-      <w:r>
-        <w:rPr>
-          <w:rFonts w:hint="eastAsia" w:ascii="Times New Roman" w:hAnsi="Times New Roman" w:eastAsia="Times New Roman" w:cs="Times New Roman"/>
-        </w:rPr>
-        <w:t>？</w:t>
-      </w:r>
-      <w:r>
-        <w:rPr>
-          <w:rFonts w:hint="eastAsia" w:ascii="Times New Roman" w:hAnsi="Times New Roman" w:eastAsia="FangSong" w:cs="Times New Roman"/>
-        </w:rPr>
-        <w:t>画出并标记</w:t>
-      </w:r>
-      <w:r>
-        <w:rPr>
-          <w:rFonts w:hint="eastAsia" w:ascii="Times New Roman" w:hAnsi="Times New Roman" w:eastAsia="Times New Roman" w:cs="Times New Roman"/>
-        </w:rPr>
-        <w:t>Z/E。</w:t>
-      </w:r>
-    </w:p>
-    <w:p>
-      <w:pPr>
-        <w:pStyle w:val="Compact"/>
-        <w:numPr>
-          <w:ilvl w:val="0"/>
-          <w:numId w:val="1027"/>
-        </w:numPr>
-      </w:pPr>
-      <w:r>
-        <w:rPr>
-          <w:rFonts w:hint="eastAsia" w:ascii="Times New Roman" w:hAnsi="Times New Roman" w:eastAsia="FangSong" w:cs="Times New Roman"/>
-        </w:rPr>
-        <w:t>解释为什么三氟乙酸</w:t>
-      </w:r>
-      <w:r>
-        <w:rPr>
-          <w:rFonts w:hint="eastAsia" w:ascii="Times New Roman" w:hAnsi="Times New Roman" w:eastAsia="Times New Roman" w:cs="Times New Roman"/>
-        </w:rPr>
-        <w:t>(CF</w:t>
-      </w:r>
-      <w:r>
-        <w:rPr>
-          <w:rFonts w:hint="eastAsia" w:ascii="Times New Roman" w:hAnsi="Times New Roman" w:eastAsia="Times New Roman" w:cs="Times New Roman"/>
-          <w:vertAlign w:val="subscript"/>
-        </w:rPr>
-        <w:t>3</w:t>
-      </w:r>
-      <w:r>
-        <w:rPr>
-          <w:rFonts w:hint="eastAsia" w:ascii="Times New Roman" w:hAnsi="Times New Roman" w:eastAsia="Times New Roman" w:cs="Times New Roman"/>
-        </w:rPr>
-        <w:t>COOH)</w:t>
-      </w:r>
-      <w:r>
-        <w:rPr>
-          <w:rFonts w:hint="eastAsia" w:ascii="Times New Roman" w:hAnsi="Times New Roman" w:eastAsia="FangSong" w:cs="Times New Roman"/>
-        </w:rPr>
-        <w:t>的酸性</w:t>
-      </w:r>
-      <w:r>
-        <w:rPr>
-          <w:rFonts w:hint="eastAsia" w:ascii="Times New Roman" w:hAnsi="Times New Roman" w:eastAsia="Times New Roman" w:cs="Times New Roman"/>
-        </w:rPr>
-        <w:t>(pKa=0.23)</w:t>
-      </w:r>
-      <w:r>
-        <w:rPr>
-          <w:rFonts w:hint="eastAsia" w:ascii="Times New Roman" w:hAnsi="Times New Roman" w:eastAsia="FangSong" w:cs="Times New Roman"/>
-        </w:rPr>
-        <w:t>远强于乙酸</w:t>
-      </w:r>
-      <w:r>
-        <w:rPr>
-          <w:rFonts w:hint="eastAsia" w:ascii="Times New Roman" w:hAnsi="Times New Roman" w:eastAsia="Times New Roman" w:cs="Times New Roman"/>
-        </w:rPr>
-        <w:t>(CH</w:t>
-      </w:r>
-      <w:r>
-        <w:rPr>
-          <w:rFonts w:hint="eastAsia" w:ascii="Times New Roman" w:hAnsi="Times New Roman" w:eastAsia="Times New Roman" w:cs="Times New Roman"/>
-          <w:vertAlign w:val="subscript"/>
-        </w:rPr>
-        <w:t>3</w:t>
-      </w:r>
-      <w:r>
-        <w:rPr>
-          <w:rFonts w:hint="eastAsia" w:ascii="Times New Roman" w:hAnsi="Times New Roman" w:eastAsia="Times New Roman" w:cs="Times New Roman"/>
-        </w:rPr>
-        <w:t>COOH，pKa=4.76)？</w:t>
-      </w:r>
-      <w:r>
-        <w:rPr>
-          <w:rFonts w:hint="eastAsia" w:ascii="Times New Roman" w:hAnsi="Times New Roman" w:eastAsia="FangSong" w:cs="Times New Roman"/>
-        </w:rPr>
-        <w:t>用电子效应解释</w:t>
-      </w:r>
-      <w:r>
-        <w:rPr>
-          <w:rFonts w:hint="eastAsia" w:ascii="Times New Roman" w:hAnsi="Times New Roman" w:eastAsia="Times New Roman" w:cs="Times New Roman"/>
-        </w:rPr>
-        <w:t>。</w:t>
-      </w:r>
-    </w:p>
-    <w:p>
-      <w:pPr>
-        <w:pStyle w:val="Compact"/>
-        <w:numPr>
-          <w:ilvl w:val="0"/>
-          <w:numId w:val="1027"/>
-        </w:numPr>
-      </w:pPr>
-      <w:r>
-        <w:rPr>
-          <w:rFonts w:hint="eastAsia" w:ascii="Times New Roman" w:hAnsi="Times New Roman" w:eastAsia="Times New Roman" w:cs="Times New Roman"/>
-        </w:rPr>
-        <w:t>1,2-</w:t>
-      </w:r>
-      <w:r>
-        <w:rPr>
-          <w:rFonts w:hint="eastAsia" w:ascii="Times New Roman" w:hAnsi="Times New Roman" w:eastAsia="FangSong" w:cs="Times New Roman"/>
-        </w:rPr>
-        <w:t>二氯乙烯的沸点</w:t>
-      </w:r>
-      <w:r>
-        <w:rPr>
-          <w:rFonts w:hint="eastAsia" w:ascii="Times New Roman" w:hAnsi="Times New Roman" w:eastAsia="Times New Roman" w:cs="Times New Roman"/>
-        </w:rPr>
-        <w:t>：</w:t>
-      </w:r>
-      <w:r>
-        <w:rPr>
-          <w:rFonts w:hint="eastAsia" w:ascii="Times New Roman" w:hAnsi="Times New Roman" w:eastAsia="FangSong" w:cs="Times New Roman"/>
-        </w:rPr>
-        <w:t>顺式</w:t>
-      </w:r>
-      <w:r>
-        <w:rPr>
-          <w:rFonts w:hint="eastAsia" w:ascii="Times New Roman" w:hAnsi="Times New Roman" w:eastAsia="Times New Roman" w:cs="Times New Roman"/>
-        </w:rPr>
-        <w:t>(60.3°C)</w:t>
-      </w:r>
-      <w:r>
-        <w:rPr>
-          <w:rFonts w:ascii="Times New Roman" w:hAnsi="Times New Roman" w:eastAsia="Times New Roman" w:cs="Times New Roman"/>
-        </w:rPr>
-        <w:t xml:space="preserve"> &gt; </w:t>
-      </w:r>
-      <w:r>
-        <w:rPr>
-          <w:rFonts w:hint="eastAsia" w:ascii="Times New Roman" w:hAnsi="Times New Roman" w:eastAsia="FangSong" w:cs="Times New Roman"/>
-        </w:rPr>
-        <w:t>反式</w:t>
-      </w:r>
-      <w:r>
-        <w:rPr>
-          <w:rFonts w:hint="eastAsia" w:ascii="Times New Roman" w:hAnsi="Times New Roman" w:eastAsia="Times New Roman" w:cs="Times New Roman"/>
-        </w:rPr>
-        <w:t>(47.5°C)，</w:t>
-      </w:r>
-      <w:r>
-        <w:rPr>
-          <w:rFonts w:hint="eastAsia" w:ascii="Times New Roman" w:hAnsi="Times New Roman" w:eastAsia="FangSong" w:cs="Times New Roman"/>
-        </w:rPr>
-        <w:t>请解释原因</w:t>
-      </w:r>
-      <w:r>
-        <w:rPr>
-          <w:rFonts w:hint="eastAsia" w:ascii="Times New Roman" w:hAnsi="Times New Roman" w:eastAsia="Times New Roman" w:cs="Times New Roman"/>
-        </w:rPr>
-        <w:t>。</w:t>
-      </w:r>
-    </w:p>
-    <w:p>
-      <w:pPr>
-        <w:pStyle w:val="Compact"/>
-        <w:numPr>
-          <w:ilvl w:val="0"/>
-          <w:numId w:val="1027"/>
-        </w:numPr>
-      </w:pPr>
-      <w:r>
-        <w:rPr>
-          <w:rFonts w:hint="eastAsia" w:ascii="Times New Roman" w:hAnsi="Times New Roman" w:eastAsia="FangSong" w:cs="Times New Roman"/>
-        </w:rPr>
-        <w:t>对下列碳正离子按稳定性排序</w:t>
-      </w:r>
-      <w:r>
-        <w:rPr>
-          <w:rFonts w:hint="eastAsia" w:ascii="Times New Roman" w:hAnsi="Times New Roman" w:eastAsia="Times New Roman" w:cs="Times New Roman"/>
-        </w:rPr>
-        <w:t>，</w:t>
-      </w:r>
-      <w:r>
-        <w:rPr>
-          <w:rFonts w:hint="eastAsia" w:ascii="Times New Roman" w:hAnsi="Times New Roman" w:eastAsia="FangSong" w:cs="Times New Roman"/>
-        </w:rPr>
-        <w:t>并解释</w:t>
-      </w:r>
-      <w:r>
-        <w:rPr>
-          <w:rFonts w:hint="eastAsia" w:ascii="Times New Roman" w:hAnsi="Times New Roman" w:eastAsia="Times New Roman" w:cs="Times New Roman"/>
-        </w:rPr>
-        <w:t>：</w:t>
-      </w:r>
-      <w:r>
-        <w:rPr>
-          <w:rFonts w:ascii="Times New Roman" w:hAnsi="Times New Roman" w:eastAsia="Times New Roman" w:cs="Times New Roman"/>
-        </w:rPr>
-        <w:t xml:space="preserve"> </w:t>
-      </w:r>
-      <w:r>
-        <w:rPr>
-          <w:rFonts w:ascii="Times New Roman" w:hAnsi="Times New Roman" w:eastAsia="Times New Roman" w:cs="Times New Roman"/>
-        </w:rPr>
-        <w:t>(CH</w:t>
-      </w:r>
-      <w:r>
-        <w:rPr>
-          <w:rFonts w:ascii="Times New Roman" w:hAnsi="Times New Roman" w:eastAsia="Times New Roman" w:cs="Times New Roman"/>
-          <w:vertAlign w:val="subscript"/>
-        </w:rPr>
-        <w:t>3</w:t>
-      </w:r>
-      <w:r>
-        <w:rPr>
-          <w:rFonts w:ascii="Times New Roman" w:hAnsi="Times New Roman" w:eastAsia="Times New Roman" w:cs="Times New Roman"/>
-        </w:rPr>
-        <w:t>)</w:t>
-      </w:r>
-      <w:r>
-        <w:rPr>
-          <w:rFonts w:ascii="Times New Roman" w:hAnsi="Times New Roman" w:eastAsia="Times New Roman" w:cs="Times New Roman"/>
-          <w:vertAlign w:val="subscript"/>
-        </w:rPr>
-        <w:t>3</w:t>
-      </w:r>
-      <w:r>
-        <w:rPr>
-          <w:rFonts w:ascii="Times New Roman" w:hAnsi="Times New Roman" w:eastAsia="Times New Roman" w:cs="Times New Roman"/>
-        </w:rPr>
-        <w:t>C</w:t>
-      </w:r>
-      <w:r>
-        <w:rPr>
-          <w:rFonts w:ascii="Times New Roman" w:hAnsi="Times New Roman" w:eastAsia="Times New Roman" w:cs="Times New Roman"/>
-          <w:vertAlign w:val="superscript"/>
-        </w:rPr>
-        <w:t>+</w:t>
-      </w:r>
-      <w:r>
-        <w:rPr>
-          <w:rFonts w:ascii="Times New Roman" w:hAnsi="Times New Roman" w:eastAsia="Times New Roman" w:cs="Times New Roman"/>
-        </w:rPr>
-        <w:t>、CH</w:t>
-      </w:r>
-      <w:r>
-        <w:rPr>
-          <w:rFonts w:ascii="Times New Roman" w:hAnsi="Times New Roman" w:eastAsia="Times New Roman" w:cs="Times New Roman"/>
-          <w:vertAlign w:val="subscript"/>
-        </w:rPr>
-        <w:t>3</w:t>
-      </w:r>
-      <w:r>
-        <w:rPr>
-          <w:rFonts w:ascii="Times New Roman" w:hAnsi="Times New Roman" w:eastAsia="Times New Roman" w:cs="Times New Roman"/>
-        </w:rPr>
-        <w:t>CH</w:t>
-      </w:r>
-      <w:r>
-        <w:rPr>
-          <w:rFonts w:ascii="Times New Roman" w:hAnsi="Times New Roman" w:eastAsia="Times New Roman" w:cs="Times New Roman"/>
-          <w:vertAlign w:val="subscript"/>
-        </w:rPr>
-        <w:t>2</w:t>
-      </w:r>
-      <w:r>
-        <w:rPr>
-          <w:rFonts w:ascii="Times New Roman" w:hAnsi="Times New Roman" w:eastAsia="Times New Roman" w:cs="Times New Roman"/>
-          <w:vertAlign w:val="superscript"/>
-        </w:rPr>
-        <w:t>+</w:t>
-      </w:r>
-      <w:r>
-        <w:rPr>
-          <w:rFonts w:ascii="Times New Roman" w:hAnsi="Times New Roman" w:eastAsia="Times New Roman" w:cs="Times New Roman"/>
-        </w:rPr>
-        <w:t>、CH</w:t>
-      </w:r>
-      <w:r>
-        <w:rPr>
-          <w:rFonts w:ascii="Times New Roman" w:hAnsi="Times New Roman" w:eastAsia="Times New Roman" w:cs="Times New Roman"/>
-          <w:vertAlign w:val="subscript"/>
-        </w:rPr>
-        <w:t>3</w:t>
-      </w:r>
-      <w:r>
-        <w:rPr>
-          <w:rFonts w:ascii="Times New Roman" w:hAnsi="Times New Roman" w:eastAsia="Times New Roman" w:cs="Times New Roman"/>
-          <w:vertAlign w:val="superscript"/>
-        </w:rPr>
-        <w:t>+</w:t>
-      </w:r>
-      <w:r>
-        <w:rPr>
-          <w:rFonts w:ascii="Times New Roman" w:hAnsi="Times New Roman" w:eastAsia="Times New Roman" w:cs="Times New Roman"/>
-        </w:rPr>
-        <w:t>、(CH</w:t>
-      </w:r>
-      <w:r>
-        <w:rPr>
-          <w:rFonts w:ascii="Times New Roman" w:hAnsi="Times New Roman" w:eastAsia="Times New Roman" w:cs="Times New Roman"/>
-          <w:vertAlign w:val="subscript"/>
-        </w:rPr>
-        <w:t>3</w:t>
-      </w:r>
-      <w:r>
-        <w:rPr>
-          <w:rFonts w:ascii="Times New Roman" w:hAnsi="Times New Roman" w:eastAsia="Times New Roman" w:cs="Times New Roman"/>
-        </w:rPr>
-        <w:t>)</w:t>
-      </w:r>
-      <w:r>
-        <w:rPr>
-          <w:rFonts w:ascii="Times New Roman" w:hAnsi="Times New Roman" w:eastAsia="Times New Roman" w:cs="Times New Roman"/>
-          <w:vertAlign w:val="subscript"/>
-        </w:rPr>
-        <w:t>2</w:t>
-      </w:r>
-      <w:r>
-        <w:rPr>
-          <w:rFonts w:ascii="Times New Roman" w:hAnsi="Times New Roman" w:eastAsia="Times New Roman" w:cs="Times New Roman"/>
-        </w:rPr>
-        <w:t>CH</w:t>
-      </w:r>
-      <w:r>
-        <w:rPr>
-          <w:rFonts w:ascii="Times New Roman" w:hAnsi="Times New Roman" w:eastAsia="Times New Roman" w:cs="Times New Roman"/>
-          <w:vertAlign w:val="superscript"/>
-        </w:rPr>
-        <w:t>+</w:t>
-      </w:r>
-      <w:r>
-        <w:rPr>
-          <w:rFonts w:ascii="Times New Roman" w:hAnsi="Times New Roman" w:eastAsia="Times New Roman" w:cs="Times New Roman"/>
-        </w:rPr>
-        <w:t>、CH</w:t>
-      </w:r>
-      <w:r>
-        <w:rPr>
-          <w:rFonts w:ascii="Times New Roman" w:hAnsi="Times New Roman" w:eastAsia="Times New Roman" w:cs="Times New Roman"/>
-          <w:vertAlign w:val="subscript"/>
-        </w:rPr>
-        <w:t>2</w:t>
-      </w:r>
-      <w:r>
-        <w:rPr>
-          <w:rFonts w:ascii="Times New Roman" w:hAnsi="Times New Roman" w:eastAsia="Times New Roman" w:cs="Times New Roman"/>
-        </w:rPr>
-        <w:t>=CH-CH</w:t>
-      </w:r>
-      <w:r>
-        <w:rPr>
-          <w:rFonts w:ascii="Times New Roman" w:hAnsi="Times New Roman" w:eastAsia="Times New Roman" w:cs="Times New Roman"/>
-          <w:vertAlign w:val="subscript"/>
-        </w:rPr>
-        <w:t>2</w:t>
-      </w:r>
-      <w:r>
-        <w:rPr>
-          <w:rFonts w:ascii="Times New Roman" w:hAnsi="Times New Roman" w:eastAsia="Times New Roman" w:cs="Times New Roman"/>
-          <w:vertAlign w:val="superscript"/>
-        </w:rPr>
-        <w:t>+</w:t>
-      </w:r>
-    </w:p>
-    <w:bookmarkEnd w:id="48"/>
-    <w:bookmarkStart w:id="49" w:name="挑战"/>
-    <w:p>
-      <w:pPr>
-        <w:pStyle w:val="Heading3"/>
-        <w:spacing w:before="280" w:after="120"/>
-      </w:pPr>
-      <w:r>
-        <w:rPr>
-          <w:rFonts w:ascii="Times New Roman" w:hAnsi="Times New Roman" w:eastAsia="Times New Roman" w:cs="Times New Roman"/>
-        </w:rPr>
-        <w:t xml:space="preserve">6.3 </w:t>
-      </w:r>
-      <w:r>
-        <w:rPr>
-          <w:rFonts w:hint="eastAsia" w:ascii="Times New Roman" w:hAnsi="Times New Roman" w:eastAsia="SimHei" w:cs="Times New Roman"/>
-        </w:rPr>
-        <w:t>挑战</w:t>
-      </w:r>
-      <w:r>
-        <w:rPr>
-          <w:rFonts w:hint="eastAsia" w:ascii="Times New Roman" w:hAnsi="Times New Roman" w:eastAsia="Times New Roman" w:cs="Times New Roman"/>
-        </w:rPr>
-        <w:t>（⭐⭐⭐⭐⭐）</w:t>
       </w:r>
     </w:p>
     <w:p>
@@ -31279,45 +30475,69 @@
       </w:pPr>
       <w:r>
         <w:rPr>
-          <w:rFonts w:hint="eastAsia" w:ascii="Times New Roman" w:hAnsi="Times New Roman" w:eastAsia="Times New Roman" w:cs="Times New Roman"/>
-        </w:rPr>
-        <w:t>2,3,4-</w:t>
-      </w:r>
-      <w:r>
-        <w:rPr>
-          <w:rFonts w:hint="eastAsia" w:ascii="Times New Roman" w:hAnsi="Times New Roman" w:eastAsia="FangSong" w:cs="Times New Roman"/>
-        </w:rPr>
-        <w:t>三氯戊烷有多少种立体异构体</w:t>
-      </w:r>
-      <w:r>
-        <w:rPr>
-          <w:rFonts w:hint="eastAsia" w:ascii="Times New Roman" w:hAnsi="Times New Roman" w:eastAsia="Times New Roman" w:cs="Times New Roman"/>
-        </w:rPr>
-        <w:t>？（</w:t>
-      </w:r>
-      <w:r>
-        <w:rPr>
-          <w:rFonts w:hint="eastAsia" w:ascii="Times New Roman" w:hAnsi="Times New Roman" w:eastAsia="FangSong" w:cs="Times New Roman"/>
-        </w:rPr>
-        <w:t>提示</w:t>
-      </w:r>
-      <w:r>
-        <w:rPr>
-          <w:rFonts w:hint="eastAsia" w:ascii="Times New Roman" w:hAnsi="Times New Roman" w:eastAsia="Times New Roman" w:cs="Times New Roman"/>
-        </w:rPr>
-        <w:t>：</w:t>
-      </w:r>
-      <w:r>
-        <w:rPr>
-          <w:rFonts w:hint="eastAsia" w:ascii="Times New Roman" w:hAnsi="Times New Roman" w:eastAsia="FangSong" w:cs="Times New Roman"/>
-        </w:rPr>
-        <w:t>考虑内消旋体</w:t>
-      </w:r>
-      <w:r>
-        <w:rPr>
-          <w:rFonts w:hint="eastAsia" w:ascii="Times New Roman" w:hAnsi="Times New Roman" w:eastAsia="Times New Roman" w:cs="Times New Roman"/>
-        </w:rPr>
-        <w:t>）</w:t>
+          <w:rFonts w:hint="eastAsia" w:ascii="Times New Roman" w:hAnsi="Times New Roman" w:eastAsia="FangSong" w:cs="Times New Roman"/>
+        </w:rPr>
+        <w:t>判断下列分子是否有手性</w:t>
+      </w:r>
+      <w:r>
+        <w:rPr>
+          <w:rFonts w:hint="eastAsia" w:ascii="Times New Roman" w:hAnsi="Times New Roman" w:eastAsia="Times New Roman" w:cs="Times New Roman"/>
+        </w:rPr>
+        <w:t>：(a)</w:t>
+      </w:r>
+      <w:r>
+        <w:rPr>
+          <w:rFonts w:ascii="Times New Roman" w:hAnsi="Times New Roman" w:eastAsia="Times New Roman" w:cs="Times New Roman"/>
+        </w:rPr>
+        <w:t xml:space="preserve"> </w:t>
+      </w:r>
+      <w:r>
+        <w:rPr>
+          <w:rFonts w:hint="eastAsia" w:ascii="Times New Roman" w:hAnsi="Times New Roman" w:eastAsia="Times New Roman" w:cs="Times New Roman"/>
+        </w:rPr>
+        <w:t>2-</w:t>
+      </w:r>
+      <w:r>
+        <w:rPr>
+          <w:rFonts w:hint="eastAsia" w:ascii="Times New Roman" w:hAnsi="Times New Roman" w:eastAsia="FangSong" w:cs="Times New Roman"/>
+        </w:rPr>
+        <w:t>丁醇</w:t>
+      </w:r>
+      <w:r>
+        <w:rPr>
+          <w:rFonts w:ascii="Times New Roman" w:hAnsi="Times New Roman" w:eastAsia="Times New Roman" w:cs="Times New Roman"/>
+        </w:rPr>
+        <w:t xml:space="preserve"> (b) </w:t>
+      </w:r>
+      <w:r>
+        <w:rPr>
+          <w:rFonts w:hint="eastAsia" w:ascii="Times New Roman" w:hAnsi="Times New Roman" w:eastAsia="Times New Roman" w:cs="Times New Roman"/>
+        </w:rPr>
+        <w:t>2,3-</w:t>
+      </w:r>
+      <w:r>
+        <w:rPr>
+          <w:rFonts w:hint="eastAsia" w:ascii="Times New Roman" w:hAnsi="Times New Roman" w:eastAsia="FangSong" w:cs="Times New Roman"/>
+        </w:rPr>
+        <w:t>丁二醇</w:t>
+      </w:r>
+      <w:r>
+        <w:rPr>
+          <w:rFonts w:ascii="Times New Roman" w:hAnsi="Times New Roman" w:eastAsia="Times New Roman" w:cs="Times New Roman"/>
+        </w:rPr>
+        <w:t xml:space="preserve"> (с) </w:t>
+      </w:r>
+      <w:r>
+        <w:rPr>
+          <w:rFonts w:hint="eastAsia" w:ascii="Times New Roman" w:hAnsi="Times New Roman" w:eastAsia="Times New Roman" w:cs="Times New Roman"/>
+        </w:rPr>
+        <w:t>1,3-</w:t>
+      </w:r>
+      <w:r>
+        <w:rPr>
+          <w:rFonts w:hint="eastAsia" w:ascii="Times New Roman" w:hAnsi="Times New Roman" w:eastAsia="FangSong" w:cs="Times New Roman"/>
+        </w:rPr>
+        <w:t>二氯丙二烯</w:t>
       </w:r>
     </w:p>
     <w:p>
@@ -31332,6 +30552,743 @@
         <w:rPr>
           <w:rFonts w:hint="eastAsia" w:ascii="Times New Roman" w:hAnsi="Times New Roman" w:eastAsia="FangSong" w:cs="Times New Roman"/>
         </w:rPr>
+        <w:t>用键线式表示以下化合物</w:t>
+      </w:r>
+      <w:r>
+        <w:rPr>
+          <w:rFonts w:hint="eastAsia" w:ascii="Times New Roman" w:hAnsi="Times New Roman" w:eastAsia="Times New Roman" w:cs="Times New Roman"/>
+        </w:rPr>
+        <w:t>：3-</w:t>
+      </w:r>
+      <w:r>
+        <w:rPr>
+          <w:rFonts w:hint="eastAsia" w:ascii="Times New Roman" w:hAnsi="Times New Roman" w:eastAsia="FangSong" w:cs="Times New Roman"/>
+        </w:rPr>
+        <w:t>甲基</w:t>
+      </w:r>
+      <w:r>
+        <w:rPr>
+          <w:rFonts w:hint="eastAsia" w:ascii="Times New Roman" w:hAnsi="Times New Roman" w:eastAsia="Times New Roman" w:cs="Times New Roman"/>
+        </w:rPr>
+        <w:t>-1-</w:t>
+      </w:r>
+      <w:r>
+        <w:rPr>
+          <w:rFonts w:hint="eastAsia" w:ascii="Times New Roman" w:hAnsi="Times New Roman" w:eastAsia="FangSong" w:cs="Times New Roman"/>
+        </w:rPr>
+        <w:t>丁烯</w:t>
+      </w:r>
+      <w:r>
+        <w:rPr>
+          <w:rFonts w:hint="eastAsia" w:ascii="Times New Roman" w:hAnsi="Times New Roman" w:eastAsia="Times New Roman" w:cs="Times New Roman"/>
+        </w:rPr>
+        <w:t>、2-</w:t>
+      </w:r>
+      <w:r>
+        <w:rPr>
+          <w:rFonts w:hint="eastAsia" w:ascii="Times New Roman" w:hAnsi="Times New Roman" w:eastAsia="FangSong" w:cs="Times New Roman"/>
+        </w:rPr>
+        <w:t>戊醇</w:t>
+      </w:r>
+      <w:r>
+        <w:rPr>
+          <w:rFonts w:hint="eastAsia" w:ascii="Times New Roman" w:hAnsi="Times New Roman" w:eastAsia="Times New Roman" w:cs="Times New Roman"/>
+        </w:rPr>
+        <w:t>、</w:t>
+      </w:r>
+      <w:r>
+        <w:rPr>
+          <w:rFonts w:hint="eastAsia" w:ascii="Times New Roman" w:hAnsi="Times New Roman" w:eastAsia="FangSong" w:cs="Times New Roman"/>
+        </w:rPr>
+        <w:t>苯甲酸</w:t>
+      </w:r>
+      <w:r>
+        <w:rPr>
+          <w:rFonts w:hint="eastAsia" w:ascii="Times New Roman" w:hAnsi="Times New Roman" w:eastAsia="Times New Roman" w:cs="Times New Roman"/>
+        </w:rPr>
+        <w:t>。</w:t>
+      </w:r>
+    </w:p>
+    <w:p>
+      <w:pPr>
+        <w:pStyle w:val="Compact"/>
+        <w:numPr>
+          <w:ilvl w:val="0"/>
+          <w:numId w:val="1028"/>
+        </w:numPr>
+      </w:pPr>
+      <w:r>
+        <w:rPr>
+          <w:rFonts w:hint="eastAsia" w:ascii="Times New Roman" w:hAnsi="Times New Roman" w:eastAsia="FangSong" w:cs="Times New Roman"/>
+        </w:rPr>
+        <w:t>比较下列各组化合物的酸性强弱</w:t>
+      </w:r>
+      <w:r>
+        <w:rPr>
+          <w:rFonts w:hint="eastAsia" w:ascii="Times New Roman" w:hAnsi="Times New Roman" w:eastAsia="Times New Roman" w:cs="Times New Roman"/>
+        </w:rPr>
+        <w:t>：</w:t>
+      </w:r>
+    </w:p>
+    <w:p>
+      <w:pPr>
+        <w:pStyle w:val="Compact"/>
+        <w:numPr>
+          <w:ilvl w:val="1"/>
+          <w:numId w:val="1029"/>
+        </w:numPr>
+      </w:pPr>
+      <w:r>
+        <w:rPr>
+          <w:rFonts w:ascii="Times New Roman" w:hAnsi="Times New Roman" w:eastAsia="Times New Roman" w:cs="Times New Roman"/>
+        </w:rPr>
+        <w:t>CH</w:t>
+      </w:r>
+      <w:r>
+        <w:rPr>
+          <w:rFonts w:ascii="Times New Roman" w:hAnsi="Times New Roman" w:eastAsia="Times New Roman" w:cs="Times New Roman"/>
+          <w:vertAlign w:val="subscript"/>
+        </w:rPr>
+        <w:t>3</w:t>
+      </w:r>
+      <w:r>
+        <w:rPr>
+          <w:rFonts w:ascii="Times New Roman" w:hAnsi="Times New Roman" w:eastAsia="Times New Roman" w:cs="Times New Roman"/>
+        </w:rPr>
+        <w:t>COOH、CH</w:t>
+      </w:r>
+      <w:r>
+        <w:rPr>
+          <w:rFonts w:ascii="Times New Roman" w:hAnsi="Times New Roman" w:eastAsia="Times New Roman" w:cs="Times New Roman"/>
+          <w:vertAlign w:val="subscript"/>
+        </w:rPr>
+        <w:t>2</w:t>
+      </w:r>
+      <w:r>
+        <w:rPr>
+          <w:rFonts w:ascii="Times New Roman" w:hAnsi="Times New Roman" w:eastAsia="Times New Roman" w:cs="Times New Roman"/>
+        </w:rPr>
+        <w:t>FCOOH、CH</w:t>
+      </w:r>
+      <w:r>
+        <w:rPr>
+          <w:rFonts w:ascii="Times New Roman" w:hAnsi="Times New Roman" w:eastAsia="Times New Roman" w:cs="Times New Roman"/>
+          <w:vertAlign w:val="subscript"/>
+        </w:rPr>
+        <w:t>2</w:t>
+      </w:r>
+      <w:r>
+        <w:rPr>
+          <w:rFonts w:ascii="Times New Roman" w:hAnsi="Times New Roman" w:eastAsia="Times New Roman" w:cs="Times New Roman"/>
+        </w:rPr>
+        <w:t>ClCOOH、CH</w:t>
+      </w:r>
+      <w:r>
+        <w:rPr>
+          <w:rFonts w:ascii="Times New Roman" w:hAnsi="Times New Roman" w:eastAsia="Times New Roman" w:cs="Times New Roman"/>
+          <w:vertAlign w:val="subscript"/>
+        </w:rPr>
+        <w:t>2</w:t>
+      </w:r>
+      <w:r>
+        <w:rPr>
+          <w:rFonts w:ascii="Times New Roman" w:hAnsi="Times New Roman" w:eastAsia="Times New Roman" w:cs="Times New Roman"/>
+        </w:rPr>
+        <w:t>BrCOOH</w:t>
+      </w:r>
+    </w:p>
+    <w:p>
+      <w:pPr>
+        <w:pStyle w:val="Compact"/>
+        <w:numPr>
+          <w:ilvl w:val="1"/>
+          <w:numId w:val="1029"/>
+        </w:numPr>
+      </w:pPr>
+      <w:r>
+        <w:rPr>
+          <w:rFonts w:hint="eastAsia" w:ascii="Times New Roman" w:hAnsi="Times New Roman" w:eastAsia="FangSong" w:cs="Times New Roman"/>
+        </w:rPr>
+        <w:t>苯酚</w:t>
+      </w:r>
+      <w:r>
+        <w:rPr>
+          <w:rFonts w:hint="eastAsia" w:ascii="Times New Roman" w:hAnsi="Times New Roman" w:eastAsia="Times New Roman" w:cs="Times New Roman"/>
+        </w:rPr>
+        <w:t>、</w:t>
+      </w:r>
+      <w:r>
+        <w:rPr>
+          <w:rFonts w:hint="eastAsia" w:ascii="Times New Roman" w:hAnsi="Times New Roman" w:eastAsia="FangSong" w:cs="Times New Roman"/>
+        </w:rPr>
+        <w:t>对硝基苯酚</w:t>
+      </w:r>
+      <w:r>
+        <w:rPr>
+          <w:rFonts w:hint="eastAsia" w:ascii="Times New Roman" w:hAnsi="Times New Roman" w:eastAsia="Times New Roman" w:cs="Times New Roman"/>
+        </w:rPr>
+        <w:t>、</w:t>
+      </w:r>
+      <w:r>
+        <w:rPr>
+          <w:rFonts w:hint="eastAsia" w:ascii="Times New Roman" w:hAnsi="Times New Roman" w:eastAsia="FangSong" w:cs="Times New Roman"/>
+        </w:rPr>
+        <w:t>对甲苯酚</w:t>
+      </w:r>
+    </w:p>
+    <w:bookmarkEnd w:id="47"/>
+    <w:bookmarkStart w:id="48" w:name="提高训练"/>
+    <w:p>
+      <w:pPr>
+        <w:pStyle w:val="Heading3"/>
+        <w:spacing w:before="280" w:after="120"/>
+      </w:pPr>
+      <w:r>
+        <w:rPr>
+          <w:rFonts w:ascii="Times New Roman" w:hAnsi="Times New Roman" w:eastAsia="Times New Roman" w:cs="Times New Roman"/>
+        </w:rPr>
+        <w:t xml:space="preserve">6.2 </w:t>
+      </w:r>
+      <w:r>
+        <w:rPr>
+          <w:rFonts w:hint="eastAsia" w:ascii="Times New Roman" w:hAnsi="Times New Roman" w:eastAsia="SimHei" w:cs="Times New Roman"/>
+        </w:rPr>
+        <w:t>提高训练</w:t>
+      </w:r>
+      <w:r>
+        <w:rPr>
+          <w:rFonts w:hint="eastAsia" w:ascii="Times New Roman" w:hAnsi="Times New Roman" w:eastAsia="Times New Roman" w:cs="Times New Roman"/>
+        </w:rPr>
+        <w:t>（⭐⭐⭐）</w:t>
+      </w:r>
+    </w:p>
+    <w:p>
+      <w:pPr>
+        <w:pStyle w:val="Compact"/>
+        <w:numPr>
+          <w:ilvl w:val="0"/>
+          <w:numId w:val="1030"/>
+        </w:numPr>
+      </w:pPr>
+      <w:r>
+        <w:rPr>
+          <w:rFonts w:hint="eastAsia" w:ascii="Times New Roman" w:hAnsi="Times New Roman" w:eastAsia="FangSong" w:cs="Times New Roman"/>
+        </w:rPr>
+        <w:t xml:space="preserve">化合物</w:t>
+      </w:r>
+      <w:r>
+        <w:rPr>
+          <w:rFonts w:ascii="Times New Roman" w:hAnsi="Times New Roman" w:eastAsia="Times New Roman" w:cs="Times New Roman"/>
+        </w:rPr>
+        <w:t xml:space="preserve"> C</w:t>
+      </w:r>
+      <w:r>
+        <w:rPr>
+          <w:rFonts w:ascii="Times New Roman" w:hAnsi="Times New Roman" w:eastAsia="Times New Roman" w:cs="Times New Roman"/>
+          <w:vertAlign w:val="subscript"/>
+        </w:rPr>
+        <w:t>6</w:t>
+      </w:r>
+      <w:r>
+        <w:rPr>
+          <w:rFonts w:ascii="Times New Roman" w:hAnsi="Times New Roman" w:eastAsia="Times New Roman" w:cs="Times New Roman"/>
+        </w:rPr>
+        <w:t>H</w:t>
+      </w:r>
+      <w:r>
+        <w:rPr>
+          <w:rFonts w:ascii="Times New Roman" w:hAnsi="Times New Roman" w:eastAsia="Times New Roman" w:cs="Times New Roman"/>
+          <w:vertAlign w:val="subscript"/>
+        </w:rPr>
+        <w:t>12</w:t>
+      </w:r>
+      <w:r>
+        <w:rPr>
+          <w:rFonts w:ascii="Times New Roman" w:hAnsi="Times New Roman" w:eastAsia="Times New Roman" w:cs="Times New Roman"/>
+        </w:rPr>
+        <w:t xml:space="preserve"> </w:t>
+      </w:r>
+      <w:r>
+        <w:rPr>
+          <w:rFonts w:hint="eastAsia" w:ascii="Times New Roman" w:hAnsi="Times New Roman" w:eastAsia="FangSong" w:cs="Times New Roman"/>
+        </w:rPr>
+        <w:t>的烯烃中</w:t>
+      </w:r>
+      <w:r>
+        <w:rPr>
+          <w:rFonts w:hint="eastAsia" w:ascii="Times New Roman" w:hAnsi="Times New Roman" w:eastAsia="Times New Roman" w:cs="Times New Roman"/>
+        </w:rPr>
+        <w:t>，</w:t>
+      </w:r>
+      <w:r>
+        <w:rPr>
+          <w:rFonts w:hint="eastAsia" w:ascii="Times New Roman" w:hAnsi="Times New Roman" w:eastAsia="FangSong" w:cs="Times New Roman"/>
+        </w:rPr>
+        <w:t>哪些有顺反异构</w:t>
+      </w:r>
+      <w:r>
+        <w:rPr>
+          <w:rFonts w:hint="eastAsia" w:ascii="Times New Roman" w:hAnsi="Times New Roman" w:eastAsia="Times New Roman" w:cs="Times New Roman"/>
+        </w:rPr>
+        <w:t>？</w:t>
+      </w:r>
+      <w:r>
+        <w:rPr>
+          <w:rFonts w:hint="eastAsia" w:ascii="Times New Roman" w:hAnsi="Times New Roman" w:eastAsia="FangSong" w:cs="Times New Roman"/>
+        </w:rPr>
+        <w:t>画出并标记</w:t>
+      </w:r>
+      <w:r>
+        <w:rPr>
+          <w:rFonts w:hint="eastAsia" w:ascii="Times New Roman" w:hAnsi="Times New Roman" w:eastAsia="Times New Roman" w:cs="Times New Roman"/>
+        </w:rPr>
+        <w:t>Z/E。</w:t>
+      </w:r>
+    </w:p>
+    <w:p>
+      <w:pPr>
+        <w:pStyle w:val="Compact"/>
+        <w:numPr>
+          <w:ilvl w:val="0"/>
+          <w:numId w:val="1030"/>
+        </w:numPr>
+      </w:pPr>
+      <w:r>
+        <w:rPr>
+          <w:rFonts w:hint="eastAsia" w:ascii="Times New Roman" w:hAnsi="Times New Roman" w:eastAsia="FangSong" w:cs="Times New Roman"/>
+        </w:rPr>
+        <w:t>解释为什么三氟乙酸</w:t>
+      </w:r>
+      <w:r>
+        <w:rPr>
+          <w:rFonts w:hint="eastAsia" w:ascii="Times New Roman" w:hAnsi="Times New Roman" w:eastAsia="Times New Roman" w:cs="Times New Roman"/>
+        </w:rPr>
+        <w:t>(CF</w:t>
+      </w:r>
+      <w:r>
+        <w:rPr>
+          <w:rFonts w:hint="eastAsia" w:ascii="Times New Roman" w:hAnsi="Times New Roman" w:eastAsia="Times New Roman" w:cs="Times New Roman"/>
+          <w:vertAlign w:val="subscript"/>
+        </w:rPr>
+        <w:t>3</w:t>
+      </w:r>
+      <w:r>
+        <w:rPr>
+          <w:rFonts w:hint="eastAsia" w:ascii="Times New Roman" w:hAnsi="Times New Roman" w:eastAsia="Times New Roman" w:cs="Times New Roman"/>
+        </w:rPr>
+        <w:t>COOH)</w:t>
+      </w:r>
+      <w:r>
+        <w:rPr>
+          <w:rFonts w:hint="eastAsia" w:ascii="Times New Roman" w:hAnsi="Times New Roman" w:eastAsia="FangSong" w:cs="Times New Roman"/>
+        </w:rPr>
+        <w:t>的酸性</w:t>
+      </w:r>
+      <w:r>
+        <w:rPr>
+          <w:rFonts w:hint="eastAsia" w:ascii="Times New Roman" w:hAnsi="Times New Roman" w:eastAsia="Times New Roman" w:cs="Times New Roman"/>
+        </w:rPr>
+        <w:t>(pKa=0.23)</w:t>
+      </w:r>
+      <w:r>
+        <w:rPr>
+          <w:rFonts w:hint="eastAsia" w:ascii="Times New Roman" w:hAnsi="Times New Roman" w:eastAsia="FangSong" w:cs="Times New Roman"/>
+        </w:rPr>
+        <w:t>远强于乙酸</w:t>
+      </w:r>
+      <w:r>
+        <w:rPr>
+          <w:rFonts w:hint="eastAsia" w:ascii="Times New Roman" w:hAnsi="Times New Roman" w:eastAsia="Times New Roman" w:cs="Times New Roman"/>
+        </w:rPr>
+        <w:t>(CH</w:t>
+      </w:r>
+      <w:r>
+        <w:rPr>
+          <w:rFonts w:hint="eastAsia" w:ascii="Times New Roman" w:hAnsi="Times New Roman" w:eastAsia="Times New Roman" w:cs="Times New Roman"/>
+          <w:vertAlign w:val="subscript"/>
+        </w:rPr>
+        <w:t>3</w:t>
+      </w:r>
+      <w:r>
+        <w:rPr>
+          <w:rFonts w:hint="eastAsia" w:ascii="Times New Roman" w:hAnsi="Times New Roman" w:eastAsia="Times New Roman" w:cs="Times New Roman"/>
+        </w:rPr>
+        <w:t>COOH，pKa=4.76)？</w:t>
+      </w:r>
+      <w:r>
+        <w:rPr>
+          <w:rFonts w:hint="eastAsia" w:ascii="Times New Roman" w:hAnsi="Times New Roman" w:eastAsia="FangSong" w:cs="Times New Roman"/>
+        </w:rPr>
+        <w:t>用电子效应解释</w:t>
+      </w:r>
+      <w:r>
+        <w:rPr>
+          <w:rFonts w:hint="eastAsia" w:ascii="Times New Roman" w:hAnsi="Times New Roman" w:eastAsia="Times New Roman" w:cs="Times New Roman"/>
+        </w:rPr>
+        <w:t>。</w:t>
+      </w:r>
+    </w:p>
+    <w:p>
+      <w:pPr>
+        <w:pStyle w:val="Compact"/>
+        <w:numPr>
+          <w:ilvl w:val="0"/>
+          <w:numId w:val="1030"/>
+        </w:numPr>
+      </w:pPr>
+      <w:r>
+        <w:rPr>
+          <w:rFonts w:hint="eastAsia" w:ascii="Times New Roman" w:hAnsi="Times New Roman" w:eastAsia="Times New Roman" w:cs="Times New Roman"/>
+        </w:rPr>
+        <w:t>1,2-</w:t>
+      </w:r>
+      <w:r>
+        <w:rPr>
+          <w:rFonts w:hint="eastAsia" w:ascii="Times New Roman" w:hAnsi="Times New Roman" w:eastAsia="FangSong" w:cs="Times New Roman"/>
+        </w:rPr>
+        <w:t>二氯乙烯的沸点</w:t>
+      </w:r>
+      <w:r>
+        <w:rPr>
+          <w:rFonts w:hint="eastAsia" w:ascii="Times New Roman" w:hAnsi="Times New Roman" w:eastAsia="Times New Roman" w:cs="Times New Roman"/>
+        </w:rPr>
+        <w:t>：</w:t>
+      </w:r>
+      <w:r>
+        <w:rPr>
+          <w:rFonts w:hint="eastAsia" w:ascii="Times New Roman" w:hAnsi="Times New Roman" w:eastAsia="FangSong" w:cs="Times New Roman"/>
+        </w:rPr>
+        <w:t>顺式</w:t>
+      </w:r>
+      <w:r>
+        <w:rPr>
+          <w:rFonts w:hint="eastAsia" w:ascii="Times New Roman" w:hAnsi="Times New Roman" w:eastAsia="Times New Roman" w:cs="Times New Roman"/>
+        </w:rPr>
+        <w:t>(60.3°C)</w:t>
+      </w:r>
+      <w:r>
+        <w:rPr>
+          <w:rFonts w:ascii="Times New Roman" w:hAnsi="Times New Roman" w:eastAsia="Times New Roman" w:cs="Times New Roman"/>
+        </w:rPr>
+        <w:t xml:space="preserve"> &gt; </w:t>
+      </w:r>
+      <w:r>
+        <w:rPr>
+          <w:rFonts w:hint="eastAsia" w:ascii="Times New Roman" w:hAnsi="Times New Roman" w:eastAsia="FangSong" w:cs="Times New Roman"/>
+        </w:rPr>
+        <w:t>反式</w:t>
+      </w:r>
+      <w:r>
+        <w:rPr>
+          <w:rFonts w:hint="eastAsia" w:ascii="Times New Roman" w:hAnsi="Times New Roman" w:eastAsia="Times New Roman" w:cs="Times New Roman"/>
+        </w:rPr>
+        <w:t>(47.5°C)，</w:t>
+      </w:r>
+      <w:r>
+        <w:rPr>
+          <w:rFonts w:hint="eastAsia" w:ascii="Times New Roman" w:hAnsi="Times New Roman" w:eastAsia="FangSong" w:cs="Times New Roman"/>
+        </w:rPr>
+        <w:t>请解释原因</w:t>
+      </w:r>
+      <w:r>
+        <w:rPr>
+          <w:rFonts w:hint="eastAsia" w:ascii="Times New Roman" w:hAnsi="Times New Roman" w:eastAsia="Times New Roman" w:cs="Times New Roman"/>
+        </w:rPr>
+        <w:t>。</w:t>
+      </w:r>
+    </w:p>
+    <w:p>
+      <w:pPr>
+        <w:pStyle w:val="Compact"/>
+        <w:numPr>
+          <w:ilvl w:val="0"/>
+          <w:numId w:val="1030"/>
+        </w:numPr>
+      </w:pPr>
+      <w:r>
+        <w:rPr>
+          <w:rFonts w:hint="eastAsia" w:ascii="Times New Roman" w:hAnsi="Times New Roman" w:eastAsia="FangSong" w:cs="Times New Roman"/>
+        </w:rPr>
+        <w:t>对下列碳正离子按稳定性排序</w:t>
+      </w:r>
+      <w:r>
+        <w:rPr>
+          <w:rFonts w:hint="eastAsia" w:ascii="Times New Roman" w:hAnsi="Times New Roman" w:eastAsia="Times New Roman" w:cs="Times New Roman"/>
+        </w:rPr>
+        <w:t>，</w:t>
+      </w:r>
+      <w:r>
+        <w:rPr>
+          <w:rFonts w:hint="eastAsia" w:ascii="Times New Roman" w:hAnsi="Times New Roman" w:eastAsia="FangSong" w:cs="Times New Roman"/>
+        </w:rPr>
+        <w:t>并解释</w:t>
+      </w:r>
+      <w:r>
+        <w:rPr>
+          <w:rFonts w:hint="eastAsia" w:ascii="Times New Roman" w:hAnsi="Times New Roman" w:eastAsia="Times New Roman" w:cs="Times New Roman"/>
+        </w:rPr>
+        <w:t>：</w:t>
+      </w:r>
+      <w:r>
+        <w:rPr>
+          <w:rFonts w:ascii="Times New Roman" w:hAnsi="Times New Roman" w:eastAsia="Times New Roman" w:cs="Times New Roman"/>
+        </w:rPr>
+        <w:t xml:space="preserve"> </w:t>
+      </w:r>
+      <w:r>
+        <w:rPr>
+          <w:rFonts w:ascii="Times New Roman" w:hAnsi="Times New Roman" w:eastAsia="Times New Roman" w:cs="Times New Roman"/>
+        </w:rPr>
+        <w:t>(CH</w:t>
+      </w:r>
+      <w:r>
+        <w:rPr>
+          <w:rFonts w:ascii="Times New Roman" w:hAnsi="Times New Roman" w:eastAsia="Times New Roman" w:cs="Times New Roman"/>
+          <w:vertAlign w:val="subscript"/>
+        </w:rPr>
+        <w:t>3</w:t>
+      </w:r>
+      <w:r>
+        <w:rPr>
+          <w:rFonts w:ascii="Times New Roman" w:hAnsi="Times New Roman" w:eastAsia="Times New Roman" w:cs="Times New Roman"/>
+        </w:rPr>
+        <w:t>)</w:t>
+      </w:r>
+      <w:r>
+        <w:rPr>
+          <w:rFonts w:ascii="Times New Roman" w:hAnsi="Times New Roman" w:eastAsia="Times New Roman" w:cs="Times New Roman"/>
+          <w:vertAlign w:val="subscript"/>
+        </w:rPr>
+        <w:t>3</w:t>
+      </w:r>
+      <w:r>
+        <w:rPr>
+          <w:rFonts w:ascii="Times New Roman" w:hAnsi="Times New Roman" w:eastAsia="Times New Roman" w:cs="Times New Roman"/>
+        </w:rPr>
+        <w:t>C</w:t>
+      </w:r>
+      <w:r>
+        <w:rPr>
+          <w:rFonts w:ascii="Times New Roman" w:hAnsi="Times New Roman" w:eastAsia="Times New Roman" w:cs="Times New Roman"/>
+          <w:vertAlign w:val="superscript"/>
+        </w:rPr>
+        <w:t>+</w:t>
+      </w:r>
+      <w:r>
+        <w:rPr>
+          <w:rFonts w:ascii="Times New Roman" w:hAnsi="Times New Roman" w:eastAsia="Times New Roman" w:cs="Times New Roman"/>
+        </w:rPr>
+        <w:t>、CH</w:t>
+      </w:r>
+      <w:r>
+        <w:rPr>
+          <w:rFonts w:ascii="Times New Roman" w:hAnsi="Times New Roman" w:eastAsia="Times New Roman" w:cs="Times New Roman"/>
+          <w:vertAlign w:val="subscript"/>
+        </w:rPr>
+        <w:t>3</w:t>
+      </w:r>
+      <w:r>
+        <w:rPr>
+          <w:rFonts w:ascii="Times New Roman" w:hAnsi="Times New Roman" w:eastAsia="Times New Roman" w:cs="Times New Roman"/>
+        </w:rPr>
+        <w:t>CH</w:t>
+      </w:r>
+      <w:r>
+        <w:rPr>
+          <w:rFonts w:ascii="Times New Roman" w:hAnsi="Times New Roman" w:eastAsia="Times New Roman" w:cs="Times New Roman"/>
+          <w:vertAlign w:val="subscript"/>
+        </w:rPr>
+        <w:t>2</w:t>
+      </w:r>
+      <w:r>
+        <w:rPr>
+          <w:rFonts w:ascii="Times New Roman" w:hAnsi="Times New Roman" w:eastAsia="Times New Roman" w:cs="Times New Roman"/>
+          <w:vertAlign w:val="superscript"/>
+        </w:rPr>
+        <w:t>+</w:t>
+      </w:r>
+      <w:r>
+        <w:rPr>
+          <w:rFonts w:ascii="Times New Roman" w:hAnsi="Times New Roman" w:eastAsia="Times New Roman" w:cs="Times New Roman"/>
+        </w:rPr>
+        <w:t>、CH</w:t>
+      </w:r>
+      <w:r>
+        <w:rPr>
+          <w:rFonts w:ascii="Times New Roman" w:hAnsi="Times New Roman" w:eastAsia="Times New Roman" w:cs="Times New Roman"/>
+          <w:vertAlign w:val="subscript"/>
+        </w:rPr>
+        <w:t>3</w:t>
+      </w:r>
+      <w:r>
+        <w:rPr>
+          <w:rFonts w:ascii="Times New Roman" w:hAnsi="Times New Roman" w:eastAsia="Times New Roman" w:cs="Times New Roman"/>
+          <w:vertAlign w:val="superscript"/>
+        </w:rPr>
+        <w:t>+</w:t>
+      </w:r>
+      <w:r>
+        <w:rPr>
+          <w:rFonts w:ascii="Times New Roman" w:hAnsi="Times New Roman" w:eastAsia="Times New Roman" w:cs="Times New Roman"/>
+        </w:rPr>
+        <w:t>、(CH</w:t>
+      </w:r>
+      <w:r>
+        <w:rPr>
+          <w:rFonts w:ascii="Times New Roman" w:hAnsi="Times New Roman" w:eastAsia="Times New Roman" w:cs="Times New Roman"/>
+          <w:vertAlign w:val="subscript"/>
+        </w:rPr>
+        <w:t>3</w:t>
+      </w:r>
+      <w:r>
+        <w:rPr>
+          <w:rFonts w:ascii="Times New Roman" w:hAnsi="Times New Roman" w:eastAsia="Times New Roman" w:cs="Times New Roman"/>
+        </w:rPr>
+        <w:t>)</w:t>
+      </w:r>
+      <w:r>
+        <w:rPr>
+          <w:rFonts w:ascii="Times New Roman" w:hAnsi="Times New Roman" w:eastAsia="Times New Roman" w:cs="Times New Roman"/>
+          <w:vertAlign w:val="subscript"/>
+        </w:rPr>
+        <w:t>2</w:t>
+      </w:r>
+      <w:r>
+        <w:rPr>
+          <w:rFonts w:ascii="Times New Roman" w:hAnsi="Times New Roman" w:eastAsia="Times New Roman" w:cs="Times New Roman"/>
+        </w:rPr>
+        <w:t>CH</w:t>
+      </w:r>
+      <w:r>
+        <w:rPr>
+          <w:rFonts w:ascii="Times New Roman" w:hAnsi="Times New Roman" w:eastAsia="Times New Roman" w:cs="Times New Roman"/>
+          <w:vertAlign w:val="superscript"/>
+        </w:rPr>
+        <w:t>+</w:t>
+      </w:r>
+      <w:r>
+        <w:rPr>
+          <w:rFonts w:ascii="Times New Roman" w:hAnsi="Times New Roman" w:eastAsia="Times New Roman" w:cs="Times New Roman"/>
+        </w:rPr>
+        <w:t>、CH</w:t>
+      </w:r>
+      <w:r>
+        <w:rPr>
+          <w:rFonts w:ascii="Times New Roman" w:hAnsi="Times New Roman" w:eastAsia="Times New Roman" w:cs="Times New Roman"/>
+          <w:vertAlign w:val="subscript"/>
+        </w:rPr>
+        <w:t>2</w:t>
+      </w:r>
+      <w:r>
+        <w:rPr>
+          <w:rFonts w:ascii="Times New Roman" w:hAnsi="Times New Roman" w:eastAsia="Times New Roman" w:cs="Times New Roman"/>
+        </w:rPr>
+        <w:t>=CH-CH</w:t>
+      </w:r>
+      <w:r>
+        <w:rPr>
+          <w:rFonts w:ascii="Times New Roman" w:hAnsi="Times New Roman" w:eastAsia="Times New Roman" w:cs="Times New Roman"/>
+          <w:vertAlign w:val="subscript"/>
+        </w:rPr>
+        <w:t>2</w:t>
+      </w:r>
+      <w:r>
+        <w:rPr>
+          <w:rFonts w:ascii="Times New Roman" w:hAnsi="Times New Roman" w:eastAsia="Times New Roman" w:cs="Times New Roman"/>
+          <w:vertAlign w:val="superscript"/>
+        </w:rPr>
+        <w:t>+</w:t>
+      </w:r>
+    </w:p>
+    <w:bookmarkEnd w:id="48"/>
+    <w:bookmarkStart w:id="49" w:name="挑战"/>
+    <w:p>
+      <w:pPr>
+        <w:pStyle w:val="Heading3"/>
+        <w:spacing w:before="280" w:after="120"/>
+      </w:pPr>
+      <w:r>
+        <w:rPr>
+          <w:rFonts w:ascii="Times New Roman" w:hAnsi="Times New Roman" w:eastAsia="Times New Roman" w:cs="Times New Roman"/>
+        </w:rPr>
+        <w:t xml:space="preserve">6.3 </w:t>
+      </w:r>
+      <w:r>
+        <w:rPr>
+          <w:rFonts w:hint="eastAsia" w:ascii="Times New Roman" w:hAnsi="Times New Roman" w:eastAsia="SimHei" w:cs="Times New Roman"/>
+        </w:rPr>
+        <w:t>挑战</w:t>
+      </w:r>
+      <w:r>
+        <w:rPr>
+          <w:rFonts w:hint="eastAsia" w:ascii="Times New Roman" w:hAnsi="Times New Roman" w:eastAsia="Times New Roman" w:cs="Times New Roman"/>
+        </w:rPr>
+        <w:t>（⭐⭐⭐⭐⭐）</w:t>
+      </w:r>
+    </w:p>
+    <w:p>
+      <w:pPr>
+        <w:pStyle w:val="Compact"/>
+        <w:numPr>
+          <w:ilvl w:val="0"/>
+          <w:numId w:val="1031"/>
+        </w:numPr>
+      </w:pPr>
+      <w:r>
+        <w:rPr>
+          <w:rFonts w:hint="eastAsia" w:ascii="Times New Roman" w:hAnsi="Times New Roman" w:eastAsia="Times New Roman" w:cs="Times New Roman"/>
+        </w:rPr>
+        <w:t>2,3,4-</w:t>
+      </w:r>
+      <w:r>
+        <w:rPr>
+          <w:rFonts w:hint="eastAsia" w:ascii="Times New Roman" w:hAnsi="Times New Roman" w:eastAsia="FangSong" w:cs="Times New Roman"/>
+        </w:rPr>
+        <w:t>三氯戊烷有多少种立体异构体</w:t>
+      </w:r>
+      <w:r>
+        <w:rPr>
+          <w:rFonts w:hint="eastAsia" w:ascii="Times New Roman" w:hAnsi="Times New Roman" w:eastAsia="Times New Roman" w:cs="Times New Roman"/>
+        </w:rPr>
+        <w:t>？（</w:t>
+      </w:r>
+      <w:r>
+        <w:rPr>
+          <w:rFonts w:hint="eastAsia" w:ascii="Times New Roman" w:hAnsi="Times New Roman" w:eastAsia="FangSong" w:cs="Times New Roman"/>
+        </w:rPr>
+        <w:t>提示</w:t>
+      </w:r>
+      <w:r>
+        <w:rPr>
+          <w:rFonts w:hint="eastAsia" w:ascii="Times New Roman" w:hAnsi="Times New Roman" w:eastAsia="Times New Roman" w:cs="Times New Roman"/>
+        </w:rPr>
+        <w:t>：</w:t>
+      </w:r>
+      <w:r>
+        <w:rPr>
+          <w:rFonts w:hint="eastAsia" w:ascii="Times New Roman" w:hAnsi="Times New Roman" w:eastAsia="FangSong" w:cs="Times New Roman"/>
+        </w:rPr>
+        <w:t>考虑内消旋体</w:t>
+      </w:r>
+      <w:r>
+        <w:rPr>
+          <w:rFonts w:hint="eastAsia" w:ascii="Times New Roman" w:hAnsi="Times New Roman" w:eastAsia="Times New Roman" w:cs="Times New Roman"/>
+        </w:rPr>
+        <w:t>）</w:t>
+      </w:r>
+    </w:p>
+    <w:p>
+      <w:pPr>
+        <w:pStyle w:val="Compact"/>
+        <w:numPr>
+          <w:ilvl w:val="0"/>
+          <w:numId w:val="1031"/>
+        </w:numPr>
+      </w:pPr>
+      <w:r>
+        <w:rPr>
+          <w:rFonts w:hint="eastAsia" w:ascii="Times New Roman" w:hAnsi="Times New Roman" w:eastAsia="FangSong" w:cs="Times New Roman"/>
+        </w:rPr>
         <w:t>化合物</w:t>
       </w:r>
       <w:r>
@@ -31575,7 +31532,7 @@
         <w:pStyle w:val="Compact"/>
         <w:numPr>
           <w:ilvl w:val="0"/>
-          <w:numId w:val="1029"/>
+          <w:numId w:val="1032"/>
         </w:numPr>
       </w:pPr>
       <w:r>
@@ -31686,7 +31643,7 @@
         <w:pStyle w:val="Compact"/>
         <w:numPr>
           <w:ilvl w:val="0"/>
-          <w:numId w:val="1029"/>
+          <w:numId w:val="1032"/>
         </w:numPr>
       </w:pPr>
       <w:r>
@@ -31773,7 +31730,7 @@
         <w:pStyle w:val="Compact"/>
         <w:numPr>
           <w:ilvl w:val="0"/>
-          <w:numId w:val="1029"/>
+          <w:numId w:val="1032"/>
         </w:numPr>
       </w:pPr>
       <w:r>
@@ -31788,7 +31745,7 @@
         <w:pStyle w:val="Compact"/>
         <w:numPr>
           <w:ilvl w:val="0"/>
-          <w:numId w:val="1029"/>
+          <w:numId w:val="1032"/>
         </w:numPr>
       </w:pPr>
     </w:p>
@@ -31797,7 +31754,7 @@
         <w:pStyle w:val="Compact"/>
         <w:numPr>
           <w:ilvl w:val="1"/>
-          <w:numId w:val="1030"/>
+          <w:numId w:val="1033"/>
         </w:numPr>
       </w:pPr>
       <w:r>
@@ -31882,7 +31839,7 @@
         <w:pStyle w:val="Compact"/>
         <w:numPr>
           <w:ilvl w:val="1"/>
-          <w:numId w:val="1030"/>
+          <w:numId w:val="1033"/>
         </w:numPr>
       </w:pPr>
       <w:r>
@@ -31965,7 +31922,7 @@
         <w:pStyle w:val="Compact"/>
         <w:numPr>
           <w:ilvl w:val="0"/>
-          <w:numId w:val="1029"/>
+          <w:numId w:val="1032"/>
         </w:numPr>
       </w:pPr>
       <w:r>
@@ -32054,7 +32011,7 @@
         <w:pStyle w:val="Compact"/>
         <w:numPr>
           <w:ilvl w:val="0"/>
-          <w:numId w:val="1029"/>
+          <w:numId w:val="1032"/>
         </w:numPr>
       </w:pPr>
       <w:r>
@@ -32118,7 +32075,7 @@
         <w:pStyle w:val="Compact"/>
         <w:numPr>
           <w:ilvl w:val="0"/>
-          <w:numId w:val="1029"/>
+          <w:numId w:val="1032"/>
         </w:numPr>
       </w:pPr>
       <w:r>
@@ -32157,7 +32114,7 @@
         <w:pStyle w:val="Compact"/>
         <w:numPr>
           <w:ilvl w:val="0"/>
-          <w:numId w:val="1029"/>
+          <w:numId w:val="1032"/>
         </w:numPr>
       </w:pPr>
       <w:r>
@@ -32360,7 +32317,7 @@
         <w:pStyle w:val="Compact"/>
         <w:numPr>
           <w:ilvl w:val="0"/>
-          <w:numId w:val="1029"/>
+          <w:numId w:val="1032"/>
         </w:numPr>
       </w:pPr>
       <w:r>
@@ -32405,7 +32362,7 @@
         <w:pStyle w:val="Compact"/>
         <w:numPr>
           <w:ilvl w:val="0"/>
-          <w:numId w:val="1029"/>
+          <w:numId w:val="1032"/>
         </w:numPr>
       </w:pPr>
       <w:r>
@@ -33196,6 +33153,15 @@
     <w:abstractNumId w:val="991"/>
   </w:num>
   <w:num w:numId="1016">
+    <w:abstractNumId w:val="991"/>
+  </w:num>
+  <w:num w:numId="1017">
+    <w:abstractNumId w:val="991"/>
+  </w:num>
+  <w:num w:numId="1018">
+    <w:abstractNumId w:val="991"/>
+  </w:num>
+  <w:num w:numId="1019">
     <w:abstractNumId w:val="99411"/>
     <w:lvlOverride w:ilvl="0">
       <w:startOverride w:val="1"/>
@@ -33224,42 +33190,6 @@
     <w:lvlOverride w:ilvl="8">
       <w:startOverride w:val="1"/>
     </w:lvlOverride>
-  </w:num>
-  <w:num w:numId="1017">
-    <w:abstractNumId w:val="99412"/>
-    <w:lvlOverride w:ilvl="0">
-      <w:startOverride w:val="2"/>
-    </w:lvlOverride>
-    <w:lvlOverride w:ilvl="1">
-      <w:startOverride w:val="2"/>
-    </w:lvlOverride>
-    <w:lvlOverride w:ilvl="2">
-      <w:startOverride w:val="2"/>
-    </w:lvlOverride>
-    <w:lvlOverride w:ilvl="3">
-      <w:startOverride w:val="2"/>
-    </w:lvlOverride>
-    <w:lvlOverride w:ilvl="4">
-      <w:startOverride w:val="2"/>
-    </w:lvlOverride>
-    <w:lvlOverride w:ilvl="5">
-      <w:startOverride w:val="2"/>
-    </w:lvlOverride>
-    <w:lvlOverride w:ilvl="6">
-      <w:startOverride w:val="2"/>
-    </w:lvlOverride>
-    <w:lvlOverride w:ilvl="7">
-      <w:startOverride w:val="2"/>
-    </w:lvlOverride>
-    <w:lvlOverride w:ilvl="8">
-      <w:startOverride w:val="2"/>
-    </w:lvlOverride>
-  </w:num>
-  <w:num w:numId="1018">
-    <w:abstractNumId w:val="991"/>
-  </w:num>
-  <w:num w:numId="1019">
-    <w:abstractNumId w:val="991"/>
   </w:num>
   <w:num w:numId="1020">
     <w:abstractNumId w:val="99412"/>
@@ -33298,12 +33228,48 @@
     <w:abstractNumId w:val="991"/>
   </w:num>
   <w:num w:numId="1023">
-    <w:abstractNumId w:val="991"/>
+    <w:abstractNumId w:val="99412"/>
+    <w:lvlOverride w:ilvl="0">
+      <w:startOverride w:val="2"/>
+    </w:lvlOverride>
+    <w:lvlOverride w:ilvl="1">
+      <w:startOverride w:val="2"/>
+    </w:lvlOverride>
+    <w:lvlOverride w:ilvl="2">
+      <w:startOverride w:val="2"/>
+    </w:lvlOverride>
+    <w:lvlOverride w:ilvl="3">
+      <w:startOverride w:val="2"/>
+    </w:lvlOverride>
+    <w:lvlOverride w:ilvl="4">
+      <w:startOverride w:val="2"/>
+    </w:lvlOverride>
+    <w:lvlOverride w:ilvl="5">
+      <w:startOverride w:val="2"/>
+    </w:lvlOverride>
+    <w:lvlOverride w:ilvl="6">
+      <w:startOverride w:val="2"/>
+    </w:lvlOverride>
+    <w:lvlOverride w:ilvl="7">
+      <w:startOverride w:val="2"/>
+    </w:lvlOverride>
+    <w:lvlOverride w:ilvl="8">
+      <w:startOverride w:val="2"/>
+    </w:lvlOverride>
   </w:num>
   <w:num w:numId="1024">
     <w:abstractNumId w:val="991"/>
   </w:num>
   <w:num w:numId="1025">
+    <w:abstractNumId w:val="991"/>
+  </w:num>
+  <w:num w:numId="1026">
+    <w:abstractNumId w:val="991"/>
+  </w:num>
+  <w:num w:numId="1027">
+    <w:abstractNumId w:val="991"/>
+  </w:num>
+  <w:num w:numId="1028">
     <w:abstractNumId w:val="99411"/>
     <w:lvlOverride w:ilvl="0">
       <w:startOverride w:val="1"/>
@@ -33333,7 +33299,7 @@
       <w:startOverride w:val="1"/>
     </w:lvlOverride>
   </w:num>
-  <w:num w:numId="1026">
+  <w:num w:numId="1029">
     <w:abstractNumId w:val="99731"/>
     <w:lvlOverride w:ilvl="0">
       <w:startOverride w:val="1"/>
@@ -33363,7 +33329,7 @@
       <w:startOverride w:val="1"/>
     </w:lvlOverride>
   </w:num>
-  <w:num w:numId="1027">
+  <w:num w:numId="1030">
     <w:abstractNumId w:val="99415"/>
     <w:lvlOverride w:ilvl="0">
       <w:startOverride w:val="5"/>
@@ -33393,7 +33359,7 @@
       <w:startOverride w:val="5"/>
     </w:lvlOverride>
   </w:num>
-  <w:num w:numId="1028">
+  <w:num w:numId="1031">
     <w:abstractNumId w:val="99419"/>
     <w:lvlOverride w:ilvl="0">
       <w:startOverride w:val="9"/>
@@ -33423,7 +33389,7 @@
       <w:startOverride w:val="9"/>
     </w:lvlOverride>
   </w:num>
-  <w:num w:numId="1029">
+  <w:num w:numId="1032">
     <w:abstractNumId w:val="99411"/>
     <w:lvlOverride w:ilvl="0">
       <w:startOverride w:val="1"/>
@@ -33453,7 +33419,7 @@
       <w:startOverride w:val="1"/>
     </w:lvlOverride>
   </w:num>
-  <w:num w:numId="1030">
+  <w:num w:numId="1033">
     <w:abstractNumId w:val="99731"/>
     <w:lvlOverride w:ilvl="0">
       <w:startOverride w:val="1"/>
@@ -34164,7 +34130,7 @@
     <ns0:name ns0:val="Verbatim Char"/>
     <ns0:basedOn ns0:val="BodyTextChar"/>
     <ns0:rPr>
-      <ns0:rFonts ns0:ascii="SimSun" ns0:hAnsi="SimSun" ns0:eastAsia="SimSun" ns0:cs="SimSun"/>
+      <ns0:rFonts ns0:ascii="SimSun" ns0:cs="SimSun" ns0:eastAsia="SimSun" ns0:hAnsi="SimSun"/>
       <ns0:b ns0:val="0"/>
       <ns0:sz ns0:val="20"/>
     </ns0:rPr>
@@ -34226,7 +34192,7 @@
       <w:wordWrap w:val="off"/>
     </w:pPr>
     <ns0:rPr>
-      <w:rFonts w:ascii="SimSun" w:hAnsi="SimSun" w:eastAsia="SimSun" w:cs="SimSun"/>
+      <w:rFonts ns0:ascii="SimSun" ns0:hAnsi="SimSun" ns0:eastAsia="SimSun" ns0:cs="SimSun"/>
     </ns0:rPr>
   </w:style>
   <w:style w:type="character" w:customStyle="1" w:styleId="KeywordTok">

--- a/06-学生侧材料/讲义/有机化学/有机化学基础.docx
+++ b/06-学生侧材料/讲义/有机化学/有机化学基础.docx
@@ -2,7 +2,7 @@
 <file path=word/document.xml><?xml version="1.0" encoding="utf-8"?>
 <w:document xmlns:w="http://schemas.openxmlformats.org/wordprocessingml/2006/main" xmlns:m="http://schemas.openxmlformats.org/officeDocument/2006/math" xmlns:r="http://schemas.openxmlformats.org/officeDocument/2006/relationships" xmlns:o="urn:schemas-microsoft-com:office:office" xmlns:v="urn:schemas-microsoft-com:vml" xmlns:w10="urn:schemas-microsoft-com:office:word" xmlns:a="http://schemas.openxmlformats.org/drawingml/2006/main" xmlns:pic="http://schemas.openxmlformats.org/drawingml/2006/picture" xmlns:wp="http://schemas.openxmlformats.org/drawingml/2006/wordprocessingDrawing">
   <w:body>
-    <w:bookmarkStart w:id="52" w:name="第一讲有机化学基础结构电子效应与立体化学"/>
+    <w:bookmarkStart w:id="55" w:name="第一讲有机化学基础结构电子效应与立体化学"/>
     <w:p>
       <w:pPr>
         <w:pStyle w:val="Heading1"/>
@@ -871,7 +871,7 @@
       </w:r>
     </w:p>
     <w:bookmarkEnd w:id="21"/>
-    <w:bookmarkStart w:id="30" w:name="一核心概念"/>
+    <w:bookmarkStart w:id="33" w:name="一核心概念"/>
     <w:p>
       <w:pPr>
         <w:pStyle w:val="Heading2"/>
@@ -896,7 +896,7 @@
         <w:t>核心概念</w:t>
       </w:r>
     </w:p>
-    <w:bookmarkStart w:id="22" w:name="有机化合物概述"/>
+    <w:bookmarkStart w:id="25" w:name="有机化合物概述"/>
     <w:p>
       <w:pPr>
         <w:pStyle w:val="Heading3"/>
@@ -4378,19 +4378,30 @@
       </w:pPr>
       <w:r>
         <w:rPr>
-          <w:rFonts w:hint="eastAsia" w:ascii="Times New Roman" w:hAnsi="Times New Roman" w:eastAsia="Times New Roman" w:cs="Times New Roman"/>
+          <w:rFonts w:hint="eastAsia" w:ascii="Times New Roman" w:hAnsi="Times New Roman" w:eastAsia="FangSong" w:cs="Times New Roman"/>
           <w:b/>
           <w:bCs/>
         </w:rPr>
-        <w:t>1-</w:t>
-      </w:r>
+        <w:t xml:space="preserve">键线式是竞赛书写答案的标准形式</w:t>
+      </w:r>
+      <w:r>
+        <w:rPr>
+          <w:rFonts w:ascii="Times New Roman" w:hAnsi="Times New Roman" w:eastAsia="Times New Roman" w:cs="Times New Roman"/>
+        </w:rPr>
+        <w:t xml:space="preserve">。</w:t>
+      </w:r>
+    </w:p>
+    <w:p>
+      <w:pPr>
+        <w:pStyle w:val="BodyText"/>
+      </w:pPr>
       <w:r>
         <w:rPr>
           <w:rFonts w:hint="eastAsia" w:ascii="Times New Roman" w:hAnsi="Times New Roman" w:eastAsia="FangSong" w:cs="Times New Roman"/>
           <w:b/>
           <w:bCs/>
         </w:rPr>
-        <w:t>丙醇四种表示方式对照</w:t>
+        <w:t xml:space="preserve">环己烷键线式</w:t>
       </w:r>
       <w:r>
         <w:rPr>
@@ -4402,7 +4413,56 @@
         <w:rPr>
           <w:rFonts w:hint="eastAsia" w:ascii="Times New Roman" w:hAnsi="Times New Roman" w:eastAsia="FangSong" w:cs="Times New Roman"/>
         </w:rPr>
-        <w:t>键线式是竞赛书写答案的标准形式</w:t>
+        <w:t>正六边形</w:t>
+      </w:r>
+      <w:r>
+        <w:rPr>
+          <w:rFonts w:hint="eastAsia" w:ascii="Times New Roman" w:hAnsi="Times New Roman" w:eastAsia="Times New Roman" w:cs="Times New Roman"/>
+        </w:rPr>
+        <w:t>，6</w:t>
+      </w:r>
+      <w:r>
+        <w:rPr>
+          <w:rFonts w:ascii="Times New Roman" w:hAnsi="Times New Roman" w:eastAsia="Times New Roman" w:cs="Times New Roman"/>
+        </w:rPr>
+        <w:t xml:space="preserve"> </w:t>
+      </w:r>
+      <w:r>
+        <w:rPr>
+          <w:rFonts w:hint="eastAsia" w:ascii="Times New Roman" w:hAnsi="Times New Roman" w:eastAsia="FangSong" w:cs="Times New Roman"/>
+        </w:rPr>
+        <w:t xml:space="preserve">个顶点</w:t>
+      </w:r>
+      <w:r>
+        <w:rPr>
+          <w:rFonts w:ascii="Times New Roman" w:hAnsi="Times New Roman" w:eastAsia="Times New Roman" w:cs="Times New Roman"/>
+        </w:rPr>
+        <w:t xml:space="preserve"> = 6 </w:t>
+      </w:r>
+      <w:r>
+        <w:rPr>
+          <w:rFonts w:hint="eastAsia" w:ascii="Times New Roman" w:hAnsi="Times New Roman" w:eastAsia="FangSong" w:cs="Times New Roman"/>
+        </w:rPr>
+        <w:t xml:space="preserve">个</w:t>
+      </w:r>
+      <w:r>
+        <w:rPr>
+          <w:rFonts w:ascii="Times New Roman" w:hAnsi="Times New Roman" w:eastAsia="Times New Roman" w:cs="Times New Roman"/>
+        </w:rPr>
+        <w:t xml:space="preserve"> </w:t>
+      </w:r>
+      <w:r>
+        <w:rPr>
+          <w:rFonts w:hint="eastAsia" w:ascii="Times New Roman" w:hAnsi="Times New Roman" w:eastAsia="Times New Roman" w:cs="Times New Roman"/>
+        </w:rPr>
+        <w:t>CH</w:t>
+      </w:r>
+      <w:r>
+        <w:rPr>
+          <w:rFonts w:hint="eastAsia" w:ascii="Times New Roman" w:hAnsi="Times New Roman" w:eastAsia="Times New Roman" w:cs="Times New Roman"/>
+          <w:vertAlign w:val="subscript"/>
+        </w:rPr>
+        <w:t>2</w:t>
       </w:r>
       <w:r>
         <w:rPr>
@@ -4413,279 +4473,59 @@
     </w:p>
     <w:p>
       <w:pPr>
-        <w:pStyle w:val="SourceCode"/>
-      </w:pPr>
-      <w:r>
-        <w:rPr>
-          <w:rStyle w:val="VerbatimChar"/>
-          <w:rFonts w:ascii="SimSun" w:hAnsi="SimSun" w:eastAsia="SimSun" w:cs="SimSun"/>
-        </w:rPr>
-        <w:t xml:space="preserve">  </w:t>
-      </w:r>
-      <w:r>
-        <w:rPr>
-          <w:rStyle w:val="VerbatimChar"/>
-          <w:rFonts w:hint="eastAsia" w:ascii="SimSun" w:hAnsi="SimSun" w:eastAsia="SimSun" w:cs="SimSun"/>
-        </w:rPr>
-        <w:t xml:space="preserve">分子式</w:t>
-      </w:r>
-      <w:r>
-        <w:rPr>
-          <w:rStyle w:val="VerbatimChar"/>
-          <w:rFonts w:ascii="SimSun" w:hAnsi="SimSun" w:eastAsia="SimSun" w:cs="SimSun"/>
-        </w:rPr>
-        <w:t xml:space="preserve">    C3H8O</w:t>
-      </w:r>
-      <w:r>
-        <w:rPr>
-          <w:rFonts w:ascii="SimSun" w:hAnsi="SimSun" w:eastAsia="SimSun" w:cs="SimSun"/>
-        </w:rPr>
-        <w:br/>
-      </w:r>
-      <w:r>
-        <w:rPr>
-          <w:rStyle w:val="VerbatimChar"/>
-          <w:rFonts w:ascii="SimSun" w:hAnsi="SimSun" w:eastAsia="SimSun" w:cs="SimSun"/>
-        </w:rPr>
-        <w:t xml:space="preserve">  </w:t>
-      </w:r>
-      <w:r>
-        <w:rPr>
-          <w:rStyle w:val="VerbatimChar"/>
-          <w:rFonts w:hint="eastAsia" w:ascii="SimSun" w:hAnsi="SimSun" w:eastAsia="SimSun" w:cs="SimSun"/>
-        </w:rPr>
-        <w:t xml:space="preserve">结构式</w:t>
-      </w:r>
-      <w:r>
-        <w:rPr>
-          <w:rStyle w:val="VerbatimChar"/>
-          <w:rFonts w:ascii="SimSun" w:hAnsi="SimSun" w:eastAsia="SimSun" w:cs="SimSun"/>
-        </w:rPr>
-        <w:t xml:space="preserve">    CH3-CH2-CH2-OH</w:t>
-      </w:r>
-      <w:r>
-        <w:rPr>
-          <w:rFonts w:ascii="SimSun" w:hAnsi="SimSun" w:eastAsia="SimSun" w:cs="SimSun"/>
-        </w:rPr>
-        <w:br/>
-      </w:r>
-      <w:r>
-        <w:rPr>
-          <w:rStyle w:val="VerbatimChar"/>
-          <w:rFonts w:ascii="SimSun" w:hAnsi="SimSun" w:eastAsia="SimSun" w:cs="SimSun"/>
-        </w:rPr>
-        <w:t xml:space="preserve">  </w:t>
-      </w:r>
-      <w:r>
-        <w:rPr>
-          <w:rStyle w:val="VerbatimChar"/>
-          <w:rFonts w:hint="eastAsia" w:ascii="SimSun" w:hAnsi="SimSun" w:eastAsia="SimSun" w:cs="SimSun"/>
-        </w:rPr>
-        <w:t xml:space="preserve">结构简式</w:t>
-      </w:r>
-      <w:r>
-        <w:rPr>
-          <w:rStyle w:val="VerbatimChar"/>
-          <w:rFonts w:ascii="SimSun" w:hAnsi="SimSun" w:eastAsia="SimSun" w:cs="SimSun"/>
-        </w:rPr>
-        <w:t xml:space="preserve">  CH3CH2CH2OH</w:t>
-      </w:r>
-      <w:r>
-        <w:rPr>
-          <w:rFonts w:ascii="SimSun" w:hAnsi="SimSun" w:eastAsia="SimSun" w:cs="SimSun"/>
-        </w:rPr>
-        <w:br/>
-      </w:r>
-      <w:r>
-        <w:rPr>
-          <w:rStyle w:val="VerbatimChar"/>
-          <w:rFonts w:ascii="SimSun" w:hAnsi="SimSun" w:eastAsia="SimSun" w:cs="SimSun"/>
-        </w:rPr>
-        <w:t xml:space="preserve">  </w:t>
-      </w:r>
-      <w:r>
-        <w:rPr>
-          <w:rStyle w:val="VerbatimChar"/>
-          <w:rFonts w:hint="eastAsia" w:ascii="SimSun" w:hAnsi="SimSun" w:eastAsia="SimSun" w:cs="SimSun"/>
-        </w:rPr>
-        <w:t xml:space="preserve">键线式</w:t>
-      </w:r>
-      <w:r>
-        <w:rPr>
-          <w:rStyle w:val="VerbatimChar"/>
-          <w:rFonts w:ascii="SimSun" w:hAnsi="SimSun" w:eastAsia="SimSun" w:cs="SimSun"/>
-        </w:rPr>
-        <w:t xml:space="preserve">    \/\/\/\-OH   </w:t>
-      </w:r>
-      <w:r>
-        <w:rPr>
-          <w:rStyle w:val="VerbatimChar"/>
-          <w:rFonts w:hint="eastAsia" w:ascii="SimSun" w:hAnsi="SimSun" w:eastAsia="SimSun" w:cs="SimSun"/>
-        </w:rPr>
-        <w:t>(</w:t>
-      </w:r>
-      <w:r>
-        <w:rPr>
-          <w:rStyle w:val="VerbatimChar"/>
-          <w:rFonts w:hint="eastAsia" w:ascii="SimSun" w:hAnsi="SimSun" w:eastAsia="SimSun" w:cs="SimSun"/>
-        </w:rPr>
-        <w:t>折线的每个端点与拐角都是一个碳</w:t>
-      </w:r>
-      <w:r>
-        <w:rPr>
-          <w:rStyle w:val="VerbatimChar"/>
-          <w:rFonts w:hint="eastAsia" w:ascii="SimSun" w:hAnsi="SimSun" w:eastAsia="SimSun" w:cs="SimSun"/>
-        </w:rPr>
-        <w:t>)</w:t>
+        <w:pStyle w:val="BodyText"/>
+        <w:spacing w:before="160" w:after="80"/>
+        <w:jc w:val="center"/>
+      </w:pPr>
+      <w:r>
+        <w:rPr>
+          <w:rFonts w:ascii="Times New Roman" w:hAnsi="Times New Roman" w:eastAsia="Times New Roman" w:cs="Times New Roman"/>
+        </w:rPr>
+        <w:drawing>
+          <wp:inline>
+            <wp:extent cx="1819610" cy="1667975"/>
+            <wp:effectExtent b="0" l="0" r="0" t="0"/>
+            <wp:docPr descr="" title="" id="23" name="Picture"/>
+            <a:graphic>
+              <a:graphicData uri="http://schemas.openxmlformats.org/drawingml/2006/picture">
+                <pic:pic>
+                  <pic:nvPicPr>
+                    <pic:cNvPr descr="54a58a59cbde9af9f01928c0134de1268dfa39b2b7363f4e4520e91cf2f5650d.png" id="24" name="Picture"/>
+                    <pic:cNvPicPr>
+                      <a:picLocks noChangeArrowheads="1" noChangeAspect="1"/>
+                    </pic:cNvPicPr>
+                  </pic:nvPicPr>
+                  <pic:blipFill>
+                    <a:blip r:embed="rId22"/>
+                    <a:stretch>
+                      <a:fillRect/>
+                    </a:stretch>
+                  </pic:blipFill>
+                  <pic:spPr bwMode="auto">
+                    <a:xfrm>
+                      <a:off x="0" y="0"/>
+                      <a:ext cx="1819610" cy="1667975"/>
+                    </a:xfrm>
+                    <a:prstGeom prst="rect">
+                      <a:avLst/>
+                    </a:prstGeom>
+                    <a:noFill/>
+                    <a:ln w="9525">
+                      <a:noFill/>
+                      <a:headEnd/>
+                      <a:tailEnd/>
+                    </a:ln>
+                  </pic:spPr>
+                </pic:pic>
+              </a:graphicData>
+            </a:graphic>
+          </wp:inline>
+        </w:drawing>
       </w:r>
     </w:p>
     <w:p>
       <w:pPr>
-        <w:pStyle w:val="FirstParagraph"/>
-      </w:pPr>
-      <w:r>
-        <w:rPr>
-          <w:rFonts w:hint="eastAsia" w:ascii="Times New Roman" w:hAnsi="Times New Roman" w:eastAsia="FangSong" w:cs="Times New Roman"/>
-          <w:b/>
-          <w:bCs/>
-        </w:rPr>
-        <w:t xml:space="preserve">环己烷键线式</w:t>
-      </w:r>
-      <w:r>
-        <w:rPr>
-          <w:rFonts w:hint="eastAsia" w:ascii="Times New Roman" w:hAnsi="Times New Roman" w:eastAsia="Times New Roman" w:cs="Times New Roman"/>
-        </w:rPr>
-        <w:t>（</w:t>
-      </w:r>
-      <w:r>
-        <w:rPr>
-          <w:rFonts w:hint="eastAsia" w:ascii="Times New Roman" w:hAnsi="Times New Roman" w:eastAsia="FangSong" w:cs="Times New Roman"/>
-        </w:rPr>
-        <w:t>正六边形</w:t>
-      </w:r>
-      <w:r>
-        <w:rPr>
-          <w:rFonts w:hint="eastAsia" w:ascii="Times New Roman" w:hAnsi="Times New Roman" w:eastAsia="Times New Roman" w:cs="Times New Roman"/>
-        </w:rPr>
-        <w:t>，6</w:t>
-      </w:r>
-      <w:r>
-        <w:rPr>
-          <w:rFonts w:ascii="Times New Roman" w:hAnsi="Times New Roman" w:eastAsia="Times New Roman" w:cs="Times New Roman"/>
-        </w:rPr>
-        <w:t xml:space="preserve"> </w:t>
-      </w:r>
-      <w:r>
-        <w:rPr>
-          <w:rFonts w:hint="eastAsia" w:ascii="Times New Roman" w:hAnsi="Times New Roman" w:eastAsia="FangSong" w:cs="Times New Roman"/>
-        </w:rPr>
-        <w:t xml:space="preserve">个顶点</w:t>
-      </w:r>
-      <w:r>
-        <w:rPr>
-          <w:rFonts w:ascii="Times New Roman" w:hAnsi="Times New Roman" w:eastAsia="Times New Roman" w:cs="Times New Roman"/>
-        </w:rPr>
-        <w:t xml:space="preserve"> = 6 </w:t>
-      </w:r>
-      <w:r>
-        <w:rPr>
-          <w:rFonts w:hint="eastAsia" w:ascii="Times New Roman" w:hAnsi="Times New Roman" w:eastAsia="FangSong" w:cs="Times New Roman"/>
-        </w:rPr>
-        <w:t xml:space="preserve">个</w:t>
-      </w:r>
-      <w:r>
-        <w:rPr>
-          <w:rFonts w:ascii="Times New Roman" w:hAnsi="Times New Roman" w:eastAsia="Times New Roman" w:cs="Times New Roman"/>
-        </w:rPr>
-        <w:t xml:space="preserve"> </w:t>
-      </w:r>
-      <w:r>
-        <w:rPr>
-          <w:rFonts w:hint="eastAsia" w:ascii="Times New Roman" w:hAnsi="Times New Roman" w:eastAsia="Times New Roman" w:cs="Times New Roman"/>
-        </w:rPr>
-        <w:t>CH</w:t>
-      </w:r>
-      <w:r>
-        <w:rPr>
-          <w:rFonts w:hint="eastAsia" w:ascii="Times New Roman" w:hAnsi="Times New Roman" w:eastAsia="Times New Roman" w:cs="Times New Roman"/>
-          <w:vertAlign w:val="subscript"/>
-        </w:rPr>
-        <w:t>2</w:t>
-      </w:r>
-      <w:r>
-        <w:rPr>
-          <w:rFonts w:hint="eastAsia" w:ascii="Times New Roman" w:hAnsi="Times New Roman" w:eastAsia="Times New Roman" w:cs="Times New Roman"/>
-        </w:rPr>
-        <w:t>）：</w:t>
-      </w:r>
-    </w:p>
-    <w:p>
-      <w:pPr>
-        <w:pStyle w:val="SourceCode"/>
-      </w:pPr>
-      <w:r>
-        <w:rPr>
-          <w:rStyle w:val="VerbatimChar"/>
-          <w:rFonts w:ascii="SimSun" w:hAnsi="SimSun" w:eastAsia="SimSun" w:cs="SimSun"/>
-        </w:rPr>
-        <w:t xml:space="preserve">     /\</w:t>
-      </w:r>
-      <w:r>
-        <w:rPr>
-          <w:rFonts w:ascii="SimSun" w:hAnsi="SimSun" w:eastAsia="SimSun" w:cs="SimSun"/>
-        </w:rPr>
-        <w:br/>
-      </w:r>
-      <w:r>
-        <w:rPr>
-          <w:rStyle w:val="VerbatimChar"/>
-          <w:rFonts w:ascii="SimSun" w:hAnsi="SimSun" w:eastAsia="SimSun" w:cs="SimSun"/>
-        </w:rPr>
-        <w:t xml:space="preserve">    /  \</w:t>
-      </w:r>
-      <w:r>
-        <w:rPr>
-          <w:rFonts w:ascii="SimSun" w:hAnsi="SimSun" w:eastAsia="SimSun" w:cs="SimSun"/>
-        </w:rPr>
-        <w:br/>
-      </w:r>
-      <w:r>
-        <w:rPr>
-          <w:rStyle w:val="VerbatimChar"/>
-          <w:rFonts w:ascii="SimSun" w:hAnsi="SimSun" w:eastAsia="SimSun" w:cs="SimSun"/>
-        </w:rPr>
-        <w:t xml:space="preserve">   |    |</w:t>
-      </w:r>
-      <w:r>
-        <w:rPr>
-          <w:rFonts w:ascii="SimSun" w:hAnsi="SimSun" w:eastAsia="SimSun" w:cs="SimSun"/>
-        </w:rPr>
-        <w:br/>
-      </w:r>
-      <w:r>
-        <w:rPr>
-          <w:rStyle w:val="VerbatimChar"/>
-          <w:rFonts w:ascii="SimSun" w:hAnsi="SimSun" w:eastAsia="SimSun" w:cs="SimSun"/>
-        </w:rPr>
-        <w:t xml:space="preserve">    \  /</w:t>
-      </w:r>
-      <w:r>
-        <w:rPr>
-          <w:rFonts w:ascii="SimSun" w:hAnsi="SimSun" w:eastAsia="SimSun" w:cs="SimSun"/>
-        </w:rPr>
-        <w:br/>
-      </w:r>
-      <w:r>
-        <w:rPr>
-          <w:rStyle w:val="VerbatimChar"/>
-          <w:rFonts w:ascii="SimSun" w:hAnsi="SimSun" w:eastAsia="SimSun" w:cs="SimSun"/>
-        </w:rPr>
-        <w:t xml:space="preserve">     \/</w:t>
-      </w:r>
-    </w:p>
-    <w:p>
-      <w:pPr>
-        <w:pStyle w:val="FirstParagraph"/>
+        <w:pStyle w:val="BodyText"/>
       </w:pPr>
       <w:r>
         <w:rPr>
@@ -5041,8 +4881,8 @@
         </w:pict>
       </w:r>
     </w:p>
-    <w:bookmarkEnd w:id="22"/>
-    <w:bookmarkStart w:id="23" w:name="同分异构现象"/>
+    <w:bookmarkEnd w:id="25"/>
+    <w:bookmarkStart w:id="26" w:name="同分异构现象"/>
     <w:p>
       <w:pPr>
         <w:pStyle w:val="Heading3"/>
@@ -6327,8 +6167,8 @@
         </w:pict>
       </w:r>
     </w:p>
-    <w:bookmarkEnd w:id="23"/>
-    <w:bookmarkStart w:id="27" w:name="立体化学基础"/>
+    <w:bookmarkEnd w:id="26"/>
+    <w:bookmarkStart w:id="30" w:name="立体化学基础"/>
     <w:p>
       <w:pPr>
         <w:pStyle w:val="Heading3"/>
@@ -7200,18 +7040,18 @@
           <wp:inline>
             <wp:extent cx="3600000" cy="1497600"/>
             <wp:effectExtent b="0" l="0" r="0" t="0"/>
-            <wp:docPr descr="手性碳原子与对映体" title="" id="25" name="Picture"/>
+            <wp:docPr descr="手性碳原子与对映体" title="" id="28" name="Picture"/>
             <a:graphic>
               <a:graphicData uri="http://schemas.openxmlformats.org/drawingml/2006/picture">
                 <pic:pic>
                   <pic:nvPicPr>
-                    <pic:cNvPr descr="513385efdfa465ab44bff1e4eac24100c0c9dbc80bc45b336225254100edfd19.png" id="26" name="Picture"/>
+                    <pic:cNvPr descr="513385efdfa465ab44bff1e4eac24100c0c9dbc80bc45b336225254100edfd19.png" id="29" name="Picture"/>
                     <pic:cNvPicPr>
                       <a:picLocks noChangeArrowheads="1" noChangeAspect="1"/>
                     </pic:cNvPicPr>
                   </pic:nvPicPr>
                   <pic:blipFill>
-                    <a:blip r:embed="rId24"/>
+                    <a:blip r:embed="rId27"/>
                     <a:stretch>
                       <a:fillRect/>
                     </a:stretch>
@@ -11273,8 +11113,8 @@
         </w:pict>
       </w:r>
     </w:p>
-    <w:bookmarkEnd w:id="27"/>
-    <w:bookmarkStart w:id="28" w:name="电子效应"/>
+    <w:bookmarkEnd w:id="30"/>
+    <w:bookmarkStart w:id="31" w:name="电子效应"/>
     <w:p>
       <w:pPr>
         <w:pStyle w:val="Heading3"/>
@@ -18775,8 +18615,8 @@
         </w:pict>
       </w:r>
     </w:p>
-    <w:bookmarkEnd w:id="28"/>
-    <w:bookmarkStart w:id="29" w:name="有机化合物的命名"/>
+    <w:bookmarkEnd w:id="31"/>
+    <w:bookmarkStart w:id="32" w:name="有机化合物的命名"/>
     <w:p>
       <w:pPr>
         <w:pStyle w:val="Heading3"/>
@@ -19540,9 +19380,9 @@
         </w:pict>
       </w:r>
     </w:p>
-    <w:bookmarkEnd w:id="29"/>
-    <w:bookmarkEnd w:id="30"/>
-    <w:bookmarkStart w:id="35" w:name="二规律与方法"/>
+    <w:bookmarkEnd w:id="32"/>
+    <w:bookmarkEnd w:id="33"/>
+    <w:bookmarkStart w:id="38" w:name="二规律与方法"/>
     <w:p>
       <w:pPr>
         <w:pStyle w:val="Heading2"/>
@@ -19567,7 +19407,7 @@
         <w:t>规律与方法</w:t>
       </w:r>
     </w:p>
-    <w:bookmarkStart w:id="31" w:name="核心规律比较"/>
+    <w:bookmarkStart w:id="34" w:name="核心规律比较"/>
     <w:p>
       <w:pPr>
         <w:pStyle w:val="Heading3"/>
@@ -20138,8 +19978,8 @@
         </w:tc>
       </w:tr>
     </w:tbl>
-    <w:bookmarkEnd w:id="31"/>
-    <w:bookmarkStart w:id="32" w:name="常见易错点"/>
+    <w:bookmarkEnd w:id="34"/>
+    <w:bookmarkStart w:id="35" w:name="常见易错点"/>
     <w:p>
       <w:pPr>
         <w:pStyle w:val="Heading3"/>
@@ -21009,8 +20849,8 @@
         <w:t>）。</w:t>
       </w:r>
     </w:p>
-    <w:bookmarkEnd w:id="32"/>
-    <w:bookmarkStart w:id="33" w:name="方法技巧"/>
+    <w:bookmarkEnd w:id="35"/>
+    <w:bookmarkStart w:id="36" w:name="方法技巧"/>
     <w:p>
       <w:pPr>
         <w:pStyle w:val="Heading3"/>
@@ -21873,8 +21713,8 @@
         </w:pict>
       </w:r>
     </w:p>
-    <w:bookmarkEnd w:id="33"/>
-    <w:bookmarkStart w:id="34" w:name="竞赛深化"/>
+    <w:bookmarkEnd w:id="36"/>
+    <w:bookmarkStart w:id="37" w:name="竞赛深化"/>
     <w:p>
       <w:pPr>
         <w:pStyle w:val="Heading3"/>
@@ -22959,9 +22799,9 @@
         </w:pict>
       </w:r>
     </w:p>
-    <w:bookmarkEnd w:id="34"/>
-    <w:bookmarkEnd w:id="35"/>
-    <w:bookmarkStart w:id="42" w:name="三典型例题"/>
+    <w:bookmarkEnd w:id="37"/>
+    <w:bookmarkEnd w:id="38"/>
+    <w:bookmarkStart w:id="45" w:name="三典型例题"/>
     <w:p>
       <w:pPr>
         <w:pStyle w:val="Heading2"/>
@@ -22986,7 +22826,7 @@
         <w:t>典型例题</w:t>
       </w:r>
     </w:p>
-    <w:bookmarkStart w:id="36" w:name="例1-异构体数目判断"/>
+    <w:bookmarkStart w:id="39" w:name="例1-异构体数目判断"/>
     <w:p>
       <w:pPr>
         <w:pStyle w:val="Heading3"/>
@@ -24044,8 +23884,8 @@
         </w:pict>
       </w:r>
     </w:p>
-    <w:bookmarkEnd w:id="36"/>
-    <w:bookmarkStart w:id="37" w:name="例2-rs构型判断"/>
+    <w:bookmarkEnd w:id="39"/>
+    <w:bookmarkStart w:id="40" w:name="例2-rs构型判断"/>
     <w:p>
       <w:pPr>
         <w:pStyle w:val="Heading3"/>
@@ -24681,8 +24521,8 @@
         </w:pict>
       </w:r>
     </w:p>
-    <w:bookmarkEnd w:id="37"/>
-    <w:bookmarkStart w:id="38" w:name="例3-酸性比较电子效应综合"/>
+    <w:bookmarkEnd w:id="40"/>
+    <w:bookmarkStart w:id="41" w:name="例3-酸性比较电子效应综合"/>
     <w:p>
       <w:pPr>
         <w:pStyle w:val="Heading3"/>
@@ -25979,8 +25819,8 @@
         </w:pict>
       </w:r>
     </w:p>
-    <w:bookmarkEnd w:id="38"/>
-    <w:bookmarkStart w:id="39" w:name="例4-手性与内消旋"/>
+    <w:bookmarkEnd w:id="41"/>
+    <w:bookmarkStart w:id="42" w:name="例4-手性与内消旋"/>
     <w:p>
       <w:pPr>
         <w:pStyle w:val="Heading3"/>
@@ -26664,8 +26504,8 @@
         </w:pict>
       </w:r>
     </w:p>
-    <w:bookmarkEnd w:id="39"/>
-    <w:bookmarkStart w:id="40" w:name="例5-诱导与共轭的竞争"/>
+    <w:bookmarkEnd w:id="42"/>
+    <w:bookmarkStart w:id="43" w:name="例5-诱导与共轭的竞争"/>
     <w:p>
       <w:pPr>
         <w:pStyle w:val="Heading3"/>
@@ -27736,8 +27576,8 @@
         </w:pict>
       </w:r>
     </w:p>
-    <w:bookmarkEnd w:id="40"/>
-    <w:bookmarkStart w:id="41" w:name="例6-共轭效应的贯穿性"/>
+    <w:bookmarkEnd w:id="43"/>
+    <w:bookmarkStart w:id="44" w:name="例6-共轭效应的贯穿性"/>
     <w:p>
       <w:pPr>
         <w:pStyle w:val="Heading3"/>
@@ -28459,9 +28299,9 @@
         </w:pict>
       </w:r>
     </w:p>
-    <w:bookmarkEnd w:id="41"/>
-    <w:bookmarkEnd w:id="42"/>
-    <w:bookmarkStart w:id="45" w:name="四拓展与联系"/>
+    <w:bookmarkEnd w:id="44"/>
+    <w:bookmarkEnd w:id="45"/>
+    <w:bookmarkStart w:id="48" w:name="四拓展与联系"/>
     <w:p>
       <w:pPr>
         <w:pStyle w:val="Heading2"/>
@@ -28486,7 +28326,7 @@
         <w:t>拓展与联系</w:t>
       </w:r>
     </w:p>
-    <w:bookmarkStart w:id="43" w:name="与竞赛考点的对接"/>
+    <w:bookmarkStart w:id="46" w:name="与竞赛考点的对接"/>
     <w:p>
       <w:pPr>
         <w:pStyle w:val="Heading3"/>
@@ -29079,8 +28919,8 @@
         </w:tc>
       </w:tr>
     </w:tbl>
-    <w:bookmarkEnd w:id="43"/>
-    <w:bookmarkStart w:id="44" w:name="跨专题连接"/>
+    <w:bookmarkEnd w:id="46"/>
+    <w:bookmarkStart w:id="47" w:name="跨专题连接"/>
     <w:p>
       <w:pPr>
         <w:pStyle w:val="Heading3"/>
@@ -29250,9 +29090,9 @@
         </w:pict>
       </w:r>
     </w:p>
-    <w:bookmarkEnd w:id="44"/>
-    <w:bookmarkEnd w:id="45"/>
-    <w:bookmarkStart w:id="46" w:name="五本节总结速查"/>
+    <w:bookmarkEnd w:id="47"/>
+    <w:bookmarkEnd w:id="48"/>
+    <w:bookmarkStart w:id="49" w:name="五本节总结速查"/>
     <w:p>
       <w:pPr>
         <w:pStyle w:val="Heading2"/>
@@ -30355,8 +30195,8 @@
         </w:pict>
       </w:r>
     </w:p>
-    <w:bookmarkEnd w:id="46"/>
-    <w:bookmarkStart w:id="50" w:name="六练习题"/>
+    <w:bookmarkEnd w:id="49"/>
+    <w:bookmarkStart w:id="53" w:name="六练习题"/>
     <w:p>
       <w:pPr>
         <w:pStyle w:val="Heading2"/>
@@ -30381,7 +30221,7 @@
         <w:t>练习题</w:t>
       </w:r>
     </w:p>
-    <w:bookmarkStart w:id="47" w:name="基础巩固"/>
+    <w:bookmarkStart w:id="50" w:name="基础巩固"/>
     <w:p>
       <w:pPr>
         <w:pStyle w:val="Heading3"/>
@@ -30736,8 +30576,8 @@
         <w:t>对甲苯酚</w:t>
       </w:r>
     </w:p>
-    <w:bookmarkEnd w:id="47"/>
-    <w:bookmarkStart w:id="48" w:name="提高训练"/>
+    <w:bookmarkEnd w:id="50"/>
+    <w:bookmarkStart w:id="51" w:name="提高训练"/>
     <w:p>
       <w:pPr>
         <w:pStyle w:val="Heading3"/>
@@ -31200,8 +31040,8 @@
         <w:t>+</w:t>
       </w:r>
     </w:p>
-    <w:bookmarkEnd w:id="48"/>
-    <w:bookmarkStart w:id="49" w:name="挑战"/>
+    <w:bookmarkEnd w:id="51"/>
+    <w:bookmarkStart w:id="52" w:name="挑战"/>
     <w:p>
       <w:pPr>
         <w:pStyle w:val="Heading3"/>
@@ -31512,9 +31352,9 @@
         </w:pict>
       </w:r>
     </w:p>
-    <w:bookmarkEnd w:id="49"/>
-    <w:bookmarkEnd w:id="50"/>
-    <w:bookmarkStart w:id="51" w:name="参考答案"/>
+    <w:bookmarkEnd w:id="52"/>
+    <w:bookmarkEnd w:id="53"/>
+    <w:bookmarkStart w:id="54" w:name="参考答案"/>
     <w:p>
       <w:pPr>
         <w:pStyle w:val="Heading2"/>
@@ -32372,8 +32212,8 @@
         <w:t xml:space="preserve">可能为环辛烯或甲基环庚烯等</w:t>
       </w:r>
     </w:p>
-    <w:bookmarkEnd w:id="51"/>
-    <w:bookmarkEnd w:id="52"/>
+    <w:bookmarkEnd w:id="54"/>
+    <w:bookmarkEnd w:id="55"/>
     <w:sectPr>
       <w:footerReference w:type="default" r:id="rId10"/>
       <w:footnotePr>

--- a/06-学生侧材料/讲义/有机化学/有机化学基础.docx
+++ b/06-学生侧材料/讲义/有机化学/有机化学基础.docx
@@ -15983,98 +15983,291 @@
         </w:rPr>
         <w:t>：</w:t>
       </w:r>
+      <w:r>
+        <w:rPr>
+          <w:rFonts w:ascii="Times New Roman" w:hAnsi="Times New Roman" w:eastAsia="Times New Roman" w:cs="Times New Roman"/>
+        </w:rPr>
+        <w:t xml:space="preserve"> </w:t>
+      </w:r>
+      <w:r>
+        <w:rPr>
+          <w:rFonts w:hint="eastAsia" w:ascii="Times New Roman" w:hAnsi="Times New Roman" w:eastAsia="FangSong" w:cs="Times New Roman"/>
+        </w:rPr>
+        <w:t>羧酸根的两个等价极限式可写作</w:t>
+      </w:r>
+      <w:r>
+        <w:rPr>
+          <w:rFonts w:hint="eastAsia" w:ascii="Times New Roman" w:hAnsi="Times New Roman" w:eastAsia="Times New Roman" w:cs="Times New Roman"/>
+        </w:rPr>
+        <w:t>：</w:t>
+      </w:r>
     </w:p>
     <w:p>
       <w:pPr>
-        <w:pStyle w:val="SourceCode"/>
+        <w:pStyle w:val="Compact"/>
+        <w:numPr>
+          <w:ilvl w:val="0"/>
+          <w:numId w:val="1016"/>
+        </w:numPr>
       </w:pPr>
       <w:r>
         <w:rPr>
-          <w:rStyle w:val="VerbatimChar"/>
-          <w:rFonts w:ascii="SimSun" w:hAnsi="SimSun" w:eastAsia="SimSun" w:cs="SimSun"/>
-        </w:rPr>
-        <w:t xml:space="preserve">    O</w:t>
-      </w:r>
-      <w:r>
-        <w:rPr>
-          <w:rStyle w:val="VerbatimChar"/>
-          <w:rFonts w:ascii="SimSun" w:hAnsi="SimSun" w:eastAsia="SimSun" w:cs="SimSun"/>
-          <w:vertAlign w:val="superscript"/>
-        </w:rPr>
-        <w:t>-</w:t>
-      </w:r>
-      <w:r>
-        <w:rPr>
-          <w:rStyle w:val="VerbatimChar"/>
-          <w:rFonts w:ascii="SimSun" w:hAnsi="SimSun" w:eastAsia="SimSun" w:cs="SimSun"/>
-        </w:rPr>
-        <w:t xml:space="preserve">               O</w:t>
-      </w:r>
-      <w:r>
-        <w:rPr>
-          <w:rFonts w:ascii="SimSun" w:hAnsi="SimSun" w:eastAsia="SimSun" w:cs="SimSun"/>
-        </w:rPr>
-        <w:br/>
-      </w:r>
-      <w:r>
-        <w:rPr>
-          <w:rStyle w:val="VerbatimChar"/>
-          <w:rFonts w:ascii="SimSun" w:hAnsi="SimSun" w:eastAsia="SimSun" w:cs="SimSun"/>
-        </w:rPr>
-        <w:t xml:space="preserve">    |                |</w:t>
-      </w:r>
-      <w:r>
-        <w:rPr>
-          <w:rFonts w:ascii="SimSun" w:hAnsi="SimSun" w:eastAsia="SimSun" w:cs="SimSun"/>
-        </w:rPr>
-        <w:br/>
-      </w:r>
-      <w:r>
-        <w:rPr>
-          <w:rStyle w:val="VerbatimChar"/>
-          <w:rFonts w:ascii="SimSun" w:hAnsi="SimSun" w:eastAsia="SimSun" w:cs="SimSun"/>
-        </w:rPr>
-        <w:t xml:space="preserve">R—C        ⟷        R—C</w:t>
-      </w:r>
-      <w:r>
-        <w:rPr>
-          <w:rFonts w:ascii="SimSun" w:hAnsi="SimSun" w:eastAsia="SimSun" w:cs="SimSun"/>
-        </w:rPr>
-        <w:br/>
-      </w:r>
-      <w:r>
-        <w:rPr>
-          <w:rStyle w:val="VerbatimChar"/>
-          <w:rFonts w:ascii="SimSun" w:hAnsi="SimSun" w:eastAsia="SimSun" w:cs="SimSun"/>
-        </w:rPr>
-        <w:t xml:space="preserve">    \\               \\</w:t>
-      </w:r>
-      <w:r>
-        <w:rPr>
-          <w:rFonts w:ascii="SimSun" w:hAnsi="SimSun" w:eastAsia="SimSun" w:cs="SimSun"/>
-        </w:rPr>
-        <w:br/>
-      </w:r>
-      <w:r>
-        <w:rPr>
-          <w:rStyle w:val="VerbatimChar"/>
-          <w:rFonts w:ascii="SimSun" w:hAnsi="SimSun" w:eastAsia="SimSun" w:cs="SimSun"/>
-        </w:rPr>
-        <w:t xml:space="preserve">    O                O</w:t>
-      </w:r>
-      <w:r>
-        <w:rPr>
-          <w:rStyle w:val="VerbatimChar"/>
-          <w:rFonts w:ascii="SimSun" w:hAnsi="SimSun" w:eastAsia="SimSun" w:cs="SimSun"/>
-          <w:vertAlign w:val="superscript"/>
-        </w:rPr>
-        <w:t>-</w:t>
-      </w:r>
+          <w:rFonts w:hint="eastAsia" w:ascii="Times New Roman" w:hAnsi="Times New Roman" w:eastAsia="FangSong" w:cs="Times New Roman"/>
+        </w:rPr>
+        <w:t xml:space="preserve">极限式</w:t>
+      </w:r>
+      <w:r>
+        <w:rPr>
+          <w:rFonts w:ascii="Times New Roman" w:hAnsi="Times New Roman" w:eastAsia="Times New Roman" w:cs="Times New Roman"/>
+        </w:rPr>
+        <w:t xml:space="preserve"> </w:t>
+      </w:r>
+      <w:r>
+        <w:rPr>
+          <w:rFonts w:hint="eastAsia" w:ascii="Times New Roman" w:hAnsi="Times New Roman" w:eastAsia="Times New Roman" w:cs="Times New Roman"/>
+        </w:rPr>
+        <w:t xml:space="preserve">I：</w:t>
+      </w:r>
+      <m:oMath>
+        <m:oMathPr>
+          <m:ctrlPr>
+            <w:rPr>
+              <w:sz w:val="28"/>
+              <w:szCs w:val="28"/>
+            </w:rPr>
+          </m:ctrlPr>
+        </m:oMathPr>
+        <m:r>
+          <m:rPr>
+            <m:sty m:val="p"/>
+          </m:rPr>
+          <m:t>R</m:t>
+        </m:r>
+        <m:r>
+          <m:rPr>
+            <m:sty m:val="p"/>
+          </m:rPr>
+          <m:t>−</m:t>
+        </m:r>
+        <m:r>
+          <m:rPr>
+            <m:sty m:val="p"/>
+          </m:rPr>
+          <m:t>C</m:t>
+        </m:r>
+        <m:r>
+          <m:rPr>
+            <m:sty m:val="p"/>
+          </m:rPr>
+          <m:t>(</m:t>
+        </m:r>
+        <m:r>
+          <m:rPr>
+            <m:sty m:val="p"/>
+          </m:rPr>
+          <m:t>=</m:t>
+        </m:r>
+        <m:r>
+          <m:rPr>
+            <m:sty m:val="p"/>
+          </m:rPr>
+          <m:t>O</m:t>
+        </m:r>
+        <m:r>
+          <m:rPr>
+            <m:sty m:val="p"/>
+          </m:rPr>
+          <m:t>)</m:t>
+        </m:r>
+        <m:r>
+          <m:rPr>
+            <m:sty m:val="p"/>
+          </m:rPr>
+          <m:t>−</m:t>
+        </m:r>
+        <m:sSup>
+          <m:e>
+            <m:r>
+              <m:rPr>
+                <m:sty m:val="p"/>
+              </m:rPr>
+              <m:t>O</m:t>
+            </m:r>
+          </m:e>
+          <m:sup>
+            <m:r>
+              <m:rPr>
+                <m:sty m:val="p"/>
+              </m:rPr>
+              <m:t>−</m:t>
+            </m:r>
+          </m:sup>
+        </m:sSup>
+      </m:oMath>
+    </w:p>
+    <w:p>
+      <w:pPr>
+        <w:pStyle w:val="Compact"/>
+        <w:numPr>
+          <w:ilvl w:val="0"/>
+          <w:numId w:val="1016"/>
+        </w:numPr>
+      </w:pPr>
+      <w:r>
+        <w:rPr>
+          <w:rFonts w:hint="eastAsia" w:ascii="Times New Roman" w:hAnsi="Times New Roman" w:eastAsia="FangSong" w:cs="Times New Roman"/>
+        </w:rPr>
+        <w:t xml:space="preserve">极限式</w:t>
+      </w:r>
+      <w:r>
+        <w:rPr>
+          <w:rFonts w:ascii="Times New Roman" w:hAnsi="Times New Roman" w:eastAsia="Times New Roman" w:cs="Times New Roman"/>
+        </w:rPr>
+        <w:t xml:space="preserve"> </w:t>
+      </w:r>
+      <w:r>
+        <w:rPr>
+          <w:rFonts w:hint="eastAsia" w:ascii="Times New Roman" w:hAnsi="Times New Roman" w:eastAsia="Times New Roman" w:cs="Times New Roman"/>
+        </w:rPr>
+        <w:t xml:space="preserve">II：</w:t>
+      </w:r>
+      <m:oMath>
+        <m:oMathPr>
+          <m:ctrlPr>
+            <w:rPr>
+              <w:sz w:val="28"/>
+              <w:szCs w:val="28"/>
+            </w:rPr>
+          </m:ctrlPr>
+        </m:oMathPr>
+        <m:r>
+          <m:rPr>
+            <m:sty m:val="p"/>
+          </m:rPr>
+          <m:t>R</m:t>
+        </m:r>
+        <m:r>
+          <m:rPr>
+            <m:sty m:val="p"/>
+          </m:rPr>
+          <m:t>−</m:t>
+        </m:r>
+        <m:r>
+          <m:rPr>
+            <m:sty m:val="p"/>
+          </m:rPr>
+          <m:t>C</m:t>
+        </m:r>
+        <m:r>
+          <m:rPr>
+            <m:sty m:val="p"/>
+          </m:rPr>
+          <m:t>(</m:t>
+        </m:r>
+        <m:r>
+          <m:rPr>
+            <m:sty m:val="p"/>
+          </m:rPr>
+          <m:t>−</m:t>
+        </m:r>
+        <m:sSup>
+          <m:e>
+            <m:r>
+              <m:rPr>
+                <m:sty m:val="p"/>
+              </m:rPr>
+              <m:t>O</m:t>
+            </m:r>
+          </m:e>
+          <m:sup>
+            <m:r>
+              <m:rPr>
+                <m:sty m:val="p"/>
+              </m:rPr>
+              <m:t>−</m:t>
+            </m:r>
+          </m:sup>
+        </m:sSup>
+        <m:r>
+          <m:rPr>
+            <m:sty m:val="p"/>
+          </m:rPr>
+          <m:t>)</m:t>
+        </m:r>
+        <m:r>
+          <m:rPr>
+            <m:sty m:val="p"/>
+          </m:rPr>
+          <m:t>=</m:t>
+        </m:r>
+        <m:r>
+          <m:rPr>
+            <m:sty m:val="p"/>
+          </m:rPr>
+          <m:t>O</m:t>
+        </m:r>
+      </m:oMath>
     </w:p>
     <w:p>
       <w:pPr>
         <w:pStyle w:val="FirstParagraph"/>
       </w:pPr>
+      <w:r>
+        <w:rPr>
+          <w:rFonts w:hint="eastAsia" w:ascii="Times New Roman" w:hAnsi="Times New Roman" w:eastAsia="FangSong" w:cs="Times New Roman"/>
+        </w:rPr>
+        <w:t xml:space="preserve">两者用双箭头</w:t>
+      </w:r>
+      <w:r>
+        <w:rPr>
+          <w:rFonts w:ascii="Times New Roman" w:hAnsi="Times New Roman" w:eastAsia="Times New Roman" w:cs="Times New Roman"/>
+        </w:rPr>
+        <w:t xml:space="preserve"> </w:t>
+      </w:r>
+      <w:r>
+        <w:rPr>
+          <w:rFonts w:ascii="Times New Roman" w:hAnsi="Times New Roman" w:eastAsia="Times New Roman" w:cs="Times New Roman"/>
+          <w:b/>
+          <w:bCs/>
+        </w:rPr>
+        <w:t xml:space="preserve">⟷</w:t>
+      </w:r>
+      <w:r>
+        <w:rPr>
+          <w:rFonts w:ascii="Times New Roman" w:hAnsi="Times New Roman" w:eastAsia="Times New Roman" w:cs="Times New Roman"/>
+        </w:rPr>
+        <w:t xml:space="preserve"> </w:t>
+      </w:r>
+      <w:r>
+        <w:rPr>
+          <w:rFonts w:hint="eastAsia" w:ascii="Times New Roman" w:hAnsi="Times New Roman" w:eastAsia="FangSong" w:cs="Times New Roman"/>
+        </w:rPr>
+        <w:t>连接</w:t>
+      </w:r>
+      <w:r>
+        <w:rPr>
+          <w:rFonts w:hint="eastAsia" w:ascii="Times New Roman" w:hAnsi="Times New Roman" w:eastAsia="Times New Roman" w:cs="Times New Roman"/>
+        </w:rPr>
+        <w:t>，</w:t>
+      </w:r>
+      <w:r>
+        <w:rPr>
+          <w:rFonts w:hint="eastAsia" w:ascii="Times New Roman" w:hAnsi="Times New Roman" w:eastAsia="FangSong" w:cs="Times New Roman"/>
+        </w:rPr>
+        <w:t>真实结构是二者的共振杂化体</w:t>
+      </w:r>
+      <w:r>
+        <w:rPr>
+          <w:rFonts w:hint="eastAsia" w:ascii="Times New Roman" w:hAnsi="Times New Roman" w:eastAsia="Times New Roman" w:cs="Times New Roman"/>
+        </w:rPr>
+        <w:t>。</w:t>
+      </w:r>
+      <w:r>
+        <w:rPr>
+          <w:rFonts w:ascii="Times New Roman" w:hAnsi="Times New Roman" w:eastAsia="Times New Roman" w:cs="Times New Roman"/>
+        </w:rPr>
+        <w:t xml:space="preserve"> </w:t>
+      </w:r>
       <w:r>
         <w:rPr>
           <w:rFonts w:hint="eastAsia" w:ascii="Times New Roman" w:hAnsi="Times New Roman" w:eastAsia="Times New Roman" w:cs="Times New Roman"/>
@@ -21490,7 +21683,7 @@
         <w:pStyle w:val="Compact"/>
         <w:numPr>
           <w:ilvl w:val="0"/>
-          <w:numId w:val="1016"/>
+          <w:numId w:val="1017"/>
         </w:numPr>
       </w:pPr>
       <w:r>
@@ -21505,7 +21698,7 @@
         <w:pStyle w:val="Compact"/>
         <w:numPr>
           <w:ilvl w:val="1"/>
-          <w:numId w:val="1017"/>
+          <w:numId w:val="1018"/>
         </w:numPr>
       </w:pPr>
       <w:r>
@@ -21532,7 +21725,7 @@
         <w:pStyle w:val="Compact"/>
         <w:numPr>
           <w:ilvl w:val="2"/>
-          <w:numId w:val="1018"/>
+          <w:numId w:val="1019"/>
         </w:numPr>
       </w:pPr>
       <w:r>
@@ -21589,7 +21782,7 @@
         <w:pStyle w:val="Compact"/>
         <w:numPr>
           <w:ilvl w:val="2"/>
-          <w:numId w:val="1018"/>
+          <w:numId w:val="1019"/>
         </w:numPr>
       </w:pPr>
       <w:r>
@@ -21660,7 +21853,7 @@
         <w:pStyle w:val="Compact"/>
         <w:numPr>
           <w:ilvl w:val="2"/>
-          <w:numId w:val="1018"/>
+          <w:numId w:val="1019"/>
         </w:numPr>
       </w:pPr>
       <w:r>
@@ -21681,7 +21874,7 @@
         <w:pStyle w:val="Compact"/>
         <w:numPr>
           <w:ilvl w:val="1"/>
-          <w:numId w:val="1017"/>
+          <w:numId w:val="1018"/>
         </w:numPr>
       </w:pPr>
       <w:r>
@@ -21932,7 +22125,7 @@
         <w:pStyle w:val="Compact"/>
         <w:numPr>
           <w:ilvl w:val="0"/>
-          <w:numId w:val="1019"/>
+          <w:numId w:val="1020"/>
         </w:numPr>
       </w:pPr>
       <w:r>
@@ -22015,7 +22208,7 @@
         <w:pStyle w:val="Compact"/>
         <w:numPr>
           <w:ilvl w:val="0"/>
-          <w:numId w:val="1019"/>
+          <w:numId w:val="1020"/>
         </w:numPr>
       </w:pPr>
       <w:r>
@@ -22114,7 +22307,7 @@
         <w:pStyle w:val="Compact"/>
         <w:numPr>
           <w:ilvl w:val="0"/>
-          <w:numId w:val="1019"/>
+          <w:numId w:val="1020"/>
         </w:numPr>
       </w:pPr>
       <w:r>
@@ -22189,7 +22382,7 @@
         <w:pStyle w:val="Compact"/>
         <w:numPr>
           <w:ilvl w:val="0"/>
-          <w:numId w:val="1019"/>
+          <w:numId w:val="1020"/>
         </w:numPr>
       </w:pPr>
       <w:r>
@@ -22252,7 +22445,7 @@
         <w:pStyle w:val="Compact"/>
         <w:numPr>
           <w:ilvl w:val="0"/>
-          <w:numId w:val="1019"/>
+          <w:numId w:val="1020"/>
         </w:numPr>
       </w:pPr>
       <w:r>
@@ -23982,89 +24175,198 @@
         </w:rPr>
         <w:t>：</w:t>
       </w:r>
+      <w:r>
+        <w:rPr>
+          <w:rFonts w:ascii="Times New Roman" w:hAnsi="Times New Roman" w:eastAsia="Times New Roman" w:cs="Times New Roman"/>
+        </w:rPr>
+        <w:t xml:space="preserve"> </w:t>
+      </w:r>
+      <w:r>
+        <w:rPr>
+          <w:rFonts w:ascii="Times New Roman" w:hAnsi="Times New Roman" w:eastAsia="Times New Roman" w:cs="Times New Roman"/>
+        </w:rPr>
+        <w:t xml:space="preserve">Fischer </w:t>
+      </w:r>
+      <w:r>
+        <w:rPr>
+          <w:rFonts w:hint="eastAsia" w:ascii="Times New Roman" w:hAnsi="Times New Roman" w:eastAsia="FangSong" w:cs="Times New Roman"/>
+        </w:rPr>
+        <w:t>投影式</w:t>
+      </w:r>
+      <w:r>
+        <w:rPr>
+          <w:rFonts w:hint="eastAsia" w:ascii="Times New Roman" w:hAnsi="Times New Roman" w:eastAsia="Times New Roman" w:cs="Times New Roman"/>
+        </w:rPr>
+        <w:t>：</w:t>
+      </w:r>
+      <w:r>
+        <w:rPr>
+          <w:rFonts w:hint="eastAsia" w:ascii="Times New Roman" w:hAnsi="Times New Roman" w:eastAsia="FangSong" w:cs="Times New Roman"/>
+        </w:rPr>
+        <w:t>上端</w:t>
+      </w:r>
+      <w:r>
+        <w:rPr>
+          <w:rFonts w:ascii="Times New Roman" w:hAnsi="Times New Roman" w:eastAsia="Times New Roman" w:cs="Times New Roman"/>
+        </w:rPr>
+        <w:t xml:space="preserve"> </w:t>
+      </w:r>
+      <m:oMath>
+        <m:r>
+          <m:rPr>
+            <m:sty m:val="p"/>
+          </m:rPr>
+          <m:t>C</m:t>
+        </m:r>
+        <m:r>
+          <m:rPr>
+            <m:sty m:val="p"/>
+          </m:rPr>
+          <m:t>H</m:t>
+        </m:r>
+        <m:r>
+          <m:rPr>
+            <m:sty m:val="p"/>
+          </m:rPr>
+          <m:t>O</m:t>
+        </m:r>
+      </m:oMath>
+      <w:r>
+        <w:rPr>
+          <w:rFonts w:hint="eastAsia" w:ascii="Times New Roman" w:hAnsi="Times New Roman" w:eastAsia="Times New Roman" w:cs="Times New Roman"/>
+        </w:rPr>
+        <w:t>，</w:t>
+      </w:r>
+      <w:r>
+        <w:rPr>
+          <w:rFonts w:hint="eastAsia" w:ascii="Times New Roman" w:hAnsi="Times New Roman" w:eastAsia="FangSong" w:cs="Times New Roman"/>
+        </w:rPr>
+        <w:t>中间手性碳</w:t>
+      </w:r>
+      <w:r>
+        <w:rPr>
+          <w:rFonts w:hint="eastAsia" w:ascii="Times New Roman" w:hAnsi="Times New Roman" w:eastAsia="Times New Roman" w:cs="Times New Roman"/>
+        </w:rPr>
+        <w:t>，</w:t>
+      </w:r>
+      <w:r>
+        <w:rPr>
+          <w:rFonts w:hint="eastAsia" w:ascii="Times New Roman" w:hAnsi="Times New Roman" w:eastAsia="FangSong" w:cs="Times New Roman"/>
+        </w:rPr>
+        <w:t>左</w:t>
+      </w:r>
+      <w:r>
+        <w:rPr>
+          <w:rFonts w:ascii="Times New Roman" w:hAnsi="Times New Roman" w:eastAsia="Times New Roman" w:cs="Times New Roman"/>
+        </w:rPr>
+        <w:t xml:space="preserve"> </w:t>
+      </w:r>
+      <m:oMath>
+        <m:r>
+          <m:rPr>
+            <m:sty m:val="p"/>
+          </m:rPr>
+          <m:t>H</m:t>
+        </m:r>
+      </m:oMath>
+      <w:r>
+        <w:rPr>
+          <w:rFonts w:hint="eastAsia" w:ascii="Times New Roman" w:hAnsi="Times New Roman" w:eastAsia="Times New Roman" w:cs="Times New Roman"/>
+        </w:rPr>
+        <w:t>、</w:t>
+      </w:r>
+      <w:r>
+        <w:rPr>
+          <w:rFonts w:hint="eastAsia" w:ascii="Times New Roman" w:hAnsi="Times New Roman" w:eastAsia="FangSong" w:cs="Times New Roman"/>
+        </w:rPr>
+        <w:t>右</w:t>
+      </w:r>
+      <w:r>
+        <w:rPr>
+          <w:rFonts w:ascii="Times New Roman" w:hAnsi="Times New Roman" w:eastAsia="Times New Roman" w:cs="Times New Roman"/>
+        </w:rPr>
+        <w:t xml:space="preserve"> </w:t>
+      </w:r>
+      <m:oMath>
+        <m:r>
+          <m:rPr>
+            <m:sty m:val="p"/>
+          </m:rPr>
+          <m:t>O</m:t>
+        </m:r>
+        <m:r>
+          <m:rPr>
+            <m:sty m:val="p"/>
+          </m:rPr>
+          <m:t>H</m:t>
+        </m:r>
+      </m:oMath>
+      <w:r>
+        <w:rPr>
+          <w:rFonts w:hint="eastAsia" w:ascii="Times New Roman" w:hAnsi="Times New Roman" w:eastAsia="Times New Roman" w:cs="Times New Roman"/>
+        </w:rPr>
+        <w:t>，</w:t>
+      </w:r>
+      <w:r>
+        <w:rPr>
+          <w:rFonts w:hint="eastAsia" w:ascii="Times New Roman" w:hAnsi="Times New Roman" w:eastAsia="FangSong" w:cs="Times New Roman"/>
+        </w:rPr>
+        <w:t>下端</w:t>
+      </w:r>
+      <w:r>
+        <w:rPr>
+          <w:rFonts w:ascii="Times New Roman" w:hAnsi="Times New Roman" w:eastAsia="Times New Roman" w:cs="Times New Roman"/>
+        </w:rPr>
+        <w:t xml:space="preserve"> </w:t>
+      </w:r>
+      <m:oMath>
+        <m:r>
+          <m:rPr>
+            <m:sty m:val="p"/>
+          </m:rPr>
+          <m:t>C</m:t>
+        </m:r>
+        <m:sSub>
+          <m:e>
+            <m:r>
+              <m:rPr>
+                <m:sty m:val="p"/>
+              </m:rPr>
+              <m:t>H</m:t>
+            </m:r>
+          </m:e>
+          <m:sub>
+            <m:r>
+              <m:rPr>
+                <m:sty m:val="p"/>
+              </m:rPr>
+              <m:t>2</m:t>
+            </m:r>
+          </m:sub>
+        </m:sSub>
+        <m:r>
+          <m:rPr>
+            <m:sty m:val="p"/>
+          </m:rPr>
+          <m:t>O</m:t>
+        </m:r>
+        <m:r>
+          <m:rPr>
+            <m:sty m:val="p"/>
+          </m:rPr>
+          <m:t>H</m:t>
+        </m:r>
+      </m:oMath>
+      <w:r>
+        <w:rPr>
+          <w:rFonts w:ascii="Times New Roman" w:hAnsi="Times New Roman" w:eastAsia="Times New Roman" w:cs="Times New Roman"/>
+        </w:rPr>
+        <w:t xml:space="preserve">。</w:t>
+      </w:r>
     </w:p>
     <w:p>
       <w:pPr>
-        <w:pStyle w:val="SourceCode"/>
-      </w:pPr>
-      <w:r>
-        <w:rPr>
-          <w:rStyle w:val="VerbatimChar"/>
-          <w:rFonts w:ascii="SimSun" w:hAnsi="SimSun" w:eastAsia="SimSun" w:cs="SimSun"/>
-        </w:rPr>
-        <w:t xml:space="preserve">    CHO</w:t>
-      </w:r>
-      <w:r>
-        <w:rPr>
-          <w:rFonts w:ascii="SimSun" w:hAnsi="SimSun" w:eastAsia="SimSun" w:cs="SimSun"/>
-        </w:rPr>
-        <w:br/>
-      </w:r>
-      <w:r>
-        <w:rPr>
-          <w:rStyle w:val="VerbatimChar"/>
-          <w:rFonts w:ascii="SimSun" w:hAnsi="SimSun" w:eastAsia="SimSun" w:cs="SimSun"/>
-        </w:rPr>
-        <w:t xml:space="preserve">     |</w:t>
-      </w:r>
-      <w:r>
-        <w:rPr>
-          <w:rFonts w:ascii="SimSun" w:hAnsi="SimSun" w:eastAsia="SimSun" w:cs="SimSun"/>
-        </w:rPr>
-        <w:br/>
-      </w:r>
-      <w:r>
-        <w:rPr>
-          <w:rStyle w:val="VerbatimChar"/>
-          <w:rFonts w:ascii="SimSun" w:hAnsi="SimSun" w:eastAsia="SimSun" w:cs="SimSun"/>
-        </w:rPr>
-        <w:t xml:space="preserve">  H—OH</w:t>
-      </w:r>
-      <w:r>
-        <w:rPr>
-          <w:rFonts w:ascii="SimSun" w:hAnsi="SimSun" w:eastAsia="SimSun" w:cs="SimSun"/>
-        </w:rPr>
-        <w:br/>
-      </w:r>
-      <w:r>
-        <w:rPr>
-          <w:rStyle w:val="VerbatimChar"/>
-          <w:rFonts w:ascii="SimSun" w:hAnsi="SimSun" w:eastAsia="SimSun" w:cs="SimSun"/>
-        </w:rPr>
-        <w:t xml:space="preserve">     |</w:t>
-      </w:r>
-      <w:r>
-        <w:rPr>
-          <w:rFonts w:ascii="SimSun" w:hAnsi="SimSun" w:eastAsia="SimSun" w:cs="SimSun"/>
-        </w:rPr>
-        <w:br/>
-      </w:r>
-      <w:r>
-        <w:rPr>
-          <w:rStyle w:val="VerbatimChar"/>
-          <w:rFonts w:ascii="SimSun" w:hAnsi="SimSun" w:eastAsia="SimSun" w:cs="SimSun"/>
-        </w:rPr>
-        <w:t xml:space="preserve">  CH</w:t>
-      </w:r>
-      <w:r>
-        <w:rPr>
-          <w:rStyle w:val="VerbatimChar"/>
-          <w:rFonts w:ascii="SimSun" w:hAnsi="SimSun" w:eastAsia="SimSun" w:cs="SimSun"/>
-          <w:vertAlign w:val="subscript"/>
-        </w:rPr>
-        <w:t>2</w:t>
-      </w:r>
-      <w:r>
-        <w:rPr>
-          <w:rStyle w:val="VerbatimChar"/>
-          <w:rFonts w:ascii="SimSun" w:hAnsi="SimSun" w:eastAsia="SimSun" w:cs="SimSun"/>
-        </w:rPr>
-        <w:t>OH</w:t>
-      </w:r>
-    </w:p>
-    <w:p>
-      <w:pPr>
-        <w:pStyle w:val="FirstParagraph"/>
+        <w:pStyle w:val="BodyText"/>
       </w:pPr>
       <w:r>
         <w:rPr>
@@ -25074,196 +25376,14 @@
         <w:pStyle w:val="Compact"/>
         <w:numPr>
           <w:ilvl w:val="0"/>
-          <w:numId w:val="1020"/>
-        </w:numPr>
-      </w:pPr>
-      <w:r>
-        <w:rPr>
-          <w:rFonts w:hint="eastAsia" w:ascii="Times New Roman" w:hAnsi="Times New Roman" w:eastAsia="FangSong" w:cs="Times New Roman"/>
-        </w:rPr>
-        <w:t xml:space="preserve">比较</w:t>
-      </w:r>
-      <w:r>
-        <w:rPr>
-          <w:rFonts w:ascii="Times New Roman" w:hAnsi="Times New Roman" w:eastAsia="Times New Roman" w:cs="Times New Roman"/>
-        </w:rPr>
-        <w:t xml:space="preserve"> </w:t>
-      </w:r>
-      <w:r>
-        <w:rPr>
-          <w:rFonts w:hint="eastAsia" w:ascii="Times New Roman" w:hAnsi="Times New Roman" w:eastAsia="Times New Roman" w:cs="Times New Roman"/>
-        </w:rPr>
-        <w:t>(a)</w:t>
-      </w:r>
-      <w:r>
-        <w:rPr>
-          <w:rFonts w:hint="eastAsia" w:ascii="Times New Roman" w:hAnsi="Times New Roman" w:eastAsia="FangSong" w:cs="Times New Roman"/>
-        </w:rPr>
-        <w:t>和</w:t>
-      </w:r>
-      <w:r>
-        <w:rPr>
-          <w:rFonts w:hint="eastAsia" w:ascii="Times New Roman" w:hAnsi="Times New Roman" w:eastAsia="Times New Roman" w:cs="Times New Roman"/>
-        </w:rPr>
-        <w:t>(d)：</w:t>
-      </w:r>
-    </w:p>
-    <w:p>
-      <w:pPr>
-        <w:pStyle w:val="Compact"/>
-        <w:numPr>
-          <w:ilvl w:val="1"/>
           <w:numId w:val="1021"/>
         </w:numPr>
       </w:pPr>
       <w:r>
         <w:rPr>
-          <w:rFonts w:hint="eastAsia" w:ascii="Times New Roman" w:hAnsi="Times New Roman" w:eastAsia="Times New Roman" w:cs="Times New Roman"/>
-        </w:rPr>
-        <w:t>CH</w:t>
-      </w:r>
-      <w:r>
-        <w:rPr>
-          <w:rFonts w:hint="eastAsia" w:ascii="Times New Roman" w:hAnsi="Times New Roman" w:eastAsia="Times New Roman" w:cs="Times New Roman"/>
-          <w:vertAlign w:val="subscript"/>
-        </w:rPr>
-        <w:t>3</w:t>
-      </w:r>
-      <w:r>
-        <w:rPr>
-          <w:rFonts w:hint="eastAsia" w:ascii="Times New Roman" w:hAnsi="Times New Roman" w:eastAsia="FangSong" w:cs="Times New Roman"/>
-        </w:rPr>
-        <w:t>基是给电子基</w:t>
-      </w:r>
-      <w:r>
-        <w:rPr>
-          <w:rFonts w:hint="eastAsia" w:ascii="Times New Roman" w:hAnsi="Times New Roman" w:eastAsia="Times New Roman" w:cs="Times New Roman"/>
-        </w:rPr>
-        <w:t>(+I)，CH</w:t>
-      </w:r>
-      <w:r>
-        <w:rPr>
-          <w:rFonts w:hint="eastAsia" w:ascii="Times New Roman" w:hAnsi="Times New Roman" w:eastAsia="Times New Roman" w:cs="Times New Roman"/>
-          <w:vertAlign w:val="subscript"/>
-        </w:rPr>
-        <w:t>3</w:t>
-      </w:r>
-      <w:r>
-        <w:rPr>
-          <w:rFonts w:hint="eastAsia" w:ascii="Times New Roman" w:hAnsi="Times New Roman" w:eastAsia="Times New Roman" w:cs="Times New Roman"/>
-        </w:rPr>
-        <w:t>CH</w:t>
-      </w:r>
-      <w:r>
-        <w:rPr>
-          <w:rFonts w:hint="eastAsia" w:ascii="Times New Roman" w:hAnsi="Times New Roman" w:eastAsia="Times New Roman" w:cs="Times New Roman"/>
-          <w:vertAlign w:val="subscript"/>
-        </w:rPr>
-        <w:t>2</w:t>
-      </w:r>
-      <w:r>
-        <w:rPr>
-          <w:rFonts w:hint="eastAsia" w:ascii="Times New Roman" w:hAnsi="Times New Roman" w:eastAsia="FangSong" w:cs="Times New Roman"/>
-        </w:rPr>
-        <w:t>基也是</w:t>
-      </w:r>
-      <w:r>
-        <w:rPr>
-          <w:rFonts w:hint="eastAsia" w:ascii="Times New Roman" w:hAnsi="Times New Roman" w:eastAsia="Times New Roman" w:cs="Times New Roman"/>
-        </w:rPr>
-        <w:t>+I</w:t>
-      </w:r>
-      <w:r>
-        <w:rPr>
-          <w:rFonts w:hint="eastAsia" w:ascii="Times New Roman" w:hAnsi="Times New Roman" w:eastAsia="FangSong" w:cs="Times New Roman"/>
-        </w:rPr>
-        <w:t>且略强于</w:t>
-      </w:r>
-      <w:r>
-        <w:rPr>
-          <w:rFonts w:hint="eastAsia" w:ascii="Times New Roman" w:hAnsi="Times New Roman" w:eastAsia="Times New Roman" w:cs="Times New Roman"/>
-        </w:rPr>
-        <w:t>CH</w:t>
-      </w:r>
-      <w:r>
-        <w:rPr>
-          <w:rFonts w:hint="eastAsia" w:ascii="Times New Roman" w:hAnsi="Times New Roman" w:eastAsia="Times New Roman" w:cs="Times New Roman"/>
-          <w:vertAlign w:val="subscript"/>
-        </w:rPr>
-        <w:t>3</w:t>
-      </w:r>
-    </w:p>
-    <w:p>
-      <w:pPr>
-        <w:pStyle w:val="Compact"/>
-        <w:numPr>
-          <w:ilvl w:val="1"/>
-          <w:numId w:val="1021"/>
-        </w:numPr>
-      </w:pPr>
-      <w:r>
-        <w:rPr>
-          <w:rFonts w:ascii="Times New Roman" w:hAnsi="Times New Roman" w:eastAsia="Times New Roman" w:cs="Times New Roman"/>
-        </w:rPr>
-        <w:t>CH</w:t>
-      </w:r>
-      <w:r>
-        <w:rPr>
-          <w:rFonts w:ascii="Times New Roman" w:hAnsi="Times New Roman" w:eastAsia="Times New Roman" w:cs="Times New Roman"/>
-          <w:vertAlign w:val="subscript"/>
-        </w:rPr>
-        <w:t>3</w:t>
-      </w:r>
-      <w:r>
-        <w:rPr>
-          <w:rFonts w:ascii="Times New Roman" w:hAnsi="Times New Roman" w:eastAsia="Times New Roman" w:cs="Times New Roman"/>
-        </w:rPr>
-        <w:t>CH</w:t>
-      </w:r>
-      <w:r>
-        <w:rPr>
-          <w:rFonts w:ascii="Times New Roman" w:hAnsi="Times New Roman" w:eastAsia="Times New Roman" w:cs="Times New Roman"/>
-          <w:vertAlign w:val="subscript"/>
-        </w:rPr>
-        <w:t>2</w:t>
-      </w:r>
-      <w:r>
-        <w:rPr>
-          <w:rFonts w:ascii="Times New Roman" w:hAnsi="Times New Roman" w:eastAsia="Times New Roman" w:cs="Times New Roman"/>
-        </w:rPr>
-        <w:t xml:space="preserve">COOH </w:t>
-      </w:r>
-      <w:r>
-        <w:rPr>
-          <w:rFonts w:hint="eastAsia" w:ascii="Times New Roman" w:hAnsi="Times New Roman" w:eastAsia="FangSong" w:cs="Times New Roman"/>
-        </w:rPr>
-        <w:t>的</w:t>
-      </w:r>
-      <w:r>
-        <w:rPr>
-          <w:rFonts w:hint="eastAsia" w:ascii="Times New Roman" w:hAnsi="Times New Roman" w:eastAsia="Times New Roman" w:cs="Times New Roman"/>
-        </w:rPr>
-        <w:t>-CH</w:t>
-      </w:r>
-      <w:r>
-        <w:rPr>
-          <w:rFonts w:hint="eastAsia" w:ascii="Times New Roman" w:hAnsi="Times New Roman" w:eastAsia="Times New Roman" w:cs="Times New Roman"/>
-          <w:vertAlign w:val="subscript"/>
-        </w:rPr>
-        <w:t>2</w:t>
-      </w:r>
-      <w:r>
-        <w:rPr>
-          <w:rFonts w:hint="eastAsia" w:ascii="Times New Roman" w:hAnsi="Times New Roman" w:eastAsia="Times New Roman" w:cs="Times New Roman"/>
-        </w:rPr>
-        <w:t>CH</w:t>
-      </w:r>
-      <w:r>
-        <w:rPr>
-          <w:rFonts w:hint="eastAsia" w:ascii="Times New Roman" w:hAnsi="Times New Roman" w:eastAsia="Times New Roman" w:cs="Times New Roman"/>
-          <w:vertAlign w:val="subscript"/>
-        </w:rPr>
-        <w:t>3</w:t>
+          <w:rFonts w:hint="eastAsia" w:ascii="Times New Roman" w:hAnsi="Times New Roman" w:eastAsia="FangSong" w:cs="Times New Roman"/>
+        </w:rPr>
+        <w:t xml:space="preserve">比较</w:t>
       </w:r>
       <w:r>
         <w:rPr>
@@ -25273,178 +25393,6 @@
       </w:r>
       <w:r>
         <w:rPr>
-          <w:rFonts w:hint="eastAsia" w:ascii="Times New Roman" w:hAnsi="Times New Roman" w:eastAsia="FangSong" w:cs="Times New Roman"/>
-        </w:rPr>
-        <w:t xml:space="preserve">给电子诱导比</w:t>
-      </w:r>
-      <w:r>
-        <w:rPr>
-          <w:rFonts w:ascii="Times New Roman" w:hAnsi="Times New Roman" w:eastAsia="Times New Roman" w:cs="Times New Roman"/>
-        </w:rPr>
-        <w:t xml:space="preserve"> CH</w:t>
-      </w:r>
-      <w:r>
-        <w:rPr>
-          <w:rFonts w:ascii="Times New Roman" w:hAnsi="Times New Roman" w:eastAsia="Times New Roman" w:cs="Times New Roman"/>
-          <w:vertAlign w:val="subscript"/>
-        </w:rPr>
-        <w:t>3</w:t>
-      </w:r>
-      <w:r>
-        <w:rPr>
-          <w:rFonts w:ascii="Times New Roman" w:hAnsi="Times New Roman" w:eastAsia="Times New Roman" w:cs="Times New Roman"/>
-        </w:rPr>
-        <w:t xml:space="preserve">COOH </w:t>
-      </w:r>
-      <w:r>
-        <w:rPr>
-          <w:rFonts w:hint="eastAsia" w:ascii="Times New Roman" w:hAnsi="Times New Roman" w:eastAsia="FangSong" w:cs="Times New Roman"/>
-        </w:rPr>
-        <w:t>的</w:t>
-      </w:r>
-      <w:r>
-        <w:rPr>
-          <w:rFonts w:hint="eastAsia" w:ascii="Times New Roman" w:hAnsi="Times New Roman" w:eastAsia="Times New Roman" w:cs="Times New Roman"/>
-        </w:rPr>
-        <w:t>-CH</w:t>
-      </w:r>
-      <w:r>
-        <w:rPr>
-          <w:rFonts w:hint="eastAsia" w:ascii="Times New Roman" w:hAnsi="Times New Roman" w:eastAsia="Times New Roman" w:cs="Times New Roman"/>
-          <w:vertAlign w:val="subscript"/>
-        </w:rPr>
-        <w:t>3</w:t>
-      </w:r>
-      <w:r>
-        <w:rPr>
-          <w:rFonts w:ascii="Times New Roman" w:hAnsi="Times New Roman" w:eastAsia="Times New Roman" w:cs="Times New Roman"/>
-        </w:rPr>
-        <w:t xml:space="preserve"> </w:t>
-      </w:r>
-      <w:r>
-        <w:rPr>
-          <w:rFonts w:hint="eastAsia" w:ascii="Times New Roman" w:hAnsi="Times New Roman" w:eastAsia="FangSong" w:cs="Times New Roman"/>
-        </w:rPr>
-        <w:t xml:space="preserve">更强</w:t>
-      </w:r>
-    </w:p>
-    <w:p>
-      <w:pPr>
-        <w:pStyle w:val="Compact"/>
-        <w:numPr>
-          <w:ilvl w:val="1"/>
-          <w:numId w:val="1021"/>
-        </w:numPr>
-      </w:pPr>
-      <w:r>
-        <w:rPr>
-          <w:rFonts w:hint="eastAsia" w:ascii="Times New Roman" w:hAnsi="Times New Roman" w:eastAsia="FangSong" w:cs="Times New Roman"/>
-        </w:rPr>
-        <w:t xml:space="preserve">解离后负电荷更集中</w:t>
-      </w:r>
-      <w:r>
-        <w:rPr>
-          <w:rFonts w:ascii="Times New Roman" w:hAnsi="Times New Roman" w:eastAsia="Times New Roman" w:cs="Times New Roman"/>
-        </w:rPr>
-        <w:t xml:space="preserve"> → </w:t>
-      </w:r>
-      <w:r>
-        <w:rPr>
-          <w:rFonts w:hint="eastAsia" w:ascii="Times New Roman" w:hAnsi="Times New Roman" w:eastAsia="FangSong" w:cs="Times New Roman"/>
-        </w:rPr>
-        <w:t xml:space="preserve">酸性更弱</w:t>
-      </w:r>
-    </w:p>
-    <w:p>
-      <w:pPr>
-        <w:pStyle w:val="Compact"/>
-        <w:numPr>
-          <w:ilvl w:val="1"/>
-          <w:numId w:val="1021"/>
-        </w:numPr>
-      </w:pPr>
-      <w:r>
-        <w:rPr>
-          <w:rFonts w:ascii="Times New Roman" w:hAnsi="Times New Roman" w:eastAsia="Times New Roman" w:cs="Times New Roman"/>
-          <w:b/>
-          <w:bCs/>
-        </w:rPr>
-        <w:t>CH</w:t>
-      </w:r>
-      <w:r>
-        <w:rPr>
-          <w:rFonts w:ascii="Times New Roman" w:hAnsi="Times New Roman" w:eastAsia="Times New Roman" w:cs="Times New Roman"/>
-          <w:b/>
-          <w:bCs/>
-          <w:vertAlign w:val="subscript"/>
-        </w:rPr>
-        <w:t>3</w:t>
-      </w:r>
-      <w:r>
-        <w:rPr>
-          <w:rFonts w:ascii="Times New Roman" w:hAnsi="Times New Roman" w:eastAsia="Times New Roman" w:cs="Times New Roman"/>
-          <w:b/>
-          <w:bCs/>
-        </w:rPr>
-        <w:t>COOH &gt; CH</w:t>
-      </w:r>
-      <w:r>
-        <w:rPr>
-          <w:rFonts w:ascii="Times New Roman" w:hAnsi="Times New Roman" w:eastAsia="Times New Roman" w:cs="Times New Roman"/>
-          <w:b/>
-          <w:bCs/>
-          <w:vertAlign w:val="subscript"/>
-        </w:rPr>
-        <w:t>3</w:t>
-      </w:r>
-      <w:r>
-        <w:rPr>
-          <w:rFonts w:ascii="Times New Roman" w:hAnsi="Times New Roman" w:eastAsia="Times New Roman" w:cs="Times New Roman"/>
-          <w:b/>
-          <w:bCs/>
-        </w:rPr>
-        <w:t>CH</w:t>
-      </w:r>
-      <w:r>
-        <w:rPr>
-          <w:rFonts w:ascii="Times New Roman" w:hAnsi="Times New Roman" w:eastAsia="Times New Roman" w:cs="Times New Roman"/>
-          <w:b/>
-          <w:bCs/>
-          <w:vertAlign w:val="subscript"/>
-        </w:rPr>
-        <w:t>2</w:t>
-      </w:r>
-      <w:r>
-        <w:rPr>
-          <w:rFonts w:ascii="Times New Roman" w:hAnsi="Times New Roman" w:eastAsia="Times New Roman" w:cs="Times New Roman"/>
-          <w:b/>
-          <w:bCs/>
-        </w:rPr>
-        <w:t>COOH</w:t>
-      </w:r>
-    </w:p>
-    <w:p>
-      <w:pPr>
-        <w:pStyle w:val="Compact"/>
-        <w:numPr>
-          <w:ilvl w:val="0"/>
-          <w:numId w:val="1020"/>
-        </w:numPr>
-      </w:pPr>
-      <w:r>
-        <w:rPr>
-          <w:rFonts w:hint="eastAsia" w:ascii="Times New Roman" w:hAnsi="Times New Roman" w:eastAsia="FangSong" w:cs="Times New Roman"/>
-        </w:rPr>
-        <w:t xml:space="preserve">比较</w:t>
-      </w:r>
-      <w:r>
-        <w:rPr>
-          <w:rFonts w:ascii="Times New Roman" w:hAnsi="Times New Roman" w:eastAsia="Times New Roman" w:cs="Times New Roman"/>
-        </w:rPr>
-        <w:t xml:space="preserve"> </w:t>
-      </w:r>
-      <w:r>
-        <w:rPr>
           <w:rFonts w:hint="eastAsia" w:ascii="Times New Roman" w:hAnsi="Times New Roman" w:eastAsia="Times New Roman" w:cs="Times New Roman"/>
         </w:rPr>
         <w:t>(a)</w:t>
@@ -25459,7 +25407,7 @@
         <w:rPr>
           <w:rFonts w:hint="eastAsia" w:ascii="Times New Roman" w:hAnsi="Times New Roman" w:eastAsia="Times New Roman" w:cs="Times New Roman"/>
         </w:rPr>
-        <w:t>(e)：</w:t>
+        <w:t>(d)：</w:t>
       </w:r>
     </w:p>
     <w:p>
@@ -25472,27 +25420,79 @@
       </w:pPr>
       <w:r>
         <w:rPr>
-          <w:rFonts w:hint="eastAsia" w:ascii="Times New Roman" w:hAnsi="Times New Roman" w:eastAsia="FangSong" w:cs="Times New Roman"/>
-        </w:rPr>
-        <w:t>苯酚的酸性</w:t>
-      </w:r>
-      <w:r>
-        <w:rPr>
-          <w:rFonts w:hint="eastAsia" w:ascii="Times New Roman" w:hAnsi="Times New Roman" w:eastAsia="Times New Roman" w:cs="Times New Roman"/>
-        </w:rPr>
-        <w:t>(pKa≈10)</w:t>
-      </w:r>
-      <w:r>
-        <w:rPr>
-          <w:rFonts w:hint="eastAsia" w:ascii="Times New Roman" w:hAnsi="Times New Roman" w:eastAsia="FangSong" w:cs="Times New Roman"/>
-        </w:rPr>
-        <w:t>远弱于乙酸</w:t>
-      </w:r>
-      <w:r>
-        <w:rPr>
-          <w:rFonts w:hint="eastAsia" w:ascii="Times New Roman" w:hAnsi="Times New Roman" w:eastAsia="Times New Roman" w:cs="Times New Roman"/>
-        </w:rPr>
-        <w:t>(pKa≈4.76)</w:t>
+          <w:rFonts w:hint="eastAsia" w:ascii="Times New Roman" w:hAnsi="Times New Roman" w:eastAsia="Times New Roman" w:cs="Times New Roman"/>
+        </w:rPr>
+        <w:t>CH</w:t>
+      </w:r>
+      <w:r>
+        <w:rPr>
+          <w:rFonts w:hint="eastAsia" w:ascii="Times New Roman" w:hAnsi="Times New Roman" w:eastAsia="Times New Roman" w:cs="Times New Roman"/>
+          <w:vertAlign w:val="subscript"/>
+        </w:rPr>
+        <w:t>3</w:t>
+      </w:r>
+      <w:r>
+        <w:rPr>
+          <w:rFonts w:hint="eastAsia" w:ascii="Times New Roman" w:hAnsi="Times New Roman" w:eastAsia="FangSong" w:cs="Times New Roman"/>
+        </w:rPr>
+        <w:t>基是给电子基</w:t>
+      </w:r>
+      <w:r>
+        <w:rPr>
+          <w:rFonts w:hint="eastAsia" w:ascii="Times New Roman" w:hAnsi="Times New Roman" w:eastAsia="Times New Roman" w:cs="Times New Roman"/>
+        </w:rPr>
+        <w:t>(+I)，CH</w:t>
+      </w:r>
+      <w:r>
+        <w:rPr>
+          <w:rFonts w:hint="eastAsia" w:ascii="Times New Roman" w:hAnsi="Times New Roman" w:eastAsia="Times New Roman" w:cs="Times New Roman"/>
+          <w:vertAlign w:val="subscript"/>
+        </w:rPr>
+        <w:t>3</w:t>
+      </w:r>
+      <w:r>
+        <w:rPr>
+          <w:rFonts w:hint="eastAsia" w:ascii="Times New Roman" w:hAnsi="Times New Roman" w:eastAsia="Times New Roman" w:cs="Times New Roman"/>
+        </w:rPr>
+        <w:t>CH</w:t>
+      </w:r>
+      <w:r>
+        <w:rPr>
+          <w:rFonts w:hint="eastAsia" w:ascii="Times New Roman" w:hAnsi="Times New Roman" w:eastAsia="Times New Roman" w:cs="Times New Roman"/>
+          <w:vertAlign w:val="subscript"/>
+        </w:rPr>
+        <w:t>2</w:t>
+      </w:r>
+      <w:r>
+        <w:rPr>
+          <w:rFonts w:hint="eastAsia" w:ascii="Times New Roman" w:hAnsi="Times New Roman" w:eastAsia="FangSong" w:cs="Times New Roman"/>
+        </w:rPr>
+        <w:t>基也是</w:t>
+      </w:r>
+      <w:r>
+        <w:rPr>
+          <w:rFonts w:hint="eastAsia" w:ascii="Times New Roman" w:hAnsi="Times New Roman" w:eastAsia="Times New Roman" w:cs="Times New Roman"/>
+        </w:rPr>
+        <w:t>+I</w:t>
+      </w:r>
+      <w:r>
+        <w:rPr>
+          <w:rFonts w:hint="eastAsia" w:ascii="Times New Roman" w:hAnsi="Times New Roman" w:eastAsia="FangSong" w:cs="Times New Roman"/>
+        </w:rPr>
+        <w:t>且略强于</w:t>
+      </w:r>
+      <w:r>
+        <w:rPr>
+          <w:rFonts w:hint="eastAsia" w:ascii="Times New Roman" w:hAnsi="Times New Roman" w:eastAsia="Times New Roman" w:cs="Times New Roman"/>
+        </w:rPr>
+        <w:t>CH</w:t>
+      </w:r>
+      <w:r>
+        <w:rPr>
+          <w:rFonts w:hint="eastAsia" w:ascii="Times New Roman" w:hAnsi="Times New Roman" w:eastAsia="Times New Roman" w:cs="Times New Roman"/>
+          <w:vertAlign w:val="subscript"/>
+        </w:rPr>
+        <w:t>3</w:t>
       </w:r>
     </w:p>
     <w:p>
@@ -25505,45 +25505,129 @@
       </w:pPr>
       <w:r>
         <w:rPr>
-          <w:rFonts w:hint="eastAsia" w:ascii="Times New Roman" w:hAnsi="Times New Roman" w:eastAsia="FangSong" w:cs="Times New Roman"/>
-        </w:rPr>
-        <w:t>酚羟基解离后</w:t>
-      </w:r>
-      <w:r>
-        <w:rPr>
-          <w:rFonts w:hint="eastAsia" w:ascii="Times New Roman" w:hAnsi="Times New Roman" w:eastAsia="Times New Roman" w:cs="Times New Roman"/>
-        </w:rPr>
-        <w:t>，</w:t>
-      </w:r>
-      <w:r>
-        <w:rPr>
-          <w:rFonts w:hint="eastAsia" w:ascii="Times New Roman" w:hAnsi="Times New Roman" w:eastAsia="FangSong" w:cs="Times New Roman"/>
-        </w:rPr>
-        <w:t>负电荷虽可通过与苯环共轭分散</w:t>
-      </w:r>
-      <w:r>
-        <w:rPr>
-          <w:rFonts w:hint="eastAsia" w:ascii="Times New Roman" w:hAnsi="Times New Roman" w:eastAsia="Times New Roman" w:cs="Times New Roman"/>
-        </w:rPr>
-        <w:t>，</w:t>
-      </w:r>
-      <w:r>
-        <w:rPr>
-          <w:rFonts w:hint="eastAsia" w:ascii="Times New Roman" w:hAnsi="Times New Roman" w:eastAsia="FangSong" w:cs="Times New Roman"/>
-        </w:rPr>
-        <w:t>但羧酸根负离子可通过共振在两个</w:t>
-      </w:r>
-      <w:r>
-        <w:rPr>
-          <w:rFonts w:hint="eastAsia" w:ascii="Times New Roman" w:hAnsi="Times New Roman" w:eastAsia="Times New Roman" w:cs="Times New Roman"/>
-        </w:rPr>
-        <w:t>O</w:t>
-      </w:r>
-      <w:r>
-        <w:rPr>
-          <w:rFonts w:hint="eastAsia" w:ascii="Times New Roman" w:hAnsi="Times New Roman" w:eastAsia="FangSong" w:cs="Times New Roman"/>
-        </w:rPr>
-        <w:t>上完全等分</w:t>
+          <w:rFonts w:ascii="Times New Roman" w:hAnsi="Times New Roman" w:eastAsia="Times New Roman" w:cs="Times New Roman"/>
+        </w:rPr>
+        <w:t>CH</w:t>
+      </w:r>
+      <w:r>
+        <w:rPr>
+          <w:rFonts w:ascii="Times New Roman" w:hAnsi="Times New Roman" w:eastAsia="Times New Roman" w:cs="Times New Roman"/>
+          <w:vertAlign w:val="subscript"/>
+        </w:rPr>
+        <w:t>3</w:t>
+      </w:r>
+      <w:r>
+        <w:rPr>
+          <w:rFonts w:ascii="Times New Roman" w:hAnsi="Times New Roman" w:eastAsia="Times New Roman" w:cs="Times New Roman"/>
+        </w:rPr>
+        <w:t>CH</w:t>
+      </w:r>
+      <w:r>
+        <w:rPr>
+          <w:rFonts w:ascii="Times New Roman" w:hAnsi="Times New Roman" w:eastAsia="Times New Roman" w:cs="Times New Roman"/>
+          <w:vertAlign w:val="subscript"/>
+        </w:rPr>
+        <w:t>2</w:t>
+      </w:r>
+      <w:r>
+        <w:rPr>
+          <w:rFonts w:ascii="Times New Roman" w:hAnsi="Times New Roman" w:eastAsia="Times New Roman" w:cs="Times New Roman"/>
+        </w:rPr>
+        <w:t xml:space="preserve">COOH </w:t>
+      </w:r>
+      <w:r>
+        <w:rPr>
+          <w:rFonts w:hint="eastAsia" w:ascii="Times New Roman" w:hAnsi="Times New Roman" w:eastAsia="FangSong" w:cs="Times New Roman"/>
+        </w:rPr>
+        <w:t>的</w:t>
+      </w:r>
+      <w:r>
+        <w:rPr>
+          <w:rFonts w:hint="eastAsia" w:ascii="Times New Roman" w:hAnsi="Times New Roman" w:eastAsia="Times New Roman" w:cs="Times New Roman"/>
+        </w:rPr>
+        <w:t>-CH</w:t>
+      </w:r>
+      <w:r>
+        <w:rPr>
+          <w:rFonts w:hint="eastAsia" w:ascii="Times New Roman" w:hAnsi="Times New Roman" w:eastAsia="Times New Roman" w:cs="Times New Roman"/>
+          <w:vertAlign w:val="subscript"/>
+        </w:rPr>
+        <w:t>2</w:t>
+      </w:r>
+      <w:r>
+        <w:rPr>
+          <w:rFonts w:hint="eastAsia" w:ascii="Times New Roman" w:hAnsi="Times New Roman" w:eastAsia="Times New Roman" w:cs="Times New Roman"/>
+        </w:rPr>
+        <w:t>CH</w:t>
+      </w:r>
+      <w:r>
+        <w:rPr>
+          <w:rFonts w:hint="eastAsia" w:ascii="Times New Roman" w:hAnsi="Times New Roman" w:eastAsia="Times New Roman" w:cs="Times New Roman"/>
+          <w:vertAlign w:val="subscript"/>
+        </w:rPr>
+        <w:t>3</w:t>
+      </w:r>
+      <w:r>
+        <w:rPr>
+          <w:rFonts w:ascii="Times New Roman" w:hAnsi="Times New Roman" w:eastAsia="Times New Roman" w:cs="Times New Roman"/>
+        </w:rPr>
+        <w:t xml:space="preserve"> </w:t>
+      </w:r>
+      <w:r>
+        <w:rPr>
+          <w:rFonts w:hint="eastAsia" w:ascii="Times New Roman" w:hAnsi="Times New Roman" w:eastAsia="FangSong" w:cs="Times New Roman"/>
+        </w:rPr>
+        <w:t xml:space="preserve">给电子诱导比</w:t>
+      </w:r>
+      <w:r>
+        <w:rPr>
+          <w:rFonts w:ascii="Times New Roman" w:hAnsi="Times New Roman" w:eastAsia="Times New Roman" w:cs="Times New Roman"/>
+        </w:rPr>
+        <w:t xml:space="preserve"> CH</w:t>
+      </w:r>
+      <w:r>
+        <w:rPr>
+          <w:rFonts w:ascii="Times New Roman" w:hAnsi="Times New Roman" w:eastAsia="Times New Roman" w:cs="Times New Roman"/>
+          <w:vertAlign w:val="subscript"/>
+        </w:rPr>
+        <w:t>3</w:t>
+      </w:r>
+      <w:r>
+        <w:rPr>
+          <w:rFonts w:ascii="Times New Roman" w:hAnsi="Times New Roman" w:eastAsia="Times New Roman" w:cs="Times New Roman"/>
+        </w:rPr>
+        <w:t xml:space="preserve">COOH </w:t>
+      </w:r>
+      <w:r>
+        <w:rPr>
+          <w:rFonts w:hint="eastAsia" w:ascii="Times New Roman" w:hAnsi="Times New Roman" w:eastAsia="FangSong" w:cs="Times New Roman"/>
+        </w:rPr>
+        <w:t>的</w:t>
+      </w:r>
+      <w:r>
+        <w:rPr>
+          <w:rFonts w:hint="eastAsia" w:ascii="Times New Roman" w:hAnsi="Times New Roman" w:eastAsia="Times New Roman" w:cs="Times New Roman"/>
+        </w:rPr>
+        <w:t>-CH</w:t>
+      </w:r>
+      <w:r>
+        <w:rPr>
+          <w:rFonts w:hint="eastAsia" w:ascii="Times New Roman" w:hAnsi="Times New Roman" w:eastAsia="Times New Roman" w:cs="Times New Roman"/>
+          <w:vertAlign w:val="subscript"/>
+        </w:rPr>
+        <w:t>3</w:t>
+      </w:r>
+      <w:r>
+        <w:rPr>
+          <w:rFonts w:ascii="Times New Roman" w:hAnsi="Times New Roman" w:eastAsia="Times New Roman" w:cs="Times New Roman"/>
+        </w:rPr>
+        <w:t xml:space="preserve"> </w:t>
+      </w:r>
+      <w:r>
+        <w:rPr>
+          <w:rFonts w:hint="eastAsia" w:ascii="Times New Roman" w:hAnsi="Times New Roman" w:eastAsia="FangSong" w:cs="Times New Roman"/>
+        </w:rPr>
+        <w:t xml:space="preserve">更强</w:t>
       </w:r>
     </w:p>
     <w:p>
@@ -25556,6 +25640,224 @@
       </w:pPr>
       <w:r>
         <w:rPr>
+          <w:rFonts w:hint="eastAsia" w:ascii="Times New Roman" w:hAnsi="Times New Roman" w:eastAsia="FangSong" w:cs="Times New Roman"/>
+        </w:rPr>
+        <w:t xml:space="preserve">解离后负电荷更集中</w:t>
+      </w:r>
+      <w:r>
+        <w:rPr>
+          <w:rFonts w:ascii="Times New Roman" w:hAnsi="Times New Roman" w:eastAsia="Times New Roman" w:cs="Times New Roman"/>
+        </w:rPr>
+        <w:t xml:space="preserve"> → </w:t>
+      </w:r>
+      <w:r>
+        <w:rPr>
+          <w:rFonts w:hint="eastAsia" w:ascii="Times New Roman" w:hAnsi="Times New Roman" w:eastAsia="FangSong" w:cs="Times New Roman"/>
+        </w:rPr>
+        <w:t xml:space="preserve">酸性更弱</w:t>
+      </w:r>
+    </w:p>
+    <w:p>
+      <w:pPr>
+        <w:pStyle w:val="Compact"/>
+        <w:numPr>
+          <w:ilvl w:val="1"/>
+          <w:numId w:val="1022"/>
+        </w:numPr>
+      </w:pPr>
+      <w:r>
+        <w:rPr>
+          <w:rFonts w:ascii="Times New Roman" w:hAnsi="Times New Roman" w:eastAsia="Times New Roman" w:cs="Times New Roman"/>
+          <w:b/>
+          <w:bCs/>
+        </w:rPr>
+        <w:t>CH</w:t>
+      </w:r>
+      <w:r>
+        <w:rPr>
+          <w:rFonts w:ascii="Times New Roman" w:hAnsi="Times New Roman" w:eastAsia="Times New Roman" w:cs="Times New Roman"/>
+          <w:b/>
+          <w:bCs/>
+          <w:vertAlign w:val="subscript"/>
+        </w:rPr>
+        <w:t>3</w:t>
+      </w:r>
+      <w:r>
+        <w:rPr>
+          <w:rFonts w:ascii="Times New Roman" w:hAnsi="Times New Roman" w:eastAsia="Times New Roman" w:cs="Times New Roman"/>
+          <w:b/>
+          <w:bCs/>
+        </w:rPr>
+        <w:t>COOH &gt; CH</w:t>
+      </w:r>
+      <w:r>
+        <w:rPr>
+          <w:rFonts w:ascii="Times New Roman" w:hAnsi="Times New Roman" w:eastAsia="Times New Roman" w:cs="Times New Roman"/>
+          <w:b/>
+          <w:bCs/>
+          <w:vertAlign w:val="subscript"/>
+        </w:rPr>
+        <w:t>3</w:t>
+      </w:r>
+      <w:r>
+        <w:rPr>
+          <w:rFonts w:ascii="Times New Roman" w:hAnsi="Times New Roman" w:eastAsia="Times New Roman" w:cs="Times New Roman"/>
+          <w:b/>
+          <w:bCs/>
+        </w:rPr>
+        <w:t>CH</w:t>
+      </w:r>
+      <w:r>
+        <w:rPr>
+          <w:rFonts w:ascii="Times New Roman" w:hAnsi="Times New Roman" w:eastAsia="Times New Roman" w:cs="Times New Roman"/>
+          <w:b/>
+          <w:bCs/>
+          <w:vertAlign w:val="subscript"/>
+        </w:rPr>
+        <w:t>2</w:t>
+      </w:r>
+      <w:r>
+        <w:rPr>
+          <w:rFonts w:ascii="Times New Roman" w:hAnsi="Times New Roman" w:eastAsia="Times New Roman" w:cs="Times New Roman"/>
+          <w:b/>
+          <w:bCs/>
+        </w:rPr>
+        <w:t>COOH</w:t>
+      </w:r>
+    </w:p>
+    <w:p>
+      <w:pPr>
+        <w:pStyle w:val="Compact"/>
+        <w:numPr>
+          <w:ilvl w:val="0"/>
+          <w:numId w:val="1021"/>
+        </w:numPr>
+      </w:pPr>
+      <w:r>
+        <w:rPr>
+          <w:rFonts w:hint="eastAsia" w:ascii="Times New Roman" w:hAnsi="Times New Roman" w:eastAsia="FangSong" w:cs="Times New Roman"/>
+        </w:rPr>
+        <w:t xml:space="preserve">比较</w:t>
+      </w:r>
+      <w:r>
+        <w:rPr>
+          <w:rFonts w:ascii="Times New Roman" w:hAnsi="Times New Roman" w:eastAsia="Times New Roman" w:cs="Times New Roman"/>
+        </w:rPr>
+        <w:t xml:space="preserve"> </w:t>
+      </w:r>
+      <w:r>
+        <w:rPr>
+          <w:rFonts w:hint="eastAsia" w:ascii="Times New Roman" w:hAnsi="Times New Roman" w:eastAsia="Times New Roman" w:cs="Times New Roman"/>
+        </w:rPr>
+        <w:t>(a)</w:t>
+      </w:r>
+      <w:r>
+        <w:rPr>
+          <w:rFonts w:hint="eastAsia" w:ascii="Times New Roman" w:hAnsi="Times New Roman" w:eastAsia="FangSong" w:cs="Times New Roman"/>
+        </w:rPr>
+        <w:t>和</w:t>
+      </w:r>
+      <w:r>
+        <w:rPr>
+          <w:rFonts w:hint="eastAsia" w:ascii="Times New Roman" w:hAnsi="Times New Roman" w:eastAsia="Times New Roman" w:cs="Times New Roman"/>
+        </w:rPr>
+        <w:t>(e)：</w:t>
+      </w:r>
+    </w:p>
+    <w:p>
+      <w:pPr>
+        <w:pStyle w:val="Compact"/>
+        <w:numPr>
+          <w:ilvl w:val="1"/>
+          <w:numId w:val="1023"/>
+        </w:numPr>
+      </w:pPr>
+      <w:r>
+        <w:rPr>
+          <w:rFonts w:hint="eastAsia" w:ascii="Times New Roman" w:hAnsi="Times New Roman" w:eastAsia="FangSong" w:cs="Times New Roman"/>
+        </w:rPr>
+        <w:t>苯酚的酸性</w:t>
+      </w:r>
+      <w:r>
+        <w:rPr>
+          <w:rFonts w:hint="eastAsia" w:ascii="Times New Roman" w:hAnsi="Times New Roman" w:eastAsia="Times New Roman" w:cs="Times New Roman"/>
+        </w:rPr>
+        <w:t>(pKa≈10)</w:t>
+      </w:r>
+      <w:r>
+        <w:rPr>
+          <w:rFonts w:hint="eastAsia" w:ascii="Times New Roman" w:hAnsi="Times New Roman" w:eastAsia="FangSong" w:cs="Times New Roman"/>
+        </w:rPr>
+        <w:t>远弱于乙酸</w:t>
+      </w:r>
+      <w:r>
+        <w:rPr>
+          <w:rFonts w:hint="eastAsia" w:ascii="Times New Roman" w:hAnsi="Times New Roman" w:eastAsia="Times New Roman" w:cs="Times New Roman"/>
+        </w:rPr>
+        <w:t>(pKa≈4.76)</w:t>
+      </w:r>
+    </w:p>
+    <w:p>
+      <w:pPr>
+        <w:pStyle w:val="Compact"/>
+        <w:numPr>
+          <w:ilvl w:val="1"/>
+          <w:numId w:val="1023"/>
+        </w:numPr>
+      </w:pPr>
+      <w:r>
+        <w:rPr>
+          <w:rFonts w:hint="eastAsia" w:ascii="Times New Roman" w:hAnsi="Times New Roman" w:eastAsia="FangSong" w:cs="Times New Roman"/>
+        </w:rPr>
+        <w:t>酚羟基解离后</w:t>
+      </w:r>
+      <w:r>
+        <w:rPr>
+          <w:rFonts w:hint="eastAsia" w:ascii="Times New Roman" w:hAnsi="Times New Roman" w:eastAsia="Times New Roman" w:cs="Times New Roman"/>
+        </w:rPr>
+        <w:t>，</w:t>
+      </w:r>
+      <w:r>
+        <w:rPr>
+          <w:rFonts w:hint="eastAsia" w:ascii="Times New Roman" w:hAnsi="Times New Roman" w:eastAsia="FangSong" w:cs="Times New Roman"/>
+        </w:rPr>
+        <w:t>负电荷虽可通过与苯环共轭分散</w:t>
+      </w:r>
+      <w:r>
+        <w:rPr>
+          <w:rFonts w:hint="eastAsia" w:ascii="Times New Roman" w:hAnsi="Times New Roman" w:eastAsia="Times New Roman" w:cs="Times New Roman"/>
+        </w:rPr>
+        <w:t>，</w:t>
+      </w:r>
+      <w:r>
+        <w:rPr>
+          <w:rFonts w:hint="eastAsia" w:ascii="Times New Roman" w:hAnsi="Times New Roman" w:eastAsia="FangSong" w:cs="Times New Roman"/>
+        </w:rPr>
+        <w:t>但羧酸根负离子可通过共振在两个</w:t>
+      </w:r>
+      <w:r>
+        <w:rPr>
+          <w:rFonts w:hint="eastAsia" w:ascii="Times New Roman" w:hAnsi="Times New Roman" w:eastAsia="Times New Roman" w:cs="Times New Roman"/>
+        </w:rPr>
+        <w:t>O</w:t>
+      </w:r>
+      <w:r>
+        <w:rPr>
+          <w:rFonts w:hint="eastAsia" w:ascii="Times New Roman" w:hAnsi="Times New Roman" w:eastAsia="FangSong" w:cs="Times New Roman"/>
+        </w:rPr>
+        <w:t>上完全等分</w:t>
+      </w:r>
+    </w:p>
+    <w:p>
+      <w:pPr>
+        <w:pStyle w:val="Compact"/>
+        <w:numPr>
+          <w:ilvl w:val="1"/>
+          <w:numId w:val="1023"/>
+        </w:numPr>
+      </w:pPr>
+      <w:r>
+        <w:rPr>
           <w:rFonts w:ascii="Times New Roman" w:hAnsi="Times New Roman" w:eastAsia="Times New Roman" w:cs="Times New Roman"/>
           <w:b/>
           <w:bCs/>
@@ -26836,7 +27138,7 @@
         <w:pStyle w:val="Compact"/>
         <w:numPr>
           <w:ilvl w:val="0"/>
-          <w:numId w:val="1023"/>
+          <w:numId w:val="1024"/>
         </w:numPr>
       </w:pPr>
       <w:r>
@@ -26869,7 +27171,7 @@
         <w:pStyle w:val="Compact"/>
         <w:numPr>
           <w:ilvl w:val="1"/>
-          <w:numId w:val="1024"/>
+          <w:numId w:val="1025"/>
         </w:numPr>
       </w:pPr>
       <w:r>
@@ -26933,103 +27235,6 @@
         <w:pStyle w:val="Compact"/>
         <w:numPr>
           <w:ilvl w:val="1"/>
-          <w:numId w:val="1024"/>
-        </w:numPr>
-      </w:pPr>
-      <w:r>
-        <w:rPr>
-          <w:rFonts w:hint="eastAsia" w:ascii="Times New Roman" w:hAnsi="Times New Roman" w:eastAsia="FangSong" w:cs="Times New Roman"/>
-        </w:rPr>
-        <w:t>若</w:t>
-      </w:r>
-      <w:r>
-        <w:rPr>
-          <w:rFonts w:hint="eastAsia" w:ascii="Times New Roman" w:hAnsi="Times New Roman" w:eastAsia="Times New Roman" w:cs="Times New Roman"/>
-        </w:rPr>
-        <w:t>E</w:t>
-      </w:r>
-      <w:r>
-        <w:rPr>
-          <w:rFonts w:hint="eastAsia" w:ascii="Times New Roman" w:hAnsi="Times New Roman" w:eastAsia="Times New Roman" w:cs="Times New Roman"/>
-          <w:vertAlign w:val="superscript"/>
-        </w:rPr>
-        <w:t>+</w:t>
-      </w:r>
-      <w:r>
-        <w:rPr>
-          <w:rFonts w:hint="eastAsia" w:ascii="Times New Roman" w:hAnsi="Times New Roman" w:eastAsia="FangSong" w:cs="Times New Roman"/>
-        </w:rPr>
-        <w:t>加在</w:t>
-      </w:r>
-      <w:r>
-        <w:rPr>
-          <w:rFonts w:hint="eastAsia" w:ascii="Times New Roman" w:hAnsi="Times New Roman" w:eastAsia="Times New Roman" w:cs="Times New Roman"/>
-        </w:rPr>
-        <w:t>CH</w:t>
-      </w:r>
-      <w:r>
-        <w:rPr>
-          <w:rFonts w:hint="eastAsia" w:ascii="Times New Roman" w:hAnsi="Times New Roman" w:eastAsia="Times New Roman" w:cs="Times New Roman"/>
-          <w:vertAlign w:val="subscript"/>
-        </w:rPr>
-        <w:t>2</w:t>
-      </w:r>
-      <w:r>
-        <w:rPr>
-          <w:rFonts w:hint="eastAsia" w:ascii="Times New Roman" w:hAnsi="Times New Roman" w:eastAsia="FangSong" w:cs="Times New Roman"/>
-        </w:rPr>
-        <w:t>上</w:t>
-      </w:r>
-      <w:r>
-        <w:rPr>
-          <w:rFonts w:hint="eastAsia" w:ascii="Times New Roman" w:hAnsi="Times New Roman" w:eastAsia="Times New Roman" w:cs="Times New Roman"/>
-        </w:rPr>
-        <w:t>：</w:t>
-      </w:r>
-      <w:r>
-        <w:rPr>
-          <w:rFonts w:hint="eastAsia" w:ascii="Times New Roman" w:hAnsi="Times New Roman" w:eastAsia="FangSong" w:cs="Times New Roman"/>
-        </w:rPr>
-        <w:t>形成碳正离子</w:t>
-      </w:r>
-      <w:r>
-        <w:rPr>
-          <w:rFonts w:ascii="Times New Roman" w:hAnsi="Times New Roman" w:eastAsia="Times New Roman" w:cs="Times New Roman"/>
-        </w:rPr>
-        <w:t xml:space="preserve"> CH</w:t>
-      </w:r>
-      <w:r>
-        <w:rPr>
-          <w:rFonts w:ascii="Times New Roman" w:hAnsi="Times New Roman" w:eastAsia="Times New Roman" w:cs="Times New Roman"/>
-          <w:vertAlign w:val="superscript"/>
-        </w:rPr>
-        <w:t>+</w:t>
-      </w:r>
-      <w:r>
-        <w:rPr>
-          <w:rFonts w:ascii="Times New Roman" w:hAnsi="Times New Roman" w:eastAsia="Times New Roman" w:cs="Times New Roman"/>
-        </w:rPr>
-        <w:t>Cl-CH</w:t>
-      </w:r>
-      <w:r>
-        <w:rPr>
-          <w:rFonts w:ascii="Times New Roman" w:hAnsi="Times New Roman" w:eastAsia="Times New Roman" w:cs="Times New Roman"/>
-          <w:vertAlign w:val="subscript"/>
-        </w:rPr>
-        <w:t>2</w:t>
-      </w:r>
-      <w:r>
-        <w:rPr>
-          <w:rFonts w:ascii="Times New Roman" w:hAnsi="Times New Roman" w:eastAsia="Times New Roman" w:cs="Times New Roman"/>
-        </w:rPr>
-        <w:t>E</w:t>
-      </w:r>
-    </w:p>
-    <w:p>
-      <w:pPr>
-        <w:pStyle w:val="Compact"/>
-        <w:numPr>
-          <w:ilvl w:val="2"/>
           <w:numId w:val="1025"/>
         </w:numPr>
       </w:pPr>
@@ -27037,13 +27242,39 @@
         <w:rPr>
           <w:rFonts w:hint="eastAsia" w:ascii="Times New Roman" w:hAnsi="Times New Roman" w:eastAsia="FangSong" w:cs="Times New Roman"/>
         </w:rPr>
-        <w:t>正电荷在</w:t>
-      </w:r>
-      <w:r>
-        <w:rPr>
-          <w:rFonts w:hint="eastAsia" w:ascii="Times New Roman" w:hAnsi="Times New Roman" w:eastAsia="Times New Roman" w:cs="Times New Roman"/>
-        </w:rPr>
-        <w:t>CHCl</w:t>
+        <w:t>若</w:t>
+      </w:r>
+      <w:r>
+        <w:rPr>
+          <w:rFonts w:hint="eastAsia" w:ascii="Times New Roman" w:hAnsi="Times New Roman" w:eastAsia="Times New Roman" w:cs="Times New Roman"/>
+        </w:rPr>
+        <w:t>E</w:t>
+      </w:r>
+      <w:r>
+        <w:rPr>
+          <w:rFonts w:hint="eastAsia" w:ascii="Times New Roman" w:hAnsi="Times New Roman" w:eastAsia="Times New Roman" w:cs="Times New Roman"/>
+          <w:vertAlign w:val="superscript"/>
+        </w:rPr>
+        <w:t>+</w:t>
+      </w:r>
+      <w:r>
+        <w:rPr>
+          <w:rFonts w:hint="eastAsia" w:ascii="Times New Roman" w:hAnsi="Times New Roman" w:eastAsia="FangSong" w:cs="Times New Roman"/>
+        </w:rPr>
+        <w:t>加在</w:t>
+      </w:r>
+      <w:r>
+        <w:rPr>
+          <w:rFonts w:hint="eastAsia" w:ascii="Times New Roman" w:hAnsi="Times New Roman" w:eastAsia="Times New Roman" w:cs="Times New Roman"/>
+        </w:rPr>
+        <w:t>CH</w:t>
+      </w:r>
+      <w:r>
+        <w:rPr>
+          <w:rFonts w:hint="eastAsia" w:ascii="Times New Roman" w:hAnsi="Times New Roman" w:eastAsia="Times New Roman" w:cs="Times New Roman"/>
+          <w:vertAlign w:val="subscript"/>
+        </w:rPr>
+        <w:t>2</w:t>
       </w:r>
       <w:r>
         <w:rPr>
@@ -27055,55 +27286,32 @@
         <w:rPr>
           <w:rFonts w:hint="eastAsia" w:ascii="Times New Roman" w:hAnsi="Times New Roman" w:eastAsia="Times New Roman" w:cs="Times New Roman"/>
         </w:rPr>
-        <w:t>，Cl</w:t>
-      </w:r>
-      <w:r>
-        <w:rPr>
-          <w:rFonts w:hint="eastAsia" w:ascii="Times New Roman" w:hAnsi="Times New Roman" w:eastAsia="FangSong" w:cs="Times New Roman"/>
-        </w:rPr>
-        <w:t>的</w:t>
-      </w:r>
-      <w:r>
-        <w:rPr>
-          <w:rFonts w:hint="eastAsia" w:ascii="Times New Roman" w:hAnsi="Times New Roman" w:eastAsia="Times New Roman" w:cs="Times New Roman"/>
-        </w:rPr>
-        <w:t>+C</w:t>
-      </w:r>
-      <w:r>
-        <w:rPr>
-          <w:rFonts w:hint="eastAsia" w:ascii="Times New Roman" w:hAnsi="Times New Roman" w:eastAsia="FangSong" w:cs="Times New Roman"/>
-        </w:rPr>
-        <w:t>效应可通过</w:t>
-      </w:r>
-      <w:r>
-        <w:rPr>
-          <w:rFonts w:hint="eastAsia" w:ascii="Times New Roman" w:hAnsi="Times New Roman" w:eastAsia="Times New Roman" w:cs="Times New Roman"/>
-        </w:rPr>
-        <w:t>p-π</w:t>
-      </w:r>
-      <w:r>
-        <w:rPr>
-          <w:rFonts w:hint="eastAsia" w:ascii="Times New Roman" w:hAnsi="Times New Roman" w:eastAsia="FangSong" w:cs="Times New Roman"/>
-        </w:rPr>
-        <w:t>共轭稳定碳正离子</w:t>
-      </w:r>
-      <w:r>
-        <w:rPr>
-          <w:rFonts w:hint="eastAsia" w:ascii="Times New Roman" w:hAnsi="Times New Roman" w:eastAsia="Times New Roman" w:cs="Times New Roman"/>
-        </w:rPr>
         <w:t>：</w:t>
       </w:r>
       <w:r>
         <w:rPr>
-          <w:rFonts w:ascii="Times New Roman" w:hAnsi="Times New Roman" w:eastAsia="Times New Roman" w:cs="Times New Roman"/>
-        </w:rPr>
-        <w:t xml:space="preserve"> </w:t>
-      </w:r>
-      <w:r>
-        <w:rPr>
-          <w:rFonts w:ascii="Times New Roman" w:hAnsi="Times New Roman" w:eastAsia="Times New Roman" w:cs="Times New Roman"/>
-        </w:rPr>
-        <w:t>CH</w:t>
+          <w:rFonts w:hint="eastAsia" w:ascii="Times New Roman" w:hAnsi="Times New Roman" w:eastAsia="FangSong" w:cs="Times New Roman"/>
+        </w:rPr>
+        <w:t>形成碳正离子</w:t>
+      </w:r>
+      <w:r>
+        <w:rPr>
+          <w:rFonts w:ascii="Times New Roman" w:hAnsi="Times New Roman" w:eastAsia="Times New Roman" w:cs="Times New Roman"/>
+        </w:rPr>
+        <w:t xml:space="preserve"> CH</w:t>
+      </w:r>
+      <w:r>
+        <w:rPr>
+          <w:rFonts w:ascii="Times New Roman" w:hAnsi="Times New Roman" w:eastAsia="Times New Roman" w:cs="Times New Roman"/>
+          <w:vertAlign w:val="superscript"/>
+        </w:rPr>
+        <w:t>+</w:t>
+      </w:r>
+      <w:r>
+        <w:rPr>
+          <w:rFonts w:ascii="Times New Roman" w:hAnsi="Times New Roman" w:eastAsia="Times New Roman" w:cs="Times New Roman"/>
+        </w:rPr>
+        <w:t>Cl-CH</w:t>
       </w:r>
       <w:r>
         <w:rPr>
@@ -27116,204 +27324,7 @@
         <w:rPr>
           <w:rFonts w:ascii="Times New Roman" w:hAnsi="Times New Roman" w:eastAsia="Times New Roman" w:cs="Times New Roman"/>
         </w:rPr>
-        <w:t>=CH-Cl + E</w:t>
-      </w:r>
-      <w:r>
-        <w:rPr>
-          <w:rFonts w:ascii="Times New Roman" w:hAnsi="Times New Roman" w:eastAsia="Times New Roman" w:cs="Times New Roman"/>
-          <w:vertAlign w:val="superscript"/>
-        </w:rPr>
-        <w:t>+</w:t>
-      </w:r>
-      <w:r>
-        <w:rPr>
-          <w:rFonts w:ascii="Times New Roman" w:hAnsi="Times New Roman" w:eastAsia="Times New Roman" w:cs="Times New Roman"/>
-        </w:rPr>
-        <w:t xml:space="preserve"> → ECH</w:t>
-      </w:r>
-      <w:r>
-        <w:rPr>
-          <w:rFonts w:ascii="Times New Roman" w:hAnsi="Times New Roman" w:eastAsia="Times New Roman" w:cs="Times New Roman"/>
-          <w:vertAlign w:val="subscript"/>
-        </w:rPr>
-        <w:t>2</w:t>
-      </w:r>
-      <w:r>
-        <w:rPr>
-          <w:rFonts w:ascii="Times New Roman" w:hAnsi="Times New Roman" w:eastAsia="Times New Roman" w:cs="Times New Roman"/>
-        </w:rPr>
-        <w:t>-CH</w:t>
-      </w:r>
-      <w:r>
-        <w:rPr>
-          <w:rFonts w:ascii="Times New Roman" w:hAnsi="Times New Roman" w:eastAsia="Times New Roman" w:cs="Times New Roman"/>
-          <w:vertAlign w:val="superscript"/>
-        </w:rPr>
-        <w:t>+</w:t>
-      </w:r>
-      <w:r>
-        <w:rPr>
-          <w:rFonts w:ascii="Times New Roman" w:hAnsi="Times New Roman" w:eastAsia="Times New Roman" w:cs="Times New Roman"/>
-        </w:rPr>
-        <w:t xml:space="preserve">Cl ⟷ </w:t>
-      </w:r>
-      <w:r>
-        <w:rPr>
-          <w:rFonts w:hint="eastAsia" w:ascii="Times New Roman" w:hAnsi="Times New Roman" w:eastAsia="Times New Roman" w:cs="Times New Roman"/>
-        </w:rPr>
-        <w:t>ECH</w:t>
-      </w:r>
-      <w:r>
-        <w:rPr>
-          <w:rFonts w:hint="eastAsia" w:ascii="Times New Roman" w:hAnsi="Times New Roman" w:eastAsia="Times New Roman" w:cs="Times New Roman"/>
-          <w:vertAlign w:val="subscript"/>
-        </w:rPr>
-        <w:t>2</w:t>
-      </w:r>
-      <w:r>
-        <w:rPr>
-          <w:rFonts w:hint="eastAsia" w:ascii="Times New Roman" w:hAnsi="Times New Roman" w:eastAsia="Times New Roman" w:cs="Times New Roman"/>
-        </w:rPr>
-        <w:t>=CH-Cl</w:t>
-      </w:r>
-      <w:r>
-        <w:rPr>
-          <w:rFonts w:hint="eastAsia" w:ascii="Times New Roman" w:hAnsi="Times New Roman" w:eastAsia="Times New Roman" w:cs="Times New Roman"/>
-          <w:vertAlign w:val="superscript"/>
-        </w:rPr>
-        <w:t>+</w:t>
-      </w:r>
-      <w:r>
-        <w:rPr>
-          <w:rFonts w:hint="eastAsia" w:ascii="Times New Roman" w:hAnsi="Times New Roman" w:eastAsia="Times New Roman" w:cs="Times New Roman"/>
-        </w:rPr>
-        <w:t>（</w:t>
-      </w:r>
-      <w:r>
-        <w:rPr>
-          <w:rFonts w:hint="eastAsia" w:ascii="Times New Roman" w:hAnsi="Times New Roman" w:eastAsia="FangSong" w:cs="Times New Roman"/>
-        </w:rPr>
-        <w:t>共振</w:t>
-      </w:r>
-      <w:r>
-        <w:rPr>
-          <w:rFonts w:hint="eastAsia" w:ascii="Times New Roman" w:hAnsi="Times New Roman" w:eastAsia="Times New Roman" w:cs="Times New Roman"/>
-        </w:rPr>
-        <w:t>，</w:t>
-      </w:r>
-      <w:r>
-        <w:rPr>
-          <w:rFonts w:hint="eastAsia" w:ascii="Times New Roman" w:hAnsi="Times New Roman" w:eastAsia="FangSong" w:cs="Times New Roman"/>
-        </w:rPr>
-        <w:t>正电荷分散到</w:t>
-      </w:r>
-      <w:r>
-        <w:rPr>
-          <w:rFonts w:hint="eastAsia" w:ascii="Times New Roman" w:hAnsi="Times New Roman" w:eastAsia="Times New Roman" w:cs="Times New Roman"/>
-        </w:rPr>
-        <w:t>Cl</w:t>
-      </w:r>
-      <w:r>
-        <w:rPr>
-          <w:rFonts w:hint="eastAsia" w:ascii="Times New Roman" w:hAnsi="Times New Roman" w:eastAsia="FangSong" w:cs="Times New Roman"/>
-        </w:rPr>
-        <w:t>上</w:t>
-      </w:r>
-      <w:r>
-        <w:rPr>
-          <w:rFonts w:hint="eastAsia" w:ascii="Times New Roman" w:hAnsi="Times New Roman" w:eastAsia="Times New Roman" w:cs="Times New Roman"/>
-        </w:rPr>
-        <w:t>）</w:t>
-      </w:r>
-    </w:p>
-    <w:p>
-      <w:pPr>
-        <w:pStyle w:val="Compact"/>
-        <w:numPr>
-          <w:ilvl w:val="1"/>
-          <w:numId w:val="1024"/>
-        </w:numPr>
-      </w:pPr>
-      <w:r>
-        <w:rPr>
-          <w:rFonts w:hint="eastAsia" w:ascii="Times New Roman" w:hAnsi="Times New Roman" w:eastAsia="FangSong" w:cs="Times New Roman"/>
-        </w:rPr>
-        <w:t>若</w:t>
-      </w:r>
-      <w:r>
-        <w:rPr>
-          <w:rFonts w:hint="eastAsia" w:ascii="Times New Roman" w:hAnsi="Times New Roman" w:eastAsia="Times New Roman" w:cs="Times New Roman"/>
-        </w:rPr>
         <w:t>E</w:t>
-      </w:r>
-      <w:r>
-        <w:rPr>
-          <w:rFonts w:hint="eastAsia" w:ascii="Times New Roman" w:hAnsi="Times New Roman" w:eastAsia="Times New Roman" w:cs="Times New Roman"/>
-          <w:vertAlign w:val="superscript"/>
-        </w:rPr>
-        <w:t>+</w:t>
-      </w:r>
-      <w:r>
-        <w:rPr>
-          <w:rFonts w:hint="eastAsia" w:ascii="Times New Roman" w:hAnsi="Times New Roman" w:eastAsia="FangSong" w:cs="Times New Roman"/>
-        </w:rPr>
-        <w:t>加在</w:t>
-      </w:r>
-      <w:r>
-        <w:rPr>
-          <w:rFonts w:hint="eastAsia" w:ascii="Times New Roman" w:hAnsi="Times New Roman" w:eastAsia="Times New Roman" w:cs="Times New Roman"/>
-        </w:rPr>
-        <w:t>CHCl</w:t>
-      </w:r>
-      <w:r>
-        <w:rPr>
-          <w:rFonts w:hint="eastAsia" w:ascii="Times New Roman" w:hAnsi="Times New Roman" w:eastAsia="FangSong" w:cs="Times New Roman"/>
-        </w:rPr>
-        <w:t>上</w:t>
-      </w:r>
-      <w:r>
-        <w:rPr>
-          <w:rFonts w:hint="eastAsia" w:ascii="Times New Roman" w:hAnsi="Times New Roman" w:eastAsia="Times New Roman" w:cs="Times New Roman"/>
-        </w:rPr>
-        <w:t>：</w:t>
-      </w:r>
-      <w:r>
-        <w:rPr>
-          <w:rFonts w:hint="eastAsia" w:ascii="Times New Roman" w:hAnsi="Times New Roman" w:eastAsia="FangSong" w:cs="Times New Roman"/>
-        </w:rPr>
-        <w:t>形成碳正离子</w:t>
-      </w:r>
-      <w:r>
-        <w:rPr>
-          <w:rFonts w:ascii="Times New Roman" w:hAnsi="Times New Roman" w:eastAsia="Times New Roman" w:cs="Times New Roman"/>
-        </w:rPr>
-        <w:t xml:space="preserve"> CH</w:t>
-      </w:r>
-      <w:r>
-        <w:rPr>
-          <w:rFonts w:ascii="Times New Roman" w:hAnsi="Times New Roman" w:eastAsia="Times New Roman" w:cs="Times New Roman"/>
-          <w:vertAlign w:val="subscript"/>
-        </w:rPr>
-        <w:t>2</w:t>
-      </w:r>
-      <w:r>
-        <w:rPr>
-          <w:rFonts w:ascii="Times New Roman" w:hAnsi="Times New Roman" w:eastAsia="Times New Roman" w:cs="Times New Roman"/>
-        </w:rPr>
-        <w:t>-CH</w:t>
-      </w:r>
-      <w:r>
-        <w:rPr>
-          <w:rFonts w:ascii="Times New Roman" w:hAnsi="Times New Roman" w:eastAsia="Times New Roman" w:cs="Times New Roman"/>
-          <w:vertAlign w:val="superscript"/>
-        </w:rPr>
-        <w:t>+</w:t>
-      </w:r>
-      <w:r>
-        <w:rPr>
-          <w:rFonts w:ascii="Times New Roman" w:hAnsi="Times New Roman" w:eastAsia="Times New Roman" w:cs="Times New Roman"/>
-        </w:rPr>
-        <w:t>ClE</w:t>
       </w:r>
     </w:p>
     <w:p>
@@ -27322,6 +27333,297 @@
         <w:numPr>
           <w:ilvl w:val="2"/>
           <w:numId w:val="1026"/>
+        </w:numPr>
+      </w:pPr>
+      <w:r>
+        <w:rPr>
+          <w:rFonts w:hint="eastAsia" w:ascii="Times New Roman" w:hAnsi="Times New Roman" w:eastAsia="FangSong" w:cs="Times New Roman"/>
+        </w:rPr>
+        <w:t>正电荷在</w:t>
+      </w:r>
+      <w:r>
+        <w:rPr>
+          <w:rFonts w:hint="eastAsia" w:ascii="Times New Roman" w:hAnsi="Times New Roman" w:eastAsia="Times New Roman" w:cs="Times New Roman"/>
+        </w:rPr>
+        <w:t>CHCl</w:t>
+      </w:r>
+      <w:r>
+        <w:rPr>
+          <w:rFonts w:hint="eastAsia" w:ascii="Times New Roman" w:hAnsi="Times New Roman" w:eastAsia="FangSong" w:cs="Times New Roman"/>
+        </w:rPr>
+        <w:t>上</w:t>
+      </w:r>
+      <w:r>
+        <w:rPr>
+          <w:rFonts w:hint="eastAsia" w:ascii="Times New Roman" w:hAnsi="Times New Roman" w:eastAsia="Times New Roman" w:cs="Times New Roman"/>
+        </w:rPr>
+        <w:t>，Cl</w:t>
+      </w:r>
+      <w:r>
+        <w:rPr>
+          <w:rFonts w:hint="eastAsia" w:ascii="Times New Roman" w:hAnsi="Times New Roman" w:eastAsia="FangSong" w:cs="Times New Roman"/>
+        </w:rPr>
+        <w:t>的</w:t>
+      </w:r>
+      <w:r>
+        <w:rPr>
+          <w:rFonts w:hint="eastAsia" w:ascii="Times New Roman" w:hAnsi="Times New Roman" w:eastAsia="Times New Roman" w:cs="Times New Roman"/>
+        </w:rPr>
+        <w:t>+C</w:t>
+      </w:r>
+      <w:r>
+        <w:rPr>
+          <w:rFonts w:hint="eastAsia" w:ascii="Times New Roman" w:hAnsi="Times New Roman" w:eastAsia="FangSong" w:cs="Times New Roman"/>
+        </w:rPr>
+        <w:t>效应可通过</w:t>
+      </w:r>
+      <w:r>
+        <w:rPr>
+          <w:rFonts w:hint="eastAsia" w:ascii="Times New Roman" w:hAnsi="Times New Roman" w:eastAsia="Times New Roman" w:cs="Times New Roman"/>
+        </w:rPr>
+        <w:t>p-π</w:t>
+      </w:r>
+      <w:r>
+        <w:rPr>
+          <w:rFonts w:hint="eastAsia" w:ascii="Times New Roman" w:hAnsi="Times New Roman" w:eastAsia="FangSong" w:cs="Times New Roman"/>
+        </w:rPr>
+        <w:t>共轭稳定碳正离子</w:t>
+      </w:r>
+      <w:r>
+        <w:rPr>
+          <w:rFonts w:hint="eastAsia" w:ascii="Times New Roman" w:hAnsi="Times New Roman" w:eastAsia="Times New Roman" w:cs="Times New Roman"/>
+        </w:rPr>
+        <w:t>：</w:t>
+      </w:r>
+      <w:r>
+        <w:rPr>
+          <w:rFonts w:ascii="Times New Roman" w:hAnsi="Times New Roman" w:eastAsia="Times New Roman" w:cs="Times New Roman"/>
+        </w:rPr>
+        <w:t xml:space="preserve"> </w:t>
+      </w:r>
+      <w:r>
+        <w:rPr>
+          <w:rFonts w:ascii="Times New Roman" w:hAnsi="Times New Roman" w:eastAsia="Times New Roman" w:cs="Times New Roman"/>
+        </w:rPr>
+        <w:t>CH</w:t>
+      </w:r>
+      <w:r>
+        <w:rPr>
+          <w:rFonts w:ascii="Times New Roman" w:hAnsi="Times New Roman" w:eastAsia="Times New Roman" w:cs="Times New Roman"/>
+          <w:vertAlign w:val="subscript"/>
+        </w:rPr>
+        <w:t>2</w:t>
+      </w:r>
+      <w:r>
+        <w:rPr>
+          <w:rFonts w:ascii="Times New Roman" w:hAnsi="Times New Roman" w:eastAsia="Times New Roman" w:cs="Times New Roman"/>
+        </w:rPr>
+        <w:t>=CH-Cl + E</w:t>
+      </w:r>
+      <w:r>
+        <w:rPr>
+          <w:rFonts w:ascii="Times New Roman" w:hAnsi="Times New Roman" w:eastAsia="Times New Roman" w:cs="Times New Roman"/>
+          <w:vertAlign w:val="superscript"/>
+        </w:rPr>
+        <w:t>+</w:t>
+      </w:r>
+      <w:r>
+        <w:rPr>
+          <w:rFonts w:ascii="Times New Roman" w:hAnsi="Times New Roman" w:eastAsia="Times New Roman" w:cs="Times New Roman"/>
+        </w:rPr>
+        <w:t xml:space="preserve"> → ECH</w:t>
+      </w:r>
+      <w:r>
+        <w:rPr>
+          <w:rFonts w:ascii="Times New Roman" w:hAnsi="Times New Roman" w:eastAsia="Times New Roman" w:cs="Times New Roman"/>
+          <w:vertAlign w:val="subscript"/>
+        </w:rPr>
+        <w:t>2</w:t>
+      </w:r>
+      <w:r>
+        <w:rPr>
+          <w:rFonts w:ascii="Times New Roman" w:hAnsi="Times New Roman" w:eastAsia="Times New Roman" w:cs="Times New Roman"/>
+        </w:rPr>
+        <w:t>-CH</w:t>
+      </w:r>
+      <w:r>
+        <w:rPr>
+          <w:rFonts w:ascii="Times New Roman" w:hAnsi="Times New Roman" w:eastAsia="Times New Roman" w:cs="Times New Roman"/>
+          <w:vertAlign w:val="superscript"/>
+        </w:rPr>
+        <w:t>+</w:t>
+      </w:r>
+      <w:r>
+        <w:rPr>
+          <w:rFonts w:ascii="Times New Roman" w:hAnsi="Times New Roman" w:eastAsia="Times New Roman" w:cs="Times New Roman"/>
+        </w:rPr>
+        <w:t xml:space="preserve">Cl ⟷ </w:t>
+      </w:r>
+      <w:r>
+        <w:rPr>
+          <w:rFonts w:hint="eastAsia" w:ascii="Times New Roman" w:hAnsi="Times New Roman" w:eastAsia="Times New Roman" w:cs="Times New Roman"/>
+        </w:rPr>
+        <w:t>ECH</w:t>
+      </w:r>
+      <w:r>
+        <w:rPr>
+          <w:rFonts w:hint="eastAsia" w:ascii="Times New Roman" w:hAnsi="Times New Roman" w:eastAsia="Times New Roman" w:cs="Times New Roman"/>
+          <w:vertAlign w:val="subscript"/>
+        </w:rPr>
+        <w:t>2</w:t>
+      </w:r>
+      <w:r>
+        <w:rPr>
+          <w:rFonts w:hint="eastAsia" w:ascii="Times New Roman" w:hAnsi="Times New Roman" w:eastAsia="Times New Roman" w:cs="Times New Roman"/>
+        </w:rPr>
+        <w:t>=CH-Cl</w:t>
+      </w:r>
+      <w:r>
+        <w:rPr>
+          <w:rFonts w:hint="eastAsia" w:ascii="Times New Roman" w:hAnsi="Times New Roman" w:eastAsia="Times New Roman" w:cs="Times New Roman"/>
+          <w:vertAlign w:val="superscript"/>
+        </w:rPr>
+        <w:t>+</w:t>
+      </w:r>
+      <w:r>
+        <w:rPr>
+          <w:rFonts w:hint="eastAsia" w:ascii="Times New Roman" w:hAnsi="Times New Roman" w:eastAsia="Times New Roman" w:cs="Times New Roman"/>
+        </w:rPr>
+        <w:t>（</w:t>
+      </w:r>
+      <w:r>
+        <w:rPr>
+          <w:rFonts w:hint="eastAsia" w:ascii="Times New Roman" w:hAnsi="Times New Roman" w:eastAsia="FangSong" w:cs="Times New Roman"/>
+        </w:rPr>
+        <w:t>共振</w:t>
+      </w:r>
+      <w:r>
+        <w:rPr>
+          <w:rFonts w:hint="eastAsia" w:ascii="Times New Roman" w:hAnsi="Times New Roman" w:eastAsia="Times New Roman" w:cs="Times New Roman"/>
+        </w:rPr>
+        <w:t>，</w:t>
+      </w:r>
+      <w:r>
+        <w:rPr>
+          <w:rFonts w:hint="eastAsia" w:ascii="Times New Roman" w:hAnsi="Times New Roman" w:eastAsia="FangSong" w:cs="Times New Roman"/>
+        </w:rPr>
+        <w:t>正电荷分散到</w:t>
+      </w:r>
+      <w:r>
+        <w:rPr>
+          <w:rFonts w:hint="eastAsia" w:ascii="Times New Roman" w:hAnsi="Times New Roman" w:eastAsia="Times New Roman" w:cs="Times New Roman"/>
+        </w:rPr>
+        <w:t>Cl</w:t>
+      </w:r>
+      <w:r>
+        <w:rPr>
+          <w:rFonts w:hint="eastAsia" w:ascii="Times New Roman" w:hAnsi="Times New Roman" w:eastAsia="FangSong" w:cs="Times New Roman"/>
+        </w:rPr>
+        <w:t>上</w:t>
+      </w:r>
+      <w:r>
+        <w:rPr>
+          <w:rFonts w:hint="eastAsia" w:ascii="Times New Roman" w:hAnsi="Times New Roman" w:eastAsia="Times New Roman" w:cs="Times New Roman"/>
+        </w:rPr>
+        <w:t>）</w:t>
+      </w:r>
+    </w:p>
+    <w:p>
+      <w:pPr>
+        <w:pStyle w:val="Compact"/>
+        <w:numPr>
+          <w:ilvl w:val="1"/>
+          <w:numId w:val="1025"/>
+        </w:numPr>
+      </w:pPr>
+      <w:r>
+        <w:rPr>
+          <w:rFonts w:hint="eastAsia" w:ascii="Times New Roman" w:hAnsi="Times New Roman" w:eastAsia="FangSong" w:cs="Times New Roman"/>
+        </w:rPr>
+        <w:t>若</w:t>
+      </w:r>
+      <w:r>
+        <w:rPr>
+          <w:rFonts w:hint="eastAsia" w:ascii="Times New Roman" w:hAnsi="Times New Roman" w:eastAsia="Times New Roman" w:cs="Times New Roman"/>
+        </w:rPr>
+        <w:t>E</w:t>
+      </w:r>
+      <w:r>
+        <w:rPr>
+          <w:rFonts w:hint="eastAsia" w:ascii="Times New Roman" w:hAnsi="Times New Roman" w:eastAsia="Times New Roman" w:cs="Times New Roman"/>
+          <w:vertAlign w:val="superscript"/>
+        </w:rPr>
+        <w:t>+</w:t>
+      </w:r>
+      <w:r>
+        <w:rPr>
+          <w:rFonts w:hint="eastAsia" w:ascii="Times New Roman" w:hAnsi="Times New Roman" w:eastAsia="FangSong" w:cs="Times New Roman"/>
+        </w:rPr>
+        <w:t>加在</w:t>
+      </w:r>
+      <w:r>
+        <w:rPr>
+          <w:rFonts w:hint="eastAsia" w:ascii="Times New Roman" w:hAnsi="Times New Roman" w:eastAsia="Times New Roman" w:cs="Times New Roman"/>
+        </w:rPr>
+        <w:t>CHCl</w:t>
+      </w:r>
+      <w:r>
+        <w:rPr>
+          <w:rFonts w:hint="eastAsia" w:ascii="Times New Roman" w:hAnsi="Times New Roman" w:eastAsia="FangSong" w:cs="Times New Roman"/>
+        </w:rPr>
+        <w:t>上</w:t>
+      </w:r>
+      <w:r>
+        <w:rPr>
+          <w:rFonts w:hint="eastAsia" w:ascii="Times New Roman" w:hAnsi="Times New Roman" w:eastAsia="Times New Roman" w:cs="Times New Roman"/>
+        </w:rPr>
+        <w:t>：</w:t>
+      </w:r>
+      <w:r>
+        <w:rPr>
+          <w:rFonts w:hint="eastAsia" w:ascii="Times New Roman" w:hAnsi="Times New Roman" w:eastAsia="FangSong" w:cs="Times New Roman"/>
+        </w:rPr>
+        <w:t>形成碳正离子</w:t>
+      </w:r>
+      <w:r>
+        <w:rPr>
+          <w:rFonts w:ascii="Times New Roman" w:hAnsi="Times New Roman" w:eastAsia="Times New Roman" w:cs="Times New Roman"/>
+        </w:rPr>
+        <w:t xml:space="preserve"> CH</w:t>
+      </w:r>
+      <w:r>
+        <w:rPr>
+          <w:rFonts w:ascii="Times New Roman" w:hAnsi="Times New Roman" w:eastAsia="Times New Roman" w:cs="Times New Roman"/>
+          <w:vertAlign w:val="subscript"/>
+        </w:rPr>
+        <w:t>2</w:t>
+      </w:r>
+      <w:r>
+        <w:rPr>
+          <w:rFonts w:ascii="Times New Roman" w:hAnsi="Times New Roman" w:eastAsia="Times New Roman" w:cs="Times New Roman"/>
+        </w:rPr>
+        <w:t>-CH</w:t>
+      </w:r>
+      <w:r>
+        <w:rPr>
+          <w:rFonts w:ascii="Times New Roman" w:hAnsi="Times New Roman" w:eastAsia="Times New Roman" w:cs="Times New Roman"/>
+          <w:vertAlign w:val="superscript"/>
+        </w:rPr>
+        <w:t>+</w:t>
+      </w:r>
+      <w:r>
+        <w:rPr>
+          <w:rFonts w:ascii="Times New Roman" w:hAnsi="Times New Roman" w:eastAsia="Times New Roman" w:cs="Times New Roman"/>
+        </w:rPr>
+        <w:t>ClE</w:t>
+      </w:r>
+    </w:p>
+    <w:p>
+      <w:pPr>
+        <w:pStyle w:val="Compact"/>
+        <w:numPr>
+          <w:ilvl w:val="2"/>
+          <w:numId w:val="1027"/>
         </w:numPr>
       </w:pPr>
       <w:r>
@@ -28944,7 +29246,7 @@
         <w:pStyle w:val="Compact"/>
         <w:numPr>
           <w:ilvl w:val="0"/>
-          <w:numId w:val="1027"/>
+          <w:numId w:val="1028"/>
         </w:numPr>
       </w:pPr>
       <w:r>
@@ -28983,7 +29285,7 @@
         <w:pStyle w:val="Compact"/>
         <w:numPr>
           <w:ilvl w:val="0"/>
-          <w:numId w:val="1027"/>
+          <w:numId w:val="1028"/>
         </w:numPr>
       </w:pPr>
       <w:r>
@@ -29022,7 +29324,7 @@
         <w:pStyle w:val="Compact"/>
         <w:numPr>
           <w:ilvl w:val="0"/>
-          <w:numId w:val="1027"/>
+          <w:numId w:val="1028"/>
         </w:numPr>
       </w:pPr>
       <w:r>
@@ -30251,7 +30553,7 @@
         <w:pStyle w:val="Compact"/>
         <w:numPr>
           <w:ilvl w:val="0"/>
-          <w:numId w:val="1028"/>
+          <w:numId w:val="1029"/>
         </w:numPr>
       </w:pPr>
       <w:r>
@@ -30310,7 +30612,7 @@
         <w:pStyle w:val="Compact"/>
         <w:numPr>
           <w:ilvl w:val="0"/>
-          <w:numId w:val="1028"/>
+          <w:numId w:val="1029"/>
         </w:numPr>
       </w:pPr>
       <w:r>
@@ -30385,7 +30687,7 @@
         <w:pStyle w:val="Compact"/>
         <w:numPr>
           <w:ilvl w:val="0"/>
-          <w:numId w:val="1028"/>
+          <w:numId w:val="1029"/>
         </w:numPr>
       </w:pPr>
       <w:r>
@@ -30454,7 +30756,7 @@
         <w:pStyle w:val="Compact"/>
         <w:numPr>
           <w:ilvl w:val="0"/>
-          <w:numId w:val="1028"/>
+          <w:numId w:val="1029"/>
         </w:numPr>
       </w:pPr>
       <w:r>
@@ -30475,7 +30777,7 @@
         <w:pStyle w:val="Compact"/>
         <w:numPr>
           <w:ilvl w:val="1"/>
-          <w:numId w:val="1029"/>
+          <w:numId w:val="1030"/>
         </w:numPr>
       </w:pPr>
       <w:r>
@@ -30542,7 +30844,7 @@
         <w:pStyle w:val="Compact"/>
         <w:numPr>
           <w:ilvl w:val="1"/>
-          <w:numId w:val="1029"/>
+          <w:numId w:val="1030"/>
         </w:numPr>
       </w:pPr>
       <w:r>
@@ -30600,470 +30902,6 @@
           <w:rFonts w:hint="eastAsia" w:ascii="Times New Roman" w:hAnsi="Times New Roman" w:eastAsia="Times New Roman" w:cs="Times New Roman"/>
         </w:rPr>
         <w:t>（⭐⭐⭐）</w:t>
-      </w:r>
-    </w:p>
-    <w:p>
-      <w:pPr>
-        <w:pStyle w:val="Compact"/>
-        <w:numPr>
-          <w:ilvl w:val="0"/>
-          <w:numId w:val="1030"/>
-        </w:numPr>
-      </w:pPr>
-      <w:r>
-        <w:rPr>
-          <w:rFonts w:hint="eastAsia" w:ascii="Times New Roman" w:hAnsi="Times New Roman" w:eastAsia="FangSong" w:cs="Times New Roman"/>
-        </w:rPr>
-        <w:t xml:space="preserve">化合物</w:t>
-      </w:r>
-      <w:r>
-        <w:rPr>
-          <w:rFonts w:ascii="Times New Roman" w:hAnsi="Times New Roman" w:eastAsia="Times New Roman" w:cs="Times New Roman"/>
-        </w:rPr>
-        <w:t xml:space="preserve"> C</w:t>
-      </w:r>
-      <w:r>
-        <w:rPr>
-          <w:rFonts w:ascii="Times New Roman" w:hAnsi="Times New Roman" w:eastAsia="Times New Roman" w:cs="Times New Roman"/>
-          <w:vertAlign w:val="subscript"/>
-        </w:rPr>
-        <w:t>6</w:t>
-      </w:r>
-      <w:r>
-        <w:rPr>
-          <w:rFonts w:ascii="Times New Roman" w:hAnsi="Times New Roman" w:eastAsia="Times New Roman" w:cs="Times New Roman"/>
-        </w:rPr>
-        <w:t>H</w:t>
-      </w:r>
-      <w:r>
-        <w:rPr>
-          <w:rFonts w:ascii="Times New Roman" w:hAnsi="Times New Roman" w:eastAsia="Times New Roman" w:cs="Times New Roman"/>
-          <w:vertAlign w:val="subscript"/>
-        </w:rPr>
-        <w:t>12</w:t>
-      </w:r>
-      <w:r>
-        <w:rPr>
-          <w:rFonts w:ascii="Times New Roman" w:hAnsi="Times New Roman" w:eastAsia="Times New Roman" w:cs="Times New Roman"/>
-        </w:rPr>
-        <w:t xml:space="preserve"> </w:t>
-      </w:r>
-      <w:r>
-        <w:rPr>
-          <w:rFonts w:hint="eastAsia" w:ascii="Times New Roman" w:hAnsi="Times New Roman" w:eastAsia="FangSong" w:cs="Times New Roman"/>
-        </w:rPr>
-        <w:t>的烯烃中</w:t>
-      </w:r>
-      <w:r>
-        <w:rPr>
-          <w:rFonts w:hint="eastAsia" w:ascii="Times New Roman" w:hAnsi="Times New Roman" w:eastAsia="Times New Roman" w:cs="Times New Roman"/>
-        </w:rPr>
-        <w:t>，</w:t>
-      </w:r>
-      <w:r>
-        <w:rPr>
-          <w:rFonts w:hint="eastAsia" w:ascii="Times New Roman" w:hAnsi="Times New Roman" w:eastAsia="FangSong" w:cs="Times New Roman"/>
-        </w:rPr>
-        <w:t>哪些有顺反异构</w:t>
-      </w:r>
-      <w:r>
-        <w:rPr>
-          <w:rFonts w:hint="eastAsia" w:ascii="Times New Roman" w:hAnsi="Times New Roman" w:eastAsia="Times New Roman" w:cs="Times New Roman"/>
-        </w:rPr>
-        <w:t>？</w:t>
-      </w:r>
-      <w:r>
-        <w:rPr>
-          <w:rFonts w:hint="eastAsia" w:ascii="Times New Roman" w:hAnsi="Times New Roman" w:eastAsia="FangSong" w:cs="Times New Roman"/>
-        </w:rPr>
-        <w:t>画出并标记</w:t>
-      </w:r>
-      <w:r>
-        <w:rPr>
-          <w:rFonts w:hint="eastAsia" w:ascii="Times New Roman" w:hAnsi="Times New Roman" w:eastAsia="Times New Roman" w:cs="Times New Roman"/>
-        </w:rPr>
-        <w:t>Z/E。</w:t>
-      </w:r>
-    </w:p>
-    <w:p>
-      <w:pPr>
-        <w:pStyle w:val="Compact"/>
-        <w:numPr>
-          <w:ilvl w:val="0"/>
-          <w:numId w:val="1030"/>
-        </w:numPr>
-      </w:pPr>
-      <w:r>
-        <w:rPr>
-          <w:rFonts w:hint="eastAsia" w:ascii="Times New Roman" w:hAnsi="Times New Roman" w:eastAsia="FangSong" w:cs="Times New Roman"/>
-        </w:rPr>
-        <w:t>解释为什么三氟乙酸</w:t>
-      </w:r>
-      <w:r>
-        <w:rPr>
-          <w:rFonts w:hint="eastAsia" w:ascii="Times New Roman" w:hAnsi="Times New Roman" w:eastAsia="Times New Roman" w:cs="Times New Roman"/>
-        </w:rPr>
-        <w:t>(CF</w:t>
-      </w:r>
-      <w:r>
-        <w:rPr>
-          <w:rFonts w:hint="eastAsia" w:ascii="Times New Roman" w:hAnsi="Times New Roman" w:eastAsia="Times New Roman" w:cs="Times New Roman"/>
-          <w:vertAlign w:val="subscript"/>
-        </w:rPr>
-        <w:t>3</w:t>
-      </w:r>
-      <w:r>
-        <w:rPr>
-          <w:rFonts w:hint="eastAsia" w:ascii="Times New Roman" w:hAnsi="Times New Roman" w:eastAsia="Times New Roman" w:cs="Times New Roman"/>
-        </w:rPr>
-        <w:t>COOH)</w:t>
-      </w:r>
-      <w:r>
-        <w:rPr>
-          <w:rFonts w:hint="eastAsia" w:ascii="Times New Roman" w:hAnsi="Times New Roman" w:eastAsia="FangSong" w:cs="Times New Roman"/>
-        </w:rPr>
-        <w:t>的酸性</w:t>
-      </w:r>
-      <w:r>
-        <w:rPr>
-          <w:rFonts w:hint="eastAsia" w:ascii="Times New Roman" w:hAnsi="Times New Roman" w:eastAsia="Times New Roman" w:cs="Times New Roman"/>
-        </w:rPr>
-        <w:t>(pKa=0.23)</w:t>
-      </w:r>
-      <w:r>
-        <w:rPr>
-          <w:rFonts w:hint="eastAsia" w:ascii="Times New Roman" w:hAnsi="Times New Roman" w:eastAsia="FangSong" w:cs="Times New Roman"/>
-        </w:rPr>
-        <w:t>远强于乙酸</w:t>
-      </w:r>
-      <w:r>
-        <w:rPr>
-          <w:rFonts w:hint="eastAsia" w:ascii="Times New Roman" w:hAnsi="Times New Roman" w:eastAsia="Times New Roman" w:cs="Times New Roman"/>
-        </w:rPr>
-        <w:t>(CH</w:t>
-      </w:r>
-      <w:r>
-        <w:rPr>
-          <w:rFonts w:hint="eastAsia" w:ascii="Times New Roman" w:hAnsi="Times New Roman" w:eastAsia="Times New Roman" w:cs="Times New Roman"/>
-          <w:vertAlign w:val="subscript"/>
-        </w:rPr>
-        <w:t>3</w:t>
-      </w:r>
-      <w:r>
-        <w:rPr>
-          <w:rFonts w:hint="eastAsia" w:ascii="Times New Roman" w:hAnsi="Times New Roman" w:eastAsia="Times New Roman" w:cs="Times New Roman"/>
-        </w:rPr>
-        <w:t>COOH，pKa=4.76)？</w:t>
-      </w:r>
-      <w:r>
-        <w:rPr>
-          <w:rFonts w:hint="eastAsia" w:ascii="Times New Roman" w:hAnsi="Times New Roman" w:eastAsia="FangSong" w:cs="Times New Roman"/>
-        </w:rPr>
-        <w:t>用电子效应解释</w:t>
-      </w:r>
-      <w:r>
-        <w:rPr>
-          <w:rFonts w:hint="eastAsia" w:ascii="Times New Roman" w:hAnsi="Times New Roman" w:eastAsia="Times New Roman" w:cs="Times New Roman"/>
-        </w:rPr>
-        <w:t>。</w:t>
-      </w:r>
-    </w:p>
-    <w:p>
-      <w:pPr>
-        <w:pStyle w:val="Compact"/>
-        <w:numPr>
-          <w:ilvl w:val="0"/>
-          <w:numId w:val="1030"/>
-        </w:numPr>
-      </w:pPr>
-      <w:r>
-        <w:rPr>
-          <w:rFonts w:hint="eastAsia" w:ascii="Times New Roman" w:hAnsi="Times New Roman" w:eastAsia="Times New Roman" w:cs="Times New Roman"/>
-        </w:rPr>
-        <w:t>1,2-</w:t>
-      </w:r>
-      <w:r>
-        <w:rPr>
-          <w:rFonts w:hint="eastAsia" w:ascii="Times New Roman" w:hAnsi="Times New Roman" w:eastAsia="FangSong" w:cs="Times New Roman"/>
-        </w:rPr>
-        <w:t>二氯乙烯的沸点</w:t>
-      </w:r>
-      <w:r>
-        <w:rPr>
-          <w:rFonts w:hint="eastAsia" w:ascii="Times New Roman" w:hAnsi="Times New Roman" w:eastAsia="Times New Roman" w:cs="Times New Roman"/>
-        </w:rPr>
-        <w:t>：</w:t>
-      </w:r>
-      <w:r>
-        <w:rPr>
-          <w:rFonts w:hint="eastAsia" w:ascii="Times New Roman" w:hAnsi="Times New Roman" w:eastAsia="FangSong" w:cs="Times New Roman"/>
-        </w:rPr>
-        <w:t>顺式</w:t>
-      </w:r>
-      <w:r>
-        <w:rPr>
-          <w:rFonts w:hint="eastAsia" w:ascii="Times New Roman" w:hAnsi="Times New Roman" w:eastAsia="Times New Roman" w:cs="Times New Roman"/>
-        </w:rPr>
-        <w:t>(60.3°C)</w:t>
-      </w:r>
-      <w:r>
-        <w:rPr>
-          <w:rFonts w:ascii="Times New Roman" w:hAnsi="Times New Roman" w:eastAsia="Times New Roman" w:cs="Times New Roman"/>
-        </w:rPr>
-        <w:t xml:space="preserve"> &gt; </w:t>
-      </w:r>
-      <w:r>
-        <w:rPr>
-          <w:rFonts w:hint="eastAsia" w:ascii="Times New Roman" w:hAnsi="Times New Roman" w:eastAsia="FangSong" w:cs="Times New Roman"/>
-        </w:rPr>
-        <w:t>反式</w:t>
-      </w:r>
-      <w:r>
-        <w:rPr>
-          <w:rFonts w:hint="eastAsia" w:ascii="Times New Roman" w:hAnsi="Times New Roman" w:eastAsia="Times New Roman" w:cs="Times New Roman"/>
-        </w:rPr>
-        <w:t>(47.5°C)，</w:t>
-      </w:r>
-      <w:r>
-        <w:rPr>
-          <w:rFonts w:hint="eastAsia" w:ascii="Times New Roman" w:hAnsi="Times New Roman" w:eastAsia="FangSong" w:cs="Times New Roman"/>
-        </w:rPr>
-        <w:t>请解释原因</w:t>
-      </w:r>
-      <w:r>
-        <w:rPr>
-          <w:rFonts w:hint="eastAsia" w:ascii="Times New Roman" w:hAnsi="Times New Roman" w:eastAsia="Times New Roman" w:cs="Times New Roman"/>
-        </w:rPr>
-        <w:t>。</w:t>
-      </w:r>
-    </w:p>
-    <w:p>
-      <w:pPr>
-        <w:pStyle w:val="Compact"/>
-        <w:numPr>
-          <w:ilvl w:val="0"/>
-          <w:numId w:val="1030"/>
-        </w:numPr>
-      </w:pPr>
-      <w:r>
-        <w:rPr>
-          <w:rFonts w:hint="eastAsia" w:ascii="Times New Roman" w:hAnsi="Times New Roman" w:eastAsia="FangSong" w:cs="Times New Roman"/>
-        </w:rPr>
-        <w:t>对下列碳正离子按稳定性排序</w:t>
-      </w:r>
-      <w:r>
-        <w:rPr>
-          <w:rFonts w:hint="eastAsia" w:ascii="Times New Roman" w:hAnsi="Times New Roman" w:eastAsia="Times New Roman" w:cs="Times New Roman"/>
-        </w:rPr>
-        <w:t>，</w:t>
-      </w:r>
-      <w:r>
-        <w:rPr>
-          <w:rFonts w:hint="eastAsia" w:ascii="Times New Roman" w:hAnsi="Times New Roman" w:eastAsia="FangSong" w:cs="Times New Roman"/>
-        </w:rPr>
-        <w:t>并解释</w:t>
-      </w:r>
-      <w:r>
-        <w:rPr>
-          <w:rFonts w:hint="eastAsia" w:ascii="Times New Roman" w:hAnsi="Times New Roman" w:eastAsia="Times New Roman" w:cs="Times New Roman"/>
-        </w:rPr>
-        <w:t>：</w:t>
-      </w:r>
-      <w:r>
-        <w:rPr>
-          <w:rFonts w:ascii="Times New Roman" w:hAnsi="Times New Roman" w:eastAsia="Times New Roman" w:cs="Times New Roman"/>
-        </w:rPr>
-        <w:t xml:space="preserve"> </w:t>
-      </w:r>
-      <w:r>
-        <w:rPr>
-          <w:rFonts w:ascii="Times New Roman" w:hAnsi="Times New Roman" w:eastAsia="Times New Roman" w:cs="Times New Roman"/>
-        </w:rPr>
-        <w:t>(CH</w:t>
-      </w:r>
-      <w:r>
-        <w:rPr>
-          <w:rFonts w:ascii="Times New Roman" w:hAnsi="Times New Roman" w:eastAsia="Times New Roman" w:cs="Times New Roman"/>
-          <w:vertAlign w:val="subscript"/>
-        </w:rPr>
-        <w:t>3</w:t>
-      </w:r>
-      <w:r>
-        <w:rPr>
-          <w:rFonts w:ascii="Times New Roman" w:hAnsi="Times New Roman" w:eastAsia="Times New Roman" w:cs="Times New Roman"/>
-        </w:rPr>
-        <w:t>)</w:t>
-      </w:r>
-      <w:r>
-        <w:rPr>
-          <w:rFonts w:ascii="Times New Roman" w:hAnsi="Times New Roman" w:eastAsia="Times New Roman" w:cs="Times New Roman"/>
-          <w:vertAlign w:val="subscript"/>
-        </w:rPr>
-        <w:t>3</w:t>
-      </w:r>
-      <w:r>
-        <w:rPr>
-          <w:rFonts w:ascii="Times New Roman" w:hAnsi="Times New Roman" w:eastAsia="Times New Roman" w:cs="Times New Roman"/>
-        </w:rPr>
-        <w:t>C</w:t>
-      </w:r>
-      <w:r>
-        <w:rPr>
-          <w:rFonts w:ascii="Times New Roman" w:hAnsi="Times New Roman" w:eastAsia="Times New Roman" w:cs="Times New Roman"/>
-          <w:vertAlign w:val="superscript"/>
-        </w:rPr>
-        <w:t>+</w:t>
-      </w:r>
-      <w:r>
-        <w:rPr>
-          <w:rFonts w:ascii="Times New Roman" w:hAnsi="Times New Roman" w:eastAsia="Times New Roman" w:cs="Times New Roman"/>
-        </w:rPr>
-        <w:t>、CH</w:t>
-      </w:r>
-      <w:r>
-        <w:rPr>
-          <w:rFonts w:ascii="Times New Roman" w:hAnsi="Times New Roman" w:eastAsia="Times New Roman" w:cs="Times New Roman"/>
-          <w:vertAlign w:val="subscript"/>
-        </w:rPr>
-        <w:t>3</w:t>
-      </w:r>
-      <w:r>
-        <w:rPr>
-          <w:rFonts w:ascii="Times New Roman" w:hAnsi="Times New Roman" w:eastAsia="Times New Roman" w:cs="Times New Roman"/>
-        </w:rPr>
-        <w:t>CH</w:t>
-      </w:r>
-      <w:r>
-        <w:rPr>
-          <w:rFonts w:ascii="Times New Roman" w:hAnsi="Times New Roman" w:eastAsia="Times New Roman" w:cs="Times New Roman"/>
-          <w:vertAlign w:val="subscript"/>
-        </w:rPr>
-        <w:t>2</w:t>
-      </w:r>
-      <w:r>
-        <w:rPr>
-          <w:rFonts w:ascii="Times New Roman" w:hAnsi="Times New Roman" w:eastAsia="Times New Roman" w:cs="Times New Roman"/>
-          <w:vertAlign w:val="superscript"/>
-        </w:rPr>
-        <w:t>+</w:t>
-      </w:r>
-      <w:r>
-        <w:rPr>
-          <w:rFonts w:ascii="Times New Roman" w:hAnsi="Times New Roman" w:eastAsia="Times New Roman" w:cs="Times New Roman"/>
-        </w:rPr>
-        <w:t>、CH</w:t>
-      </w:r>
-      <w:r>
-        <w:rPr>
-          <w:rFonts w:ascii="Times New Roman" w:hAnsi="Times New Roman" w:eastAsia="Times New Roman" w:cs="Times New Roman"/>
-          <w:vertAlign w:val="subscript"/>
-        </w:rPr>
-        <w:t>3</w:t>
-      </w:r>
-      <w:r>
-        <w:rPr>
-          <w:rFonts w:ascii="Times New Roman" w:hAnsi="Times New Roman" w:eastAsia="Times New Roman" w:cs="Times New Roman"/>
-          <w:vertAlign w:val="superscript"/>
-        </w:rPr>
-        <w:t>+</w:t>
-      </w:r>
-      <w:r>
-        <w:rPr>
-          <w:rFonts w:ascii="Times New Roman" w:hAnsi="Times New Roman" w:eastAsia="Times New Roman" w:cs="Times New Roman"/>
-        </w:rPr>
-        <w:t>、(CH</w:t>
-      </w:r>
-      <w:r>
-        <w:rPr>
-          <w:rFonts w:ascii="Times New Roman" w:hAnsi="Times New Roman" w:eastAsia="Times New Roman" w:cs="Times New Roman"/>
-          <w:vertAlign w:val="subscript"/>
-        </w:rPr>
-        <w:t>3</w:t>
-      </w:r>
-      <w:r>
-        <w:rPr>
-          <w:rFonts w:ascii="Times New Roman" w:hAnsi="Times New Roman" w:eastAsia="Times New Roman" w:cs="Times New Roman"/>
-        </w:rPr>
-        <w:t>)</w:t>
-      </w:r>
-      <w:r>
-        <w:rPr>
-          <w:rFonts w:ascii="Times New Roman" w:hAnsi="Times New Roman" w:eastAsia="Times New Roman" w:cs="Times New Roman"/>
-          <w:vertAlign w:val="subscript"/>
-        </w:rPr>
-        <w:t>2</w:t>
-      </w:r>
-      <w:r>
-        <w:rPr>
-          <w:rFonts w:ascii="Times New Roman" w:hAnsi="Times New Roman" w:eastAsia="Times New Roman" w:cs="Times New Roman"/>
-        </w:rPr>
-        <w:t>CH</w:t>
-      </w:r>
-      <w:r>
-        <w:rPr>
-          <w:rFonts w:ascii="Times New Roman" w:hAnsi="Times New Roman" w:eastAsia="Times New Roman" w:cs="Times New Roman"/>
-          <w:vertAlign w:val="superscript"/>
-        </w:rPr>
-        <w:t>+</w:t>
-      </w:r>
-      <w:r>
-        <w:rPr>
-          <w:rFonts w:ascii="Times New Roman" w:hAnsi="Times New Roman" w:eastAsia="Times New Roman" w:cs="Times New Roman"/>
-        </w:rPr>
-        <w:t>、CH</w:t>
-      </w:r>
-      <w:r>
-        <w:rPr>
-          <w:rFonts w:ascii="Times New Roman" w:hAnsi="Times New Roman" w:eastAsia="Times New Roman" w:cs="Times New Roman"/>
-          <w:vertAlign w:val="subscript"/>
-        </w:rPr>
-        <w:t>2</w:t>
-      </w:r>
-      <w:r>
-        <w:rPr>
-          <w:rFonts w:ascii="Times New Roman" w:hAnsi="Times New Roman" w:eastAsia="Times New Roman" w:cs="Times New Roman"/>
-        </w:rPr>
-        <w:t>=CH-CH</w:t>
-      </w:r>
-      <w:r>
-        <w:rPr>
-          <w:rFonts w:ascii="Times New Roman" w:hAnsi="Times New Roman" w:eastAsia="Times New Roman" w:cs="Times New Roman"/>
-          <w:vertAlign w:val="subscript"/>
-        </w:rPr>
-        <w:t>2</w:t>
-      </w:r>
-      <w:r>
-        <w:rPr>
-          <w:rFonts w:ascii="Times New Roman" w:hAnsi="Times New Roman" w:eastAsia="Times New Roman" w:cs="Times New Roman"/>
-          <w:vertAlign w:val="superscript"/>
-        </w:rPr>
-        <w:t>+</w:t>
-      </w:r>
-    </w:p>
-    <w:bookmarkEnd w:id="51"/>
-    <w:bookmarkStart w:id="52" w:name="挑战"/>
-    <w:p>
-      <w:pPr>
-        <w:pStyle w:val="Heading3"/>
-        <w:spacing w:before="280" w:after="120"/>
-      </w:pPr>
-      <w:r>
-        <w:rPr>
-          <w:rFonts w:ascii="Times New Roman" w:hAnsi="Times New Roman" w:eastAsia="Times New Roman" w:cs="Times New Roman"/>
-        </w:rPr>
-        <w:t xml:space="preserve">6.3 </w:t>
-      </w:r>
-      <w:r>
-        <w:rPr>
-          <w:rFonts w:hint="eastAsia" w:ascii="Times New Roman" w:hAnsi="Times New Roman" w:eastAsia="SimHei" w:cs="Times New Roman"/>
-        </w:rPr>
-        <w:t>挑战</w:t>
-      </w:r>
-      <w:r>
-        <w:rPr>
-          <w:rFonts w:hint="eastAsia" w:ascii="Times New Roman" w:hAnsi="Times New Roman" w:eastAsia="Times New Roman" w:cs="Times New Roman"/>
-        </w:rPr>
-        <w:t>（⭐⭐⭐⭐⭐）</w:t>
       </w:r>
     </w:p>
     <w:p>
@@ -31076,45 +30914,77 @@
       </w:pPr>
       <w:r>
         <w:rPr>
-          <w:rFonts w:hint="eastAsia" w:ascii="Times New Roman" w:hAnsi="Times New Roman" w:eastAsia="Times New Roman" w:cs="Times New Roman"/>
-        </w:rPr>
-        <w:t>2,3,4-</w:t>
-      </w:r>
-      <w:r>
-        <w:rPr>
-          <w:rFonts w:hint="eastAsia" w:ascii="Times New Roman" w:hAnsi="Times New Roman" w:eastAsia="FangSong" w:cs="Times New Roman"/>
-        </w:rPr>
-        <w:t>三氯戊烷有多少种立体异构体</w:t>
-      </w:r>
-      <w:r>
-        <w:rPr>
-          <w:rFonts w:hint="eastAsia" w:ascii="Times New Roman" w:hAnsi="Times New Roman" w:eastAsia="Times New Roman" w:cs="Times New Roman"/>
-        </w:rPr>
-        <w:t>？（</w:t>
-      </w:r>
-      <w:r>
-        <w:rPr>
-          <w:rFonts w:hint="eastAsia" w:ascii="Times New Roman" w:hAnsi="Times New Roman" w:eastAsia="FangSong" w:cs="Times New Roman"/>
-        </w:rPr>
-        <w:t>提示</w:t>
-      </w:r>
-      <w:r>
-        <w:rPr>
-          <w:rFonts w:hint="eastAsia" w:ascii="Times New Roman" w:hAnsi="Times New Roman" w:eastAsia="Times New Roman" w:cs="Times New Roman"/>
-        </w:rPr>
-        <w:t>：</w:t>
-      </w:r>
-      <w:r>
-        <w:rPr>
-          <w:rFonts w:hint="eastAsia" w:ascii="Times New Roman" w:hAnsi="Times New Roman" w:eastAsia="FangSong" w:cs="Times New Roman"/>
-        </w:rPr>
-        <w:t>考虑内消旋体</w:t>
-      </w:r>
-      <w:r>
-        <w:rPr>
-          <w:rFonts w:hint="eastAsia" w:ascii="Times New Roman" w:hAnsi="Times New Roman" w:eastAsia="Times New Roman" w:cs="Times New Roman"/>
-        </w:rPr>
-        <w:t>）</w:t>
+          <w:rFonts w:hint="eastAsia" w:ascii="Times New Roman" w:hAnsi="Times New Roman" w:eastAsia="FangSong" w:cs="Times New Roman"/>
+        </w:rPr>
+        <w:t xml:space="preserve">化合物</w:t>
+      </w:r>
+      <w:r>
+        <w:rPr>
+          <w:rFonts w:ascii="Times New Roman" w:hAnsi="Times New Roman" w:eastAsia="Times New Roman" w:cs="Times New Roman"/>
+        </w:rPr>
+        <w:t xml:space="preserve"> C</w:t>
+      </w:r>
+      <w:r>
+        <w:rPr>
+          <w:rFonts w:ascii="Times New Roman" w:hAnsi="Times New Roman" w:eastAsia="Times New Roman" w:cs="Times New Roman"/>
+          <w:vertAlign w:val="subscript"/>
+        </w:rPr>
+        <w:t>6</w:t>
+      </w:r>
+      <w:r>
+        <w:rPr>
+          <w:rFonts w:ascii="Times New Roman" w:hAnsi="Times New Roman" w:eastAsia="Times New Roman" w:cs="Times New Roman"/>
+        </w:rPr>
+        <w:t>H</w:t>
+      </w:r>
+      <w:r>
+        <w:rPr>
+          <w:rFonts w:ascii="Times New Roman" w:hAnsi="Times New Roman" w:eastAsia="Times New Roman" w:cs="Times New Roman"/>
+          <w:vertAlign w:val="subscript"/>
+        </w:rPr>
+        <w:t>12</w:t>
+      </w:r>
+      <w:r>
+        <w:rPr>
+          <w:rFonts w:ascii="Times New Roman" w:hAnsi="Times New Roman" w:eastAsia="Times New Roman" w:cs="Times New Roman"/>
+        </w:rPr>
+        <w:t xml:space="preserve"> </w:t>
+      </w:r>
+      <w:r>
+        <w:rPr>
+          <w:rFonts w:hint="eastAsia" w:ascii="Times New Roman" w:hAnsi="Times New Roman" w:eastAsia="FangSong" w:cs="Times New Roman"/>
+        </w:rPr>
+        <w:t>的烯烃中</w:t>
+      </w:r>
+      <w:r>
+        <w:rPr>
+          <w:rFonts w:hint="eastAsia" w:ascii="Times New Roman" w:hAnsi="Times New Roman" w:eastAsia="Times New Roman" w:cs="Times New Roman"/>
+        </w:rPr>
+        <w:t>，</w:t>
+      </w:r>
+      <w:r>
+        <w:rPr>
+          <w:rFonts w:hint="eastAsia" w:ascii="Times New Roman" w:hAnsi="Times New Roman" w:eastAsia="FangSong" w:cs="Times New Roman"/>
+        </w:rPr>
+        <w:t>哪些有顺反异构</w:t>
+      </w:r>
+      <w:r>
+        <w:rPr>
+          <w:rFonts w:hint="eastAsia" w:ascii="Times New Roman" w:hAnsi="Times New Roman" w:eastAsia="Times New Roman" w:cs="Times New Roman"/>
+        </w:rPr>
+        <w:t>？</w:t>
+      </w:r>
+      <w:r>
+        <w:rPr>
+          <w:rFonts w:hint="eastAsia" w:ascii="Times New Roman" w:hAnsi="Times New Roman" w:eastAsia="FangSong" w:cs="Times New Roman"/>
+        </w:rPr>
+        <w:t>画出并标记</w:t>
+      </w:r>
+      <w:r>
+        <w:rPr>
+          <w:rFonts w:hint="eastAsia" w:ascii="Times New Roman" w:hAnsi="Times New Roman" w:eastAsia="Times New Roman" w:cs="Times New Roman"/>
+        </w:rPr>
+        <w:t>Z/E。</w:t>
       </w:r>
     </w:p>
     <w:p>
@@ -31129,6 +30999,438 @@
         <w:rPr>
           <w:rFonts w:hint="eastAsia" w:ascii="Times New Roman" w:hAnsi="Times New Roman" w:eastAsia="FangSong" w:cs="Times New Roman"/>
         </w:rPr>
+        <w:t>解释为什么三氟乙酸</w:t>
+      </w:r>
+      <w:r>
+        <w:rPr>
+          <w:rFonts w:hint="eastAsia" w:ascii="Times New Roman" w:hAnsi="Times New Roman" w:eastAsia="Times New Roman" w:cs="Times New Roman"/>
+        </w:rPr>
+        <w:t>(CF</w:t>
+      </w:r>
+      <w:r>
+        <w:rPr>
+          <w:rFonts w:hint="eastAsia" w:ascii="Times New Roman" w:hAnsi="Times New Roman" w:eastAsia="Times New Roman" w:cs="Times New Roman"/>
+          <w:vertAlign w:val="subscript"/>
+        </w:rPr>
+        <w:t>3</w:t>
+      </w:r>
+      <w:r>
+        <w:rPr>
+          <w:rFonts w:hint="eastAsia" w:ascii="Times New Roman" w:hAnsi="Times New Roman" w:eastAsia="Times New Roman" w:cs="Times New Roman"/>
+        </w:rPr>
+        <w:t>COOH)</w:t>
+      </w:r>
+      <w:r>
+        <w:rPr>
+          <w:rFonts w:hint="eastAsia" w:ascii="Times New Roman" w:hAnsi="Times New Roman" w:eastAsia="FangSong" w:cs="Times New Roman"/>
+        </w:rPr>
+        <w:t>的酸性</w:t>
+      </w:r>
+      <w:r>
+        <w:rPr>
+          <w:rFonts w:hint="eastAsia" w:ascii="Times New Roman" w:hAnsi="Times New Roman" w:eastAsia="Times New Roman" w:cs="Times New Roman"/>
+        </w:rPr>
+        <w:t>(pKa=0.23)</w:t>
+      </w:r>
+      <w:r>
+        <w:rPr>
+          <w:rFonts w:hint="eastAsia" w:ascii="Times New Roman" w:hAnsi="Times New Roman" w:eastAsia="FangSong" w:cs="Times New Roman"/>
+        </w:rPr>
+        <w:t>远强于乙酸</w:t>
+      </w:r>
+      <w:r>
+        <w:rPr>
+          <w:rFonts w:hint="eastAsia" w:ascii="Times New Roman" w:hAnsi="Times New Roman" w:eastAsia="Times New Roman" w:cs="Times New Roman"/>
+        </w:rPr>
+        <w:t>(CH</w:t>
+      </w:r>
+      <w:r>
+        <w:rPr>
+          <w:rFonts w:hint="eastAsia" w:ascii="Times New Roman" w:hAnsi="Times New Roman" w:eastAsia="Times New Roman" w:cs="Times New Roman"/>
+          <w:vertAlign w:val="subscript"/>
+        </w:rPr>
+        <w:t>3</w:t>
+      </w:r>
+      <w:r>
+        <w:rPr>
+          <w:rFonts w:hint="eastAsia" w:ascii="Times New Roman" w:hAnsi="Times New Roman" w:eastAsia="Times New Roman" w:cs="Times New Roman"/>
+        </w:rPr>
+        <w:t>COOH，pKa=4.76)？</w:t>
+      </w:r>
+      <w:r>
+        <w:rPr>
+          <w:rFonts w:hint="eastAsia" w:ascii="Times New Roman" w:hAnsi="Times New Roman" w:eastAsia="FangSong" w:cs="Times New Roman"/>
+        </w:rPr>
+        <w:t>用电子效应解释</w:t>
+      </w:r>
+      <w:r>
+        <w:rPr>
+          <w:rFonts w:hint="eastAsia" w:ascii="Times New Roman" w:hAnsi="Times New Roman" w:eastAsia="Times New Roman" w:cs="Times New Roman"/>
+        </w:rPr>
+        <w:t>。</w:t>
+      </w:r>
+    </w:p>
+    <w:p>
+      <w:pPr>
+        <w:pStyle w:val="Compact"/>
+        <w:numPr>
+          <w:ilvl w:val="0"/>
+          <w:numId w:val="1031"/>
+        </w:numPr>
+      </w:pPr>
+      <w:r>
+        <w:rPr>
+          <w:rFonts w:hint="eastAsia" w:ascii="Times New Roman" w:hAnsi="Times New Roman" w:eastAsia="Times New Roman" w:cs="Times New Roman"/>
+        </w:rPr>
+        <w:t>1,2-</w:t>
+      </w:r>
+      <w:r>
+        <w:rPr>
+          <w:rFonts w:hint="eastAsia" w:ascii="Times New Roman" w:hAnsi="Times New Roman" w:eastAsia="FangSong" w:cs="Times New Roman"/>
+        </w:rPr>
+        <w:t>二氯乙烯的沸点</w:t>
+      </w:r>
+      <w:r>
+        <w:rPr>
+          <w:rFonts w:hint="eastAsia" w:ascii="Times New Roman" w:hAnsi="Times New Roman" w:eastAsia="Times New Roman" w:cs="Times New Roman"/>
+        </w:rPr>
+        <w:t>：</w:t>
+      </w:r>
+      <w:r>
+        <w:rPr>
+          <w:rFonts w:hint="eastAsia" w:ascii="Times New Roman" w:hAnsi="Times New Roman" w:eastAsia="FangSong" w:cs="Times New Roman"/>
+        </w:rPr>
+        <w:t>顺式</w:t>
+      </w:r>
+      <w:r>
+        <w:rPr>
+          <w:rFonts w:hint="eastAsia" w:ascii="Times New Roman" w:hAnsi="Times New Roman" w:eastAsia="Times New Roman" w:cs="Times New Roman"/>
+        </w:rPr>
+        <w:t>(60.3°C)</w:t>
+      </w:r>
+      <w:r>
+        <w:rPr>
+          <w:rFonts w:ascii="Times New Roman" w:hAnsi="Times New Roman" w:eastAsia="Times New Roman" w:cs="Times New Roman"/>
+        </w:rPr>
+        <w:t xml:space="preserve"> &gt; </w:t>
+      </w:r>
+      <w:r>
+        <w:rPr>
+          <w:rFonts w:hint="eastAsia" w:ascii="Times New Roman" w:hAnsi="Times New Roman" w:eastAsia="FangSong" w:cs="Times New Roman"/>
+        </w:rPr>
+        <w:t>反式</w:t>
+      </w:r>
+      <w:r>
+        <w:rPr>
+          <w:rFonts w:hint="eastAsia" w:ascii="Times New Roman" w:hAnsi="Times New Roman" w:eastAsia="Times New Roman" w:cs="Times New Roman"/>
+        </w:rPr>
+        <w:t>(47.5°C)，</w:t>
+      </w:r>
+      <w:r>
+        <w:rPr>
+          <w:rFonts w:hint="eastAsia" w:ascii="Times New Roman" w:hAnsi="Times New Roman" w:eastAsia="FangSong" w:cs="Times New Roman"/>
+        </w:rPr>
+        <w:t>请解释原因</w:t>
+      </w:r>
+      <w:r>
+        <w:rPr>
+          <w:rFonts w:hint="eastAsia" w:ascii="Times New Roman" w:hAnsi="Times New Roman" w:eastAsia="Times New Roman" w:cs="Times New Roman"/>
+        </w:rPr>
+        <w:t>。</w:t>
+      </w:r>
+    </w:p>
+    <w:p>
+      <w:pPr>
+        <w:pStyle w:val="Compact"/>
+        <w:numPr>
+          <w:ilvl w:val="0"/>
+          <w:numId w:val="1031"/>
+        </w:numPr>
+      </w:pPr>
+      <w:r>
+        <w:rPr>
+          <w:rFonts w:hint="eastAsia" w:ascii="Times New Roman" w:hAnsi="Times New Roman" w:eastAsia="FangSong" w:cs="Times New Roman"/>
+        </w:rPr>
+        <w:t>对下列碳正离子按稳定性排序</w:t>
+      </w:r>
+      <w:r>
+        <w:rPr>
+          <w:rFonts w:hint="eastAsia" w:ascii="Times New Roman" w:hAnsi="Times New Roman" w:eastAsia="Times New Roman" w:cs="Times New Roman"/>
+        </w:rPr>
+        <w:t>，</w:t>
+      </w:r>
+      <w:r>
+        <w:rPr>
+          <w:rFonts w:hint="eastAsia" w:ascii="Times New Roman" w:hAnsi="Times New Roman" w:eastAsia="FangSong" w:cs="Times New Roman"/>
+        </w:rPr>
+        <w:t>并解释</w:t>
+      </w:r>
+      <w:r>
+        <w:rPr>
+          <w:rFonts w:hint="eastAsia" w:ascii="Times New Roman" w:hAnsi="Times New Roman" w:eastAsia="Times New Roman" w:cs="Times New Roman"/>
+        </w:rPr>
+        <w:t>：</w:t>
+      </w:r>
+      <w:r>
+        <w:rPr>
+          <w:rFonts w:ascii="Times New Roman" w:hAnsi="Times New Roman" w:eastAsia="Times New Roman" w:cs="Times New Roman"/>
+        </w:rPr>
+        <w:t xml:space="preserve"> </w:t>
+      </w:r>
+      <w:r>
+        <w:rPr>
+          <w:rFonts w:ascii="Times New Roman" w:hAnsi="Times New Roman" w:eastAsia="Times New Roman" w:cs="Times New Roman"/>
+        </w:rPr>
+        <w:t>(CH</w:t>
+      </w:r>
+      <w:r>
+        <w:rPr>
+          <w:rFonts w:ascii="Times New Roman" w:hAnsi="Times New Roman" w:eastAsia="Times New Roman" w:cs="Times New Roman"/>
+          <w:vertAlign w:val="subscript"/>
+        </w:rPr>
+        <w:t>3</w:t>
+      </w:r>
+      <w:r>
+        <w:rPr>
+          <w:rFonts w:ascii="Times New Roman" w:hAnsi="Times New Roman" w:eastAsia="Times New Roman" w:cs="Times New Roman"/>
+        </w:rPr>
+        <w:t>)</w:t>
+      </w:r>
+      <w:r>
+        <w:rPr>
+          <w:rFonts w:ascii="Times New Roman" w:hAnsi="Times New Roman" w:eastAsia="Times New Roman" w:cs="Times New Roman"/>
+          <w:vertAlign w:val="subscript"/>
+        </w:rPr>
+        <w:t>3</w:t>
+      </w:r>
+      <w:r>
+        <w:rPr>
+          <w:rFonts w:ascii="Times New Roman" w:hAnsi="Times New Roman" w:eastAsia="Times New Roman" w:cs="Times New Roman"/>
+        </w:rPr>
+        <w:t>C</w:t>
+      </w:r>
+      <w:r>
+        <w:rPr>
+          <w:rFonts w:ascii="Times New Roman" w:hAnsi="Times New Roman" w:eastAsia="Times New Roman" w:cs="Times New Roman"/>
+          <w:vertAlign w:val="superscript"/>
+        </w:rPr>
+        <w:t>+</w:t>
+      </w:r>
+      <w:r>
+        <w:rPr>
+          <w:rFonts w:ascii="Times New Roman" w:hAnsi="Times New Roman" w:eastAsia="Times New Roman" w:cs="Times New Roman"/>
+        </w:rPr>
+        <w:t>、CH</w:t>
+      </w:r>
+      <w:r>
+        <w:rPr>
+          <w:rFonts w:ascii="Times New Roman" w:hAnsi="Times New Roman" w:eastAsia="Times New Roman" w:cs="Times New Roman"/>
+          <w:vertAlign w:val="subscript"/>
+        </w:rPr>
+        <w:t>3</w:t>
+      </w:r>
+      <w:r>
+        <w:rPr>
+          <w:rFonts w:ascii="Times New Roman" w:hAnsi="Times New Roman" w:eastAsia="Times New Roman" w:cs="Times New Roman"/>
+        </w:rPr>
+        <w:t>CH</w:t>
+      </w:r>
+      <w:r>
+        <w:rPr>
+          <w:rFonts w:ascii="Times New Roman" w:hAnsi="Times New Roman" w:eastAsia="Times New Roman" w:cs="Times New Roman"/>
+          <w:vertAlign w:val="subscript"/>
+        </w:rPr>
+        <w:t>2</w:t>
+      </w:r>
+      <w:r>
+        <w:rPr>
+          <w:rFonts w:ascii="Times New Roman" w:hAnsi="Times New Roman" w:eastAsia="Times New Roman" w:cs="Times New Roman"/>
+          <w:vertAlign w:val="superscript"/>
+        </w:rPr>
+        <w:t>+</w:t>
+      </w:r>
+      <w:r>
+        <w:rPr>
+          <w:rFonts w:ascii="Times New Roman" w:hAnsi="Times New Roman" w:eastAsia="Times New Roman" w:cs="Times New Roman"/>
+        </w:rPr>
+        <w:t>、CH</w:t>
+      </w:r>
+      <w:r>
+        <w:rPr>
+          <w:rFonts w:ascii="Times New Roman" w:hAnsi="Times New Roman" w:eastAsia="Times New Roman" w:cs="Times New Roman"/>
+          <w:vertAlign w:val="subscript"/>
+        </w:rPr>
+        <w:t>3</w:t>
+      </w:r>
+      <w:r>
+        <w:rPr>
+          <w:rFonts w:ascii="Times New Roman" w:hAnsi="Times New Roman" w:eastAsia="Times New Roman" w:cs="Times New Roman"/>
+          <w:vertAlign w:val="superscript"/>
+        </w:rPr>
+        <w:t>+</w:t>
+      </w:r>
+      <w:r>
+        <w:rPr>
+          <w:rFonts w:ascii="Times New Roman" w:hAnsi="Times New Roman" w:eastAsia="Times New Roman" w:cs="Times New Roman"/>
+        </w:rPr>
+        <w:t>、(CH</w:t>
+      </w:r>
+      <w:r>
+        <w:rPr>
+          <w:rFonts w:ascii="Times New Roman" w:hAnsi="Times New Roman" w:eastAsia="Times New Roman" w:cs="Times New Roman"/>
+          <w:vertAlign w:val="subscript"/>
+        </w:rPr>
+        <w:t>3</w:t>
+      </w:r>
+      <w:r>
+        <w:rPr>
+          <w:rFonts w:ascii="Times New Roman" w:hAnsi="Times New Roman" w:eastAsia="Times New Roman" w:cs="Times New Roman"/>
+        </w:rPr>
+        <w:t>)</w:t>
+      </w:r>
+      <w:r>
+        <w:rPr>
+          <w:rFonts w:ascii="Times New Roman" w:hAnsi="Times New Roman" w:eastAsia="Times New Roman" w:cs="Times New Roman"/>
+          <w:vertAlign w:val="subscript"/>
+        </w:rPr>
+        <w:t>2</w:t>
+      </w:r>
+      <w:r>
+        <w:rPr>
+          <w:rFonts w:ascii="Times New Roman" w:hAnsi="Times New Roman" w:eastAsia="Times New Roman" w:cs="Times New Roman"/>
+        </w:rPr>
+        <w:t>CH</w:t>
+      </w:r>
+      <w:r>
+        <w:rPr>
+          <w:rFonts w:ascii="Times New Roman" w:hAnsi="Times New Roman" w:eastAsia="Times New Roman" w:cs="Times New Roman"/>
+          <w:vertAlign w:val="superscript"/>
+        </w:rPr>
+        <w:t>+</w:t>
+      </w:r>
+      <w:r>
+        <w:rPr>
+          <w:rFonts w:ascii="Times New Roman" w:hAnsi="Times New Roman" w:eastAsia="Times New Roman" w:cs="Times New Roman"/>
+        </w:rPr>
+        <w:t>、CH</w:t>
+      </w:r>
+      <w:r>
+        <w:rPr>
+          <w:rFonts w:ascii="Times New Roman" w:hAnsi="Times New Roman" w:eastAsia="Times New Roman" w:cs="Times New Roman"/>
+          <w:vertAlign w:val="subscript"/>
+        </w:rPr>
+        <w:t>2</w:t>
+      </w:r>
+      <w:r>
+        <w:rPr>
+          <w:rFonts w:ascii="Times New Roman" w:hAnsi="Times New Roman" w:eastAsia="Times New Roman" w:cs="Times New Roman"/>
+        </w:rPr>
+        <w:t>=CH-CH</w:t>
+      </w:r>
+      <w:r>
+        <w:rPr>
+          <w:rFonts w:ascii="Times New Roman" w:hAnsi="Times New Roman" w:eastAsia="Times New Roman" w:cs="Times New Roman"/>
+          <w:vertAlign w:val="subscript"/>
+        </w:rPr>
+        <w:t>2</w:t>
+      </w:r>
+      <w:r>
+        <w:rPr>
+          <w:rFonts w:ascii="Times New Roman" w:hAnsi="Times New Roman" w:eastAsia="Times New Roman" w:cs="Times New Roman"/>
+          <w:vertAlign w:val="superscript"/>
+        </w:rPr>
+        <w:t>+</w:t>
+      </w:r>
+    </w:p>
+    <w:bookmarkEnd w:id="51"/>
+    <w:bookmarkStart w:id="52" w:name="挑战"/>
+    <w:p>
+      <w:pPr>
+        <w:pStyle w:val="Heading3"/>
+        <w:spacing w:before="280" w:after="120"/>
+      </w:pPr>
+      <w:r>
+        <w:rPr>
+          <w:rFonts w:ascii="Times New Roman" w:hAnsi="Times New Roman" w:eastAsia="Times New Roman" w:cs="Times New Roman"/>
+        </w:rPr>
+        <w:t xml:space="preserve">6.3 </w:t>
+      </w:r>
+      <w:r>
+        <w:rPr>
+          <w:rFonts w:hint="eastAsia" w:ascii="Times New Roman" w:hAnsi="Times New Roman" w:eastAsia="SimHei" w:cs="Times New Roman"/>
+        </w:rPr>
+        <w:t>挑战</w:t>
+      </w:r>
+      <w:r>
+        <w:rPr>
+          <w:rFonts w:hint="eastAsia" w:ascii="Times New Roman" w:hAnsi="Times New Roman" w:eastAsia="Times New Roman" w:cs="Times New Roman"/>
+        </w:rPr>
+        <w:t>（⭐⭐⭐⭐⭐）</w:t>
+      </w:r>
+    </w:p>
+    <w:p>
+      <w:pPr>
+        <w:pStyle w:val="Compact"/>
+        <w:numPr>
+          <w:ilvl w:val="0"/>
+          <w:numId w:val="1032"/>
+        </w:numPr>
+      </w:pPr>
+      <w:r>
+        <w:rPr>
+          <w:rFonts w:hint="eastAsia" w:ascii="Times New Roman" w:hAnsi="Times New Roman" w:eastAsia="Times New Roman" w:cs="Times New Roman"/>
+        </w:rPr>
+        <w:t>2,3,4-</w:t>
+      </w:r>
+      <w:r>
+        <w:rPr>
+          <w:rFonts w:hint="eastAsia" w:ascii="Times New Roman" w:hAnsi="Times New Roman" w:eastAsia="FangSong" w:cs="Times New Roman"/>
+        </w:rPr>
+        <w:t>三氯戊烷有多少种立体异构体</w:t>
+      </w:r>
+      <w:r>
+        <w:rPr>
+          <w:rFonts w:hint="eastAsia" w:ascii="Times New Roman" w:hAnsi="Times New Roman" w:eastAsia="Times New Roman" w:cs="Times New Roman"/>
+        </w:rPr>
+        <w:t>？（</w:t>
+      </w:r>
+      <w:r>
+        <w:rPr>
+          <w:rFonts w:hint="eastAsia" w:ascii="Times New Roman" w:hAnsi="Times New Roman" w:eastAsia="FangSong" w:cs="Times New Roman"/>
+        </w:rPr>
+        <w:t>提示</w:t>
+      </w:r>
+      <w:r>
+        <w:rPr>
+          <w:rFonts w:hint="eastAsia" w:ascii="Times New Roman" w:hAnsi="Times New Roman" w:eastAsia="Times New Roman" w:cs="Times New Roman"/>
+        </w:rPr>
+        <w:t>：</w:t>
+      </w:r>
+      <w:r>
+        <w:rPr>
+          <w:rFonts w:hint="eastAsia" w:ascii="Times New Roman" w:hAnsi="Times New Roman" w:eastAsia="FangSong" w:cs="Times New Roman"/>
+        </w:rPr>
+        <w:t>考虑内消旋体</w:t>
+      </w:r>
+      <w:r>
+        <w:rPr>
+          <w:rFonts w:hint="eastAsia" w:ascii="Times New Roman" w:hAnsi="Times New Roman" w:eastAsia="Times New Roman" w:cs="Times New Roman"/>
+        </w:rPr>
+        <w:t>）</w:t>
+      </w:r>
+    </w:p>
+    <w:p>
+      <w:pPr>
+        <w:pStyle w:val="Compact"/>
+        <w:numPr>
+          <w:ilvl w:val="0"/>
+          <w:numId w:val="1032"/>
+        </w:numPr>
+      </w:pPr>
+      <w:r>
+        <w:rPr>
+          <w:rFonts w:hint="eastAsia" w:ascii="Times New Roman" w:hAnsi="Times New Roman" w:eastAsia="FangSong" w:cs="Times New Roman"/>
+        </w:rPr>
         <w:t>化合物</w:t>
       </w:r>
       <w:r>
@@ -31372,7 +31674,7 @@
         <w:pStyle w:val="Compact"/>
         <w:numPr>
           <w:ilvl w:val="0"/>
-          <w:numId w:val="1032"/>
+          <w:numId w:val="1033"/>
         </w:numPr>
       </w:pPr>
       <w:r>
@@ -31483,7 +31785,7 @@
         <w:pStyle w:val="Compact"/>
         <w:numPr>
           <w:ilvl w:val="0"/>
-          <w:numId w:val="1032"/>
+          <w:numId w:val="1033"/>
         </w:numPr>
       </w:pPr>
       <w:r>
@@ -31570,7 +31872,7 @@
         <w:pStyle w:val="Compact"/>
         <w:numPr>
           <w:ilvl w:val="0"/>
-          <w:numId w:val="1032"/>
+          <w:numId w:val="1033"/>
         </w:numPr>
       </w:pPr>
       <w:r>
@@ -31585,7 +31887,7 @@
         <w:pStyle w:val="Compact"/>
         <w:numPr>
           <w:ilvl w:val="0"/>
-          <w:numId w:val="1032"/>
+          <w:numId w:val="1033"/>
         </w:numPr>
       </w:pPr>
     </w:p>
@@ -31594,7 +31896,7 @@
         <w:pStyle w:val="Compact"/>
         <w:numPr>
           <w:ilvl w:val="1"/>
-          <w:numId w:val="1033"/>
+          <w:numId w:val="1034"/>
         </w:numPr>
       </w:pPr>
       <w:r>
@@ -31679,7 +31981,7 @@
         <w:pStyle w:val="Compact"/>
         <w:numPr>
           <w:ilvl w:val="1"/>
-          <w:numId w:val="1033"/>
+          <w:numId w:val="1034"/>
         </w:numPr>
       </w:pPr>
       <w:r>
@@ -31762,7 +32064,7 @@
         <w:pStyle w:val="Compact"/>
         <w:numPr>
           <w:ilvl w:val="0"/>
-          <w:numId w:val="1032"/>
+          <w:numId w:val="1033"/>
         </w:numPr>
       </w:pPr>
       <w:r>
@@ -31851,7 +32153,7 @@
         <w:pStyle w:val="Compact"/>
         <w:numPr>
           <w:ilvl w:val="0"/>
-          <w:numId w:val="1032"/>
+          <w:numId w:val="1033"/>
         </w:numPr>
       </w:pPr>
       <w:r>
@@ -31915,7 +32217,7 @@
         <w:pStyle w:val="Compact"/>
         <w:numPr>
           <w:ilvl w:val="0"/>
-          <w:numId w:val="1032"/>
+          <w:numId w:val="1033"/>
         </w:numPr>
       </w:pPr>
       <w:r>
@@ -31954,7 +32256,7 @@
         <w:pStyle w:val="Compact"/>
         <w:numPr>
           <w:ilvl w:val="0"/>
-          <w:numId w:val="1032"/>
+          <w:numId w:val="1033"/>
         </w:numPr>
       </w:pPr>
       <w:r>
@@ -32157,7 +32459,7 @@
         <w:pStyle w:val="Compact"/>
         <w:numPr>
           <w:ilvl w:val="0"/>
-          <w:numId w:val="1032"/>
+          <w:numId w:val="1033"/>
         </w:numPr>
       </w:pPr>
       <w:r>
@@ -32202,7 +32504,7 @@
         <w:pStyle w:val="Compact"/>
         <w:numPr>
           <w:ilvl w:val="0"/>
-          <w:numId w:val="1032"/>
+          <w:numId w:val="1033"/>
         </w:numPr>
       </w:pPr>
       <w:r>
@@ -33002,6 +33304,9 @@
     <w:abstractNumId w:val="991"/>
   </w:num>
   <w:num w:numId="1019">
+    <w:abstractNumId w:val="991"/>
+  </w:num>
+  <w:num w:numId="1020">
     <w:abstractNumId w:val="99411"/>
     <w:lvlOverride w:ilvl="0">
       <w:startOverride w:val="1"/>
@@ -33031,7 +33336,7 @@
       <w:startOverride w:val="1"/>
     </w:lvlOverride>
   </w:num>
-  <w:num w:numId="1020">
+  <w:num w:numId="1021">
     <w:abstractNumId w:val="99412"/>
     <w:lvlOverride w:ilvl="0">
       <w:startOverride w:val="2"/>
@@ -33061,13 +33366,13 @@
       <w:startOverride w:val="2"/>
     </w:lvlOverride>
   </w:num>
-  <w:num w:numId="1021">
-    <w:abstractNumId w:val="991"/>
-  </w:num>
   <w:num w:numId="1022">
     <w:abstractNumId w:val="991"/>
   </w:num>
   <w:num w:numId="1023">
+    <w:abstractNumId w:val="991"/>
+  </w:num>
+  <w:num w:numId="1024">
     <w:abstractNumId w:val="99412"/>
     <w:lvlOverride w:ilvl="0">
       <w:startOverride w:val="2"/>
@@ -33097,9 +33402,6 @@
       <w:startOverride w:val="2"/>
     </w:lvlOverride>
   </w:num>
-  <w:num w:numId="1024">
-    <w:abstractNumId w:val="991"/>
-  </w:num>
   <w:num w:numId="1025">
     <w:abstractNumId w:val="991"/>
   </w:num>
@@ -33110,6 +33412,9 @@
     <w:abstractNumId w:val="991"/>
   </w:num>
   <w:num w:numId="1028">
+    <w:abstractNumId w:val="991"/>
+  </w:num>
+  <w:num w:numId="1029">
     <w:abstractNumId w:val="99411"/>
     <w:lvlOverride w:ilvl="0">
       <w:startOverride w:val="1"/>
@@ -33139,7 +33444,7 @@
       <w:startOverride w:val="1"/>
     </w:lvlOverride>
   </w:num>
-  <w:num w:numId="1029">
+  <w:num w:numId="1030">
     <w:abstractNumId w:val="99731"/>
     <w:lvlOverride w:ilvl="0">
       <w:startOverride w:val="1"/>
@@ -33169,7 +33474,7 @@
       <w:startOverride w:val="1"/>
     </w:lvlOverride>
   </w:num>
-  <w:num w:numId="1030">
+  <w:num w:numId="1031">
     <w:abstractNumId w:val="99415"/>
     <w:lvlOverride w:ilvl="0">
       <w:startOverride w:val="5"/>
@@ -33199,7 +33504,7 @@
       <w:startOverride w:val="5"/>
     </w:lvlOverride>
   </w:num>
-  <w:num w:numId="1031">
+  <w:num w:numId="1032">
     <w:abstractNumId w:val="99419"/>
     <w:lvlOverride w:ilvl="0">
       <w:startOverride w:val="9"/>
@@ -33229,7 +33534,7 @@
       <w:startOverride w:val="9"/>
     </w:lvlOverride>
   </w:num>
-  <w:num w:numId="1032">
+  <w:num w:numId="1033">
     <w:abstractNumId w:val="99411"/>
     <w:lvlOverride w:ilvl="0">
       <w:startOverride w:val="1"/>
@@ -33259,7 +33564,7 @@
       <w:startOverride w:val="1"/>
     </w:lvlOverride>
   </w:num>
-  <w:num w:numId="1033">
+  <w:num w:numId="1034">
     <w:abstractNumId w:val="99731"/>
     <w:lvlOverride w:ilvl="0">
       <w:startOverride w:val="1"/>

--- a/06-学生侧材料/讲义/有机化学/有机化学基础.docx
+++ b/06-学生侧材料/讲义/有机化学/有机化学基础.docx
@@ -2,7 +2,7 @@
 <file path=word/document.xml><?xml version="1.0" encoding="utf-8"?>
 <w:document xmlns:w="http://schemas.openxmlformats.org/wordprocessingml/2006/main" xmlns:m="http://schemas.openxmlformats.org/officeDocument/2006/math" xmlns:r="http://schemas.openxmlformats.org/officeDocument/2006/relationships" xmlns:o="urn:schemas-microsoft-com:office:office" xmlns:v="urn:schemas-microsoft-com:vml" xmlns:w10="urn:schemas-microsoft-com:office:word" xmlns:a="http://schemas.openxmlformats.org/drawingml/2006/main" xmlns:pic="http://schemas.openxmlformats.org/drawingml/2006/picture" xmlns:wp="http://schemas.openxmlformats.org/drawingml/2006/wordprocessingDrawing">
   <w:body>
-    <w:bookmarkStart w:id="55" w:name="第一讲有机化学基础结构电子效应与立体化学"/>
+    <w:bookmarkStart w:id="58" w:name="第一讲有机化学基础结构电子效应与立体化学"/>
     <w:p>
       <w:pPr>
         <w:pStyle w:val="Heading1"/>
@@ -871,7 +871,7 @@
       </w:r>
     </w:p>
     <w:bookmarkEnd w:id="21"/>
-    <w:bookmarkStart w:id="33" w:name="一核心概念"/>
+    <w:bookmarkStart w:id="36" w:name="一核心概念"/>
     <w:p>
       <w:pPr>
         <w:pStyle w:val="Heading2"/>
@@ -11114,7 +11114,7 @@
       </w:r>
     </w:p>
     <w:bookmarkEnd w:id="30"/>
-    <w:bookmarkStart w:id="31" w:name="电子效应"/>
+    <w:bookmarkStart w:id="34" w:name="电子效应"/>
     <w:p>
       <w:pPr>
         <w:pStyle w:val="Heading3"/>
@@ -15970,369 +15970,257 @@
     <w:p>
       <w:pPr>
         <w:pStyle w:val="BodyText"/>
+        <w:spacing w:before="160" w:after="80"/>
+        <w:jc w:val="center"/>
       </w:pPr>
       <w:r>
         <w:rPr>
-          <w:rFonts w:hint="eastAsia" w:ascii="Times New Roman" w:hAnsi="Times New Roman" w:eastAsia="FangSong" w:cs="Times New Roman"/>
-        </w:rPr>
-        <w:t>羧酸根两个等价极限式</w:t>
-      </w:r>
-      <w:r>
-        <w:rPr>
-          <w:rFonts w:hint="eastAsia" w:ascii="Times New Roman" w:hAnsi="Times New Roman" w:eastAsia="Times New Roman" w:cs="Times New Roman"/>
+          <w:rFonts w:ascii="Times New Roman" w:hAnsi="Times New Roman" w:eastAsia="FangSong" w:cs="Times New Roman"/>
+          <w:b w:val="0"/>
+          <w:i w:val="0"/>
+          <w:sz w:val="21"/>
+        </w:rPr>
+        <w:drawing>
+          <wp:inline>
+            <wp:extent cx="3600000" cy="1549908"/>
+            <wp:effectExtent b="0" l="0" r="0" t="0"/>
+            <wp:docPr descr="羧酸根的两个等价极限式（共振杂化体）" title="" id="32" name="Picture"/>
+            <a:graphic>
+              <a:graphicData uri="http://schemas.openxmlformats.org/drawingml/2006/picture">
+                <pic:pic>
+                  <pic:nvPicPr>
+                    <pic:cNvPr descr="7562fc487fbc3fb3dd66d7c7aa2e528e9ea98bfaf3ddde424ff52ffe17db5795.png" id="33" name="Picture"/>
+                    <pic:cNvPicPr>
+                      <a:picLocks noChangeArrowheads="1" noChangeAspect="1"/>
+                    </pic:cNvPicPr>
+                  </pic:nvPicPr>
+                  <pic:blipFill>
+                    <a:blip r:embed="rId31"/>
+                    <a:stretch>
+                      <a:fillRect/>
+                    </a:stretch>
+                  </pic:blipFill>
+                  <pic:spPr bwMode="auto">
+                    <a:xfrm>
+                      <a:off x="0" y="0"/>
+                      <a:ext cx="3600000" cy="1549908"/>
+                    </a:xfrm>
+                    <a:prstGeom prst="rect">
+                      <a:avLst/>
+                    </a:prstGeom>
+                    <a:noFill/>
+                    <a:ln w="9525">
+                      <a:noFill/>
+                      <a:headEnd/>
+                      <a:tailEnd/>
+                    </a:ln>
+                  </pic:spPr>
+                </pic:pic>
+              </a:graphicData>
+            </a:graphic>
+          </wp:inline>
+        </w:drawing>
+      </w:r>
+      <w:r>
+        <w:rPr>
+          <w:rFonts w:ascii="Times New Roman" w:hAnsi="Times New Roman" w:eastAsia="FangSong" w:cs="Times New Roman"/>
+          <w:b w:val="0"/>
+          <w:i w:val="0"/>
+          <w:sz w:val="21"/>
+        </w:rPr>
+        <w:t xml:space="preserve"> </w:t>
+      </w:r>
+      <w:r>
+        <w:rPr>
+          <w:rFonts w:hint="eastAsia" w:ascii="Times New Roman" w:hAnsi="Times New Roman" w:eastAsia="FangSong" w:cs="Times New Roman"/>
+          <w:b w:val="0"/>
+          <w:i w:val="0"/>
+          <w:iCs/>
+          <w:sz w:val="21"/>
+        </w:rPr>
+        <w:t xml:space="preserve">图</w:t>
+      </w:r>
+      <w:r>
+        <w:rPr>
+          <w:rFonts w:ascii="Times New Roman" w:hAnsi="Times New Roman" w:eastAsia="FangSong" w:cs="Times New Roman"/>
+          <w:b w:val="0"/>
+          <w:i w:val="0"/>
+          <w:iCs/>
+          <w:sz w:val="21"/>
+        </w:rPr>
+        <w:t xml:space="preserve"> </w:t>
+      </w:r>
+      <w:r>
+        <w:rPr>
+          <w:rFonts w:hint="eastAsia" w:ascii="Times New Roman" w:hAnsi="Times New Roman" w:eastAsia="FangSong" w:cs="Times New Roman"/>
+          <w:b w:val="0"/>
+          <w:i w:val="0"/>
+          <w:iCs/>
+          <w:sz w:val="21"/>
+        </w:rPr>
+        <w:t xml:space="preserve">羧酸根的两个等价极限式</w:t>
+      </w:r>
+      <w:r>
+        <w:rPr>
+          <w:rFonts w:hint="eastAsia" w:ascii="Times New Roman" w:hAnsi="Times New Roman" w:eastAsia="FangSong" w:cs="Times New Roman"/>
+          <w:b w:val="0"/>
+          <w:i w:val="0"/>
+          <w:sz w:val="21"/>
         </w:rPr>
         <w:t>：</w:t>
       </w:r>
       <w:r>
         <w:rPr>
-          <w:rFonts w:ascii="Times New Roman" w:hAnsi="Times New Roman" w:eastAsia="Times New Roman" w:cs="Times New Roman"/>
+          <w:rFonts w:hint="eastAsia" w:ascii="Times New Roman" w:hAnsi="Times New Roman" w:eastAsia="FangSong" w:cs="Times New Roman"/>
+          <w:b w:val="0"/>
+          <w:i w:val="0"/>
+          <w:sz w:val="21"/>
+        </w:rPr>
+        <w:t>两个</w:t>
+      </w:r>
+      <w:r>
+        <w:rPr>
+          <w:rFonts w:ascii="Times New Roman" w:hAnsi="Times New Roman" w:eastAsia="FangSong" w:cs="Times New Roman"/>
+          <w:b w:val="0"/>
+          <w:i w:val="0"/>
+          <w:sz w:val="21"/>
+        </w:rPr>
+        <w:t xml:space="preserve"> C–O </w:t>
+      </w:r>
+      <w:r>
+        <w:rPr>
+          <w:rFonts w:hint="eastAsia" w:ascii="Times New Roman" w:hAnsi="Times New Roman" w:eastAsia="FangSong" w:cs="Times New Roman"/>
+          <w:b w:val="0"/>
+          <w:i w:val="0"/>
+          <w:sz w:val="21"/>
+        </w:rPr>
+        <w:t>键完全等价</w:t>
+      </w:r>
+      <w:r>
+        <w:rPr>
+          <w:rFonts w:hint="eastAsia" w:ascii="Times New Roman" w:hAnsi="Times New Roman" w:eastAsia="FangSong" w:cs="Times New Roman"/>
+          <w:b w:val="0"/>
+          <w:i w:val="0"/>
+          <w:sz w:val="21"/>
+        </w:rPr>
+        <w:t>（</w:t>
+      </w:r>
+      <w:r>
+        <w:rPr>
+          <w:rFonts w:hint="eastAsia" w:ascii="Times New Roman" w:hAnsi="Times New Roman" w:eastAsia="FangSong" w:cs="Times New Roman"/>
+          <w:b w:val="0"/>
+          <w:i w:val="0"/>
+          <w:sz w:val="21"/>
+        </w:rPr>
+        <w:t>键级</w:t>
+      </w:r>
+      <w:r>
+        <w:rPr>
+          <w:rFonts w:ascii="Times New Roman" w:hAnsi="Times New Roman" w:eastAsia="FangSong" w:cs="Times New Roman"/>
+          <w:b w:val="0"/>
+          <w:i w:val="0"/>
+          <w:sz w:val="21"/>
         </w:rPr>
         <w:t xml:space="preserve"> </w:t>
       </w:r>
       <w:r>
         <w:rPr>
           <w:rFonts w:hint="eastAsia" w:ascii="Times New Roman" w:hAnsi="Times New Roman" w:eastAsia="FangSong" w:cs="Times New Roman"/>
-        </w:rPr>
-        <w:t>羧酸根的两个等价极限式可写作</w:t>
-      </w:r>
-      <w:r>
-        <w:rPr>
-          <w:rFonts w:hint="eastAsia" w:ascii="Times New Roman" w:hAnsi="Times New Roman" w:eastAsia="Times New Roman" w:cs="Times New Roman"/>
-        </w:rPr>
-        <w:t>：</w:t>
-      </w:r>
-    </w:p>
-    <w:p>
-      <w:pPr>
-        <w:pStyle w:val="Compact"/>
-        <w:numPr>
-          <w:ilvl w:val="0"/>
-          <w:numId w:val="1016"/>
-        </w:numPr>
-      </w:pPr>
-      <w:r>
-        <w:rPr>
-          <w:rFonts w:hint="eastAsia" w:ascii="Times New Roman" w:hAnsi="Times New Roman" w:eastAsia="FangSong" w:cs="Times New Roman"/>
-        </w:rPr>
-        <w:t xml:space="preserve">极限式</w:t>
-      </w:r>
-      <w:r>
-        <w:rPr>
-          <w:rFonts w:ascii="Times New Roman" w:hAnsi="Times New Roman" w:eastAsia="Times New Roman" w:cs="Times New Roman"/>
-        </w:rPr>
-        <w:t xml:space="preserve"> </w:t>
-      </w:r>
-      <w:r>
-        <w:rPr>
-          <w:rFonts w:hint="eastAsia" w:ascii="Times New Roman" w:hAnsi="Times New Roman" w:eastAsia="Times New Roman" w:cs="Times New Roman"/>
-        </w:rPr>
-        <w:t xml:space="preserve">I：</w:t>
-      </w:r>
-      <m:oMath>
-        <m:oMathPr>
-          <m:ctrlPr>
-            <w:rPr>
-              <w:sz w:val="28"/>
-              <w:szCs w:val="28"/>
-            </w:rPr>
-          </m:ctrlPr>
-        </m:oMathPr>
-        <m:r>
-          <m:rPr>
-            <m:sty m:val="p"/>
-          </m:rPr>
-          <m:t>R</m:t>
-        </m:r>
-        <m:r>
-          <m:rPr>
-            <m:sty m:val="p"/>
-          </m:rPr>
-          <m:t>−</m:t>
-        </m:r>
-        <m:r>
-          <m:rPr>
-            <m:sty m:val="p"/>
-          </m:rPr>
-          <m:t>C</m:t>
-        </m:r>
-        <m:r>
-          <m:rPr>
-            <m:sty m:val="p"/>
-          </m:rPr>
-          <m:t>(</m:t>
-        </m:r>
-        <m:r>
-          <m:rPr>
-            <m:sty m:val="p"/>
-          </m:rPr>
-          <m:t>=</m:t>
-        </m:r>
-        <m:r>
-          <m:rPr>
-            <m:sty m:val="p"/>
-          </m:rPr>
-          <m:t>O</m:t>
-        </m:r>
-        <m:r>
-          <m:rPr>
-            <m:sty m:val="p"/>
-          </m:rPr>
-          <m:t>)</m:t>
-        </m:r>
-        <m:r>
-          <m:rPr>
-            <m:sty m:val="p"/>
-          </m:rPr>
-          <m:t>−</m:t>
-        </m:r>
-        <m:sSup>
-          <m:e>
-            <m:r>
-              <m:rPr>
-                <m:sty m:val="p"/>
-              </m:rPr>
-              <m:t>O</m:t>
-            </m:r>
-          </m:e>
-          <m:sup>
-            <m:r>
-              <m:rPr>
-                <m:sty m:val="p"/>
-              </m:rPr>
-              <m:t>−</m:t>
-            </m:r>
-          </m:sup>
-        </m:sSup>
-      </m:oMath>
-    </w:p>
-    <w:p>
-      <w:pPr>
-        <w:pStyle w:val="Compact"/>
-        <w:numPr>
-          <w:ilvl w:val="0"/>
-          <w:numId w:val="1016"/>
-        </w:numPr>
-      </w:pPr>
-      <w:r>
-        <w:rPr>
-          <w:rFonts w:hint="eastAsia" w:ascii="Times New Roman" w:hAnsi="Times New Roman" w:eastAsia="FangSong" w:cs="Times New Roman"/>
-        </w:rPr>
-        <w:t xml:space="preserve">极限式</w:t>
-      </w:r>
-      <w:r>
-        <w:rPr>
-          <w:rFonts w:ascii="Times New Roman" w:hAnsi="Times New Roman" w:eastAsia="Times New Roman" w:cs="Times New Roman"/>
-        </w:rPr>
-        <w:t xml:space="preserve"> </w:t>
-      </w:r>
-      <w:r>
-        <w:rPr>
-          <w:rFonts w:hint="eastAsia" w:ascii="Times New Roman" w:hAnsi="Times New Roman" w:eastAsia="Times New Roman" w:cs="Times New Roman"/>
-        </w:rPr>
-        <w:t xml:space="preserve">II：</w:t>
-      </w:r>
-      <m:oMath>
-        <m:oMathPr>
-          <m:ctrlPr>
-            <w:rPr>
-              <w:sz w:val="28"/>
-              <w:szCs w:val="28"/>
-            </w:rPr>
-          </m:ctrlPr>
-        </m:oMathPr>
-        <m:r>
-          <m:rPr>
-            <m:sty m:val="p"/>
-          </m:rPr>
-          <m:t>R</m:t>
-        </m:r>
-        <m:r>
-          <m:rPr>
-            <m:sty m:val="p"/>
-          </m:rPr>
-          <m:t>−</m:t>
-        </m:r>
-        <m:r>
-          <m:rPr>
-            <m:sty m:val="p"/>
-          </m:rPr>
-          <m:t>C</m:t>
-        </m:r>
-        <m:r>
-          <m:rPr>
-            <m:sty m:val="p"/>
-          </m:rPr>
-          <m:t>(</m:t>
-        </m:r>
-        <m:r>
-          <m:rPr>
-            <m:sty m:val="p"/>
-          </m:rPr>
-          <m:t>−</m:t>
-        </m:r>
-        <m:sSup>
-          <m:e>
-            <m:r>
-              <m:rPr>
-                <m:sty m:val="p"/>
-              </m:rPr>
-              <m:t>O</m:t>
-            </m:r>
-          </m:e>
-          <m:sup>
-            <m:r>
-              <m:rPr>
-                <m:sty m:val="p"/>
-              </m:rPr>
-              <m:t>−</m:t>
-            </m:r>
-          </m:sup>
-        </m:sSup>
-        <m:r>
-          <m:rPr>
-            <m:sty m:val="p"/>
-          </m:rPr>
-          <m:t>)</m:t>
-        </m:r>
-        <m:r>
-          <m:rPr>
-            <m:sty m:val="p"/>
-          </m:rPr>
-          <m:t>=</m:t>
-        </m:r>
-        <m:r>
-          <m:rPr>
-            <m:sty m:val="p"/>
-          </m:rPr>
-          <m:t>O</m:t>
-        </m:r>
-      </m:oMath>
-    </w:p>
-    <w:p>
-      <w:pPr>
-        <w:pStyle w:val="FirstParagraph"/>
-      </w:pPr>
-      <w:r>
-        <w:rPr>
-          <w:rFonts w:hint="eastAsia" w:ascii="Times New Roman" w:hAnsi="Times New Roman" w:eastAsia="FangSong" w:cs="Times New Roman"/>
-        </w:rPr>
-        <w:t xml:space="preserve">两者用双箭头</w:t>
-      </w:r>
-      <w:r>
-        <w:rPr>
-          <w:rFonts w:ascii="Times New Roman" w:hAnsi="Times New Roman" w:eastAsia="Times New Roman" w:cs="Times New Roman"/>
-        </w:rPr>
-        <w:t xml:space="preserve"> </w:t>
-      </w:r>
-      <w:r>
-        <w:rPr>
-          <w:rFonts w:ascii="Times New Roman" w:hAnsi="Times New Roman" w:eastAsia="Times New Roman" w:cs="Times New Roman"/>
-          <w:b/>
-          <w:bCs/>
-        </w:rPr>
-        <w:t xml:space="preserve">⟷</w:t>
-      </w:r>
-      <w:r>
-        <w:rPr>
-          <w:rFonts w:ascii="Times New Roman" w:hAnsi="Times New Roman" w:eastAsia="Times New Roman" w:cs="Times New Roman"/>
-        </w:rPr>
-        <w:t xml:space="preserve"> </w:t>
-      </w:r>
-      <w:r>
-        <w:rPr>
-          <w:rFonts w:hint="eastAsia" w:ascii="Times New Roman" w:hAnsi="Times New Roman" w:eastAsia="FangSong" w:cs="Times New Roman"/>
+          <w:b w:val="0"/>
+          <w:i w:val="0"/>
+          <w:sz w:val="21"/>
+        </w:rPr>
+        <w:t>1.5），</w:t>
+      </w:r>
+      <w:r>
+        <w:rPr>
+          <w:rFonts w:hint="eastAsia" w:ascii="Times New Roman" w:hAnsi="Times New Roman" w:eastAsia="FangSong" w:cs="Times New Roman"/>
+          <w:b w:val="0"/>
+          <w:i w:val="0"/>
+          <w:sz w:val="21"/>
+        </w:rPr>
+        <w:t>负电荷在两个</w:t>
+      </w:r>
+      <w:r>
+        <w:rPr>
+          <w:rFonts w:ascii="Times New Roman" w:hAnsi="Times New Roman" w:eastAsia="FangSong" w:cs="Times New Roman"/>
+          <w:b w:val="0"/>
+          <w:i w:val="0"/>
+          <w:sz w:val="21"/>
+        </w:rPr>
+        <w:t xml:space="preserve"> O </w:t>
+      </w:r>
+      <w:r>
+        <w:rPr>
+          <w:rFonts w:hint="eastAsia" w:ascii="Times New Roman" w:hAnsi="Times New Roman" w:eastAsia="FangSong" w:cs="Times New Roman"/>
+          <w:b w:val="0"/>
+          <w:i w:val="0"/>
+          <w:sz w:val="21"/>
+        </w:rPr>
+        <w:t>上等分</w:t>
+      </w:r>
+      <w:r>
+        <w:rPr>
+          <w:rFonts w:hint="eastAsia" w:ascii="Times New Roman" w:hAnsi="Times New Roman" w:eastAsia="FangSong" w:cs="Times New Roman"/>
+          <w:b w:val="0"/>
+          <w:i w:val="0"/>
+          <w:sz w:val="21"/>
+        </w:rPr>
+        <w:t>；</w:t>
+      </w:r>
+      <w:r>
+        <w:rPr>
+          <w:rFonts w:hint="eastAsia" w:ascii="Times New Roman" w:hAnsi="Times New Roman" w:eastAsia="FangSong" w:cs="Times New Roman"/>
+          <w:b w:val="0"/>
+          <w:i w:val="0"/>
+          <w:sz w:val="21"/>
+        </w:rPr>
+        <w:t>两者用双箭头</w:t>
+      </w:r>
+      <w:r>
+        <w:rPr>
+          <w:rFonts w:ascii="Times New Roman" w:hAnsi="Times New Roman" w:eastAsia="FangSong" w:cs="Times New Roman"/>
+          <w:b w:val="0"/>
+          <w:i w:val="0"/>
+          <w:sz w:val="21"/>
+        </w:rPr>
+        <w:t xml:space="preserve"> ⟷ </w:t>
+      </w:r>
+      <w:r>
+        <w:rPr>
+          <w:rFonts w:hint="eastAsia" w:ascii="Times New Roman" w:hAnsi="Times New Roman" w:eastAsia="FangSong" w:cs="Times New Roman"/>
+          <w:b w:val="0"/>
+          <w:i w:val="0"/>
+          <w:sz w:val="21"/>
         </w:rPr>
         <w:t>连接</w:t>
       </w:r>
       <w:r>
         <w:rPr>
-          <w:rFonts w:hint="eastAsia" w:ascii="Times New Roman" w:hAnsi="Times New Roman" w:eastAsia="Times New Roman" w:cs="Times New Roman"/>
+          <w:rFonts w:hint="eastAsia" w:ascii="Times New Roman" w:hAnsi="Times New Roman" w:eastAsia="FangSong" w:cs="Times New Roman"/>
+          <w:b w:val="0"/>
+          <w:i w:val="0"/>
+          <w:sz w:val="21"/>
         </w:rPr>
         <w:t>，</w:t>
       </w:r>
       <w:r>
         <w:rPr>
           <w:rFonts w:hint="eastAsia" w:ascii="Times New Roman" w:hAnsi="Times New Roman" w:eastAsia="FangSong" w:cs="Times New Roman"/>
+          <w:b w:val="0"/>
+          <w:i w:val="0"/>
+          <w:sz w:val="21"/>
         </w:rPr>
         <w:t>真实结构是二者的共振杂化体</w:t>
       </w:r>
       <w:r>
         <w:rPr>
-          <w:rFonts w:hint="eastAsia" w:ascii="Times New Roman" w:hAnsi="Times New Roman" w:eastAsia="Times New Roman" w:cs="Times New Roman"/>
+          <w:rFonts w:hint="eastAsia" w:ascii="Times New Roman" w:hAnsi="Times New Roman" w:eastAsia="FangSong" w:cs="Times New Roman"/>
+          <w:b w:val="0"/>
+          <w:i w:val="0"/>
+          <w:sz w:val="21"/>
         </w:rPr>
         <w:t>。</w:t>
-      </w:r>
-      <w:r>
-        <w:rPr>
-          <w:rFonts w:ascii="Times New Roman" w:hAnsi="Times New Roman" w:eastAsia="Times New Roman" w:cs="Times New Roman"/>
-        </w:rPr>
-        <w:t xml:space="preserve"> </w:t>
-      </w:r>
-      <w:r>
-        <w:rPr>
-          <w:rFonts w:hint="eastAsia" w:ascii="Times New Roman" w:hAnsi="Times New Roman" w:eastAsia="Times New Roman" w:cs="Times New Roman"/>
-        </w:rPr>
-        <w:t>（</w:t>
-      </w:r>
-      <w:r>
-        <w:rPr>
-          <w:rFonts w:hint="eastAsia" w:ascii="Times New Roman" w:hAnsi="Times New Roman" w:eastAsia="FangSong" w:cs="Times New Roman"/>
-        </w:rPr>
-        <w:t>负电荷在两个等价</w:t>
-      </w:r>
-      <w:r>
-        <w:rPr>
-          <w:rFonts w:ascii="Times New Roman" w:hAnsi="Times New Roman" w:eastAsia="Times New Roman" w:cs="Times New Roman"/>
-        </w:rPr>
-        <w:t xml:space="preserve"> O </w:t>
-      </w:r>
-      <w:r>
-        <w:rPr>
-          <w:rFonts w:hint="eastAsia" w:ascii="Times New Roman" w:hAnsi="Times New Roman" w:eastAsia="FangSong" w:cs="Times New Roman"/>
-        </w:rPr>
-        <w:t>上等分</w:t>
-      </w:r>
-      <w:r>
-        <w:rPr>
-          <w:rFonts w:hint="eastAsia" w:ascii="Times New Roman" w:hAnsi="Times New Roman" w:eastAsia="Times New Roman" w:cs="Times New Roman"/>
-        </w:rPr>
-        <w:t>，</w:t>
-      </w:r>
-      <w:r>
-        <w:rPr>
-          <w:rFonts w:hint="eastAsia" w:ascii="Times New Roman" w:hAnsi="Times New Roman" w:eastAsia="FangSong" w:cs="Times New Roman"/>
-        </w:rPr>
-        <w:t>两个</w:t>
-      </w:r>
-      <w:r>
-        <w:rPr>
-          <w:rFonts w:ascii="Times New Roman" w:hAnsi="Times New Roman" w:eastAsia="Times New Roman" w:cs="Times New Roman"/>
-        </w:rPr>
-        <w:t xml:space="preserve"> C–O </w:t>
-      </w:r>
-      <w:r>
-        <w:rPr>
-          <w:rFonts w:hint="eastAsia" w:ascii="Times New Roman" w:hAnsi="Times New Roman" w:eastAsia="FangSong" w:cs="Times New Roman"/>
-        </w:rPr>
-        <w:t xml:space="preserve">键各具</w:t>
-      </w:r>
-      <w:r>
-        <w:rPr>
-          <w:rFonts w:ascii="Times New Roman" w:hAnsi="Times New Roman" w:eastAsia="Times New Roman" w:cs="Times New Roman"/>
-        </w:rPr>
-        <w:t xml:space="preserve"> 1.5 </w:t>
-      </w:r>
-      <w:r>
-        <w:rPr>
-          <w:rFonts w:hint="eastAsia" w:ascii="Times New Roman" w:hAnsi="Times New Roman" w:eastAsia="FangSong" w:cs="Times New Roman"/>
-        </w:rPr>
-        <w:t>级键级</w:t>
-      </w:r>
-      <w:r>
-        <w:rPr>
-          <w:rFonts w:hint="eastAsia" w:ascii="Times New Roman" w:hAnsi="Times New Roman" w:eastAsia="Times New Roman" w:cs="Times New Roman"/>
-        </w:rPr>
-        <w:t>）</w:t>
       </w:r>
     </w:p>
     <w:p>
@@ -18808,8 +18696,8 @@
         </w:pict>
       </w:r>
     </w:p>
-    <w:bookmarkEnd w:id="31"/>
-    <w:bookmarkStart w:id="32" w:name="有机化合物的命名"/>
+    <w:bookmarkEnd w:id="34"/>
+    <w:bookmarkStart w:id="35" w:name="有机化合物的命名"/>
     <w:p>
       <w:pPr>
         <w:pStyle w:val="Heading3"/>
@@ -19573,9 +19461,9 @@
         </w:pict>
       </w:r>
     </w:p>
-    <w:bookmarkEnd w:id="32"/>
-    <w:bookmarkEnd w:id="33"/>
-    <w:bookmarkStart w:id="38" w:name="二规律与方法"/>
+    <w:bookmarkEnd w:id="35"/>
+    <w:bookmarkEnd w:id="36"/>
+    <w:bookmarkStart w:id="41" w:name="二规律与方法"/>
     <w:p>
       <w:pPr>
         <w:pStyle w:val="Heading2"/>
@@ -19600,7 +19488,7 @@
         <w:t>规律与方法</w:t>
       </w:r>
     </w:p>
-    <w:bookmarkStart w:id="34" w:name="核心规律比较"/>
+    <w:bookmarkStart w:id="37" w:name="核心规律比较"/>
     <w:p>
       <w:pPr>
         <w:pStyle w:val="Heading3"/>
@@ -20171,8 +20059,8 @@
         </w:tc>
       </w:tr>
     </w:tbl>
-    <w:bookmarkEnd w:id="34"/>
-    <w:bookmarkStart w:id="35" w:name="常见易错点"/>
+    <w:bookmarkEnd w:id="37"/>
+    <w:bookmarkStart w:id="38" w:name="常见易错点"/>
     <w:p>
       <w:pPr>
         <w:pStyle w:val="Heading3"/>
@@ -21042,8 +20930,8 @@
         <w:t>）。</w:t>
       </w:r>
     </w:p>
-    <w:bookmarkEnd w:id="35"/>
-    <w:bookmarkStart w:id="36" w:name="方法技巧"/>
+    <w:bookmarkEnd w:id="38"/>
+    <w:bookmarkStart w:id="39" w:name="方法技巧"/>
     <w:p>
       <w:pPr>
         <w:pStyle w:val="Heading3"/>
@@ -21683,7 +21571,7 @@
         <w:pStyle w:val="Compact"/>
         <w:numPr>
           <w:ilvl w:val="0"/>
-          <w:numId w:val="1017"/>
+          <w:numId w:val="1016"/>
         </w:numPr>
       </w:pPr>
       <w:r>
@@ -21698,7 +21586,7 @@
         <w:pStyle w:val="Compact"/>
         <w:numPr>
           <w:ilvl w:val="1"/>
-          <w:numId w:val="1018"/>
+          <w:numId w:val="1017"/>
         </w:numPr>
       </w:pPr>
       <w:r>
@@ -21725,7 +21613,7 @@
         <w:pStyle w:val="Compact"/>
         <w:numPr>
           <w:ilvl w:val="2"/>
-          <w:numId w:val="1019"/>
+          <w:numId w:val="1018"/>
         </w:numPr>
       </w:pPr>
       <w:r>
@@ -21782,7 +21670,7 @@
         <w:pStyle w:val="Compact"/>
         <w:numPr>
           <w:ilvl w:val="2"/>
-          <w:numId w:val="1019"/>
+          <w:numId w:val="1018"/>
         </w:numPr>
       </w:pPr>
       <w:r>
@@ -21853,7 +21741,7 @@
         <w:pStyle w:val="Compact"/>
         <w:numPr>
           <w:ilvl w:val="2"/>
-          <w:numId w:val="1019"/>
+          <w:numId w:val="1018"/>
         </w:numPr>
       </w:pPr>
       <w:r>
@@ -21874,7 +21762,7 @@
         <w:pStyle w:val="Compact"/>
         <w:numPr>
           <w:ilvl w:val="1"/>
-          <w:numId w:val="1018"/>
+          <w:numId w:val="1017"/>
         </w:numPr>
       </w:pPr>
       <w:r>
@@ -21906,8 +21794,8 @@
         </w:pict>
       </w:r>
     </w:p>
-    <w:bookmarkEnd w:id="36"/>
-    <w:bookmarkStart w:id="37" w:name="竞赛深化"/>
+    <w:bookmarkEnd w:id="39"/>
+    <w:bookmarkStart w:id="40" w:name="竞赛深化"/>
     <w:p>
       <w:pPr>
         <w:pStyle w:val="Heading3"/>
@@ -22125,7 +22013,7 @@
         <w:pStyle w:val="Compact"/>
         <w:numPr>
           <w:ilvl w:val="0"/>
-          <w:numId w:val="1020"/>
+          <w:numId w:val="1019"/>
         </w:numPr>
       </w:pPr>
       <w:r>
@@ -22208,7 +22096,7 @@
         <w:pStyle w:val="Compact"/>
         <w:numPr>
           <w:ilvl w:val="0"/>
-          <w:numId w:val="1020"/>
+          <w:numId w:val="1019"/>
         </w:numPr>
       </w:pPr>
       <w:r>
@@ -22307,7 +22195,7 @@
         <w:pStyle w:val="Compact"/>
         <w:numPr>
           <w:ilvl w:val="0"/>
-          <w:numId w:val="1020"/>
+          <w:numId w:val="1019"/>
         </w:numPr>
       </w:pPr>
       <w:r>
@@ -22382,7 +22270,7 @@
         <w:pStyle w:val="Compact"/>
         <w:numPr>
           <w:ilvl w:val="0"/>
-          <w:numId w:val="1020"/>
+          <w:numId w:val="1019"/>
         </w:numPr>
       </w:pPr>
       <w:r>
@@ -22445,7 +22333,7 @@
         <w:pStyle w:val="Compact"/>
         <w:numPr>
           <w:ilvl w:val="0"/>
-          <w:numId w:val="1020"/>
+          <w:numId w:val="1019"/>
         </w:numPr>
       </w:pPr>
       <w:r>
@@ -22992,9 +22880,9 @@
         </w:pict>
       </w:r>
     </w:p>
-    <w:bookmarkEnd w:id="37"/>
-    <w:bookmarkEnd w:id="38"/>
-    <w:bookmarkStart w:id="45" w:name="三典型例题"/>
+    <w:bookmarkEnd w:id="40"/>
+    <w:bookmarkEnd w:id="41"/>
+    <w:bookmarkStart w:id="48" w:name="三典型例题"/>
     <w:p>
       <w:pPr>
         <w:pStyle w:val="Heading2"/>
@@ -23019,7 +22907,7 @@
         <w:t>典型例题</w:t>
       </w:r>
     </w:p>
-    <w:bookmarkStart w:id="39" w:name="例1-异构体数目判断"/>
+    <w:bookmarkStart w:id="42" w:name="例1-异构体数目判断"/>
     <w:p>
       <w:pPr>
         <w:pStyle w:val="Heading3"/>
@@ -24077,8 +23965,8 @@
         </w:pict>
       </w:r>
     </w:p>
-    <w:bookmarkEnd w:id="39"/>
-    <w:bookmarkStart w:id="40" w:name="例2-rs构型判断"/>
+    <w:bookmarkEnd w:id="42"/>
+    <w:bookmarkStart w:id="43" w:name="例2-rs构型判断"/>
     <w:p>
       <w:pPr>
         <w:pStyle w:val="Heading3"/>
@@ -24823,8 +24711,8 @@
         </w:pict>
       </w:r>
     </w:p>
-    <w:bookmarkEnd w:id="40"/>
-    <w:bookmarkStart w:id="41" w:name="例3-酸性比较电子效应综合"/>
+    <w:bookmarkEnd w:id="43"/>
+    <w:bookmarkStart w:id="44" w:name="例3-酸性比较电子效应综合"/>
     <w:p>
       <w:pPr>
         <w:pStyle w:val="Heading3"/>
@@ -25376,11 +25264,365 @@
         <w:pStyle w:val="Compact"/>
         <w:numPr>
           <w:ilvl w:val="0"/>
+          <w:numId w:val="1020"/>
+        </w:numPr>
+      </w:pPr>
+      <w:r>
+        <w:rPr>
+          <w:rFonts w:hint="eastAsia" w:ascii="Times New Roman" w:hAnsi="Times New Roman" w:eastAsia="FangSong" w:cs="Times New Roman"/>
+        </w:rPr>
+        <w:t xml:space="preserve">比较</w:t>
+      </w:r>
+      <w:r>
+        <w:rPr>
+          <w:rFonts w:ascii="Times New Roman" w:hAnsi="Times New Roman" w:eastAsia="Times New Roman" w:cs="Times New Roman"/>
+        </w:rPr>
+        <w:t xml:space="preserve"> </w:t>
+      </w:r>
+      <w:r>
+        <w:rPr>
+          <w:rFonts w:hint="eastAsia" w:ascii="Times New Roman" w:hAnsi="Times New Roman" w:eastAsia="Times New Roman" w:cs="Times New Roman"/>
+        </w:rPr>
+        <w:t>(a)</w:t>
+      </w:r>
+      <w:r>
+        <w:rPr>
+          <w:rFonts w:hint="eastAsia" w:ascii="Times New Roman" w:hAnsi="Times New Roman" w:eastAsia="FangSong" w:cs="Times New Roman"/>
+        </w:rPr>
+        <w:t>和</w:t>
+      </w:r>
+      <w:r>
+        <w:rPr>
+          <w:rFonts w:hint="eastAsia" w:ascii="Times New Roman" w:hAnsi="Times New Roman" w:eastAsia="Times New Roman" w:cs="Times New Roman"/>
+        </w:rPr>
+        <w:t>(d)：</w:t>
+      </w:r>
+    </w:p>
+    <w:p>
+      <w:pPr>
+        <w:pStyle w:val="Compact"/>
+        <w:numPr>
+          <w:ilvl w:val="1"/>
           <w:numId w:val="1021"/>
         </w:numPr>
       </w:pPr>
       <w:r>
         <w:rPr>
+          <w:rFonts w:hint="eastAsia" w:ascii="Times New Roman" w:hAnsi="Times New Roman" w:eastAsia="Times New Roman" w:cs="Times New Roman"/>
+        </w:rPr>
+        <w:t>CH</w:t>
+      </w:r>
+      <w:r>
+        <w:rPr>
+          <w:rFonts w:hint="eastAsia" w:ascii="Times New Roman" w:hAnsi="Times New Roman" w:eastAsia="Times New Roman" w:cs="Times New Roman"/>
+          <w:vertAlign w:val="subscript"/>
+        </w:rPr>
+        <w:t>3</w:t>
+      </w:r>
+      <w:r>
+        <w:rPr>
+          <w:rFonts w:hint="eastAsia" w:ascii="Times New Roman" w:hAnsi="Times New Roman" w:eastAsia="FangSong" w:cs="Times New Roman"/>
+        </w:rPr>
+        <w:t>基是给电子基</w:t>
+      </w:r>
+      <w:r>
+        <w:rPr>
+          <w:rFonts w:hint="eastAsia" w:ascii="Times New Roman" w:hAnsi="Times New Roman" w:eastAsia="Times New Roman" w:cs="Times New Roman"/>
+        </w:rPr>
+        <w:t>(+I)，CH</w:t>
+      </w:r>
+      <w:r>
+        <w:rPr>
+          <w:rFonts w:hint="eastAsia" w:ascii="Times New Roman" w:hAnsi="Times New Roman" w:eastAsia="Times New Roman" w:cs="Times New Roman"/>
+          <w:vertAlign w:val="subscript"/>
+        </w:rPr>
+        <w:t>3</w:t>
+      </w:r>
+      <w:r>
+        <w:rPr>
+          <w:rFonts w:hint="eastAsia" w:ascii="Times New Roman" w:hAnsi="Times New Roman" w:eastAsia="Times New Roman" w:cs="Times New Roman"/>
+        </w:rPr>
+        <w:t>CH</w:t>
+      </w:r>
+      <w:r>
+        <w:rPr>
+          <w:rFonts w:hint="eastAsia" w:ascii="Times New Roman" w:hAnsi="Times New Roman" w:eastAsia="Times New Roman" w:cs="Times New Roman"/>
+          <w:vertAlign w:val="subscript"/>
+        </w:rPr>
+        <w:t>2</w:t>
+      </w:r>
+      <w:r>
+        <w:rPr>
+          <w:rFonts w:hint="eastAsia" w:ascii="Times New Roman" w:hAnsi="Times New Roman" w:eastAsia="FangSong" w:cs="Times New Roman"/>
+        </w:rPr>
+        <w:t>基也是</w:t>
+      </w:r>
+      <w:r>
+        <w:rPr>
+          <w:rFonts w:hint="eastAsia" w:ascii="Times New Roman" w:hAnsi="Times New Roman" w:eastAsia="Times New Roman" w:cs="Times New Roman"/>
+        </w:rPr>
+        <w:t>+I</w:t>
+      </w:r>
+      <w:r>
+        <w:rPr>
+          <w:rFonts w:hint="eastAsia" w:ascii="Times New Roman" w:hAnsi="Times New Roman" w:eastAsia="FangSong" w:cs="Times New Roman"/>
+        </w:rPr>
+        <w:t>且略强于</w:t>
+      </w:r>
+      <w:r>
+        <w:rPr>
+          <w:rFonts w:hint="eastAsia" w:ascii="Times New Roman" w:hAnsi="Times New Roman" w:eastAsia="Times New Roman" w:cs="Times New Roman"/>
+        </w:rPr>
+        <w:t>CH</w:t>
+      </w:r>
+      <w:r>
+        <w:rPr>
+          <w:rFonts w:hint="eastAsia" w:ascii="Times New Roman" w:hAnsi="Times New Roman" w:eastAsia="Times New Roman" w:cs="Times New Roman"/>
+          <w:vertAlign w:val="subscript"/>
+        </w:rPr>
+        <w:t>3</w:t>
+      </w:r>
+    </w:p>
+    <w:p>
+      <w:pPr>
+        <w:pStyle w:val="Compact"/>
+        <w:numPr>
+          <w:ilvl w:val="1"/>
+          <w:numId w:val="1021"/>
+        </w:numPr>
+      </w:pPr>
+      <w:r>
+        <w:rPr>
+          <w:rFonts w:ascii="Times New Roman" w:hAnsi="Times New Roman" w:eastAsia="Times New Roman" w:cs="Times New Roman"/>
+        </w:rPr>
+        <w:t>CH</w:t>
+      </w:r>
+      <w:r>
+        <w:rPr>
+          <w:rFonts w:ascii="Times New Roman" w:hAnsi="Times New Roman" w:eastAsia="Times New Roman" w:cs="Times New Roman"/>
+          <w:vertAlign w:val="subscript"/>
+        </w:rPr>
+        <w:t>3</w:t>
+      </w:r>
+      <w:r>
+        <w:rPr>
+          <w:rFonts w:ascii="Times New Roman" w:hAnsi="Times New Roman" w:eastAsia="Times New Roman" w:cs="Times New Roman"/>
+        </w:rPr>
+        <w:t>CH</w:t>
+      </w:r>
+      <w:r>
+        <w:rPr>
+          <w:rFonts w:ascii="Times New Roman" w:hAnsi="Times New Roman" w:eastAsia="Times New Roman" w:cs="Times New Roman"/>
+          <w:vertAlign w:val="subscript"/>
+        </w:rPr>
+        <w:t>2</w:t>
+      </w:r>
+      <w:r>
+        <w:rPr>
+          <w:rFonts w:ascii="Times New Roman" w:hAnsi="Times New Roman" w:eastAsia="Times New Roman" w:cs="Times New Roman"/>
+        </w:rPr>
+        <w:t xml:space="preserve">COOH </w:t>
+      </w:r>
+      <w:r>
+        <w:rPr>
+          <w:rFonts w:hint="eastAsia" w:ascii="Times New Roman" w:hAnsi="Times New Roman" w:eastAsia="FangSong" w:cs="Times New Roman"/>
+        </w:rPr>
+        <w:t>的</w:t>
+      </w:r>
+      <w:r>
+        <w:rPr>
+          <w:rFonts w:hint="eastAsia" w:ascii="Times New Roman" w:hAnsi="Times New Roman" w:eastAsia="Times New Roman" w:cs="Times New Roman"/>
+        </w:rPr>
+        <w:t>-CH</w:t>
+      </w:r>
+      <w:r>
+        <w:rPr>
+          <w:rFonts w:hint="eastAsia" w:ascii="Times New Roman" w:hAnsi="Times New Roman" w:eastAsia="Times New Roman" w:cs="Times New Roman"/>
+          <w:vertAlign w:val="subscript"/>
+        </w:rPr>
+        <w:t>2</w:t>
+      </w:r>
+      <w:r>
+        <w:rPr>
+          <w:rFonts w:hint="eastAsia" w:ascii="Times New Roman" w:hAnsi="Times New Roman" w:eastAsia="Times New Roman" w:cs="Times New Roman"/>
+        </w:rPr>
+        <w:t>CH</w:t>
+      </w:r>
+      <w:r>
+        <w:rPr>
+          <w:rFonts w:hint="eastAsia" w:ascii="Times New Roman" w:hAnsi="Times New Roman" w:eastAsia="Times New Roman" w:cs="Times New Roman"/>
+          <w:vertAlign w:val="subscript"/>
+        </w:rPr>
+        <w:t>3</w:t>
+      </w:r>
+      <w:r>
+        <w:rPr>
+          <w:rFonts w:ascii="Times New Roman" w:hAnsi="Times New Roman" w:eastAsia="Times New Roman" w:cs="Times New Roman"/>
+        </w:rPr>
+        <w:t xml:space="preserve"> </w:t>
+      </w:r>
+      <w:r>
+        <w:rPr>
+          <w:rFonts w:hint="eastAsia" w:ascii="Times New Roman" w:hAnsi="Times New Roman" w:eastAsia="FangSong" w:cs="Times New Roman"/>
+        </w:rPr>
+        <w:t xml:space="preserve">给电子诱导比</w:t>
+      </w:r>
+      <w:r>
+        <w:rPr>
+          <w:rFonts w:ascii="Times New Roman" w:hAnsi="Times New Roman" w:eastAsia="Times New Roman" w:cs="Times New Roman"/>
+        </w:rPr>
+        <w:t xml:space="preserve"> CH</w:t>
+      </w:r>
+      <w:r>
+        <w:rPr>
+          <w:rFonts w:ascii="Times New Roman" w:hAnsi="Times New Roman" w:eastAsia="Times New Roman" w:cs="Times New Roman"/>
+          <w:vertAlign w:val="subscript"/>
+        </w:rPr>
+        <w:t>3</w:t>
+      </w:r>
+      <w:r>
+        <w:rPr>
+          <w:rFonts w:ascii="Times New Roman" w:hAnsi="Times New Roman" w:eastAsia="Times New Roman" w:cs="Times New Roman"/>
+        </w:rPr>
+        <w:t xml:space="preserve">COOH </w:t>
+      </w:r>
+      <w:r>
+        <w:rPr>
+          <w:rFonts w:hint="eastAsia" w:ascii="Times New Roman" w:hAnsi="Times New Roman" w:eastAsia="FangSong" w:cs="Times New Roman"/>
+        </w:rPr>
+        <w:t>的</w:t>
+      </w:r>
+      <w:r>
+        <w:rPr>
+          <w:rFonts w:hint="eastAsia" w:ascii="Times New Roman" w:hAnsi="Times New Roman" w:eastAsia="Times New Roman" w:cs="Times New Roman"/>
+        </w:rPr>
+        <w:t>-CH</w:t>
+      </w:r>
+      <w:r>
+        <w:rPr>
+          <w:rFonts w:hint="eastAsia" w:ascii="Times New Roman" w:hAnsi="Times New Roman" w:eastAsia="Times New Roman" w:cs="Times New Roman"/>
+          <w:vertAlign w:val="subscript"/>
+        </w:rPr>
+        <w:t>3</w:t>
+      </w:r>
+      <w:r>
+        <w:rPr>
+          <w:rFonts w:ascii="Times New Roman" w:hAnsi="Times New Roman" w:eastAsia="Times New Roman" w:cs="Times New Roman"/>
+        </w:rPr>
+        <w:t xml:space="preserve"> </w:t>
+      </w:r>
+      <w:r>
+        <w:rPr>
+          <w:rFonts w:hint="eastAsia" w:ascii="Times New Roman" w:hAnsi="Times New Roman" w:eastAsia="FangSong" w:cs="Times New Roman"/>
+        </w:rPr>
+        <w:t xml:space="preserve">更强</w:t>
+      </w:r>
+    </w:p>
+    <w:p>
+      <w:pPr>
+        <w:pStyle w:val="Compact"/>
+        <w:numPr>
+          <w:ilvl w:val="1"/>
+          <w:numId w:val="1021"/>
+        </w:numPr>
+      </w:pPr>
+      <w:r>
+        <w:rPr>
+          <w:rFonts w:hint="eastAsia" w:ascii="Times New Roman" w:hAnsi="Times New Roman" w:eastAsia="FangSong" w:cs="Times New Roman"/>
+        </w:rPr>
+        <w:t xml:space="preserve">解离后负电荷更集中</w:t>
+      </w:r>
+      <w:r>
+        <w:rPr>
+          <w:rFonts w:ascii="Times New Roman" w:hAnsi="Times New Roman" w:eastAsia="Times New Roman" w:cs="Times New Roman"/>
+        </w:rPr>
+        <w:t xml:space="preserve"> → </w:t>
+      </w:r>
+      <w:r>
+        <w:rPr>
+          <w:rFonts w:hint="eastAsia" w:ascii="Times New Roman" w:hAnsi="Times New Roman" w:eastAsia="FangSong" w:cs="Times New Roman"/>
+        </w:rPr>
+        <w:t xml:space="preserve">酸性更弱</w:t>
+      </w:r>
+    </w:p>
+    <w:p>
+      <w:pPr>
+        <w:pStyle w:val="Compact"/>
+        <w:numPr>
+          <w:ilvl w:val="1"/>
+          <w:numId w:val="1021"/>
+        </w:numPr>
+      </w:pPr>
+      <w:r>
+        <w:rPr>
+          <w:rFonts w:ascii="Times New Roman" w:hAnsi="Times New Roman" w:eastAsia="Times New Roman" w:cs="Times New Roman"/>
+          <w:b/>
+          <w:bCs/>
+        </w:rPr>
+        <w:t>CH</w:t>
+      </w:r>
+      <w:r>
+        <w:rPr>
+          <w:rFonts w:ascii="Times New Roman" w:hAnsi="Times New Roman" w:eastAsia="Times New Roman" w:cs="Times New Roman"/>
+          <w:b/>
+          <w:bCs/>
+          <w:vertAlign w:val="subscript"/>
+        </w:rPr>
+        <w:t>3</w:t>
+      </w:r>
+      <w:r>
+        <w:rPr>
+          <w:rFonts w:ascii="Times New Roman" w:hAnsi="Times New Roman" w:eastAsia="Times New Roman" w:cs="Times New Roman"/>
+          <w:b/>
+          <w:bCs/>
+        </w:rPr>
+        <w:t>COOH &gt; CH</w:t>
+      </w:r>
+      <w:r>
+        <w:rPr>
+          <w:rFonts w:ascii="Times New Roman" w:hAnsi="Times New Roman" w:eastAsia="Times New Roman" w:cs="Times New Roman"/>
+          <w:b/>
+          <w:bCs/>
+          <w:vertAlign w:val="subscript"/>
+        </w:rPr>
+        <w:t>3</w:t>
+      </w:r>
+      <w:r>
+        <w:rPr>
+          <w:rFonts w:ascii="Times New Roman" w:hAnsi="Times New Roman" w:eastAsia="Times New Roman" w:cs="Times New Roman"/>
+          <w:b/>
+          <w:bCs/>
+        </w:rPr>
+        <w:t>CH</w:t>
+      </w:r>
+      <w:r>
+        <w:rPr>
+          <w:rFonts w:ascii="Times New Roman" w:hAnsi="Times New Roman" w:eastAsia="Times New Roman" w:cs="Times New Roman"/>
+          <w:b/>
+          <w:bCs/>
+          <w:vertAlign w:val="subscript"/>
+        </w:rPr>
+        <w:t>2</w:t>
+      </w:r>
+      <w:r>
+        <w:rPr>
+          <w:rFonts w:ascii="Times New Roman" w:hAnsi="Times New Roman" w:eastAsia="Times New Roman" w:cs="Times New Roman"/>
+          <w:b/>
+          <w:bCs/>
+        </w:rPr>
+        <w:t>COOH</w:t>
+      </w:r>
+    </w:p>
+    <w:p>
+      <w:pPr>
+        <w:pStyle w:val="Compact"/>
+        <w:numPr>
+          <w:ilvl w:val="0"/>
+          <w:numId w:val="1020"/>
+        </w:numPr>
+      </w:pPr>
+      <w:r>
+        <w:rPr>
           <w:rFonts w:hint="eastAsia" w:ascii="Times New Roman" w:hAnsi="Times New Roman" w:eastAsia="FangSong" w:cs="Times New Roman"/>
         </w:rPr>
         <w:t xml:space="preserve">比较</w:t>
@@ -25407,7 +25649,7 @@
         <w:rPr>
           <w:rFonts w:hint="eastAsia" w:ascii="Times New Roman" w:hAnsi="Times New Roman" w:eastAsia="Times New Roman" w:cs="Times New Roman"/>
         </w:rPr>
-        <w:t>(d)：</w:t>
+        <w:t>(e)：</w:t>
       </w:r>
     </w:p>
     <w:p>
@@ -25420,79 +25662,27 @@
       </w:pPr>
       <w:r>
         <w:rPr>
-          <w:rFonts w:hint="eastAsia" w:ascii="Times New Roman" w:hAnsi="Times New Roman" w:eastAsia="Times New Roman" w:cs="Times New Roman"/>
-        </w:rPr>
-        <w:t>CH</w:t>
-      </w:r>
-      <w:r>
-        <w:rPr>
-          <w:rFonts w:hint="eastAsia" w:ascii="Times New Roman" w:hAnsi="Times New Roman" w:eastAsia="Times New Roman" w:cs="Times New Roman"/>
-          <w:vertAlign w:val="subscript"/>
-        </w:rPr>
-        <w:t>3</w:t>
-      </w:r>
-      <w:r>
-        <w:rPr>
-          <w:rFonts w:hint="eastAsia" w:ascii="Times New Roman" w:hAnsi="Times New Roman" w:eastAsia="FangSong" w:cs="Times New Roman"/>
-        </w:rPr>
-        <w:t>基是给电子基</w:t>
-      </w:r>
-      <w:r>
-        <w:rPr>
-          <w:rFonts w:hint="eastAsia" w:ascii="Times New Roman" w:hAnsi="Times New Roman" w:eastAsia="Times New Roman" w:cs="Times New Roman"/>
-        </w:rPr>
-        <w:t>(+I)，CH</w:t>
-      </w:r>
-      <w:r>
-        <w:rPr>
-          <w:rFonts w:hint="eastAsia" w:ascii="Times New Roman" w:hAnsi="Times New Roman" w:eastAsia="Times New Roman" w:cs="Times New Roman"/>
-          <w:vertAlign w:val="subscript"/>
-        </w:rPr>
-        <w:t>3</w:t>
-      </w:r>
-      <w:r>
-        <w:rPr>
-          <w:rFonts w:hint="eastAsia" w:ascii="Times New Roman" w:hAnsi="Times New Roman" w:eastAsia="Times New Roman" w:cs="Times New Roman"/>
-        </w:rPr>
-        <w:t>CH</w:t>
-      </w:r>
-      <w:r>
-        <w:rPr>
-          <w:rFonts w:hint="eastAsia" w:ascii="Times New Roman" w:hAnsi="Times New Roman" w:eastAsia="Times New Roman" w:cs="Times New Roman"/>
-          <w:vertAlign w:val="subscript"/>
-        </w:rPr>
-        <w:t>2</w:t>
-      </w:r>
-      <w:r>
-        <w:rPr>
-          <w:rFonts w:hint="eastAsia" w:ascii="Times New Roman" w:hAnsi="Times New Roman" w:eastAsia="FangSong" w:cs="Times New Roman"/>
-        </w:rPr>
-        <w:t>基也是</w:t>
-      </w:r>
-      <w:r>
-        <w:rPr>
-          <w:rFonts w:hint="eastAsia" w:ascii="Times New Roman" w:hAnsi="Times New Roman" w:eastAsia="Times New Roman" w:cs="Times New Roman"/>
-        </w:rPr>
-        <w:t>+I</w:t>
-      </w:r>
-      <w:r>
-        <w:rPr>
-          <w:rFonts w:hint="eastAsia" w:ascii="Times New Roman" w:hAnsi="Times New Roman" w:eastAsia="FangSong" w:cs="Times New Roman"/>
-        </w:rPr>
-        <w:t>且略强于</w:t>
-      </w:r>
-      <w:r>
-        <w:rPr>
-          <w:rFonts w:hint="eastAsia" w:ascii="Times New Roman" w:hAnsi="Times New Roman" w:eastAsia="Times New Roman" w:cs="Times New Roman"/>
-        </w:rPr>
-        <w:t>CH</w:t>
-      </w:r>
-      <w:r>
-        <w:rPr>
-          <w:rFonts w:hint="eastAsia" w:ascii="Times New Roman" w:hAnsi="Times New Roman" w:eastAsia="Times New Roman" w:cs="Times New Roman"/>
-          <w:vertAlign w:val="subscript"/>
-        </w:rPr>
-        <w:t>3</w:t>
+          <w:rFonts w:hint="eastAsia" w:ascii="Times New Roman" w:hAnsi="Times New Roman" w:eastAsia="FangSong" w:cs="Times New Roman"/>
+        </w:rPr>
+        <w:t>苯酚的酸性</w:t>
+      </w:r>
+      <w:r>
+        <w:rPr>
+          <w:rFonts w:hint="eastAsia" w:ascii="Times New Roman" w:hAnsi="Times New Roman" w:eastAsia="Times New Roman" w:cs="Times New Roman"/>
+        </w:rPr>
+        <w:t>(pKa≈10)</w:t>
+      </w:r>
+      <w:r>
+        <w:rPr>
+          <w:rFonts w:hint="eastAsia" w:ascii="Times New Roman" w:hAnsi="Times New Roman" w:eastAsia="FangSong" w:cs="Times New Roman"/>
+        </w:rPr>
+        <w:t>远弱于乙酸</w:t>
+      </w:r>
+      <w:r>
+        <w:rPr>
+          <w:rFonts w:hint="eastAsia" w:ascii="Times New Roman" w:hAnsi="Times New Roman" w:eastAsia="Times New Roman" w:cs="Times New Roman"/>
+        </w:rPr>
+        <w:t>(pKa≈4.76)</w:t>
       </w:r>
     </w:p>
     <w:p>
@@ -25505,129 +25695,45 @@
       </w:pPr>
       <w:r>
         <w:rPr>
-          <w:rFonts w:ascii="Times New Roman" w:hAnsi="Times New Roman" w:eastAsia="Times New Roman" w:cs="Times New Roman"/>
-        </w:rPr>
-        <w:t>CH</w:t>
-      </w:r>
-      <w:r>
-        <w:rPr>
-          <w:rFonts w:ascii="Times New Roman" w:hAnsi="Times New Roman" w:eastAsia="Times New Roman" w:cs="Times New Roman"/>
-          <w:vertAlign w:val="subscript"/>
-        </w:rPr>
-        <w:t>3</w:t>
-      </w:r>
-      <w:r>
-        <w:rPr>
-          <w:rFonts w:ascii="Times New Roman" w:hAnsi="Times New Roman" w:eastAsia="Times New Roman" w:cs="Times New Roman"/>
-        </w:rPr>
-        <w:t>CH</w:t>
-      </w:r>
-      <w:r>
-        <w:rPr>
-          <w:rFonts w:ascii="Times New Roman" w:hAnsi="Times New Roman" w:eastAsia="Times New Roman" w:cs="Times New Roman"/>
-          <w:vertAlign w:val="subscript"/>
-        </w:rPr>
-        <w:t>2</w:t>
-      </w:r>
-      <w:r>
-        <w:rPr>
-          <w:rFonts w:ascii="Times New Roman" w:hAnsi="Times New Roman" w:eastAsia="Times New Roman" w:cs="Times New Roman"/>
-        </w:rPr>
-        <w:t xml:space="preserve">COOH </w:t>
-      </w:r>
-      <w:r>
-        <w:rPr>
-          <w:rFonts w:hint="eastAsia" w:ascii="Times New Roman" w:hAnsi="Times New Roman" w:eastAsia="FangSong" w:cs="Times New Roman"/>
-        </w:rPr>
-        <w:t>的</w:t>
-      </w:r>
-      <w:r>
-        <w:rPr>
-          <w:rFonts w:hint="eastAsia" w:ascii="Times New Roman" w:hAnsi="Times New Roman" w:eastAsia="Times New Roman" w:cs="Times New Roman"/>
-        </w:rPr>
-        <w:t>-CH</w:t>
-      </w:r>
-      <w:r>
-        <w:rPr>
-          <w:rFonts w:hint="eastAsia" w:ascii="Times New Roman" w:hAnsi="Times New Roman" w:eastAsia="Times New Roman" w:cs="Times New Roman"/>
-          <w:vertAlign w:val="subscript"/>
-        </w:rPr>
-        <w:t>2</w:t>
-      </w:r>
-      <w:r>
-        <w:rPr>
-          <w:rFonts w:hint="eastAsia" w:ascii="Times New Roman" w:hAnsi="Times New Roman" w:eastAsia="Times New Roman" w:cs="Times New Roman"/>
-        </w:rPr>
-        <w:t>CH</w:t>
-      </w:r>
-      <w:r>
-        <w:rPr>
-          <w:rFonts w:hint="eastAsia" w:ascii="Times New Roman" w:hAnsi="Times New Roman" w:eastAsia="Times New Roman" w:cs="Times New Roman"/>
-          <w:vertAlign w:val="subscript"/>
-        </w:rPr>
-        <w:t>3</w:t>
-      </w:r>
-      <w:r>
-        <w:rPr>
-          <w:rFonts w:ascii="Times New Roman" w:hAnsi="Times New Roman" w:eastAsia="Times New Roman" w:cs="Times New Roman"/>
-        </w:rPr>
-        <w:t xml:space="preserve"> </w:t>
-      </w:r>
-      <w:r>
-        <w:rPr>
-          <w:rFonts w:hint="eastAsia" w:ascii="Times New Roman" w:hAnsi="Times New Roman" w:eastAsia="FangSong" w:cs="Times New Roman"/>
-        </w:rPr>
-        <w:t xml:space="preserve">给电子诱导比</w:t>
-      </w:r>
-      <w:r>
-        <w:rPr>
-          <w:rFonts w:ascii="Times New Roman" w:hAnsi="Times New Roman" w:eastAsia="Times New Roman" w:cs="Times New Roman"/>
-        </w:rPr>
-        <w:t xml:space="preserve"> CH</w:t>
-      </w:r>
-      <w:r>
-        <w:rPr>
-          <w:rFonts w:ascii="Times New Roman" w:hAnsi="Times New Roman" w:eastAsia="Times New Roman" w:cs="Times New Roman"/>
-          <w:vertAlign w:val="subscript"/>
-        </w:rPr>
-        <w:t>3</w:t>
-      </w:r>
-      <w:r>
-        <w:rPr>
-          <w:rFonts w:ascii="Times New Roman" w:hAnsi="Times New Roman" w:eastAsia="Times New Roman" w:cs="Times New Roman"/>
-        </w:rPr>
-        <w:t xml:space="preserve">COOH </w:t>
-      </w:r>
-      <w:r>
-        <w:rPr>
-          <w:rFonts w:hint="eastAsia" w:ascii="Times New Roman" w:hAnsi="Times New Roman" w:eastAsia="FangSong" w:cs="Times New Roman"/>
-        </w:rPr>
-        <w:t>的</w:t>
-      </w:r>
-      <w:r>
-        <w:rPr>
-          <w:rFonts w:hint="eastAsia" w:ascii="Times New Roman" w:hAnsi="Times New Roman" w:eastAsia="Times New Roman" w:cs="Times New Roman"/>
-        </w:rPr>
-        <w:t>-CH</w:t>
-      </w:r>
-      <w:r>
-        <w:rPr>
-          <w:rFonts w:hint="eastAsia" w:ascii="Times New Roman" w:hAnsi="Times New Roman" w:eastAsia="Times New Roman" w:cs="Times New Roman"/>
-          <w:vertAlign w:val="subscript"/>
-        </w:rPr>
-        <w:t>3</w:t>
-      </w:r>
-      <w:r>
-        <w:rPr>
-          <w:rFonts w:ascii="Times New Roman" w:hAnsi="Times New Roman" w:eastAsia="Times New Roman" w:cs="Times New Roman"/>
-        </w:rPr>
-        <w:t xml:space="preserve"> </w:t>
-      </w:r>
-      <w:r>
-        <w:rPr>
-          <w:rFonts w:hint="eastAsia" w:ascii="Times New Roman" w:hAnsi="Times New Roman" w:eastAsia="FangSong" w:cs="Times New Roman"/>
-        </w:rPr>
-        <w:t xml:space="preserve">更强</w:t>
+          <w:rFonts w:hint="eastAsia" w:ascii="Times New Roman" w:hAnsi="Times New Roman" w:eastAsia="FangSong" w:cs="Times New Roman"/>
+        </w:rPr>
+        <w:t>酚羟基解离后</w:t>
+      </w:r>
+      <w:r>
+        <w:rPr>
+          <w:rFonts w:hint="eastAsia" w:ascii="Times New Roman" w:hAnsi="Times New Roman" w:eastAsia="Times New Roman" w:cs="Times New Roman"/>
+        </w:rPr>
+        <w:t>，</w:t>
+      </w:r>
+      <w:r>
+        <w:rPr>
+          <w:rFonts w:hint="eastAsia" w:ascii="Times New Roman" w:hAnsi="Times New Roman" w:eastAsia="FangSong" w:cs="Times New Roman"/>
+        </w:rPr>
+        <w:t>负电荷虽可通过与苯环共轭分散</w:t>
+      </w:r>
+      <w:r>
+        <w:rPr>
+          <w:rFonts w:hint="eastAsia" w:ascii="Times New Roman" w:hAnsi="Times New Roman" w:eastAsia="Times New Roman" w:cs="Times New Roman"/>
+        </w:rPr>
+        <w:t>，</w:t>
+      </w:r>
+      <w:r>
+        <w:rPr>
+          <w:rFonts w:hint="eastAsia" w:ascii="Times New Roman" w:hAnsi="Times New Roman" w:eastAsia="FangSong" w:cs="Times New Roman"/>
+        </w:rPr>
+        <w:t>但羧酸根负离子可通过共振在两个</w:t>
+      </w:r>
+      <w:r>
+        <w:rPr>
+          <w:rFonts w:hint="eastAsia" w:ascii="Times New Roman" w:hAnsi="Times New Roman" w:eastAsia="Times New Roman" w:cs="Times New Roman"/>
+        </w:rPr>
+        <w:t>O</w:t>
+      </w:r>
+      <w:r>
+        <w:rPr>
+          <w:rFonts w:hint="eastAsia" w:ascii="Times New Roman" w:hAnsi="Times New Roman" w:eastAsia="FangSong" w:cs="Times New Roman"/>
+        </w:rPr>
+        <w:t>上完全等分</w:t>
       </w:r>
     </w:p>
     <w:p>
@@ -25640,9 +25746,1255 @@
       </w:pPr>
       <w:r>
         <w:rPr>
-          <w:rFonts w:hint="eastAsia" w:ascii="Times New Roman" w:hAnsi="Times New Roman" w:eastAsia="FangSong" w:cs="Times New Roman"/>
-        </w:rPr>
-        <w:t xml:space="preserve">解离后负电荷更集中</w:t>
+          <w:rFonts w:ascii="Times New Roman" w:hAnsi="Times New Roman" w:eastAsia="Times New Roman" w:cs="Times New Roman"/>
+          <w:b/>
+          <w:bCs/>
+        </w:rPr>
+        <w:t>CH</w:t>
+      </w:r>
+      <w:r>
+        <w:rPr>
+          <w:rFonts w:ascii="Times New Roman" w:hAnsi="Times New Roman" w:eastAsia="Times New Roman" w:cs="Times New Roman"/>
+          <w:b/>
+          <w:bCs/>
+          <w:vertAlign w:val="subscript"/>
+        </w:rPr>
+        <w:t>3</w:t>
+      </w:r>
+      <w:r>
+        <w:rPr>
+          <w:rFonts w:ascii="Times New Roman" w:hAnsi="Times New Roman" w:eastAsia="Times New Roman" w:cs="Times New Roman"/>
+          <w:b/>
+          <w:bCs/>
+        </w:rPr>
+        <w:t>COOH &gt;&gt; C</w:t>
+      </w:r>
+      <w:r>
+        <w:rPr>
+          <w:rFonts w:ascii="Times New Roman" w:hAnsi="Times New Roman" w:eastAsia="Times New Roman" w:cs="Times New Roman"/>
+          <w:b/>
+          <w:bCs/>
+          <w:vertAlign w:val="subscript"/>
+        </w:rPr>
+        <w:t>6</w:t>
+      </w:r>
+      <w:r>
+        <w:rPr>
+          <w:rFonts w:ascii="Times New Roman" w:hAnsi="Times New Roman" w:eastAsia="Times New Roman" w:cs="Times New Roman"/>
+          <w:b/>
+          <w:bCs/>
+        </w:rPr>
+        <w:t>H</w:t>
+      </w:r>
+      <w:r>
+        <w:rPr>
+          <w:rFonts w:ascii="Times New Roman" w:hAnsi="Times New Roman" w:eastAsia="Times New Roman" w:cs="Times New Roman"/>
+          <w:b/>
+          <w:bCs/>
+          <w:vertAlign w:val="subscript"/>
+        </w:rPr>
+        <w:t>5</w:t>
+      </w:r>
+      <w:r>
+        <w:rPr>
+          <w:rFonts w:ascii="Times New Roman" w:hAnsi="Times New Roman" w:eastAsia="Times New Roman" w:cs="Times New Roman"/>
+          <w:b/>
+          <w:bCs/>
+        </w:rPr>
+        <w:t>OH</w:t>
+      </w:r>
+    </w:p>
+    <w:p>
+      <w:pPr>
+        <w:pStyle w:val="FirstParagraph"/>
+      </w:pPr>
+      <w:r>
+        <w:rPr>
+          <w:rFonts w:hint="eastAsia" w:ascii="Times New Roman" w:hAnsi="Times New Roman" w:eastAsia="FangSong" w:cs="Times New Roman"/>
+          <w:b/>
+          <w:bCs/>
+        </w:rPr>
+        <w:t xml:space="preserve">答案</w:t>
+      </w:r>
+      <w:r>
+        <w:rPr>
+          <w:rFonts w:hint="eastAsia" w:ascii="Times New Roman" w:hAnsi="Times New Roman" w:eastAsia="Times New Roman" w:cs="Times New Roman"/>
+        </w:rPr>
+        <w:t>：Cl</w:t>
+      </w:r>
+      <w:r>
+        <w:rPr>
+          <w:rFonts w:hint="eastAsia" w:ascii="Times New Roman" w:hAnsi="Times New Roman" w:eastAsia="Times New Roman" w:cs="Times New Roman"/>
+          <w:vertAlign w:val="subscript"/>
+        </w:rPr>
+        <w:t>3</w:t>
+      </w:r>
+      <w:r>
+        <w:rPr>
+          <w:rFonts w:hint="eastAsia" w:ascii="Times New Roman" w:hAnsi="Times New Roman" w:eastAsia="Times New Roman" w:cs="Times New Roman"/>
+        </w:rPr>
+        <w:t>CCOOH</w:t>
+      </w:r>
+      <w:r>
+        <w:rPr>
+          <w:rFonts w:ascii="Times New Roman" w:hAnsi="Times New Roman" w:eastAsia="Times New Roman" w:cs="Times New Roman"/>
+        </w:rPr>
+        <w:t xml:space="preserve"> &gt; ClCH</w:t>
+      </w:r>
+      <w:r>
+        <w:rPr>
+          <w:rFonts w:ascii="Times New Roman" w:hAnsi="Times New Roman" w:eastAsia="Times New Roman" w:cs="Times New Roman"/>
+          <w:vertAlign w:val="subscript"/>
+        </w:rPr>
+        <w:t>2</w:t>
+      </w:r>
+      <w:r>
+        <w:rPr>
+          <w:rFonts w:ascii="Times New Roman" w:hAnsi="Times New Roman" w:eastAsia="Times New Roman" w:cs="Times New Roman"/>
+        </w:rPr>
+        <w:t>COOH &gt; CH</w:t>
+      </w:r>
+      <w:r>
+        <w:rPr>
+          <w:rFonts w:ascii="Times New Roman" w:hAnsi="Times New Roman" w:eastAsia="Times New Roman" w:cs="Times New Roman"/>
+          <w:vertAlign w:val="subscript"/>
+        </w:rPr>
+        <w:t>3</w:t>
+      </w:r>
+      <w:r>
+        <w:rPr>
+          <w:rFonts w:ascii="Times New Roman" w:hAnsi="Times New Roman" w:eastAsia="Times New Roman" w:cs="Times New Roman"/>
+        </w:rPr>
+        <w:t>COOH &gt; CH</w:t>
+      </w:r>
+      <w:r>
+        <w:rPr>
+          <w:rFonts w:ascii="Times New Roman" w:hAnsi="Times New Roman" w:eastAsia="Times New Roman" w:cs="Times New Roman"/>
+          <w:vertAlign w:val="subscript"/>
+        </w:rPr>
+        <w:t>3</w:t>
+      </w:r>
+      <w:r>
+        <w:rPr>
+          <w:rFonts w:ascii="Times New Roman" w:hAnsi="Times New Roman" w:eastAsia="Times New Roman" w:cs="Times New Roman"/>
+        </w:rPr>
+        <w:t>CH</w:t>
+      </w:r>
+      <w:r>
+        <w:rPr>
+          <w:rFonts w:ascii="Times New Roman" w:hAnsi="Times New Roman" w:eastAsia="Times New Roman" w:cs="Times New Roman"/>
+          <w:vertAlign w:val="subscript"/>
+        </w:rPr>
+        <w:t>2</w:t>
+      </w:r>
+      <w:r>
+        <w:rPr>
+          <w:rFonts w:ascii="Times New Roman" w:hAnsi="Times New Roman" w:eastAsia="Times New Roman" w:cs="Times New Roman"/>
+        </w:rPr>
+        <w:t>COOH &gt; C</w:t>
+      </w:r>
+      <w:r>
+        <w:rPr>
+          <w:rFonts w:ascii="Times New Roman" w:hAnsi="Times New Roman" w:eastAsia="Times New Roman" w:cs="Times New Roman"/>
+          <w:vertAlign w:val="subscript"/>
+        </w:rPr>
+        <w:t>6</w:t>
+      </w:r>
+      <w:r>
+        <w:rPr>
+          <w:rFonts w:ascii="Times New Roman" w:hAnsi="Times New Roman" w:eastAsia="Times New Roman" w:cs="Times New Roman"/>
+        </w:rPr>
+        <w:t>H</w:t>
+      </w:r>
+      <w:r>
+        <w:rPr>
+          <w:rFonts w:ascii="Times New Roman" w:hAnsi="Times New Roman" w:eastAsia="Times New Roman" w:cs="Times New Roman"/>
+          <w:vertAlign w:val="subscript"/>
+        </w:rPr>
+        <w:t>5</w:t>
+      </w:r>
+      <w:r>
+        <w:rPr>
+          <w:rFonts w:ascii="Times New Roman" w:hAnsi="Times New Roman" w:eastAsia="Times New Roman" w:cs="Times New Roman"/>
+        </w:rPr>
+        <w:t>OH</w:t>
+      </w:r>
+    </w:p>
+    <w:p>
+      <w:pPr>
+        <w:pStyle w:val="BodyText"/>
+      </w:pPr>
+      <w:r>
+        <w:rPr>
+          <w:rFonts w:hint="eastAsia" w:ascii="Times New Roman" w:hAnsi="Times New Roman" w:eastAsia="FangSong" w:cs="Times New Roman"/>
+          <w:b/>
+          <w:bCs/>
+        </w:rPr>
+        <w:t xml:space="preserve">反思</w:t>
+      </w:r>
+      <w:r>
+        <w:rPr>
+          <w:rFonts w:hint="eastAsia" w:ascii="Times New Roman" w:hAnsi="Times New Roman" w:eastAsia="Times New Roman" w:cs="Times New Roman"/>
+        </w:rPr>
+        <w:t>：</w:t>
+      </w:r>
+      <w:r>
+        <w:rPr>
+          <w:rFonts w:hint="eastAsia" w:ascii="Times New Roman" w:hAnsi="Times New Roman" w:eastAsia="FangSong" w:cs="Times New Roman"/>
+        </w:rPr>
+        <w:t>此题综合体现了诱导效应在羧酸酸性中的定量作用</w:t>
+      </w:r>
+      <w:r>
+        <w:rPr>
+          <w:rFonts w:hint="eastAsia" w:ascii="Times New Roman" w:hAnsi="Times New Roman" w:eastAsia="Times New Roman" w:cs="Times New Roman"/>
+        </w:rPr>
+        <w:t>。</w:t>
+      </w:r>
+      <w:r>
+        <w:rPr>
+          <w:rFonts w:hint="eastAsia" w:ascii="Times New Roman" w:hAnsi="Times New Roman" w:eastAsia="FangSong" w:cs="Times New Roman"/>
+        </w:rPr>
+        <w:t>每增加一个</w:t>
+      </w:r>
+      <w:r>
+        <w:rPr>
+          <w:rFonts w:hint="eastAsia" w:ascii="Times New Roman" w:hAnsi="Times New Roman" w:eastAsia="Times New Roman" w:cs="Times New Roman"/>
+        </w:rPr>
+        <w:t>Cl</w:t>
+      </w:r>
+      <w:r>
+        <w:rPr>
+          <w:rFonts w:hint="eastAsia" w:ascii="Times New Roman" w:hAnsi="Times New Roman" w:eastAsia="FangSong" w:cs="Times New Roman"/>
+        </w:rPr>
+        <w:t>原子</w:t>
+      </w:r>
+      <w:r>
+        <w:rPr>
+          <w:rFonts w:hint="eastAsia" w:ascii="Times New Roman" w:hAnsi="Times New Roman" w:eastAsia="Times New Roman" w:cs="Times New Roman"/>
+        </w:rPr>
+        <w:t>，pKa</w:t>
+      </w:r>
+      <w:r>
+        <w:rPr>
+          <w:rFonts w:hint="eastAsia" w:ascii="Times New Roman" w:hAnsi="Times New Roman" w:eastAsia="FangSong" w:cs="Times New Roman"/>
+        </w:rPr>
+        <w:t>约降低</w:t>
+      </w:r>
+      <w:r>
+        <w:rPr>
+          <w:rFonts w:hint="eastAsia" w:ascii="Times New Roman" w:hAnsi="Times New Roman" w:eastAsia="Times New Roman" w:cs="Times New Roman"/>
+        </w:rPr>
+        <w:t>1.9</w:t>
+      </w:r>
+      <w:r>
+        <w:rPr>
+          <w:rFonts w:hint="eastAsia" w:ascii="Times New Roman" w:hAnsi="Times New Roman" w:eastAsia="FangSong" w:cs="Times New Roman"/>
+        </w:rPr>
+        <w:t>个单位</w:t>
+      </w:r>
+      <w:r>
+        <w:rPr>
+          <w:rFonts w:hint="eastAsia" w:ascii="Times New Roman" w:hAnsi="Times New Roman" w:eastAsia="Times New Roman" w:cs="Times New Roman"/>
+        </w:rPr>
+        <w:t>。</w:t>
+      </w:r>
+    </w:p>
+    <w:p>
+      <w:pPr>
+        <w:spacing w:before="160" w:after="80"/>
+      </w:pPr>
+      <w:r>
+        <w:pict>
+          <v:rect style="width:0;height:1.5pt" o:hralign="center" o:hrstd="t" o:hr="t"/>
+        </w:pict>
+      </w:r>
+    </w:p>
+    <w:bookmarkEnd w:id="44"/>
+    <w:bookmarkStart w:id="45" w:name="例4-手性与内消旋"/>
+    <w:p>
+      <w:pPr>
+        <w:pStyle w:val="Heading3"/>
+        <w:spacing w:before="280" w:after="120"/>
+      </w:pPr>
+      <w:r>
+        <w:rPr>
+          <w:rFonts w:hint="eastAsia" w:ascii="Times New Roman" w:hAnsi="Times New Roman" w:eastAsia="SimHei" w:cs="Times New Roman"/>
+        </w:rPr>
+        <w:t>例</w:t>
+      </w:r>
+      <w:r>
+        <w:rPr>
+          <w:rFonts w:hint="eastAsia" w:ascii="Times New Roman" w:hAnsi="Times New Roman" w:eastAsia="Times New Roman" w:cs="Times New Roman"/>
+        </w:rPr>
+        <w:t>4</w:t>
+      </w:r>
+      <w:r>
+        <w:rPr>
+          <w:rFonts w:ascii="Times New Roman" w:hAnsi="Times New Roman" w:eastAsia="Times New Roman" w:cs="Times New Roman"/>
+        </w:rPr>
+        <w:t xml:space="preserve"> </w:t>
+      </w:r>
+      <w:r>
+        <w:rPr>
+          <w:rFonts w:hint="eastAsia" w:ascii="Times New Roman" w:hAnsi="Times New Roman" w:eastAsia="SimHei" w:cs="Times New Roman"/>
+        </w:rPr>
+        <w:t xml:space="preserve">手性与内消旋</w:t>
+      </w:r>
+      <w:r>
+        <w:rPr>
+          <w:rFonts w:ascii="Times New Roman" w:hAnsi="Times New Roman" w:eastAsia="Times New Roman" w:cs="Times New Roman"/>
+        </w:rPr>
+        <w:t xml:space="preserve"> ⭐⭐⭐⭐</w:t>
+      </w:r>
+    </w:p>
+    <w:p>
+      <w:pPr>
+        <w:pStyle w:val="FirstParagraph"/>
+      </w:pPr>
+      <w:r>
+        <w:rPr>
+          <w:rFonts w:hint="eastAsia" w:ascii="Times New Roman" w:hAnsi="Times New Roman" w:eastAsia="FangSong" w:cs="Times New Roman"/>
+          <w:b/>
+          <w:bCs/>
+        </w:rPr>
+        <w:t xml:space="preserve">题干</w:t>
+      </w:r>
+      <w:r>
+        <w:rPr>
+          <w:rFonts w:hint="eastAsia" w:ascii="Times New Roman" w:hAnsi="Times New Roman" w:eastAsia="Times New Roman" w:cs="Times New Roman"/>
+        </w:rPr>
+        <w:t>：2,3-</w:t>
+      </w:r>
+      <w:r>
+        <w:rPr>
+          <w:rFonts w:hint="eastAsia" w:ascii="Times New Roman" w:hAnsi="Times New Roman" w:eastAsia="FangSong" w:cs="Times New Roman"/>
+        </w:rPr>
+        <w:t>二氯丁烷有几种立体异构体</w:t>
+      </w:r>
+      <w:r>
+        <w:rPr>
+          <w:rFonts w:hint="eastAsia" w:ascii="Times New Roman" w:hAnsi="Times New Roman" w:eastAsia="Times New Roman" w:cs="Times New Roman"/>
+        </w:rPr>
+        <w:t>？</w:t>
+      </w:r>
+      <w:r>
+        <w:rPr>
+          <w:rFonts w:hint="eastAsia" w:ascii="Times New Roman" w:hAnsi="Times New Roman" w:eastAsia="FangSong" w:cs="Times New Roman"/>
+        </w:rPr>
+        <w:t>画出并标记</w:t>
+      </w:r>
+      <w:r>
+        <w:rPr>
+          <w:rFonts w:hint="eastAsia" w:ascii="Times New Roman" w:hAnsi="Times New Roman" w:eastAsia="Times New Roman" w:cs="Times New Roman"/>
+        </w:rPr>
+        <w:t>。</w:t>
+      </w:r>
+    </w:p>
+    <w:p>
+      <w:pPr>
+        <w:pStyle w:val="BodyText"/>
+      </w:pPr>
+      <w:r>
+        <w:rPr>
+          <w:rFonts w:hint="eastAsia" w:ascii="Times New Roman" w:hAnsi="Times New Roman" w:eastAsia="FangSong" w:cs="Times New Roman"/>
+          <w:b/>
+          <w:bCs/>
+        </w:rPr>
+        <w:t xml:space="preserve">思路</w:t>
+      </w:r>
+      <w:r>
+        <w:rPr>
+          <w:rFonts w:hint="eastAsia" w:ascii="Times New Roman" w:hAnsi="Times New Roman" w:eastAsia="Times New Roman" w:cs="Times New Roman"/>
+        </w:rPr>
+        <w:t>：</w:t>
+      </w:r>
+      <w:r>
+        <w:rPr>
+          <w:rFonts w:hint="eastAsia" w:ascii="Times New Roman" w:hAnsi="Times New Roman" w:eastAsia="FangSong" w:cs="Times New Roman"/>
+        </w:rPr>
+        <w:t>有两个手性碳</w:t>
+      </w:r>
+      <w:r>
+        <w:rPr>
+          <w:rFonts w:hint="eastAsia" w:ascii="Times New Roman" w:hAnsi="Times New Roman" w:eastAsia="Times New Roman" w:cs="Times New Roman"/>
+        </w:rPr>
+        <w:t>，</w:t>
+      </w:r>
+      <w:r>
+        <w:rPr>
+          <w:rFonts w:hint="eastAsia" w:ascii="Times New Roman" w:hAnsi="Times New Roman" w:eastAsia="FangSong" w:cs="Times New Roman"/>
+        </w:rPr>
+        <w:t>最多</w:t>
+      </w:r>
+      <w:r>
+        <w:rPr>
+          <w:rFonts w:hint="eastAsia" w:ascii="Times New Roman" w:hAnsi="Times New Roman" w:eastAsia="Times New Roman" w:cs="Times New Roman"/>
+        </w:rPr>
+        <w:t>2</w:t>
+      </w:r>
+      <w:r>
+        <w:rPr>
+          <w:rFonts w:hint="eastAsia" w:ascii="Times New Roman" w:hAnsi="Times New Roman" w:eastAsia="Times New Roman" w:cs="Times New Roman"/>
+          <w:vertAlign w:val="superscript"/>
+        </w:rPr>
+        <w:t>2</w:t>
+      </w:r>
+      <w:r>
+        <w:rPr>
+          <w:rFonts w:hint="eastAsia" w:ascii="Times New Roman" w:hAnsi="Times New Roman" w:eastAsia="Times New Roman" w:cs="Times New Roman"/>
+        </w:rPr>
+        <w:t>=4</w:t>
+      </w:r>
+      <w:r>
+        <w:rPr>
+          <w:rFonts w:hint="eastAsia" w:ascii="Times New Roman" w:hAnsi="Times New Roman" w:eastAsia="FangSong" w:cs="Times New Roman"/>
+        </w:rPr>
+        <w:t>种立体异构体</w:t>
+      </w:r>
+      <w:r>
+        <w:rPr>
+          <w:rFonts w:hint="eastAsia" w:ascii="Times New Roman" w:hAnsi="Times New Roman" w:eastAsia="Times New Roman" w:cs="Times New Roman"/>
+        </w:rPr>
+        <w:t>。</w:t>
+      </w:r>
+      <w:r>
+        <w:rPr>
+          <w:rFonts w:hint="eastAsia" w:ascii="Times New Roman" w:hAnsi="Times New Roman" w:eastAsia="FangSong" w:cs="Times New Roman"/>
+        </w:rPr>
+        <w:t>但可能有内消旋体</w:t>
+      </w:r>
+      <w:r>
+        <w:rPr>
+          <w:rFonts w:hint="eastAsia" w:ascii="Times New Roman" w:hAnsi="Times New Roman" w:eastAsia="Times New Roman" w:cs="Times New Roman"/>
+        </w:rPr>
+        <w:t>。</w:t>
+      </w:r>
+    </w:p>
+    <w:p>
+      <w:pPr>
+        <w:pStyle w:val="BodyText"/>
+      </w:pPr>
+      <w:r>
+        <w:rPr>
+          <w:rFonts w:hint="eastAsia" w:ascii="Times New Roman" w:hAnsi="Times New Roman" w:eastAsia="FangSong" w:cs="Times New Roman"/>
+          <w:b/>
+          <w:bCs/>
+        </w:rPr>
+        <w:t xml:space="preserve">解析</w:t>
+      </w:r>
+      <w:r>
+        <w:rPr>
+          <w:rFonts w:hint="eastAsia" w:ascii="Times New Roman" w:hAnsi="Times New Roman" w:eastAsia="Times New Roman" w:cs="Times New Roman"/>
+        </w:rPr>
+        <w:t xml:space="preserve">：</w:t>
+      </w:r>
+      <w:r>
+        <w:rPr>
+          <w:rFonts w:ascii="Times New Roman" w:hAnsi="Times New Roman" w:eastAsia="Times New Roman" w:cs="Times New Roman"/>
+        </w:rPr>
+        <w:t xml:space="preserve"> </w:t>
+      </w:r>
+      <w:r>
+        <w:rPr>
+          <w:rFonts w:hint="eastAsia" w:ascii="Times New Roman" w:hAnsi="Times New Roman" w:eastAsia="Times New Roman" w:cs="Times New Roman"/>
+        </w:rPr>
+        <w:t>2,3-</w:t>
+      </w:r>
+      <w:r>
+        <w:rPr>
+          <w:rFonts w:hint="eastAsia" w:ascii="Times New Roman" w:hAnsi="Times New Roman" w:eastAsia="FangSong" w:cs="Times New Roman"/>
+        </w:rPr>
+        <w:t>二氯丁烷结构为</w:t>
+      </w:r>
+      <w:r>
+        <w:rPr>
+          <w:rFonts w:ascii="Times New Roman" w:hAnsi="Times New Roman" w:eastAsia="Times New Roman" w:cs="Times New Roman"/>
+        </w:rPr>
+        <w:t xml:space="preserve"> </w:t>
+      </w:r>
+      <w:r>
+        <w:rPr>
+          <w:rFonts w:hint="eastAsia" w:ascii="Times New Roman" w:hAnsi="Times New Roman" w:eastAsia="Times New Roman" w:cs="Times New Roman"/>
+        </w:rPr>
+        <w:t>CH</w:t>
+      </w:r>
+      <w:r>
+        <w:rPr>
+          <w:rFonts w:hint="eastAsia" w:ascii="Times New Roman" w:hAnsi="Times New Roman" w:eastAsia="Times New Roman" w:cs="Times New Roman"/>
+          <w:vertAlign w:val="subscript"/>
+        </w:rPr>
+        <w:t>3</w:t>
+      </w:r>
+      <w:r>
+        <w:rPr>
+          <w:rFonts w:hint="eastAsia" w:ascii="Times New Roman" w:hAnsi="Times New Roman" w:eastAsia="Times New Roman" w:cs="Times New Roman"/>
+        </w:rPr>
+        <w:t>-CHCl-CHCl-CH</w:t>
+      </w:r>
+      <w:r>
+        <w:rPr>
+          <w:rFonts w:hint="eastAsia" w:ascii="Times New Roman" w:hAnsi="Times New Roman" w:eastAsia="Times New Roman" w:cs="Times New Roman"/>
+          <w:vertAlign w:val="subscript"/>
+        </w:rPr>
+        <w:t>3</w:t>
+      </w:r>
+      <w:r>
+        <w:rPr>
+          <w:rFonts w:hint="eastAsia" w:ascii="Times New Roman" w:hAnsi="Times New Roman" w:eastAsia="Times New Roman" w:cs="Times New Roman"/>
+        </w:rPr>
+        <w:t>，</w:t>
+      </w:r>
+      <w:r>
+        <w:rPr>
+          <w:rFonts w:hint="eastAsia" w:ascii="Times New Roman" w:hAnsi="Times New Roman" w:eastAsia="FangSong" w:cs="Times New Roman"/>
+        </w:rPr>
+        <w:t>两个手性碳为</w:t>
+      </w:r>
+      <w:r>
+        <w:rPr>
+          <w:rFonts w:hint="eastAsia" w:ascii="Times New Roman" w:hAnsi="Times New Roman" w:eastAsia="Times New Roman" w:cs="Times New Roman"/>
+        </w:rPr>
+        <w:t>C2</w:t>
+      </w:r>
+      <w:r>
+        <w:rPr>
+          <w:rFonts w:hint="eastAsia" w:ascii="Times New Roman" w:hAnsi="Times New Roman" w:eastAsia="FangSong" w:cs="Times New Roman"/>
+        </w:rPr>
+        <w:t>和</w:t>
+      </w:r>
+      <w:r>
+        <w:rPr>
+          <w:rFonts w:hint="eastAsia" w:ascii="Times New Roman" w:hAnsi="Times New Roman" w:eastAsia="Times New Roman" w:cs="Times New Roman"/>
+        </w:rPr>
+        <w:t>C3。</w:t>
+      </w:r>
+    </w:p>
+    <w:p>
+      <w:pPr>
+        <w:pStyle w:val="BodyText"/>
+      </w:pPr>
+      <w:r>
+        <w:rPr>
+          <w:rFonts w:hint="eastAsia" w:ascii="Times New Roman" w:hAnsi="Times New Roman" w:eastAsia="FangSong" w:cs="Times New Roman"/>
+        </w:rPr>
+        <w:t>可能的组合</w:t>
+      </w:r>
+      <w:r>
+        <w:rPr>
+          <w:rFonts w:hint="eastAsia" w:ascii="Times New Roman" w:hAnsi="Times New Roman" w:eastAsia="Times New Roman" w:cs="Times New Roman"/>
+        </w:rPr>
+        <w:t>：</w:t>
+      </w:r>
+      <w:r>
+        <w:rPr>
+          <w:rFonts w:ascii="Times New Roman" w:hAnsi="Times New Roman" w:eastAsia="Times New Roman" w:cs="Times New Roman"/>
+        </w:rPr>
+        <w:t xml:space="preserve"> </w:t>
+      </w:r>
+      <w:r>
+        <w:rPr>
+          <w:rFonts w:ascii="Times New Roman" w:hAnsi="Times New Roman" w:eastAsia="Times New Roman" w:cs="Times New Roman"/>
+        </w:rPr>
+        <w:t xml:space="preserve">- </w:t>
+      </w:r>
+      <w:r>
+        <w:rPr>
+          <w:rFonts w:hint="eastAsia" w:ascii="Times New Roman" w:hAnsi="Times New Roman" w:eastAsia="Times New Roman" w:cs="Times New Roman"/>
+        </w:rPr>
+        <w:t>(2R,3R)-2,3-</w:t>
+      </w:r>
+      <w:r>
+        <w:rPr>
+          <w:rFonts w:hint="eastAsia" w:ascii="Times New Roman" w:hAnsi="Times New Roman" w:eastAsia="FangSong" w:cs="Times New Roman"/>
+        </w:rPr>
+        <w:t>二氯丁烷</w:t>
+      </w:r>
+      <w:r>
+        <w:rPr>
+          <w:rFonts w:ascii="Times New Roman" w:hAnsi="Times New Roman" w:eastAsia="Times New Roman" w:cs="Times New Roman"/>
+        </w:rPr>
+        <w:t xml:space="preserve"> — </w:t>
+      </w:r>
+      <w:r>
+        <w:rPr>
+          <w:rFonts w:hint="eastAsia" w:ascii="Times New Roman" w:hAnsi="Times New Roman" w:eastAsia="FangSong" w:cs="Times New Roman"/>
+        </w:rPr>
+        <w:t xml:space="preserve">一对对映体</w:t>
+      </w:r>
+      <w:r>
+        <w:rPr>
+          <w:rFonts w:ascii="Times New Roman" w:hAnsi="Times New Roman" w:eastAsia="Times New Roman" w:cs="Times New Roman"/>
+        </w:rPr>
+        <w:t xml:space="preserve"> </w:t>
+      </w:r>
+      <w:r>
+        <w:rPr>
+          <w:rFonts w:ascii="Times New Roman" w:hAnsi="Times New Roman" w:eastAsia="Times New Roman" w:cs="Times New Roman"/>
+        </w:rPr>
+        <w:t xml:space="preserve">- </w:t>
+      </w:r>
+      <w:r>
+        <w:rPr>
+          <w:rFonts w:hint="eastAsia" w:ascii="Times New Roman" w:hAnsi="Times New Roman" w:eastAsia="Times New Roman" w:cs="Times New Roman"/>
+        </w:rPr>
+        <w:t>(2S,3S)-2,3-</w:t>
+      </w:r>
+      <w:r>
+        <w:rPr>
+          <w:rFonts w:hint="eastAsia" w:ascii="Times New Roman" w:hAnsi="Times New Roman" w:eastAsia="FangSong" w:cs="Times New Roman"/>
+        </w:rPr>
+        <w:t>二氯丁烷</w:t>
+      </w:r>
+      <w:r>
+        <w:rPr>
+          <w:rFonts w:ascii="Times New Roman" w:hAnsi="Times New Roman" w:eastAsia="Times New Roman" w:cs="Times New Roman"/>
+        </w:rPr>
+        <w:t xml:space="preserve"> — </w:t>
+      </w:r>
+      <w:r>
+        <w:rPr>
+          <w:rFonts w:hint="eastAsia" w:ascii="Times New Roman" w:hAnsi="Times New Roman" w:eastAsia="FangSong" w:cs="Times New Roman"/>
+        </w:rPr>
+        <w:t>与</w:t>
+      </w:r>
+      <w:r>
+        <w:rPr>
+          <w:rFonts w:hint="eastAsia" w:ascii="Times New Roman" w:hAnsi="Times New Roman" w:eastAsia="Times New Roman" w:cs="Times New Roman"/>
+        </w:rPr>
+        <w:t>(2R,3R)</w:t>
+      </w:r>
+      <w:r>
+        <w:rPr>
+          <w:rFonts w:hint="eastAsia" w:ascii="Times New Roman" w:hAnsi="Times New Roman" w:eastAsia="FangSong" w:cs="Times New Roman"/>
+        </w:rPr>
+        <w:t>对映</w:t>
+      </w:r>
+      <w:r>
+        <w:rPr>
+          <w:rFonts w:ascii="Times New Roman" w:hAnsi="Times New Roman" w:eastAsia="Times New Roman" w:cs="Times New Roman"/>
+        </w:rPr>
+        <w:t xml:space="preserve"> </w:t>
+      </w:r>
+      <w:r>
+        <w:rPr>
+          <w:rFonts w:ascii="Times New Roman" w:hAnsi="Times New Roman" w:eastAsia="Times New Roman" w:cs="Times New Roman"/>
+        </w:rPr>
+        <w:t xml:space="preserve">- </w:t>
+      </w:r>
+      <w:r>
+        <w:rPr>
+          <w:rFonts w:hint="eastAsia" w:ascii="Times New Roman" w:hAnsi="Times New Roman" w:eastAsia="Times New Roman" w:cs="Times New Roman"/>
+        </w:rPr>
+        <w:t>(2R,3S)-2,3-</w:t>
+      </w:r>
+      <w:r>
+        <w:rPr>
+          <w:rFonts w:hint="eastAsia" w:ascii="Times New Roman" w:hAnsi="Times New Roman" w:eastAsia="FangSong" w:cs="Times New Roman"/>
+        </w:rPr>
+        <w:t>二氯丁烷</w:t>
+      </w:r>
+      <w:r>
+        <w:rPr>
+          <w:rFonts w:ascii="Times New Roman" w:hAnsi="Times New Roman" w:eastAsia="Times New Roman" w:cs="Times New Roman"/>
+        </w:rPr>
+        <w:t xml:space="preserve"> — </w:t>
+      </w:r>
+      <w:r>
+        <w:rPr>
+          <w:rFonts w:hint="eastAsia" w:ascii="Times New Roman" w:hAnsi="Times New Roman" w:eastAsia="FangSong" w:cs="Times New Roman"/>
+        </w:rPr>
+        <w:t>分子中存在对称面</w:t>
+      </w:r>
+      <w:r>
+        <w:rPr>
+          <w:rFonts w:hint="eastAsia" w:ascii="Times New Roman" w:hAnsi="Times New Roman" w:eastAsia="Times New Roman" w:cs="Times New Roman"/>
+        </w:rPr>
+        <w:t>（C2-C3</w:t>
+      </w:r>
+      <w:r>
+        <w:rPr>
+          <w:rFonts w:hint="eastAsia" w:ascii="Times New Roman" w:hAnsi="Times New Roman" w:eastAsia="FangSong" w:cs="Times New Roman"/>
+        </w:rPr>
+        <w:t>键中点垂直于键的平面</w:t>
+      </w:r>
+      <w:r>
+        <w:rPr>
+          <w:rFonts w:hint="eastAsia" w:ascii="Times New Roman" w:hAnsi="Times New Roman" w:eastAsia="Times New Roman" w:cs="Times New Roman"/>
+        </w:rPr>
+        <w:t>），</w:t>
+      </w:r>
+      <w:r>
+        <w:rPr>
+          <w:rFonts w:hint="eastAsia" w:ascii="Times New Roman" w:hAnsi="Times New Roman" w:eastAsia="FangSong" w:cs="Times New Roman"/>
+        </w:rPr>
+        <w:t>为内消旋体</w:t>
+      </w:r>
+      <w:r>
+        <w:rPr>
+          <w:rFonts w:hint="eastAsia" w:ascii="Times New Roman" w:hAnsi="Times New Roman" w:eastAsia="Times New Roman" w:cs="Times New Roman"/>
+        </w:rPr>
+        <w:t>，</w:t>
+      </w:r>
+      <w:r>
+        <w:rPr>
+          <w:rFonts w:hint="eastAsia" w:ascii="Times New Roman" w:hAnsi="Times New Roman" w:eastAsia="FangSong" w:cs="Times New Roman"/>
+        </w:rPr>
+        <w:t>无手性</w:t>
+      </w:r>
+      <w:r>
+        <w:rPr>
+          <w:rFonts w:ascii="Times New Roman" w:hAnsi="Times New Roman" w:eastAsia="Times New Roman" w:cs="Times New Roman"/>
+        </w:rPr>
+        <w:t xml:space="preserve"> </w:t>
+      </w:r>
+      <w:r>
+        <w:rPr>
+          <w:rFonts w:ascii="Times New Roman" w:hAnsi="Times New Roman" w:eastAsia="Times New Roman" w:cs="Times New Roman"/>
+        </w:rPr>
+        <w:t xml:space="preserve">- </w:t>
+      </w:r>
+      <w:r>
+        <w:rPr>
+          <w:rFonts w:hint="eastAsia" w:ascii="Times New Roman" w:hAnsi="Times New Roman" w:eastAsia="Times New Roman" w:cs="Times New Roman"/>
+        </w:rPr>
+        <w:t>(2S,3R)-2,3-</w:t>
+      </w:r>
+      <w:r>
+        <w:rPr>
+          <w:rFonts w:hint="eastAsia" w:ascii="Times New Roman" w:hAnsi="Times New Roman" w:eastAsia="FangSong" w:cs="Times New Roman"/>
+        </w:rPr>
+        <w:t>二氯丁烷</w:t>
+      </w:r>
+      <w:r>
+        <w:rPr>
+          <w:rFonts w:ascii="Times New Roman" w:hAnsi="Times New Roman" w:eastAsia="Times New Roman" w:cs="Times New Roman"/>
+        </w:rPr>
+        <w:t xml:space="preserve"> — </w:t>
+      </w:r>
+      <w:r>
+        <w:rPr>
+          <w:rFonts w:hint="eastAsia" w:ascii="Times New Roman" w:hAnsi="Times New Roman" w:eastAsia="FangSong" w:cs="Times New Roman"/>
+        </w:rPr>
+        <w:t>就是</w:t>
+      </w:r>
+      <w:r>
+        <w:rPr>
+          <w:rFonts w:hint="eastAsia" w:ascii="Times New Roman" w:hAnsi="Times New Roman" w:eastAsia="Times New Roman" w:cs="Times New Roman"/>
+        </w:rPr>
+        <w:t>(2R,3S)（</w:t>
+      </w:r>
+      <w:r>
+        <w:rPr>
+          <w:rFonts w:hint="eastAsia" w:ascii="Times New Roman" w:hAnsi="Times New Roman" w:eastAsia="FangSong" w:cs="Times New Roman"/>
+        </w:rPr>
+        <w:t>旋转</w:t>
+      </w:r>
+      <w:r>
+        <w:rPr>
+          <w:rFonts w:hint="eastAsia" w:ascii="Times New Roman" w:hAnsi="Times New Roman" w:eastAsia="Times New Roman" w:cs="Times New Roman"/>
+        </w:rPr>
+        <w:t>180°</w:t>
+      </w:r>
+      <w:r>
+        <w:rPr>
+          <w:rFonts w:hint="eastAsia" w:ascii="Times New Roman" w:hAnsi="Times New Roman" w:eastAsia="FangSong" w:cs="Times New Roman"/>
+        </w:rPr>
+        <w:t>相同</w:t>
+      </w:r>
+      <w:r>
+        <w:rPr>
+          <w:rFonts w:hint="eastAsia" w:ascii="Times New Roman" w:hAnsi="Times New Roman" w:eastAsia="Times New Roman" w:cs="Times New Roman"/>
+        </w:rPr>
+        <w:t>）</w:t>
+      </w:r>
+    </w:p>
+    <w:p>
+      <w:pPr>
+        <w:pStyle w:val="BodyText"/>
+      </w:pPr>
+      <w:r>
+        <w:rPr>
+          <w:rFonts w:hint="eastAsia" w:ascii="Times New Roman" w:hAnsi="Times New Roman" w:eastAsia="FangSong" w:cs="Times New Roman"/>
+        </w:rPr>
+        <w:t>因此共</w:t>
+      </w:r>
+      <w:r>
+        <w:rPr>
+          <w:rFonts w:hint="eastAsia" w:ascii="Times New Roman" w:hAnsi="Times New Roman" w:eastAsia="Times New Roman" w:cs="Times New Roman"/>
+        </w:rPr>
+        <w:t>3</w:t>
+      </w:r>
+      <w:r>
+        <w:rPr>
+          <w:rFonts w:hint="eastAsia" w:ascii="Times New Roman" w:hAnsi="Times New Roman" w:eastAsia="FangSong" w:cs="Times New Roman"/>
+        </w:rPr>
+        <w:t>种立体异构体</w:t>
+      </w:r>
+      <w:r>
+        <w:rPr>
+          <w:rFonts w:hint="eastAsia" w:ascii="Times New Roman" w:hAnsi="Times New Roman" w:eastAsia="Times New Roman" w:cs="Times New Roman"/>
+        </w:rPr>
+        <w:t>：</w:t>
+      </w:r>
+      <w:r>
+        <w:rPr>
+          <w:rFonts w:hint="eastAsia" w:ascii="Times New Roman" w:hAnsi="Times New Roman" w:eastAsia="FangSong" w:cs="Times New Roman"/>
+        </w:rPr>
+        <w:t>一对对映体</w:t>
+      </w:r>
+      <w:r>
+        <w:rPr>
+          <w:rFonts w:ascii="Times New Roman" w:hAnsi="Times New Roman" w:eastAsia="Times New Roman" w:cs="Times New Roman"/>
+        </w:rPr>
+        <w:t xml:space="preserve"> + </w:t>
+      </w:r>
+      <w:r>
+        <w:rPr>
+          <w:rFonts w:hint="eastAsia" w:ascii="Times New Roman" w:hAnsi="Times New Roman" w:eastAsia="FangSong" w:cs="Times New Roman"/>
+        </w:rPr>
+        <w:t>一个内消旋体</w:t>
+      </w:r>
+      <w:r>
+        <w:rPr>
+          <w:rFonts w:hint="eastAsia" w:ascii="Times New Roman" w:hAnsi="Times New Roman" w:eastAsia="Times New Roman" w:cs="Times New Roman"/>
+        </w:rPr>
+        <w:t>。</w:t>
+      </w:r>
+    </w:p>
+    <w:p>
+      <w:pPr>
+        <w:pStyle w:val="BodyText"/>
+      </w:pPr>
+      <w:r>
+        <w:rPr>
+          <w:rFonts w:hint="eastAsia" w:ascii="Times New Roman" w:hAnsi="Times New Roman" w:eastAsia="FangSong" w:cs="Times New Roman"/>
+          <w:b/>
+          <w:bCs/>
+        </w:rPr>
+        <w:t xml:space="preserve">答案</w:t>
+      </w:r>
+      <w:r>
+        <w:rPr>
+          <w:rFonts w:hint="eastAsia" w:ascii="Times New Roman" w:hAnsi="Times New Roman" w:eastAsia="Times New Roman" w:cs="Times New Roman"/>
+        </w:rPr>
+        <w:t>：3</w:t>
+      </w:r>
+      <w:r>
+        <w:rPr>
+          <w:rFonts w:hint="eastAsia" w:ascii="Times New Roman" w:hAnsi="Times New Roman" w:eastAsia="FangSong" w:cs="Times New Roman"/>
+        </w:rPr>
+        <w:t>种立体异构体</w:t>
+      </w:r>
+      <w:r>
+        <w:rPr>
+          <w:rFonts w:hint="eastAsia" w:ascii="Times New Roman" w:hAnsi="Times New Roman" w:eastAsia="Times New Roman" w:cs="Times New Roman"/>
+        </w:rPr>
+        <w:t>。(2R,3R)/(2S,3S)</w:t>
+      </w:r>
+      <w:r>
+        <w:rPr>
+          <w:rFonts w:hint="eastAsia" w:ascii="Times New Roman" w:hAnsi="Times New Roman" w:eastAsia="FangSong" w:cs="Times New Roman"/>
+        </w:rPr>
+        <w:t>为一对对映体</w:t>
+      </w:r>
+      <w:r>
+        <w:rPr>
+          <w:rFonts w:hint="eastAsia" w:ascii="Times New Roman" w:hAnsi="Times New Roman" w:eastAsia="Times New Roman" w:cs="Times New Roman"/>
+        </w:rPr>
+        <w:t>，(2R,3S)</w:t>
+      </w:r>
+      <w:r>
+        <w:rPr>
+          <w:rFonts w:hint="eastAsia" w:ascii="Times New Roman" w:hAnsi="Times New Roman" w:eastAsia="FangSong" w:cs="Times New Roman"/>
+        </w:rPr>
+        <w:t>为内消旋体</w:t>
+      </w:r>
+      <w:r>
+        <w:rPr>
+          <w:rFonts w:hint="eastAsia" w:ascii="Times New Roman" w:hAnsi="Times New Roman" w:eastAsia="Times New Roman" w:cs="Times New Roman"/>
+        </w:rPr>
+        <w:t>。</w:t>
+      </w:r>
+    </w:p>
+    <w:p>
+      <w:pPr>
+        <w:pStyle w:val="BodyText"/>
+      </w:pPr>
+      <w:r>
+        <w:rPr>
+          <w:rFonts w:hint="eastAsia" w:ascii="Times New Roman" w:hAnsi="Times New Roman" w:eastAsia="FangSong" w:cs="Times New Roman"/>
+          <w:b/>
+          <w:bCs/>
+        </w:rPr>
+        <w:t xml:space="preserve">反思</w:t>
+      </w:r>
+      <w:r>
+        <w:rPr>
+          <w:rFonts w:hint="eastAsia" w:ascii="Times New Roman" w:hAnsi="Times New Roman" w:eastAsia="Times New Roman" w:cs="Times New Roman"/>
+        </w:rPr>
+        <w:t>：</w:t>
+      </w:r>
+      <w:r>
+        <w:rPr>
+          <w:rFonts w:hint="eastAsia" w:ascii="Times New Roman" w:hAnsi="Times New Roman" w:eastAsia="FangSong" w:cs="Times New Roman"/>
+        </w:rPr>
+        <w:t>两个手性碳相同取代基时</w:t>
+      </w:r>
+      <w:r>
+        <w:rPr>
+          <w:rFonts w:hint="eastAsia" w:ascii="Times New Roman" w:hAnsi="Times New Roman" w:eastAsia="Times New Roman" w:cs="Times New Roman"/>
+        </w:rPr>
+        <w:t>，</w:t>
+      </w:r>
+      <w:r>
+        <w:rPr>
+          <w:rFonts w:hint="eastAsia" w:ascii="Times New Roman" w:hAnsi="Times New Roman" w:eastAsia="FangSong" w:cs="Times New Roman"/>
+        </w:rPr>
+        <w:t>数量可能小于</w:t>
+      </w:r>
+      <w:r>
+        <w:rPr>
+          <w:rFonts w:hint="eastAsia" w:ascii="Times New Roman" w:hAnsi="Times New Roman" w:eastAsia="Times New Roman" w:cs="Times New Roman"/>
+        </w:rPr>
+        <w:t>2</w:t>
+      </w:r>
+      <w:r>
+        <w:rPr>
+          <w:rFonts w:hint="eastAsia" w:ascii="Times New Roman" w:hAnsi="Times New Roman" w:eastAsia="Times New Roman" w:cs="Times New Roman"/>
+          <w:vertAlign w:val="superscript"/>
+        </w:rPr>
+        <w:t>n</w:t>
+      </w:r>
+      <w:r>
+        <w:rPr>
+          <w:rFonts w:hint="eastAsia" w:ascii="Times New Roman" w:hAnsi="Times New Roman" w:eastAsia="Times New Roman" w:cs="Times New Roman"/>
+        </w:rPr>
+        <w:t>，</w:t>
+      </w:r>
+      <w:r>
+        <w:rPr>
+          <w:rFonts w:hint="eastAsia" w:ascii="Times New Roman" w:hAnsi="Times New Roman" w:eastAsia="FangSong" w:cs="Times New Roman"/>
+        </w:rPr>
+        <w:t>因为有内消旋体的可能</w:t>
+      </w:r>
+      <w:r>
+        <w:rPr>
+          <w:rFonts w:hint="eastAsia" w:ascii="Times New Roman" w:hAnsi="Times New Roman" w:eastAsia="Times New Roman" w:cs="Times New Roman"/>
+        </w:rPr>
+        <w:t>。</w:t>
+      </w:r>
+    </w:p>
+    <w:p>
+      <w:pPr>
+        <w:spacing w:before="160" w:after="80"/>
+      </w:pPr>
+      <w:r>
+        <w:pict>
+          <v:rect style="width:0;height:1.5pt" o:hralign="center" o:hrstd="t" o:hr="t"/>
+        </w:pict>
+      </w:r>
+    </w:p>
+    <w:bookmarkEnd w:id="45"/>
+    <w:bookmarkStart w:id="46" w:name="例5-诱导与共轭的竞争"/>
+    <w:p>
+      <w:pPr>
+        <w:pStyle w:val="Heading3"/>
+        <w:spacing w:before="280" w:after="120"/>
+      </w:pPr>
+      <w:r>
+        <w:rPr>
+          <w:rFonts w:hint="eastAsia" w:ascii="Times New Roman" w:hAnsi="Times New Roman" w:eastAsia="SimHei" w:cs="Times New Roman"/>
+        </w:rPr>
+        <w:t>例</w:t>
+      </w:r>
+      <w:r>
+        <w:rPr>
+          <w:rFonts w:hint="eastAsia" w:ascii="Times New Roman" w:hAnsi="Times New Roman" w:eastAsia="Times New Roman" w:cs="Times New Roman"/>
+        </w:rPr>
+        <w:t>5</w:t>
+      </w:r>
+      <w:r>
+        <w:rPr>
+          <w:rFonts w:ascii="Times New Roman" w:hAnsi="Times New Roman" w:eastAsia="Times New Roman" w:cs="Times New Roman"/>
+        </w:rPr>
+        <w:t xml:space="preserve"> </w:t>
+      </w:r>
+      <w:r>
+        <w:rPr>
+          <w:rFonts w:hint="eastAsia" w:ascii="Times New Roman" w:hAnsi="Times New Roman" w:eastAsia="SimHei" w:cs="Times New Roman"/>
+        </w:rPr>
+        <w:t xml:space="preserve">诱导与共轭的竞争</w:t>
+      </w:r>
+      <w:r>
+        <w:rPr>
+          <w:rFonts w:ascii="Times New Roman" w:hAnsi="Times New Roman" w:eastAsia="Times New Roman" w:cs="Times New Roman"/>
+        </w:rPr>
+        <w:t xml:space="preserve"> ⭐⭐⭐</w:t>
+      </w:r>
+    </w:p>
+    <w:p>
+      <w:pPr>
+        <w:pStyle w:val="FirstParagraph"/>
+      </w:pPr>
+      <w:r>
+        <w:rPr>
+          <w:rFonts w:hint="eastAsia" w:ascii="Times New Roman" w:hAnsi="Times New Roman" w:eastAsia="FangSong" w:cs="Times New Roman"/>
+          <w:b/>
+          <w:bCs/>
+        </w:rPr>
+        <w:t xml:space="preserve">题干</w:t>
+      </w:r>
+      <w:r>
+        <w:rPr>
+          <w:rFonts w:hint="eastAsia" w:ascii="Times New Roman" w:hAnsi="Times New Roman" w:eastAsia="Times New Roman" w:cs="Times New Roman"/>
+        </w:rPr>
+        <w:t>：</w:t>
+      </w:r>
+      <w:r>
+        <w:rPr>
+          <w:rFonts w:hint="eastAsia" w:ascii="Times New Roman" w:hAnsi="Times New Roman" w:eastAsia="FangSong" w:cs="Times New Roman"/>
+        </w:rPr>
+        <w:t>解释为什么氯乙烯</w:t>
+      </w:r>
+      <w:r>
+        <w:rPr>
+          <w:rFonts w:hint="eastAsia" w:ascii="Times New Roman" w:hAnsi="Times New Roman" w:eastAsia="Times New Roman" w:cs="Times New Roman"/>
+        </w:rPr>
+        <w:t>(CH</w:t>
+      </w:r>
+      <w:r>
+        <w:rPr>
+          <w:rFonts w:hint="eastAsia" w:ascii="Times New Roman" w:hAnsi="Times New Roman" w:eastAsia="Times New Roman" w:cs="Times New Roman"/>
+          <w:vertAlign w:val="subscript"/>
+        </w:rPr>
+        <w:t>2</w:t>
+      </w:r>
+      <w:r>
+        <w:rPr>
+          <w:rFonts w:hint="eastAsia" w:ascii="Times New Roman" w:hAnsi="Times New Roman" w:eastAsia="Times New Roman" w:cs="Times New Roman"/>
+        </w:rPr>
+        <w:t>=CH-Cl)</w:t>
+      </w:r>
+      <w:r>
+        <w:rPr>
+          <w:rFonts w:hint="eastAsia" w:ascii="Times New Roman" w:hAnsi="Times New Roman" w:eastAsia="FangSong" w:cs="Times New Roman"/>
+        </w:rPr>
+        <w:t>的亲电加成反应活性低于乙烯</w:t>
+      </w:r>
+      <w:r>
+        <w:rPr>
+          <w:rFonts w:hint="eastAsia" w:ascii="Times New Roman" w:hAnsi="Times New Roman" w:eastAsia="Times New Roman" w:cs="Times New Roman"/>
+        </w:rPr>
+        <w:t>(CH</w:t>
+      </w:r>
+      <w:r>
+        <w:rPr>
+          <w:rFonts w:hint="eastAsia" w:ascii="Times New Roman" w:hAnsi="Times New Roman" w:eastAsia="Times New Roman" w:cs="Times New Roman"/>
+          <w:vertAlign w:val="subscript"/>
+        </w:rPr>
+        <w:t>2</w:t>
+      </w:r>
+      <w:r>
+        <w:rPr>
+          <w:rFonts w:hint="eastAsia" w:ascii="Times New Roman" w:hAnsi="Times New Roman" w:eastAsia="Times New Roman" w:cs="Times New Roman"/>
+        </w:rPr>
+        <w:t>=CH</w:t>
+      </w:r>
+      <w:r>
+        <w:rPr>
+          <w:rFonts w:hint="eastAsia" w:ascii="Times New Roman" w:hAnsi="Times New Roman" w:eastAsia="Times New Roman" w:cs="Times New Roman"/>
+          <w:vertAlign w:val="subscript"/>
+        </w:rPr>
+        <w:t>2</w:t>
+      </w:r>
+      <w:r>
+        <w:rPr>
+          <w:rFonts w:hint="eastAsia" w:ascii="Times New Roman" w:hAnsi="Times New Roman" w:eastAsia="Times New Roman" w:cs="Times New Roman"/>
+        </w:rPr>
+        <w:t>)，</w:t>
+      </w:r>
+      <w:r>
+        <w:rPr>
+          <w:rFonts w:hint="eastAsia" w:ascii="Times New Roman" w:hAnsi="Times New Roman" w:eastAsia="FangSong" w:cs="Times New Roman"/>
+        </w:rPr>
+        <w:t>但产物中</w:t>
+      </w:r>
+      <w:r>
+        <w:rPr>
+          <w:rFonts w:hint="eastAsia" w:ascii="Times New Roman" w:hAnsi="Times New Roman" w:eastAsia="Times New Roman" w:cs="Times New Roman"/>
+        </w:rPr>
+        <w:t>Cl</w:t>
+      </w:r>
+      <w:r>
+        <w:rPr>
+          <w:rFonts w:hint="eastAsia" w:ascii="Times New Roman" w:hAnsi="Times New Roman" w:eastAsia="FangSong" w:cs="Times New Roman"/>
+        </w:rPr>
+        <w:t>加成在</w:t>
+      </w:r>
+      <w:r>
+        <w:rPr>
+          <w:rFonts w:hint="eastAsia" w:ascii="Times New Roman" w:hAnsi="Times New Roman" w:eastAsia="Times New Roman" w:cs="Times New Roman"/>
+        </w:rPr>
+        <w:t>CH</w:t>
+      </w:r>
+      <w:r>
+        <w:rPr>
+          <w:rFonts w:hint="eastAsia" w:ascii="Times New Roman" w:hAnsi="Times New Roman" w:eastAsia="Times New Roman" w:cs="Times New Roman"/>
+          <w:vertAlign w:val="subscript"/>
+        </w:rPr>
+        <w:t>2</w:t>
+      </w:r>
+      <w:r>
+        <w:rPr>
+          <w:rFonts w:hint="eastAsia" w:ascii="Times New Roman" w:hAnsi="Times New Roman" w:eastAsia="FangSong" w:cs="Times New Roman"/>
+        </w:rPr>
+        <w:t>上</w:t>
+      </w:r>
+      <w:r>
+        <w:rPr>
+          <w:rFonts w:hint="eastAsia" w:ascii="Times New Roman" w:hAnsi="Times New Roman" w:eastAsia="Times New Roman" w:cs="Times New Roman"/>
+        </w:rPr>
+        <w:t>（</w:t>
+      </w:r>
+      <w:r>
+        <w:rPr>
+          <w:rFonts w:hint="eastAsia" w:ascii="Times New Roman" w:hAnsi="Times New Roman" w:eastAsia="FangSong" w:cs="Times New Roman"/>
+        </w:rPr>
+        <w:t>反马氏规则</w:t>
+      </w:r>
+      <w:r>
+        <w:rPr>
+          <w:rFonts w:hint="eastAsia" w:ascii="Times New Roman" w:hAnsi="Times New Roman" w:eastAsia="Times New Roman" w:cs="Times New Roman"/>
+        </w:rPr>
+        <w:t>）？</w:t>
+      </w:r>
+    </w:p>
+    <w:p>
+      <w:pPr>
+        <w:pStyle w:val="BodyText"/>
+      </w:pPr>
+      <w:r>
+        <w:rPr>
+          <w:rFonts w:hint="eastAsia" w:ascii="Times New Roman" w:hAnsi="Times New Roman" w:eastAsia="FangSong" w:cs="Times New Roman"/>
+          <w:b/>
+          <w:bCs/>
+        </w:rPr>
+        <w:t xml:space="preserve">思路</w:t>
+      </w:r>
+      <w:r>
+        <w:rPr>
+          <w:rFonts w:hint="eastAsia" w:ascii="Times New Roman" w:hAnsi="Times New Roman" w:eastAsia="Times New Roman" w:cs="Times New Roman"/>
+        </w:rPr>
+        <w:t>：</w:t>
+      </w:r>
+      <w:r>
+        <w:rPr>
+          <w:rFonts w:hint="eastAsia" w:ascii="Times New Roman" w:hAnsi="Times New Roman" w:eastAsia="FangSong" w:cs="Times New Roman"/>
+        </w:rPr>
+        <w:t>需同时分析</w:t>
+      </w:r>
+      <w:r>
+        <w:rPr>
+          <w:rFonts w:hint="eastAsia" w:ascii="Times New Roman" w:hAnsi="Times New Roman" w:eastAsia="Times New Roman" w:cs="Times New Roman"/>
+        </w:rPr>
+        <w:t>Cl</w:t>
+      </w:r>
+      <w:r>
+        <w:rPr>
+          <w:rFonts w:hint="eastAsia" w:ascii="Times New Roman" w:hAnsi="Times New Roman" w:eastAsia="FangSong" w:cs="Times New Roman"/>
+        </w:rPr>
+        <w:t>的诱导</w:t>
+      </w:r>
+      <w:r>
+        <w:rPr>
+          <w:rFonts w:hint="eastAsia" w:ascii="Times New Roman" w:hAnsi="Times New Roman" w:eastAsia="Times New Roman" w:cs="Times New Roman"/>
+        </w:rPr>
+        <w:t>(-I)</w:t>
+      </w:r>
+      <w:r>
+        <w:rPr>
+          <w:rFonts w:hint="eastAsia" w:ascii="Times New Roman" w:hAnsi="Times New Roman" w:eastAsia="FangSong" w:cs="Times New Roman"/>
+        </w:rPr>
+        <w:t>和共轭</w:t>
+      </w:r>
+      <w:r>
+        <w:rPr>
+          <w:rFonts w:hint="eastAsia" w:ascii="Times New Roman" w:hAnsi="Times New Roman" w:eastAsia="Times New Roman" w:cs="Times New Roman"/>
+        </w:rPr>
+        <w:t>(+C)</w:t>
+      </w:r>
+      <w:r>
+        <w:rPr>
+          <w:rFonts w:hint="eastAsia" w:ascii="Times New Roman" w:hAnsi="Times New Roman" w:eastAsia="FangSong" w:cs="Times New Roman"/>
+        </w:rPr>
+        <w:t>效应</w:t>
+      </w:r>
+      <w:r>
+        <w:rPr>
+          <w:rFonts w:hint="eastAsia" w:ascii="Times New Roman" w:hAnsi="Times New Roman" w:eastAsia="Times New Roman" w:cs="Times New Roman"/>
+        </w:rPr>
+        <w:t>。</w:t>
+      </w:r>
+    </w:p>
+    <w:p>
+      <w:pPr>
+        <w:pStyle w:val="BodyText"/>
+      </w:pPr>
+      <w:r>
+        <w:rPr>
+          <w:rFonts w:hint="eastAsia" w:ascii="Times New Roman" w:hAnsi="Times New Roman" w:eastAsia="FangSong" w:cs="Times New Roman"/>
+          <w:b/>
+          <w:bCs/>
+        </w:rPr>
+        <w:t xml:space="preserve">解析</w:t>
+      </w:r>
+      <w:r>
+        <w:rPr>
+          <w:rFonts w:hint="eastAsia" w:ascii="Times New Roman" w:hAnsi="Times New Roman" w:eastAsia="Times New Roman" w:cs="Times New Roman"/>
+        </w:rPr>
+        <w:t xml:space="preserve">：</w:t>
+      </w:r>
+      <w:r>
+        <w:rPr>
+          <w:rFonts w:ascii="Times New Roman" w:hAnsi="Times New Roman" w:eastAsia="Times New Roman" w:cs="Times New Roman"/>
+        </w:rPr>
+        <w:t xml:space="preserve"> </w:t>
+      </w:r>
+      <w:r>
+        <w:rPr>
+          <w:rFonts w:ascii="Times New Roman" w:hAnsi="Times New Roman" w:eastAsia="Times New Roman" w:cs="Times New Roman"/>
+        </w:rPr>
+        <w:t xml:space="preserve">1. </w:t>
+      </w:r>
+      <w:r>
+        <w:rPr>
+          <w:rFonts w:hint="eastAsia" w:ascii="Times New Roman" w:hAnsi="Times New Roman" w:eastAsia="FangSong" w:cs="Times New Roman"/>
+        </w:rPr>
+        <w:t>反应活性</w:t>
+      </w:r>
+      <w:r>
+        <w:rPr>
+          <w:rFonts w:hint="eastAsia" w:ascii="Times New Roman" w:hAnsi="Times New Roman" w:eastAsia="Times New Roman" w:cs="Times New Roman"/>
+        </w:rPr>
+        <w:t>：Cl</w:t>
+      </w:r>
+      <w:r>
+        <w:rPr>
+          <w:rFonts w:hint="eastAsia" w:ascii="Times New Roman" w:hAnsi="Times New Roman" w:eastAsia="FangSong" w:cs="Times New Roman"/>
+        </w:rPr>
+        <w:t>的强吸电子诱导</w:t>
+      </w:r>
+      <w:r>
+        <w:rPr>
+          <w:rFonts w:hint="eastAsia" w:ascii="Times New Roman" w:hAnsi="Times New Roman" w:eastAsia="Times New Roman" w:cs="Times New Roman"/>
+        </w:rPr>
+        <w:t>(-I)</w:t>
+      </w:r>
+      <w:r>
+        <w:rPr>
+          <w:rFonts w:hint="eastAsia" w:ascii="Times New Roman" w:hAnsi="Times New Roman" w:eastAsia="FangSong" w:cs="Times New Roman"/>
+        </w:rPr>
+        <w:t>使双键电子云密度降低</w:t>
       </w:r>
       <w:r>
         <w:rPr>
@@ -25654,7 +27006,52 @@
         <w:rPr>
           <w:rFonts w:hint="eastAsia" w:ascii="Times New Roman" w:hAnsi="Times New Roman" w:eastAsia="FangSong" w:cs="Times New Roman"/>
         </w:rPr>
-        <w:t xml:space="preserve">酸性更弱</w:t>
+        <w:t xml:space="preserve">亲电试剂进攻困难</w:t>
+      </w:r>
+      <w:r>
+        <w:rPr>
+          <w:rFonts w:ascii="Times New Roman" w:hAnsi="Times New Roman" w:eastAsia="Times New Roman" w:cs="Times New Roman"/>
+        </w:rPr>
+        <w:t xml:space="preserve"> → </w:t>
+      </w:r>
+      <w:r>
+        <w:rPr>
+          <w:rFonts w:hint="eastAsia" w:ascii="Times New Roman" w:hAnsi="Times New Roman" w:eastAsia="FangSong" w:cs="Times New Roman"/>
+        </w:rPr>
+        <w:t xml:space="preserve">活性低于乙烯</w:t>
+      </w:r>
+    </w:p>
+    <w:p>
+      <w:pPr>
+        <w:pStyle w:val="Compact"/>
+        <w:numPr>
+          <w:ilvl w:val="0"/>
+          <w:numId w:val="1023"/>
+        </w:numPr>
+      </w:pPr>
+      <w:r>
+        <w:rPr>
+          <w:rFonts w:hint="eastAsia" w:ascii="Times New Roman" w:hAnsi="Times New Roman" w:eastAsia="FangSong" w:cs="Times New Roman"/>
+        </w:rPr>
+        <w:t>区域选择性</w:t>
+      </w:r>
+      <w:r>
+        <w:rPr>
+          <w:rFonts w:hint="eastAsia" w:ascii="Times New Roman" w:hAnsi="Times New Roman" w:eastAsia="Times New Roman" w:cs="Times New Roman"/>
+        </w:rPr>
+        <w:t>（</w:t>
+      </w:r>
+      <w:r>
+        <w:rPr>
+          <w:rFonts w:hint="eastAsia" w:ascii="Times New Roman" w:hAnsi="Times New Roman" w:eastAsia="FangSong" w:cs="Times New Roman"/>
+        </w:rPr>
+        <w:t>反马氏规则</w:t>
+      </w:r>
+      <w:r>
+        <w:rPr>
+          <w:rFonts w:hint="eastAsia" w:ascii="Times New Roman" w:hAnsi="Times New Roman" w:eastAsia="Times New Roman" w:cs="Times New Roman"/>
+        </w:rPr>
+        <w:t>）：</w:t>
       </w:r>
     </w:p>
     <w:p>
@@ -25662,106 +27059,63 @@
         <w:pStyle w:val="Compact"/>
         <w:numPr>
           <w:ilvl w:val="1"/>
-          <w:numId w:val="1022"/>
+          <w:numId w:val="1024"/>
         </w:numPr>
       </w:pPr>
       <w:r>
         <w:rPr>
-          <w:rFonts w:ascii="Times New Roman" w:hAnsi="Times New Roman" w:eastAsia="Times New Roman" w:cs="Times New Roman"/>
-          <w:b/>
-          <w:bCs/>
-        </w:rPr>
-        <w:t>CH</w:t>
-      </w:r>
-      <w:r>
-        <w:rPr>
-          <w:rFonts w:ascii="Times New Roman" w:hAnsi="Times New Roman" w:eastAsia="Times New Roman" w:cs="Times New Roman"/>
-          <w:b/>
-          <w:bCs/>
-          <w:vertAlign w:val="subscript"/>
-        </w:rPr>
-        <w:t>3</w:t>
-      </w:r>
-      <w:r>
-        <w:rPr>
-          <w:rFonts w:ascii="Times New Roman" w:hAnsi="Times New Roman" w:eastAsia="Times New Roman" w:cs="Times New Roman"/>
-          <w:b/>
-          <w:bCs/>
-        </w:rPr>
-        <w:t>COOH &gt; CH</w:t>
-      </w:r>
-      <w:r>
-        <w:rPr>
-          <w:rFonts w:ascii="Times New Roman" w:hAnsi="Times New Roman" w:eastAsia="Times New Roman" w:cs="Times New Roman"/>
-          <w:b/>
-          <w:bCs/>
-          <w:vertAlign w:val="subscript"/>
-        </w:rPr>
-        <w:t>3</w:t>
-      </w:r>
-      <w:r>
-        <w:rPr>
-          <w:rFonts w:ascii="Times New Roman" w:hAnsi="Times New Roman" w:eastAsia="Times New Roman" w:cs="Times New Roman"/>
-          <w:b/>
-          <w:bCs/>
-        </w:rPr>
-        <w:t>CH</w:t>
-      </w:r>
-      <w:r>
-        <w:rPr>
-          <w:rFonts w:ascii="Times New Roman" w:hAnsi="Times New Roman" w:eastAsia="Times New Roman" w:cs="Times New Roman"/>
-          <w:b/>
-          <w:bCs/>
-          <w:vertAlign w:val="subscript"/>
-        </w:rPr>
-        <w:t>2</w:t>
-      </w:r>
-      <w:r>
-        <w:rPr>
-          <w:rFonts w:ascii="Times New Roman" w:hAnsi="Times New Roman" w:eastAsia="Times New Roman" w:cs="Times New Roman"/>
-          <w:b/>
-          <w:bCs/>
-        </w:rPr>
-        <w:t>COOH</w:t>
-      </w:r>
-    </w:p>
-    <w:p>
-      <w:pPr>
-        <w:pStyle w:val="Compact"/>
-        <w:numPr>
-          <w:ilvl w:val="0"/>
-          <w:numId w:val="1021"/>
-        </w:numPr>
-      </w:pPr>
-      <w:r>
-        <w:rPr>
-          <w:rFonts w:hint="eastAsia" w:ascii="Times New Roman" w:hAnsi="Times New Roman" w:eastAsia="FangSong" w:cs="Times New Roman"/>
-        </w:rPr>
-        <w:t xml:space="preserve">比较</w:t>
-      </w:r>
-      <w:r>
-        <w:rPr>
-          <w:rFonts w:ascii="Times New Roman" w:hAnsi="Times New Roman" w:eastAsia="Times New Roman" w:cs="Times New Roman"/>
-        </w:rPr>
-        <w:t xml:space="preserve"> </w:t>
-      </w:r>
-      <w:r>
-        <w:rPr>
-          <w:rFonts w:hint="eastAsia" w:ascii="Times New Roman" w:hAnsi="Times New Roman" w:eastAsia="Times New Roman" w:cs="Times New Roman"/>
-        </w:rPr>
-        <w:t>(a)</w:t>
-      </w:r>
-      <w:r>
-        <w:rPr>
-          <w:rFonts w:hint="eastAsia" w:ascii="Times New Roman" w:hAnsi="Times New Roman" w:eastAsia="FangSong" w:cs="Times New Roman"/>
-        </w:rPr>
-        <w:t>和</w:t>
-      </w:r>
-      <w:r>
-        <w:rPr>
-          <w:rFonts w:hint="eastAsia" w:ascii="Times New Roman" w:hAnsi="Times New Roman" w:eastAsia="Times New Roman" w:cs="Times New Roman"/>
-        </w:rPr>
-        <w:t>(e)：</w:t>
+          <w:rFonts w:hint="eastAsia" w:ascii="Times New Roman" w:hAnsi="Times New Roman" w:eastAsia="FangSong" w:cs="Times New Roman"/>
+        </w:rPr>
+        <w:t>亲电加成时</w:t>
+      </w:r>
+      <w:r>
+        <w:rPr>
+          <w:rFonts w:hint="eastAsia" w:ascii="Times New Roman" w:hAnsi="Times New Roman" w:eastAsia="Times New Roman" w:cs="Times New Roman"/>
+        </w:rPr>
+        <w:t>，</w:t>
+      </w:r>
+      <w:r>
+        <w:rPr>
+          <w:rFonts w:hint="eastAsia" w:ascii="Times New Roman" w:hAnsi="Times New Roman" w:eastAsia="FangSong" w:cs="Times New Roman"/>
+        </w:rPr>
+        <w:t>亲电试剂</w:t>
+      </w:r>
+      <w:r>
+        <w:rPr>
+          <w:rFonts w:hint="eastAsia" w:ascii="Times New Roman" w:hAnsi="Times New Roman" w:eastAsia="Times New Roman" w:cs="Times New Roman"/>
+        </w:rPr>
+        <w:t>(E</w:t>
+      </w:r>
+      <w:r>
+        <w:rPr>
+          <w:rFonts w:hint="eastAsia" w:ascii="Times New Roman" w:hAnsi="Times New Roman" w:eastAsia="Times New Roman" w:cs="Times New Roman"/>
+          <w:vertAlign w:val="superscript"/>
+        </w:rPr>
+        <w:t>+</w:t>
+      </w:r>
+      <w:r>
+        <w:rPr>
+          <w:rFonts w:hint="eastAsia" w:ascii="Times New Roman" w:hAnsi="Times New Roman" w:eastAsia="Times New Roman" w:cs="Times New Roman"/>
+        </w:rPr>
+        <w:t>)</w:t>
+      </w:r>
+      <w:r>
+        <w:rPr>
+          <w:rFonts w:hint="eastAsia" w:ascii="Times New Roman" w:hAnsi="Times New Roman" w:eastAsia="FangSong" w:cs="Times New Roman"/>
+        </w:rPr>
+        <w:t>先进攻</w:t>
+      </w:r>
+      <w:r>
+        <w:rPr>
+          <w:rFonts w:hint="eastAsia" w:ascii="Times New Roman" w:hAnsi="Times New Roman" w:eastAsia="Times New Roman" w:cs="Times New Roman"/>
+        </w:rPr>
+        <w:t>，</w:t>
+      </w:r>
+      <w:r>
+        <w:rPr>
+          <w:rFonts w:hint="eastAsia" w:ascii="Times New Roman" w:hAnsi="Times New Roman" w:eastAsia="FangSong" w:cs="Times New Roman"/>
+        </w:rPr>
+        <w:t>形成碳正离子中间体</w:t>
       </w:r>
     </w:p>
     <w:p>
@@ -25769,32 +27123,297 @@
         <w:pStyle w:val="Compact"/>
         <w:numPr>
           <w:ilvl w:val="1"/>
-          <w:numId w:val="1023"/>
+          <w:numId w:val="1024"/>
         </w:numPr>
       </w:pPr>
       <w:r>
         <w:rPr>
           <w:rFonts w:hint="eastAsia" w:ascii="Times New Roman" w:hAnsi="Times New Roman" w:eastAsia="FangSong" w:cs="Times New Roman"/>
         </w:rPr>
-        <w:t>苯酚的酸性</w:t>
-      </w:r>
-      <w:r>
-        <w:rPr>
-          <w:rFonts w:hint="eastAsia" w:ascii="Times New Roman" w:hAnsi="Times New Roman" w:eastAsia="Times New Roman" w:cs="Times New Roman"/>
-        </w:rPr>
-        <w:t>(pKa≈10)</w:t>
-      </w:r>
-      <w:r>
-        <w:rPr>
-          <w:rFonts w:hint="eastAsia" w:ascii="Times New Roman" w:hAnsi="Times New Roman" w:eastAsia="FangSong" w:cs="Times New Roman"/>
-        </w:rPr>
-        <w:t>远弱于乙酸</w:t>
-      </w:r>
-      <w:r>
-        <w:rPr>
-          <w:rFonts w:hint="eastAsia" w:ascii="Times New Roman" w:hAnsi="Times New Roman" w:eastAsia="Times New Roman" w:cs="Times New Roman"/>
-        </w:rPr>
-        <w:t>(pKa≈4.76)</w:t>
+        <w:t>若</w:t>
+      </w:r>
+      <w:r>
+        <w:rPr>
+          <w:rFonts w:hint="eastAsia" w:ascii="Times New Roman" w:hAnsi="Times New Roman" w:eastAsia="Times New Roman" w:cs="Times New Roman"/>
+        </w:rPr>
+        <w:t>E</w:t>
+      </w:r>
+      <w:r>
+        <w:rPr>
+          <w:rFonts w:hint="eastAsia" w:ascii="Times New Roman" w:hAnsi="Times New Roman" w:eastAsia="Times New Roman" w:cs="Times New Roman"/>
+          <w:vertAlign w:val="superscript"/>
+        </w:rPr>
+        <w:t>+</w:t>
+      </w:r>
+      <w:r>
+        <w:rPr>
+          <w:rFonts w:hint="eastAsia" w:ascii="Times New Roman" w:hAnsi="Times New Roman" w:eastAsia="FangSong" w:cs="Times New Roman"/>
+        </w:rPr>
+        <w:t>加在</w:t>
+      </w:r>
+      <w:r>
+        <w:rPr>
+          <w:rFonts w:hint="eastAsia" w:ascii="Times New Roman" w:hAnsi="Times New Roman" w:eastAsia="Times New Roman" w:cs="Times New Roman"/>
+        </w:rPr>
+        <w:t>CH</w:t>
+      </w:r>
+      <w:r>
+        <w:rPr>
+          <w:rFonts w:hint="eastAsia" w:ascii="Times New Roman" w:hAnsi="Times New Roman" w:eastAsia="Times New Roman" w:cs="Times New Roman"/>
+          <w:vertAlign w:val="subscript"/>
+        </w:rPr>
+        <w:t>2</w:t>
+      </w:r>
+      <w:r>
+        <w:rPr>
+          <w:rFonts w:hint="eastAsia" w:ascii="Times New Roman" w:hAnsi="Times New Roman" w:eastAsia="FangSong" w:cs="Times New Roman"/>
+        </w:rPr>
+        <w:t>上</w:t>
+      </w:r>
+      <w:r>
+        <w:rPr>
+          <w:rFonts w:hint="eastAsia" w:ascii="Times New Roman" w:hAnsi="Times New Roman" w:eastAsia="Times New Roman" w:cs="Times New Roman"/>
+        </w:rPr>
+        <w:t>：</w:t>
+      </w:r>
+      <w:r>
+        <w:rPr>
+          <w:rFonts w:hint="eastAsia" w:ascii="Times New Roman" w:hAnsi="Times New Roman" w:eastAsia="FangSong" w:cs="Times New Roman"/>
+        </w:rPr>
+        <w:t>形成碳正离子</w:t>
+      </w:r>
+      <w:r>
+        <w:rPr>
+          <w:rFonts w:ascii="Times New Roman" w:hAnsi="Times New Roman" w:eastAsia="Times New Roman" w:cs="Times New Roman"/>
+        </w:rPr>
+        <w:t xml:space="preserve"> CH</w:t>
+      </w:r>
+      <w:r>
+        <w:rPr>
+          <w:rFonts w:ascii="Times New Roman" w:hAnsi="Times New Roman" w:eastAsia="Times New Roman" w:cs="Times New Roman"/>
+          <w:vertAlign w:val="superscript"/>
+        </w:rPr>
+        <w:t>+</w:t>
+      </w:r>
+      <w:r>
+        <w:rPr>
+          <w:rFonts w:ascii="Times New Roman" w:hAnsi="Times New Roman" w:eastAsia="Times New Roman" w:cs="Times New Roman"/>
+        </w:rPr>
+        <w:t>Cl-CH</w:t>
+      </w:r>
+      <w:r>
+        <w:rPr>
+          <w:rFonts w:ascii="Times New Roman" w:hAnsi="Times New Roman" w:eastAsia="Times New Roman" w:cs="Times New Roman"/>
+          <w:vertAlign w:val="subscript"/>
+        </w:rPr>
+        <w:t>2</w:t>
+      </w:r>
+      <w:r>
+        <w:rPr>
+          <w:rFonts w:ascii="Times New Roman" w:hAnsi="Times New Roman" w:eastAsia="Times New Roman" w:cs="Times New Roman"/>
+        </w:rPr>
+        <w:t>E</w:t>
+      </w:r>
+    </w:p>
+    <w:p>
+      <w:pPr>
+        <w:pStyle w:val="Compact"/>
+        <w:numPr>
+          <w:ilvl w:val="2"/>
+          <w:numId w:val="1025"/>
+        </w:numPr>
+      </w:pPr>
+      <w:r>
+        <w:rPr>
+          <w:rFonts w:hint="eastAsia" w:ascii="Times New Roman" w:hAnsi="Times New Roman" w:eastAsia="FangSong" w:cs="Times New Roman"/>
+        </w:rPr>
+        <w:t>正电荷在</w:t>
+      </w:r>
+      <w:r>
+        <w:rPr>
+          <w:rFonts w:hint="eastAsia" w:ascii="Times New Roman" w:hAnsi="Times New Roman" w:eastAsia="Times New Roman" w:cs="Times New Roman"/>
+        </w:rPr>
+        <w:t>CHCl</w:t>
+      </w:r>
+      <w:r>
+        <w:rPr>
+          <w:rFonts w:hint="eastAsia" w:ascii="Times New Roman" w:hAnsi="Times New Roman" w:eastAsia="FangSong" w:cs="Times New Roman"/>
+        </w:rPr>
+        <w:t>上</w:t>
+      </w:r>
+      <w:r>
+        <w:rPr>
+          <w:rFonts w:hint="eastAsia" w:ascii="Times New Roman" w:hAnsi="Times New Roman" w:eastAsia="Times New Roman" w:cs="Times New Roman"/>
+        </w:rPr>
+        <w:t>，Cl</w:t>
+      </w:r>
+      <w:r>
+        <w:rPr>
+          <w:rFonts w:hint="eastAsia" w:ascii="Times New Roman" w:hAnsi="Times New Roman" w:eastAsia="FangSong" w:cs="Times New Roman"/>
+        </w:rPr>
+        <w:t>的</w:t>
+      </w:r>
+      <w:r>
+        <w:rPr>
+          <w:rFonts w:hint="eastAsia" w:ascii="Times New Roman" w:hAnsi="Times New Roman" w:eastAsia="Times New Roman" w:cs="Times New Roman"/>
+        </w:rPr>
+        <w:t>+C</w:t>
+      </w:r>
+      <w:r>
+        <w:rPr>
+          <w:rFonts w:hint="eastAsia" w:ascii="Times New Roman" w:hAnsi="Times New Roman" w:eastAsia="FangSong" w:cs="Times New Roman"/>
+        </w:rPr>
+        <w:t>效应可通过</w:t>
+      </w:r>
+      <w:r>
+        <w:rPr>
+          <w:rFonts w:hint="eastAsia" w:ascii="Times New Roman" w:hAnsi="Times New Roman" w:eastAsia="Times New Roman" w:cs="Times New Roman"/>
+        </w:rPr>
+        <w:t>p-π</w:t>
+      </w:r>
+      <w:r>
+        <w:rPr>
+          <w:rFonts w:hint="eastAsia" w:ascii="Times New Roman" w:hAnsi="Times New Roman" w:eastAsia="FangSong" w:cs="Times New Roman"/>
+        </w:rPr>
+        <w:t>共轭稳定碳正离子</w:t>
+      </w:r>
+      <w:r>
+        <w:rPr>
+          <w:rFonts w:hint="eastAsia" w:ascii="Times New Roman" w:hAnsi="Times New Roman" w:eastAsia="Times New Roman" w:cs="Times New Roman"/>
+        </w:rPr>
+        <w:t>：</w:t>
+      </w:r>
+      <w:r>
+        <w:rPr>
+          <w:rFonts w:ascii="Times New Roman" w:hAnsi="Times New Roman" w:eastAsia="Times New Roman" w:cs="Times New Roman"/>
+        </w:rPr>
+        <w:t xml:space="preserve"> </w:t>
+      </w:r>
+      <w:r>
+        <w:rPr>
+          <w:rFonts w:ascii="Times New Roman" w:hAnsi="Times New Roman" w:eastAsia="Times New Roman" w:cs="Times New Roman"/>
+        </w:rPr>
+        <w:t>CH</w:t>
+      </w:r>
+      <w:r>
+        <w:rPr>
+          <w:rFonts w:ascii="Times New Roman" w:hAnsi="Times New Roman" w:eastAsia="Times New Roman" w:cs="Times New Roman"/>
+          <w:vertAlign w:val="subscript"/>
+        </w:rPr>
+        <w:t>2</w:t>
+      </w:r>
+      <w:r>
+        <w:rPr>
+          <w:rFonts w:ascii="Times New Roman" w:hAnsi="Times New Roman" w:eastAsia="Times New Roman" w:cs="Times New Roman"/>
+        </w:rPr>
+        <w:t>=CH-Cl + E</w:t>
+      </w:r>
+      <w:r>
+        <w:rPr>
+          <w:rFonts w:ascii="Times New Roman" w:hAnsi="Times New Roman" w:eastAsia="Times New Roman" w:cs="Times New Roman"/>
+          <w:vertAlign w:val="superscript"/>
+        </w:rPr>
+        <w:t>+</w:t>
+      </w:r>
+      <w:r>
+        <w:rPr>
+          <w:rFonts w:ascii="Times New Roman" w:hAnsi="Times New Roman" w:eastAsia="Times New Roman" w:cs="Times New Roman"/>
+        </w:rPr>
+        <w:t xml:space="preserve"> → ECH</w:t>
+      </w:r>
+      <w:r>
+        <w:rPr>
+          <w:rFonts w:ascii="Times New Roman" w:hAnsi="Times New Roman" w:eastAsia="Times New Roman" w:cs="Times New Roman"/>
+          <w:vertAlign w:val="subscript"/>
+        </w:rPr>
+        <w:t>2</w:t>
+      </w:r>
+      <w:r>
+        <w:rPr>
+          <w:rFonts w:ascii="Times New Roman" w:hAnsi="Times New Roman" w:eastAsia="Times New Roman" w:cs="Times New Roman"/>
+        </w:rPr>
+        <w:t>-CH</w:t>
+      </w:r>
+      <w:r>
+        <w:rPr>
+          <w:rFonts w:ascii="Times New Roman" w:hAnsi="Times New Roman" w:eastAsia="Times New Roman" w:cs="Times New Roman"/>
+          <w:vertAlign w:val="superscript"/>
+        </w:rPr>
+        <w:t>+</w:t>
+      </w:r>
+      <w:r>
+        <w:rPr>
+          <w:rFonts w:ascii="Times New Roman" w:hAnsi="Times New Roman" w:eastAsia="Times New Roman" w:cs="Times New Roman"/>
+        </w:rPr>
+        <w:t xml:space="preserve">Cl ⟷ </w:t>
+      </w:r>
+      <w:r>
+        <w:rPr>
+          <w:rFonts w:hint="eastAsia" w:ascii="Times New Roman" w:hAnsi="Times New Roman" w:eastAsia="Times New Roman" w:cs="Times New Roman"/>
+        </w:rPr>
+        <w:t>ECH</w:t>
+      </w:r>
+      <w:r>
+        <w:rPr>
+          <w:rFonts w:hint="eastAsia" w:ascii="Times New Roman" w:hAnsi="Times New Roman" w:eastAsia="Times New Roman" w:cs="Times New Roman"/>
+          <w:vertAlign w:val="subscript"/>
+        </w:rPr>
+        <w:t>2</w:t>
+      </w:r>
+      <w:r>
+        <w:rPr>
+          <w:rFonts w:hint="eastAsia" w:ascii="Times New Roman" w:hAnsi="Times New Roman" w:eastAsia="Times New Roman" w:cs="Times New Roman"/>
+        </w:rPr>
+        <w:t>=CH-Cl</w:t>
+      </w:r>
+      <w:r>
+        <w:rPr>
+          <w:rFonts w:hint="eastAsia" w:ascii="Times New Roman" w:hAnsi="Times New Roman" w:eastAsia="Times New Roman" w:cs="Times New Roman"/>
+          <w:vertAlign w:val="superscript"/>
+        </w:rPr>
+        <w:t>+</w:t>
+      </w:r>
+      <w:r>
+        <w:rPr>
+          <w:rFonts w:hint="eastAsia" w:ascii="Times New Roman" w:hAnsi="Times New Roman" w:eastAsia="Times New Roman" w:cs="Times New Roman"/>
+        </w:rPr>
+        <w:t>（</w:t>
+      </w:r>
+      <w:r>
+        <w:rPr>
+          <w:rFonts w:hint="eastAsia" w:ascii="Times New Roman" w:hAnsi="Times New Roman" w:eastAsia="FangSong" w:cs="Times New Roman"/>
+        </w:rPr>
+        <w:t>共振</w:t>
+      </w:r>
+      <w:r>
+        <w:rPr>
+          <w:rFonts w:hint="eastAsia" w:ascii="Times New Roman" w:hAnsi="Times New Roman" w:eastAsia="Times New Roman" w:cs="Times New Roman"/>
+        </w:rPr>
+        <w:t>，</w:t>
+      </w:r>
+      <w:r>
+        <w:rPr>
+          <w:rFonts w:hint="eastAsia" w:ascii="Times New Roman" w:hAnsi="Times New Roman" w:eastAsia="FangSong" w:cs="Times New Roman"/>
+        </w:rPr>
+        <w:t>正电荷分散到</w:t>
+      </w:r>
+      <w:r>
+        <w:rPr>
+          <w:rFonts w:hint="eastAsia" w:ascii="Times New Roman" w:hAnsi="Times New Roman" w:eastAsia="Times New Roman" w:cs="Times New Roman"/>
+        </w:rPr>
+        <w:t>Cl</w:t>
+      </w:r>
+      <w:r>
+        <w:rPr>
+          <w:rFonts w:hint="eastAsia" w:ascii="Times New Roman" w:hAnsi="Times New Roman" w:eastAsia="FangSong" w:cs="Times New Roman"/>
+        </w:rPr>
+        <w:t>上</w:t>
+      </w:r>
+      <w:r>
+        <w:rPr>
+          <w:rFonts w:hint="eastAsia" w:ascii="Times New Roman" w:hAnsi="Times New Roman" w:eastAsia="Times New Roman" w:cs="Times New Roman"/>
+        </w:rPr>
+        <w:t>）</w:t>
       </w:r>
     </w:p>
     <w:p>
@@ -25802,1342 +27421,6 @@
         <w:pStyle w:val="Compact"/>
         <w:numPr>
           <w:ilvl w:val="1"/>
-          <w:numId w:val="1023"/>
-        </w:numPr>
-      </w:pPr>
-      <w:r>
-        <w:rPr>
-          <w:rFonts w:hint="eastAsia" w:ascii="Times New Roman" w:hAnsi="Times New Roman" w:eastAsia="FangSong" w:cs="Times New Roman"/>
-        </w:rPr>
-        <w:t>酚羟基解离后</w:t>
-      </w:r>
-      <w:r>
-        <w:rPr>
-          <w:rFonts w:hint="eastAsia" w:ascii="Times New Roman" w:hAnsi="Times New Roman" w:eastAsia="Times New Roman" w:cs="Times New Roman"/>
-        </w:rPr>
-        <w:t>，</w:t>
-      </w:r>
-      <w:r>
-        <w:rPr>
-          <w:rFonts w:hint="eastAsia" w:ascii="Times New Roman" w:hAnsi="Times New Roman" w:eastAsia="FangSong" w:cs="Times New Roman"/>
-        </w:rPr>
-        <w:t>负电荷虽可通过与苯环共轭分散</w:t>
-      </w:r>
-      <w:r>
-        <w:rPr>
-          <w:rFonts w:hint="eastAsia" w:ascii="Times New Roman" w:hAnsi="Times New Roman" w:eastAsia="Times New Roman" w:cs="Times New Roman"/>
-        </w:rPr>
-        <w:t>，</w:t>
-      </w:r>
-      <w:r>
-        <w:rPr>
-          <w:rFonts w:hint="eastAsia" w:ascii="Times New Roman" w:hAnsi="Times New Roman" w:eastAsia="FangSong" w:cs="Times New Roman"/>
-        </w:rPr>
-        <w:t>但羧酸根负离子可通过共振在两个</w:t>
-      </w:r>
-      <w:r>
-        <w:rPr>
-          <w:rFonts w:hint="eastAsia" w:ascii="Times New Roman" w:hAnsi="Times New Roman" w:eastAsia="Times New Roman" w:cs="Times New Roman"/>
-        </w:rPr>
-        <w:t>O</w:t>
-      </w:r>
-      <w:r>
-        <w:rPr>
-          <w:rFonts w:hint="eastAsia" w:ascii="Times New Roman" w:hAnsi="Times New Roman" w:eastAsia="FangSong" w:cs="Times New Roman"/>
-        </w:rPr>
-        <w:t>上完全等分</w:t>
-      </w:r>
-    </w:p>
-    <w:p>
-      <w:pPr>
-        <w:pStyle w:val="Compact"/>
-        <w:numPr>
-          <w:ilvl w:val="1"/>
-          <w:numId w:val="1023"/>
-        </w:numPr>
-      </w:pPr>
-      <w:r>
-        <w:rPr>
-          <w:rFonts w:ascii="Times New Roman" w:hAnsi="Times New Roman" w:eastAsia="Times New Roman" w:cs="Times New Roman"/>
-          <w:b/>
-          <w:bCs/>
-        </w:rPr>
-        <w:t>CH</w:t>
-      </w:r>
-      <w:r>
-        <w:rPr>
-          <w:rFonts w:ascii="Times New Roman" w:hAnsi="Times New Roman" w:eastAsia="Times New Roman" w:cs="Times New Roman"/>
-          <w:b/>
-          <w:bCs/>
-          <w:vertAlign w:val="subscript"/>
-        </w:rPr>
-        <w:t>3</w:t>
-      </w:r>
-      <w:r>
-        <w:rPr>
-          <w:rFonts w:ascii="Times New Roman" w:hAnsi="Times New Roman" w:eastAsia="Times New Roman" w:cs="Times New Roman"/>
-          <w:b/>
-          <w:bCs/>
-        </w:rPr>
-        <w:t>COOH &gt;&gt; C</w:t>
-      </w:r>
-      <w:r>
-        <w:rPr>
-          <w:rFonts w:ascii="Times New Roman" w:hAnsi="Times New Roman" w:eastAsia="Times New Roman" w:cs="Times New Roman"/>
-          <w:b/>
-          <w:bCs/>
-          <w:vertAlign w:val="subscript"/>
-        </w:rPr>
-        <w:t>6</w:t>
-      </w:r>
-      <w:r>
-        <w:rPr>
-          <w:rFonts w:ascii="Times New Roman" w:hAnsi="Times New Roman" w:eastAsia="Times New Roman" w:cs="Times New Roman"/>
-          <w:b/>
-          <w:bCs/>
-        </w:rPr>
-        <w:t>H</w:t>
-      </w:r>
-      <w:r>
-        <w:rPr>
-          <w:rFonts w:ascii="Times New Roman" w:hAnsi="Times New Roman" w:eastAsia="Times New Roman" w:cs="Times New Roman"/>
-          <w:b/>
-          <w:bCs/>
-          <w:vertAlign w:val="subscript"/>
-        </w:rPr>
-        <w:t>5</w:t>
-      </w:r>
-      <w:r>
-        <w:rPr>
-          <w:rFonts w:ascii="Times New Roman" w:hAnsi="Times New Roman" w:eastAsia="Times New Roman" w:cs="Times New Roman"/>
-          <w:b/>
-          <w:bCs/>
-        </w:rPr>
-        <w:t>OH</w:t>
-      </w:r>
-    </w:p>
-    <w:p>
-      <w:pPr>
-        <w:pStyle w:val="FirstParagraph"/>
-      </w:pPr>
-      <w:r>
-        <w:rPr>
-          <w:rFonts w:hint="eastAsia" w:ascii="Times New Roman" w:hAnsi="Times New Roman" w:eastAsia="FangSong" w:cs="Times New Roman"/>
-          <w:b/>
-          <w:bCs/>
-        </w:rPr>
-        <w:t xml:space="preserve">答案</w:t>
-      </w:r>
-      <w:r>
-        <w:rPr>
-          <w:rFonts w:hint="eastAsia" w:ascii="Times New Roman" w:hAnsi="Times New Roman" w:eastAsia="Times New Roman" w:cs="Times New Roman"/>
-        </w:rPr>
-        <w:t>：Cl</w:t>
-      </w:r>
-      <w:r>
-        <w:rPr>
-          <w:rFonts w:hint="eastAsia" w:ascii="Times New Roman" w:hAnsi="Times New Roman" w:eastAsia="Times New Roman" w:cs="Times New Roman"/>
-          <w:vertAlign w:val="subscript"/>
-        </w:rPr>
-        <w:t>3</w:t>
-      </w:r>
-      <w:r>
-        <w:rPr>
-          <w:rFonts w:hint="eastAsia" w:ascii="Times New Roman" w:hAnsi="Times New Roman" w:eastAsia="Times New Roman" w:cs="Times New Roman"/>
-        </w:rPr>
-        <w:t>CCOOH</w:t>
-      </w:r>
-      <w:r>
-        <w:rPr>
-          <w:rFonts w:ascii="Times New Roman" w:hAnsi="Times New Roman" w:eastAsia="Times New Roman" w:cs="Times New Roman"/>
-        </w:rPr>
-        <w:t xml:space="preserve"> &gt; ClCH</w:t>
-      </w:r>
-      <w:r>
-        <w:rPr>
-          <w:rFonts w:ascii="Times New Roman" w:hAnsi="Times New Roman" w:eastAsia="Times New Roman" w:cs="Times New Roman"/>
-          <w:vertAlign w:val="subscript"/>
-        </w:rPr>
-        <w:t>2</w:t>
-      </w:r>
-      <w:r>
-        <w:rPr>
-          <w:rFonts w:ascii="Times New Roman" w:hAnsi="Times New Roman" w:eastAsia="Times New Roman" w:cs="Times New Roman"/>
-        </w:rPr>
-        <w:t>COOH &gt; CH</w:t>
-      </w:r>
-      <w:r>
-        <w:rPr>
-          <w:rFonts w:ascii="Times New Roman" w:hAnsi="Times New Roman" w:eastAsia="Times New Roman" w:cs="Times New Roman"/>
-          <w:vertAlign w:val="subscript"/>
-        </w:rPr>
-        <w:t>3</w:t>
-      </w:r>
-      <w:r>
-        <w:rPr>
-          <w:rFonts w:ascii="Times New Roman" w:hAnsi="Times New Roman" w:eastAsia="Times New Roman" w:cs="Times New Roman"/>
-        </w:rPr>
-        <w:t>COOH &gt; CH</w:t>
-      </w:r>
-      <w:r>
-        <w:rPr>
-          <w:rFonts w:ascii="Times New Roman" w:hAnsi="Times New Roman" w:eastAsia="Times New Roman" w:cs="Times New Roman"/>
-          <w:vertAlign w:val="subscript"/>
-        </w:rPr>
-        <w:t>3</w:t>
-      </w:r>
-      <w:r>
-        <w:rPr>
-          <w:rFonts w:ascii="Times New Roman" w:hAnsi="Times New Roman" w:eastAsia="Times New Roman" w:cs="Times New Roman"/>
-        </w:rPr>
-        <w:t>CH</w:t>
-      </w:r>
-      <w:r>
-        <w:rPr>
-          <w:rFonts w:ascii="Times New Roman" w:hAnsi="Times New Roman" w:eastAsia="Times New Roman" w:cs="Times New Roman"/>
-          <w:vertAlign w:val="subscript"/>
-        </w:rPr>
-        <w:t>2</w:t>
-      </w:r>
-      <w:r>
-        <w:rPr>
-          <w:rFonts w:ascii="Times New Roman" w:hAnsi="Times New Roman" w:eastAsia="Times New Roman" w:cs="Times New Roman"/>
-        </w:rPr>
-        <w:t>COOH &gt; C</w:t>
-      </w:r>
-      <w:r>
-        <w:rPr>
-          <w:rFonts w:ascii="Times New Roman" w:hAnsi="Times New Roman" w:eastAsia="Times New Roman" w:cs="Times New Roman"/>
-          <w:vertAlign w:val="subscript"/>
-        </w:rPr>
-        <w:t>6</w:t>
-      </w:r>
-      <w:r>
-        <w:rPr>
-          <w:rFonts w:ascii="Times New Roman" w:hAnsi="Times New Roman" w:eastAsia="Times New Roman" w:cs="Times New Roman"/>
-        </w:rPr>
-        <w:t>H</w:t>
-      </w:r>
-      <w:r>
-        <w:rPr>
-          <w:rFonts w:ascii="Times New Roman" w:hAnsi="Times New Roman" w:eastAsia="Times New Roman" w:cs="Times New Roman"/>
-          <w:vertAlign w:val="subscript"/>
-        </w:rPr>
-        <w:t>5</w:t>
-      </w:r>
-      <w:r>
-        <w:rPr>
-          <w:rFonts w:ascii="Times New Roman" w:hAnsi="Times New Roman" w:eastAsia="Times New Roman" w:cs="Times New Roman"/>
-        </w:rPr>
-        <w:t>OH</w:t>
-      </w:r>
-    </w:p>
-    <w:p>
-      <w:pPr>
-        <w:pStyle w:val="BodyText"/>
-      </w:pPr>
-      <w:r>
-        <w:rPr>
-          <w:rFonts w:hint="eastAsia" w:ascii="Times New Roman" w:hAnsi="Times New Roman" w:eastAsia="FangSong" w:cs="Times New Roman"/>
-          <w:b/>
-          <w:bCs/>
-        </w:rPr>
-        <w:t xml:space="preserve">反思</w:t>
-      </w:r>
-      <w:r>
-        <w:rPr>
-          <w:rFonts w:hint="eastAsia" w:ascii="Times New Roman" w:hAnsi="Times New Roman" w:eastAsia="Times New Roman" w:cs="Times New Roman"/>
-        </w:rPr>
-        <w:t>：</w:t>
-      </w:r>
-      <w:r>
-        <w:rPr>
-          <w:rFonts w:hint="eastAsia" w:ascii="Times New Roman" w:hAnsi="Times New Roman" w:eastAsia="FangSong" w:cs="Times New Roman"/>
-        </w:rPr>
-        <w:t>此题综合体现了诱导效应在羧酸酸性中的定量作用</w:t>
-      </w:r>
-      <w:r>
-        <w:rPr>
-          <w:rFonts w:hint="eastAsia" w:ascii="Times New Roman" w:hAnsi="Times New Roman" w:eastAsia="Times New Roman" w:cs="Times New Roman"/>
-        </w:rPr>
-        <w:t>。</w:t>
-      </w:r>
-      <w:r>
-        <w:rPr>
-          <w:rFonts w:hint="eastAsia" w:ascii="Times New Roman" w:hAnsi="Times New Roman" w:eastAsia="FangSong" w:cs="Times New Roman"/>
-        </w:rPr>
-        <w:t>每增加一个</w:t>
-      </w:r>
-      <w:r>
-        <w:rPr>
-          <w:rFonts w:hint="eastAsia" w:ascii="Times New Roman" w:hAnsi="Times New Roman" w:eastAsia="Times New Roman" w:cs="Times New Roman"/>
-        </w:rPr>
-        <w:t>Cl</w:t>
-      </w:r>
-      <w:r>
-        <w:rPr>
-          <w:rFonts w:hint="eastAsia" w:ascii="Times New Roman" w:hAnsi="Times New Roman" w:eastAsia="FangSong" w:cs="Times New Roman"/>
-        </w:rPr>
-        <w:t>原子</w:t>
-      </w:r>
-      <w:r>
-        <w:rPr>
-          <w:rFonts w:hint="eastAsia" w:ascii="Times New Roman" w:hAnsi="Times New Roman" w:eastAsia="Times New Roman" w:cs="Times New Roman"/>
-        </w:rPr>
-        <w:t>，pKa</w:t>
-      </w:r>
-      <w:r>
-        <w:rPr>
-          <w:rFonts w:hint="eastAsia" w:ascii="Times New Roman" w:hAnsi="Times New Roman" w:eastAsia="FangSong" w:cs="Times New Roman"/>
-        </w:rPr>
-        <w:t>约降低</w:t>
-      </w:r>
-      <w:r>
-        <w:rPr>
-          <w:rFonts w:hint="eastAsia" w:ascii="Times New Roman" w:hAnsi="Times New Roman" w:eastAsia="Times New Roman" w:cs="Times New Roman"/>
-        </w:rPr>
-        <w:t>1.9</w:t>
-      </w:r>
-      <w:r>
-        <w:rPr>
-          <w:rFonts w:hint="eastAsia" w:ascii="Times New Roman" w:hAnsi="Times New Roman" w:eastAsia="FangSong" w:cs="Times New Roman"/>
-        </w:rPr>
-        <w:t>个单位</w:t>
-      </w:r>
-      <w:r>
-        <w:rPr>
-          <w:rFonts w:hint="eastAsia" w:ascii="Times New Roman" w:hAnsi="Times New Roman" w:eastAsia="Times New Roman" w:cs="Times New Roman"/>
-        </w:rPr>
-        <w:t>。</w:t>
-      </w:r>
-    </w:p>
-    <w:p>
-      <w:pPr>
-        <w:spacing w:before="160" w:after="80"/>
-      </w:pPr>
-      <w:r>
-        <w:pict>
-          <v:rect style="width:0;height:1.5pt" o:hralign="center" o:hrstd="t" o:hr="t"/>
-        </w:pict>
-      </w:r>
-    </w:p>
-    <w:bookmarkEnd w:id="41"/>
-    <w:bookmarkStart w:id="42" w:name="例4-手性与内消旋"/>
-    <w:p>
-      <w:pPr>
-        <w:pStyle w:val="Heading3"/>
-        <w:spacing w:before="280" w:after="120"/>
-      </w:pPr>
-      <w:r>
-        <w:rPr>
-          <w:rFonts w:hint="eastAsia" w:ascii="Times New Roman" w:hAnsi="Times New Roman" w:eastAsia="SimHei" w:cs="Times New Roman"/>
-        </w:rPr>
-        <w:t>例</w:t>
-      </w:r>
-      <w:r>
-        <w:rPr>
-          <w:rFonts w:hint="eastAsia" w:ascii="Times New Roman" w:hAnsi="Times New Roman" w:eastAsia="Times New Roman" w:cs="Times New Roman"/>
-        </w:rPr>
-        <w:t>4</w:t>
-      </w:r>
-      <w:r>
-        <w:rPr>
-          <w:rFonts w:ascii="Times New Roman" w:hAnsi="Times New Roman" w:eastAsia="Times New Roman" w:cs="Times New Roman"/>
-        </w:rPr>
-        <w:t xml:space="preserve"> </w:t>
-      </w:r>
-      <w:r>
-        <w:rPr>
-          <w:rFonts w:hint="eastAsia" w:ascii="Times New Roman" w:hAnsi="Times New Roman" w:eastAsia="SimHei" w:cs="Times New Roman"/>
-        </w:rPr>
-        <w:t xml:space="preserve">手性与内消旋</w:t>
-      </w:r>
-      <w:r>
-        <w:rPr>
-          <w:rFonts w:ascii="Times New Roman" w:hAnsi="Times New Roman" w:eastAsia="Times New Roman" w:cs="Times New Roman"/>
-        </w:rPr>
-        <w:t xml:space="preserve"> ⭐⭐⭐⭐</w:t>
-      </w:r>
-    </w:p>
-    <w:p>
-      <w:pPr>
-        <w:pStyle w:val="FirstParagraph"/>
-      </w:pPr>
-      <w:r>
-        <w:rPr>
-          <w:rFonts w:hint="eastAsia" w:ascii="Times New Roman" w:hAnsi="Times New Roman" w:eastAsia="FangSong" w:cs="Times New Roman"/>
-          <w:b/>
-          <w:bCs/>
-        </w:rPr>
-        <w:t xml:space="preserve">题干</w:t>
-      </w:r>
-      <w:r>
-        <w:rPr>
-          <w:rFonts w:hint="eastAsia" w:ascii="Times New Roman" w:hAnsi="Times New Roman" w:eastAsia="Times New Roman" w:cs="Times New Roman"/>
-        </w:rPr>
-        <w:t>：2,3-</w:t>
-      </w:r>
-      <w:r>
-        <w:rPr>
-          <w:rFonts w:hint="eastAsia" w:ascii="Times New Roman" w:hAnsi="Times New Roman" w:eastAsia="FangSong" w:cs="Times New Roman"/>
-        </w:rPr>
-        <w:t>二氯丁烷有几种立体异构体</w:t>
-      </w:r>
-      <w:r>
-        <w:rPr>
-          <w:rFonts w:hint="eastAsia" w:ascii="Times New Roman" w:hAnsi="Times New Roman" w:eastAsia="Times New Roman" w:cs="Times New Roman"/>
-        </w:rPr>
-        <w:t>？</w:t>
-      </w:r>
-      <w:r>
-        <w:rPr>
-          <w:rFonts w:hint="eastAsia" w:ascii="Times New Roman" w:hAnsi="Times New Roman" w:eastAsia="FangSong" w:cs="Times New Roman"/>
-        </w:rPr>
-        <w:t>画出并标记</w:t>
-      </w:r>
-      <w:r>
-        <w:rPr>
-          <w:rFonts w:hint="eastAsia" w:ascii="Times New Roman" w:hAnsi="Times New Roman" w:eastAsia="Times New Roman" w:cs="Times New Roman"/>
-        </w:rPr>
-        <w:t>。</w:t>
-      </w:r>
-    </w:p>
-    <w:p>
-      <w:pPr>
-        <w:pStyle w:val="BodyText"/>
-      </w:pPr>
-      <w:r>
-        <w:rPr>
-          <w:rFonts w:hint="eastAsia" w:ascii="Times New Roman" w:hAnsi="Times New Roman" w:eastAsia="FangSong" w:cs="Times New Roman"/>
-          <w:b/>
-          <w:bCs/>
-        </w:rPr>
-        <w:t xml:space="preserve">思路</w:t>
-      </w:r>
-      <w:r>
-        <w:rPr>
-          <w:rFonts w:hint="eastAsia" w:ascii="Times New Roman" w:hAnsi="Times New Roman" w:eastAsia="Times New Roman" w:cs="Times New Roman"/>
-        </w:rPr>
-        <w:t>：</w:t>
-      </w:r>
-      <w:r>
-        <w:rPr>
-          <w:rFonts w:hint="eastAsia" w:ascii="Times New Roman" w:hAnsi="Times New Roman" w:eastAsia="FangSong" w:cs="Times New Roman"/>
-        </w:rPr>
-        <w:t>有两个手性碳</w:t>
-      </w:r>
-      <w:r>
-        <w:rPr>
-          <w:rFonts w:hint="eastAsia" w:ascii="Times New Roman" w:hAnsi="Times New Roman" w:eastAsia="Times New Roman" w:cs="Times New Roman"/>
-        </w:rPr>
-        <w:t>，</w:t>
-      </w:r>
-      <w:r>
-        <w:rPr>
-          <w:rFonts w:hint="eastAsia" w:ascii="Times New Roman" w:hAnsi="Times New Roman" w:eastAsia="FangSong" w:cs="Times New Roman"/>
-        </w:rPr>
-        <w:t>最多</w:t>
-      </w:r>
-      <w:r>
-        <w:rPr>
-          <w:rFonts w:hint="eastAsia" w:ascii="Times New Roman" w:hAnsi="Times New Roman" w:eastAsia="Times New Roman" w:cs="Times New Roman"/>
-        </w:rPr>
-        <w:t>2</w:t>
-      </w:r>
-      <w:r>
-        <w:rPr>
-          <w:rFonts w:hint="eastAsia" w:ascii="Times New Roman" w:hAnsi="Times New Roman" w:eastAsia="Times New Roman" w:cs="Times New Roman"/>
-          <w:vertAlign w:val="superscript"/>
-        </w:rPr>
-        <w:t>2</w:t>
-      </w:r>
-      <w:r>
-        <w:rPr>
-          <w:rFonts w:hint="eastAsia" w:ascii="Times New Roman" w:hAnsi="Times New Roman" w:eastAsia="Times New Roman" w:cs="Times New Roman"/>
-        </w:rPr>
-        <w:t>=4</w:t>
-      </w:r>
-      <w:r>
-        <w:rPr>
-          <w:rFonts w:hint="eastAsia" w:ascii="Times New Roman" w:hAnsi="Times New Roman" w:eastAsia="FangSong" w:cs="Times New Roman"/>
-        </w:rPr>
-        <w:t>种立体异构体</w:t>
-      </w:r>
-      <w:r>
-        <w:rPr>
-          <w:rFonts w:hint="eastAsia" w:ascii="Times New Roman" w:hAnsi="Times New Roman" w:eastAsia="Times New Roman" w:cs="Times New Roman"/>
-        </w:rPr>
-        <w:t>。</w:t>
-      </w:r>
-      <w:r>
-        <w:rPr>
-          <w:rFonts w:hint="eastAsia" w:ascii="Times New Roman" w:hAnsi="Times New Roman" w:eastAsia="FangSong" w:cs="Times New Roman"/>
-        </w:rPr>
-        <w:t>但可能有内消旋体</w:t>
-      </w:r>
-      <w:r>
-        <w:rPr>
-          <w:rFonts w:hint="eastAsia" w:ascii="Times New Roman" w:hAnsi="Times New Roman" w:eastAsia="Times New Roman" w:cs="Times New Roman"/>
-        </w:rPr>
-        <w:t>。</w:t>
-      </w:r>
-    </w:p>
-    <w:p>
-      <w:pPr>
-        <w:pStyle w:val="BodyText"/>
-      </w:pPr>
-      <w:r>
-        <w:rPr>
-          <w:rFonts w:hint="eastAsia" w:ascii="Times New Roman" w:hAnsi="Times New Roman" w:eastAsia="FangSong" w:cs="Times New Roman"/>
-          <w:b/>
-          <w:bCs/>
-        </w:rPr>
-        <w:t xml:space="preserve">解析</w:t>
-      </w:r>
-      <w:r>
-        <w:rPr>
-          <w:rFonts w:hint="eastAsia" w:ascii="Times New Roman" w:hAnsi="Times New Roman" w:eastAsia="Times New Roman" w:cs="Times New Roman"/>
-        </w:rPr>
-        <w:t xml:space="preserve">：</w:t>
-      </w:r>
-      <w:r>
-        <w:rPr>
-          <w:rFonts w:ascii="Times New Roman" w:hAnsi="Times New Roman" w:eastAsia="Times New Roman" w:cs="Times New Roman"/>
-        </w:rPr>
-        <w:t xml:space="preserve"> </w:t>
-      </w:r>
-      <w:r>
-        <w:rPr>
-          <w:rFonts w:hint="eastAsia" w:ascii="Times New Roman" w:hAnsi="Times New Roman" w:eastAsia="Times New Roman" w:cs="Times New Roman"/>
-        </w:rPr>
-        <w:t>2,3-</w:t>
-      </w:r>
-      <w:r>
-        <w:rPr>
-          <w:rFonts w:hint="eastAsia" w:ascii="Times New Roman" w:hAnsi="Times New Roman" w:eastAsia="FangSong" w:cs="Times New Roman"/>
-        </w:rPr>
-        <w:t>二氯丁烷结构为</w:t>
-      </w:r>
-      <w:r>
-        <w:rPr>
-          <w:rFonts w:ascii="Times New Roman" w:hAnsi="Times New Roman" w:eastAsia="Times New Roman" w:cs="Times New Roman"/>
-        </w:rPr>
-        <w:t xml:space="preserve"> </w:t>
-      </w:r>
-      <w:r>
-        <w:rPr>
-          <w:rFonts w:hint="eastAsia" w:ascii="Times New Roman" w:hAnsi="Times New Roman" w:eastAsia="Times New Roman" w:cs="Times New Roman"/>
-        </w:rPr>
-        <w:t>CH</w:t>
-      </w:r>
-      <w:r>
-        <w:rPr>
-          <w:rFonts w:hint="eastAsia" w:ascii="Times New Roman" w:hAnsi="Times New Roman" w:eastAsia="Times New Roman" w:cs="Times New Roman"/>
-          <w:vertAlign w:val="subscript"/>
-        </w:rPr>
-        <w:t>3</w:t>
-      </w:r>
-      <w:r>
-        <w:rPr>
-          <w:rFonts w:hint="eastAsia" w:ascii="Times New Roman" w:hAnsi="Times New Roman" w:eastAsia="Times New Roman" w:cs="Times New Roman"/>
-        </w:rPr>
-        <w:t>-CHCl-CHCl-CH</w:t>
-      </w:r>
-      <w:r>
-        <w:rPr>
-          <w:rFonts w:hint="eastAsia" w:ascii="Times New Roman" w:hAnsi="Times New Roman" w:eastAsia="Times New Roman" w:cs="Times New Roman"/>
-          <w:vertAlign w:val="subscript"/>
-        </w:rPr>
-        <w:t>3</w:t>
-      </w:r>
-      <w:r>
-        <w:rPr>
-          <w:rFonts w:hint="eastAsia" w:ascii="Times New Roman" w:hAnsi="Times New Roman" w:eastAsia="Times New Roman" w:cs="Times New Roman"/>
-        </w:rPr>
-        <w:t>，</w:t>
-      </w:r>
-      <w:r>
-        <w:rPr>
-          <w:rFonts w:hint="eastAsia" w:ascii="Times New Roman" w:hAnsi="Times New Roman" w:eastAsia="FangSong" w:cs="Times New Roman"/>
-        </w:rPr>
-        <w:t>两个手性碳为</w:t>
-      </w:r>
-      <w:r>
-        <w:rPr>
-          <w:rFonts w:hint="eastAsia" w:ascii="Times New Roman" w:hAnsi="Times New Roman" w:eastAsia="Times New Roman" w:cs="Times New Roman"/>
-        </w:rPr>
-        <w:t>C2</w:t>
-      </w:r>
-      <w:r>
-        <w:rPr>
-          <w:rFonts w:hint="eastAsia" w:ascii="Times New Roman" w:hAnsi="Times New Roman" w:eastAsia="FangSong" w:cs="Times New Roman"/>
-        </w:rPr>
-        <w:t>和</w:t>
-      </w:r>
-      <w:r>
-        <w:rPr>
-          <w:rFonts w:hint="eastAsia" w:ascii="Times New Roman" w:hAnsi="Times New Roman" w:eastAsia="Times New Roman" w:cs="Times New Roman"/>
-        </w:rPr>
-        <w:t>C3。</w:t>
-      </w:r>
-    </w:p>
-    <w:p>
-      <w:pPr>
-        <w:pStyle w:val="BodyText"/>
-      </w:pPr>
-      <w:r>
-        <w:rPr>
-          <w:rFonts w:hint="eastAsia" w:ascii="Times New Roman" w:hAnsi="Times New Roman" w:eastAsia="FangSong" w:cs="Times New Roman"/>
-        </w:rPr>
-        <w:t>可能的组合</w:t>
-      </w:r>
-      <w:r>
-        <w:rPr>
-          <w:rFonts w:hint="eastAsia" w:ascii="Times New Roman" w:hAnsi="Times New Roman" w:eastAsia="Times New Roman" w:cs="Times New Roman"/>
-        </w:rPr>
-        <w:t>：</w:t>
-      </w:r>
-      <w:r>
-        <w:rPr>
-          <w:rFonts w:ascii="Times New Roman" w:hAnsi="Times New Roman" w:eastAsia="Times New Roman" w:cs="Times New Roman"/>
-        </w:rPr>
-        <w:t xml:space="preserve"> </w:t>
-      </w:r>
-      <w:r>
-        <w:rPr>
-          <w:rFonts w:ascii="Times New Roman" w:hAnsi="Times New Roman" w:eastAsia="Times New Roman" w:cs="Times New Roman"/>
-        </w:rPr>
-        <w:t xml:space="preserve">- </w:t>
-      </w:r>
-      <w:r>
-        <w:rPr>
-          <w:rFonts w:hint="eastAsia" w:ascii="Times New Roman" w:hAnsi="Times New Roman" w:eastAsia="Times New Roman" w:cs="Times New Roman"/>
-        </w:rPr>
-        <w:t>(2R,3R)-2,3-</w:t>
-      </w:r>
-      <w:r>
-        <w:rPr>
-          <w:rFonts w:hint="eastAsia" w:ascii="Times New Roman" w:hAnsi="Times New Roman" w:eastAsia="FangSong" w:cs="Times New Roman"/>
-        </w:rPr>
-        <w:t>二氯丁烷</w:t>
-      </w:r>
-      <w:r>
-        <w:rPr>
-          <w:rFonts w:ascii="Times New Roman" w:hAnsi="Times New Roman" w:eastAsia="Times New Roman" w:cs="Times New Roman"/>
-        </w:rPr>
-        <w:t xml:space="preserve"> — </w:t>
-      </w:r>
-      <w:r>
-        <w:rPr>
-          <w:rFonts w:hint="eastAsia" w:ascii="Times New Roman" w:hAnsi="Times New Roman" w:eastAsia="FangSong" w:cs="Times New Roman"/>
-        </w:rPr>
-        <w:t xml:space="preserve">一对对映体</w:t>
-      </w:r>
-      <w:r>
-        <w:rPr>
-          <w:rFonts w:ascii="Times New Roman" w:hAnsi="Times New Roman" w:eastAsia="Times New Roman" w:cs="Times New Roman"/>
-        </w:rPr>
-        <w:t xml:space="preserve"> </w:t>
-      </w:r>
-      <w:r>
-        <w:rPr>
-          <w:rFonts w:ascii="Times New Roman" w:hAnsi="Times New Roman" w:eastAsia="Times New Roman" w:cs="Times New Roman"/>
-        </w:rPr>
-        <w:t xml:space="preserve">- </w:t>
-      </w:r>
-      <w:r>
-        <w:rPr>
-          <w:rFonts w:hint="eastAsia" w:ascii="Times New Roman" w:hAnsi="Times New Roman" w:eastAsia="Times New Roman" w:cs="Times New Roman"/>
-        </w:rPr>
-        <w:t>(2S,3S)-2,3-</w:t>
-      </w:r>
-      <w:r>
-        <w:rPr>
-          <w:rFonts w:hint="eastAsia" w:ascii="Times New Roman" w:hAnsi="Times New Roman" w:eastAsia="FangSong" w:cs="Times New Roman"/>
-        </w:rPr>
-        <w:t>二氯丁烷</w:t>
-      </w:r>
-      <w:r>
-        <w:rPr>
-          <w:rFonts w:ascii="Times New Roman" w:hAnsi="Times New Roman" w:eastAsia="Times New Roman" w:cs="Times New Roman"/>
-        </w:rPr>
-        <w:t xml:space="preserve"> — </w:t>
-      </w:r>
-      <w:r>
-        <w:rPr>
-          <w:rFonts w:hint="eastAsia" w:ascii="Times New Roman" w:hAnsi="Times New Roman" w:eastAsia="FangSong" w:cs="Times New Roman"/>
-        </w:rPr>
-        <w:t>与</w:t>
-      </w:r>
-      <w:r>
-        <w:rPr>
-          <w:rFonts w:hint="eastAsia" w:ascii="Times New Roman" w:hAnsi="Times New Roman" w:eastAsia="Times New Roman" w:cs="Times New Roman"/>
-        </w:rPr>
-        <w:t>(2R,3R)</w:t>
-      </w:r>
-      <w:r>
-        <w:rPr>
-          <w:rFonts w:hint="eastAsia" w:ascii="Times New Roman" w:hAnsi="Times New Roman" w:eastAsia="FangSong" w:cs="Times New Roman"/>
-        </w:rPr>
-        <w:t>对映</w:t>
-      </w:r>
-      <w:r>
-        <w:rPr>
-          <w:rFonts w:ascii="Times New Roman" w:hAnsi="Times New Roman" w:eastAsia="Times New Roman" w:cs="Times New Roman"/>
-        </w:rPr>
-        <w:t xml:space="preserve"> </w:t>
-      </w:r>
-      <w:r>
-        <w:rPr>
-          <w:rFonts w:ascii="Times New Roman" w:hAnsi="Times New Roman" w:eastAsia="Times New Roman" w:cs="Times New Roman"/>
-        </w:rPr>
-        <w:t xml:space="preserve">- </w:t>
-      </w:r>
-      <w:r>
-        <w:rPr>
-          <w:rFonts w:hint="eastAsia" w:ascii="Times New Roman" w:hAnsi="Times New Roman" w:eastAsia="Times New Roman" w:cs="Times New Roman"/>
-        </w:rPr>
-        <w:t>(2R,3S)-2,3-</w:t>
-      </w:r>
-      <w:r>
-        <w:rPr>
-          <w:rFonts w:hint="eastAsia" w:ascii="Times New Roman" w:hAnsi="Times New Roman" w:eastAsia="FangSong" w:cs="Times New Roman"/>
-        </w:rPr>
-        <w:t>二氯丁烷</w:t>
-      </w:r>
-      <w:r>
-        <w:rPr>
-          <w:rFonts w:ascii="Times New Roman" w:hAnsi="Times New Roman" w:eastAsia="Times New Roman" w:cs="Times New Roman"/>
-        </w:rPr>
-        <w:t xml:space="preserve"> — </w:t>
-      </w:r>
-      <w:r>
-        <w:rPr>
-          <w:rFonts w:hint="eastAsia" w:ascii="Times New Roman" w:hAnsi="Times New Roman" w:eastAsia="FangSong" w:cs="Times New Roman"/>
-        </w:rPr>
-        <w:t>分子中存在对称面</w:t>
-      </w:r>
-      <w:r>
-        <w:rPr>
-          <w:rFonts w:hint="eastAsia" w:ascii="Times New Roman" w:hAnsi="Times New Roman" w:eastAsia="Times New Roman" w:cs="Times New Roman"/>
-        </w:rPr>
-        <w:t>（C2-C3</w:t>
-      </w:r>
-      <w:r>
-        <w:rPr>
-          <w:rFonts w:hint="eastAsia" w:ascii="Times New Roman" w:hAnsi="Times New Roman" w:eastAsia="FangSong" w:cs="Times New Roman"/>
-        </w:rPr>
-        <w:t>键中点垂直于键的平面</w:t>
-      </w:r>
-      <w:r>
-        <w:rPr>
-          <w:rFonts w:hint="eastAsia" w:ascii="Times New Roman" w:hAnsi="Times New Roman" w:eastAsia="Times New Roman" w:cs="Times New Roman"/>
-        </w:rPr>
-        <w:t>），</w:t>
-      </w:r>
-      <w:r>
-        <w:rPr>
-          <w:rFonts w:hint="eastAsia" w:ascii="Times New Roman" w:hAnsi="Times New Roman" w:eastAsia="FangSong" w:cs="Times New Roman"/>
-        </w:rPr>
-        <w:t>为内消旋体</w:t>
-      </w:r>
-      <w:r>
-        <w:rPr>
-          <w:rFonts w:hint="eastAsia" w:ascii="Times New Roman" w:hAnsi="Times New Roman" w:eastAsia="Times New Roman" w:cs="Times New Roman"/>
-        </w:rPr>
-        <w:t>，</w:t>
-      </w:r>
-      <w:r>
-        <w:rPr>
-          <w:rFonts w:hint="eastAsia" w:ascii="Times New Roman" w:hAnsi="Times New Roman" w:eastAsia="FangSong" w:cs="Times New Roman"/>
-        </w:rPr>
-        <w:t>无手性</w:t>
-      </w:r>
-      <w:r>
-        <w:rPr>
-          <w:rFonts w:ascii="Times New Roman" w:hAnsi="Times New Roman" w:eastAsia="Times New Roman" w:cs="Times New Roman"/>
-        </w:rPr>
-        <w:t xml:space="preserve"> </w:t>
-      </w:r>
-      <w:r>
-        <w:rPr>
-          <w:rFonts w:ascii="Times New Roman" w:hAnsi="Times New Roman" w:eastAsia="Times New Roman" w:cs="Times New Roman"/>
-        </w:rPr>
-        <w:t xml:space="preserve">- </w:t>
-      </w:r>
-      <w:r>
-        <w:rPr>
-          <w:rFonts w:hint="eastAsia" w:ascii="Times New Roman" w:hAnsi="Times New Roman" w:eastAsia="Times New Roman" w:cs="Times New Roman"/>
-        </w:rPr>
-        <w:t>(2S,3R)-2,3-</w:t>
-      </w:r>
-      <w:r>
-        <w:rPr>
-          <w:rFonts w:hint="eastAsia" w:ascii="Times New Roman" w:hAnsi="Times New Roman" w:eastAsia="FangSong" w:cs="Times New Roman"/>
-        </w:rPr>
-        <w:t>二氯丁烷</w:t>
-      </w:r>
-      <w:r>
-        <w:rPr>
-          <w:rFonts w:ascii="Times New Roman" w:hAnsi="Times New Roman" w:eastAsia="Times New Roman" w:cs="Times New Roman"/>
-        </w:rPr>
-        <w:t xml:space="preserve"> — </w:t>
-      </w:r>
-      <w:r>
-        <w:rPr>
-          <w:rFonts w:hint="eastAsia" w:ascii="Times New Roman" w:hAnsi="Times New Roman" w:eastAsia="FangSong" w:cs="Times New Roman"/>
-        </w:rPr>
-        <w:t>就是</w:t>
-      </w:r>
-      <w:r>
-        <w:rPr>
-          <w:rFonts w:hint="eastAsia" w:ascii="Times New Roman" w:hAnsi="Times New Roman" w:eastAsia="Times New Roman" w:cs="Times New Roman"/>
-        </w:rPr>
-        <w:t>(2R,3S)（</w:t>
-      </w:r>
-      <w:r>
-        <w:rPr>
-          <w:rFonts w:hint="eastAsia" w:ascii="Times New Roman" w:hAnsi="Times New Roman" w:eastAsia="FangSong" w:cs="Times New Roman"/>
-        </w:rPr>
-        <w:t>旋转</w:t>
-      </w:r>
-      <w:r>
-        <w:rPr>
-          <w:rFonts w:hint="eastAsia" w:ascii="Times New Roman" w:hAnsi="Times New Roman" w:eastAsia="Times New Roman" w:cs="Times New Roman"/>
-        </w:rPr>
-        <w:t>180°</w:t>
-      </w:r>
-      <w:r>
-        <w:rPr>
-          <w:rFonts w:hint="eastAsia" w:ascii="Times New Roman" w:hAnsi="Times New Roman" w:eastAsia="FangSong" w:cs="Times New Roman"/>
-        </w:rPr>
-        <w:t>相同</w:t>
-      </w:r>
-      <w:r>
-        <w:rPr>
-          <w:rFonts w:hint="eastAsia" w:ascii="Times New Roman" w:hAnsi="Times New Roman" w:eastAsia="Times New Roman" w:cs="Times New Roman"/>
-        </w:rPr>
-        <w:t>）</w:t>
-      </w:r>
-    </w:p>
-    <w:p>
-      <w:pPr>
-        <w:pStyle w:val="BodyText"/>
-      </w:pPr>
-      <w:r>
-        <w:rPr>
-          <w:rFonts w:hint="eastAsia" w:ascii="Times New Roman" w:hAnsi="Times New Roman" w:eastAsia="FangSong" w:cs="Times New Roman"/>
-        </w:rPr>
-        <w:t>因此共</w:t>
-      </w:r>
-      <w:r>
-        <w:rPr>
-          <w:rFonts w:hint="eastAsia" w:ascii="Times New Roman" w:hAnsi="Times New Roman" w:eastAsia="Times New Roman" w:cs="Times New Roman"/>
-        </w:rPr>
-        <w:t>3</w:t>
-      </w:r>
-      <w:r>
-        <w:rPr>
-          <w:rFonts w:hint="eastAsia" w:ascii="Times New Roman" w:hAnsi="Times New Roman" w:eastAsia="FangSong" w:cs="Times New Roman"/>
-        </w:rPr>
-        <w:t>种立体异构体</w:t>
-      </w:r>
-      <w:r>
-        <w:rPr>
-          <w:rFonts w:hint="eastAsia" w:ascii="Times New Roman" w:hAnsi="Times New Roman" w:eastAsia="Times New Roman" w:cs="Times New Roman"/>
-        </w:rPr>
-        <w:t>：</w:t>
-      </w:r>
-      <w:r>
-        <w:rPr>
-          <w:rFonts w:hint="eastAsia" w:ascii="Times New Roman" w:hAnsi="Times New Roman" w:eastAsia="FangSong" w:cs="Times New Roman"/>
-        </w:rPr>
-        <w:t>一对对映体</w:t>
-      </w:r>
-      <w:r>
-        <w:rPr>
-          <w:rFonts w:ascii="Times New Roman" w:hAnsi="Times New Roman" w:eastAsia="Times New Roman" w:cs="Times New Roman"/>
-        </w:rPr>
-        <w:t xml:space="preserve"> + </w:t>
-      </w:r>
-      <w:r>
-        <w:rPr>
-          <w:rFonts w:hint="eastAsia" w:ascii="Times New Roman" w:hAnsi="Times New Roman" w:eastAsia="FangSong" w:cs="Times New Roman"/>
-        </w:rPr>
-        <w:t>一个内消旋体</w:t>
-      </w:r>
-      <w:r>
-        <w:rPr>
-          <w:rFonts w:hint="eastAsia" w:ascii="Times New Roman" w:hAnsi="Times New Roman" w:eastAsia="Times New Roman" w:cs="Times New Roman"/>
-        </w:rPr>
-        <w:t>。</w:t>
-      </w:r>
-    </w:p>
-    <w:p>
-      <w:pPr>
-        <w:pStyle w:val="BodyText"/>
-      </w:pPr>
-      <w:r>
-        <w:rPr>
-          <w:rFonts w:hint="eastAsia" w:ascii="Times New Roman" w:hAnsi="Times New Roman" w:eastAsia="FangSong" w:cs="Times New Roman"/>
-          <w:b/>
-          <w:bCs/>
-        </w:rPr>
-        <w:t xml:space="preserve">答案</w:t>
-      </w:r>
-      <w:r>
-        <w:rPr>
-          <w:rFonts w:hint="eastAsia" w:ascii="Times New Roman" w:hAnsi="Times New Roman" w:eastAsia="Times New Roman" w:cs="Times New Roman"/>
-        </w:rPr>
-        <w:t>：3</w:t>
-      </w:r>
-      <w:r>
-        <w:rPr>
-          <w:rFonts w:hint="eastAsia" w:ascii="Times New Roman" w:hAnsi="Times New Roman" w:eastAsia="FangSong" w:cs="Times New Roman"/>
-        </w:rPr>
-        <w:t>种立体异构体</w:t>
-      </w:r>
-      <w:r>
-        <w:rPr>
-          <w:rFonts w:hint="eastAsia" w:ascii="Times New Roman" w:hAnsi="Times New Roman" w:eastAsia="Times New Roman" w:cs="Times New Roman"/>
-        </w:rPr>
-        <w:t>。(2R,3R)/(2S,3S)</w:t>
-      </w:r>
-      <w:r>
-        <w:rPr>
-          <w:rFonts w:hint="eastAsia" w:ascii="Times New Roman" w:hAnsi="Times New Roman" w:eastAsia="FangSong" w:cs="Times New Roman"/>
-        </w:rPr>
-        <w:t>为一对对映体</w:t>
-      </w:r>
-      <w:r>
-        <w:rPr>
-          <w:rFonts w:hint="eastAsia" w:ascii="Times New Roman" w:hAnsi="Times New Roman" w:eastAsia="Times New Roman" w:cs="Times New Roman"/>
-        </w:rPr>
-        <w:t>，(2R,3S)</w:t>
-      </w:r>
-      <w:r>
-        <w:rPr>
-          <w:rFonts w:hint="eastAsia" w:ascii="Times New Roman" w:hAnsi="Times New Roman" w:eastAsia="FangSong" w:cs="Times New Roman"/>
-        </w:rPr>
-        <w:t>为内消旋体</w:t>
-      </w:r>
-      <w:r>
-        <w:rPr>
-          <w:rFonts w:hint="eastAsia" w:ascii="Times New Roman" w:hAnsi="Times New Roman" w:eastAsia="Times New Roman" w:cs="Times New Roman"/>
-        </w:rPr>
-        <w:t>。</w:t>
-      </w:r>
-    </w:p>
-    <w:p>
-      <w:pPr>
-        <w:pStyle w:val="BodyText"/>
-      </w:pPr>
-      <w:r>
-        <w:rPr>
-          <w:rFonts w:hint="eastAsia" w:ascii="Times New Roman" w:hAnsi="Times New Roman" w:eastAsia="FangSong" w:cs="Times New Roman"/>
-          <w:b/>
-          <w:bCs/>
-        </w:rPr>
-        <w:t xml:space="preserve">反思</w:t>
-      </w:r>
-      <w:r>
-        <w:rPr>
-          <w:rFonts w:hint="eastAsia" w:ascii="Times New Roman" w:hAnsi="Times New Roman" w:eastAsia="Times New Roman" w:cs="Times New Roman"/>
-        </w:rPr>
-        <w:t>：</w:t>
-      </w:r>
-      <w:r>
-        <w:rPr>
-          <w:rFonts w:hint="eastAsia" w:ascii="Times New Roman" w:hAnsi="Times New Roman" w:eastAsia="FangSong" w:cs="Times New Roman"/>
-        </w:rPr>
-        <w:t>两个手性碳相同取代基时</w:t>
-      </w:r>
-      <w:r>
-        <w:rPr>
-          <w:rFonts w:hint="eastAsia" w:ascii="Times New Roman" w:hAnsi="Times New Roman" w:eastAsia="Times New Roman" w:cs="Times New Roman"/>
-        </w:rPr>
-        <w:t>，</w:t>
-      </w:r>
-      <w:r>
-        <w:rPr>
-          <w:rFonts w:hint="eastAsia" w:ascii="Times New Roman" w:hAnsi="Times New Roman" w:eastAsia="FangSong" w:cs="Times New Roman"/>
-        </w:rPr>
-        <w:t>数量可能小于</w:t>
-      </w:r>
-      <w:r>
-        <w:rPr>
-          <w:rFonts w:hint="eastAsia" w:ascii="Times New Roman" w:hAnsi="Times New Roman" w:eastAsia="Times New Roman" w:cs="Times New Roman"/>
-        </w:rPr>
-        <w:t>2</w:t>
-      </w:r>
-      <w:r>
-        <w:rPr>
-          <w:rFonts w:hint="eastAsia" w:ascii="Times New Roman" w:hAnsi="Times New Roman" w:eastAsia="Times New Roman" w:cs="Times New Roman"/>
-          <w:vertAlign w:val="superscript"/>
-        </w:rPr>
-        <w:t>n</w:t>
-      </w:r>
-      <w:r>
-        <w:rPr>
-          <w:rFonts w:hint="eastAsia" w:ascii="Times New Roman" w:hAnsi="Times New Roman" w:eastAsia="Times New Roman" w:cs="Times New Roman"/>
-        </w:rPr>
-        <w:t>，</w:t>
-      </w:r>
-      <w:r>
-        <w:rPr>
-          <w:rFonts w:hint="eastAsia" w:ascii="Times New Roman" w:hAnsi="Times New Roman" w:eastAsia="FangSong" w:cs="Times New Roman"/>
-        </w:rPr>
-        <w:t>因为有内消旋体的可能</w:t>
-      </w:r>
-      <w:r>
-        <w:rPr>
-          <w:rFonts w:hint="eastAsia" w:ascii="Times New Roman" w:hAnsi="Times New Roman" w:eastAsia="Times New Roman" w:cs="Times New Roman"/>
-        </w:rPr>
-        <w:t>。</w:t>
-      </w:r>
-    </w:p>
-    <w:p>
-      <w:pPr>
-        <w:spacing w:before="160" w:after="80"/>
-      </w:pPr>
-      <w:r>
-        <w:pict>
-          <v:rect style="width:0;height:1.5pt" o:hralign="center" o:hrstd="t" o:hr="t"/>
-        </w:pict>
-      </w:r>
-    </w:p>
-    <w:bookmarkEnd w:id="42"/>
-    <w:bookmarkStart w:id="43" w:name="例5-诱导与共轭的竞争"/>
-    <w:p>
-      <w:pPr>
-        <w:pStyle w:val="Heading3"/>
-        <w:spacing w:before="280" w:after="120"/>
-      </w:pPr>
-      <w:r>
-        <w:rPr>
-          <w:rFonts w:hint="eastAsia" w:ascii="Times New Roman" w:hAnsi="Times New Roman" w:eastAsia="SimHei" w:cs="Times New Roman"/>
-        </w:rPr>
-        <w:t>例</w:t>
-      </w:r>
-      <w:r>
-        <w:rPr>
-          <w:rFonts w:hint="eastAsia" w:ascii="Times New Roman" w:hAnsi="Times New Roman" w:eastAsia="Times New Roman" w:cs="Times New Roman"/>
-        </w:rPr>
-        <w:t>5</w:t>
-      </w:r>
-      <w:r>
-        <w:rPr>
-          <w:rFonts w:ascii="Times New Roman" w:hAnsi="Times New Roman" w:eastAsia="Times New Roman" w:cs="Times New Roman"/>
-        </w:rPr>
-        <w:t xml:space="preserve"> </w:t>
-      </w:r>
-      <w:r>
-        <w:rPr>
-          <w:rFonts w:hint="eastAsia" w:ascii="Times New Roman" w:hAnsi="Times New Roman" w:eastAsia="SimHei" w:cs="Times New Roman"/>
-        </w:rPr>
-        <w:t xml:space="preserve">诱导与共轭的竞争</w:t>
-      </w:r>
-      <w:r>
-        <w:rPr>
-          <w:rFonts w:ascii="Times New Roman" w:hAnsi="Times New Roman" w:eastAsia="Times New Roman" w:cs="Times New Roman"/>
-        </w:rPr>
-        <w:t xml:space="preserve"> ⭐⭐⭐</w:t>
-      </w:r>
-    </w:p>
-    <w:p>
-      <w:pPr>
-        <w:pStyle w:val="FirstParagraph"/>
-      </w:pPr>
-      <w:r>
-        <w:rPr>
-          <w:rFonts w:hint="eastAsia" w:ascii="Times New Roman" w:hAnsi="Times New Roman" w:eastAsia="FangSong" w:cs="Times New Roman"/>
-          <w:b/>
-          <w:bCs/>
-        </w:rPr>
-        <w:t xml:space="preserve">题干</w:t>
-      </w:r>
-      <w:r>
-        <w:rPr>
-          <w:rFonts w:hint="eastAsia" w:ascii="Times New Roman" w:hAnsi="Times New Roman" w:eastAsia="Times New Roman" w:cs="Times New Roman"/>
-        </w:rPr>
-        <w:t>：</w:t>
-      </w:r>
-      <w:r>
-        <w:rPr>
-          <w:rFonts w:hint="eastAsia" w:ascii="Times New Roman" w:hAnsi="Times New Roman" w:eastAsia="FangSong" w:cs="Times New Roman"/>
-        </w:rPr>
-        <w:t>解释为什么氯乙烯</w:t>
-      </w:r>
-      <w:r>
-        <w:rPr>
-          <w:rFonts w:hint="eastAsia" w:ascii="Times New Roman" w:hAnsi="Times New Roman" w:eastAsia="Times New Roman" w:cs="Times New Roman"/>
-        </w:rPr>
-        <w:t>(CH</w:t>
-      </w:r>
-      <w:r>
-        <w:rPr>
-          <w:rFonts w:hint="eastAsia" w:ascii="Times New Roman" w:hAnsi="Times New Roman" w:eastAsia="Times New Roman" w:cs="Times New Roman"/>
-          <w:vertAlign w:val="subscript"/>
-        </w:rPr>
-        <w:t>2</w:t>
-      </w:r>
-      <w:r>
-        <w:rPr>
-          <w:rFonts w:hint="eastAsia" w:ascii="Times New Roman" w:hAnsi="Times New Roman" w:eastAsia="Times New Roman" w:cs="Times New Roman"/>
-        </w:rPr>
-        <w:t>=CH-Cl)</w:t>
-      </w:r>
-      <w:r>
-        <w:rPr>
-          <w:rFonts w:hint="eastAsia" w:ascii="Times New Roman" w:hAnsi="Times New Roman" w:eastAsia="FangSong" w:cs="Times New Roman"/>
-        </w:rPr>
-        <w:t>的亲电加成反应活性低于乙烯</w:t>
-      </w:r>
-      <w:r>
-        <w:rPr>
-          <w:rFonts w:hint="eastAsia" w:ascii="Times New Roman" w:hAnsi="Times New Roman" w:eastAsia="Times New Roman" w:cs="Times New Roman"/>
-        </w:rPr>
-        <w:t>(CH</w:t>
-      </w:r>
-      <w:r>
-        <w:rPr>
-          <w:rFonts w:hint="eastAsia" w:ascii="Times New Roman" w:hAnsi="Times New Roman" w:eastAsia="Times New Roman" w:cs="Times New Roman"/>
-          <w:vertAlign w:val="subscript"/>
-        </w:rPr>
-        <w:t>2</w:t>
-      </w:r>
-      <w:r>
-        <w:rPr>
-          <w:rFonts w:hint="eastAsia" w:ascii="Times New Roman" w:hAnsi="Times New Roman" w:eastAsia="Times New Roman" w:cs="Times New Roman"/>
-        </w:rPr>
-        <w:t>=CH</w:t>
-      </w:r>
-      <w:r>
-        <w:rPr>
-          <w:rFonts w:hint="eastAsia" w:ascii="Times New Roman" w:hAnsi="Times New Roman" w:eastAsia="Times New Roman" w:cs="Times New Roman"/>
-          <w:vertAlign w:val="subscript"/>
-        </w:rPr>
-        <w:t>2</w:t>
-      </w:r>
-      <w:r>
-        <w:rPr>
-          <w:rFonts w:hint="eastAsia" w:ascii="Times New Roman" w:hAnsi="Times New Roman" w:eastAsia="Times New Roman" w:cs="Times New Roman"/>
-        </w:rPr>
-        <w:t>)，</w:t>
-      </w:r>
-      <w:r>
-        <w:rPr>
-          <w:rFonts w:hint="eastAsia" w:ascii="Times New Roman" w:hAnsi="Times New Roman" w:eastAsia="FangSong" w:cs="Times New Roman"/>
-        </w:rPr>
-        <w:t>但产物中</w:t>
-      </w:r>
-      <w:r>
-        <w:rPr>
-          <w:rFonts w:hint="eastAsia" w:ascii="Times New Roman" w:hAnsi="Times New Roman" w:eastAsia="Times New Roman" w:cs="Times New Roman"/>
-        </w:rPr>
-        <w:t>Cl</w:t>
-      </w:r>
-      <w:r>
-        <w:rPr>
-          <w:rFonts w:hint="eastAsia" w:ascii="Times New Roman" w:hAnsi="Times New Roman" w:eastAsia="FangSong" w:cs="Times New Roman"/>
-        </w:rPr>
-        <w:t>加成在</w:t>
-      </w:r>
-      <w:r>
-        <w:rPr>
-          <w:rFonts w:hint="eastAsia" w:ascii="Times New Roman" w:hAnsi="Times New Roman" w:eastAsia="Times New Roman" w:cs="Times New Roman"/>
-        </w:rPr>
-        <w:t>CH</w:t>
-      </w:r>
-      <w:r>
-        <w:rPr>
-          <w:rFonts w:hint="eastAsia" w:ascii="Times New Roman" w:hAnsi="Times New Roman" w:eastAsia="Times New Roman" w:cs="Times New Roman"/>
-          <w:vertAlign w:val="subscript"/>
-        </w:rPr>
-        <w:t>2</w:t>
-      </w:r>
-      <w:r>
-        <w:rPr>
-          <w:rFonts w:hint="eastAsia" w:ascii="Times New Roman" w:hAnsi="Times New Roman" w:eastAsia="FangSong" w:cs="Times New Roman"/>
-        </w:rPr>
-        <w:t>上</w:t>
-      </w:r>
-      <w:r>
-        <w:rPr>
-          <w:rFonts w:hint="eastAsia" w:ascii="Times New Roman" w:hAnsi="Times New Roman" w:eastAsia="Times New Roman" w:cs="Times New Roman"/>
-        </w:rPr>
-        <w:t>（</w:t>
-      </w:r>
-      <w:r>
-        <w:rPr>
-          <w:rFonts w:hint="eastAsia" w:ascii="Times New Roman" w:hAnsi="Times New Roman" w:eastAsia="FangSong" w:cs="Times New Roman"/>
-        </w:rPr>
-        <w:t>反马氏规则</w:t>
-      </w:r>
-      <w:r>
-        <w:rPr>
-          <w:rFonts w:hint="eastAsia" w:ascii="Times New Roman" w:hAnsi="Times New Roman" w:eastAsia="Times New Roman" w:cs="Times New Roman"/>
-        </w:rPr>
-        <w:t>）？</w:t>
-      </w:r>
-    </w:p>
-    <w:p>
-      <w:pPr>
-        <w:pStyle w:val="BodyText"/>
-      </w:pPr>
-      <w:r>
-        <w:rPr>
-          <w:rFonts w:hint="eastAsia" w:ascii="Times New Roman" w:hAnsi="Times New Roman" w:eastAsia="FangSong" w:cs="Times New Roman"/>
-          <w:b/>
-          <w:bCs/>
-        </w:rPr>
-        <w:t xml:space="preserve">思路</w:t>
-      </w:r>
-      <w:r>
-        <w:rPr>
-          <w:rFonts w:hint="eastAsia" w:ascii="Times New Roman" w:hAnsi="Times New Roman" w:eastAsia="Times New Roman" w:cs="Times New Roman"/>
-        </w:rPr>
-        <w:t>：</w:t>
-      </w:r>
-      <w:r>
-        <w:rPr>
-          <w:rFonts w:hint="eastAsia" w:ascii="Times New Roman" w:hAnsi="Times New Roman" w:eastAsia="FangSong" w:cs="Times New Roman"/>
-        </w:rPr>
-        <w:t>需同时分析</w:t>
-      </w:r>
-      <w:r>
-        <w:rPr>
-          <w:rFonts w:hint="eastAsia" w:ascii="Times New Roman" w:hAnsi="Times New Roman" w:eastAsia="Times New Roman" w:cs="Times New Roman"/>
-        </w:rPr>
-        <w:t>Cl</w:t>
-      </w:r>
-      <w:r>
-        <w:rPr>
-          <w:rFonts w:hint="eastAsia" w:ascii="Times New Roman" w:hAnsi="Times New Roman" w:eastAsia="FangSong" w:cs="Times New Roman"/>
-        </w:rPr>
-        <w:t>的诱导</w:t>
-      </w:r>
-      <w:r>
-        <w:rPr>
-          <w:rFonts w:hint="eastAsia" w:ascii="Times New Roman" w:hAnsi="Times New Roman" w:eastAsia="Times New Roman" w:cs="Times New Roman"/>
-        </w:rPr>
-        <w:t>(-I)</w:t>
-      </w:r>
-      <w:r>
-        <w:rPr>
-          <w:rFonts w:hint="eastAsia" w:ascii="Times New Roman" w:hAnsi="Times New Roman" w:eastAsia="FangSong" w:cs="Times New Roman"/>
-        </w:rPr>
-        <w:t>和共轭</w:t>
-      </w:r>
-      <w:r>
-        <w:rPr>
-          <w:rFonts w:hint="eastAsia" w:ascii="Times New Roman" w:hAnsi="Times New Roman" w:eastAsia="Times New Roman" w:cs="Times New Roman"/>
-        </w:rPr>
-        <w:t>(+C)</w:t>
-      </w:r>
-      <w:r>
-        <w:rPr>
-          <w:rFonts w:hint="eastAsia" w:ascii="Times New Roman" w:hAnsi="Times New Roman" w:eastAsia="FangSong" w:cs="Times New Roman"/>
-        </w:rPr>
-        <w:t>效应</w:t>
-      </w:r>
-      <w:r>
-        <w:rPr>
-          <w:rFonts w:hint="eastAsia" w:ascii="Times New Roman" w:hAnsi="Times New Roman" w:eastAsia="Times New Roman" w:cs="Times New Roman"/>
-        </w:rPr>
-        <w:t>。</w:t>
-      </w:r>
-    </w:p>
-    <w:p>
-      <w:pPr>
-        <w:pStyle w:val="BodyText"/>
-      </w:pPr>
-      <w:r>
-        <w:rPr>
-          <w:rFonts w:hint="eastAsia" w:ascii="Times New Roman" w:hAnsi="Times New Roman" w:eastAsia="FangSong" w:cs="Times New Roman"/>
-          <w:b/>
-          <w:bCs/>
-        </w:rPr>
-        <w:t xml:space="preserve">解析</w:t>
-      </w:r>
-      <w:r>
-        <w:rPr>
-          <w:rFonts w:hint="eastAsia" w:ascii="Times New Roman" w:hAnsi="Times New Roman" w:eastAsia="Times New Roman" w:cs="Times New Roman"/>
-        </w:rPr>
-        <w:t xml:space="preserve">：</w:t>
-      </w:r>
-      <w:r>
-        <w:rPr>
-          <w:rFonts w:ascii="Times New Roman" w:hAnsi="Times New Roman" w:eastAsia="Times New Roman" w:cs="Times New Roman"/>
-        </w:rPr>
-        <w:t xml:space="preserve"> </w:t>
-      </w:r>
-      <w:r>
-        <w:rPr>
-          <w:rFonts w:ascii="Times New Roman" w:hAnsi="Times New Roman" w:eastAsia="Times New Roman" w:cs="Times New Roman"/>
-        </w:rPr>
-        <w:t xml:space="preserve">1. </w:t>
-      </w:r>
-      <w:r>
-        <w:rPr>
-          <w:rFonts w:hint="eastAsia" w:ascii="Times New Roman" w:hAnsi="Times New Roman" w:eastAsia="FangSong" w:cs="Times New Roman"/>
-        </w:rPr>
-        <w:t>反应活性</w:t>
-      </w:r>
-      <w:r>
-        <w:rPr>
-          <w:rFonts w:hint="eastAsia" w:ascii="Times New Roman" w:hAnsi="Times New Roman" w:eastAsia="Times New Roman" w:cs="Times New Roman"/>
-        </w:rPr>
-        <w:t>：Cl</w:t>
-      </w:r>
-      <w:r>
-        <w:rPr>
-          <w:rFonts w:hint="eastAsia" w:ascii="Times New Roman" w:hAnsi="Times New Roman" w:eastAsia="FangSong" w:cs="Times New Roman"/>
-        </w:rPr>
-        <w:t>的强吸电子诱导</w:t>
-      </w:r>
-      <w:r>
-        <w:rPr>
-          <w:rFonts w:hint="eastAsia" w:ascii="Times New Roman" w:hAnsi="Times New Roman" w:eastAsia="Times New Roman" w:cs="Times New Roman"/>
-        </w:rPr>
-        <w:t>(-I)</w:t>
-      </w:r>
-      <w:r>
-        <w:rPr>
-          <w:rFonts w:hint="eastAsia" w:ascii="Times New Roman" w:hAnsi="Times New Roman" w:eastAsia="FangSong" w:cs="Times New Roman"/>
-        </w:rPr>
-        <w:t>使双键电子云密度降低</w:t>
-      </w:r>
-      <w:r>
-        <w:rPr>
-          <w:rFonts w:ascii="Times New Roman" w:hAnsi="Times New Roman" w:eastAsia="Times New Roman" w:cs="Times New Roman"/>
-        </w:rPr>
-        <w:t xml:space="preserve"> → </w:t>
-      </w:r>
-      <w:r>
-        <w:rPr>
-          <w:rFonts w:hint="eastAsia" w:ascii="Times New Roman" w:hAnsi="Times New Roman" w:eastAsia="FangSong" w:cs="Times New Roman"/>
-        </w:rPr>
-        <w:t xml:space="preserve">亲电试剂进攻困难</w:t>
-      </w:r>
-      <w:r>
-        <w:rPr>
-          <w:rFonts w:ascii="Times New Roman" w:hAnsi="Times New Roman" w:eastAsia="Times New Roman" w:cs="Times New Roman"/>
-        </w:rPr>
-        <w:t xml:space="preserve"> → </w:t>
-      </w:r>
-      <w:r>
-        <w:rPr>
-          <w:rFonts w:hint="eastAsia" w:ascii="Times New Roman" w:hAnsi="Times New Roman" w:eastAsia="FangSong" w:cs="Times New Roman"/>
-        </w:rPr>
-        <w:t xml:space="preserve">活性低于乙烯</w:t>
-      </w:r>
-    </w:p>
-    <w:p>
-      <w:pPr>
-        <w:pStyle w:val="Compact"/>
-        <w:numPr>
-          <w:ilvl w:val="0"/>
           <w:numId w:val="1024"/>
         </w:numPr>
       </w:pPr>
@@ -27145,58 +27428,13 @@
         <w:rPr>
           <w:rFonts w:hint="eastAsia" w:ascii="Times New Roman" w:hAnsi="Times New Roman" w:eastAsia="FangSong" w:cs="Times New Roman"/>
         </w:rPr>
-        <w:t>区域选择性</w:t>
-      </w:r>
-      <w:r>
-        <w:rPr>
-          <w:rFonts w:hint="eastAsia" w:ascii="Times New Roman" w:hAnsi="Times New Roman" w:eastAsia="Times New Roman" w:cs="Times New Roman"/>
-        </w:rPr>
-        <w:t>（</w:t>
-      </w:r>
-      <w:r>
-        <w:rPr>
-          <w:rFonts w:hint="eastAsia" w:ascii="Times New Roman" w:hAnsi="Times New Roman" w:eastAsia="FangSong" w:cs="Times New Roman"/>
-        </w:rPr>
-        <w:t>反马氏规则</w:t>
-      </w:r>
-      <w:r>
-        <w:rPr>
-          <w:rFonts w:hint="eastAsia" w:ascii="Times New Roman" w:hAnsi="Times New Roman" w:eastAsia="Times New Roman" w:cs="Times New Roman"/>
-        </w:rPr>
-        <w:t>）：</w:t>
-      </w:r>
-    </w:p>
-    <w:p>
-      <w:pPr>
-        <w:pStyle w:val="Compact"/>
-        <w:numPr>
-          <w:ilvl w:val="1"/>
-          <w:numId w:val="1025"/>
-        </w:numPr>
-      </w:pPr>
-      <w:r>
-        <w:rPr>
-          <w:rFonts w:hint="eastAsia" w:ascii="Times New Roman" w:hAnsi="Times New Roman" w:eastAsia="FangSong" w:cs="Times New Roman"/>
-        </w:rPr>
-        <w:t>亲电加成时</w:t>
-      </w:r>
-      <w:r>
-        <w:rPr>
-          <w:rFonts w:hint="eastAsia" w:ascii="Times New Roman" w:hAnsi="Times New Roman" w:eastAsia="Times New Roman" w:cs="Times New Roman"/>
-        </w:rPr>
-        <w:t>，</w:t>
-      </w:r>
-      <w:r>
-        <w:rPr>
-          <w:rFonts w:hint="eastAsia" w:ascii="Times New Roman" w:hAnsi="Times New Roman" w:eastAsia="FangSong" w:cs="Times New Roman"/>
-        </w:rPr>
-        <w:t>亲电试剂</w:t>
-      </w:r>
-      <w:r>
-        <w:rPr>
-          <w:rFonts w:hint="eastAsia" w:ascii="Times New Roman" w:hAnsi="Times New Roman" w:eastAsia="Times New Roman" w:cs="Times New Roman"/>
-        </w:rPr>
-        <w:t>(E</w:t>
+        <w:t>若</w:t>
+      </w:r>
+      <w:r>
+        <w:rPr>
+          <w:rFonts w:hint="eastAsia" w:ascii="Times New Roman" w:hAnsi="Times New Roman" w:eastAsia="Times New Roman" w:cs="Times New Roman"/>
+        </w:rPr>
+        <w:t>E</w:t>
       </w:r>
       <w:r>
         <w:rPr>
@@ -27207,124 +27445,65 @@
       </w:r>
       <w:r>
         <w:rPr>
-          <w:rFonts w:hint="eastAsia" w:ascii="Times New Roman" w:hAnsi="Times New Roman" w:eastAsia="Times New Roman" w:cs="Times New Roman"/>
-        </w:rPr>
-        <w:t>)</w:t>
-      </w:r>
-      <w:r>
-        <w:rPr>
-          <w:rFonts w:hint="eastAsia" w:ascii="Times New Roman" w:hAnsi="Times New Roman" w:eastAsia="FangSong" w:cs="Times New Roman"/>
-        </w:rPr>
-        <w:t>先进攻</w:t>
-      </w:r>
-      <w:r>
-        <w:rPr>
-          <w:rFonts w:hint="eastAsia" w:ascii="Times New Roman" w:hAnsi="Times New Roman" w:eastAsia="Times New Roman" w:cs="Times New Roman"/>
-        </w:rPr>
-        <w:t>，</w:t>
-      </w:r>
-      <w:r>
-        <w:rPr>
-          <w:rFonts w:hint="eastAsia" w:ascii="Times New Roman" w:hAnsi="Times New Roman" w:eastAsia="FangSong" w:cs="Times New Roman"/>
-        </w:rPr>
-        <w:t>形成碳正离子中间体</w:t>
-      </w:r>
-    </w:p>
-    <w:p>
-      <w:pPr>
-        <w:pStyle w:val="Compact"/>
-        <w:numPr>
-          <w:ilvl w:val="1"/>
-          <w:numId w:val="1025"/>
-        </w:numPr>
-      </w:pPr>
-      <w:r>
-        <w:rPr>
-          <w:rFonts w:hint="eastAsia" w:ascii="Times New Roman" w:hAnsi="Times New Roman" w:eastAsia="FangSong" w:cs="Times New Roman"/>
-        </w:rPr>
-        <w:t>若</w:t>
-      </w:r>
-      <w:r>
-        <w:rPr>
-          <w:rFonts w:hint="eastAsia" w:ascii="Times New Roman" w:hAnsi="Times New Roman" w:eastAsia="Times New Roman" w:cs="Times New Roman"/>
-        </w:rPr>
-        <w:t>E</w:t>
-      </w:r>
-      <w:r>
-        <w:rPr>
-          <w:rFonts w:hint="eastAsia" w:ascii="Times New Roman" w:hAnsi="Times New Roman" w:eastAsia="Times New Roman" w:cs="Times New Roman"/>
+          <w:rFonts w:hint="eastAsia" w:ascii="Times New Roman" w:hAnsi="Times New Roman" w:eastAsia="FangSong" w:cs="Times New Roman"/>
+        </w:rPr>
+        <w:t>加在</w:t>
+      </w:r>
+      <w:r>
+        <w:rPr>
+          <w:rFonts w:hint="eastAsia" w:ascii="Times New Roman" w:hAnsi="Times New Roman" w:eastAsia="Times New Roman" w:cs="Times New Roman"/>
+        </w:rPr>
+        <w:t>CHCl</w:t>
+      </w:r>
+      <w:r>
+        <w:rPr>
+          <w:rFonts w:hint="eastAsia" w:ascii="Times New Roman" w:hAnsi="Times New Roman" w:eastAsia="FangSong" w:cs="Times New Roman"/>
+        </w:rPr>
+        <w:t>上</w:t>
+      </w:r>
+      <w:r>
+        <w:rPr>
+          <w:rFonts w:hint="eastAsia" w:ascii="Times New Roman" w:hAnsi="Times New Roman" w:eastAsia="Times New Roman" w:cs="Times New Roman"/>
+        </w:rPr>
+        <w:t>：</w:t>
+      </w:r>
+      <w:r>
+        <w:rPr>
+          <w:rFonts w:hint="eastAsia" w:ascii="Times New Roman" w:hAnsi="Times New Roman" w:eastAsia="FangSong" w:cs="Times New Roman"/>
+        </w:rPr>
+        <w:t>形成碳正离子</w:t>
+      </w:r>
+      <w:r>
+        <w:rPr>
+          <w:rFonts w:ascii="Times New Roman" w:hAnsi="Times New Roman" w:eastAsia="Times New Roman" w:cs="Times New Roman"/>
+        </w:rPr>
+        <w:t xml:space="preserve"> CH</w:t>
+      </w:r>
+      <w:r>
+        <w:rPr>
+          <w:rFonts w:ascii="Times New Roman" w:hAnsi="Times New Roman" w:eastAsia="Times New Roman" w:cs="Times New Roman"/>
+          <w:vertAlign w:val="subscript"/>
+        </w:rPr>
+        <w:t>2</w:t>
+      </w:r>
+      <w:r>
+        <w:rPr>
+          <w:rFonts w:ascii="Times New Roman" w:hAnsi="Times New Roman" w:eastAsia="Times New Roman" w:cs="Times New Roman"/>
+        </w:rPr>
+        <w:t>-CH</w:t>
+      </w:r>
+      <w:r>
+        <w:rPr>
+          <w:rFonts w:ascii="Times New Roman" w:hAnsi="Times New Roman" w:eastAsia="Times New Roman" w:cs="Times New Roman"/>
           <w:vertAlign w:val="superscript"/>
         </w:rPr>
         <w:t>+</w:t>
       </w:r>
       <w:r>
         <w:rPr>
-          <w:rFonts w:hint="eastAsia" w:ascii="Times New Roman" w:hAnsi="Times New Roman" w:eastAsia="FangSong" w:cs="Times New Roman"/>
-        </w:rPr>
-        <w:t>加在</w:t>
-      </w:r>
-      <w:r>
-        <w:rPr>
-          <w:rFonts w:hint="eastAsia" w:ascii="Times New Roman" w:hAnsi="Times New Roman" w:eastAsia="Times New Roman" w:cs="Times New Roman"/>
-        </w:rPr>
-        <w:t>CH</w:t>
-      </w:r>
-      <w:r>
-        <w:rPr>
-          <w:rFonts w:hint="eastAsia" w:ascii="Times New Roman" w:hAnsi="Times New Roman" w:eastAsia="Times New Roman" w:cs="Times New Roman"/>
-          <w:vertAlign w:val="subscript"/>
-        </w:rPr>
-        <w:t>2</w:t>
-      </w:r>
-      <w:r>
-        <w:rPr>
-          <w:rFonts w:hint="eastAsia" w:ascii="Times New Roman" w:hAnsi="Times New Roman" w:eastAsia="FangSong" w:cs="Times New Roman"/>
-        </w:rPr>
-        <w:t>上</w:t>
-      </w:r>
-      <w:r>
-        <w:rPr>
-          <w:rFonts w:hint="eastAsia" w:ascii="Times New Roman" w:hAnsi="Times New Roman" w:eastAsia="Times New Roman" w:cs="Times New Roman"/>
-        </w:rPr>
-        <w:t>：</w:t>
-      </w:r>
-      <w:r>
-        <w:rPr>
-          <w:rFonts w:hint="eastAsia" w:ascii="Times New Roman" w:hAnsi="Times New Roman" w:eastAsia="FangSong" w:cs="Times New Roman"/>
-        </w:rPr>
-        <w:t>形成碳正离子</w:t>
-      </w:r>
-      <w:r>
-        <w:rPr>
-          <w:rFonts w:ascii="Times New Roman" w:hAnsi="Times New Roman" w:eastAsia="Times New Roman" w:cs="Times New Roman"/>
-        </w:rPr>
-        <w:t xml:space="preserve"> CH</w:t>
-      </w:r>
-      <w:r>
-        <w:rPr>
-          <w:rFonts w:ascii="Times New Roman" w:hAnsi="Times New Roman" w:eastAsia="Times New Roman" w:cs="Times New Roman"/>
-          <w:vertAlign w:val="superscript"/>
-        </w:rPr>
-        <w:t>+</w:t>
-      </w:r>
-      <w:r>
-        <w:rPr>
-          <w:rFonts w:ascii="Times New Roman" w:hAnsi="Times New Roman" w:eastAsia="Times New Roman" w:cs="Times New Roman"/>
-        </w:rPr>
-        <w:t>Cl-CH</w:t>
-      </w:r>
-      <w:r>
-        <w:rPr>
-          <w:rFonts w:ascii="Times New Roman" w:hAnsi="Times New Roman" w:eastAsia="Times New Roman" w:cs="Times New Roman"/>
-          <w:vertAlign w:val="subscript"/>
-        </w:rPr>
-        <w:t>2</w:t>
-      </w:r>
-      <w:r>
-        <w:rPr>
-          <w:rFonts w:ascii="Times New Roman" w:hAnsi="Times New Roman" w:eastAsia="Times New Roman" w:cs="Times New Roman"/>
-        </w:rPr>
-        <w:t>E</w:t>
+          <w:rFonts w:ascii="Times New Roman" w:hAnsi="Times New Roman" w:eastAsia="Times New Roman" w:cs="Times New Roman"/>
+        </w:rPr>
+        <w:t>ClE</w:t>
       </w:r>
     </w:p>
     <w:p>
@@ -27345,297 +27524,6 @@
         <w:rPr>
           <w:rFonts w:hint="eastAsia" w:ascii="Times New Roman" w:hAnsi="Times New Roman" w:eastAsia="Times New Roman" w:cs="Times New Roman"/>
         </w:rPr>
-        <w:t>CHCl</w:t>
-      </w:r>
-      <w:r>
-        <w:rPr>
-          <w:rFonts w:hint="eastAsia" w:ascii="Times New Roman" w:hAnsi="Times New Roman" w:eastAsia="FangSong" w:cs="Times New Roman"/>
-        </w:rPr>
-        <w:t>上</w:t>
-      </w:r>
-      <w:r>
-        <w:rPr>
-          <w:rFonts w:hint="eastAsia" w:ascii="Times New Roman" w:hAnsi="Times New Roman" w:eastAsia="Times New Roman" w:cs="Times New Roman"/>
-        </w:rPr>
-        <w:t>，Cl</w:t>
-      </w:r>
-      <w:r>
-        <w:rPr>
-          <w:rFonts w:hint="eastAsia" w:ascii="Times New Roman" w:hAnsi="Times New Roman" w:eastAsia="FangSong" w:cs="Times New Roman"/>
-        </w:rPr>
-        <w:t>的</w:t>
-      </w:r>
-      <w:r>
-        <w:rPr>
-          <w:rFonts w:hint="eastAsia" w:ascii="Times New Roman" w:hAnsi="Times New Roman" w:eastAsia="Times New Roman" w:cs="Times New Roman"/>
-        </w:rPr>
-        <w:t>+C</w:t>
-      </w:r>
-      <w:r>
-        <w:rPr>
-          <w:rFonts w:hint="eastAsia" w:ascii="Times New Roman" w:hAnsi="Times New Roman" w:eastAsia="FangSong" w:cs="Times New Roman"/>
-        </w:rPr>
-        <w:t>效应可通过</w:t>
-      </w:r>
-      <w:r>
-        <w:rPr>
-          <w:rFonts w:hint="eastAsia" w:ascii="Times New Roman" w:hAnsi="Times New Roman" w:eastAsia="Times New Roman" w:cs="Times New Roman"/>
-        </w:rPr>
-        <w:t>p-π</w:t>
-      </w:r>
-      <w:r>
-        <w:rPr>
-          <w:rFonts w:hint="eastAsia" w:ascii="Times New Roman" w:hAnsi="Times New Roman" w:eastAsia="FangSong" w:cs="Times New Roman"/>
-        </w:rPr>
-        <w:t>共轭稳定碳正离子</w:t>
-      </w:r>
-      <w:r>
-        <w:rPr>
-          <w:rFonts w:hint="eastAsia" w:ascii="Times New Roman" w:hAnsi="Times New Roman" w:eastAsia="Times New Roman" w:cs="Times New Roman"/>
-        </w:rPr>
-        <w:t>：</w:t>
-      </w:r>
-      <w:r>
-        <w:rPr>
-          <w:rFonts w:ascii="Times New Roman" w:hAnsi="Times New Roman" w:eastAsia="Times New Roman" w:cs="Times New Roman"/>
-        </w:rPr>
-        <w:t xml:space="preserve"> </w:t>
-      </w:r>
-      <w:r>
-        <w:rPr>
-          <w:rFonts w:ascii="Times New Roman" w:hAnsi="Times New Roman" w:eastAsia="Times New Roman" w:cs="Times New Roman"/>
-        </w:rPr>
-        <w:t>CH</w:t>
-      </w:r>
-      <w:r>
-        <w:rPr>
-          <w:rFonts w:ascii="Times New Roman" w:hAnsi="Times New Roman" w:eastAsia="Times New Roman" w:cs="Times New Roman"/>
-          <w:vertAlign w:val="subscript"/>
-        </w:rPr>
-        <w:t>2</w:t>
-      </w:r>
-      <w:r>
-        <w:rPr>
-          <w:rFonts w:ascii="Times New Roman" w:hAnsi="Times New Roman" w:eastAsia="Times New Roman" w:cs="Times New Roman"/>
-        </w:rPr>
-        <w:t>=CH-Cl + E</w:t>
-      </w:r>
-      <w:r>
-        <w:rPr>
-          <w:rFonts w:ascii="Times New Roman" w:hAnsi="Times New Roman" w:eastAsia="Times New Roman" w:cs="Times New Roman"/>
-          <w:vertAlign w:val="superscript"/>
-        </w:rPr>
-        <w:t>+</w:t>
-      </w:r>
-      <w:r>
-        <w:rPr>
-          <w:rFonts w:ascii="Times New Roman" w:hAnsi="Times New Roman" w:eastAsia="Times New Roman" w:cs="Times New Roman"/>
-        </w:rPr>
-        <w:t xml:space="preserve"> → ECH</w:t>
-      </w:r>
-      <w:r>
-        <w:rPr>
-          <w:rFonts w:ascii="Times New Roman" w:hAnsi="Times New Roman" w:eastAsia="Times New Roman" w:cs="Times New Roman"/>
-          <w:vertAlign w:val="subscript"/>
-        </w:rPr>
-        <w:t>2</w:t>
-      </w:r>
-      <w:r>
-        <w:rPr>
-          <w:rFonts w:ascii="Times New Roman" w:hAnsi="Times New Roman" w:eastAsia="Times New Roman" w:cs="Times New Roman"/>
-        </w:rPr>
-        <w:t>-CH</w:t>
-      </w:r>
-      <w:r>
-        <w:rPr>
-          <w:rFonts w:ascii="Times New Roman" w:hAnsi="Times New Roman" w:eastAsia="Times New Roman" w:cs="Times New Roman"/>
-          <w:vertAlign w:val="superscript"/>
-        </w:rPr>
-        <w:t>+</w:t>
-      </w:r>
-      <w:r>
-        <w:rPr>
-          <w:rFonts w:ascii="Times New Roman" w:hAnsi="Times New Roman" w:eastAsia="Times New Roman" w:cs="Times New Roman"/>
-        </w:rPr>
-        <w:t xml:space="preserve">Cl ⟷ </w:t>
-      </w:r>
-      <w:r>
-        <w:rPr>
-          <w:rFonts w:hint="eastAsia" w:ascii="Times New Roman" w:hAnsi="Times New Roman" w:eastAsia="Times New Roman" w:cs="Times New Roman"/>
-        </w:rPr>
-        <w:t>ECH</w:t>
-      </w:r>
-      <w:r>
-        <w:rPr>
-          <w:rFonts w:hint="eastAsia" w:ascii="Times New Roman" w:hAnsi="Times New Roman" w:eastAsia="Times New Roman" w:cs="Times New Roman"/>
-          <w:vertAlign w:val="subscript"/>
-        </w:rPr>
-        <w:t>2</w:t>
-      </w:r>
-      <w:r>
-        <w:rPr>
-          <w:rFonts w:hint="eastAsia" w:ascii="Times New Roman" w:hAnsi="Times New Roman" w:eastAsia="Times New Roman" w:cs="Times New Roman"/>
-        </w:rPr>
-        <w:t>=CH-Cl</w:t>
-      </w:r>
-      <w:r>
-        <w:rPr>
-          <w:rFonts w:hint="eastAsia" w:ascii="Times New Roman" w:hAnsi="Times New Roman" w:eastAsia="Times New Roman" w:cs="Times New Roman"/>
-          <w:vertAlign w:val="superscript"/>
-        </w:rPr>
-        <w:t>+</w:t>
-      </w:r>
-      <w:r>
-        <w:rPr>
-          <w:rFonts w:hint="eastAsia" w:ascii="Times New Roman" w:hAnsi="Times New Roman" w:eastAsia="Times New Roman" w:cs="Times New Roman"/>
-        </w:rPr>
-        <w:t>（</w:t>
-      </w:r>
-      <w:r>
-        <w:rPr>
-          <w:rFonts w:hint="eastAsia" w:ascii="Times New Roman" w:hAnsi="Times New Roman" w:eastAsia="FangSong" w:cs="Times New Roman"/>
-        </w:rPr>
-        <w:t>共振</w:t>
-      </w:r>
-      <w:r>
-        <w:rPr>
-          <w:rFonts w:hint="eastAsia" w:ascii="Times New Roman" w:hAnsi="Times New Roman" w:eastAsia="Times New Roman" w:cs="Times New Roman"/>
-        </w:rPr>
-        <w:t>，</w:t>
-      </w:r>
-      <w:r>
-        <w:rPr>
-          <w:rFonts w:hint="eastAsia" w:ascii="Times New Roman" w:hAnsi="Times New Roman" w:eastAsia="FangSong" w:cs="Times New Roman"/>
-        </w:rPr>
-        <w:t>正电荷分散到</w:t>
-      </w:r>
-      <w:r>
-        <w:rPr>
-          <w:rFonts w:hint="eastAsia" w:ascii="Times New Roman" w:hAnsi="Times New Roman" w:eastAsia="Times New Roman" w:cs="Times New Roman"/>
-        </w:rPr>
-        <w:t>Cl</w:t>
-      </w:r>
-      <w:r>
-        <w:rPr>
-          <w:rFonts w:hint="eastAsia" w:ascii="Times New Roman" w:hAnsi="Times New Roman" w:eastAsia="FangSong" w:cs="Times New Roman"/>
-        </w:rPr>
-        <w:t>上</w:t>
-      </w:r>
-      <w:r>
-        <w:rPr>
-          <w:rFonts w:hint="eastAsia" w:ascii="Times New Roman" w:hAnsi="Times New Roman" w:eastAsia="Times New Roman" w:cs="Times New Roman"/>
-        </w:rPr>
-        <w:t>）</w:t>
-      </w:r>
-    </w:p>
-    <w:p>
-      <w:pPr>
-        <w:pStyle w:val="Compact"/>
-        <w:numPr>
-          <w:ilvl w:val="1"/>
-          <w:numId w:val="1025"/>
-        </w:numPr>
-      </w:pPr>
-      <w:r>
-        <w:rPr>
-          <w:rFonts w:hint="eastAsia" w:ascii="Times New Roman" w:hAnsi="Times New Roman" w:eastAsia="FangSong" w:cs="Times New Roman"/>
-        </w:rPr>
-        <w:t>若</w:t>
-      </w:r>
-      <w:r>
-        <w:rPr>
-          <w:rFonts w:hint="eastAsia" w:ascii="Times New Roman" w:hAnsi="Times New Roman" w:eastAsia="Times New Roman" w:cs="Times New Roman"/>
-        </w:rPr>
-        <w:t>E</w:t>
-      </w:r>
-      <w:r>
-        <w:rPr>
-          <w:rFonts w:hint="eastAsia" w:ascii="Times New Roman" w:hAnsi="Times New Roman" w:eastAsia="Times New Roman" w:cs="Times New Roman"/>
-          <w:vertAlign w:val="superscript"/>
-        </w:rPr>
-        <w:t>+</w:t>
-      </w:r>
-      <w:r>
-        <w:rPr>
-          <w:rFonts w:hint="eastAsia" w:ascii="Times New Roman" w:hAnsi="Times New Roman" w:eastAsia="FangSong" w:cs="Times New Roman"/>
-        </w:rPr>
-        <w:t>加在</w:t>
-      </w:r>
-      <w:r>
-        <w:rPr>
-          <w:rFonts w:hint="eastAsia" w:ascii="Times New Roman" w:hAnsi="Times New Roman" w:eastAsia="Times New Roman" w:cs="Times New Roman"/>
-        </w:rPr>
-        <w:t>CHCl</w:t>
-      </w:r>
-      <w:r>
-        <w:rPr>
-          <w:rFonts w:hint="eastAsia" w:ascii="Times New Roman" w:hAnsi="Times New Roman" w:eastAsia="FangSong" w:cs="Times New Roman"/>
-        </w:rPr>
-        <w:t>上</w:t>
-      </w:r>
-      <w:r>
-        <w:rPr>
-          <w:rFonts w:hint="eastAsia" w:ascii="Times New Roman" w:hAnsi="Times New Roman" w:eastAsia="Times New Roman" w:cs="Times New Roman"/>
-        </w:rPr>
-        <w:t>：</w:t>
-      </w:r>
-      <w:r>
-        <w:rPr>
-          <w:rFonts w:hint="eastAsia" w:ascii="Times New Roman" w:hAnsi="Times New Roman" w:eastAsia="FangSong" w:cs="Times New Roman"/>
-        </w:rPr>
-        <w:t>形成碳正离子</w:t>
-      </w:r>
-      <w:r>
-        <w:rPr>
-          <w:rFonts w:ascii="Times New Roman" w:hAnsi="Times New Roman" w:eastAsia="Times New Roman" w:cs="Times New Roman"/>
-        </w:rPr>
-        <w:t xml:space="preserve"> CH</w:t>
-      </w:r>
-      <w:r>
-        <w:rPr>
-          <w:rFonts w:ascii="Times New Roman" w:hAnsi="Times New Roman" w:eastAsia="Times New Roman" w:cs="Times New Roman"/>
-          <w:vertAlign w:val="subscript"/>
-        </w:rPr>
-        <w:t>2</w:t>
-      </w:r>
-      <w:r>
-        <w:rPr>
-          <w:rFonts w:ascii="Times New Roman" w:hAnsi="Times New Roman" w:eastAsia="Times New Roman" w:cs="Times New Roman"/>
-        </w:rPr>
-        <w:t>-CH</w:t>
-      </w:r>
-      <w:r>
-        <w:rPr>
-          <w:rFonts w:ascii="Times New Roman" w:hAnsi="Times New Roman" w:eastAsia="Times New Roman" w:cs="Times New Roman"/>
-          <w:vertAlign w:val="superscript"/>
-        </w:rPr>
-        <w:t>+</w:t>
-      </w:r>
-      <w:r>
-        <w:rPr>
-          <w:rFonts w:ascii="Times New Roman" w:hAnsi="Times New Roman" w:eastAsia="Times New Roman" w:cs="Times New Roman"/>
-        </w:rPr>
-        <w:t>ClE</w:t>
-      </w:r>
-    </w:p>
-    <w:p>
-      <w:pPr>
-        <w:pStyle w:val="Compact"/>
-        <w:numPr>
-          <w:ilvl w:val="2"/>
-          <w:numId w:val="1027"/>
-        </w:numPr>
-      </w:pPr>
-      <w:r>
-        <w:rPr>
-          <w:rFonts w:hint="eastAsia" w:ascii="Times New Roman" w:hAnsi="Times New Roman" w:eastAsia="FangSong" w:cs="Times New Roman"/>
-        </w:rPr>
-        <w:t>正电荷在</w:t>
-      </w:r>
-      <w:r>
-        <w:rPr>
-          <w:rFonts w:hint="eastAsia" w:ascii="Times New Roman" w:hAnsi="Times New Roman" w:eastAsia="Times New Roman" w:cs="Times New Roman"/>
-        </w:rPr>
         <w:t>CH</w:t>
       </w:r>
       <w:r>
@@ -27878,8 +27766,8 @@
         </w:pict>
       </w:r>
     </w:p>
-    <w:bookmarkEnd w:id="43"/>
-    <w:bookmarkStart w:id="44" w:name="例6-共轭效应的贯穿性"/>
+    <w:bookmarkEnd w:id="46"/>
+    <w:bookmarkStart w:id="47" w:name="例6-共轭效应的贯穿性"/>
     <w:p>
       <w:pPr>
         <w:pStyle w:val="Heading3"/>
@@ -28601,9 +28489,9 @@
         </w:pict>
       </w:r>
     </w:p>
-    <w:bookmarkEnd w:id="44"/>
-    <w:bookmarkEnd w:id="45"/>
-    <w:bookmarkStart w:id="48" w:name="四拓展与联系"/>
+    <w:bookmarkEnd w:id="47"/>
+    <w:bookmarkEnd w:id="48"/>
+    <w:bookmarkStart w:id="51" w:name="四拓展与联系"/>
     <w:p>
       <w:pPr>
         <w:pStyle w:val="Heading2"/>
@@ -28628,7 +28516,7 @@
         <w:t>拓展与联系</w:t>
       </w:r>
     </w:p>
-    <w:bookmarkStart w:id="46" w:name="与竞赛考点的对接"/>
+    <w:bookmarkStart w:id="49" w:name="与竞赛考点的对接"/>
     <w:p>
       <w:pPr>
         <w:pStyle w:val="Heading3"/>
@@ -29221,8 +29109,8 @@
         </w:tc>
       </w:tr>
     </w:tbl>
-    <w:bookmarkEnd w:id="46"/>
-    <w:bookmarkStart w:id="47" w:name="跨专题连接"/>
+    <w:bookmarkEnd w:id="49"/>
+    <w:bookmarkStart w:id="50" w:name="跨专题连接"/>
     <w:p>
       <w:pPr>
         <w:pStyle w:val="Heading3"/>
@@ -29246,7 +29134,7 @@
         <w:pStyle w:val="Compact"/>
         <w:numPr>
           <w:ilvl w:val="0"/>
-          <w:numId w:val="1028"/>
+          <w:numId w:val="1027"/>
         </w:numPr>
       </w:pPr>
       <w:r>
@@ -29285,7 +29173,7 @@
         <w:pStyle w:val="Compact"/>
         <w:numPr>
           <w:ilvl w:val="0"/>
-          <w:numId w:val="1028"/>
+          <w:numId w:val="1027"/>
         </w:numPr>
       </w:pPr>
       <w:r>
@@ -29324,7 +29212,7 @@
         <w:pStyle w:val="Compact"/>
         <w:numPr>
           <w:ilvl w:val="0"/>
-          <w:numId w:val="1028"/>
+          <w:numId w:val="1027"/>
         </w:numPr>
       </w:pPr>
       <w:r>
@@ -29392,9 +29280,9 @@
         </w:pict>
       </w:r>
     </w:p>
-    <w:bookmarkEnd w:id="47"/>
-    <w:bookmarkEnd w:id="48"/>
-    <w:bookmarkStart w:id="49" w:name="五本节总结速查"/>
+    <w:bookmarkEnd w:id="50"/>
+    <w:bookmarkEnd w:id="51"/>
+    <w:bookmarkStart w:id="52" w:name="五本节总结速查"/>
     <w:p>
       <w:pPr>
         <w:pStyle w:val="Heading2"/>
@@ -30497,8 +30385,8 @@
         </w:pict>
       </w:r>
     </w:p>
-    <w:bookmarkEnd w:id="49"/>
-    <w:bookmarkStart w:id="53" w:name="六练习题"/>
+    <w:bookmarkEnd w:id="52"/>
+    <w:bookmarkStart w:id="56" w:name="六练习题"/>
     <w:p>
       <w:pPr>
         <w:pStyle w:val="Heading2"/>
@@ -30523,7 +30411,7 @@
         <w:t>练习题</w:t>
       </w:r>
     </w:p>
-    <w:bookmarkStart w:id="50" w:name="基础巩固"/>
+    <w:bookmarkStart w:id="53" w:name="基础巩固"/>
     <w:p>
       <w:pPr>
         <w:pStyle w:val="Heading3"/>
@@ -30553,7 +30441,7 @@
         <w:pStyle w:val="Compact"/>
         <w:numPr>
           <w:ilvl w:val="0"/>
-          <w:numId w:val="1029"/>
+          <w:numId w:val="1028"/>
         </w:numPr>
       </w:pPr>
       <w:r>
@@ -30612,7 +30500,7 @@
         <w:pStyle w:val="Compact"/>
         <w:numPr>
           <w:ilvl w:val="0"/>
-          <w:numId w:val="1029"/>
+          <w:numId w:val="1028"/>
         </w:numPr>
       </w:pPr>
       <w:r>
@@ -30687,7 +30575,7 @@
         <w:pStyle w:val="Compact"/>
         <w:numPr>
           <w:ilvl w:val="0"/>
-          <w:numId w:val="1029"/>
+          <w:numId w:val="1028"/>
         </w:numPr>
       </w:pPr>
       <w:r>
@@ -30756,7 +30644,7 @@
         <w:pStyle w:val="Compact"/>
         <w:numPr>
           <w:ilvl w:val="0"/>
-          <w:numId w:val="1029"/>
+          <w:numId w:val="1028"/>
         </w:numPr>
       </w:pPr>
       <w:r>
@@ -30777,7 +30665,7 @@
         <w:pStyle w:val="Compact"/>
         <w:numPr>
           <w:ilvl w:val="1"/>
-          <w:numId w:val="1030"/>
+          <w:numId w:val="1029"/>
         </w:numPr>
       </w:pPr>
       <w:r>
@@ -30844,7 +30732,7 @@
         <w:pStyle w:val="Compact"/>
         <w:numPr>
           <w:ilvl w:val="1"/>
-          <w:numId w:val="1030"/>
+          <w:numId w:val="1029"/>
         </w:numPr>
       </w:pPr>
       <w:r>
@@ -30878,8 +30766,8 @@
         <w:t>对甲苯酚</w:t>
       </w:r>
     </w:p>
-    <w:bookmarkEnd w:id="50"/>
-    <w:bookmarkStart w:id="51" w:name="提高训练"/>
+    <w:bookmarkEnd w:id="53"/>
+    <w:bookmarkStart w:id="54" w:name="提高训练"/>
     <w:p>
       <w:pPr>
         <w:pStyle w:val="Heading3"/>
@@ -30902,6 +30790,470 @@
           <w:rFonts w:hint="eastAsia" w:ascii="Times New Roman" w:hAnsi="Times New Roman" w:eastAsia="Times New Roman" w:cs="Times New Roman"/>
         </w:rPr>
         <w:t>（⭐⭐⭐）</w:t>
+      </w:r>
+    </w:p>
+    <w:p>
+      <w:pPr>
+        <w:pStyle w:val="Compact"/>
+        <w:numPr>
+          <w:ilvl w:val="0"/>
+          <w:numId w:val="1030"/>
+        </w:numPr>
+      </w:pPr>
+      <w:r>
+        <w:rPr>
+          <w:rFonts w:hint="eastAsia" w:ascii="Times New Roman" w:hAnsi="Times New Roman" w:eastAsia="FangSong" w:cs="Times New Roman"/>
+        </w:rPr>
+        <w:t xml:space="preserve">化合物</w:t>
+      </w:r>
+      <w:r>
+        <w:rPr>
+          <w:rFonts w:ascii="Times New Roman" w:hAnsi="Times New Roman" w:eastAsia="Times New Roman" w:cs="Times New Roman"/>
+        </w:rPr>
+        <w:t xml:space="preserve"> C</w:t>
+      </w:r>
+      <w:r>
+        <w:rPr>
+          <w:rFonts w:ascii="Times New Roman" w:hAnsi="Times New Roman" w:eastAsia="Times New Roman" w:cs="Times New Roman"/>
+          <w:vertAlign w:val="subscript"/>
+        </w:rPr>
+        <w:t>6</w:t>
+      </w:r>
+      <w:r>
+        <w:rPr>
+          <w:rFonts w:ascii="Times New Roman" w:hAnsi="Times New Roman" w:eastAsia="Times New Roman" w:cs="Times New Roman"/>
+        </w:rPr>
+        <w:t>H</w:t>
+      </w:r>
+      <w:r>
+        <w:rPr>
+          <w:rFonts w:ascii="Times New Roman" w:hAnsi="Times New Roman" w:eastAsia="Times New Roman" w:cs="Times New Roman"/>
+          <w:vertAlign w:val="subscript"/>
+        </w:rPr>
+        <w:t>12</w:t>
+      </w:r>
+      <w:r>
+        <w:rPr>
+          <w:rFonts w:ascii="Times New Roman" w:hAnsi="Times New Roman" w:eastAsia="Times New Roman" w:cs="Times New Roman"/>
+        </w:rPr>
+        <w:t xml:space="preserve"> </w:t>
+      </w:r>
+      <w:r>
+        <w:rPr>
+          <w:rFonts w:hint="eastAsia" w:ascii="Times New Roman" w:hAnsi="Times New Roman" w:eastAsia="FangSong" w:cs="Times New Roman"/>
+        </w:rPr>
+        <w:t>的烯烃中</w:t>
+      </w:r>
+      <w:r>
+        <w:rPr>
+          <w:rFonts w:hint="eastAsia" w:ascii="Times New Roman" w:hAnsi="Times New Roman" w:eastAsia="Times New Roman" w:cs="Times New Roman"/>
+        </w:rPr>
+        <w:t>，</w:t>
+      </w:r>
+      <w:r>
+        <w:rPr>
+          <w:rFonts w:hint="eastAsia" w:ascii="Times New Roman" w:hAnsi="Times New Roman" w:eastAsia="FangSong" w:cs="Times New Roman"/>
+        </w:rPr>
+        <w:t>哪些有顺反异构</w:t>
+      </w:r>
+      <w:r>
+        <w:rPr>
+          <w:rFonts w:hint="eastAsia" w:ascii="Times New Roman" w:hAnsi="Times New Roman" w:eastAsia="Times New Roman" w:cs="Times New Roman"/>
+        </w:rPr>
+        <w:t>？</w:t>
+      </w:r>
+      <w:r>
+        <w:rPr>
+          <w:rFonts w:hint="eastAsia" w:ascii="Times New Roman" w:hAnsi="Times New Roman" w:eastAsia="FangSong" w:cs="Times New Roman"/>
+        </w:rPr>
+        <w:t>画出并标记</w:t>
+      </w:r>
+      <w:r>
+        <w:rPr>
+          <w:rFonts w:hint="eastAsia" w:ascii="Times New Roman" w:hAnsi="Times New Roman" w:eastAsia="Times New Roman" w:cs="Times New Roman"/>
+        </w:rPr>
+        <w:t>Z/E。</w:t>
+      </w:r>
+    </w:p>
+    <w:p>
+      <w:pPr>
+        <w:pStyle w:val="Compact"/>
+        <w:numPr>
+          <w:ilvl w:val="0"/>
+          <w:numId w:val="1030"/>
+        </w:numPr>
+      </w:pPr>
+      <w:r>
+        <w:rPr>
+          <w:rFonts w:hint="eastAsia" w:ascii="Times New Roman" w:hAnsi="Times New Roman" w:eastAsia="FangSong" w:cs="Times New Roman"/>
+        </w:rPr>
+        <w:t>解释为什么三氟乙酸</w:t>
+      </w:r>
+      <w:r>
+        <w:rPr>
+          <w:rFonts w:hint="eastAsia" w:ascii="Times New Roman" w:hAnsi="Times New Roman" w:eastAsia="Times New Roman" w:cs="Times New Roman"/>
+        </w:rPr>
+        <w:t>(CF</w:t>
+      </w:r>
+      <w:r>
+        <w:rPr>
+          <w:rFonts w:hint="eastAsia" w:ascii="Times New Roman" w:hAnsi="Times New Roman" w:eastAsia="Times New Roman" w:cs="Times New Roman"/>
+          <w:vertAlign w:val="subscript"/>
+        </w:rPr>
+        <w:t>3</w:t>
+      </w:r>
+      <w:r>
+        <w:rPr>
+          <w:rFonts w:hint="eastAsia" w:ascii="Times New Roman" w:hAnsi="Times New Roman" w:eastAsia="Times New Roman" w:cs="Times New Roman"/>
+        </w:rPr>
+        <w:t>COOH)</w:t>
+      </w:r>
+      <w:r>
+        <w:rPr>
+          <w:rFonts w:hint="eastAsia" w:ascii="Times New Roman" w:hAnsi="Times New Roman" w:eastAsia="FangSong" w:cs="Times New Roman"/>
+        </w:rPr>
+        <w:t>的酸性</w:t>
+      </w:r>
+      <w:r>
+        <w:rPr>
+          <w:rFonts w:hint="eastAsia" w:ascii="Times New Roman" w:hAnsi="Times New Roman" w:eastAsia="Times New Roman" w:cs="Times New Roman"/>
+        </w:rPr>
+        <w:t>(pKa=0.23)</w:t>
+      </w:r>
+      <w:r>
+        <w:rPr>
+          <w:rFonts w:hint="eastAsia" w:ascii="Times New Roman" w:hAnsi="Times New Roman" w:eastAsia="FangSong" w:cs="Times New Roman"/>
+        </w:rPr>
+        <w:t>远强于乙酸</w:t>
+      </w:r>
+      <w:r>
+        <w:rPr>
+          <w:rFonts w:hint="eastAsia" w:ascii="Times New Roman" w:hAnsi="Times New Roman" w:eastAsia="Times New Roman" w:cs="Times New Roman"/>
+        </w:rPr>
+        <w:t>(CH</w:t>
+      </w:r>
+      <w:r>
+        <w:rPr>
+          <w:rFonts w:hint="eastAsia" w:ascii="Times New Roman" w:hAnsi="Times New Roman" w:eastAsia="Times New Roman" w:cs="Times New Roman"/>
+          <w:vertAlign w:val="subscript"/>
+        </w:rPr>
+        <w:t>3</w:t>
+      </w:r>
+      <w:r>
+        <w:rPr>
+          <w:rFonts w:hint="eastAsia" w:ascii="Times New Roman" w:hAnsi="Times New Roman" w:eastAsia="Times New Roman" w:cs="Times New Roman"/>
+        </w:rPr>
+        <w:t>COOH，pKa=4.76)？</w:t>
+      </w:r>
+      <w:r>
+        <w:rPr>
+          <w:rFonts w:hint="eastAsia" w:ascii="Times New Roman" w:hAnsi="Times New Roman" w:eastAsia="FangSong" w:cs="Times New Roman"/>
+        </w:rPr>
+        <w:t>用电子效应解释</w:t>
+      </w:r>
+      <w:r>
+        <w:rPr>
+          <w:rFonts w:hint="eastAsia" w:ascii="Times New Roman" w:hAnsi="Times New Roman" w:eastAsia="Times New Roman" w:cs="Times New Roman"/>
+        </w:rPr>
+        <w:t>。</w:t>
+      </w:r>
+    </w:p>
+    <w:p>
+      <w:pPr>
+        <w:pStyle w:val="Compact"/>
+        <w:numPr>
+          <w:ilvl w:val="0"/>
+          <w:numId w:val="1030"/>
+        </w:numPr>
+      </w:pPr>
+      <w:r>
+        <w:rPr>
+          <w:rFonts w:hint="eastAsia" w:ascii="Times New Roman" w:hAnsi="Times New Roman" w:eastAsia="Times New Roman" w:cs="Times New Roman"/>
+        </w:rPr>
+        <w:t>1,2-</w:t>
+      </w:r>
+      <w:r>
+        <w:rPr>
+          <w:rFonts w:hint="eastAsia" w:ascii="Times New Roman" w:hAnsi="Times New Roman" w:eastAsia="FangSong" w:cs="Times New Roman"/>
+        </w:rPr>
+        <w:t>二氯乙烯的沸点</w:t>
+      </w:r>
+      <w:r>
+        <w:rPr>
+          <w:rFonts w:hint="eastAsia" w:ascii="Times New Roman" w:hAnsi="Times New Roman" w:eastAsia="Times New Roman" w:cs="Times New Roman"/>
+        </w:rPr>
+        <w:t>：</w:t>
+      </w:r>
+      <w:r>
+        <w:rPr>
+          <w:rFonts w:hint="eastAsia" w:ascii="Times New Roman" w:hAnsi="Times New Roman" w:eastAsia="FangSong" w:cs="Times New Roman"/>
+        </w:rPr>
+        <w:t>顺式</w:t>
+      </w:r>
+      <w:r>
+        <w:rPr>
+          <w:rFonts w:hint="eastAsia" w:ascii="Times New Roman" w:hAnsi="Times New Roman" w:eastAsia="Times New Roman" w:cs="Times New Roman"/>
+        </w:rPr>
+        <w:t>(60.3°C)</w:t>
+      </w:r>
+      <w:r>
+        <w:rPr>
+          <w:rFonts w:ascii="Times New Roman" w:hAnsi="Times New Roman" w:eastAsia="Times New Roman" w:cs="Times New Roman"/>
+        </w:rPr>
+        <w:t xml:space="preserve"> &gt; </w:t>
+      </w:r>
+      <w:r>
+        <w:rPr>
+          <w:rFonts w:hint="eastAsia" w:ascii="Times New Roman" w:hAnsi="Times New Roman" w:eastAsia="FangSong" w:cs="Times New Roman"/>
+        </w:rPr>
+        <w:t>反式</w:t>
+      </w:r>
+      <w:r>
+        <w:rPr>
+          <w:rFonts w:hint="eastAsia" w:ascii="Times New Roman" w:hAnsi="Times New Roman" w:eastAsia="Times New Roman" w:cs="Times New Roman"/>
+        </w:rPr>
+        <w:t>(47.5°C)，</w:t>
+      </w:r>
+      <w:r>
+        <w:rPr>
+          <w:rFonts w:hint="eastAsia" w:ascii="Times New Roman" w:hAnsi="Times New Roman" w:eastAsia="FangSong" w:cs="Times New Roman"/>
+        </w:rPr>
+        <w:t>请解释原因</w:t>
+      </w:r>
+      <w:r>
+        <w:rPr>
+          <w:rFonts w:hint="eastAsia" w:ascii="Times New Roman" w:hAnsi="Times New Roman" w:eastAsia="Times New Roman" w:cs="Times New Roman"/>
+        </w:rPr>
+        <w:t>。</w:t>
+      </w:r>
+    </w:p>
+    <w:p>
+      <w:pPr>
+        <w:pStyle w:val="Compact"/>
+        <w:numPr>
+          <w:ilvl w:val="0"/>
+          <w:numId w:val="1030"/>
+        </w:numPr>
+      </w:pPr>
+      <w:r>
+        <w:rPr>
+          <w:rFonts w:hint="eastAsia" w:ascii="Times New Roman" w:hAnsi="Times New Roman" w:eastAsia="FangSong" w:cs="Times New Roman"/>
+        </w:rPr>
+        <w:t>对下列碳正离子按稳定性排序</w:t>
+      </w:r>
+      <w:r>
+        <w:rPr>
+          <w:rFonts w:hint="eastAsia" w:ascii="Times New Roman" w:hAnsi="Times New Roman" w:eastAsia="Times New Roman" w:cs="Times New Roman"/>
+        </w:rPr>
+        <w:t>，</w:t>
+      </w:r>
+      <w:r>
+        <w:rPr>
+          <w:rFonts w:hint="eastAsia" w:ascii="Times New Roman" w:hAnsi="Times New Roman" w:eastAsia="FangSong" w:cs="Times New Roman"/>
+        </w:rPr>
+        <w:t>并解释</w:t>
+      </w:r>
+      <w:r>
+        <w:rPr>
+          <w:rFonts w:hint="eastAsia" w:ascii="Times New Roman" w:hAnsi="Times New Roman" w:eastAsia="Times New Roman" w:cs="Times New Roman"/>
+        </w:rPr>
+        <w:t>：</w:t>
+      </w:r>
+      <w:r>
+        <w:rPr>
+          <w:rFonts w:ascii="Times New Roman" w:hAnsi="Times New Roman" w:eastAsia="Times New Roman" w:cs="Times New Roman"/>
+        </w:rPr>
+        <w:t xml:space="preserve"> </w:t>
+      </w:r>
+      <w:r>
+        <w:rPr>
+          <w:rFonts w:ascii="Times New Roman" w:hAnsi="Times New Roman" w:eastAsia="Times New Roman" w:cs="Times New Roman"/>
+        </w:rPr>
+        <w:t>(CH</w:t>
+      </w:r>
+      <w:r>
+        <w:rPr>
+          <w:rFonts w:ascii="Times New Roman" w:hAnsi="Times New Roman" w:eastAsia="Times New Roman" w:cs="Times New Roman"/>
+          <w:vertAlign w:val="subscript"/>
+        </w:rPr>
+        <w:t>3</w:t>
+      </w:r>
+      <w:r>
+        <w:rPr>
+          <w:rFonts w:ascii="Times New Roman" w:hAnsi="Times New Roman" w:eastAsia="Times New Roman" w:cs="Times New Roman"/>
+        </w:rPr>
+        <w:t>)</w:t>
+      </w:r>
+      <w:r>
+        <w:rPr>
+          <w:rFonts w:ascii="Times New Roman" w:hAnsi="Times New Roman" w:eastAsia="Times New Roman" w:cs="Times New Roman"/>
+          <w:vertAlign w:val="subscript"/>
+        </w:rPr>
+        <w:t>3</w:t>
+      </w:r>
+      <w:r>
+        <w:rPr>
+          <w:rFonts w:ascii="Times New Roman" w:hAnsi="Times New Roman" w:eastAsia="Times New Roman" w:cs="Times New Roman"/>
+        </w:rPr>
+        <w:t>C</w:t>
+      </w:r>
+      <w:r>
+        <w:rPr>
+          <w:rFonts w:ascii="Times New Roman" w:hAnsi="Times New Roman" w:eastAsia="Times New Roman" w:cs="Times New Roman"/>
+          <w:vertAlign w:val="superscript"/>
+        </w:rPr>
+        <w:t>+</w:t>
+      </w:r>
+      <w:r>
+        <w:rPr>
+          <w:rFonts w:ascii="Times New Roman" w:hAnsi="Times New Roman" w:eastAsia="Times New Roman" w:cs="Times New Roman"/>
+        </w:rPr>
+        <w:t>、CH</w:t>
+      </w:r>
+      <w:r>
+        <w:rPr>
+          <w:rFonts w:ascii="Times New Roman" w:hAnsi="Times New Roman" w:eastAsia="Times New Roman" w:cs="Times New Roman"/>
+          <w:vertAlign w:val="subscript"/>
+        </w:rPr>
+        <w:t>3</w:t>
+      </w:r>
+      <w:r>
+        <w:rPr>
+          <w:rFonts w:ascii="Times New Roman" w:hAnsi="Times New Roman" w:eastAsia="Times New Roman" w:cs="Times New Roman"/>
+        </w:rPr>
+        <w:t>CH</w:t>
+      </w:r>
+      <w:r>
+        <w:rPr>
+          <w:rFonts w:ascii="Times New Roman" w:hAnsi="Times New Roman" w:eastAsia="Times New Roman" w:cs="Times New Roman"/>
+          <w:vertAlign w:val="subscript"/>
+        </w:rPr>
+        <w:t>2</w:t>
+      </w:r>
+      <w:r>
+        <w:rPr>
+          <w:rFonts w:ascii="Times New Roman" w:hAnsi="Times New Roman" w:eastAsia="Times New Roman" w:cs="Times New Roman"/>
+          <w:vertAlign w:val="superscript"/>
+        </w:rPr>
+        <w:t>+</w:t>
+      </w:r>
+      <w:r>
+        <w:rPr>
+          <w:rFonts w:ascii="Times New Roman" w:hAnsi="Times New Roman" w:eastAsia="Times New Roman" w:cs="Times New Roman"/>
+        </w:rPr>
+        <w:t>、CH</w:t>
+      </w:r>
+      <w:r>
+        <w:rPr>
+          <w:rFonts w:ascii="Times New Roman" w:hAnsi="Times New Roman" w:eastAsia="Times New Roman" w:cs="Times New Roman"/>
+          <w:vertAlign w:val="subscript"/>
+        </w:rPr>
+        <w:t>3</w:t>
+      </w:r>
+      <w:r>
+        <w:rPr>
+          <w:rFonts w:ascii="Times New Roman" w:hAnsi="Times New Roman" w:eastAsia="Times New Roman" w:cs="Times New Roman"/>
+          <w:vertAlign w:val="superscript"/>
+        </w:rPr>
+        <w:t>+</w:t>
+      </w:r>
+      <w:r>
+        <w:rPr>
+          <w:rFonts w:ascii="Times New Roman" w:hAnsi="Times New Roman" w:eastAsia="Times New Roman" w:cs="Times New Roman"/>
+        </w:rPr>
+        <w:t>、(CH</w:t>
+      </w:r>
+      <w:r>
+        <w:rPr>
+          <w:rFonts w:ascii="Times New Roman" w:hAnsi="Times New Roman" w:eastAsia="Times New Roman" w:cs="Times New Roman"/>
+          <w:vertAlign w:val="subscript"/>
+        </w:rPr>
+        <w:t>3</w:t>
+      </w:r>
+      <w:r>
+        <w:rPr>
+          <w:rFonts w:ascii="Times New Roman" w:hAnsi="Times New Roman" w:eastAsia="Times New Roman" w:cs="Times New Roman"/>
+        </w:rPr>
+        <w:t>)</w:t>
+      </w:r>
+      <w:r>
+        <w:rPr>
+          <w:rFonts w:ascii="Times New Roman" w:hAnsi="Times New Roman" w:eastAsia="Times New Roman" w:cs="Times New Roman"/>
+          <w:vertAlign w:val="subscript"/>
+        </w:rPr>
+        <w:t>2</w:t>
+      </w:r>
+      <w:r>
+        <w:rPr>
+          <w:rFonts w:ascii="Times New Roman" w:hAnsi="Times New Roman" w:eastAsia="Times New Roman" w:cs="Times New Roman"/>
+        </w:rPr>
+        <w:t>CH</w:t>
+      </w:r>
+      <w:r>
+        <w:rPr>
+          <w:rFonts w:ascii="Times New Roman" w:hAnsi="Times New Roman" w:eastAsia="Times New Roman" w:cs="Times New Roman"/>
+          <w:vertAlign w:val="superscript"/>
+        </w:rPr>
+        <w:t>+</w:t>
+      </w:r>
+      <w:r>
+        <w:rPr>
+          <w:rFonts w:ascii="Times New Roman" w:hAnsi="Times New Roman" w:eastAsia="Times New Roman" w:cs="Times New Roman"/>
+        </w:rPr>
+        <w:t>、CH</w:t>
+      </w:r>
+      <w:r>
+        <w:rPr>
+          <w:rFonts w:ascii="Times New Roman" w:hAnsi="Times New Roman" w:eastAsia="Times New Roman" w:cs="Times New Roman"/>
+          <w:vertAlign w:val="subscript"/>
+        </w:rPr>
+        <w:t>2</w:t>
+      </w:r>
+      <w:r>
+        <w:rPr>
+          <w:rFonts w:ascii="Times New Roman" w:hAnsi="Times New Roman" w:eastAsia="Times New Roman" w:cs="Times New Roman"/>
+        </w:rPr>
+        <w:t>=CH-CH</w:t>
+      </w:r>
+      <w:r>
+        <w:rPr>
+          <w:rFonts w:ascii="Times New Roman" w:hAnsi="Times New Roman" w:eastAsia="Times New Roman" w:cs="Times New Roman"/>
+          <w:vertAlign w:val="subscript"/>
+        </w:rPr>
+        <w:t>2</w:t>
+      </w:r>
+      <w:r>
+        <w:rPr>
+          <w:rFonts w:ascii="Times New Roman" w:hAnsi="Times New Roman" w:eastAsia="Times New Roman" w:cs="Times New Roman"/>
+          <w:vertAlign w:val="superscript"/>
+        </w:rPr>
+        <w:t>+</w:t>
+      </w:r>
+    </w:p>
+    <w:bookmarkEnd w:id="54"/>
+    <w:bookmarkStart w:id="55" w:name="挑战"/>
+    <w:p>
+      <w:pPr>
+        <w:pStyle w:val="Heading3"/>
+        <w:spacing w:before="280" w:after="120"/>
+      </w:pPr>
+      <w:r>
+        <w:rPr>
+          <w:rFonts w:ascii="Times New Roman" w:hAnsi="Times New Roman" w:eastAsia="Times New Roman" w:cs="Times New Roman"/>
+        </w:rPr>
+        <w:t xml:space="preserve">6.3 </w:t>
+      </w:r>
+      <w:r>
+        <w:rPr>
+          <w:rFonts w:hint="eastAsia" w:ascii="Times New Roman" w:hAnsi="Times New Roman" w:eastAsia="SimHei" w:cs="Times New Roman"/>
+        </w:rPr>
+        <w:t>挑战</w:t>
+      </w:r>
+      <w:r>
+        <w:rPr>
+          <w:rFonts w:hint="eastAsia" w:ascii="Times New Roman" w:hAnsi="Times New Roman" w:eastAsia="Times New Roman" w:cs="Times New Roman"/>
+        </w:rPr>
+        <w:t>（⭐⭐⭐⭐⭐）</w:t>
       </w:r>
     </w:p>
     <w:p>
@@ -30914,77 +31266,45 @@
       </w:pPr>
       <w:r>
         <w:rPr>
-          <w:rFonts w:hint="eastAsia" w:ascii="Times New Roman" w:hAnsi="Times New Roman" w:eastAsia="FangSong" w:cs="Times New Roman"/>
-        </w:rPr>
-        <w:t xml:space="preserve">化合物</w:t>
-      </w:r>
-      <w:r>
-        <w:rPr>
-          <w:rFonts w:ascii="Times New Roman" w:hAnsi="Times New Roman" w:eastAsia="Times New Roman" w:cs="Times New Roman"/>
-        </w:rPr>
-        <w:t xml:space="preserve"> C</w:t>
-      </w:r>
-      <w:r>
-        <w:rPr>
-          <w:rFonts w:ascii="Times New Roman" w:hAnsi="Times New Roman" w:eastAsia="Times New Roman" w:cs="Times New Roman"/>
-          <w:vertAlign w:val="subscript"/>
-        </w:rPr>
-        <w:t>6</w:t>
-      </w:r>
-      <w:r>
-        <w:rPr>
-          <w:rFonts w:ascii="Times New Roman" w:hAnsi="Times New Roman" w:eastAsia="Times New Roman" w:cs="Times New Roman"/>
-        </w:rPr>
-        <w:t>H</w:t>
-      </w:r>
-      <w:r>
-        <w:rPr>
-          <w:rFonts w:ascii="Times New Roman" w:hAnsi="Times New Roman" w:eastAsia="Times New Roman" w:cs="Times New Roman"/>
-          <w:vertAlign w:val="subscript"/>
-        </w:rPr>
-        <w:t>12</w:t>
-      </w:r>
-      <w:r>
-        <w:rPr>
-          <w:rFonts w:ascii="Times New Roman" w:hAnsi="Times New Roman" w:eastAsia="Times New Roman" w:cs="Times New Roman"/>
-        </w:rPr>
-        <w:t xml:space="preserve"> </w:t>
-      </w:r>
-      <w:r>
-        <w:rPr>
-          <w:rFonts w:hint="eastAsia" w:ascii="Times New Roman" w:hAnsi="Times New Roman" w:eastAsia="FangSong" w:cs="Times New Roman"/>
-        </w:rPr>
-        <w:t>的烯烃中</w:t>
-      </w:r>
-      <w:r>
-        <w:rPr>
-          <w:rFonts w:hint="eastAsia" w:ascii="Times New Roman" w:hAnsi="Times New Roman" w:eastAsia="Times New Roman" w:cs="Times New Roman"/>
-        </w:rPr>
-        <w:t>，</w:t>
-      </w:r>
-      <w:r>
-        <w:rPr>
-          <w:rFonts w:hint="eastAsia" w:ascii="Times New Roman" w:hAnsi="Times New Roman" w:eastAsia="FangSong" w:cs="Times New Roman"/>
-        </w:rPr>
-        <w:t>哪些有顺反异构</w:t>
-      </w:r>
-      <w:r>
-        <w:rPr>
-          <w:rFonts w:hint="eastAsia" w:ascii="Times New Roman" w:hAnsi="Times New Roman" w:eastAsia="Times New Roman" w:cs="Times New Roman"/>
-        </w:rPr>
-        <w:t>？</w:t>
-      </w:r>
-      <w:r>
-        <w:rPr>
-          <w:rFonts w:hint="eastAsia" w:ascii="Times New Roman" w:hAnsi="Times New Roman" w:eastAsia="FangSong" w:cs="Times New Roman"/>
-        </w:rPr>
-        <w:t>画出并标记</w:t>
-      </w:r>
-      <w:r>
-        <w:rPr>
-          <w:rFonts w:hint="eastAsia" w:ascii="Times New Roman" w:hAnsi="Times New Roman" w:eastAsia="Times New Roman" w:cs="Times New Roman"/>
-        </w:rPr>
-        <w:t>Z/E。</w:t>
+          <w:rFonts w:hint="eastAsia" w:ascii="Times New Roman" w:hAnsi="Times New Roman" w:eastAsia="Times New Roman" w:cs="Times New Roman"/>
+        </w:rPr>
+        <w:t>2,3,4-</w:t>
+      </w:r>
+      <w:r>
+        <w:rPr>
+          <w:rFonts w:hint="eastAsia" w:ascii="Times New Roman" w:hAnsi="Times New Roman" w:eastAsia="FangSong" w:cs="Times New Roman"/>
+        </w:rPr>
+        <w:t>三氯戊烷有多少种立体异构体</w:t>
+      </w:r>
+      <w:r>
+        <w:rPr>
+          <w:rFonts w:hint="eastAsia" w:ascii="Times New Roman" w:hAnsi="Times New Roman" w:eastAsia="Times New Roman" w:cs="Times New Roman"/>
+        </w:rPr>
+        <w:t>？（</w:t>
+      </w:r>
+      <w:r>
+        <w:rPr>
+          <w:rFonts w:hint="eastAsia" w:ascii="Times New Roman" w:hAnsi="Times New Roman" w:eastAsia="FangSong" w:cs="Times New Roman"/>
+        </w:rPr>
+        <w:t>提示</w:t>
+      </w:r>
+      <w:r>
+        <w:rPr>
+          <w:rFonts w:hint="eastAsia" w:ascii="Times New Roman" w:hAnsi="Times New Roman" w:eastAsia="Times New Roman" w:cs="Times New Roman"/>
+        </w:rPr>
+        <w:t>：</w:t>
+      </w:r>
+      <w:r>
+        <w:rPr>
+          <w:rFonts w:hint="eastAsia" w:ascii="Times New Roman" w:hAnsi="Times New Roman" w:eastAsia="FangSong" w:cs="Times New Roman"/>
+        </w:rPr>
+        <w:t>考虑内消旋体</w:t>
+      </w:r>
+      <w:r>
+        <w:rPr>
+          <w:rFonts w:hint="eastAsia" w:ascii="Times New Roman" w:hAnsi="Times New Roman" w:eastAsia="Times New Roman" w:cs="Times New Roman"/>
+        </w:rPr>
+        <w:t>）</w:t>
       </w:r>
     </w:p>
     <w:p>
@@ -30999,69 +31319,211 @@
         <w:rPr>
           <w:rFonts w:hint="eastAsia" w:ascii="Times New Roman" w:hAnsi="Times New Roman" w:eastAsia="FangSong" w:cs="Times New Roman"/>
         </w:rPr>
-        <w:t>解释为什么三氟乙酸</w:t>
-      </w:r>
-      <w:r>
-        <w:rPr>
-          <w:rFonts w:hint="eastAsia" w:ascii="Times New Roman" w:hAnsi="Times New Roman" w:eastAsia="Times New Roman" w:cs="Times New Roman"/>
-        </w:rPr>
-        <w:t>(CF</w:t>
+        <w:t>化合物</w:t>
+      </w:r>
+      <w:r>
+        <w:rPr>
+          <w:rFonts w:hint="eastAsia" w:ascii="Times New Roman" w:hAnsi="Times New Roman" w:eastAsia="Times New Roman" w:cs="Times New Roman"/>
+        </w:rPr>
+        <w:t>(A)</w:t>
+      </w:r>
+      <w:r>
+        <w:rPr>
+          <w:rFonts w:hint="eastAsia" w:ascii="Times New Roman" w:hAnsi="Times New Roman" w:eastAsia="FangSong" w:cs="Times New Roman"/>
+        </w:rPr>
+        <w:t>分子式</w:t>
+      </w:r>
+      <w:r>
+        <w:rPr>
+          <w:rFonts w:ascii="Times New Roman" w:hAnsi="Times New Roman" w:eastAsia="Times New Roman" w:cs="Times New Roman"/>
+        </w:rPr>
+        <w:t xml:space="preserve"> </w:t>
+      </w:r>
+      <w:r>
+        <w:rPr>
+          <w:rFonts w:hint="eastAsia" w:ascii="Times New Roman" w:hAnsi="Times New Roman" w:eastAsia="Times New Roman" w:cs="Times New Roman"/>
+        </w:rPr>
+        <w:t>C</w:t>
       </w:r>
       <w:r>
         <w:rPr>
           <w:rFonts w:hint="eastAsia" w:ascii="Times New Roman" w:hAnsi="Times New Roman" w:eastAsia="Times New Roman" w:cs="Times New Roman"/>
           <w:vertAlign w:val="subscript"/>
         </w:rPr>
-        <w:t>3</w:t>
-      </w:r>
-      <w:r>
-        <w:rPr>
-          <w:rFonts w:hint="eastAsia" w:ascii="Times New Roman" w:hAnsi="Times New Roman" w:eastAsia="Times New Roman" w:cs="Times New Roman"/>
-        </w:rPr>
-        <w:t>COOH)</w:t>
-      </w:r>
-      <w:r>
-        <w:rPr>
-          <w:rFonts w:hint="eastAsia" w:ascii="Times New Roman" w:hAnsi="Times New Roman" w:eastAsia="FangSong" w:cs="Times New Roman"/>
-        </w:rPr>
-        <w:t>的酸性</w:t>
-      </w:r>
-      <w:r>
-        <w:rPr>
-          <w:rFonts w:hint="eastAsia" w:ascii="Times New Roman" w:hAnsi="Times New Roman" w:eastAsia="Times New Roman" w:cs="Times New Roman"/>
-        </w:rPr>
-        <w:t>(pKa=0.23)</w:t>
-      </w:r>
-      <w:r>
-        <w:rPr>
-          <w:rFonts w:hint="eastAsia" w:ascii="Times New Roman" w:hAnsi="Times New Roman" w:eastAsia="FangSong" w:cs="Times New Roman"/>
-        </w:rPr>
-        <w:t>远强于乙酸</w:t>
-      </w:r>
-      <w:r>
-        <w:rPr>
-          <w:rFonts w:hint="eastAsia" w:ascii="Times New Roman" w:hAnsi="Times New Roman" w:eastAsia="Times New Roman" w:cs="Times New Roman"/>
-        </w:rPr>
-        <w:t>(CH</w:t>
+        <w:t>8</w:t>
+      </w:r>
+      <w:r>
+        <w:rPr>
+          <w:rFonts w:hint="eastAsia" w:ascii="Times New Roman" w:hAnsi="Times New Roman" w:eastAsia="Times New Roman" w:cs="Times New Roman"/>
+        </w:rPr>
+        <w:t>H</w:t>
       </w:r>
       <w:r>
         <w:rPr>
           <w:rFonts w:hint="eastAsia" w:ascii="Times New Roman" w:hAnsi="Times New Roman" w:eastAsia="Times New Roman" w:cs="Times New Roman"/>
           <w:vertAlign w:val="subscript"/>
         </w:rPr>
-        <w:t>3</w:t>
-      </w:r>
-      <w:r>
-        <w:rPr>
-          <w:rFonts w:hint="eastAsia" w:ascii="Times New Roman" w:hAnsi="Times New Roman" w:eastAsia="Times New Roman" w:cs="Times New Roman"/>
-        </w:rPr>
-        <w:t>COOH，pKa=4.76)？</w:t>
-      </w:r>
-      <w:r>
-        <w:rPr>
-          <w:rFonts w:hint="eastAsia" w:ascii="Times New Roman" w:hAnsi="Times New Roman" w:eastAsia="FangSong" w:cs="Times New Roman"/>
-        </w:rPr>
-        <w:t>用电子效应解释</w:t>
+        <w:t>14</w:t>
+      </w:r>
+      <w:r>
+        <w:rPr>
+          <w:rFonts w:hint="eastAsia" w:ascii="Times New Roman" w:hAnsi="Times New Roman" w:eastAsia="Times New Roman" w:cs="Times New Roman"/>
+        </w:rPr>
+        <w:t>，</w:t>
+      </w:r>
+      <w:r>
+        <w:rPr>
+          <w:rFonts w:hint="eastAsia" w:ascii="Times New Roman" w:hAnsi="Times New Roman" w:eastAsia="FangSong" w:cs="Times New Roman"/>
+        </w:rPr>
+        <w:t>可使</w:t>
+      </w:r>
+      <w:r>
+        <w:rPr>
+          <w:rFonts w:hint="eastAsia" w:ascii="Times New Roman" w:hAnsi="Times New Roman" w:eastAsia="Times New Roman" w:cs="Times New Roman"/>
+        </w:rPr>
+        <w:t>Br</w:t>
+      </w:r>
+      <w:r>
+        <w:rPr>
+          <w:rFonts w:hint="eastAsia" w:ascii="Times New Roman" w:hAnsi="Times New Roman" w:eastAsia="Times New Roman" w:cs="Times New Roman"/>
+          <w:vertAlign w:val="subscript"/>
+        </w:rPr>
+        <w:t>2</w:t>
+      </w:r>
+      <w:r>
+        <w:rPr>
+          <w:rFonts w:hint="eastAsia" w:ascii="Times New Roman" w:hAnsi="Times New Roman" w:eastAsia="Times New Roman" w:cs="Times New Roman"/>
+        </w:rPr>
+        <w:t>/CCl</w:t>
+      </w:r>
+      <w:r>
+        <w:rPr>
+          <w:rFonts w:hint="eastAsia" w:ascii="Times New Roman" w:hAnsi="Times New Roman" w:eastAsia="Times New Roman" w:cs="Times New Roman"/>
+          <w:vertAlign w:val="subscript"/>
+        </w:rPr>
+        <w:t>4</w:t>
+      </w:r>
+      <w:r>
+        <w:rPr>
+          <w:rFonts w:hint="eastAsia" w:ascii="Times New Roman" w:hAnsi="Times New Roman" w:eastAsia="FangSong" w:cs="Times New Roman"/>
+        </w:rPr>
+        <w:t>褪色</w:t>
+      </w:r>
+      <w:r>
+        <w:rPr>
+          <w:rFonts w:hint="eastAsia" w:ascii="Times New Roman" w:hAnsi="Times New Roman" w:eastAsia="Times New Roman" w:cs="Times New Roman"/>
+        </w:rPr>
+        <w:t>，</w:t>
+      </w:r>
+      <w:r>
+        <w:rPr>
+          <w:rFonts w:hint="eastAsia" w:ascii="Times New Roman" w:hAnsi="Times New Roman" w:eastAsia="FangSong" w:cs="Times New Roman"/>
+        </w:rPr>
+        <w:t>催化加氢得</w:t>
+      </w:r>
+      <w:r>
+        <w:rPr>
+          <w:rFonts w:ascii="Times New Roman" w:hAnsi="Times New Roman" w:eastAsia="Times New Roman" w:cs="Times New Roman"/>
+        </w:rPr>
+        <w:t xml:space="preserve"> </w:t>
+      </w:r>
+      <w:r>
+        <w:rPr>
+          <w:rFonts w:hint="eastAsia" w:ascii="Times New Roman" w:hAnsi="Times New Roman" w:eastAsia="Times New Roman" w:cs="Times New Roman"/>
+        </w:rPr>
+        <w:t>C</w:t>
+      </w:r>
+      <w:r>
+        <w:rPr>
+          <w:rFonts w:hint="eastAsia" w:ascii="Times New Roman" w:hAnsi="Times New Roman" w:eastAsia="Times New Roman" w:cs="Times New Roman"/>
+          <w:vertAlign w:val="subscript"/>
+        </w:rPr>
+        <w:t>8</w:t>
+      </w:r>
+      <w:r>
+        <w:rPr>
+          <w:rFonts w:hint="eastAsia" w:ascii="Times New Roman" w:hAnsi="Times New Roman" w:eastAsia="Times New Roman" w:cs="Times New Roman"/>
+        </w:rPr>
+        <w:t>H</w:t>
+      </w:r>
+      <w:r>
+        <w:rPr>
+          <w:rFonts w:hint="eastAsia" w:ascii="Times New Roman" w:hAnsi="Times New Roman" w:eastAsia="Times New Roman" w:cs="Times New Roman"/>
+          <w:vertAlign w:val="subscript"/>
+        </w:rPr>
+        <w:t>18</w:t>
+      </w:r>
+      <w:r>
+        <w:rPr>
+          <w:rFonts w:hint="eastAsia" w:ascii="Times New Roman" w:hAnsi="Times New Roman" w:eastAsia="Times New Roman" w:cs="Times New Roman"/>
+        </w:rPr>
+        <w:t>。A</w:t>
+      </w:r>
+      <w:r>
+        <w:rPr>
+          <w:rFonts w:hint="eastAsia" w:ascii="Times New Roman" w:hAnsi="Times New Roman" w:eastAsia="FangSong" w:cs="Times New Roman"/>
+        </w:rPr>
+        <w:t>有</w:t>
+      </w:r>
+      <w:r>
+        <w:rPr>
+          <w:rFonts w:hint="eastAsia" w:ascii="Times New Roman" w:hAnsi="Times New Roman" w:eastAsia="Times New Roman" w:cs="Times New Roman"/>
+        </w:rPr>
+        <w:t>6</w:t>
+      </w:r>
+      <w:r>
+        <w:rPr>
+          <w:rFonts w:hint="eastAsia" w:ascii="Times New Roman" w:hAnsi="Times New Roman" w:eastAsia="FangSong" w:cs="Times New Roman"/>
+        </w:rPr>
+        <w:t>种一氯代物</w:t>
+      </w:r>
+      <w:r>
+        <w:rPr>
+          <w:rFonts w:hint="eastAsia" w:ascii="Times New Roman" w:hAnsi="Times New Roman" w:eastAsia="Times New Roman" w:cs="Times New Roman"/>
+        </w:rPr>
+        <w:t>，</w:t>
+      </w:r>
+      <w:r>
+        <w:rPr>
+          <w:rFonts w:hint="eastAsia" w:ascii="Times New Roman" w:hAnsi="Times New Roman" w:eastAsia="FangSong" w:cs="Times New Roman"/>
+        </w:rPr>
+        <w:t>且</w:t>
+      </w:r>
+      <w:r>
+        <w:rPr>
+          <w:rFonts w:hint="eastAsia" w:ascii="Times New Roman" w:hAnsi="Times New Roman" w:eastAsia="Times New Roman" w:cs="Times New Roman"/>
+        </w:rPr>
+        <w:t>A</w:t>
+      </w:r>
+      <w:r>
+        <w:rPr>
+          <w:rFonts w:hint="eastAsia" w:ascii="Times New Roman" w:hAnsi="Times New Roman" w:eastAsia="FangSong" w:cs="Times New Roman"/>
+        </w:rPr>
+        <w:t>有顺反异构</w:t>
+      </w:r>
+      <w:r>
+        <w:rPr>
+          <w:rFonts w:hint="eastAsia" w:ascii="Times New Roman" w:hAnsi="Times New Roman" w:eastAsia="Times New Roman" w:cs="Times New Roman"/>
+        </w:rPr>
+        <w:t>。</w:t>
+      </w:r>
+      <w:r>
+        <w:rPr>
+          <w:rFonts w:hint="eastAsia" w:ascii="Times New Roman" w:hAnsi="Times New Roman" w:eastAsia="FangSong" w:cs="Times New Roman"/>
+        </w:rPr>
+        <w:t>推测</w:t>
+      </w:r>
+      <w:r>
+        <w:rPr>
+          <w:rFonts w:hint="eastAsia" w:ascii="Times New Roman" w:hAnsi="Times New Roman" w:eastAsia="Times New Roman" w:cs="Times New Roman"/>
+        </w:rPr>
+        <w:t>A</w:t>
+      </w:r>
+      <w:r>
+        <w:rPr>
+          <w:rFonts w:hint="eastAsia" w:ascii="Times New Roman" w:hAnsi="Times New Roman" w:eastAsia="FangSong" w:cs="Times New Roman"/>
+        </w:rPr>
+        <w:t>的可能结构</w:t>
       </w:r>
       <w:r>
         <w:rPr>
@@ -31072,300 +31534,27 @@
     </w:p>
     <w:p>
       <w:pPr>
-        <w:pStyle w:val="Compact"/>
-        <w:numPr>
-          <w:ilvl w:val="0"/>
-          <w:numId w:val="1031"/>
-        </w:numPr>
+        <w:spacing w:before="160" w:after="80"/>
       </w:pPr>
       <w:r>
-        <w:rPr>
-          <w:rFonts w:hint="eastAsia" w:ascii="Times New Roman" w:hAnsi="Times New Roman" w:eastAsia="Times New Roman" w:cs="Times New Roman"/>
-        </w:rPr>
-        <w:t>1,2-</w:t>
-      </w:r>
-      <w:r>
-        <w:rPr>
-          <w:rFonts w:hint="eastAsia" w:ascii="Times New Roman" w:hAnsi="Times New Roman" w:eastAsia="FangSong" w:cs="Times New Roman"/>
-        </w:rPr>
-        <w:t>二氯乙烯的沸点</w:t>
-      </w:r>
-      <w:r>
-        <w:rPr>
-          <w:rFonts w:hint="eastAsia" w:ascii="Times New Roman" w:hAnsi="Times New Roman" w:eastAsia="Times New Roman" w:cs="Times New Roman"/>
-        </w:rPr>
-        <w:t>：</w:t>
-      </w:r>
-      <w:r>
-        <w:rPr>
-          <w:rFonts w:hint="eastAsia" w:ascii="Times New Roman" w:hAnsi="Times New Roman" w:eastAsia="FangSong" w:cs="Times New Roman"/>
-        </w:rPr>
-        <w:t>顺式</w:t>
-      </w:r>
-      <w:r>
-        <w:rPr>
-          <w:rFonts w:hint="eastAsia" w:ascii="Times New Roman" w:hAnsi="Times New Roman" w:eastAsia="Times New Roman" w:cs="Times New Roman"/>
-        </w:rPr>
-        <w:t>(60.3°C)</w:t>
-      </w:r>
-      <w:r>
-        <w:rPr>
-          <w:rFonts w:ascii="Times New Roman" w:hAnsi="Times New Roman" w:eastAsia="Times New Roman" w:cs="Times New Roman"/>
-        </w:rPr>
-        <w:t xml:space="preserve"> &gt; </w:t>
-      </w:r>
-      <w:r>
-        <w:rPr>
-          <w:rFonts w:hint="eastAsia" w:ascii="Times New Roman" w:hAnsi="Times New Roman" w:eastAsia="FangSong" w:cs="Times New Roman"/>
-        </w:rPr>
-        <w:t>反式</w:t>
-      </w:r>
-      <w:r>
-        <w:rPr>
-          <w:rFonts w:hint="eastAsia" w:ascii="Times New Roman" w:hAnsi="Times New Roman" w:eastAsia="Times New Roman" w:cs="Times New Roman"/>
-        </w:rPr>
-        <w:t>(47.5°C)，</w:t>
-      </w:r>
-      <w:r>
-        <w:rPr>
-          <w:rFonts w:hint="eastAsia" w:ascii="Times New Roman" w:hAnsi="Times New Roman" w:eastAsia="FangSong" w:cs="Times New Roman"/>
-        </w:rPr>
-        <w:t>请解释原因</w:t>
-      </w:r>
-      <w:r>
-        <w:rPr>
-          <w:rFonts w:hint="eastAsia" w:ascii="Times New Roman" w:hAnsi="Times New Roman" w:eastAsia="Times New Roman" w:cs="Times New Roman"/>
-        </w:rPr>
-        <w:t>。</w:t>
+        <w:pict>
+          <v:rect style="width:0;height:1.5pt" o:hralign="center" o:hrstd="t" o:hr="t"/>
+        </w:pict>
       </w:r>
     </w:p>
+    <w:bookmarkEnd w:id="55"/>
+    <w:bookmarkEnd w:id="56"/>
+    <w:bookmarkStart w:id="57" w:name="参考答案"/>
     <w:p>
       <w:pPr>
-        <w:pStyle w:val="Compact"/>
-        <w:numPr>
-          <w:ilvl w:val="0"/>
-          <w:numId w:val="1031"/>
-        </w:numPr>
-      </w:pPr>
-      <w:r>
-        <w:rPr>
-          <w:rFonts w:hint="eastAsia" w:ascii="Times New Roman" w:hAnsi="Times New Roman" w:eastAsia="FangSong" w:cs="Times New Roman"/>
-        </w:rPr>
-        <w:t>对下列碳正离子按稳定性排序</w:t>
-      </w:r>
-      <w:r>
-        <w:rPr>
-          <w:rFonts w:hint="eastAsia" w:ascii="Times New Roman" w:hAnsi="Times New Roman" w:eastAsia="Times New Roman" w:cs="Times New Roman"/>
-        </w:rPr>
-        <w:t>，</w:t>
-      </w:r>
-      <w:r>
-        <w:rPr>
-          <w:rFonts w:hint="eastAsia" w:ascii="Times New Roman" w:hAnsi="Times New Roman" w:eastAsia="FangSong" w:cs="Times New Roman"/>
-        </w:rPr>
-        <w:t>并解释</w:t>
-      </w:r>
-      <w:r>
-        <w:rPr>
-          <w:rFonts w:hint="eastAsia" w:ascii="Times New Roman" w:hAnsi="Times New Roman" w:eastAsia="Times New Roman" w:cs="Times New Roman"/>
-        </w:rPr>
-        <w:t>：</w:t>
-      </w:r>
-      <w:r>
-        <w:rPr>
-          <w:rFonts w:ascii="Times New Roman" w:hAnsi="Times New Roman" w:eastAsia="Times New Roman" w:cs="Times New Roman"/>
-        </w:rPr>
-        <w:t xml:space="preserve"> </w:t>
-      </w:r>
-      <w:r>
-        <w:rPr>
-          <w:rFonts w:ascii="Times New Roman" w:hAnsi="Times New Roman" w:eastAsia="Times New Roman" w:cs="Times New Roman"/>
-        </w:rPr>
-        <w:t>(CH</w:t>
-      </w:r>
-      <w:r>
-        <w:rPr>
-          <w:rFonts w:ascii="Times New Roman" w:hAnsi="Times New Roman" w:eastAsia="Times New Roman" w:cs="Times New Roman"/>
-          <w:vertAlign w:val="subscript"/>
-        </w:rPr>
-        <w:t>3</w:t>
-      </w:r>
-      <w:r>
-        <w:rPr>
-          <w:rFonts w:ascii="Times New Roman" w:hAnsi="Times New Roman" w:eastAsia="Times New Roman" w:cs="Times New Roman"/>
-        </w:rPr>
-        <w:t>)</w:t>
-      </w:r>
-      <w:r>
-        <w:rPr>
-          <w:rFonts w:ascii="Times New Roman" w:hAnsi="Times New Roman" w:eastAsia="Times New Roman" w:cs="Times New Roman"/>
-          <w:vertAlign w:val="subscript"/>
-        </w:rPr>
-        <w:t>3</w:t>
-      </w:r>
-      <w:r>
-        <w:rPr>
-          <w:rFonts w:ascii="Times New Roman" w:hAnsi="Times New Roman" w:eastAsia="Times New Roman" w:cs="Times New Roman"/>
-        </w:rPr>
-        <w:t>C</w:t>
-      </w:r>
-      <w:r>
-        <w:rPr>
-          <w:rFonts w:ascii="Times New Roman" w:hAnsi="Times New Roman" w:eastAsia="Times New Roman" w:cs="Times New Roman"/>
-          <w:vertAlign w:val="superscript"/>
-        </w:rPr>
-        <w:t>+</w:t>
-      </w:r>
-      <w:r>
-        <w:rPr>
-          <w:rFonts w:ascii="Times New Roman" w:hAnsi="Times New Roman" w:eastAsia="Times New Roman" w:cs="Times New Roman"/>
-        </w:rPr>
-        <w:t>、CH</w:t>
-      </w:r>
-      <w:r>
-        <w:rPr>
-          <w:rFonts w:ascii="Times New Roman" w:hAnsi="Times New Roman" w:eastAsia="Times New Roman" w:cs="Times New Roman"/>
-          <w:vertAlign w:val="subscript"/>
-        </w:rPr>
-        <w:t>3</w:t>
-      </w:r>
-      <w:r>
-        <w:rPr>
-          <w:rFonts w:ascii="Times New Roman" w:hAnsi="Times New Roman" w:eastAsia="Times New Roman" w:cs="Times New Roman"/>
-        </w:rPr>
-        <w:t>CH</w:t>
-      </w:r>
-      <w:r>
-        <w:rPr>
-          <w:rFonts w:ascii="Times New Roman" w:hAnsi="Times New Roman" w:eastAsia="Times New Roman" w:cs="Times New Roman"/>
-          <w:vertAlign w:val="subscript"/>
-        </w:rPr>
-        <w:t>2</w:t>
-      </w:r>
-      <w:r>
-        <w:rPr>
-          <w:rFonts w:ascii="Times New Roman" w:hAnsi="Times New Roman" w:eastAsia="Times New Roman" w:cs="Times New Roman"/>
-          <w:vertAlign w:val="superscript"/>
-        </w:rPr>
-        <w:t>+</w:t>
-      </w:r>
-      <w:r>
-        <w:rPr>
-          <w:rFonts w:ascii="Times New Roman" w:hAnsi="Times New Roman" w:eastAsia="Times New Roman" w:cs="Times New Roman"/>
-        </w:rPr>
-        <w:t>、CH</w:t>
-      </w:r>
-      <w:r>
-        <w:rPr>
-          <w:rFonts w:ascii="Times New Roman" w:hAnsi="Times New Roman" w:eastAsia="Times New Roman" w:cs="Times New Roman"/>
-          <w:vertAlign w:val="subscript"/>
-        </w:rPr>
-        <w:t>3</w:t>
-      </w:r>
-      <w:r>
-        <w:rPr>
-          <w:rFonts w:ascii="Times New Roman" w:hAnsi="Times New Roman" w:eastAsia="Times New Roman" w:cs="Times New Roman"/>
-          <w:vertAlign w:val="superscript"/>
-        </w:rPr>
-        <w:t>+</w:t>
-      </w:r>
-      <w:r>
-        <w:rPr>
-          <w:rFonts w:ascii="Times New Roman" w:hAnsi="Times New Roman" w:eastAsia="Times New Roman" w:cs="Times New Roman"/>
-        </w:rPr>
-        <w:t>、(CH</w:t>
-      </w:r>
-      <w:r>
-        <w:rPr>
-          <w:rFonts w:ascii="Times New Roman" w:hAnsi="Times New Roman" w:eastAsia="Times New Roman" w:cs="Times New Roman"/>
-          <w:vertAlign w:val="subscript"/>
-        </w:rPr>
-        <w:t>3</w:t>
-      </w:r>
-      <w:r>
-        <w:rPr>
-          <w:rFonts w:ascii="Times New Roman" w:hAnsi="Times New Roman" w:eastAsia="Times New Roman" w:cs="Times New Roman"/>
-        </w:rPr>
-        <w:t>)</w:t>
-      </w:r>
-      <w:r>
-        <w:rPr>
-          <w:rFonts w:ascii="Times New Roman" w:hAnsi="Times New Roman" w:eastAsia="Times New Roman" w:cs="Times New Roman"/>
-          <w:vertAlign w:val="subscript"/>
-        </w:rPr>
-        <w:t>2</w:t>
-      </w:r>
-      <w:r>
-        <w:rPr>
-          <w:rFonts w:ascii="Times New Roman" w:hAnsi="Times New Roman" w:eastAsia="Times New Roman" w:cs="Times New Roman"/>
-        </w:rPr>
-        <w:t>CH</w:t>
-      </w:r>
-      <w:r>
-        <w:rPr>
-          <w:rFonts w:ascii="Times New Roman" w:hAnsi="Times New Roman" w:eastAsia="Times New Roman" w:cs="Times New Roman"/>
-          <w:vertAlign w:val="superscript"/>
-        </w:rPr>
-        <w:t>+</w:t>
-      </w:r>
-      <w:r>
-        <w:rPr>
-          <w:rFonts w:ascii="Times New Roman" w:hAnsi="Times New Roman" w:eastAsia="Times New Roman" w:cs="Times New Roman"/>
-        </w:rPr>
-        <w:t>、CH</w:t>
-      </w:r>
-      <w:r>
-        <w:rPr>
-          <w:rFonts w:ascii="Times New Roman" w:hAnsi="Times New Roman" w:eastAsia="Times New Roman" w:cs="Times New Roman"/>
-          <w:vertAlign w:val="subscript"/>
-        </w:rPr>
-        <w:t>2</w:t>
-      </w:r>
-      <w:r>
-        <w:rPr>
-          <w:rFonts w:ascii="Times New Roman" w:hAnsi="Times New Roman" w:eastAsia="Times New Roman" w:cs="Times New Roman"/>
-        </w:rPr>
-        <w:t>=CH-CH</w:t>
-      </w:r>
-      <w:r>
-        <w:rPr>
-          <w:rFonts w:ascii="Times New Roman" w:hAnsi="Times New Roman" w:eastAsia="Times New Roman" w:cs="Times New Roman"/>
-          <w:vertAlign w:val="subscript"/>
-        </w:rPr>
-        <w:t>2</w:t>
-      </w:r>
-      <w:r>
-        <w:rPr>
-          <w:rFonts w:ascii="Times New Roman" w:hAnsi="Times New Roman" w:eastAsia="Times New Roman" w:cs="Times New Roman"/>
-          <w:vertAlign w:val="superscript"/>
-        </w:rPr>
-        <w:t>+</w:t>
-      </w:r>
-    </w:p>
-    <w:bookmarkEnd w:id="51"/>
-    <w:bookmarkStart w:id="52" w:name="挑战"/>
-    <w:p>
-      <w:pPr>
-        <w:pStyle w:val="Heading3"/>
+        <w:pStyle w:val="Heading2"/>
         <w:spacing w:before="280" w:after="120"/>
       </w:pPr>
       <w:r>
         <w:rPr>
-          <w:rFonts w:ascii="Times New Roman" w:hAnsi="Times New Roman" w:eastAsia="Times New Roman" w:cs="Times New Roman"/>
-        </w:rPr>
-        <w:t xml:space="preserve">6.3 </w:t>
-      </w:r>
-      <w:r>
-        <w:rPr>
           <w:rFonts w:hint="eastAsia" w:ascii="Times New Roman" w:hAnsi="Times New Roman" w:eastAsia="SimHei" w:cs="Times New Roman"/>
         </w:rPr>
-        <w:t>挑战</w:t>
-      </w:r>
-      <w:r>
-        <w:rPr>
-          <w:rFonts w:hint="eastAsia" w:ascii="Times New Roman" w:hAnsi="Times New Roman" w:eastAsia="Times New Roman" w:cs="Times New Roman"/>
-        </w:rPr>
-        <w:t>（⭐⭐⭐⭐⭐）</w:t>
+        <w:t xml:space="preserve">参考答案</w:t>
       </w:r>
     </w:p>
     <w:p>
@@ -31378,45 +31567,105 @@
       </w:pPr>
       <w:r>
         <w:rPr>
-          <w:rFonts w:hint="eastAsia" w:ascii="Times New Roman" w:hAnsi="Times New Roman" w:eastAsia="Times New Roman" w:cs="Times New Roman"/>
-        </w:rPr>
-        <w:t>2,3,4-</w:t>
-      </w:r>
-      <w:r>
-        <w:rPr>
-          <w:rFonts w:hint="eastAsia" w:ascii="Times New Roman" w:hAnsi="Times New Roman" w:eastAsia="FangSong" w:cs="Times New Roman"/>
-        </w:rPr>
-        <w:t>三氯戊烷有多少种立体异构体</w:t>
-      </w:r>
-      <w:r>
-        <w:rPr>
-          <w:rFonts w:hint="eastAsia" w:ascii="Times New Roman" w:hAnsi="Times New Roman" w:eastAsia="Times New Roman" w:cs="Times New Roman"/>
-        </w:rPr>
-        <w:t>？（</w:t>
-      </w:r>
-      <w:r>
-        <w:rPr>
-          <w:rFonts w:hint="eastAsia" w:ascii="Times New Roman" w:hAnsi="Times New Roman" w:eastAsia="FangSong" w:cs="Times New Roman"/>
-        </w:rPr>
-        <w:t>提示</w:t>
-      </w:r>
-      <w:r>
-        <w:rPr>
-          <w:rFonts w:hint="eastAsia" w:ascii="Times New Roman" w:hAnsi="Times New Roman" w:eastAsia="Times New Roman" w:cs="Times New Roman"/>
-        </w:rPr>
-        <w:t>：</w:t>
-      </w:r>
-      <w:r>
-        <w:rPr>
-          <w:rFonts w:hint="eastAsia" w:ascii="Times New Roman" w:hAnsi="Times New Roman" w:eastAsia="FangSong" w:cs="Times New Roman"/>
-        </w:rPr>
-        <w:t>考虑内消旋体</w:t>
-      </w:r>
-      <w:r>
-        <w:rPr>
-          <w:rFonts w:hint="eastAsia" w:ascii="Times New Roman" w:hAnsi="Times New Roman" w:eastAsia="Times New Roman" w:cs="Times New Roman"/>
-        </w:rPr>
-        <w:t>）</w:t>
+          <w:rFonts w:hint="eastAsia" w:ascii="Times New Roman" w:hAnsi="Times New Roman" w:eastAsia="FangSong" w:cs="Times New Roman"/>
+        </w:rPr>
+        <w:t>正丁烷</w:t>
+      </w:r>
+      <w:r>
+        <w:rPr>
+          <w:rFonts w:hint="eastAsia" w:ascii="Times New Roman" w:hAnsi="Times New Roman" w:eastAsia="Times New Roman" w:cs="Times New Roman"/>
+        </w:rPr>
+        <w:t>（CH</w:t>
+      </w:r>
+      <w:r>
+        <w:rPr>
+          <w:rFonts w:hint="eastAsia" w:ascii="Times New Roman" w:hAnsi="Times New Roman" w:eastAsia="Times New Roman" w:cs="Times New Roman"/>
+          <w:vertAlign w:val="subscript"/>
+        </w:rPr>
+        <w:t>3</w:t>
+      </w:r>
+      <w:r>
+        <w:rPr>
+          <w:rFonts w:hint="eastAsia" w:ascii="Times New Roman" w:hAnsi="Times New Roman" w:eastAsia="Times New Roman" w:cs="Times New Roman"/>
+        </w:rPr>
+        <w:t>CH</w:t>
+      </w:r>
+      <w:r>
+        <w:rPr>
+          <w:rFonts w:hint="eastAsia" w:ascii="Times New Roman" w:hAnsi="Times New Roman" w:eastAsia="Times New Roman" w:cs="Times New Roman"/>
+          <w:vertAlign w:val="subscript"/>
+        </w:rPr>
+        <w:t>2</w:t>
+      </w:r>
+      <w:r>
+        <w:rPr>
+          <w:rFonts w:hint="eastAsia" w:ascii="Times New Roman" w:hAnsi="Times New Roman" w:eastAsia="Times New Roman" w:cs="Times New Roman"/>
+        </w:rPr>
+        <w:t>CH</w:t>
+      </w:r>
+      <w:r>
+        <w:rPr>
+          <w:rFonts w:hint="eastAsia" w:ascii="Times New Roman" w:hAnsi="Times New Roman" w:eastAsia="Times New Roman" w:cs="Times New Roman"/>
+          <w:vertAlign w:val="subscript"/>
+        </w:rPr>
+        <w:t>2</w:t>
+      </w:r>
+      <w:r>
+        <w:rPr>
+          <w:rFonts w:hint="eastAsia" w:ascii="Times New Roman" w:hAnsi="Times New Roman" w:eastAsia="Times New Roman" w:cs="Times New Roman"/>
+        </w:rPr>
+        <w:t>CH</w:t>
+      </w:r>
+      <w:r>
+        <w:rPr>
+          <w:rFonts w:hint="eastAsia" w:ascii="Times New Roman" w:hAnsi="Times New Roman" w:eastAsia="Times New Roman" w:cs="Times New Roman"/>
+          <w:vertAlign w:val="subscript"/>
+        </w:rPr>
+        <w:t>3</w:t>
+      </w:r>
+      <w:r>
+        <w:rPr>
+          <w:rFonts w:hint="eastAsia" w:ascii="Times New Roman" w:hAnsi="Times New Roman" w:eastAsia="Times New Roman" w:cs="Times New Roman"/>
+        </w:rPr>
+        <w:t>）、</w:t>
+      </w:r>
+      <w:r>
+        <w:rPr>
+          <w:rFonts w:hint="eastAsia" w:ascii="Times New Roman" w:hAnsi="Times New Roman" w:eastAsia="FangSong" w:cs="Times New Roman"/>
+        </w:rPr>
+        <w:t>异丁烷</w:t>
+      </w:r>
+      <w:r>
+        <w:rPr>
+          <w:rFonts w:hint="eastAsia" w:ascii="Times New Roman" w:hAnsi="Times New Roman" w:eastAsia="Times New Roman" w:cs="Times New Roman"/>
+        </w:rPr>
+        <w:t>（(CH</w:t>
+      </w:r>
+      <w:r>
+        <w:rPr>
+          <w:rFonts w:hint="eastAsia" w:ascii="Times New Roman" w:hAnsi="Times New Roman" w:eastAsia="Times New Roman" w:cs="Times New Roman"/>
+          <w:vertAlign w:val="subscript"/>
+        </w:rPr>
+        <w:t>3</w:t>
+      </w:r>
+      <w:r>
+        <w:rPr>
+          <w:rFonts w:hint="eastAsia" w:ascii="Times New Roman" w:hAnsi="Times New Roman" w:eastAsia="Times New Roman" w:cs="Times New Roman"/>
+        </w:rPr>
+        <w:t>)</w:t>
+      </w:r>
+      <w:r>
+        <w:rPr>
+          <w:rFonts w:hint="eastAsia" w:ascii="Times New Roman" w:hAnsi="Times New Roman" w:eastAsia="Times New Roman" w:cs="Times New Roman"/>
+          <w:vertAlign w:val="subscript"/>
+        </w:rPr>
+        <w:t>3</w:t>
+      </w:r>
+      <w:r>
+        <w:rPr>
+          <w:rFonts w:hint="eastAsia" w:ascii="Times New Roman" w:hAnsi="Times New Roman" w:eastAsia="Times New Roman" w:cs="Times New Roman"/>
+        </w:rPr>
+        <w:t>CH）</w:t>
       </w:r>
     </w:p>
     <w:p>
@@ -31429,21 +31678,15 @@
       </w:pPr>
       <w:r>
         <w:rPr>
-          <w:rFonts w:hint="eastAsia" w:ascii="Times New Roman" w:hAnsi="Times New Roman" w:eastAsia="FangSong" w:cs="Times New Roman"/>
-        </w:rPr>
-        <w:t>化合物</w:t>
-      </w:r>
-      <w:r>
-        <w:rPr>
-          <w:rFonts w:hint="eastAsia" w:ascii="Times New Roman" w:hAnsi="Times New Roman" w:eastAsia="Times New Roman" w:cs="Times New Roman"/>
-        </w:rPr>
-        <w:t>(A)</w:t>
-      </w:r>
-      <w:r>
-        <w:rPr>
-          <w:rFonts w:hint="eastAsia" w:ascii="Times New Roman" w:hAnsi="Times New Roman" w:eastAsia="FangSong" w:cs="Times New Roman"/>
-        </w:rPr>
-        <w:t>分子式</w:t>
+          <w:rFonts w:hint="eastAsia" w:ascii="Times New Roman" w:hAnsi="Times New Roman" w:eastAsia="Times New Roman" w:cs="Times New Roman"/>
+        </w:rPr>
+        <w:t>(a)</w:t>
+      </w:r>
+      <w:r>
+        <w:rPr>
+          <w:rFonts w:hint="eastAsia" w:ascii="Times New Roman" w:hAnsi="Times New Roman" w:eastAsia="FangSong" w:cs="Times New Roman"/>
+        </w:rPr>
+        <w:t>有手性</w:t>
       </w:r>
       <w:r>
         <w:rPr>
@@ -31455,27 +31698,13 @@
         <w:rPr>
           <w:rFonts w:hint="eastAsia" w:ascii="Times New Roman" w:hAnsi="Times New Roman" w:eastAsia="Times New Roman" w:cs="Times New Roman"/>
         </w:rPr>
-        <w:t>C</w:t>
-      </w:r>
-      <w:r>
-        <w:rPr>
-          <w:rFonts w:hint="eastAsia" w:ascii="Times New Roman" w:hAnsi="Times New Roman" w:eastAsia="Times New Roman" w:cs="Times New Roman"/>
-          <w:vertAlign w:val="subscript"/>
-        </w:rPr>
-        <w:t>8</w:t>
-      </w:r>
-      <w:r>
-        <w:rPr>
-          <w:rFonts w:hint="eastAsia" w:ascii="Times New Roman" w:hAnsi="Times New Roman" w:eastAsia="Times New Roman" w:cs="Times New Roman"/>
-        </w:rPr>
-        <w:t>H</w:t>
-      </w:r>
-      <w:r>
-        <w:rPr>
-          <w:rFonts w:hint="eastAsia" w:ascii="Times New Roman" w:hAnsi="Times New Roman" w:eastAsia="Times New Roman" w:cs="Times New Roman"/>
-          <w:vertAlign w:val="subscript"/>
-        </w:rPr>
-        <w:t>14</w:t>
+        <w:t>(b)</w:t>
+      </w:r>
+      <w:r>
+        <w:rPr>
+          <w:rFonts w:hint="eastAsia" w:ascii="Times New Roman" w:hAnsi="Times New Roman" w:eastAsia="FangSong" w:cs="Times New Roman"/>
+        </w:rPr>
+        <w:t>内消旋体</w:t>
       </w:r>
       <w:r>
         <w:rPr>
@@ -31487,51 +31716,7 @@
         <w:rPr>
           <w:rFonts w:hint="eastAsia" w:ascii="Times New Roman" w:hAnsi="Times New Roman" w:eastAsia="FangSong" w:cs="Times New Roman"/>
         </w:rPr>
-        <w:t>可使</w:t>
-      </w:r>
-      <w:r>
-        <w:rPr>
-          <w:rFonts w:hint="eastAsia" w:ascii="Times New Roman" w:hAnsi="Times New Roman" w:eastAsia="Times New Roman" w:cs="Times New Roman"/>
-        </w:rPr>
-        <w:t>Br</w:t>
-      </w:r>
-      <w:r>
-        <w:rPr>
-          <w:rFonts w:hint="eastAsia" w:ascii="Times New Roman" w:hAnsi="Times New Roman" w:eastAsia="Times New Roman" w:cs="Times New Roman"/>
-          <w:vertAlign w:val="subscript"/>
-        </w:rPr>
-        <w:t>2</w:t>
-      </w:r>
-      <w:r>
-        <w:rPr>
-          <w:rFonts w:hint="eastAsia" w:ascii="Times New Roman" w:hAnsi="Times New Roman" w:eastAsia="Times New Roman" w:cs="Times New Roman"/>
-        </w:rPr>
-        <w:t>/CCl</w:t>
-      </w:r>
-      <w:r>
-        <w:rPr>
-          <w:rFonts w:hint="eastAsia" w:ascii="Times New Roman" w:hAnsi="Times New Roman" w:eastAsia="Times New Roman" w:cs="Times New Roman"/>
-          <w:vertAlign w:val="subscript"/>
-        </w:rPr>
-        <w:t>4</w:t>
-      </w:r>
-      <w:r>
-        <w:rPr>
-          <w:rFonts w:hint="eastAsia" w:ascii="Times New Roman" w:hAnsi="Times New Roman" w:eastAsia="FangSong" w:cs="Times New Roman"/>
-        </w:rPr>
-        <w:t>褪色</w:t>
-      </w:r>
-      <w:r>
-        <w:rPr>
-          <w:rFonts w:hint="eastAsia" w:ascii="Times New Roman" w:hAnsi="Times New Roman" w:eastAsia="Times New Roman" w:cs="Times New Roman"/>
-        </w:rPr>
-        <w:t>，</w:t>
-      </w:r>
-      <w:r>
-        <w:rPr>
-          <w:rFonts w:hint="eastAsia" w:ascii="Times New Roman" w:hAnsi="Times New Roman" w:eastAsia="FangSong" w:cs="Times New Roman"/>
-        </w:rPr>
-        <w:t>催化加氢得</w:t>
+        <w:t>无手性</w:t>
       </w:r>
       <w:r>
         <w:rPr>
@@ -31543,130 +31728,31 @@
         <w:rPr>
           <w:rFonts w:hint="eastAsia" w:ascii="Times New Roman" w:hAnsi="Times New Roman" w:eastAsia="Times New Roman" w:cs="Times New Roman"/>
         </w:rPr>
-        <w:t>C</w:t>
-      </w:r>
-      <w:r>
-        <w:rPr>
-          <w:rFonts w:hint="eastAsia" w:ascii="Times New Roman" w:hAnsi="Times New Roman" w:eastAsia="Times New Roman" w:cs="Times New Roman"/>
-          <w:vertAlign w:val="subscript"/>
-        </w:rPr>
-        <w:t>8</w:t>
-      </w:r>
-      <w:r>
-        <w:rPr>
-          <w:rFonts w:hint="eastAsia" w:ascii="Times New Roman" w:hAnsi="Times New Roman" w:eastAsia="Times New Roman" w:cs="Times New Roman"/>
-        </w:rPr>
-        <w:t>H</w:t>
-      </w:r>
-      <w:r>
-        <w:rPr>
-          <w:rFonts w:hint="eastAsia" w:ascii="Times New Roman" w:hAnsi="Times New Roman" w:eastAsia="Times New Roman" w:cs="Times New Roman"/>
-          <w:vertAlign w:val="subscript"/>
-        </w:rPr>
-        <w:t>18</w:t>
-      </w:r>
-      <w:r>
-        <w:rPr>
-          <w:rFonts w:hint="eastAsia" w:ascii="Times New Roman" w:hAnsi="Times New Roman" w:eastAsia="Times New Roman" w:cs="Times New Roman"/>
-        </w:rPr>
-        <w:t>。A</w:t>
-      </w:r>
-      <w:r>
-        <w:rPr>
-          <w:rFonts w:hint="eastAsia" w:ascii="Times New Roman" w:hAnsi="Times New Roman" w:eastAsia="FangSong" w:cs="Times New Roman"/>
-        </w:rPr>
-        <w:t>有</w:t>
-      </w:r>
-      <w:r>
-        <w:rPr>
-          <w:rFonts w:hint="eastAsia" w:ascii="Times New Roman" w:hAnsi="Times New Roman" w:eastAsia="Times New Roman" w:cs="Times New Roman"/>
-        </w:rPr>
-        <w:t>6</w:t>
-      </w:r>
-      <w:r>
-        <w:rPr>
-          <w:rFonts w:hint="eastAsia" w:ascii="Times New Roman" w:hAnsi="Times New Roman" w:eastAsia="FangSong" w:cs="Times New Roman"/>
-        </w:rPr>
-        <w:t>种一氯代物</w:t>
-      </w:r>
-      <w:r>
-        <w:rPr>
-          <w:rFonts w:hint="eastAsia" w:ascii="Times New Roman" w:hAnsi="Times New Roman" w:eastAsia="Times New Roman" w:cs="Times New Roman"/>
-        </w:rPr>
-        <w:t>，</w:t>
-      </w:r>
-      <w:r>
-        <w:rPr>
-          <w:rFonts w:hint="eastAsia" w:ascii="Times New Roman" w:hAnsi="Times New Roman" w:eastAsia="FangSong" w:cs="Times New Roman"/>
-        </w:rPr>
-        <w:t>且</w:t>
-      </w:r>
-      <w:r>
-        <w:rPr>
-          <w:rFonts w:hint="eastAsia" w:ascii="Times New Roman" w:hAnsi="Times New Roman" w:eastAsia="Times New Roman" w:cs="Times New Roman"/>
-        </w:rPr>
-        <w:t>A</w:t>
-      </w:r>
-      <w:r>
-        <w:rPr>
-          <w:rFonts w:hint="eastAsia" w:ascii="Times New Roman" w:hAnsi="Times New Roman" w:eastAsia="FangSong" w:cs="Times New Roman"/>
-        </w:rPr>
-        <w:t>有顺反异构</w:t>
-      </w:r>
-      <w:r>
-        <w:rPr>
-          <w:rFonts w:hint="eastAsia" w:ascii="Times New Roman" w:hAnsi="Times New Roman" w:eastAsia="Times New Roman" w:cs="Times New Roman"/>
-        </w:rPr>
-        <w:t>。</w:t>
-      </w:r>
-      <w:r>
-        <w:rPr>
-          <w:rFonts w:hint="eastAsia" w:ascii="Times New Roman" w:hAnsi="Times New Roman" w:eastAsia="FangSong" w:cs="Times New Roman"/>
-        </w:rPr>
-        <w:t>推测</w:t>
-      </w:r>
-      <w:r>
-        <w:rPr>
-          <w:rFonts w:hint="eastAsia" w:ascii="Times New Roman" w:hAnsi="Times New Roman" w:eastAsia="Times New Roman" w:cs="Times New Roman"/>
-        </w:rPr>
-        <w:t>A</w:t>
-      </w:r>
-      <w:r>
-        <w:rPr>
-          <w:rFonts w:hint="eastAsia" w:ascii="Times New Roman" w:hAnsi="Times New Roman" w:eastAsia="FangSong" w:cs="Times New Roman"/>
-        </w:rPr>
-        <w:t>的可能结构</w:t>
-      </w:r>
-      <w:r>
-        <w:rPr>
-          <w:rFonts w:hint="eastAsia" w:ascii="Times New Roman" w:hAnsi="Times New Roman" w:eastAsia="Times New Roman" w:cs="Times New Roman"/>
-        </w:rPr>
-        <w:t>。</w:t>
-      </w:r>
-    </w:p>
-    <w:p>
-      <w:pPr>
-        <w:spacing w:before="160" w:after="80"/>
-      </w:pPr>
-      <w:r>
-        <w:pict>
-          <v:rect style="width:0;height:1.5pt" o:hralign="center" o:hrstd="t" o:hr="t"/>
-        </w:pict>
-      </w:r>
-    </w:p>
-    <w:bookmarkEnd w:id="52"/>
-    <w:bookmarkEnd w:id="53"/>
-    <w:bookmarkStart w:id="54" w:name="参考答案"/>
-    <w:p>
-      <w:pPr>
-        <w:pStyle w:val="Heading2"/>
-        <w:spacing w:before="280" w:after="120"/>
-      </w:pPr>
-      <w:r>
-        <w:rPr>
-          <w:rFonts w:hint="eastAsia" w:ascii="Times New Roman" w:hAnsi="Times New Roman" w:eastAsia="SimHei" w:cs="Times New Roman"/>
-        </w:rPr>
-        <w:t xml:space="preserve">参考答案</w:t>
+        <w:t>(c)</w:t>
+      </w:r>
+      <w:r>
+        <w:rPr>
+          <w:rFonts w:hint="eastAsia" w:ascii="Times New Roman" w:hAnsi="Times New Roman" w:eastAsia="FangSong" w:cs="Times New Roman"/>
+        </w:rPr>
+        <w:t>有手性</w:t>
+      </w:r>
+      <w:r>
+        <w:rPr>
+          <w:rFonts w:hint="eastAsia" w:ascii="Times New Roman" w:hAnsi="Times New Roman" w:eastAsia="Times New Roman" w:cs="Times New Roman"/>
+        </w:rPr>
+        <w:t>（</w:t>
+      </w:r>
+      <w:r>
+        <w:rPr>
+          <w:rFonts w:hint="eastAsia" w:ascii="Times New Roman" w:hAnsi="Times New Roman" w:eastAsia="FangSong" w:cs="Times New Roman"/>
+        </w:rPr>
+        <w:t>轴手性</w:t>
+      </w:r>
+      <w:r>
+        <w:rPr>
+          <w:rFonts w:hint="eastAsia" w:ascii="Times New Roman" w:hAnsi="Times New Roman" w:eastAsia="Times New Roman" w:cs="Times New Roman"/>
+        </w:rPr>
+        <w:t>）</w:t>
       </w:r>
     </w:p>
     <w:p>
@@ -31674,110 +31760,14 @@
         <w:pStyle w:val="Compact"/>
         <w:numPr>
           <w:ilvl w:val="0"/>
-          <w:numId w:val="1033"/>
+          <w:numId w:val="1032"/>
         </w:numPr>
       </w:pPr>
       <w:r>
         <w:rPr>
           <w:rFonts w:hint="eastAsia" w:ascii="Times New Roman" w:hAnsi="Times New Roman" w:eastAsia="FangSong" w:cs="Times New Roman"/>
         </w:rPr>
-        <w:t>正丁烷</w:t>
-      </w:r>
-      <w:r>
-        <w:rPr>
-          <w:rFonts w:hint="eastAsia" w:ascii="Times New Roman" w:hAnsi="Times New Roman" w:eastAsia="Times New Roman" w:cs="Times New Roman"/>
-        </w:rPr>
-        <w:t>（CH</w:t>
-      </w:r>
-      <w:r>
-        <w:rPr>
-          <w:rFonts w:hint="eastAsia" w:ascii="Times New Roman" w:hAnsi="Times New Roman" w:eastAsia="Times New Roman" w:cs="Times New Roman"/>
-          <w:vertAlign w:val="subscript"/>
-        </w:rPr>
-        <w:t>3</w:t>
-      </w:r>
-      <w:r>
-        <w:rPr>
-          <w:rFonts w:hint="eastAsia" w:ascii="Times New Roman" w:hAnsi="Times New Roman" w:eastAsia="Times New Roman" w:cs="Times New Roman"/>
-        </w:rPr>
-        <w:t>CH</w:t>
-      </w:r>
-      <w:r>
-        <w:rPr>
-          <w:rFonts w:hint="eastAsia" w:ascii="Times New Roman" w:hAnsi="Times New Roman" w:eastAsia="Times New Roman" w:cs="Times New Roman"/>
-          <w:vertAlign w:val="subscript"/>
-        </w:rPr>
-        <w:t>2</w:t>
-      </w:r>
-      <w:r>
-        <w:rPr>
-          <w:rFonts w:hint="eastAsia" w:ascii="Times New Roman" w:hAnsi="Times New Roman" w:eastAsia="Times New Roman" w:cs="Times New Roman"/>
-        </w:rPr>
-        <w:t>CH</w:t>
-      </w:r>
-      <w:r>
-        <w:rPr>
-          <w:rFonts w:hint="eastAsia" w:ascii="Times New Roman" w:hAnsi="Times New Roman" w:eastAsia="Times New Roman" w:cs="Times New Roman"/>
-          <w:vertAlign w:val="subscript"/>
-        </w:rPr>
-        <w:t>2</w:t>
-      </w:r>
-      <w:r>
-        <w:rPr>
-          <w:rFonts w:hint="eastAsia" w:ascii="Times New Roman" w:hAnsi="Times New Roman" w:eastAsia="Times New Roman" w:cs="Times New Roman"/>
-        </w:rPr>
-        <w:t>CH</w:t>
-      </w:r>
-      <w:r>
-        <w:rPr>
-          <w:rFonts w:hint="eastAsia" w:ascii="Times New Roman" w:hAnsi="Times New Roman" w:eastAsia="Times New Roman" w:cs="Times New Roman"/>
-          <w:vertAlign w:val="subscript"/>
-        </w:rPr>
-        <w:t>3</w:t>
-      </w:r>
-      <w:r>
-        <w:rPr>
-          <w:rFonts w:hint="eastAsia" w:ascii="Times New Roman" w:hAnsi="Times New Roman" w:eastAsia="Times New Roman" w:cs="Times New Roman"/>
-        </w:rPr>
-        <w:t>）、</w:t>
-      </w:r>
-      <w:r>
-        <w:rPr>
-          <w:rFonts w:hint="eastAsia" w:ascii="Times New Roman" w:hAnsi="Times New Roman" w:eastAsia="FangSong" w:cs="Times New Roman"/>
-        </w:rPr>
-        <w:t>异丁烷</w:t>
-      </w:r>
-      <w:r>
-        <w:rPr>
-          <w:rFonts w:hint="eastAsia" w:ascii="Times New Roman" w:hAnsi="Times New Roman" w:eastAsia="Times New Roman" w:cs="Times New Roman"/>
-        </w:rPr>
-        <w:t>（(CH</w:t>
-      </w:r>
-      <w:r>
-        <w:rPr>
-          <w:rFonts w:hint="eastAsia" w:ascii="Times New Roman" w:hAnsi="Times New Roman" w:eastAsia="Times New Roman" w:cs="Times New Roman"/>
-          <w:vertAlign w:val="subscript"/>
-        </w:rPr>
-        <w:t>3</w:t>
-      </w:r>
-      <w:r>
-        <w:rPr>
-          <w:rFonts w:hint="eastAsia" w:ascii="Times New Roman" w:hAnsi="Times New Roman" w:eastAsia="Times New Roman" w:cs="Times New Roman"/>
-        </w:rPr>
-        <w:t>)</w:t>
-      </w:r>
-      <w:r>
-        <w:rPr>
-          <w:rFonts w:hint="eastAsia" w:ascii="Times New Roman" w:hAnsi="Times New Roman" w:eastAsia="Times New Roman" w:cs="Times New Roman"/>
-          <w:vertAlign w:val="subscript"/>
-        </w:rPr>
-        <w:t>3</w:t>
-      </w:r>
-      <w:r>
-        <w:rPr>
-          <w:rFonts w:hint="eastAsia" w:ascii="Times New Roman" w:hAnsi="Times New Roman" w:eastAsia="Times New Roman" w:cs="Times New Roman"/>
-        </w:rPr>
-        <w:t>CH）</w:t>
+        <w:t xml:space="preserve">见键线式标准画法</w:t>
       </w:r>
     </w:p>
     <w:p>
@@ -31785,109 +31775,7 @@
         <w:pStyle w:val="Compact"/>
         <w:numPr>
           <w:ilvl w:val="0"/>
-          <w:numId w:val="1033"/>
-        </w:numPr>
-      </w:pPr>
-      <w:r>
-        <w:rPr>
-          <w:rFonts w:hint="eastAsia" w:ascii="Times New Roman" w:hAnsi="Times New Roman" w:eastAsia="Times New Roman" w:cs="Times New Roman"/>
-        </w:rPr>
-        <w:t>(a)</w:t>
-      </w:r>
-      <w:r>
-        <w:rPr>
-          <w:rFonts w:hint="eastAsia" w:ascii="Times New Roman" w:hAnsi="Times New Roman" w:eastAsia="FangSong" w:cs="Times New Roman"/>
-        </w:rPr>
-        <w:t>有手性</w:t>
-      </w:r>
-      <w:r>
-        <w:rPr>
-          <w:rFonts w:ascii="Times New Roman" w:hAnsi="Times New Roman" w:eastAsia="Times New Roman" w:cs="Times New Roman"/>
-        </w:rPr>
-        <w:t xml:space="preserve"> </w:t>
-      </w:r>
-      <w:r>
-        <w:rPr>
-          <w:rFonts w:hint="eastAsia" w:ascii="Times New Roman" w:hAnsi="Times New Roman" w:eastAsia="Times New Roman" w:cs="Times New Roman"/>
-        </w:rPr>
-        <w:t>(b)</w:t>
-      </w:r>
-      <w:r>
-        <w:rPr>
-          <w:rFonts w:hint="eastAsia" w:ascii="Times New Roman" w:hAnsi="Times New Roman" w:eastAsia="FangSong" w:cs="Times New Roman"/>
-        </w:rPr>
-        <w:t>内消旋体</w:t>
-      </w:r>
-      <w:r>
-        <w:rPr>
-          <w:rFonts w:hint="eastAsia" w:ascii="Times New Roman" w:hAnsi="Times New Roman" w:eastAsia="Times New Roman" w:cs="Times New Roman"/>
-        </w:rPr>
-        <w:t>，</w:t>
-      </w:r>
-      <w:r>
-        <w:rPr>
-          <w:rFonts w:hint="eastAsia" w:ascii="Times New Roman" w:hAnsi="Times New Roman" w:eastAsia="FangSong" w:cs="Times New Roman"/>
-        </w:rPr>
-        <w:t>无手性</w:t>
-      </w:r>
-      <w:r>
-        <w:rPr>
-          <w:rFonts w:ascii="Times New Roman" w:hAnsi="Times New Roman" w:eastAsia="Times New Roman" w:cs="Times New Roman"/>
-        </w:rPr>
-        <w:t xml:space="preserve"> </w:t>
-      </w:r>
-      <w:r>
-        <w:rPr>
-          <w:rFonts w:hint="eastAsia" w:ascii="Times New Roman" w:hAnsi="Times New Roman" w:eastAsia="Times New Roman" w:cs="Times New Roman"/>
-        </w:rPr>
-        <w:t>(c)</w:t>
-      </w:r>
-      <w:r>
-        <w:rPr>
-          <w:rFonts w:hint="eastAsia" w:ascii="Times New Roman" w:hAnsi="Times New Roman" w:eastAsia="FangSong" w:cs="Times New Roman"/>
-        </w:rPr>
-        <w:t>有手性</w:t>
-      </w:r>
-      <w:r>
-        <w:rPr>
-          <w:rFonts w:hint="eastAsia" w:ascii="Times New Roman" w:hAnsi="Times New Roman" w:eastAsia="Times New Roman" w:cs="Times New Roman"/>
-        </w:rPr>
-        <w:t>（</w:t>
-      </w:r>
-      <w:r>
-        <w:rPr>
-          <w:rFonts w:hint="eastAsia" w:ascii="Times New Roman" w:hAnsi="Times New Roman" w:eastAsia="FangSong" w:cs="Times New Roman"/>
-        </w:rPr>
-        <w:t>轴手性</w:t>
-      </w:r>
-      <w:r>
-        <w:rPr>
-          <w:rFonts w:hint="eastAsia" w:ascii="Times New Roman" w:hAnsi="Times New Roman" w:eastAsia="Times New Roman" w:cs="Times New Roman"/>
-        </w:rPr>
-        <w:t>）</w:t>
-      </w:r>
-    </w:p>
-    <w:p>
-      <w:pPr>
-        <w:pStyle w:val="Compact"/>
-        <w:numPr>
-          <w:ilvl w:val="0"/>
-          <w:numId w:val="1033"/>
-        </w:numPr>
-      </w:pPr>
-      <w:r>
-        <w:rPr>
-          <w:rFonts w:hint="eastAsia" w:ascii="Times New Roman" w:hAnsi="Times New Roman" w:eastAsia="FangSong" w:cs="Times New Roman"/>
-        </w:rPr>
-        <w:t xml:space="preserve">见键线式标准画法</w:t>
-      </w:r>
-    </w:p>
-    <w:p>
-      <w:pPr>
-        <w:pStyle w:val="Compact"/>
-        <w:numPr>
-          <w:ilvl w:val="0"/>
-          <w:numId w:val="1033"/>
+          <w:numId w:val="1032"/>
         </w:numPr>
       </w:pPr>
     </w:p>
@@ -31896,7 +31784,7 @@
         <w:pStyle w:val="Compact"/>
         <w:numPr>
           <w:ilvl w:val="1"/>
-          <w:numId w:val="1034"/>
+          <w:numId w:val="1033"/>
         </w:numPr>
       </w:pPr>
       <w:r>
@@ -31981,7 +31869,7 @@
         <w:pStyle w:val="Compact"/>
         <w:numPr>
           <w:ilvl w:val="1"/>
-          <w:numId w:val="1034"/>
+          <w:numId w:val="1033"/>
         </w:numPr>
       </w:pPr>
       <w:r>
@@ -32064,7 +31952,7 @@
         <w:pStyle w:val="Compact"/>
         <w:numPr>
           <w:ilvl w:val="0"/>
-          <w:numId w:val="1033"/>
+          <w:numId w:val="1032"/>
         </w:numPr>
       </w:pPr>
       <w:r>
@@ -32153,7 +32041,7 @@
         <w:pStyle w:val="Compact"/>
         <w:numPr>
           <w:ilvl w:val="0"/>
-          <w:numId w:val="1033"/>
+          <w:numId w:val="1032"/>
         </w:numPr>
       </w:pPr>
       <w:r>
@@ -32217,7 +32105,7 @@
         <w:pStyle w:val="Compact"/>
         <w:numPr>
           <w:ilvl w:val="0"/>
-          <w:numId w:val="1033"/>
+          <w:numId w:val="1032"/>
         </w:numPr>
       </w:pPr>
       <w:r>
@@ -32256,7 +32144,7 @@
         <w:pStyle w:val="Compact"/>
         <w:numPr>
           <w:ilvl w:val="0"/>
-          <w:numId w:val="1033"/>
+          <w:numId w:val="1032"/>
         </w:numPr>
       </w:pPr>
       <w:r>
@@ -32459,7 +32347,7 @@
         <w:pStyle w:val="Compact"/>
         <w:numPr>
           <w:ilvl w:val="0"/>
-          <w:numId w:val="1033"/>
+          <w:numId w:val="1032"/>
         </w:numPr>
       </w:pPr>
       <w:r>
@@ -32504,7 +32392,7 @@
         <w:pStyle w:val="Compact"/>
         <w:numPr>
           <w:ilvl w:val="0"/>
-          <w:numId w:val="1033"/>
+          <w:numId w:val="1032"/>
         </w:numPr>
       </w:pPr>
       <w:r>
@@ -32514,8 +32402,8 @@
         <w:t xml:space="preserve">可能为环辛烯或甲基环庚烯等</w:t>
       </w:r>
     </w:p>
-    <w:bookmarkEnd w:id="54"/>
-    <w:bookmarkEnd w:id="55"/>
+    <w:bookmarkEnd w:id="57"/>
+    <w:bookmarkEnd w:id="58"/>
     <w:sectPr>
       <w:footerReference w:type="default" r:id="rId10"/>
       <w:footnotePr>
@@ -33304,9 +33192,6 @@
     <w:abstractNumId w:val="991"/>
   </w:num>
   <w:num w:numId="1019">
-    <w:abstractNumId w:val="991"/>
-  </w:num>
-  <w:num w:numId="1020">
     <w:abstractNumId w:val="99411"/>
     <w:lvlOverride w:ilvl="0">
       <w:startOverride w:val="1"/>
@@ -33336,7 +33221,7 @@
       <w:startOverride w:val="1"/>
     </w:lvlOverride>
   </w:num>
-  <w:num w:numId="1021">
+  <w:num w:numId="1020">
     <w:abstractNumId w:val="99412"/>
     <w:lvlOverride w:ilvl="0">
       <w:startOverride w:val="2"/>
@@ -33366,13 +33251,13 @@
       <w:startOverride w:val="2"/>
     </w:lvlOverride>
   </w:num>
+  <w:num w:numId="1021">
+    <w:abstractNumId w:val="991"/>
+  </w:num>
   <w:num w:numId="1022">
     <w:abstractNumId w:val="991"/>
   </w:num>
   <w:num w:numId="1023">
-    <w:abstractNumId w:val="991"/>
-  </w:num>
-  <w:num w:numId="1024">
     <w:abstractNumId w:val="99412"/>
     <w:lvlOverride w:ilvl="0">
       <w:startOverride w:val="2"/>
@@ -33402,6 +33287,9 @@
       <w:startOverride w:val="2"/>
     </w:lvlOverride>
   </w:num>
+  <w:num w:numId="1024">
+    <w:abstractNumId w:val="991"/>
+  </w:num>
   <w:num w:numId="1025">
     <w:abstractNumId w:val="991"/>
   </w:num>
@@ -33412,9 +33300,6 @@
     <w:abstractNumId w:val="991"/>
   </w:num>
   <w:num w:numId="1028">
-    <w:abstractNumId w:val="991"/>
-  </w:num>
-  <w:num w:numId="1029">
     <w:abstractNumId w:val="99411"/>
     <w:lvlOverride w:ilvl="0">
       <w:startOverride w:val="1"/>
@@ -33444,7 +33329,7 @@
       <w:startOverride w:val="1"/>
     </w:lvlOverride>
   </w:num>
-  <w:num w:numId="1030">
+  <w:num w:numId="1029">
     <w:abstractNumId w:val="99731"/>
     <w:lvlOverride w:ilvl="0">
       <w:startOverride w:val="1"/>
@@ -33474,7 +33359,7 @@
       <w:startOverride w:val="1"/>
     </w:lvlOverride>
   </w:num>
-  <w:num w:numId="1031">
+  <w:num w:numId="1030">
     <w:abstractNumId w:val="99415"/>
     <w:lvlOverride w:ilvl="0">
       <w:startOverride w:val="5"/>
@@ -33504,7 +33389,7 @@
       <w:startOverride w:val="5"/>
     </w:lvlOverride>
   </w:num>
-  <w:num w:numId="1032">
+  <w:num w:numId="1031">
     <w:abstractNumId w:val="99419"/>
     <w:lvlOverride w:ilvl="0">
       <w:startOverride w:val="9"/>
@@ -33534,7 +33419,7 @@
       <w:startOverride w:val="9"/>
     </w:lvlOverride>
   </w:num>
-  <w:num w:numId="1033">
+  <w:num w:numId="1032">
     <w:abstractNumId w:val="99411"/>
     <w:lvlOverride w:ilvl="0">
       <w:startOverride w:val="1"/>
@@ -33564,7 +33449,7 @@
       <w:startOverride w:val="1"/>
     </w:lvlOverride>
   </w:num>
-  <w:num w:numId="1034">
+  <w:num w:numId="1033">
     <w:abstractNumId w:val="99731"/>
     <w:lvlOverride w:ilvl="0">
       <w:startOverride w:val="1"/>
